--- a/2025_Бақберген_Бауыржан.docx
+++ b/2025_Бақберген_Бауыржан.docx
@@ -20,7 +20,7 @@
           <w:szCs w:val="28"/>
         </w:rPr>
         <w:drawing>
-          <wp:anchor distT="0" distB="0" distL="114300" distR="114300" simplePos="0" relativeHeight="251659264" behindDoc="0" locked="0" layoutInCell="1" allowOverlap="1" wp14:anchorId="22ACBB3F" wp14:editId="5D021361">
+          <wp:anchor distT="0" distB="0" distL="114300" distR="114300" simplePos="0" relativeHeight="251659264" behindDoc="0" locked="0" layoutInCell="1" allowOverlap="1" wp14:anchorId="22ACBB3F" wp14:editId="5A5CD30E">
             <wp:simplePos x="0" y="0"/>
             <wp:positionH relativeFrom="column">
               <wp:posOffset>95852</wp:posOffset>
@@ -212,7 +212,7 @@
           <w:rFonts w:ascii="Times New Roman" w:hAnsi="Times New Roman" w:cs="Times New Roman"/>
           <w:sz w:val="28"/>
           <w:szCs w:val="28"/>
-          <w:lang w:val="en-US"/>
+          <w:lang w:val="kk-KZ"/>
         </w:rPr>
       </w:pPr>
     </w:p>
@@ -224,7 +224,7 @@
           <w:rFonts w:ascii="Times New Roman" w:hAnsi="Times New Roman" w:cs="Times New Roman"/>
           <w:sz w:val="28"/>
           <w:szCs w:val="28"/>
-          <w:lang w:val="en-US"/>
+          <w:lang w:val="kk-KZ"/>
         </w:rPr>
       </w:pPr>
     </w:p>
@@ -236,18 +236,49 @@
           <w:rFonts w:ascii="Times New Roman" w:hAnsi="Times New Roman" w:cs="Times New Roman"/>
           <w:sz w:val="28"/>
           <w:szCs w:val="28"/>
-          <w:lang w:val="en-US"/>
-        </w:rPr>
-      </w:pPr>
-      <w:r>
-        <w:rPr>
-          <w:rFonts w:ascii="Times New Roman" w:hAnsi="Times New Roman" w:cs="Times New Roman"/>
-          <w:sz w:val="28"/>
-          <w:szCs w:val="28"/>
-          <w:lang w:val="en-US"/>
-        </w:rPr>
-        <w:t>6B06102 – Computer Science</w:t>
-      </w:r>
+          <w:lang w:val="kk-KZ"/>
+        </w:rPr>
+      </w:pPr>
+      <w:r>
+        <w:rPr>
+          <w:rFonts w:ascii="Times New Roman" w:hAnsi="Times New Roman" w:cs="Times New Roman"/>
+          <w:sz w:val="28"/>
+          <w:szCs w:val="28"/>
+          <w:lang w:val="kk-KZ"/>
+        </w:rPr>
+        <w:t xml:space="preserve">6B06102 – </w:t>
+      </w:r>
+      <w:proofErr w:type="spellStart"/>
+      <w:r>
+        <w:rPr>
+          <w:rFonts w:ascii="Times New Roman" w:hAnsi="Times New Roman" w:cs="Times New Roman"/>
+          <w:sz w:val="28"/>
+          <w:szCs w:val="28"/>
+          <w:lang w:val="kk-KZ"/>
+        </w:rPr>
+        <w:t>Computer</w:t>
+      </w:r>
+      <w:proofErr w:type="spellEnd"/>
+      <w:r>
+        <w:rPr>
+          <w:rFonts w:ascii="Times New Roman" w:hAnsi="Times New Roman" w:cs="Times New Roman"/>
+          <w:sz w:val="28"/>
+          <w:szCs w:val="28"/>
+          <w:lang w:val="kk-KZ"/>
+        </w:rPr>
+        <w:t xml:space="preserve"> </w:t>
+      </w:r>
+      <w:proofErr w:type="spellStart"/>
+      <w:r>
+        <w:rPr>
+          <w:rFonts w:ascii="Times New Roman" w:hAnsi="Times New Roman" w:cs="Times New Roman"/>
+          <w:sz w:val="28"/>
+          <w:szCs w:val="28"/>
+          <w:lang w:val="kk-KZ"/>
+        </w:rPr>
+        <w:t>Science</w:t>
+      </w:r>
+      <w:proofErr w:type="spellEnd"/>
     </w:p>
     <w:p>
       <w:pPr>
@@ -256,7 +287,7 @@
           <w:rFonts w:ascii="Times New Roman" w:hAnsi="Times New Roman" w:cs="Times New Roman"/>
           <w:sz w:val="28"/>
           <w:szCs w:val="28"/>
-          <w:lang w:val="en-US"/>
+          <w:lang w:val="kk-KZ"/>
         </w:rPr>
       </w:pPr>
     </w:p>
@@ -267,7 +298,7 @@
           <w:rFonts w:ascii="Times New Roman" w:hAnsi="Times New Roman" w:cs="Times New Roman"/>
           <w:sz w:val="28"/>
           <w:szCs w:val="28"/>
-          <w:lang w:val="en-US"/>
+          <w:lang w:val="kk-KZ"/>
         </w:rPr>
       </w:pPr>
     </w:p>
@@ -278,7 +309,7 @@
           <w:rFonts w:ascii="Times New Roman" w:hAnsi="Times New Roman" w:cs="Times New Roman"/>
           <w:sz w:val="28"/>
           <w:szCs w:val="28"/>
-          <w:lang w:val="en-US"/>
+          <w:lang w:val="kk-KZ"/>
         </w:rPr>
       </w:pPr>
     </w:p>
@@ -289,7 +320,7 @@
           <w:rFonts w:ascii="Times New Roman" w:hAnsi="Times New Roman" w:cs="Times New Roman"/>
           <w:sz w:val="28"/>
           <w:szCs w:val="28"/>
-          <w:lang w:val="en-US"/>
+          <w:lang w:val="kk-KZ"/>
         </w:rPr>
       </w:pPr>
     </w:p>
@@ -300,7 +331,7 @@
           <w:rFonts w:ascii="Times New Roman" w:hAnsi="Times New Roman" w:cs="Times New Roman"/>
           <w:sz w:val="28"/>
           <w:szCs w:val="28"/>
-          <w:lang w:val="en-US"/>
+          <w:lang w:val="kk-KZ"/>
         </w:rPr>
       </w:pPr>
     </w:p>
@@ -311,7 +342,7 @@
           <w:rFonts w:ascii="Times New Roman" w:hAnsi="Times New Roman" w:cs="Times New Roman"/>
           <w:sz w:val="28"/>
           <w:szCs w:val="28"/>
-          <w:lang w:val="en-US"/>
+          <w:lang w:val="kk-KZ"/>
         </w:rPr>
       </w:pPr>
     </w:p>
@@ -322,7 +353,7 @@
           <w:rFonts w:ascii="Times New Roman" w:hAnsi="Times New Roman" w:cs="Times New Roman"/>
           <w:sz w:val="28"/>
           <w:szCs w:val="28"/>
-          <w:lang w:val="en-US"/>
+          <w:lang w:val="kk-KZ"/>
         </w:rPr>
       </w:pPr>
     </w:p>
@@ -333,7 +364,7 @@
           <w:rFonts w:ascii="Times New Roman" w:hAnsi="Times New Roman" w:cs="Times New Roman"/>
           <w:sz w:val="28"/>
           <w:szCs w:val="28"/>
-          <w:lang w:val="en-US"/>
+          <w:lang w:val="kk-KZ"/>
         </w:rPr>
       </w:pPr>
     </w:p>
@@ -344,7 +375,7 @@
           <w:rFonts w:ascii="Times New Roman" w:hAnsi="Times New Roman" w:cs="Times New Roman"/>
           <w:sz w:val="28"/>
           <w:szCs w:val="28"/>
-          <w:lang w:val="en-US"/>
+          <w:lang w:val="kk-KZ"/>
         </w:rPr>
       </w:pPr>
     </w:p>
@@ -355,7 +386,7 @@
           <w:rFonts w:ascii="Times New Roman" w:hAnsi="Times New Roman" w:cs="Times New Roman"/>
           <w:sz w:val="28"/>
           <w:szCs w:val="28"/>
-          <w:lang w:val="en-US"/>
+          <w:lang w:val="kk-KZ"/>
         </w:rPr>
       </w:pPr>
     </w:p>
@@ -366,7 +397,29 @@
           <w:rFonts w:ascii="Times New Roman" w:hAnsi="Times New Roman" w:cs="Times New Roman"/>
           <w:sz w:val="28"/>
           <w:szCs w:val="28"/>
-          <w:lang w:val="en-US"/>
+          <w:lang w:val="kk-KZ"/>
+        </w:rPr>
+      </w:pPr>
+    </w:p>
+    <w:p>
+      <w:pPr>
+        <w:spacing w:line="240" w:lineRule="auto"/>
+        <w:rPr>
+          <w:rFonts w:ascii="Times New Roman" w:hAnsi="Times New Roman" w:cs="Times New Roman"/>
+          <w:sz w:val="28"/>
+          <w:szCs w:val="28"/>
+          <w:lang w:val="kk-KZ"/>
+        </w:rPr>
+      </w:pPr>
+    </w:p>
+    <w:p>
+      <w:pPr>
+        <w:spacing w:line="240" w:lineRule="auto"/>
+        <w:rPr>
+          <w:rFonts w:ascii="Times New Roman" w:hAnsi="Times New Roman" w:cs="Times New Roman"/>
+          <w:sz w:val="28"/>
+          <w:szCs w:val="28"/>
+          <w:lang w:val="kk-KZ"/>
         </w:rPr>
       </w:pPr>
     </w:p>
@@ -378,7 +431,7 @@
           <w:rFonts w:ascii="Times New Roman" w:hAnsi="Times New Roman" w:cs="Times New Roman"/>
           <w:sz w:val="28"/>
           <w:szCs w:val="28"/>
-          <w:lang w:val="en-US"/>
+          <w:lang w:val="kk-KZ"/>
         </w:rPr>
       </w:pPr>
     </w:p>
@@ -390,7 +443,7 @@
           <w:rFonts w:ascii="Times New Roman" w:hAnsi="Times New Roman" w:cs="Times New Roman"/>
           <w:sz w:val="28"/>
           <w:szCs w:val="28"/>
-          <w:lang w:val="en-US"/>
+          <w:lang w:val="kk-KZ"/>
         </w:rPr>
       </w:pPr>
       <w:r>
@@ -407,7 +460,7 @@
           <w:rFonts w:ascii="Times New Roman" w:hAnsi="Times New Roman" w:cs="Times New Roman"/>
           <w:sz w:val="28"/>
           <w:szCs w:val="28"/>
-          <w:lang w:val="en-US"/>
+          <w:lang w:val="kk-KZ"/>
         </w:rPr>
         <w:t>– 2025</w:t>
       </w:r>
@@ -420,7 +473,7 @@
           <w:rFonts w:ascii="Times New Roman" w:hAnsi="Times New Roman" w:cs="Times New Roman"/>
           <w:sz w:val="28"/>
           <w:szCs w:val="28"/>
-          <w:lang w:val="en-US"/>
+          <w:lang w:val="kk-KZ"/>
         </w:rPr>
       </w:pPr>
     </w:p>
@@ -432,32 +485,6 @@
           <w:rFonts w:ascii="Times New Roman" w:hAnsi="Times New Roman" w:cs="Times New Roman"/>
           <w:sz w:val="28"/>
           <w:szCs w:val="28"/>
-          <w:lang w:val="en-US"/>
-        </w:rPr>
-      </w:pPr>
-    </w:p>
-    <w:p>
-      <w:pPr>
-        <w:spacing w:line="240" w:lineRule="auto"/>
-        <w:jc w:val="center"/>
-        <w:rPr>
-          <w:rFonts w:ascii="Times New Roman" w:hAnsi="Times New Roman" w:cs="Times New Roman"/>
-          <w:sz w:val="28"/>
-          <w:szCs w:val="28"/>
-          <w:lang w:val="en-US"/>
-        </w:rPr>
-      </w:pPr>
-    </w:p>
-    <w:p>
-      <w:pPr>
-        <w:spacing w:line="240" w:lineRule="auto"/>
-        <w:jc w:val="right"/>
-        <w:rPr>
-          <w:rFonts w:ascii="Times New Roman" w:hAnsi="Times New Roman" w:cs="Times New Roman"/>
-          <w:b/>
-          <w:bCs/>
-          <w:sz w:val="28"/>
-          <w:szCs w:val="28"/>
           <w:lang w:val="kk-KZ"/>
         </w:rPr>
       </w:pPr>
@@ -470,13 +497,13 @@
         </w:rPr>
         <w:lastRenderedPageBreak/>
         <w:drawing>
-          <wp:anchor distT="0" distB="0" distL="114300" distR="114300" simplePos="0" relativeHeight="251661312" behindDoc="0" locked="0" layoutInCell="1" allowOverlap="1" wp14:anchorId="3344F050" wp14:editId="614D2F05">
+          <wp:anchor distT="0" distB="0" distL="114300" distR="114300" simplePos="0" relativeHeight="251661312" behindDoc="0" locked="0" layoutInCell="1" allowOverlap="1" wp14:anchorId="3344F050" wp14:editId="22BD9BD3">
             <wp:simplePos x="0" y="0"/>
             <wp:positionH relativeFrom="column">
-              <wp:posOffset>27942</wp:posOffset>
+              <wp:posOffset>27940</wp:posOffset>
             </wp:positionH>
             <wp:positionV relativeFrom="paragraph">
-              <wp:posOffset>-821251</wp:posOffset>
+              <wp:posOffset>-666115</wp:posOffset>
             </wp:positionV>
             <wp:extent cx="5751094" cy="1469054"/>
             <wp:effectExtent l="0" t="0" r="0" b="4445"/>
@@ -533,11 +560,9 @@
     <w:p>
       <w:pPr>
         <w:spacing w:line="240" w:lineRule="auto"/>
-        <w:jc w:val="right"/>
-        <w:rPr>
-          <w:rFonts w:ascii="Times New Roman" w:hAnsi="Times New Roman" w:cs="Times New Roman"/>
-          <w:b/>
-          <w:bCs/>
+        <w:jc w:val="center"/>
+        <w:rPr>
+          <w:rFonts w:ascii="Times New Roman" w:hAnsi="Times New Roman" w:cs="Times New Roman"/>
           <w:sz w:val="28"/>
           <w:szCs w:val="28"/>
           <w:lang w:val="kk-KZ"/>
@@ -752,16 +777,7 @@
           <w:szCs w:val="28"/>
           <w:lang w:val="ru-RU"/>
         </w:rPr>
-        <w:t xml:space="preserve">“_____” ___________ 2025 </w:t>
-      </w:r>
-      <w:r>
-        <w:rPr>
-          <w:rFonts w:ascii="Times New Roman" w:eastAsia="Times New Roman" w:hAnsi="Times New Roman" w:cs="Times New Roman"/>
-          <w:sz w:val="28"/>
-          <w:szCs w:val="28"/>
-          <w:lang w:val="ru-RU"/>
-        </w:rPr>
-        <w:t>ж</w:t>
+        <w:t>“_____” ___________ 2025 ж</w:t>
       </w:r>
     </w:p>
     <w:p>
@@ -818,7 +834,7 @@
         <w:rPr>
           <w:sz w:val="28"/>
           <w:szCs w:val="28"/>
-          <w:lang w:val="en-US"/>
+          <w:lang w:val="ru-RU"/>
         </w:rPr>
       </w:pPr>
       <w:r>
@@ -903,7 +919,7 @@
                 <w:rFonts w:ascii="Times New Roman" w:eastAsia="Times New Roman" w:hAnsi="Times New Roman" w:cs="Times New Roman"/>
                 <w:sz w:val="28"/>
                 <w:szCs w:val="28"/>
-                <w:lang w:val="en-US"/>
+                <w:lang w:val="ru-RU"/>
               </w:rPr>
             </w:pPr>
             <w:proofErr w:type="spellStart"/>
@@ -1061,7 +1077,7 @@
                 <w:rFonts w:ascii="Times New Roman" w:eastAsia="Times New Roman" w:hAnsi="Times New Roman" w:cs="Times New Roman"/>
                 <w:sz w:val="28"/>
                 <w:szCs w:val="28"/>
-                <w:lang w:val="en-US"/>
+                <w:lang w:val="ru-RU"/>
               </w:rPr>
             </w:pPr>
             <w:r>
@@ -1145,7 +1161,7 @@
                 <w:rFonts w:ascii="Times New Roman" w:eastAsia="Times New Roman" w:hAnsi="Times New Roman" w:cs="Times New Roman"/>
                 <w:sz w:val="28"/>
                 <w:szCs w:val="28"/>
-                <w:lang w:val="en-US"/>
+                <w:lang w:val="ru-RU"/>
               </w:rPr>
             </w:pPr>
           </w:p>
@@ -1164,7 +1180,7 @@
                 <w:rFonts w:ascii="Times New Roman" w:eastAsia="Times New Roman" w:hAnsi="Times New Roman" w:cs="Times New Roman"/>
                 <w:sz w:val="28"/>
                 <w:szCs w:val="28"/>
-                <w:lang w:val="en-US"/>
+                <w:lang w:val="ru-RU"/>
               </w:rPr>
             </w:pPr>
           </w:p>
@@ -1183,7 +1199,7 @@
                 <w:rFonts w:ascii="Times New Roman" w:eastAsia="Times New Roman" w:hAnsi="Times New Roman" w:cs="Times New Roman"/>
                 <w:sz w:val="28"/>
                 <w:szCs w:val="28"/>
-                <w:lang w:val="en-US"/>
+                <w:lang w:val="ru-RU"/>
               </w:rPr>
             </w:pPr>
           </w:p>
@@ -1210,7 +1226,7 @@
                 <w:rFonts w:ascii="Times New Roman" w:eastAsia="Times New Roman" w:hAnsi="Times New Roman" w:cs="Times New Roman"/>
                 <w:sz w:val="28"/>
                 <w:szCs w:val="28"/>
-                <w:lang w:val="en-US"/>
+                <w:lang w:val="ru-RU"/>
               </w:rPr>
               <w:t xml:space="preserve">                                          </w:t>
             </w:r>
@@ -1249,7 +1265,7 @@
                 <w:rFonts w:ascii="Times New Roman" w:eastAsia="Times New Roman" w:hAnsi="Times New Roman" w:cs="Times New Roman"/>
                 <w:sz w:val="28"/>
                 <w:szCs w:val="28"/>
-                <w:lang w:val="en-US"/>
+                <w:lang w:val="ru-RU"/>
               </w:rPr>
             </w:pPr>
             <w:r>
@@ -1275,7 +1291,7 @@
                 <w:rFonts w:ascii="Times New Roman" w:eastAsia="Times New Roman" w:hAnsi="Times New Roman" w:cs="Times New Roman"/>
                 <w:sz w:val="28"/>
                 <w:szCs w:val="28"/>
-                <w:lang w:val="en-US"/>
+                <w:lang w:val="ru-RU"/>
               </w:rPr>
               <w:t>2025</w:t>
             </w:r>
@@ -1711,7 +1727,7 @@
         </w:rPr>
         <w:lastRenderedPageBreak/>
         <w:drawing>
-          <wp:anchor distT="0" distB="0" distL="114300" distR="114300" simplePos="0" relativeHeight="251663360" behindDoc="0" locked="0" layoutInCell="1" allowOverlap="1" wp14:anchorId="56CE6719" wp14:editId="09243634">
+          <wp:anchor distT="0" distB="0" distL="114300" distR="114300" simplePos="0" relativeHeight="251663360" behindDoc="0" locked="0" layoutInCell="1" allowOverlap="1" wp14:anchorId="56CE6719" wp14:editId="5BE2C4A5">
             <wp:simplePos x="0" y="0"/>
             <wp:positionH relativeFrom="column">
               <wp:posOffset>27118</wp:posOffset>
@@ -2017,25 +2033,7 @@
           <w:szCs w:val="28"/>
           <w:lang w:val="ru-RU"/>
         </w:rPr>
-        <w:t xml:space="preserve">_2025 </w:t>
-      </w:r>
-      <w:r>
-        <w:rPr>
-          <w:rFonts w:ascii="Times New Roman" w:eastAsia="Times New Roman" w:hAnsi="Times New Roman" w:cs="Times New Roman"/>
-          <w:sz w:val="28"/>
-          <w:szCs w:val="28"/>
-          <w:lang w:val="ru-RU"/>
-        </w:rPr>
-        <w:t>ж</w:t>
-      </w:r>
-      <w:r>
-        <w:rPr>
-          <w:rFonts w:ascii="Times New Roman" w:eastAsia="Times New Roman" w:hAnsi="Times New Roman" w:cs="Times New Roman"/>
-          <w:sz w:val="28"/>
-          <w:szCs w:val="28"/>
-          <w:lang w:val="ru-RU"/>
-        </w:rPr>
-        <w:t>.</w:t>
+        <w:t>_2025 ж.</w:t>
       </w:r>
     </w:p>
     <w:p>
@@ -2097,31 +2095,7 @@
           <w:szCs w:val="28"/>
           <w:lang w:val="ru-RU"/>
         </w:rPr>
-        <w:t xml:space="preserve"> </w:t>
-      </w:r>
-      <w:proofErr w:type="spellStart"/>
-      <w:r>
-        <w:rPr>
-          <w:rFonts w:ascii="Times New Roman" w:eastAsia="Times New Roman" w:hAnsi="Times New Roman" w:cs="Times New Roman"/>
-          <w:b/>
-          <w:bCs/>
-          <w:sz w:val="28"/>
-          <w:szCs w:val="28"/>
-          <w:lang w:val="ru-RU"/>
-        </w:rPr>
-        <w:t>жобаны</w:t>
-      </w:r>
-      <w:proofErr w:type="spellEnd"/>
-      <w:r>
-        <w:rPr>
-          <w:rFonts w:ascii="Times New Roman" w:eastAsia="Times New Roman" w:hAnsi="Times New Roman" w:cs="Times New Roman"/>
-          <w:b/>
-          <w:bCs/>
-          <w:sz w:val="28"/>
-          <w:szCs w:val="28"/>
-          <w:lang w:val="ru-RU"/>
-        </w:rPr>
-        <w:t xml:space="preserve"> </w:t>
+        <w:t xml:space="preserve"> жобаны </w:t>
       </w:r>
       <w:proofErr w:type="spellStart"/>
       <w:r>
@@ -2540,47 +2514,7 @@
           <w:szCs w:val="28"/>
           <w:lang w:val="kk-KZ"/>
         </w:rPr>
-        <w:t>А)</w:t>
-      </w:r>
-      <w:r>
-        <w:rPr>
-          <w:rFonts w:ascii="Times New Roman" w:eastAsia="Times New Roman" w:hAnsi="Times New Roman" w:cs="Times New Roman"/>
-          <w:i/>
-          <w:sz w:val="28"/>
-          <w:szCs w:val="28"/>
-          <w:lang w:val="kk-KZ"/>
-        </w:rPr>
-        <w:t xml:space="preserve"> Пәндік аймақтың анализі</w:t>
-      </w:r>
-      <w:r>
-        <w:rPr>
-          <w:rFonts w:ascii="Times New Roman" w:eastAsia="Times New Roman" w:hAnsi="Times New Roman" w:cs="Times New Roman"/>
-          <w:i/>
-          <w:sz w:val="28"/>
-          <w:szCs w:val="28"/>
-          <w:lang w:val="kk-KZ"/>
-        </w:rPr>
-        <w:t>,</w:t>
-      </w:r>
-      <w:r>
-        <w:rPr>
-          <w:rFonts w:ascii="Times New Roman" w:eastAsia="Times New Roman" w:hAnsi="Times New Roman" w:cs="Times New Roman"/>
-          <w:i/>
-          <w:sz w:val="28"/>
-          <w:szCs w:val="28"/>
-          <w:lang w:val="kk-KZ"/>
-        </w:rPr>
-        <w:t xml:space="preserve"> ұқсас жобалар анализі</w:t>
-      </w:r>
-      <w:r>
-        <w:rPr>
-          <w:rFonts w:ascii="Times New Roman" w:eastAsia="Times New Roman" w:hAnsi="Times New Roman" w:cs="Times New Roman"/>
-          <w:i/>
-          <w:sz w:val="28"/>
-          <w:szCs w:val="28"/>
-          <w:lang w:val="kk-KZ"/>
-        </w:rPr>
-        <w:t xml:space="preserve">; </w:t>
+        <w:t xml:space="preserve">А) Пәндік аймақтың анализі, ұқсас жобалар анализі; </w:t>
       </w:r>
     </w:p>
     <w:p>
@@ -2696,17 +2630,7 @@
           <w:szCs w:val="28"/>
           <w:lang w:val="ru-RU"/>
         </w:rPr>
-        <w:t>В)</w:t>
-      </w:r>
-      <w:r>
-        <w:rPr>
-          <w:rFonts w:ascii="Times New Roman" w:eastAsia="Times New Roman" w:hAnsi="Times New Roman" w:cs="Times New Roman"/>
-          <w:i/>
-          <w:sz w:val="28"/>
-          <w:szCs w:val="28"/>
-          <w:lang w:val="ru-RU"/>
-        </w:rPr>
-        <w:t xml:space="preserve"> </w:t>
+        <w:t xml:space="preserve">В) </w:t>
       </w:r>
       <w:proofErr w:type="spellStart"/>
       <w:r>
@@ -2786,7 +2710,7 @@
           <w:i/>
           <w:sz w:val="28"/>
           <w:szCs w:val="28"/>
-          <w:lang w:val="en-US"/>
+          <w:lang w:val="ru-RU"/>
         </w:rPr>
       </w:pPr>
       <w:r>
@@ -2929,17 +2853,7 @@
           <w:szCs w:val="28"/>
           <w:lang w:val="ru-RU"/>
         </w:rPr>
-        <w:t>;</w:t>
-      </w:r>
-      <w:r>
-        <w:rPr>
-          <w:rFonts w:ascii="Times New Roman" w:eastAsia="Times New Roman" w:hAnsi="Times New Roman" w:cs="Times New Roman"/>
-          <w:i/>
-          <w:sz w:val="28"/>
-          <w:szCs w:val="28"/>
-          <w:lang w:val="ru-RU"/>
-        </w:rPr>
-        <w:t xml:space="preserve"> </w:t>
+        <w:t xml:space="preserve">; </w:t>
       </w:r>
     </w:p>
     <w:p>
@@ -2972,7 +2886,7 @@
           <w:i/>
           <w:sz w:val="28"/>
           <w:szCs w:val="28"/>
-          <w:lang w:val="en-US"/>
+          <w:lang w:val="ru-RU"/>
         </w:rPr>
         <w:t xml:space="preserve">) </w:t>
       </w:r>
@@ -3006,39 +2920,37 @@
           <w:szCs w:val="28"/>
           <w:lang w:val="ru-RU"/>
         </w:rPr>
-        <w:t>есттілеу</w:t>
+        <w:t>естілеу</w:t>
+      </w:r>
+      <w:proofErr w:type="gramEnd"/>
+      <w:r>
+        <w:rPr>
+          <w:rFonts w:ascii="Times New Roman" w:eastAsia="Times New Roman" w:hAnsi="Times New Roman" w:cs="Times New Roman"/>
+          <w:i/>
+          <w:sz w:val="28"/>
+          <w:szCs w:val="28"/>
+          <w:lang w:val="ru-RU"/>
+        </w:rPr>
+        <w:t>,</w:t>
+      </w:r>
+      <w:r>
+        <w:rPr>
+          <w:rFonts w:ascii="Times New Roman" w:eastAsia="Times New Roman" w:hAnsi="Times New Roman" w:cs="Times New Roman"/>
+          <w:i/>
+          <w:sz w:val="28"/>
+          <w:szCs w:val="28"/>
+          <w:lang w:val="ru-RU"/>
+        </w:rPr>
+        <w:t>кітапханаларды</w:t>
       </w:r>
       <w:proofErr w:type="spellEnd"/>
-      <w:proofErr w:type="gramEnd"/>
       <w:r>
         <w:rPr>
           <w:rFonts w:ascii="Times New Roman" w:eastAsia="Times New Roman" w:hAnsi="Times New Roman" w:cs="Times New Roman"/>
           <w:i/>
           <w:sz w:val="28"/>
           <w:szCs w:val="28"/>
-          <w:lang w:val="en-US"/>
-        </w:rPr>
-        <w:t>,</w:t>
-      </w:r>
-      <w:proofErr w:type="spellStart"/>
-      <w:r>
-        <w:rPr>
-          <w:rFonts w:ascii="Times New Roman" w:eastAsia="Times New Roman" w:hAnsi="Times New Roman" w:cs="Times New Roman"/>
-          <w:i/>
-          <w:sz w:val="28"/>
-          <w:szCs w:val="28"/>
-          <w:lang w:val="ru-RU"/>
-        </w:rPr>
-        <w:t>кітапханаларды</w:t>
-      </w:r>
-      <w:proofErr w:type="spellEnd"/>
-      <w:r>
-        <w:rPr>
-          <w:rFonts w:ascii="Times New Roman" w:eastAsia="Times New Roman" w:hAnsi="Times New Roman" w:cs="Times New Roman"/>
-          <w:i/>
-          <w:sz w:val="28"/>
-          <w:szCs w:val="28"/>
-          <w:lang w:val="en-US"/>
+          <w:lang w:val="ru-RU"/>
         </w:rPr>
         <w:t xml:space="preserve"> </w:t>
       </w:r>
@@ -3061,7 +2973,7 @@
           <w:i/>
           <w:sz w:val="28"/>
           <w:szCs w:val="28"/>
-          <w:lang w:val="en-US"/>
+          <w:lang w:val="ru-RU"/>
         </w:rPr>
         <w:t>;</w:t>
       </w:r>
@@ -3103,7 +3015,7 @@
           <w:i/>
           <w:sz w:val="28"/>
           <w:szCs w:val="28"/>
-          <w:lang w:val="en-US"/>
+          <w:lang w:val="ru-RU"/>
         </w:rPr>
         <w:t>(</w:t>
       </w:r>
@@ -3124,7 +3036,7 @@
           <w:i/>
           <w:sz w:val="28"/>
           <w:szCs w:val="28"/>
-          <w:lang w:val="en-US"/>
+          <w:lang w:val="ru-RU"/>
         </w:rPr>
         <w:t>)</w:t>
       </w:r>
@@ -3144,7 +3056,7 @@
           <w:i/>
           <w:sz w:val="28"/>
           <w:szCs w:val="28"/>
-          <w:lang w:val="en-US"/>
+          <w:lang w:val="ru-RU"/>
         </w:rPr>
         <w:t>_13__</w:t>
       </w:r>
@@ -3155,7 +3067,7 @@
           <w:i/>
           <w:sz w:val="28"/>
           <w:szCs w:val="28"/>
-          <w:lang w:val="en-US"/>
+          <w:lang w:val="ru-RU"/>
         </w:rPr>
         <w:t xml:space="preserve">_ </w:t>
       </w:r>
@@ -3178,48 +3090,1896 @@
           <w:szCs w:val="28"/>
           <w:lang w:val="kk-KZ"/>
         </w:rPr>
-        <w:t xml:space="preserve"> берілген құжат түрінде ұсынылған. Ұсынылған негізгі әдебиеттер: __20__ пайдаланылған әдебиеттер тізімінен. </w:t>
-      </w:r>
-      <w:r>
-        <w:rPr>
-          <w:rFonts w:ascii="Times New Roman" w:eastAsia="Times New Roman" w:hAnsi="Times New Roman" w:cs="Times New Roman"/>
-          <w:i/>
-          <w:sz w:val="28"/>
-          <w:szCs w:val="28"/>
-          <w:lang w:val="kk-KZ"/>
-        </w:rPr>
-        <w:t>Ұсынылған негізгі әдебиеттер:</w:t>
-      </w:r>
-      <w:r>
-        <w:rPr>
-          <w:rFonts w:ascii="Times New Roman" w:eastAsia="Times New Roman" w:hAnsi="Times New Roman" w:cs="Times New Roman"/>
-          <w:i/>
-          <w:sz w:val="28"/>
-          <w:szCs w:val="28"/>
-          <w:lang w:val="kk-KZ"/>
+        <w:t xml:space="preserve"> берілген құжат түрінде ұсынылған. Ұсынылған негізгі әдебиеттер: __20__ пайдаланылған әдебиеттер тізімінен. Ұсынылған негізгі әдебиеттер: __20__ төленген әдебиеттер жүйесінен</w:t>
+      </w:r>
+    </w:p>
+    <w:p>
+      <w:pPr>
+        <w:jc w:val="center"/>
+        <w:rPr>
+          <w:rFonts w:ascii="Times New Roman" w:eastAsia="Calibri" w:hAnsi="Times New Roman" w:cs="Times New Roman"/>
+          <w:sz w:val="28"/>
+          <w:szCs w:val="28"/>
+          <w:lang w:val="kk-KZ"/>
+        </w:rPr>
+      </w:pPr>
+      <w:r>
+        <w:rPr>
+          <w:rFonts w:ascii="Times New Roman" w:eastAsia="Calibri" w:hAnsi="Times New Roman" w:cs="Times New Roman"/>
+          <w:sz w:val="28"/>
+          <w:szCs w:val="28"/>
+          <w:lang w:val="kk-KZ"/>
+        </w:rPr>
+        <w:lastRenderedPageBreak/>
+        <w:t>Дипломдық жобаны орындау</w:t>
+      </w:r>
+    </w:p>
+    <w:p>
+      <w:pPr>
+        <w:jc w:val="center"/>
+        <w:rPr>
+          <w:rFonts w:ascii="Times New Roman" w:eastAsia="Calibri" w:hAnsi="Times New Roman" w:cs="Times New Roman"/>
+          <w:sz w:val="28"/>
+          <w:szCs w:val="28"/>
+          <w:lang w:val="kk-KZ"/>
+        </w:rPr>
+      </w:pPr>
+      <w:r>
+        <w:rPr>
+          <w:rFonts w:ascii="Times New Roman" w:hAnsi="Times New Roman" w:cs="Times New Roman"/>
+          <w:b/>
+          <w:sz w:val="28"/>
+          <w:szCs w:val="28"/>
+          <w:lang w:val="ru-RU"/>
+        </w:rPr>
+        <w:t>К</w:t>
+      </w:r>
+      <w:r>
+        <w:rPr>
+          <w:rFonts w:ascii="Times New Roman" w:hAnsi="Times New Roman" w:cs="Times New Roman"/>
+          <w:b/>
+          <w:sz w:val="28"/>
+          <w:szCs w:val="28"/>
+          <w:lang w:val="kk-KZ"/>
+        </w:rPr>
+        <w:t>ЕСТЕСІ</w:t>
+      </w:r>
+    </w:p>
+    <w:p>
+      <w:pPr>
+        <w:pStyle w:val="NoSpacing"/>
+        <w:rPr>
+          <w:b w:val="0"/>
+          <w:lang w:val="ru-RU"/>
+        </w:rPr>
+      </w:pPr>
+    </w:p>
+    <w:tbl>
+      <w:tblPr>
+        <w:tblStyle w:val="TableGrid"/>
+        <w:tblW w:w="9493" w:type="dxa"/>
+        <w:tblLook w:val="04A0" w:firstRow="1" w:lastRow="0" w:firstColumn="1" w:lastColumn="0" w:noHBand="0" w:noVBand="1"/>
+      </w:tblPr>
+      <w:tblGrid>
+        <w:gridCol w:w="4460"/>
+        <w:gridCol w:w="3048"/>
+        <w:gridCol w:w="1985"/>
+      </w:tblGrid>
+      <w:tr>
+        <w:trPr>
+          <w:trHeight w:val="1094"/>
+        </w:trPr>
+        <w:tc>
+          <w:tcPr>
+            <w:tcW w:w="4460" w:type="dxa"/>
+            <w:vAlign w:val="center"/>
+          </w:tcPr>
+          <w:p>
+            <w:pPr>
+              <w:pStyle w:val="NoSpacing"/>
+              <w:rPr>
+                <w:bCs/>
+                <w:lang w:val="kk-KZ"/>
+              </w:rPr>
+            </w:pPr>
+            <w:proofErr w:type="spellStart"/>
+            <w:r>
+              <w:rPr>
+                <w:bCs/>
+                <w:lang w:val="ru-RU"/>
+              </w:rPr>
+              <w:t>Бөлімдердің</w:t>
+            </w:r>
+            <w:proofErr w:type="spellEnd"/>
+            <w:r>
+              <w:rPr>
+                <w:bCs/>
+                <w:lang w:val="ru-RU"/>
+              </w:rPr>
+              <w:t xml:space="preserve"> </w:t>
+            </w:r>
+            <w:proofErr w:type="spellStart"/>
+            <w:r>
+              <w:rPr>
+                <w:bCs/>
+                <w:lang w:val="ru-RU"/>
+              </w:rPr>
+              <w:t>атулары</w:t>
+            </w:r>
+            <w:proofErr w:type="spellEnd"/>
+            <w:r>
+              <w:rPr>
+                <w:bCs/>
+                <w:lang w:val="ru-RU"/>
+              </w:rPr>
+              <w:t xml:space="preserve">, </w:t>
+            </w:r>
+            <w:proofErr w:type="spellStart"/>
+            <w:r>
+              <w:rPr>
+                <w:bCs/>
+                <w:lang w:val="ru-RU"/>
+              </w:rPr>
+              <w:t>зерттелген</w:t>
+            </w:r>
+            <w:proofErr w:type="spellEnd"/>
+            <w:r>
+              <w:rPr>
+                <w:bCs/>
+                <w:lang w:val="ru-RU"/>
+              </w:rPr>
+              <w:t xml:space="preserve"> </w:t>
+            </w:r>
+            <w:proofErr w:type="spellStart"/>
+            <w:r>
+              <w:rPr>
+                <w:bCs/>
+                <w:lang w:val="ru-RU"/>
+              </w:rPr>
+              <w:t>мәселелердің</w:t>
+            </w:r>
+            <w:proofErr w:type="spellEnd"/>
+            <w:r>
+              <w:rPr>
+                <w:bCs/>
+                <w:lang w:val="ru-RU"/>
+              </w:rPr>
+              <w:t xml:space="preserve"> </w:t>
+            </w:r>
+            <w:proofErr w:type="spellStart"/>
+            <w:r>
+              <w:rPr>
+                <w:bCs/>
+                <w:lang w:val="ru-RU"/>
+              </w:rPr>
+              <w:t>тізімі</w:t>
+            </w:r>
+            <w:proofErr w:type="spellEnd"/>
+          </w:p>
+        </w:tc>
+        <w:tc>
+          <w:tcPr>
+            <w:tcW w:w="3048" w:type="dxa"/>
+            <w:vAlign w:val="center"/>
+          </w:tcPr>
+          <w:p>
+            <w:pPr>
+              <w:pStyle w:val="NoSpacing"/>
+              <w:rPr>
+                <w:bCs/>
+                <w:lang w:val="kk-KZ"/>
+              </w:rPr>
+            </w:pPr>
+            <w:r>
+              <w:rPr>
+                <w:bCs/>
+                <w:lang w:val="kk-KZ"/>
+              </w:rPr>
+              <w:t>Ғылыми жетекшіге және кеңесшілерге ұ</w:t>
+            </w:r>
+            <w:r>
+              <w:rPr>
+                <w:bCs/>
+                <w:lang w:val="kk-KZ"/>
+              </w:rPr>
+              <w:t>сыну мерзімі</w:t>
+            </w:r>
+          </w:p>
+        </w:tc>
+        <w:tc>
+          <w:tcPr>
+            <w:tcW w:w="1985" w:type="dxa"/>
+            <w:vAlign w:val="center"/>
+          </w:tcPr>
+          <w:p>
+            <w:pPr>
+              <w:pStyle w:val="NoSpacing"/>
+              <w:rPr>
+                <w:bCs/>
+                <w:lang w:val="kk-KZ"/>
+              </w:rPr>
+            </w:pPr>
+            <w:r>
+              <w:rPr>
+                <w:bCs/>
+                <w:lang w:val="kk-KZ"/>
+              </w:rPr>
+              <w:t>Ескерту</w:t>
+            </w:r>
+          </w:p>
+        </w:tc>
+      </w:tr>
+      <w:tr>
+        <w:trPr>
+          <w:trHeight w:val="590"/>
+        </w:trPr>
+        <w:tc>
+          <w:tcPr>
+            <w:tcW w:w="4460" w:type="dxa"/>
+          </w:tcPr>
+          <w:p>
+            <w:pPr>
+              <w:pStyle w:val="NoSpacing"/>
+              <w:tabs>
+                <w:tab w:val="left" w:pos="405"/>
+                <w:tab w:val="left" w:pos="1206"/>
+              </w:tabs>
+              <w:jc w:val="left"/>
+              <w:rPr>
+                <w:b w:val="0"/>
+                <w:bCs/>
+                <w:lang w:val="kk-KZ"/>
+              </w:rPr>
+            </w:pPr>
+            <w:r>
+              <w:rPr>
+                <w:b w:val="0"/>
+                <w:lang w:val="en-KZ"/>
+              </w:rPr>
+              <w:t>1.</w:t>
+            </w:r>
+            <w:r>
+              <w:rPr>
+                <w:b w:val="0"/>
+                <w:lang w:val="en-KZ"/>
+              </w:rPr>
+              <w:t>Дипломдық жобаға</w:t>
+            </w:r>
+            <w:r>
+              <w:rPr>
+                <w:b w:val="0"/>
+                <w:lang w:val="en-KZ"/>
+              </w:rPr>
+              <w:t xml:space="preserve"> </w:t>
+            </w:r>
+            <w:r>
+              <w:rPr>
+                <w:b w:val="0"/>
+                <w:lang w:val="en-KZ"/>
+              </w:rPr>
+              <w:t>қатысты ақпарат кө</w:t>
+            </w:r>
+            <w:proofErr w:type="spellStart"/>
+            <w:r>
+              <w:rPr>
+                <w:b w:val="0"/>
+                <w:lang w:val="kk-KZ"/>
+              </w:rPr>
+              <w:t>здерін</w:t>
+            </w:r>
+            <w:proofErr w:type="spellEnd"/>
+            <w:r>
+              <w:rPr>
+                <w:b w:val="0"/>
+                <w:lang w:val="kk-KZ"/>
+              </w:rPr>
+              <w:t xml:space="preserve"> зерттеу</w:t>
+            </w:r>
+          </w:p>
+        </w:tc>
+        <w:tc>
+          <w:tcPr>
+            <w:tcW w:w="3048" w:type="dxa"/>
+          </w:tcPr>
+          <w:p>
+            <w:pPr>
+              <w:pStyle w:val="NoSpacing"/>
+              <w:rPr>
+                <w:b w:val="0"/>
+                <w:bCs/>
+                <w:lang w:val="en-KZ"/>
+              </w:rPr>
+            </w:pPr>
+          </w:p>
+        </w:tc>
+        <w:tc>
+          <w:tcPr>
+            <w:tcW w:w="1985" w:type="dxa"/>
+          </w:tcPr>
+          <w:p>
+            <w:pPr>
+              <w:pStyle w:val="NoSpacing"/>
+              <w:rPr>
+                <w:b w:val="0"/>
+                <w:bCs/>
+                <w:lang w:val="kk-KZ"/>
+              </w:rPr>
+            </w:pPr>
+            <w:r>
+              <w:rPr>
+                <w:b w:val="0"/>
+                <w:bCs/>
+                <w:lang w:val="kk-KZ"/>
+              </w:rPr>
+              <w:t>Орындалды</w:t>
+            </w:r>
+            <w:r>
+              <w:rPr>
+                <w:b w:val="0"/>
+                <w:bCs/>
+                <w:lang w:val="kk-KZ"/>
+              </w:rPr>
+              <w:t xml:space="preserve"> </w:t>
+            </w:r>
+          </w:p>
+        </w:tc>
+      </w:tr>
+      <w:tr>
+        <w:trPr>
+          <w:trHeight w:val="607"/>
+        </w:trPr>
+        <w:tc>
+          <w:tcPr>
+            <w:tcW w:w="4460" w:type="dxa"/>
+          </w:tcPr>
+          <w:p>
+            <w:pPr>
+              <w:pStyle w:val="NoSpacing"/>
+              <w:tabs>
+                <w:tab w:val="left" w:pos="1641"/>
+              </w:tabs>
+              <w:jc w:val="left"/>
+              <w:rPr>
+                <w:b w:val="0"/>
+              </w:rPr>
+            </w:pPr>
+            <w:r>
+              <w:rPr>
+                <w:b w:val="0"/>
+              </w:rPr>
+              <w:t>2</w:t>
+            </w:r>
+            <w:r>
+              <w:rPr>
+                <w:b w:val="0"/>
+              </w:rPr>
+              <w:t>. </w:t>
+            </w:r>
+            <w:r>
+              <w:rPr>
+                <w:b w:val="0"/>
+                <w:lang w:val="kk-KZ"/>
+              </w:rPr>
+              <w:t>Бағдарламалау технологиясын талдау</w:t>
+            </w:r>
+            <w:r>
+              <w:rPr>
+                <w:b w:val="0"/>
+              </w:rPr>
+              <w:tab/>
+            </w:r>
+          </w:p>
+        </w:tc>
+        <w:tc>
+          <w:tcPr>
+            <w:tcW w:w="3048" w:type="dxa"/>
+          </w:tcPr>
+          <w:p>
+            <w:pPr>
+              <w:pStyle w:val="NoSpacing"/>
+              <w:rPr>
+                <w:b w:val="0"/>
+                <w:bCs/>
+              </w:rPr>
+            </w:pPr>
+          </w:p>
+        </w:tc>
+        <w:tc>
+          <w:tcPr>
+            <w:tcW w:w="1985" w:type="dxa"/>
+          </w:tcPr>
+          <w:p>
+            <w:pPr>
+              <w:pStyle w:val="NoSpacing"/>
+              <w:rPr>
+                <w:b w:val="0"/>
+                <w:bCs/>
+                <w:lang w:val="kk-KZ"/>
+              </w:rPr>
+            </w:pPr>
+            <w:r>
+              <w:rPr>
+                <w:b w:val="0"/>
+                <w:bCs/>
+                <w:lang w:val="kk-KZ"/>
+              </w:rPr>
+              <w:t>Орындалды</w:t>
+            </w:r>
+          </w:p>
+        </w:tc>
+      </w:tr>
+      <w:tr>
+        <w:trPr>
+          <w:trHeight w:val="590"/>
+        </w:trPr>
+        <w:tc>
+          <w:tcPr>
+            <w:tcW w:w="4460" w:type="dxa"/>
+          </w:tcPr>
+          <w:p>
+            <w:pPr>
+              <w:pStyle w:val="NoSpacing"/>
+              <w:tabs>
+                <w:tab w:val="left" w:pos="1390"/>
+              </w:tabs>
+              <w:jc w:val="left"/>
+              <w:rPr>
+                <w:b w:val="0"/>
+              </w:rPr>
+            </w:pPr>
+            <w:r>
+              <w:rPr>
+                <w:b w:val="0"/>
+              </w:rPr>
+              <w:t>3</w:t>
+            </w:r>
+            <w:r>
+              <w:rPr>
+                <w:b w:val="0"/>
+                <w:lang w:val="kk-KZ"/>
+              </w:rPr>
+              <w:t>.</w:t>
+            </w:r>
+            <w:r>
+              <w:rPr>
+                <w:b w:val="0"/>
+                <w:lang w:val="kk-KZ"/>
+              </w:rPr>
+              <w:t> </w:t>
+            </w:r>
+            <w:r>
+              <w:rPr>
+                <w:b w:val="0"/>
+                <w:lang w:val="kk-KZ"/>
+              </w:rPr>
+              <w:t>Мәліметтер базасымен жұмыс жасау</w:t>
+            </w:r>
+            <w:r>
+              <w:rPr>
+                <w:b w:val="0"/>
+                <w:lang w:val="kk-KZ"/>
+              </w:rPr>
+              <w:tab/>
+            </w:r>
+          </w:p>
+        </w:tc>
+        <w:tc>
+          <w:tcPr>
+            <w:tcW w:w="3048" w:type="dxa"/>
+          </w:tcPr>
+          <w:p>
+            <w:pPr>
+              <w:pStyle w:val="NoSpacing"/>
+              <w:rPr>
+                <w:b w:val="0"/>
+                <w:bCs/>
+              </w:rPr>
+            </w:pPr>
+          </w:p>
+        </w:tc>
+        <w:tc>
+          <w:tcPr>
+            <w:tcW w:w="1985" w:type="dxa"/>
+          </w:tcPr>
+          <w:p>
+            <w:pPr>
+              <w:pStyle w:val="NoSpacing"/>
+              <w:rPr>
+                <w:b w:val="0"/>
+                <w:bCs/>
+                <w:lang w:val="kk-KZ"/>
+              </w:rPr>
+            </w:pPr>
+            <w:r>
+              <w:rPr>
+                <w:b w:val="0"/>
+                <w:bCs/>
+                <w:lang w:val="kk-KZ"/>
+              </w:rPr>
+              <w:t>Орындалды</w:t>
+            </w:r>
+          </w:p>
+        </w:tc>
+      </w:tr>
+      <w:tr>
+        <w:trPr>
+          <w:trHeight w:val="590"/>
+        </w:trPr>
+        <w:tc>
+          <w:tcPr>
+            <w:tcW w:w="4460" w:type="dxa"/>
+          </w:tcPr>
+          <w:p>
+            <w:pPr>
+              <w:pStyle w:val="NoSpacing"/>
+              <w:jc w:val="left"/>
+              <w:rPr>
+                <w:b w:val="0"/>
+                <w:lang w:val="en-KZ"/>
+              </w:rPr>
+            </w:pPr>
+            <w:r>
+              <w:rPr>
+                <w:b w:val="0"/>
+                <w:lang w:val="en-KZ"/>
+              </w:rPr>
+              <w:t>4. </w:t>
+            </w:r>
+            <w:r>
+              <w:rPr>
+                <w:b w:val="0"/>
+                <w:lang w:val="kk-KZ"/>
+              </w:rPr>
+              <w:t>Өзара жұмыс жасау логикасын қамтамасыз ету</w:t>
+            </w:r>
+            <w:r>
+              <w:rPr>
+                <w:b w:val="0"/>
+                <w:lang w:val="en-KZ"/>
+              </w:rPr>
+              <w:t xml:space="preserve"> </w:t>
+            </w:r>
+          </w:p>
+        </w:tc>
+        <w:tc>
+          <w:tcPr>
+            <w:tcW w:w="3048" w:type="dxa"/>
+          </w:tcPr>
+          <w:p>
+            <w:pPr>
+              <w:pStyle w:val="NoSpacing"/>
+              <w:rPr>
+                <w:b w:val="0"/>
+                <w:bCs/>
+                <w:lang w:val="en-KZ"/>
+              </w:rPr>
+            </w:pPr>
+          </w:p>
+        </w:tc>
+        <w:tc>
+          <w:tcPr>
+            <w:tcW w:w="1985" w:type="dxa"/>
+          </w:tcPr>
+          <w:p>
+            <w:pPr>
+              <w:pStyle w:val="NoSpacing"/>
+              <w:rPr>
+                <w:b w:val="0"/>
+                <w:bCs/>
+                <w:lang w:val="kk-KZ"/>
+              </w:rPr>
+            </w:pPr>
+            <w:r>
+              <w:rPr>
+                <w:b w:val="0"/>
+                <w:bCs/>
+                <w:lang w:val="kk-KZ"/>
+              </w:rPr>
+              <w:t>Орындалды</w:t>
+            </w:r>
+          </w:p>
+        </w:tc>
+      </w:tr>
+      <w:tr>
+        <w:trPr>
+          <w:trHeight w:val="590"/>
+        </w:trPr>
+        <w:tc>
+          <w:tcPr>
+            <w:tcW w:w="4460" w:type="dxa"/>
+          </w:tcPr>
+          <w:p>
+            <w:pPr>
+              <w:pStyle w:val="NoSpacing"/>
+              <w:jc w:val="left"/>
+              <w:rPr>
+                <w:b w:val="0"/>
+                <w:lang w:val="kk-KZ"/>
+              </w:rPr>
+            </w:pPr>
+            <w:r>
+              <w:rPr>
+                <w:b w:val="0"/>
+              </w:rPr>
+              <w:t>5.</w:t>
+            </w:r>
+            <w:r>
+              <w:t xml:space="preserve"> </w:t>
+            </w:r>
+            <w:r>
+              <w:rPr>
+                <w:b w:val="0"/>
+                <w:lang w:val="kk-KZ"/>
+              </w:rPr>
+              <w:t>Тестілеу және өңдеу</w:t>
+            </w:r>
+          </w:p>
+        </w:tc>
+        <w:tc>
+          <w:tcPr>
+            <w:tcW w:w="3048" w:type="dxa"/>
+          </w:tcPr>
+          <w:p>
+            <w:pPr>
+              <w:pStyle w:val="NoSpacing"/>
+              <w:rPr>
+                <w:b w:val="0"/>
+                <w:bCs/>
+              </w:rPr>
+            </w:pPr>
+          </w:p>
+        </w:tc>
+        <w:tc>
+          <w:tcPr>
+            <w:tcW w:w="1985" w:type="dxa"/>
+          </w:tcPr>
+          <w:p>
+            <w:pPr>
+              <w:pStyle w:val="NoSpacing"/>
+              <w:rPr>
+                <w:b w:val="0"/>
+                <w:bCs/>
+                <w:lang w:val="kk-KZ"/>
+              </w:rPr>
+            </w:pPr>
+            <w:r>
+              <w:rPr>
+                <w:b w:val="0"/>
+                <w:bCs/>
+                <w:lang w:val="kk-KZ"/>
+              </w:rPr>
+              <w:t>Орындалды</w:t>
+            </w:r>
+          </w:p>
+        </w:tc>
+      </w:tr>
+      <w:tr>
+        <w:trPr>
+          <w:trHeight w:val="590"/>
+        </w:trPr>
+        <w:tc>
+          <w:tcPr>
+            <w:tcW w:w="4460" w:type="dxa"/>
+          </w:tcPr>
+          <w:p>
+            <w:pPr>
+              <w:pStyle w:val="NoSpacing"/>
+              <w:jc w:val="left"/>
+              <w:rPr>
+                <w:b w:val="0"/>
+                <w:lang w:val="en-KZ"/>
+              </w:rPr>
+            </w:pPr>
+            <w:r>
+              <w:rPr>
+                <w:b w:val="0"/>
+                <w:lang w:val="en-KZ"/>
+              </w:rPr>
+              <w:t>6.</w:t>
+            </w:r>
+            <w:r>
+              <w:rPr>
+                <w:b w:val="0"/>
+                <w:lang w:val="en-KZ"/>
+              </w:rPr>
+              <w:t xml:space="preserve"> Дипломдық жұмысқа түсіндірме жазбасын жазу</w:t>
+            </w:r>
+            <w:r>
+              <w:rPr>
+                <w:b w:val="0"/>
+                <w:lang w:val="en-KZ"/>
+              </w:rPr>
+              <w:t xml:space="preserve"> </w:t>
+            </w:r>
+          </w:p>
+        </w:tc>
+        <w:tc>
+          <w:tcPr>
+            <w:tcW w:w="3048" w:type="dxa"/>
+          </w:tcPr>
+          <w:p>
+            <w:pPr>
+              <w:pStyle w:val="NoSpacing"/>
+              <w:rPr>
+                <w:b w:val="0"/>
+                <w:bCs/>
+                <w:lang w:val="en-KZ"/>
+              </w:rPr>
+            </w:pPr>
+          </w:p>
+        </w:tc>
+        <w:tc>
+          <w:tcPr>
+            <w:tcW w:w="1985" w:type="dxa"/>
+          </w:tcPr>
+          <w:p>
+            <w:pPr>
+              <w:pStyle w:val="NoSpacing"/>
+              <w:rPr>
+                <w:b w:val="0"/>
+                <w:bCs/>
+                <w:lang w:val="kk-KZ"/>
+              </w:rPr>
+            </w:pPr>
+            <w:r>
+              <w:rPr>
+                <w:b w:val="0"/>
+                <w:bCs/>
+                <w:lang w:val="kk-KZ"/>
+              </w:rPr>
+              <w:t>Орындалды</w:t>
+            </w:r>
+          </w:p>
+        </w:tc>
+      </w:tr>
+    </w:tbl>
+    <w:p>
+      <w:pPr>
+        <w:pStyle w:val="BodyText"/>
+        <w:jc w:val="center"/>
+        <w:rPr>
+          <w:sz w:val="28"/>
+          <w:szCs w:val="28"/>
+          <w:lang w:val="ru-RU"/>
+        </w:rPr>
+      </w:pPr>
+    </w:p>
+    <w:p>
+      <w:pPr>
+        <w:pStyle w:val="BodyText"/>
+        <w:jc w:val="center"/>
+        <w:rPr>
+          <w:sz w:val="28"/>
+          <w:szCs w:val="28"/>
+          <w:lang w:val="ru-RU"/>
+        </w:rPr>
+      </w:pPr>
+      <w:proofErr w:type="spellStart"/>
+      <w:r>
+        <w:rPr>
+          <w:sz w:val="28"/>
+          <w:szCs w:val="28"/>
+          <w:lang w:val="ru-RU"/>
+        </w:rPr>
+        <w:t>Дипломдық</w:t>
+      </w:r>
+      <w:proofErr w:type="spellEnd"/>
+      <w:r>
+        <w:rPr>
+          <w:sz w:val="28"/>
+          <w:szCs w:val="28"/>
+          <w:lang w:val="ru-RU"/>
         </w:rPr>
         <w:t xml:space="preserve"> </w:t>
       </w:r>
-      <w:r>
-        <w:rPr>
-          <w:rFonts w:ascii="Times New Roman" w:eastAsia="Times New Roman" w:hAnsi="Times New Roman" w:cs="Times New Roman"/>
-          <w:i/>
-          <w:sz w:val="28"/>
-          <w:szCs w:val="28"/>
-          <w:lang w:val="kk-KZ"/>
-        </w:rPr>
-        <w:t>__20__</w:t>
-      </w:r>
-      <w:r>
-        <w:rPr>
-          <w:rFonts w:ascii="Times New Roman" w:eastAsia="Times New Roman" w:hAnsi="Times New Roman" w:cs="Times New Roman"/>
-          <w:i/>
-          <w:sz w:val="28"/>
-          <w:szCs w:val="28"/>
-          <w:lang w:val="kk-KZ"/>
-        </w:rPr>
-        <w:t xml:space="preserve"> төленген әдебиеттер жүйесінен</w:t>
-      </w:r>
+      <w:proofErr w:type="spellStart"/>
+      <w:r>
+        <w:rPr>
+          <w:sz w:val="28"/>
+          <w:szCs w:val="28"/>
+          <w:lang w:val="ru-RU"/>
+        </w:rPr>
+        <w:t>жұмыс</w:t>
+      </w:r>
+      <w:proofErr w:type="spellEnd"/>
+      <w:r>
+        <w:rPr>
+          <w:sz w:val="28"/>
+          <w:szCs w:val="28"/>
+          <w:lang w:val="ru-RU"/>
+        </w:rPr>
+        <w:t xml:space="preserve"> </w:t>
+      </w:r>
+      <w:proofErr w:type="spellStart"/>
+      <w:r>
+        <w:rPr>
+          <w:sz w:val="28"/>
+          <w:szCs w:val="28"/>
+          <w:lang w:val="ru-RU"/>
+        </w:rPr>
+        <w:t>бөлімдерінің</w:t>
+      </w:r>
+      <w:proofErr w:type="spellEnd"/>
+      <w:r>
+        <w:rPr>
+          <w:sz w:val="28"/>
+          <w:szCs w:val="28"/>
+          <w:lang w:val="ru-RU"/>
+        </w:rPr>
+        <w:t xml:space="preserve"> </w:t>
+      </w:r>
+      <w:proofErr w:type="spellStart"/>
+      <w:r>
+        <w:rPr>
+          <w:sz w:val="28"/>
+          <w:szCs w:val="28"/>
+          <w:lang w:val="ru-RU"/>
+        </w:rPr>
+        <w:t>кеңесшілерінің</w:t>
+      </w:r>
+      <w:proofErr w:type="spellEnd"/>
+      <w:r>
+        <w:rPr>
+          <w:sz w:val="28"/>
+          <w:szCs w:val="28"/>
+          <w:lang w:val="ru-RU"/>
+        </w:rPr>
+        <w:t xml:space="preserve"> </w:t>
+      </w:r>
+      <w:proofErr w:type="spellStart"/>
+      <w:r>
+        <w:rPr>
+          <w:sz w:val="28"/>
+          <w:szCs w:val="28"/>
+          <w:lang w:val="ru-RU"/>
+        </w:rPr>
+        <w:t>аяқталған</w:t>
+      </w:r>
+      <w:proofErr w:type="spellEnd"/>
+      <w:r>
+        <w:rPr>
+          <w:sz w:val="28"/>
+          <w:szCs w:val="28"/>
+          <w:lang w:val="ru-RU"/>
+        </w:rPr>
+        <w:t xml:space="preserve"> </w:t>
+      </w:r>
+      <w:proofErr w:type="spellStart"/>
+      <w:r>
+        <w:rPr>
+          <w:sz w:val="28"/>
+          <w:szCs w:val="28"/>
+          <w:lang w:val="ru-RU"/>
+        </w:rPr>
+        <w:t>жұмысқа</w:t>
+      </w:r>
+      <w:proofErr w:type="spellEnd"/>
+      <w:r>
+        <w:rPr>
+          <w:sz w:val="28"/>
+          <w:szCs w:val="28"/>
+          <w:lang w:val="ru-RU"/>
+        </w:rPr>
+        <w:t xml:space="preserve"> </w:t>
+      </w:r>
+      <w:proofErr w:type="spellStart"/>
+      <w:r>
+        <w:rPr>
+          <w:sz w:val="28"/>
+          <w:szCs w:val="28"/>
+          <w:lang w:val="ru-RU"/>
+        </w:rPr>
+        <w:t>қойған</w:t>
+      </w:r>
+      <w:proofErr w:type="spellEnd"/>
+    </w:p>
+    <w:p>
+      <w:pPr>
+        <w:pStyle w:val="BodyText"/>
+        <w:jc w:val="center"/>
+        <w:rPr>
+          <w:b/>
+          <w:bCs/>
+          <w:sz w:val="28"/>
+          <w:szCs w:val="28"/>
+          <w:lang w:val="ru-RU"/>
+        </w:rPr>
+      </w:pPr>
+      <w:proofErr w:type="spellStart"/>
+      <w:r>
+        <w:rPr>
+          <w:b/>
+          <w:bCs/>
+          <w:sz w:val="28"/>
+          <w:szCs w:val="28"/>
+          <w:lang w:val="ru-RU"/>
+        </w:rPr>
+        <w:t>Қолтаңбалары</w:t>
+      </w:r>
+      <w:proofErr w:type="spellEnd"/>
+    </w:p>
+    <w:p>
+      <w:pPr>
+        <w:widowControl w:val="0"/>
+        <w:suppressLineNumbers/>
+        <w:jc w:val="center"/>
+        <w:rPr>
+          <w:rFonts w:ascii="Times New Roman" w:hAnsi="Times New Roman" w:cs="Times New Roman"/>
+          <w:sz w:val="28"/>
+          <w:szCs w:val="28"/>
+          <w:lang w:val="ru-RU"/>
+        </w:rPr>
+      </w:pPr>
+    </w:p>
+    <w:tbl>
+      <w:tblPr>
+        <w:tblStyle w:val="NormalTable0"/>
+        <w:tblW w:w="0" w:type="auto"/>
+        <w:tblInd w:w="5" w:type="dxa"/>
+        <w:tblBorders>
+          <w:top w:val="single" w:sz="4" w:space="0" w:color="000000" w:themeColor="text1"/>
+          <w:left w:val="single" w:sz="4" w:space="0" w:color="000000" w:themeColor="text1"/>
+          <w:bottom w:val="single" w:sz="4" w:space="0" w:color="000000" w:themeColor="text1"/>
+          <w:right w:val="single" w:sz="4" w:space="0" w:color="000000" w:themeColor="text1"/>
+          <w:insideH w:val="single" w:sz="4" w:space="0" w:color="000000" w:themeColor="text1"/>
+          <w:insideV w:val="single" w:sz="4" w:space="0" w:color="000000" w:themeColor="text1"/>
+        </w:tblBorders>
+        <w:tblLook w:val="01E0" w:firstRow="1" w:lastRow="1" w:firstColumn="1" w:lastColumn="1" w:noHBand="0" w:noVBand="0"/>
+      </w:tblPr>
+      <w:tblGrid>
+        <w:gridCol w:w="2202"/>
+        <w:gridCol w:w="2930"/>
+        <w:gridCol w:w="1698"/>
+        <w:gridCol w:w="1445"/>
+        <w:gridCol w:w="1070"/>
+      </w:tblGrid>
+      <w:tr>
+        <w:trPr>
+          <w:trHeight w:val="642"/>
+        </w:trPr>
+        <w:tc>
+          <w:tcPr>
+            <w:tcW w:w="2221" w:type="dxa"/>
+          </w:tcPr>
+          <w:p>
+            <w:pPr>
+              <w:pStyle w:val="TableParagraph"/>
+              <w:tabs>
+                <w:tab w:val="left" w:pos="142"/>
+                <w:tab w:val="left" w:pos="284"/>
+                <w:tab w:val="left" w:pos="851"/>
+                <w:tab w:val="left" w:pos="9490"/>
+              </w:tabs>
+              <w:rPr>
+                <w:b/>
+                <w:bCs/>
+                <w:sz w:val="28"/>
+                <w:szCs w:val="28"/>
+                <w:lang w:val="kk-KZ"/>
+              </w:rPr>
+            </w:pPr>
+            <w:r>
+              <w:rPr>
+                <w:b/>
+                <w:bCs/>
+                <w:sz w:val="28"/>
+                <w:szCs w:val="28"/>
+                <w:lang w:val="kk-KZ"/>
+              </w:rPr>
+              <w:t>Бөлімдер атауы</w:t>
+            </w:r>
+          </w:p>
+        </w:tc>
+        <w:tc>
+          <w:tcPr>
+            <w:tcW w:w="3034" w:type="dxa"/>
+          </w:tcPr>
+          <w:p>
+            <w:pPr>
+              <w:pStyle w:val="TableParagraph"/>
+              <w:tabs>
+                <w:tab w:val="left" w:pos="142"/>
+                <w:tab w:val="left" w:pos="284"/>
+                <w:tab w:val="left" w:pos="851"/>
+                <w:tab w:val="left" w:pos="9490"/>
+              </w:tabs>
+              <w:rPr>
+                <w:b/>
+                <w:bCs/>
+                <w:sz w:val="28"/>
+                <w:szCs w:val="28"/>
+                <w:lang w:val="kk-KZ"/>
+              </w:rPr>
+            </w:pPr>
+            <w:r>
+              <w:rPr>
+                <w:b/>
+                <w:bCs/>
+                <w:sz w:val="28"/>
+                <w:szCs w:val="28"/>
+                <w:lang w:val="kk-KZ"/>
+              </w:rPr>
+              <w:t>Кеңес берушілер(</w:t>
+            </w:r>
+            <w:r>
+              <w:rPr>
+                <w:b/>
+                <w:bCs/>
+                <w:sz w:val="28"/>
+                <w:szCs w:val="28"/>
+                <w:lang w:val="kk-KZ"/>
+              </w:rPr>
+              <w:t>аты</w:t>
+            </w:r>
+            <w:r>
+              <w:rPr>
+                <w:b/>
+                <w:bCs/>
+                <w:sz w:val="28"/>
+                <w:szCs w:val="28"/>
+                <w:lang w:val="kk-KZ"/>
+              </w:rPr>
+              <w:t>-</w:t>
+            </w:r>
+            <w:r>
+              <w:rPr>
+                <w:b/>
+                <w:bCs/>
+                <w:sz w:val="28"/>
+                <w:szCs w:val="28"/>
+                <w:lang w:val="kk-KZ"/>
+              </w:rPr>
+              <w:t>жөні, тегі, ғылыми дәрежесі, атағы</w:t>
+            </w:r>
+            <w:r>
+              <w:rPr>
+                <w:b/>
+                <w:bCs/>
+                <w:sz w:val="28"/>
+                <w:szCs w:val="28"/>
+                <w:lang w:val="kk-KZ"/>
+              </w:rPr>
+              <w:t>)</w:t>
+            </w:r>
+          </w:p>
+        </w:tc>
+        <w:tc>
+          <w:tcPr>
+            <w:tcW w:w="1745" w:type="dxa"/>
+          </w:tcPr>
+          <w:p>
+            <w:pPr>
+              <w:pStyle w:val="TableParagraph"/>
+              <w:tabs>
+                <w:tab w:val="left" w:pos="142"/>
+                <w:tab w:val="left" w:pos="284"/>
+                <w:tab w:val="left" w:pos="851"/>
+                <w:tab w:val="left" w:pos="9490"/>
+              </w:tabs>
+              <w:rPr>
+                <w:b/>
+                <w:bCs/>
+                <w:sz w:val="28"/>
+                <w:szCs w:val="28"/>
+                <w:lang w:val="kk-KZ"/>
+              </w:rPr>
+            </w:pPr>
+            <w:r>
+              <w:rPr>
+                <w:b/>
+                <w:bCs/>
+                <w:sz w:val="28"/>
+                <w:szCs w:val="28"/>
+                <w:lang w:val="kk-KZ"/>
+              </w:rPr>
+              <w:t>Қолтаңба қойылған мерзімі</w:t>
+            </w:r>
+          </w:p>
+        </w:tc>
+        <w:tc>
+          <w:tcPr>
+            <w:tcW w:w="1525" w:type="dxa"/>
+          </w:tcPr>
+          <w:p>
+            <w:pPr>
+              <w:pStyle w:val="TableParagraph"/>
+              <w:tabs>
+                <w:tab w:val="left" w:pos="142"/>
+                <w:tab w:val="left" w:pos="284"/>
+                <w:tab w:val="left" w:pos="851"/>
+                <w:tab w:val="left" w:pos="9490"/>
+              </w:tabs>
+              <w:rPr>
+                <w:b/>
+                <w:bCs/>
+                <w:sz w:val="28"/>
+                <w:szCs w:val="28"/>
+                <w:lang w:val="kk-KZ"/>
+              </w:rPr>
+            </w:pPr>
+            <w:r>
+              <w:rPr>
+                <w:b/>
+                <w:bCs/>
+                <w:sz w:val="28"/>
+                <w:szCs w:val="28"/>
+                <w:lang w:val="kk-KZ"/>
+              </w:rPr>
+              <w:t>Қолы</w:t>
+            </w:r>
+          </w:p>
+        </w:tc>
+        <w:tc>
+          <w:tcPr>
+            <w:tcW w:w="1122" w:type="dxa"/>
+          </w:tcPr>
+          <w:p>
+            <w:pPr>
+              <w:pStyle w:val="TableParagraph"/>
+              <w:tabs>
+                <w:tab w:val="left" w:pos="142"/>
+                <w:tab w:val="left" w:pos="284"/>
+                <w:tab w:val="left" w:pos="851"/>
+                <w:tab w:val="left" w:pos="9490"/>
+              </w:tabs>
+              <w:rPr>
+                <w:b/>
+                <w:bCs/>
+                <w:sz w:val="28"/>
+                <w:szCs w:val="28"/>
+                <w:lang w:val="kk-KZ"/>
+              </w:rPr>
+            </w:pPr>
+            <w:r>
+              <w:rPr>
+                <w:b/>
+                <w:bCs/>
+                <w:sz w:val="28"/>
+                <w:szCs w:val="28"/>
+                <w:lang w:val="kk-KZ"/>
+              </w:rPr>
+              <w:t>Баға</w:t>
+            </w:r>
+          </w:p>
+        </w:tc>
+      </w:tr>
+      <w:tr>
+        <w:trPr>
+          <w:trHeight w:val="644"/>
+        </w:trPr>
+        <w:tc>
+          <w:tcPr>
+            <w:tcW w:w="2221" w:type="dxa"/>
+          </w:tcPr>
+          <w:p>
+            <w:pPr>
+              <w:pStyle w:val="TableParagraph"/>
+              <w:tabs>
+                <w:tab w:val="left" w:pos="142"/>
+                <w:tab w:val="left" w:pos="284"/>
+                <w:tab w:val="left" w:pos="851"/>
+                <w:tab w:val="left" w:pos="9490"/>
+              </w:tabs>
+              <w:rPr>
+                <w:sz w:val="28"/>
+                <w:szCs w:val="28"/>
+              </w:rPr>
+            </w:pPr>
+            <w:r>
+              <w:rPr>
+                <w:sz w:val="28"/>
+                <w:szCs w:val="28"/>
+              </w:rPr>
+              <w:t>Программное</w:t>
+            </w:r>
+          </w:p>
+          <w:p>
+            <w:pPr>
+              <w:pStyle w:val="TableParagraph"/>
+              <w:tabs>
+                <w:tab w:val="left" w:pos="142"/>
+                <w:tab w:val="left" w:pos="284"/>
+                <w:tab w:val="left" w:pos="851"/>
+                <w:tab w:val="left" w:pos="9490"/>
+              </w:tabs>
+              <w:rPr>
+                <w:sz w:val="28"/>
+                <w:szCs w:val="28"/>
+              </w:rPr>
+            </w:pPr>
+            <w:r>
+              <w:rPr>
+                <w:sz w:val="28"/>
+                <w:szCs w:val="28"/>
+              </w:rPr>
+              <w:t>обеспечение</w:t>
+            </w:r>
+          </w:p>
+        </w:tc>
+        <w:tc>
+          <w:tcPr>
+            <w:tcW w:w="3034" w:type="dxa"/>
+          </w:tcPr>
+          <w:p>
+            <w:pPr>
+              <w:pStyle w:val="TableParagraph"/>
+              <w:tabs>
+                <w:tab w:val="left" w:pos="142"/>
+                <w:tab w:val="left" w:pos="284"/>
+                <w:tab w:val="left" w:pos="851"/>
+                <w:tab w:val="left" w:pos="9490"/>
+              </w:tabs>
+              <w:rPr>
+                <w:sz w:val="28"/>
+                <w:szCs w:val="28"/>
+                <w:highlight w:val="yellow"/>
+              </w:rPr>
+            </w:pPr>
+            <w:proofErr w:type="spellStart"/>
+            <w:r>
+              <w:rPr>
+                <w:sz w:val="28"/>
+                <w:szCs w:val="28"/>
+                <w:highlight w:val="yellow"/>
+              </w:rPr>
+              <w:t>Ш.А.Рауанұлы</w:t>
+            </w:r>
+            <w:proofErr w:type="spellEnd"/>
+          </w:p>
+          <w:p>
+            <w:pPr>
+              <w:pStyle w:val="TableParagraph"/>
+              <w:tabs>
+                <w:tab w:val="left" w:pos="142"/>
+                <w:tab w:val="left" w:pos="284"/>
+                <w:tab w:val="left" w:pos="851"/>
+                <w:tab w:val="left" w:pos="9490"/>
+              </w:tabs>
+              <w:rPr>
+                <w:sz w:val="28"/>
+                <w:szCs w:val="28"/>
+                <w:highlight w:val="yellow"/>
+              </w:rPr>
+            </w:pPr>
+            <w:r>
+              <w:rPr>
+                <w:sz w:val="28"/>
+                <w:szCs w:val="28"/>
+                <w:highlight w:val="yellow"/>
+                <w:lang w:val="kk-KZ"/>
+              </w:rPr>
+              <w:t>аға оқытушы</w:t>
+            </w:r>
+            <w:r>
+              <w:rPr>
+                <w:sz w:val="28"/>
+                <w:szCs w:val="28"/>
+                <w:highlight w:val="yellow"/>
+              </w:rPr>
+              <w:t>, магистр.</w:t>
+            </w:r>
+          </w:p>
+        </w:tc>
+        <w:tc>
+          <w:tcPr>
+            <w:tcW w:w="1745" w:type="dxa"/>
+          </w:tcPr>
+          <w:p>
+            <w:pPr>
+              <w:pStyle w:val="TableParagraph"/>
+              <w:tabs>
+                <w:tab w:val="left" w:pos="142"/>
+                <w:tab w:val="left" w:pos="284"/>
+                <w:tab w:val="left" w:pos="851"/>
+                <w:tab w:val="left" w:pos="9490"/>
+              </w:tabs>
+              <w:rPr>
+                <w:sz w:val="28"/>
+                <w:szCs w:val="28"/>
+              </w:rPr>
+            </w:pPr>
+          </w:p>
+        </w:tc>
+        <w:tc>
+          <w:tcPr>
+            <w:tcW w:w="1525" w:type="dxa"/>
+          </w:tcPr>
+          <w:p>
+            <w:pPr>
+              <w:pStyle w:val="TableParagraph"/>
+              <w:tabs>
+                <w:tab w:val="left" w:pos="142"/>
+                <w:tab w:val="left" w:pos="284"/>
+                <w:tab w:val="left" w:pos="851"/>
+                <w:tab w:val="left" w:pos="9490"/>
+              </w:tabs>
+              <w:rPr>
+                <w:sz w:val="28"/>
+                <w:szCs w:val="28"/>
+              </w:rPr>
+            </w:pPr>
+          </w:p>
+        </w:tc>
+        <w:tc>
+          <w:tcPr>
+            <w:tcW w:w="1122" w:type="dxa"/>
+          </w:tcPr>
+          <w:p>
+            <w:pPr>
+              <w:pStyle w:val="TableParagraph"/>
+              <w:tabs>
+                <w:tab w:val="left" w:pos="142"/>
+                <w:tab w:val="left" w:pos="284"/>
+                <w:tab w:val="left" w:pos="851"/>
+                <w:tab w:val="left" w:pos="9490"/>
+              </w:tabs>
+              <w:rPr>
+                <w:sz w:val="28"/>
+                <w:szCs w:val="28"/>
+              </w:rPr>
+            </w:pPr>
+          </w:p>
+        </w:tc>
+      </w:tr>
+      <w:tr>
+        <w:trPr>
+          <w:trHeight w:val="642"/>
+        </w:trPr>
+        <w:tc>
+          <w:tcPr>
+            <w:tcW w:w="2221" w:type="dxa"/>
+          </w:tcPr>
+          <w:p>
+            <w:pPr>
+              <w:pStyle w:val="TableParagraph"/>
+              <w:tabs>
+                <w:tab w:val="left" w:pos="142"/>
+                <w:tab w:val="left" w:pos="284"/>
+                <w:tab w:val="left" w:pos="851"/>
+                <w:tab w:val="left" w:pos="9490"/>
+              </w:tabs>
+              <w:rPr>
+                <w:sz w:val="28"/>
+                <w:szCs w:val="28"/>
+              </w:rPr>
+            </w:pPr>
+            <w:proofErr w:type="spellStart"/>
+            <w:r>
+              <w:rPr>
+                <w:sz w:val="28"/>
+                <w:szCs w:val="28"/>
+              </w:rPr>
+              <w:t>Нормоконтролер</w:t>
+            </w:r>
+            <w:proofErr w:type="spellEnd"/>
+          </w:p>
+        </w:tc>
+        <w:tc>
+          <w:tcPr>
+            <w:tcW w:w="3034" w:type="dxa"/>
+          </w:tcPr>
+          <w:p>
+            <w:pPr>
+              <w:pStyle w:val="TableParagraph"/>
+              <w:tabs>
+                <w:tab w:val="left" w:pos="142"/>
+                <w:tab w:val="left" w:pos="284"/>
+                <w:tab w:val="left" w:pos="851"/>
+                <w:tab w:val="left" w:pos="9490"/>
+              </w:tabs>
+              <w:rPr>
+                <w:color w:val="000000"/>
+                <w:sz w:val="27"/>
+                <w:szCs w:val="27"/>
+                <w:highlight w:val="yellow"/>
+              </w:rPr>
+            </w:pPr>
+            <w:proofErr w:type="spellStart"/>
+            <w:r>
+              <w:rPr>
+                <w:color w:val="000000"/>
+                <w:sz w:val="27"/>
+                <w:szCs w:val="27"/>
+                <w:highlight w:val="yellow"/>
+              </w:rPr>
+              <w:t>Джунусова.С.М</w:t>
+            </w:r>
+            <w:proofErr w:type="spellEnd"/>
+          </w:p>
+          <w:p>
+            <w:pPr>
+              <w:pStyle w:val="TableParagraph"/>
+              <w:tabs>
+                <w:tab w:val="left" w:pos="142"/>
+                <w:tab w:val="left" w:pos="284"/>
+                <w:tab w:val="left" w:pos="851"/>
+                <w:tab w:val="left" w:pos="9490"/>
+              </w:tabs>
+              <w:rPr>
+                <w:sz w:val="28"/>
+                <w:szCs w:val="28"/>
+                <w:highlight w:val="yellow"/>
+              </w:rPr>
+            </w:pPr>
+            <w:r>
+              <w:rPr>
+                <w:sz w:val="28"/>
+                <w:szCs w:val="28"/>
+                <w:highlight w:val="yellow"/>
+                <w:lang w:val="kk-KZ"/>
+              </w:rPr>
+              <w:t>аға оқытушы</w:t>
+            </w:r>
+            <w:r>
+              <w:rPr>
+                <w:sz w:val="28"/>
+                <w:szCs w:val="28"/>
+                <w:highlight w:val="yellow"/>
+              </w:rPr>
+              <w:t>, магистр</w:t>
+            </w:r>
+            <w:r>
+              <w:rPr>
+                <w:sz w:val="28"/>
+                <w:szCs w:val="28"/>
+                <w:highlight w:val="yellow"/>
+              </w:rPr>
+              <w:t>.</w:t>
+            </w:r>
+          </w:p>
+        </w:tc>
+        <w:tc>
+          <w:tcPr>
+            <w:tcW w:w="3270" w:type="dxa"/>
+            <w:gridSpan w:val="2"/>
+          </w:tcPr>
+          <w:p>
+            <w:pPr>
+              <w:pStyle w:val="TableParagraph"/>
+              <w:tabs>
+                <w:tab w:val="left" w:pos="142"/>
+                <w:tab w:val="left" w:pos="284"/>
+                <w:tab w:val="left" w:pos="851"/>
+                <w:tab w:val="left" w:pos="9490"/>
+              </w:tabs>
+              <w:rPr>
+                <w:sz w:val="28"/>
+                <w:szCs w:val="28"/>
+              </w:rPr>
+            </w:pPr>
+          </w:p>
+        </w:tc>
+        <w:tc>
+          <w:tcPr>
+            <w:tcW w:w="1122" w:type="dxa"/>
+            <w:tcBorders>
+              <w:bottom w:val="single" w:sz="4" w:space="0" w:color="FFFFFF" w:themeColor="background1"/>
+              <w:right w:val="single" w:sz="4" w:space="0" w:color="FFFFFF" w:themeColor="background1"/>
+            </w:tcBorders>
+          </w:tcPr>
+          <w:p>
+            <w:pPr>
+              <w:pStyle w:val="TableParagraph"/>
+              <w:tabs>
+                <w:tab w:val="left" w:pos="142"/>
+                <w:tab w:val="left" w:pos="284"/>
+                <w:tab w:val="left" w:pos="851"/>
+                <w:tab w:val="left" w:pos="9490"/>
+              </w:tabs>
+              <w:rPr>
+                <w:sz w:val="28"/>
+                <w:szCs w:val="28"/>
+              </w:rPr>
+            </w:pPr>
+          </w:p>
+          <w:p>
+            <w:pPr>
+              <w:rPr>
+                <w:lang w:val="ru-RU"/>
+              </w:rPr>
+            </w:pPr>
+          </w:p>
+        </w:tc>
+      </w:tr>
+    </w:tbl>
+    <w:p>
+      <w:pPr>
+        <w:widowControl w:val="0"/>
+        <w:suppressLineNumbers/>
+        <w:jc w:val="center"/>
+        <w:rPr>
+          <w:rFonts w:ascii="Times New Roman" w:hAnsi="Times New Roman" w:cs="Times New Roman"/>
+          <w:sz w:val="28"/>
+          <w:szCs w:val="28"/>
+          <w:lang w:val="ru-RU"/>
+        </w:rPr>
+      </w:pPr>
+    </w:p>
+    <w:p>
+      <w:pPr>
+        <w:widowControl w:val="0"/>
+        <w:tabs>
+          <w:tab w:val="left" w:pos="4793"/>
+        </w:tabs>
+        <w:autoSpaceDE w:val="0"/>
+        <w:autoSpaceDN w:val="0"/>
+        <w:jc w:val="center"/>
+        <w:rPr>
+          <w:rFonts w:ascii="Times New Roman" w:eastAsia="Times New Roman" w:hAnsi="Times New Roman" w:cs="Times New Roman"/>
+          <w:sz w:val="28"/>
+          <w:szCs w:val="28"/>
+          <w:lang w:val="ru-RU"/>
+        </w:rPr>
+      </w:pPr>
+      <w:proofErr w:type="spellStart"/>
+      <w:r>
+        <w:rPr>
+          <w:rFonts w:ascii="Times New Roman" w:eastAsia="Times New Roman" w:hAnsi="Times New Roman" w:cs="Times New Roman"/>
+          <w:sz w:val="28"/>
+          <w:szCs w:val="28"/>
+          <w:highlight w:val="yellow"/>
+          <w:u w:val="single"/>
+          <w:lang w:val="ru-RU"/>
+        </w:rPr>
+        <w:t>Ғылыми</w:t>
+      </w:r>
+      <w:proofErr w:type="spellEnd"/>
+      <w:r>
+        <w:rPr>
+          <w:rFonts w:ascii="Times New Roman" w:eastAsia="Times New Roman" w:hAnsi="Times New Roman" w:cs="Times New Roman"/>
+          <w:sz w:val="28"/>
+          <w:szCs w:val="28"/>
+          <w:highlight w:val="yellow"/>
+          <w:u w:val="single"/>
+          <w:lang w:val="ru-RU"/>
+        </w:rPr>
+        <w:t xml:space="preserve"> </w:t>
+      </w:r>
+      <w:proofErr w:type="spellStart"/>
+      <w:r>
+        <w:rPr>
+          <w:rFonts w:ascii="Times New Roman" w:eastAsia="Times New Roman" w:hAnsi="Times New Roman" w:cs="Times New Roman"/>
+          <w:sz w:val="28"/>
+          <w:szCs w:val="28"/>
+          <w:highlight w:val="yellow"/>
+          <w:u w:val="single"/>
+          <w:lang w:val="ru-RU"/>
+        </w:rPr>
+        <w:t>жетекшісі</w:t>
+      </w:r>
+      <w:proofErr w:type="spellEnd"/>
+      <w:r>
+        <w:rPr>
+          <w:rFonts w:ascii="Times New Roman" w:eastAsia="Times New Roman" w:hAnsi="Times New Roman" w:cs="Times New Roman"/>
+          <w:sz w:val="28"/>
+          <w:szCs w:val="28"/>
+          <w:highlight w:val="yellow"/>
+          <w:u w:val="single"/>
+          <w:lang w:val="ru-RU"/>
+        </w:rPr>
+        <w:t xml:space="preserve">  </w:t>
+      </w:r>
+      <w:r>
+        <w:rPr>
+          <w:rFonts w:ascii="Times New Roman" w:eastAsia="Times New Roman" w:hAnsi="Times New Roman" w:cs="Times New Roman"/>
+          <w:sz w:val="28"/>
+          <w:szCs w:val="28"/>
+          <w:highlight w:val="yellow"/>
+          <w:u w:val="single"/>
+          <w:lang w:val="ru-RU"/>
+        </w:rPr>
+        <w:t xml:space="preserve"> </w:t>
+      </w:r>
+      <w:r>
+        <w:rPr>
+          <w:rFonts w:ascii="Times New Roman" w:eastAsia="Times New Roman" w:hAnsi="Times New Roman" w:cs="Times New Roman"/>
+          <w:sz w:val="28"/>
+          <w:szCs w:val="28"/>
+          <w:highlight w:val="yellow"/>
+          <w:u w:val="single"/>
+          <w:lang w:val="ru-RU"/>
+        </w:rPr>
+        <w:t xml:space="preserve"> </w:t>
+      </w:r>
+      <w:r>
+        <w:rPr>
+          <w:rFonts w:ascii="Times New Roman" w:eastAsia="Times New Roman" w:hAnsi="Times New Roman" w:cs="Times New Roman"/>
+          <w:sz w:val="28"/>
+          <w:szCs w:val="28"/>
+          <w:highlight w:val="yellow"/>
+          <w:u w:val="single"/>
+          <w:lang w:val="ru-RU"/>
+        </w:rPr>
+        <w:t>__________________</w:t>
+      </w:r>
+      <w:r>
+        <w:rPr>
+          <w:rFonts w:ascii="Times New Roman" w:eastAsia="Times New Roman" w:hAnsi="Times New Roman" w:cs="Times New Roman"/>
+          <w:sz w:val="28"/>
+          <w:szCs w:val="28"/>
+          <w:highlight w:val="yellow"/>
+          <w:u w:val="single"/>
+          <w:lang w:val="ru-RU"/>
+        </w:rPr>
+        <w:t xml:space="preserve"> </w:t>
+      </w:r>
+      <w:r>
+        <w:rPr>
+          <w:rFonts w:ascii="Times New Roman" w:hAnsi="Times New Roman" w:cs="Times New Roman"/>
+          <w:sz w:val="28"/>
+          <w:szCs w:val="28"/>
+        </w:rPr>
+        <w:t>Аяпбергенова Асем Тултановна</w:t>
+      </w:r>
+    </w:p>
+    <w:p>
+      <w:pPr>
+        <w:widowControl w:val="0"/>
+        <w:tabs>
+          <w:tab w:val="left" w:pos="7325"/>
+        </w:tabs>
+        <w:autoSpaceDE w:val="0"/>
+        <w:autoSpaceDN w:val="0"/>
+        <w:rPr>
+          <w:rFonts w:ascii="Times New Roman" w:eastAsia="Times New Roman" w:hAnsi="Times New Roman" w:cs="Times New Roman"/>
+          <w:sz w:val="28"/>
+          <w:szCs w:val="28"/>
+          <w:lang w:val="ru-RU"/>
+        </w:rPr>
+      </w:pPr>
+      <w:proofErr w:type="spellStart"/>
+      <w:r>
+        <w:rPr>
+          <w:rFonts w:ascii="Times New Roman" w:eastAsia="Times New Roman" w:hAnsi="Times New Roman" w:cs="Times New Roman"/>
+          <w:sz w:val="28"/>
+          <w:szCs w:val="28"/>
+          <w:lang w:val="ru-RU"/>
+        </w:rPr>
+        <w:t>Тапсырманы</w:t>
+      </w:r>
+      <w:proofErr w:type="spellEnd"/>
+      <w:r>
+        <w:rPr>
+          <w:rFonts w:ascii="Times New Roman" w:eastAsia="Times New Roman" w:hAnsi="Times New Roman" w:cs="Times New Roman"/>
+          <w:sz w:val="28"/>
+          <w:szCs w:val="28"/>
+          <w:lang w:val="ru-RU"/>
+        </w:rPr>
+        <w:t xml:space="preserve"> </w:t>
+      </w:r>
+      <w:proofErr w:type="spellStart"/>
+      <w:r>
+        <w:rPr>
+          <w:rFonts w:ascii="Times New Roman" w:eastAsia="Times New Roman" w:hAnsi="Times New Roman" w:cs="Times New Roman"/>
+          <w:sz w:val="28"/>
+          <w:szCs w:val="28"/>
+          <w:lang w:val="ru-RU"/>
+        </w:rPr>
+        <w:t>орындауға</w:t>
+      </w:r>
+      <w:proofErr w:type="spellEnd"/>
+      <w:r>
+        <w:rPr>
+          <w:rFonts w:ascii="Times New Roman" w:eastAsia="Times New Roman" w:hAnsi="Times New Roman" w:cs="Times New Roman"/>
+          <w:sz w:val="28"/>
+          <w:szCs w:val="28"/>
+          <w:lang w:val="ru-RU"/>
+        </w:rPr>
+        <w:t xml:space="preserve"> </w:t>
+      </w:r>
+      <w:proofErr w:type="spellStart"/>
+      <w:r>
+        <w:rPr>
+          <w:rFonts w:ascii="Times New Roman" w:eastAsia="Times New Roman" w:hAnsi="Times New Roman" w:cs="Times New Roman"/>
+          <w:sz w:val="28"/>
+          <w:szCs w:val="28"/>
+          <w:lang w:val="ru-RU"/>
+        </w:rPr>
+        <w:t>қабылдап</w:t>
+      </w:r>
+      <w:proofErr w:type="spellEnd"/>
+      <w:r>
+        <w:rPr>
+          <w:rFonts w:ascii="Times New Roman" w:eastAsia="Times New Roman" w:hAnsi="Times New Roman" w:cs="Times New Roman"/>
+          <w:sz w:val="28"/>
+          <w:szCs w:val="28"/>
+          <w:lang w:val="ru-RU"/>
+        </w:rPr>
+        <w:t xml:space="preserve"> </w:t>
+      </w:r>
+      <w:proofErr w:type="spellStart"/>
+      <w:r>
+        <w:rPr>
+          <w:rFonts w:ascii="Times New Roman" w:eastAsia="Times New Roman" w:hAnsi="Times New Roman" w:cs="Times New Roman"/>
+          <w:sz w:val="28"/>
+          <w:szCs w:val="28"/>
+          <w:lang w:val="ru-RU"/>
+        </w:rPr>
+        <w:t>алған</w:t>
+      </w:r>
+      <w:proofErr w:type="spellEnd"/>
+      <w:r>
+        <w:rPr>
+          <w:rFonts w:ascii="Times New Roman" w:eastAsia="Times New Roman" w:hAnsi="Times New Roman" w:cs="Times New Roman"/>
+          <w:sz w:val="28"/>
+          <w:szCs w:val="28"/>
+          <w:lang w:val="ru-RU"/>
+        </w:rPr>
+        <w:t xml:space="preserve"> студент </w:t>
+      </w:r>
+      <w:r>
+        <w:rPr>
+          <w:rFonts w:ascii="Times New Roman" w:eastAsia="Times New Roman" w:hAnsi="Times New Roman" w:cs="Times New Roman"/>
+          <w:sz w:val="28"/>
+          <w:szCs w:val="28"/>
+          <w:lang w:val="ru-RU"/>
+        </w:rPr>
+        <w:t>_________</w:t>
+      </w:r>
+      <w:r>
+        <w:rPr>
+          <w:rFonts w:ascii="Times New Roman" w:eastAsia="Times New Roman" w:hAnsi="Times New Roman" w:cs="Times New Roman"/>
+          <w:sz w:val="28"/>
+          <w:szCs w:val="28"/>
+          <w:lang w:val="ru-RU"/>
+        </w:rPr>
+        <w:t xml:space="preserve"> Ь.</w:t>
+      </w:r>
+      <w:r>
+        <w:rPr>
+          <w:rFonts w:ascii="Times New Roman" w:eastAsia="Times New Roman" w:hAnsi="Times New Roman" w:cs="Times New Roman"/>
+          <w:sz w:val="28"/>
+          <w:szCs w:val="28"/>
+          <w:u w:val="single"/>
+          <w:lang w:val="ru-RU"/>
+        </w:rPr>
+        <w:t xml:space="preserve"> Бауыржан</w:t>
+      </w:r>
+    </w:p>
+    <w:p>
+      <w:pPr>
+        <w:widowControl w:val="0"/>
+        <w:autoSpaceDE w:val="0"/>
+        <w:autoSpaceDN w:val="0"/>
+        <w:rPr>
+          <w:rFonts w:ascii="Times New Roman" w:eastAsia="Times New Roman" w:hAnsi="Times New Roman" w:cs="Times New Roman"/>
+          <w:sz w:val="28"/>
+          <w:szCs w:val="28"/>
+          <w:lang w:val="ru-RU"/>
+        </w:rPr>
+      </w:pPr>
+    </w:p>
+    <w:p>
+      <w:pPr>
+        <w:widowControl w:val="0"/>
+        <w:tabs>
+          <w:tab w:val="left" w:pos="2147"/>
+          <w:tab w:val="left" w:pos="2712"/>
+          <w:tab w:val="left" w:pos="4383"/>
+        </w:tabs>
+        <w:autoSpaceDE w:val="0"/>
+        <w:autoSpaceDN w:val="0"/>
+        <w:jc w:val="right"/>
+        <w:rPr>
+          <w:rFonts w:ascii="Times New Roman" w:eastAsia="Times New Roman" w:hAnsi="Times New Roman" w:cs="Times New Roman"/>
+          <w:sz w:val="28"/>
+          <w:szCs w:val="28"/>
+          <w:lang w:val="ru-RU"/>
+        </w:rPr>
+      </w:pPr>
+      <w:r>
+        <w:rPr>
+          <w:rFonts w:ascii="Times New Roman" w:eastAsia="Times New Roman" w:hAnsi="Times New Roman" w:cs="Times New Roman"/>
+          <w:sz w:val="28"/>
+          <w:szCs w:val="28"/>
+          <w:lang w:val="ru-RU"/>
+        </w:rPr>
+        <w:t>Күні</w:t>
+      </w:r>
+      <w:r>
+        <w:rPr>
+          <w:rFonts w:ascii="Times New Roman" w:eastAsia="Times New Roman" w:hAnsi="Times New Roman" w:cs="Times New Roman"/>
+          <w:sz w:val="28"/>
+          <w:szCs w:val="28"/>
+          <w:lang w:val="ru-RU"/>
+        </w:rPr>
+        <w:t xml:space="preserve"> «</w:t>
+      </w:r>
+      <w:r>
+        <w:rPr>
+          <w:rFonts w:ascii="Times New Roman" w:eastAsia="Times New Roman" w:hAnsi="Times New Roman" w:cs="Times New Roman"/>
+          <w:sz w:val="28"/>
+          <w:szCs w:val="28"/>
+          <w:u w:val="single"/>
+          <w:lang w:val="ru-RU"/>
+        </w:rPr>
+        <w:tab/>
+      </w:r>
+      <w:r>
+        <w:rPr>
+          <w:rFonts w:ascii="Times New Roman" w:eastAsia="Times New Roman" w:hAnsi="Times New Roman" w:cs="Times New Roman"/>
+          <w:sz w:val="28"/>
+          <w:szCs w:val="28"/>
+          <w:lang w:val="ru-RU"/>
+        </w:rPr>
+        <w:t>»</w:t>
+      </w:r>
+      <w:r>
+        <w:rPr>
+          <w:rFonts w:ascii="Times New Roman" w:eastAsia="Times New Roman" w:hAnsi="Times New Roman" w:cs="Times New Roman"/>
+          <w:sz w:val="28"/>
+          <w:szCs w:val="28"/>
+          <w:lang w:val="ru-RU"/>
+        </w:rPr>
+        <w:tab/>
+      </w:r>
+      <w:r>
+        <w:rPr>
+          <w:rFonts w:ascii="Times New Roman" w:eastAsia="Times New Roman" w:hAnsi="Times New Roman" w:cs="Times New Roman"/>
+          <w:sz w:val="28"/>
+          <w:szCs w:val="28"/>
+          <w:u w:val="single"/>
+          <w:lang w:val="ru-RU"/>
+        </w:rPr>
+        <w:t xml:space="preserve"> </w:t>
+      </w:r>
+      <w:r>
+        <w:rPr>
+          <w:rFonts w:ascii="Times New Roman" w:eastAsia="Times New Roman" w:hAnsi="Times New Roman" w:cs="Times New Roman"/>
+          <w:sz w:val="28"/>
+          <w:szCs w:val="28"/>
+          <w:u w:val="single"/>
+          <w:lang w:val="ru-RU"/>
+        </w:rPr>
+        <w:tab/>
+      </w:r>
+      <w:proofErr w:type="gramStart"/>
+      <w:r>
+        <w:rPr>
+          <w:rFonts w:ascii="Times New Roman" w:eastAsia="Times New Roman" w:hAnsi="Times New Roman" w:cs="Times New Roman"/>
+          <w:sz w:val="28"/>
+          <w:szCs w:val="28"/>
+          <w:lang w:val="ru-RU"/>
+        </w:rPr>
+        <w:t>202</w:t>
+      </w:r>
+      <w:r>
+        <w:rPr>
+          <w:rFonts w:ascii="Times New Roman" w:eastAsia="Times New Roman" w:hAnsi="Times New Roman" w:cs="Times New Roman"/>
+          <w:sz w:val="28"/>
+          <w:szCs w:val="28"/>
+          <w:lang w:val="ru-RU"/>
+        </w:rPr>
+        <w:t xml:space="preserve"> </w:t>
+      </w:r>
+      <w:r>
+        <w:rPr>
+          <w:rFonts w:ascii="Times New Roman" w:eastAsia="Times New Roman" w:hAnsi="Times New Roman" w:cs="Times New Roman"/>
+          <w:sz w:val="28"/>
+          <w:szCs w:val="28"/>
+          <w:lang w:val="ru-RU"/>
+        </w:rPr>
+        <w:t xml:space="preserve"> </w:t>
+      </w:r>
+      <w:r>
+        <w:rPr>
+          <w:rFonts w:ascii="Times New Roman" w:eastAsia="Times New Roman" w:hAnsi="Times New Roman" w:cs="Times New Roman"/>
+          <w:sz w:val="28"/>
+          <w:szCs w:val="28"/>
+          <w:lang w:val="ru-RU"/>
+        </w:rPr>
+        <w:t>ж</w:t>
+      </w:r>
+      <w:r>
+        <w:rPr>
+          <w:rFonts w:ascii="Times New Roman" w:eastAsia="Times New Roman" w:hAnsi="Times New Roman" w:cs="Times New Roman"/>
+          <w:sz w:val="28"/>
+          <w:szCs w:val="28"/>
+          <w:lang w:val="ru-RU"/>
+        </w:rPr>
+        <w:t>.</w:t>
+      </w:r>
+      <w:proofErr w:type="gramEnd"/>
     </w:p>
     <w:p>
       <w:pPr>
@@ -3411,7 +5171,7 @@
     <w:lsdException w:name="Closing" w:semiHidden="1" w:unhideWhenUsed="1"/>
     <w:lsdException w:name="Signature" w:semiHidden="1" w:unhideWhenUsed="1"/>
     <w:lsdException w:name="Default Paragraph Font" w:semiHidden="1" w:uiPriority="1" w:unhideWhenUsed="1"/>
-    <w:lsdException w:name="Body Text" w:semiHidden="1" w:unhideWhenUsed="1"/>
+    <w:lsdException w:name="Body Text" w:semiHidden="1" w:uiPriority="1" w:unhideWhenUsed="1" w:qFormat="1"/>
     <w:lsdException w:name="Body Text Indent" w:semiHidden="1" w:unhideWhenUsed="1"/>
     <w:lsdException w:name="List Continue" w:semiHidden="1" w:unhideWhenUsed="1"/>
     <w:lsdException w:name="List Continue 2" w:semiHidden="1" w:unhideWhenUsed="1"/>
@@ -4254,6 +6014,140 @@
       <w14:ligatures w14:val="none"/>
     </w:rPr>
   </w:style>
+  <w:style w:type="paragraph" w:styleId="BodyText">
+    <w:name w:val="Body Text"/>
+    <w:basedOn w:val="Normal"/>
+    <w:link w:val="BodyTextChar"/>
+    <w:uiPriority w:val="1"/>
+    <w:qFormat/>
+    <w:rsid w:val="001302A1"/>
+    <w:pPr>
+      <w:widowControl w:val="0"/>
+      <w:autoSpaceDE w:val="0"/>
+      <w:autoSpaceDN w:val="0"/>
+      <w:spacing w:after="0" w:line="240" w:lineRule="auto"/>
+    </w:pPr>
+    <w:rPr>
+      <w:rFonts w:ascii="Times New Roman" w:eastAsia="Times New Roman" w:hAnsi="Times New Roman" w:cs="Times New Roman"/>
+      <w:kern w:val="0"/>
+      <w:sz w:val="19"/>
+      <w:szCs w:val="19"/>
+      <w:lang w:val="en-US"/>
+      <w14:ligatures w14:val="none"/>
+    </w:rPr>
+  </w:style>
+  <w:style w:type="character" w:customStyle="1" w:styleId="BodyTextChar">
+    <w:name w:val="Body Text Char"/>
+    <w:basedOn w:val="DefaultParagraphFont"/>
+    <w:link w:val="BodyText"/>
+    <w:uiPriority w:val="1"/>
+    <w:rsid w:val="001302A1"/>
+    <w:rPr>
+      <w:rFonts w:ascii="Times New Roman" w:eastAsia="Times New Roman" w:hAnsi="Times New Roman" w:cs="Times New Roman"/>
+      <w:kern w:val="0"/>
+      <w:sz w:val="19"/>
+      <w:szCs w:val="19"/>
+      <w:lang w:val="en-US"/>
+      <w14:ligatures w14:val="none"/>
+    </w:rPr>
+  </w:style>
+  <w:style w:type="paragraph" w:styleId="NoSpacing">
+    <w:name w:val="No Spacing"/>
+    <w:aliases w:val="БОДИ"/>
+    <w:uiPriority w:val="1"/>
+    <w:qFormat/>
+    <w:rsid w:val="001302A1"/>
+    <w:pPr>
+      <w:spacing w:after="0" w:line="240" w:lineRule="auto"/>
+      <w:jc w:val="center"/>
+    </w:pPr>
+    <w:rPr>
+      <w:rFonts w:ascii="Times New Roman" w:hAnsi="Times New Roman"/>
+      <w:b/>
+      <w:kern w:val="0"/>
+      <w:sz w:val="28"/>
+      <w:szCs w:val="22"/>
+      <w:lang w:val="en-US"/>
+      <w14:ligatures w14:val="none"/>
+    </w:rPr>
+  </w:style>
+  <w:style w:type="table" w:styleId="TableGrid">
+    <w:name w:val="Table Grid"/>
+    <w:basedOn w:val="TableNormal"/>
+    <w:uiPriority w:val="39"/>
+    <w:rsid w:val="001302A1"/>
+    <w:pPr>
+      <w:spacing w:after="0" w:line="240" w:lineRule="auto"/>
+    </w:pPr>
+    <w:rPr>
+      <w:kern w:val="0"/>
+      <w:sz w:val="22"/>
+      <w:szCs w:val="22"/>
+      <w:lang w:val="ru-RU"/>
+      <w14:ligatures w14:val="none"/>
+    </w:rPr>
+    <w:tblPr>
+      <w:tblBorders>
+        <w:top w:val="single" w:sz="4" w:space="0" w:color="auto"/>
+        <w:left w:val="single" w:sz="4" w:space="0" w:color="auto"/>
+        <w:bottom w:val="single" w:sz="4" w:space="0" w:color="auto"/>
+        <w:right w:val="single" w:sz="4" w:space="0" w:color="auto"/>
+        <w:insideH w:val="single" w:sz="4" w:space="0" w:color="auto"/>
+        <w:insideV w:val="single" w:sz="4" w:space="0" w:color="auto"/>
+      </w:tblBorders>
+    </w:tblPr>
+  </w:style>
+  <w:style w:type="table" w:customStyle="1" w:styleId="NormalTable0">
+    <w:name w:val="Normal Table0"/>
+    <w:uiPriority w:val="2"/>
+    <w:semiHidden/>
+    <w:unhideWhenUsed/>
+    <w:qFormat/>
+    <w:rsid w:val="001302A1"/>
+    <w:pPr>
+      <w:widowControl w:val="0"/>
+      <w:autoSpaceDE w:val="0"/>
+      <w:autoSpaceDN w:val="0"/>
+      <w:spacing w:after="0" w:line="240" w:lineRule="auto"/>
+    </w:pPr>
+    <w:rPr>
+      <w:kern w:val="0"/>
+      <w:sz w:val="22"/>
+      <w:szCs w:val="22"/>
+      <w:lang w:val="en-US"/>
+      <w14:ligatures w14:val="none"/>
+    </w:rPr>
+    <w:tblPr>
+      <w:tblInd w:w="0" w:type="dxa"/>
+      <w:tblCellMar>
+        <w:top w:w="0" w:type="dxa"/>
+        <w:left w:w="0" w:type="dxa"/>
+        <w:bottom w:w="0" w:type="dxa"/>
+        <w:right w:w="0" w:type="dxa"/>
+      </w:tblCellMar>
+    </w:tblPr>
+  </w:style>
+  <w:style w:type="paragraph" w:customStyle="1" w:styleId="TableParagraph">
+    <w:name w:val="Table Paragraph"/>
+    <w:basedOn w:val="Normal"/>
+    <w:uiPriority w:val="1"/>
+    <w:qFormat/>
+    <w:rsid w:val="001302A1"/>
+    <w:pPr>
+      <w:widowControl w:val="0"/>
+      <w:autoSpaceDE w:val="0"/>
+      <w:autoSpaceDN w:val="0"/>
+      <w:spacing w:after="0" w:line="240" w:lineRule="auto"/>
+    </w:pPr>
+    <w:rPr>
+      <w:rFonts w:ascii="Times New Roman" w:eastAsia="Times New Roman" w:hAnsi="Times New Roman" w:cs="Times New Roman"/>
+      <w:kern w:val="0"/>
+      <w:sz w:val="22"/>
+      <w:szCs w:val="22"/>
+      <w:lang w:val="ru-RU"/>
+      <w14:ligatures w14:val="none"/>
+    </w:rPr>
+  </w:style>
 </w:styles>
 </file>
 

--- a/2025_Бақберген_Бауыржан.docx
+++ b/2025_Бақберген_Бауыржан.docx
@@ -45,7 +45,7 @@
                     </pic:cNvPicPr>
                   </pic:nvPicPr>
                   <pic:blipFill>
-                    <a:blip r:embed="rId4" cstate="print">
+                    <a:blip r:embed="rId5" cstate="print">
                       <a:extLst>
                         <a:ext uri="{28A0092B-C50C-407E-A947-70E740481C1C}">
                           <a14:useLocalDpi xmlns:a14="http://schemas.microsoft.com/office/drawing/2010/main" val="0"/>
@@ -495,7 +495,6 @@
           <w:sz w:val="28"/>
           <w:szCs w:val="28"/>
         </w:rPr>
-        <w:lastRenderedPageBreak/>
         <w:drawing>
           <wp:anchor distT="0" distB="0" distL="114300" distR="114300" simplePos="0" relativeHeight="251661312" behindDoc="0" locked="0" layoutInCell="1" allowOverlap="1" wp14:anchorId="3344F050" wp14:editId="22BD9BD3">
             <wp:simplePos x="0" y="0"/>
@@ -522,7 +521,7 @@
                     </pic:cNvPicPr>
                   </pic:nvPicPr>
                   <pic:blipFill>
-                    <a:blip r:embed="rId4" cstate="print">
+                    <a:blip r:embed="rId5" cstate="print">
                       <a:extLst>
                         <a:ext uri="{28A0092B-C50C-407E-A947-70E740481C1C}">
                           <a14:useLocalDpi xmlns:a14="http://schemas.microsoft.com/office/drawing/2010/main" val="0"/>
@@ -1725,7 +1724,6 @@
           <w:sz w:val="28"/>
           <w:szCs w:val="28"/>
         </w:rPr>
-        <w:lastRenderedPageBreak/>
         <w:drawing>
           <wp:anchor distT="0" distB="0" distL="114300" distR="114300" simplePos="0" relativeHeight="251663360" behindDoc="0" locked="0" layoutInCell="1" allowOverlap="1" wp14:anchorId="56CE6719" wp14:editId="5BE2C4A5">
             <wp:simplePos x="0" y="0"/>
@@ -1752,7 +1750,7 @@
                     </pic:cNvPicPr>
                   </pic:nvPicPr>
                   <pic:blipFill>
-                    <a:blip r:embed="rId4" cstate="print">
+                    <a:blip r:embed="rId5" cstate="print">
                       <a:extLst>
                         <a:ext uri="{28A0092B-C50C-407E-A947-70E740481C1C}">
                           <a14:useLocalDpi xmlns:a14="http://schemas.microsoft.com/office/drawing/2010/main" val="0"/>
@@ -1820,6 +1818,7 @@
           <w:szCs w:val="28"/>
           <w:lang w:val="ru-RU"/>
         </w:rPr>
+        <w:lastRenderedPageBreak/>
         <w:t>ПИ</w:t>
       </w:r>
       <w:r>
@@ -3110,7 +3109,6 @@
           <w:szCs w:val="28"/>
           <w:lang w:val="kk-KZ"/>
         </w:rPr>
-        <w:lastRenderedPageBreak/>
         <w:t>Дипломдық жобаны орындау</w:t>
       </w:r>
     </w:p>
@@ -3531,6 +3529,7 @@
               <w:rPr>
                 <w:b w:val="0"/>
               </w:rPr>
+              <w:lastRenderedPageBreak/>
               <w:t>3</w:t>
             </w:r>
             <w:r>
@@ -4027,11 +4026,11 @@
         <w:tblLook w:val="01E0" w:firstRow="1" w:lastRow="1" w:firstColumn="1" w:lastColumn="1" w:noHBand="0" w:noVBand="0"/>
       </w:tblPr>
       <w:tblGrid>
-        <w:gridCol w:w="2202"/>
-        <w:gridCol w:w="2930"/>
-        <w:gridCol w:w="1698"/>
-        <w:gridCol w:w="1445"/>
-        <w:gridCol w:w="1070"/>
+        <w:gridCol w:w="2219"/>
+        <w:gridCol w:w="3027"/>
+        <w:gridCol w:w="1742"/>
+        <w:gridCol w:w="1520"/>
+        <w:gridCol w:w="1119"/>
       </w:tblGrid>
       <w:tr>
         <w:trPr>
@@ -4983,18 +4982,146 @@
     </w:p>
     <w:p>
       <w:pPr>
-        <w:widowControl w:val="0"/>
-        <w:autoSpaceDE w:val="0"/>
-        <w:autoSpaceDN w:val="0"/>
-        <w:spacing w:line="240" w:lineRule="auto"/>
-        <w:rPr>
-          <w:rFonts w:ascii="Times New Roman" w:eastAsia="Times New Roman" w:hAnsi="Times New Roman" w:cs="Times New Roman"/>
-          <w:i/>
-          <w:sz w:val="28"/>
-          <w:szCs w:val="28"/>
-          <w:lang w:val="kk-KZ"/>
-        </w:rPr>
-      </w:pPr>
+        <w:jc w:val="center"/>
+        <w:rPr>
+          <w:rFonts w:ascii="Times New Roman" w:hAnsi="Times New Roman" w:cs="Times New Roman"/>
+          <w:b/>
+          <w:bCs/>
+          <w:sz w:val="28"/>
+          <w:szCs w:val="28"/>
+          <w:lang w:val="ru-RU"/>
+        </w:rPr>
+      </w:pPr>
+      <w:r>
+        <w:rPr>
+          <w:rFonts w:ascii="Times New Roman" w:hAnsi="Times New Roman" w:cs="Times New Roman"/>
+          <w:b/>
+          <w:bCs/>
+          <w:sz w:val="28"/>
+          <w:szCs w:val="28"/>
+          <w:lang w:val="ru-RU"/>
+        </w:rPr>
+        <w:t>А</w:t>
+      </w:r>
+      <w:r>
+        <w:rPr>
+          <w:rFonts w:ascii="Times New Roman" w:hAnsi="Times New Roman" w:cs="Times New Roman"/>
+          <w:b/>
+          <w:bCs/>
+          <w:sz w:val="28"/>
+          <w:szCs w:val="28"/>
+          <w:lang w:val="ru-RU"/>
+        </w:rPr>
+        <w:t>ННОТАЦИЯ</w:t>
+      </w:r>
+    </w:p>
+    <w:p>
+      <w:pPr>
+        <w:rPr>
+          <w:rFonts w:ascii="Times New Roman" w:hAnsi="Times New Roman" w:cs="Times New Roman"/>
+          <w:sz w:val="28"/>
+          <w:szCs w:val="28"/>
+          <w:lang w:val="ru-RU"/>
+        </w:rPr>
+      </w:pPr>
+      <w:r>
+        <w:rPr>
+          <w:rFonts w:ascii="Times New Roman" w:hAnsi="Times New Roman" w:cs="Times New Roman"/>
+          <w:sz w:val="28"/>
+          <w:szCs w:val="28"/>
+          <w:lang w:val="ru-RU"/>
+        </w:rPr>
+        <w:t>Дипломный проект на тему “</w:t>
+      </w:r>
+      <w:r>
+        <w:rPr>
+          <w:rFonts w:ascii="Times New Roman" w:hAnsi="Times New Roman" w:cs="Times New Roman"/>
+          <w:sz w:val="28"/>
+          <w:szCs w:val="28"/>
+        </w:rPr>
+        <w:t>BookSwap</w:t>
+      </w:r>
+      <w:r>
+        <w:rPr>
+          <w:rFonts w:ascii="Times New Roman" w:hAnsi="Times New Roman" w:cs="Times New Roman"/>
+          <w:sz w:val="28"/>
+          <w:szCs w:val="28"/>
+          <w:lang w:val="ru-RU"/>
+        </w:rPr>
+        <w:t xml:space="preserve"> </w:t>
+      </w:r>
+      <w:r>
+        <w:rPr>
+          <w:rFonts w:ascii="Times New Roman" w:hAnsi="Times New Roman" w:cs="Times New Roman"/>
+          <w:sz w:val="28"/>
+          <w:szCs w:val="28"/>
+        </w:rPr>
+        <w:t>AI</w:t>
+      </w:r>
+      <w:r>
+        <w:rPr>
+          <w:rFonts w:ascii="Times New Roman" w:hAnsi="Times New Roman" w:cs="Times New Roman"/>
+          <w:sz w:val="28"/>
+          <w:szCs w:val="28"/>
+          <w:lang w:val="ru-RU"/>
+        </w:rPr>
+        <w:t xml:space="preserve">: Интеллектуальное мобильное приложение для обмена книгами и персонализированных рекомендаций” </w:t>
+      </w:r>
+      <w:r>
+        <w:rPr>
+          <w:rFonts w:ascii="Times New Roman" w:hAnsi="Times New Roman" w:cs="Times New Roman"/>
+          <w:color w:val="000000"/>
+          <w:sz w:val="28"/>
+          <w:szCs w:val="28"/>
+          <w:lang w:val="ru-RU"/>
+        </w:rPr>
+        <w:t xml:space="preserve">направлен на создание удобного и эффективного сервиса для книголюбов. Приложение позволяет пользователям находить книги для обмена, подбирать литературу по интересам с помощью искусственного интеллекта и взаимодействовать с другими читателями. Основная цель проекта </w:t>
+      </w:r>
+      <w:r>
+        <w:rPr>
+          <w:rFonts w:ascii="Times New Roman" w:hAnsi="Times New Roman" w:cs="Times New Roman"/>
+          <w:b/>
+          <w:bCs/>
+          <w:color w:val="000000"/>
+          <w:sz w:val="28"/>
+          <w:szCs w:val="28"/>
+          <w:lang w:val="ru-RU"/>
+        </w:rPr>
+        <w:t>–</w:t>
+      </w:r>
+      <w:r>
+        <w:rPr>
+          <w:rStyle w:val="apple-converted-space"/>
+          <w:rFonts w:ascii="Times New Roman" w:hAnsi="Times New Roman" w:cs="Times New Roman"/>
+          <w:b/>
+          <w:bCs/>
+          <w:color w:val="000000"/>
+          <w:sz w:val="28"/>
+          <w:szCs w:val="28"/>
+        </w:rPr>
+        <w:t> </w:t>
+      </w:r>
+      <w:r>
+        <w:rPr>
+          <w:rStyle w:val="Strong"/>
+          <w:rFonts w:ascii="Times New Roman" w:hAnsi="Times New Roman" w:cs="Times New Roman"/>
+          <w:color w:val="000000"/>
+          <w:sz w:val="28"/>
+          <w:szCs w:val="28"/>
+          <w:lang w:val="ru-RU"/>
+        </w:rPr>
+        <w:t>разработать интеллектуальную платформу</w:t>
+      </w:r>
+      <w:r>
+        <w:rPr>
+          <w:rFonts w:ascii="Times New Roman" w:hAnsi="Times New Roman" w:cs="Times New Roman"/>
+          <w:color w:val="000000"/>
+          <w:sz w:val="28"/>
+          <w:szCs w:val="28"/>
+          <w:lang w:val="ru-RU"/>
+        </w:rPr>
+        <w:t>, которая упрощает процесс книгообмена, увеличивает доступность книг и формирует персонализированные рекомендации на основе предпочтений пользователей. Искусственный интеллект анализирует интересы читателей, их историю чтения и отзывы, чтобы предлагать наиболее релевантные книги.</w:t>
+      </w:r>
     </w:p>
     <w:p>
       <w:pPr>
@@ -5016,64 +5143,6197 @@
     </w:p>
     <w:p>
       <w:pPr>
+        <w:rPr>
+          <w:rFonts w:ascii="Times New Roman" w:eastAsia="Times New Roman" w:hAnsi="Times New Roman" w:cs="Times New Roman"/>
+          <w:sz w:val="28"/>
+          <w:szCs w:val="28"/>
+          <w:lang w:val="kk-KZ"/>
+        </w:rPr>
+      </w:pPr>
+      <w:r>
+        <w:rPr>
+          <w:rFonts w:ascii="Times New Roman" w:eastAsia="Times New Roman" w:hAnsi="Times New Roman" w:cs="Times New Roman"/>
+          <w:sz w:val="28"/>
+          <w:szCs w:val="28"/>
+          <w:lang w:val="kk-KZ"/>
+        </w:rPr>
+        <w:lastRenderedPageBreak/>
+        <w:br w:type="page"/>
+      </w:r>
+    </w:p>
+    <w:p>
+      <w:pPr>
         <w:spacing w:line="240" w:lineRule="auto"/>
-        <w:rPr>
-          <w:rFonts w:ascii="Times New Roman" w:eastAsia="Times New Roman" w:hAnsi="Times New Roman" w:cs="Times New Roman"/>
-          <w:sz w:val="28"/>
-          <w:szCs w:val="28"/>
-          <w:lang w:val="ru-RU"/>
-        </w:rPr>
-      </w:pPr>
-      <w:r>
-        <w:rPr>
-          <w:rFonts w:ascii="Times New Roman" w:eastAsia="Times New Roman" w:hAnsi="Times New Roman" w:cs="Times New Roman"/>
-          <w:sz w:val="28"/>
-          <w:szCs w:val="28"/>
-          <w:lang w:val="kk-KZ"/>
+        <w:jc w:val="center"/>
+        <w:rPr>
+          <w:rFonts w:ascii="Times New Roman" w:eastAsia="Times New Roman" w:hAnsi="Times New Roman" w:cs="Times New Roman"/>
+          <w:b/>
+          <w:bCs/>
+          <w:sz w:val="28"/>
+          <w:szCs w:val="28"/>
+          <w:lang w:val="ru-RU"/>
+        </w:rPr>
+      </w:pPr>
+      <w:r>
+        <w:rPr>
+          <w:rFonts w:ascii="Times New Roman" w:eastAsia="Times New Roman" w:hAnsi="Times New Roman" w:cs="Times New Roman"/>
+          <w:b/>
+          <w:bCs/>
+          <w:sz w:val="28"/>
+          <w:szCs w:val="28"/>
+          <w:lang w:val="ru-RU"/>
+        </w:rPr>
+        <w:lastRenderedPageBreak/>
+        <w:t>АҢДАТПА</w:t>
+      </w:r>
+    </w:p>
+    <w:p>
+      <w:pPr>
+        <w:rPr>
+          <w:rFonts w:ascii="Times New Roman" w:hAnsi="Times New Roman" w:cs="Times New Roman"/>
+          <w:sz w:val="28"/>
+          <w:szCs w:val="28"/>
+          <w:lang w:val="ru-RU"/>
+        </w:rPr>
+      </w:pPr>
+      <w:r>
+        <w:rPr>
+          <w:rFonts w:ascii="Times New Roman" w:hAnsi="Times New Roman" w:cs="Times New Roman"/>
+          <w:sz w:val="28"/>
+          <w:szCs w:val="28"/>
+          <w:lang w:val="ru-RU"/>
+        </w:rPr>
+        <w:t>«</w:t>
+      </w:r>
+      <w:r>
+        <w:rPr>
+          <w:rFonts w:ascii="Times New Roman" w:hAnsi="Times New Roman" w:cs="Times New Roman"/>
+          <w:sz w:val="28"/>
+          <w:szCs w:val="28"/>
+        </w:rPr>
+        <w:t>BookSwap</w:t>
+      </w:r>
+      <w:r>
+        <w:rPr>
+          <w:rFonts w:ascii="Times New Roman" w:hAnsi="Times New Roman" w:cs="Times New Roman"/>
+          <w:sz w:val="28"/>
+          <w:szCs w:val="28"/>
+          <w:lang w:val="ru-RU"/>
+        </w:rPr>
+        <w:t xml:space="preserve"> </w:t>
+      </w:r>
+      <w:r>
+        <w:rPr>
+          <w:rFonts w:ascii="Times New Roman" w:hAnsi="Times New Roman" w:cs="Times New Roman"/>
+          <w:sz w:val="28"/>
+          <w:szCs w:val="28"/>
+        </w:rPr>
+        <w:t>AI</w:t>
+      </w:r>
+      <w:r>
+        <w:rPr>
+          <w:rFonts w:ascii="Times New Roman" w:hAnsi="Times New Roman" w:cs="Times New Roman"/>
+          <w:sz w:val="28"/>
+          <w:szCs w:val="28"/>
+          <w:lang w:val="ru-RU"/>
+        </w:rPr>
+        <w:t xml:space="preserve">: </w:t>
+      </w:r>
+      <w:proofErr w:type="spellStart"/>
+      <w:r>
+        <w:rPr>
+          <w:rFonts w:ascii="Times New Roman" w:hAnsi="Times New Roman" w:cs="Times New Roman"/>
+          <w:sz w:val="28"/>
+          <w:szCs w:val="28"/>
+          <w:lang w:val="ru-RU"/>
+        </w:rPr>
+        <w:t>кітап</w:t>
+      </w:r>
+      <w:proofErr w:type="spellEnd"/>
+      <w:r>
+        <w:rPr>
+          <w:rFonts w:ascii="Times New Roman" w:hAnsi="Times New Roman" w:cs="Times New Roman"/>
+          <w:sz w:val="28"/>
+          <w:szCs w:val="28"/>
+          <w:lang w:val="ru-RU"/>
+        </w:rPr>
+        <w:t xml:space="preserve"> </w:t>
+      </w:r>
+      <w:proofErr w:type="spellStart"/>
+      <w:r>
+        <w:rPr>
+          <w:rFonts w:ascii="Times New Roman" w:hAnsi="Times New Roman" w:cs="Times New Roman"/>
+          <w:sz w:val="28"/>
+          <w:szCs w:val="28"/>
+          <w:lang w:val="ru-RU"/>
+        </w:rPr>
+        <w:t>алмасуға</w:t>
+      </w:r>
+      <w:proofErr w:type="spellEnd"/>
+      <w:r>
+        <w:rPr>
+          <w:rFonts w:ascii="Times New Roman" w:hAnsi="Times New Roman" w:cs="Times New Roman"/>
+          <w:sz w:val="28"/>
+          <w:szCs w:val="28"/>
+          <w:lang w:val="ru-RU"/>
+        </w:rPr>
+        <w:t xml:space="preserve"> </w:t>
+      </w:r>
+      <w:proofErr w:type="spellStart"/>
+      <w:r>
+        <w:rPr>
+          <w:rFonts w:ascii="Times New Roman" w:hAnsi="Times New Roman" w:cs="Times New Roman"/>
+          <w:sz w:val="28"/>
+          <w:szCs w:val="28"/>
+          <w:lang w:val="ru-RU"/>
+        </w:rPr>
+        <w:t>және</w:t>
+      </w:r>
+      <w:proofErr w:type="spellEnd"/>
+      <w:r>
+        <w:rPr>
+          <w:rFonts w:ascii="Times New Roman" w:hAnsi="Times New Roman" w:cs="Times New Roman"/>
+          <w:sz w:val="28"/>
+          <w:szCs w:val="28"/>
+          <w:lang w:val="ru-RU"/>
+        </w:rPr>
+        <w:t xml:space="preserve"> </w:t>
+      </w:r>
+      <w:proofErr w:type="spellStart"/>
+      <w:r>
+        <w:rPr>
+          <w:rFonts w:ascii="Times New Roman" w:hAnsi="Times New Roman" w:cs="Times New Roman"/>
+          <w:sz w:val="28"/>
+          <w:szCs w:val="28"/>
+          <w:lang w:val="ru-RU"/>
+        </w:rPr>
+        <w:t>жеке</w:t>
+      </w:r>
+      <w:proofErr w:type="spellEnd"/>
+      <w:r>
+        <w:rPr>
+          <w:rFonts w:ascii="Times New Roman" w:hAnsi="Times New Roman" w:cs="Times New Roman"/>
+          <w:sz w:val="28"/>
+          <w:szCs w:val="28"/>
+          <w:lang w:val="ru-RU"/>
+        </w:rPr>
+        <w:t xml:space="preserve"> </w:t>
+      </w:r>
+      <w:proofErr w:type="spellStart"/>
+      <w:r>
+        <w:rPr>
+          <w:rFonts w:ascii="Times New Roman" w:hAnsi="Times New Roman" w:cs="Times New Roman"/>
+          <w:sz w:val="28"/>
+          <w:szCs w:val="28"/>
+          <w:lang w:val="ru-RU"/>
+        </w:rPr>
+        <w:t>ұсыныстарға</w:t>
+      </w:r>
+      <w:proofErr w:type="spellEnd"/>
+      <w:r>
+        <w:rPr>
+          <w:rFonts w:ascii="Times New Roman" w:hAnsi="Times New Roman" w:cs="Times New Roman"/>
+          <w:sz w:val="28"/>
+          <w:szCs w:val="28"/>
+          <w:lang w:val="ru-RU"/>
+        </w:rPr>
+        <w:t xml:space="preserve"> </w:t>
+      </w:r>
+      <w:proofErr w:type="spellStart"/>
+      <w:r>
+        <w:rPr>
+          <w:rFonts w:ascii="Times New Roman" w:hAnsi="Times New Roman" w:cs="Times New Roman"/>
+          <w:sz w:val="28"/>
+          <w:szCs w:val="28"/>
+          <w:lang w:val="ru-RU"/>
+        </w:rPr>
+        <w:t>арналған</w:t>
+      </w:r>
+      <w:proofErr w:type="spellEnd"/>
+      <w:r>
+        <w:rPr>
+          <w:rFonts w:ascii="Times New Roman" w:hAnsi="Times New Roman" w:cs="Times New Roman"/>
+          <w:sz w:val="28"/>
+          <w:szCs w:val="28"/>
+          <w:lang w:val="ru-RU"/>
+        </w:rPr>
+        <w:t xml:space="preserve"> </w:t>
+      </w:r>
+      <w:proofErr w:type="spellStart"/>
+      <w:r>
+        <w:rPr>
+          <w:rFonts w:ascii="Times New Roman" w:hAnsi="Times New Roman" w:cs="Times New Roman"/>
+          <w:sz w:val="28"/>
+          <w:szCs w:val="28"/>
+          <w:lang w:val="ru-RU"/>
+        </w:rPr>
+        <w:t>интеллектуалды</w:t>
+      </w:r>
+      <w:proofErr w:type="spellEnd"/>
+      <w:r>
+        <w:rPr>
+          <w:rFonts w:ascii="Times New Roman" w:hAnsi="Times New Roman" w:cs="Times New Roman"/>
+          <w:sz w:val="28"/>
+          <w:szCs w:val="28"/>
+          <w:lang w:val="ru-RU"/>
+        </w:rPr>
+        <w:t xml:space="preserve"> </w:t>
+      </w:r>
+      <w:proofErr w:type="spellStart"/>
+      <w:r>
+        <w:rPr>
+          <w:rFonts w:ascii="Times New Roman" w:hAnsi="Times New Roman" w:cs="Times New Roman"/>
+          <w:sz w:val="28"/>
+          <w:szCs w:val="28"/>
+          <w:lang w:val="ru-RU"/>
+        </w:rPr>
+        <w:t>мобильді</w:t>
+      </w:r>
+      <w:proofErr w:type="spellEnd"/>
+      <w:r>
+        <w:rPr>
+          <w:rFonts w:ascii="Times New Roman" w:hAnsi="Times New Roman" w:cs="Times New Roman"/>
+          <w:sz w:val="28"/>
+          <w:szCs w:val="28"/>
+          <w:lang w:val="kk-KZ"/>
+        </w:rPr>
+        <w:t xml:space="preserve"> бағдарлама</w:t>
+      </w:r>
+      <w:r>
+        <w:rPr>
+          <w:rFonts w:ascii="Times New Roman" w:hAnsi="Times New Roman" w:cs="Times New Roman"/>
+          <w:sz w:val="28"/>
+          <w:szCs w:val="28"/>
+          <w:lang w:val="ru-RU"/>
+        </w:rPr>
+        <w:t xml:space="preserve">» </w:t>
+      </w:r>
+      <w:proofErr w:type="spellStart"/>
+      <w:r>
+        <w:rPr>
+          <w:rFonts w:ascii="Times New Roman" w:hAnsi="Times New Roman" w:cs="Times New Roman"/>
+          <w:sz w:val="28"/>
+          <w:szCs w:val="28"/>
+          <w:lang w:val="ru-RU"/>
+        </w:rPr>
+        <w:t>тақырыбындағы</w:t>
+      </w:r>
+      <w:proofErr w:type="spellEnd"/>
+      <w:r>
+        <w:rPr>
+          <w:rFonts w:ascii="Times New Roman" w:hAnsi="Times New Roman" w:cs="Times New Roman"/>
+          <w:sz w:val="28"/>
+          <w:szCs w:val="28"/>
+          <w:lang w:val="ru-RU"/>
+        </w:rPr>
+        <w:t xml:space="preserve"> </w:t>
+      </w:r>
+      <w:proofErr w:type="spellStart"/>
+      <w:r>
+        <w:rPr>
+          <w:rFonts w:ascii="Times New Roman" w:hAnsi="Times New Roman" w:cs="Times New Roman"/>
+          <w:sz w:val="28"/>
+          <w:szCs w:val="28"/>
+          <w:lang w:val="ru-RU"/>
+        </w:rPr>
+        <w:t>дипломдық</w:t>
+      </w:r>
+      <w:proofErr w:type="spellEnd"/>
+      <w:r>
+        <w:rPr>
+          <w:rFonts w:ascii="Times New Roman" w:hAnsi="Times New Roman" w:cs="Times New Roman"/>
+          <w:sz w:val="28"/>
+          <w:szCs w:val="28"/>
+          <w:lang w:val="ru-RU"/>
+        </w:rPr>
+        <w:t xml:space="preserve"> </w:t>
+      </w:r>
+      <w:proofErr w:type="spellStart"/>
+      <w:r>
+        <w:rPr>
+          <w:rFonts w:ascii="Times New Roman" w:hAnsi="Times New Roman" w:cs="Times New Roman"/>
+          <w:sz w:val="28"/>
+          <w:szCs w:val="28"/>
+          <w:lang w:val="ru-RU"/>
+        </w:rPr>
+        <w:t>жоба</w:t>
+      </w:r>
+      <w:proofErr w:type="spellEnd"/>
+      <w:r>
+        <w:rPr>
+          <w:rFonts w:ascii="Times New Roman" w:hAnsi="Times New Roman" w:cs="Times New Roman"/>
+          <w:sz w:val="28"/>
+          <w:szCs w:val="28"/>
+          <w:lang w:val="ru-RU"/>
+        </w:rPr>
+        <w:t xml:space="preserve"> </w:t>
+      </w:r>
+      <w:proofErr w:type="spellStart"/>
+      <w:r>
+        <w:rPr>
+          <w:rFonts w:ascii="Times New Roman" w:hAnsi="Times New Roman" w:cs="Times New Roman"/>
+          <w:sz w:val="28"/>
+          <w:szCs w:val="28"/>
+          <w:lang w:val="ru-RU"/>
+        </w:rPr>
+        <w:t>кітапқұмарлар</w:t>
+      </w:r>
+      <w:proofErr w:type="spellEnd"/>
+      <w:r>
+        <w:rPr>
+          <w:rFonts w:ascii="Times New Roman" w:hAnsi="Times New Roman" w:cs="Times New Roman"/>
+          <w:sz w:val="28"/>
+          <w:szCs w:val="28"/>
+          <w:lang w:val="ru-RU"/>
+        </w:rPr>
+        <w:t xml:space="preserve"> </w:t>
+      </w:r>
+      <w:proofErr w:type="spellStart"/>
+      <w:r>
+        <w:rPr>
+          <w:rFonts w:ascii="Times New Roman" w:hAnsi="Times New Roman" w:cs="Times New Roman"/>
+          <w:sz w:val="28"/>
+          <w:szCs w:val="28"/>
+          <w:lang w:val="ru-RU"/>
+        </w:rPr>
+        <w:t>үшін</w:t>
+      </w:r>
+      <w:proofErr w:type="spellEnd"/>
+      <w:r>
+        <w:rPr>
+          <w:rFonts w:ascii="Times New Roman" w:hAnsi="Times New Roman" w:cs="Times New Roman"/>
+          <w:sz w:val="28"/>
+          <w:szCs w:val="28"/>
+          <w:lang w:val="ru-RU"/>
+        </w:rPr>
+        <w:t xml:space="preserve"> </w:t>
+      </w:r>
+      <w:proofErr w:type="spellStart"/>
+      <w:r>
+        <w:rPr>
+          <w:rFonts w:ascii="Times New Roman" w:hAnsi="Times New Roman" w:cs="Times New Roman"/>
+          <w:sz w:val="28"/>
+          <w:szCs w:val="28"/>
+          <w:lang w:val="ru-RU"/>
+        </w:rPr>
+        <w:t>ыңғайлы</w:t>
+      </w:r>
+      <w:proofErr w:type="spellEnd"/>
+      <w:r>
+        <w:rPr>
+          <w:rFonts w:ascii="Times New Roman" w:hAnsi="Times New Roman" w:cs="Times New Roman"/>
+          <w:sz w:val="28"/>
+          <w:szCs w:val="28"/>
+          <w:lang w:val="ru-RU"/>
+        </w:rPr>
+        <w:t xml:space="preserve"> </w:t>
+      </w:r>
+      <w:proofErr w:type="spellStart"/>
+      <w:r>
+        <w:rPr>
+          <w:rFonts w:ascii="Times New Roman" w:hAnsi="Times New Roman" w:cs="Times New Roman"/>
+          <w:sz w:val="28"/>
+          <w:szCs w:val="28"/>
+          <w:lang w:val="ru-RU"/>
+        </w:rPr>
+        <w:t>және</w:t>
+      </w:r>
+      <w:proofErr w:type="spellEnd"/>
+      <w:r>
+        <w:rPr>
+          <w:rFonts w:ascii="Times New Roman" w:hAnsi="Times New Roman" w:cs="Times New Roman"/>
+          <w:sz w:val="28"/>
+          <w:szCs w:val="28"/>
+          <w:lang w:val="ru-RU"/>
+        </w:rPr>
+        <w:t xml:space="preserve"> </w:t>
+      </w:r>
+      <w:proofErr w:type="spellStart"/>
+      <w:r>
+        <w:rPr>
+          <w:rFonts w:ascii="Times New Roman" w:hAnsi="Times New Roman" w:cs="Times New Roman"/>
+          <w:sz w:val="28"/>
+          <w:szCs w:val="28"/>
+          <w:lang w:val="ru-RU"/>
+        </w:rPr>
+        <w:t>тиімді</w:t>
+      </w:r>
+      <w:proofErr w:type="spellEnd"/>
+      <w:r>
+        <w:rPr>
+          <w:rFonts w:ascii="Times New Roman" w:hAnsi="Times New Roman" w:cs="Times New Roman"/>
+          <w:sz w:val="28"/>
+          <w:szCs w:val="28"/>
+          <w:lang w:val="ru-RU"/>
+        </w:rPr>
+        <w:t xml:space="preserve"> сервис </w:t>
+      </w:r>
+      <w:proofErr w:type="spellStart"/>
+      <w:r>
+        <w:rPr>
+          <w:rFonts w:ascii="Times New Roman" w:hAnsi="Times New Roman" w:cs="Times New Roman"/>
+          <w:sz w:val="28"/>
+          <w:szCs w:val="28"/>
+          <w:lang w:val="ru-RU"/>
+        </w:rPr>
+        <w:t>құруға</w:t>
+      </w:r>
+      <w:proofErr w:type="spellEnd"/>
+      <w:r>
+        <w:rPr>
+          <w:rFonts w:ascii="Times New Roman" w:hAnsi="Times New Roman" w:cs="Times New Roman"/>
+          <w:sz w:val="28"/>
+          <w:szCs w:val="28"/>
+          <w:lang w:val="ru-RU"/>
+        </w:rPr>
+        <w:t xml:space="preserve"> </w:t>
+      </w:r>
+      <w:proofErr w:type="spellStart"/>
+      <w:r>
+        <w:rPr>
+          <w:rFonts w:ascii="Times New Roman" w:hAnsi="Times New Roman" w:cs="Times New Roman"/>
+          <w:sz w:val="28"/>
+          <w:szCs w:val="28"/>
+          <w:lang w:val="ru-RU"/>
+        </w:rPr>
+        <w:t>бағытталған</w:t>
+      </w:r>
+      <w:proofErr w:type="spellEnd"/>
+      <w:r>
+        <w:rPr>
+          <w:rFonts w:ascii="Times New Roman" w:hAnsi="Times New Roman" w:cs="Times New Roman"/>
+          <w:sz w:val="28"/>
+          <w:szCs w:val="28"/>
+          <w:lang w:val="ru-RU"/>
+        </w:rPr>
+        <w:t xml:space="preserve">. </w:t>
+      </w:r>
+      <w:proofErr w:type="spellStart"/>
+      <w:r>
+        <w:rPr>
+          <w:rFonts w:ascii="Times New Roman" w:hAnsi="Times New Roman" w:cs="Times New Roman"/>
+          <w:sz w:val="28"/>
+          <w:szCs w:val="28"/>
+          <w:lang w:val="ru-RU"/>
+        </w:rPr>
+        <w:t>Қолданба</w:t>
+      </w:r>
+      <w:proofErr w:type="spellEnd"/>
+      <w:r>
+        <w:rPr>
+          <w:rFonts w:ascii="Times New Roman" w:hAnsi="Times New Roman" w:cs="Times New Roman"/>
+          <w:sz w:val="28"/>
+          <w:szCs w:val="28"/>
+          <w:lang w:val="ru-RU"/>
+        </w:rPr>
+        <w:t xml:space="preserve"> </w:t>
+      </w:r>
+      <w:proofErr w:type="spellStart"/>
+      <w:r>
+        <w:rPr>
+          <w:rFonts w:ascii="Times New Roman" w:hAnsi="Times New Roman" w:cs="Times New Roman"/>
+          <w:sz w:val="28"/>
+          <w:szCs w:val="28"/>
+          <w:lang w:val="ru-RU"/>
+        </w:rPr>
+        <w:t>пайдаланушыларға</w:t>
+      </w:r>
+      <w:proofErr w:type="spellEnd"/>
+      <w:r>
+        <w:rPr>
+          <w:rFonts w:ascii="Times New Roman" w:hAnsi="Times New Roman" w:cs="Times New Roman"/>
+          <w:sz w:val="28"/>
+          <w:szCs w:val="28"/>
+          <w:lang w:val="ru-RU"/>
+        </w:rPr>
+        <w:t xml:space="preserve"> </w:t>
+      </w:r>
+      <w:proofErr w:type="spellStart"/>
+      <w:r>
+        <w:rPr>
+          <w:rFonts w:ascii="Times New Roman" w:hAnsi="Times New Roman" w:cs="Times New Roman"/>
+          <w:sz w:val="28"/>
+          <w:szCs w:val="28"/>
+          <w:lang w:val="ru-RU"/>
+        </w:rPr>
+        <w:t>алмасу</w:t>
+      </w:r>
+      <w:proofErr w:type="spellEnd"/>
+      <w:r>
+        <w:rPr>
+          <w:rFonts w:ascii="Times New Roman" w:hAnsi="Times New Roman" w:cs="Times New Roman"/>
+          <w:sz w:val="28"/>
+          <w:szCs w:val="28"/>
+          <w:lang w:val="ru-RU"/>
+        </w:rPr>
+        <w:t xml:space="preserve"> </w:t>
+      </w:r>
+      <w:proofErr w:type="spellStart"/>
+      <w:r>
+        <w:rPr>
+          <w:rFonts w:ascii="Times New Roman" w:hAnsi="Times New Roman" w:cs="Times New Roman"/>
+          <w:sz w:val="28"/>
+          <w:szCs w:val="28"/>
+          <w:lang w:val="ru-RU"/>
+        </w:rPr>
+        <w:t>үшін</w:t>
+      </w:r>
+      <w:proofErr w:type="spellEnd"/>
+      <w:r>
+        <w:rPr>
+          <w:rFonts w:ascii="Times New Roman" w:hAnsi="Times New Roman" w:cs="Times New Roman"/>
+          <w:sz w:val="28"/>
+          <w:szCs w:val="28"/>
+          <w:lang w:val="ru-RU"/>
+        </w:rPr>
+        <w:t xml:space="preserve"> </w:t>
+      </w:r>
+      <w:proofErr w:type="spellStart"/>
+      <w:r>
+        <w:rPr>
+          <w:rFonts w:ascii="Times New Roman" w:hAnsi="Times New Roman" w:cs="Times New Roman"/>
+          <w:sz w:val="28"/>
+          <w:szCs w:val="28"/>
+          <w:lang w:val="ru-RU"/>
+        </w:rPr>
+        <w:t>кітаптарды</w:t>
+      </w:r>
+      <w:proofErr w:type="spellEnd"/>
+      <w:r>
+        <w:rPr>
+          <w:rFonts w:ascii="Times New Roman" w:hAnsi="Times New Roman" w:cs="Times New Roman"/>
+          <w:sz w:val="28"/>
+          <w:szCs w:val="28"/>
+          <w:lang w:val="ru-RU"/>
+        </w:rPr>
+        <w:t xml:space="preserve"> </w:t>
+      </w:r>
+      <w:proofErr w:type="spellStart"/>
+      <w:r>
+        <w:rPr>
+          <w:rFonts w:ascii="Times New Roman" w:hAnsi="Times New Roman" w:cs="Times New Roman"/>
+          <w:sz w:val="28"/>
+          <w:szCs w:val="28"/>
+          <w:lang w:val="ru-RU"/>
+        </w:rPr>
+        <w:t>табуға</w:t>
+      </w:r>
+      <w:proofErr w:type="spellEnd"/>
+      <w:r>
+        <w:rPr>
+          <w:rFonts w:ascii="Times New Roman" w:hAnsi="Times New Roman" w:cs="Times New Roman"/>
+          <w:sz w:val="28"/>
+          <w:szCs w:val="28"/>
+          <w:lang w:val="ru-RU"/>
+        </w:rPr>
+        <w:t xml:space="preserve">, </w:t>
+      </w:r>
+      <w:proofErr w:type="spellStart"/>
+      <w:r>
+        <w:rPr>
+          <w:rFonts w:ascii="Times New Roman" w:hAnsi="Times New Roman" w:cs="Times New Roman"/>
+          <w:sz w:val="28"/>
+          <w:szCs w:val="28"/>
+          <w:lang w:val="ru-RU"/>
+        </w:rPr>
+        <w:t>жасанды</w:t>
+      </w:r>
+      <w:proofErr w:type="spellEnd"/>
+      <w:r>
+        <w:rPr>
+          <w:rFonts w:ascii="Times New Roman" w:hAnsi="Times New Roman" w:cs="Times New Roman"/>
+          <w:sz w:val="28"/>
+          <w:szCs w:val="28"/>
+          <w:lang w:val="ru-RU"/>
+        </w:rPr>
+        <w:t xml:space="preserve"> интеллект </w:t>
+      </w:r>
+      <w:proofErr w:type="spellStart"/>
+      <w:r>
+        <w:rPr>
+          <w:rFonts w:ascii="Times New Roman" w:hAnsi="Times New Roman" w:cs="Times New Roman"/>
+          <w:sz w:val="28"/>
+          <w:szCs w:val="28"/>
+          <w:lang w:val="ru-RU"/>
+        </w:rPr>
+        <w:t>арқылы</w:t>
+      </w:r>
+      <w:proofErr w:type="spellEnd"/>
+      <w:r>
+        <w:rPr>
+          <w:rFonts w:ascii="Times New Roman" w:hAnsi="Times New Roman" w:cs="Times New Roman"/>
+          <w:sz w:val="28"/>
+          <w:szCs w:val="28"/>
+          <w:lang w:val="ru-RU"/>
+        </w:rPr>
+        <w:t xml:space="preserve"> </w:t>
+      </w:r>
+      <w:proofErr w:type="spellStart"/>
+      <w:r>
+        <w:rPr>
+          <w:rFonts w:ascii="Times New Roman" w:hAnsi="Times New Roman" w:cs="Times New Roman"/>
+          <w:sz w:val="28"/>
+          <w:szCs w:val="28"/>
+          <w:lang w:val="ru-RU"/>
+        </w:rPr>
+        <w:t>қызығушылықтарына</w:t>
+      </w:r>
+      <w:proofErr w:type="spellEnd"/>
+      <w:r>
+        <w:rPr>
+          <w:rFonts w:ascii="Times New Roman" w:hAnsi="Times New Roman" w:cs="Times New Roman"/>
+          <w:sz w:val="28"/>
+          <w:szCs w:val="28"/>
+          <w:lang w:val="ru-RU"/>
+        </w:rPr>
+        <w:t xml:space="preserve"> </w:t>
+      </w:r>
+      <w:proofErr w:type="spellStart"/>
+      <w:r>
+        <w:rPr>
+          <w:rFonts w:ascii="Times New Roman" w:hAnsi="Times New Roman" w:cs="Times New Roman"/>
+          <w:sz w:val="28"/>
+          <w:szCs w:val="28"/>
+          <w:lang w:val="ru-RU"/>
+        </w:rPr>
+        <w:t>сәйкес</w:t>
+      </w:r>
+      <w:proofErr w:type="spellEnd"/>
+      <w:r>
+        <w:rPr>
+          <w:rFonts w:ascii="Times New Roman" w:hAnsi="Times New Roman" w:cs="Times New Roman"/>
+          <w:sz w:val="28"/>
+          <w:szCs w:val="28"/>
+          <w:lang w:val="ru-RU"/>
+        </w:rPr>
+        <w:t xml:space="preserve"> </w:t>
+      </w:r>
+      <w:proofErr w:type="spellStart"/>
+      <w:r>
+        <w:rPr>
+          <w:rFonts w:ascii="Times New Roman" w:hAnsi="Times New Roman" w:cs="Times New Roman"/>
+          <w:sz w:val="28"/>
+          <w:szCs w:val="28"/>
+          <w:lang w:val="ru-RU"/>
+        </w:rPr>
+        <w:t>әдебиеттерді</w:t>
+      </w:r>
+      <w:proofErr w:type="spellEnd"/>
+      <w:r>
+        <w:rPr>
+          <w:rFonts w:ascii="Times New Roman" w:hAnsi="Times New Roman" w:cs="Times New Roman"/>
+          <w:sz w:val="28"/>
+          <w:szCs w:val="28"/>
+          <w:lang w:val="ru-RU"/>
+        </w:rPr>
+        <w:t xml:space="preserve"> </w:t>
+      </w:r>
+      <w:proofErr w:type="spellStart"/>
+      <w:r>
+        <w:rPr>
+          <w:rFonts w:ascii="Times New Roman" w:hAnsi="Times New Roman" w:cs="Times New Roman"/>
+          <w:sz w:val="28"/>
+          <w:szCs w:val="28"/>
+          <w:lang w:val="ru-RU"/>
+        </w:rPr>
+        <w:t>таңдауға</w:t>
+      </w:r>
+      <w:proofErr w:type="spellEnd"/>
+      <w:r>
+        <w:rPr>
+          <w:rFonts w:ascii="Times New Roman" w:hAnsi="Times New Roman" w:cs="Times New Roman"/>
+          <w:sz w:val="28"/>
+          <w:szCs w:val="28"/>
+          <w:lang w:val="ru-RU"/>
+        </w:rPr>
+        <w:t xml:space="preserve"> </w:t>
+      </w:r>
+      <w:proofErr w:type="spellStart"/>
+      <w:r>
+        <w:rPr>
+          <w:rFonts w:ascii="Times New Roman" w:hAnsi="Times New Roman" w:cs="Times New Roman"/>
+          <w:sz w:val="28"/>
+          <w:szCs w:val="28"/>
+          <w:lang w:val="ru-RU"/>
+        </w:rPr>
+        <w:t>және</w:t>
+      </w:r>
+      <w:proofErr w:type="spellEnd"/>
+      <w:r>
+        <w:rPr>
+          <w:rFonts w:ascii="Times New Roman" w:hAnsi="Times New Roman" w:cs="Times New Roman"/>
+          <w:sz w:val="28"/>
+          <w:szCs w:val="28"/>
+          <w:lang w:val="ru-RU"/>
+        </w:rPr>
+        <w:t xml:space="preserve"> </w:t>
+      </w:r>
+      <w:proofErr w:type="spellStart"/>
+      <w:r>
+        <w:rPr>
+          <w:rFonts w:ascii="Times New Roman" w:hAnsi="Times New Roman" w:cs="Times New Roman"/>
+          <w:sz w:val="28"/>
+          <w:szCs w:val="28"/>
+          <w:lang w:val="ru-RU"/>
+        </w:rPr>
+        <w:t>басқа</w:t>
+      </w:r>
+      <w:proofErr w:type="spellEnd"/>
+      <w:r>
+        <w:rPr>
+          <w:rFonts w:ascii="Times New Roman" w:hAnsi="Times New Roman" w:cs="Times New Roman"/>
+          <w:sz w:val="28"/>
+          <w:szCs w:val="28"/>
+          <w:lang w:val="ru-RU"/>
+        </w:rPr>
+        <w:t xml:space="preserve"> </w:t>
+      </w:r>
+      <w:proofErr w:type="spellStart"/>
+      <w:r>
+        <w:rPr>
+          <w:rFonts w:ascii="Times New Roman" w:hAnsi="Times New Roman" w:cs="Times New Roman"/>
+          <w:sz w:val="28"/>
+          <w:szCs w:val="28"/>
+          <w:lang w:val="ru-RU"/>
+        </w:rPr>
+        <w:t>оқырмандармен</w:t>
+      </w:r>
+      <w:proofErr w:type="spellEnd"/>
+      <w:r>
+        <w:rPr>
+          <w:rFonts w:ascii="Times New Roman" w:hAnsi="Times New Roman" w:cs="Times New Roman"/>
+          <w:sz w:val="28"/>
+          <w:szCs w:val="28"/>
+          <w:lang w:val="ru-RU"/>
+        </w:rPr>
+        <w:t xml:space="preserve"> </w:t>
+      </w:r>
+      <w:proofErr w:type="spellStart"/>
+      <w:r>
+        <w:rPr>
+          <w:rFonts w:ascii="Times New Roman" w:hAnsi="Times New Roman" w:cs="Times New Roman"/>
+          <w:sz w:val="28"/>
+          <w:szCs w:val="28"/>
+          <w:lang w:val="ru-RU"/>
+        </w:rPr>
+        <w:t>қарым-қатынас</w:t>
+      </w:r>
+      <w:proofErr w:type="spellEnd"/>
+      <w:r>
+        <w:rPr>
+          <w:rFonts w:ascii="Times New Roman" w:hAnsi="Times New Roman" w:cs="Times New Roman"/>
+          <w:sz w:val="28"/>
+          <w:szCs w:val="28"/>
+          <w:lang w:val="ru-RU"/>
+        </w:rPr>
+        <w:t xml:space="preserve"> </w:t>
+      </w:r>
+      <w:proofErr w:type="spellStart"/>
+      <w:r>
+        <w:rPr>
+          <w:rFonts w:ascii="Times New Roman" w:hAnsi="Times New Roman" w:cs="Times New Roman"/>
+          <w:sz w:val="28"/>
+          <w:szCs w:val="28"/>
+          <w:lang w:val="ru-RU"/>
+        </w:rPr>
+        <w:t>жасауға</w:t>
+      </w:r>
+      <w:proofErr w:type="spellEnd"/>
+      <w:r>
+        <w:rPr>
+          <w:rFonts w:ascii="Times New Roman" w:hAnsi="Times New Roman" w:cs="Times New Roman"/>
+          <w:sz w:val="28"/>
+          <w:szCs w:val="28"/>
+          <w:lang w:val="ru-RU"/>
+        </w:rPr>
+        <w:t xml:space="preserve"> </w:t>
+      </w:r>
+      <w:proofErr w:type="spellStart"/>
+      <w:r>
+        <w:rPr>
+          <w:rFonts w:ascii="Times New Roman" w:hAnsi="Times New Roman" w:cs="Times New Roman"/>
+          <w:sz w:val="28"/>
+          <w:szCs w:val="28"/>
+          <w:lang w:val="ru-RU"/>
+        </w:rPr>
+        <w:t>мүмкіндік</w:t>
+      </w:r>
+      <w:proofErr w:type="spellEnd"/>
+      <w:r>
+        <w:rPr>
+          <w:rFonts w:ascii="Times New Roman" w:hAnsi="Times New Roman" w:cs="Times New Roman"/>
+          <w:sz w:val="28"/>
+          <w:szCs w:val="28"/>
+          <w:lang w:val="ru-RU"/>
+        </w:rPr>
+        <w:t xml:space="preserve"> </w:t>
+      </w:r>
+      <w:proofErr w:type="spellStart"/>
+      <w:r>
+        <w:rPr>
+          <w:rFonts w:ascii="Times New Roman" w:hAnsi="Times New Roman" w:cs="Times New Roman"/>
+          <w:sz w:val="28"/>
+          <w:szCs w:val="28"/>
+          <w:lang w:val="ru-RU"/>
+        </w:rPr>
+        <w:t>береді</w:t>
+      </w:r>
+      <w:proofErr w:type="spellEnd"/>
+      <w:r>
+        <w:rPr>
+          <w:rFonts w:ascii="Times New Roman" w:hAnsi="Times New Roman" w:cs="Times New Roman"/>
+          <w:sz w:val="28"/>
+          <w:szCs w:val="28"/>
+          <w:lang w:val="ru-RU"/>
+        </w:rPr>
+        <w:t xml:space="preserve">. </w:t>
+      </w:r>
+      <w:proofErr w:type="spellStart"/>
+      <w:r>
+        <w:rPr>
+          <w:rFonts w:ascii="Times New Roman" w:hAnsi="Times New Roman" w:cs="Times New Roman"/>
+          <w:sz w:val="28"/>
+          <w:szCs w:val="28"/>
+          <w:lang w:val="ru-RU"/>
+        </w:rPr>
+        <w:t>Жобаның</w:t>
+      </w:r>
+      <w:proofErr w:type="spellEnd"/>
+      <w:r>
+        <w:rPr>
+          <w:rFonts w:ascii="Times New Roman" w:hAnsi="Times New Roman" w:cs="Times New Roman"/>
+          <w:sz w:val="28"/>
+          <w:szCs w:val="28"/>
+          <w:lang w:val="ru-RU"/>
+        </w:rPr>
+        <w:t xml:space="preserve"> </w:t>
+      </w:r>
+      <w:proofErr w:type="spellStart"/>
+      <w:r>
+        <w:rPr>
+          <w:rFonts w:ascii="Times New Roman" w:hAnsi="Times New Roman" w:cs="Times New Roman"/>
+          <w:sz w:val="28"/>
+          <w:szCs w:val="28"/>
+          <w:lang w:val="ru-RU"/>
+        </w:rPr>
+        <w:t>негізгі</w:t>
+      </w:r>
+      <w:proofErr w:type="spellEnd"/>
+      <w:r>
+        <w:rPr>
+          <w:rFonts w:ascii="Times New Roman" w:hAnsi="Times New Roman" w:cs="Times New Roman"/>
+          <w:sz w:val="28"/>
+          <w:szCs w:val="28"/>
+          <w:lang w:val="ru-RU"/>
+        </w:rPr>
+        <w:t xml:space="preserve"> </w:t>
+      </w:r>
+      <w:proofErr w:type="spellStart"/>
+      <w:r>
+        <w:rPr>
+          <w:rFonts w:ascii="Times New Roman" w:hAnsi="Times New Roman" w:cs="Times New Roman"/>
+          <w:sz w:val="28"/>
+          <w:szCs w:val="28"/>
+          <w:lang w:val="ru-RU"/>
+        </w:rPr>
+        <w:t>мақсаты</w:t>
+      </w:r>
+      <w:proofErr w:type="spellEnd"/>
+      <w:r>
+        <w:rPr>
+          <w:rFonts w:ascii="Times New Roman" w:hAnsi="Times New Roman" w:cs="Times New Roman"/>
+          <w:sz w:val="28"/>
+          <w:szCs w:val="28"/>
+          <w:lang w:val="ru-RU"/>
+        </w:rPr>
+        <w:t xml:space="preserve"> – </w:t>
+      </w:r>
+      <w:proofErr w:type="spellStart"/>
+      <w:r>
+        <w:rPr>
+          <w:rFonts w:ascii="Times New Roman" w:hAnsi="Times New Roman" w:cs="Times New Roman"/>
+          <w:sz w:val="28"/>
+          <w:szCs w:val="28"/>
+          <w:lang w:val="ru-RU"/>
+        </w:rPr>
+        <w:t>кітап</w:t>
+      </w:r>
+      <w:proofErr w:type="spellEnd"/>
+      <w:r>
+        <w:rPr>
+          <w:rFonts w:ascii="Times New Roman" w:hAnsi="Times New Roman" w:cs="Times New Roman"/>
+          <w:sz w:val="28"/>
+          <w:szCs w:val="28"/>
+          <w:lang w:val="ru-RU"/>
+        </w:rPr>
+        <w:t xml:space="preserve"> </w:t>
+      </w:r>
+      <w:proofErr w:type="spellStart"/>
+      <w:r>
+        <w:rPr>
+          <w:rFonts w:ascii="Times New Roman" w:hAnsi="Times New Roman" w:cs="Times New Roman"/>
+          <w:sz w:val="28"/>
+          <w:szCs w:val="28"/>
+          <w:lang w:val="ru-RU"/>
+        </w:rPr>
+        <w:t>алмасу</w:t>
+      </w:r>
+      <w:proofErr w:type="spellEnd"/>
+      <w:r>
+        <w:rPr>
+          <w:rFonts w:ascii="Times New Roman" w:hAnsi="Times New Roman" w:cs="Times New Roman"/>
+          <w:sz w:val="28"/>
+          <w:szCs w:val="28"/>
+          <w:lang w:val="ru-RU"/>
+        </w:rPr>
+        <w:t xml:space="preserve"> </w:t>
+      </w:r>
+      <w:proofErr w:type="spellStart"/>
+      <w:r>
+        <w:rPr>
+          <w:rFonts w:ascii="Times New Roman" w:hAnsi="Times New Roman" w:cs="Times New Roman"/>
+          <w:sz w:val="28"/>
+          <w:szCs w:val="28"/>
+          <w:lang w:val="ru-RU"/>
+        </w:rPr>
+        <w:t>процесін</w:t>
+      </w:r>
+      <w:proofErr w:type="spellEnd"/>
+      <w:r>
+        <w:rPr>
+          <w:rFonts w:ascii="Times New Roman" w:hAnsi="Times New Roman" w:cs="Times New Roman"/>
+          <w:sz w:val="28"/>
+          <w:szCs w:val="28"/>
+          <w:lang w:val="ru-RU"/>
+        </w:rPr>
+        <w:t xml:space="preserve"> </w:t>
+      </w:r>
+      <w:proofErr w:type="spellStart"/>
+      <w:r>
+        <w:rPr>
+          <w:rFonts w:ascii="Times New Roman" w:hAnsi="Times New Roman" w:cs="Times New Roman"/>
+          <w:sz w:val="28"/>
+          <w:szCs w:val="28"/>
+          <w:lang w:val="ru-RU"/>
+        </w:rPr>
+        <w:t>жеңілдететін</w:t>
+      </w:r>
+      <w:proofErr w:type="spellEnd"/>
+      <w:r>
+        <w:rPr>
+          <w:rFonts w:ascii="Times New Roman" w:hAnsi="Times New Roman" w:cs="Times New Roman"/>
+          <w:sz w:val="28"/>
+          <w:szCs w:val="28"/>
+          <w:lang w:val="ru-RU"/>
+        </w:rPr>
+        <w:t xml:space="preserve">, </w:t>
+      </w:r>
+      <w:proofErr w:type="spellStart"/>
+      <w:r>
+        <w:rPr>
+          <w:rFonts w:ascii="Times New Roman" w:hAnsi="Times New Roman" w:cs="Times New Roman"/>
+          <w:sz w:val="28"/>
+          <w:szCs w:val="28"/>
+          <w:lang w:val="ru-RU"/>
+        </w:rPr>
+        <w:t>кітаптардың</w:t>
+      </w:r>
+      <w:proofErr w:type="spellEnd"/>
+      <w:r>
+        <w:rPr>
+          <w:rFonts w:ascii="Times New Roman" w:hAnsi="Times New Roman" w:cs="Times New Roman"/>
+          <w:sz w:val="28"/>
+          <w:szCs w:val="28"/>
+          <w:lang w:val="ru-RU"/>
+        </w:rPr>
+        <w:t xml:space="preserve"> </w:t>
+      </w:r>
+      <w:proofErr w:type="spellStart"/>
+      <w:r>
+        <w:rPr>
+          <w:rFonts w:ascii="Times New Roman" w:hAnsi="Times New Roman" w:cs="Times New Roman"/>
+          <w:sz w:val="28"/>
+          <w:szCs w:val="28"/>
+          <w:lang w:val="ru-RU"/>
+        </w:rPr>
+        <w:t>қолжетімділігін</w:t>
+      </w:r>
+      <w:proofErr w:type="spellEnd"/>
+      <w:r>
+        <w:rPr>
+          <w:rFonts w:ascii="Times New Roman" w:hAnsi="Times New Roman" w:cs="Times New Roman"/>
+          <w:sz w:val="28"/>
+          <w:szCs w:val="28"/>
+          <w:lang w:val="ru-RU"/>
+        </w:rPr>
+        <w:t xml:space="preserve"> </w:t>
+      </w:r>
+      <w:proofErr w:type="spellStart"/>
+      <w:r>
+        <w:rPr>
+          <w:rFonts w:ascii="Times New Roman" w:hAnsi="Times New Roman" w:cs="Times New Roman"/>
+          <w:sz w:val="28"/>
+          <w:szCs w:val="28"/>
+          <w:lang w:val="ru-RU"/>
+        </w:rPr>
+        <w:t>арттыратын</w:t>
+      </w:r>
+      <w:proofErr w:type="spellEnd"/>
+      <w:r>
+        <w:rPr>
+          <w:rFonts w:ascii="Times New Roman" w:hAnsi="Times New Roman" w:cs="Times New Roman"/>
+          <w:sz w:val="28"/>
+          <w:szCs w:val="28"/>
+          <w:lang w:val="ru-RU"/>
+        </w:rPr>
+        <w:t xml:space="preserve"> </w:t>
+      </w:r>
+      <w:proofErr w:type="spellStart"/>
+      <w:r>
+        <w:rPr>
+          <w:rFonts w:ascii="Times New Roman" w:hAnsi="Times New Roman" w:cs="Times New Roman"/>
+          <w:sz w:val="28"/>
+          <w:szCs w:val="28"/>
+          <w:lang w:val="ru-RU"/>
+        </w:rPr>
+        <w:t>және</w:t>
+      </w:r>
+      <w:proofErr w:type="spellEnd"/>
+      <w:r>
+        <w:rPr>
+          <w:rFonts w:ascii="Times New Roman" w:hAnsi="Times New Roman" w:cs="Times New Roman"/>
+          <w:sz w:val="28"/>
+          <w:szCs w:val="28"/>
+          <w:lang w:val="ru-RU"/>
+        </w:rPr>
+        <w:t xml:space="preserve"> </w:t>
+      </w:r>
+      <w:proofErr w:type="spellStart"/>
+      <w:r>
+        <w:rPr>
+          <w:rFonts w:ascii="Times New Roman" w:hAnsi="Times New Roman" w:cs="Times New Roman"/>
+          <w:sz w:val="28"/>
+          <w:szCs w:val="28"/>
+          <w:lang w:val="ru-RU"/>
+        </w:rPr>
+        <w:t>пайдаланушылардың</w:t>
+      </w:r>
+      <w:proofErr w:type="spellEnd"/>
+      <w:r>
+        <w:rPr>
+          <w:rFonts w:ascii="Times New Roman" w:hAnsi="Times New Roman" w:cs="Times New Roman"/>
+          <w:sz w:val="28"/>
+          <w:szCs w:val="28"/>
+          <w:lang w:val="ru-RU"/>
+        </w:rPr>
+        <w:t xml:space="preserve"> </w:t>
+      </w:r>
+      <w:proofErr w:type="spellStart"/>
+      <w:r>
+        <w:rPr>
+          <w:rFonts w:ascii="Times New Roman" w:hAnsi="Times New Roman" w:cs="Times New Roman"/>
+          <w:sz w:val="28"/>
+          <w:szCs w:val="28"/>
+          <w:lang w:val="ru-RU"/>
+        </w:rPr>
+        <w:t>қалауы</w:t>
+      </w:r>
+      <w:proofErr w:type="spellEnd"/>
+      <w:r>
+        <w:rPr>
+          <w:rFonts w:ascii="Times New Roman" w:hAnsi="Times New Roman" w:cs="Times New Roman"/>
+          <w:sz w:val="28"/>
+          <w:szCs w:val="28"/>
+          <w:lang w:val="ru-RU"/>
+        </w:rPr>
+        <w:t xml:space="preserve"> </w:t>
+      </w:r>
+      <w:proofErr w:type="spellStart"/>
+      <w:r>
+        <w:rPr>
+          <w:rFonts w:ascii="Times New Roman" w:hAnsi="Times New Roman" w:cs="Times New Roman"/>
+          <w:sz w:val="28"/>
+          <w:szCs w:val="28"/>
+          <w:lang w:val="ru-RU"/>
+        </w:rPr>
+        <w:t>бойынша</w:t>
+      </w:r>
+      <w:proofErr w:type="spellEnd"/>
+      <w:r>
+        <w:rPr>
+          <w:rFonts w:ascii="Times New Roman" w:hAnsi="Times New Roman" w:cs="Times New Roman"/>
+          <w:sz w:val="28"/>
+          <w:szCs w:val="28"/>
+          <w:lang w:val="ru-RU"/>
+        </w:rPr>
+        <w:t xml:space="preserve"> </w:t>
+      </w:r>
+      <w:proofErr w:type="spellStart"/>
+      <w:r>
+        <w:rPr>
+          <w:rFonts w:ascii="Times New Roman" w:hAnsi="Times New Roman" w:cs="Times New Roman"/>
+          <w:sz w:val="28"/>
+          <w:szCs w:val="28"/>
+          <w:lang w:val="ru-RU"/>
+        </w:rPr>
+        <w:t>жекелендірілген</w:t>
+      </w:r>
+      <w:proofErr w:type="spellEnd"/>
+      <w:r>
+        <w:rPr>
+          <w:rFonts w:ascii="Times New Roman" w:hAnsi="Times New Roman" w:cs="Times New Roman"/>
+          <w:sz w:val="28"/>
+          <w:szCs w:val="28"/>
+          <w:lang w:val="ru-RU"/>
+        </w:rPr>
+        <w:t xml:space="preserve"> </w:t>
+      </w:r>
+      <w:proofErr w:type="spellStart"/>
+      <w:r>
+        <w:rPr>
+          <w:rFonts w:ascii="Times New Roman" w:hAnsi="Times New Roman" w:cs="Times New Roman"/>
+          <w:sz w:val="28"/>
+          <w:szCs w:val="28"/>
+          <w:lang w:val="ru-RU"/>
+        </w:rPr>
+        <w:t>ұсыныстарды</w:t>
+      </w:r>
+      <w:proofErr w:type="spellEnd"/>
+      <w:r>
+        <w:rPr>
+          <w:rFonts w:ascii="Times New Roman" w:hAnsi="Times New Roman" w:cs="Times New Roman"/>
+          <w:sz w:val="28"/>
+          <w:szCs w:val="28"/>
+          <w:lang w:val="ru-RU"/>
+        </w:rPr>
+        <w:t xml:space="preserve"> </w:t>
+      </w:r>
+      <w:proofErr w:type="spellStart"/>
+      <w:r>
+        <w:rPr>
+          <w:rFonts w:ascii="Times New Roman" w:hAnsi="Times New Roman" w:cs="Times New Roman"/>
+          <w:sz w:val="28"/>
+          <w:szCs w:val="28"/>
+          <w:lang w:val="ru-RU"/>
+        </w:rPr>
+        <w:t>қалыптастыратын</w:t>
+      </w:r>
+      <w:proofErr w:type="spellEnd"/>
+      <w:r>
+        <w:rPr>
+          <w:rFonts w:ascii="Times New Roman" w:hAnsi="Times New Roman" w:cs="Times New Roman"/>
+          <w:sz w:val="28"/>
+          <w:szCs w:val="28"/>
+          <w:lang w:val="ru-RU"/>
+        </w:rPr>
+        <w:t xml:space="preserve"> </w:t>
+      </w:r>
+      <w:proofErr w:type="spellStart"/>
+      <w:r>
+        <w:rPr>
+          <w:rFonts w:ascii="Times New Roman" w:hAnsi="Times New Roman" w:cs="Times New Roman"/>
+          <w:sz w:val="28"/>
+          <w:szCs w:val="28"/>
+          <w:lang w:val="ru-RU"/>
+        </w:rPr>
+        <w:t>интеллектуалды</w:t>
+      </w:r>
+      <w:proofErr w:type="spellEnd"/>
+      <w:r>
+        <w:rPr>
+          <w:rFonts w:ascii="Times New Roman" w:hAnsi="Times New Roman" w:cs="Times New Roman"/>
+          <w:sz w:val="28"/>
+          <w:szCs w:val="28"/>
+          <w:lang w:val="ru-RU"/>
+        </w:rPr>
+        <w:t xml:space="preserve"> </w:t>
+      </w:r>
+      <w:proofErr w:type="spellStart"/>
+      <w:r>
+        <w:rPr>
+          <w:rFonts w:ascii="Times New Roman" w:hAnsi="Times New Roman" w:cs="Times New Roman"/>
+          <w:sz w:val="28"/>
+          <w:szCs w:val="28"/>
+          <w:lang w:val="ru-RU"/>
+        </w:rPr>
+        <w:t>платформаны</w:t>
+      </w:r>
+      <w:proofErr w:type="spellEnd"/>
+      <w:r>
+        <w:rPr>
+          <w:rFonts w:ascii="Times New Roman" w:hAnsi="Times New Roman" w:cs="Times New Roman"/>
+          <w:sz w:val="28"/>
+          <w:szCs w:val="28"/>
+          <w:lang w:val="ru-RU"/>
+        </w:rPr>
+        <w:t xml:space="preserve"> </w:t>
+      </w:r>
+      <w:proofErr w:type="spellStart"/>
+      <w:r>
+        <w:rPr>
+          <w:rFonts w:ascii="Times New Roman" w:hAnsi="Times New Roman" w:cs="Times New Roman"/>
+          <w:sz w:val="28"/>
+          <w:szCs w:val="28"/>
+          <w:lang w:val="ru-RU"/>
+        </w:rPr>
+        <w:t>дамыту</w:t>
+      </w:r>
+      <w:proofErr w:type="spellEnd"/>
+      <w:r>
+        <w:rPr>
+          <w:rFonts w:ascii="Times New Roman" w:hAnsi="Times New Roman" w:cs="Times New Roman"/>
+          <w:sz w:val="28"/>
+          <w:szCs w:val="28"/>
+          <w:lang w:val="ru-RU"/>
+        </w:rPr>
+        <w:t xml:space="preserve">. </w:t>
+      </w:r>
+      <w:proofErr w:type="spellStart"/>
+      <w:r>
+        <w:rPr>
+          <w:rFonts w:ascii="Times New Roman" w:hAnsi="Times New Roman" w:cs="Times New Roman"/>
+          <w:sz w:val="28"/>
+          <w:szCs w:val="28"/>
+          <w:lang w:val="ru-RU"/>
+        </w:rPr>
+        <w:t>Жасанды</w:t>
+      </w:r>
+      <w:proofErr w:type="spellEnd"/>
+      <w:r>
+        <w:rPr>
+          <w:rFonts w:ascii="Times New Roman" w:hAnsi="Times New Roman" w:cs="Times New Roman"/>
+          <w:sz w:val="28"/>
+          <w:szCs w:val="28"/>
+          <w:lang w:val="ru-RU"/>
+        </w:rPr>
+        <w:t xml:space="preserve"> интеллект </w:t>
+      </w:r>
+      <w:proofErr w:type="spellStart"/>
+      <w:r>
+        <w:rPr>
+          <w:rFonts w:ascii="Times New Roman" w:hAnsi="Times New Roman" w:cs="Times New Roman"/>
+          <w:sz w:val="28"/>
+          <w:szCs w:val="28"/>
+          <w:lang w:val="ru-RU"/>
+        </w:rPr>
+        <w:t>ең</w:t>
+      </w:r>
+      <w:proofErr w:type="spellEnd"/>
+      <w:r>
+        <w:rPr>
+          <w:rFonts w:ascii="Times New Roman" w:hAnsi="Times New Roman" w:cs="Times New Roman"/>
+          <w:sz w:val="28"/>
+          <w:szCs w:val="28"/>
+          <w:lang w:val="ru-RU"/>
+        </w:rPr>
+        <w:t xml:space="preserve"> </w:t>
+      </w:r>
+      <w:proofErr w:type="spellStart"/>
+      <w:r>
+        <w:rPr>
+          <w:rFonts w:ascii="Times New Roman" w:hAnsi="Times New Roman" w:cs="Times New Roman"/>
+          <w:sz w:val="28"/>
+          <w:szCs w:val="28"/>
+          <w:lang w:val="ru-RU"/>
+        </w:rPr>
+        <w:t>өзекті</w:t>
+      </w:r>
+      <w:proofErr w:type="spellEnd"/>
+      <w:r>
+        <w:rPr>
+          <w:rFonts w:ascii="Times New Roman" w:hAnsi="Times New Roman" w:cs="Times New Roman"/>
+          <w:sz w:val="28"/>
+          <w:szCs w:val="28"/>
+          <w:lang w:val="ru-RU"/>
+        </w:rPr>
+        <w:t xml:space="preserve"> </w:t>
+      </w:r>
+      <w:proofErr w:type="spellStart"/>
+      <w:r>
+        <w:rPr>
+          <w:rFonts w:ascii="Times New Roman" w:hAnsi="Times New Roman" w:cs="Times New Roman"/>
+          <w:sz w:val="28"/>
+          <w:szCs w:val="28"/>
+          <w:lang w:val="ru-RU"/>
+        </w:rPr>
+        <w:t>кітаптарды</w:t>
+      </w:r>
+      <w:proofErr w:type="spellEnd"/>
+      <w:r>
+        <w:rPr>
+          <w:rFonts w:ascii="Times New Roman" w:hAnsi="Times New Roman" w:cs="Times New Roman"/>
+          <w:sz w:val="28"/>
+          <w:szCs w:val="28"/>
+          <w:lang w:val="ru-RU"/>
+        </w:rPr>
+        <w:t xml:space="preserve"> </w:t>
+      </w:r>
+      <w:proofErr w:type="spellStart"/>
+      <w:r>
+        <w:rPr>
+          <w:rFonts w:ascii="Times New Roman" w:hAnsi="Times New Roman" w:cs="Times New Roman"/>
+          <w:sz w:val="28"/>
+          <w:szCs w:val="28"/>
+          <w:lang w:val="ru-RU"/>
+        </w:rPr>
+        <w:t>ұсыну</w:t>
+      </w:r>
+      <w:proofErr w:type="spellEnd"/>
+      <w:r>
+        <w:rPr>
+          <w:rFonts w:ascii="Times New Roman" w:hAnsi="Times New Roman" w:cs="Times New Roman"/>
+          <w:sz w:val="28"/>
+          <w:szCs w:val="28"/>
+          <w:lang w:val="ru-RU"/>
+        </w:rPr>
+        <w:t xml:space="preserve"> </w:t>
+      </w:r>
+      <w:proofErr w:type="spellStart"/>
+      <w:r>
+        <w:rPr>
+          <w:rFonts w:ascii="Times New Roman" w:hAnsi="Times New Roman" w:cs="Times New Roman"/>
+          <w:sz w:val="28"/>
+          <w:szCs w:val="28"/>
+          <w:lang w:val="ru-RU"/>
+        </w:rPr>
+        <w:t>үшін</w:t>
+      </w:r>
+      <w:proofErr w:type="spellEnd"/>
+      <w:r>
+        <w:rPr>
+          <w:rFonts w:ascii="Times New Roman" w:hAnsi="Times New Roman" w:cs="Times New Roman"/>
+          <w:sz w:val="28"/>
+          <w:szCs w:val="28"/>
+          <w:lang w:val="ru-RU"/>
+        </w:rPr>
+        <w:t xml:space="preserve"> </w:t>
+      </w:r>
+      <w:proofErr w:type="spellStart"/>
+      <w:r>
+        <w:rPr>
+          <w:rFonts w:ascii="Times New Roman" w:hAnsi="Times New Roman" w:cs="Times New Roman"/>
+          <w:sz w:val="28"/>
+          <w:szCs w:val="28"/>
+          <w:lang w:val="ru-RU"/>
+        </w:rPr>
+        <w:t>оқырмандардың</w:t>
+      </w:r>
+      <w:proofErr w:type="spellEnd"/>
+      <w:r>
+        <w:rPr>
+          <w:rFonts w:ascii="Times New Roman" w:hAnsi="Times New Roman" w:cs="Times New Roman"/>
+          <w:sz w:val="28"/>
+          <w:szCs w:val="28"/>
+          <w:lang w:val="ru-RU"/>
+        </w:rPr>
+        <w:t xml:space="preserve"> </w:t>
+      </w:r>
+      <w:proofErr w:type="spellStart"/>
+      <w:r>
+        <w:rPr>
+          <w:rFonts w:ascii="Times New Roman" w:hAnsi="Times New Roman" w:cs="Times New Roman"/>
+          <w:sz w:val="28"/>
+          <w:szCs w:val="28"/>
+          <w:lang w:val="ru-RU"/>
+        </w:rPr>
+        <w:t>қызығушылықтарын</w:t>
+      </w:r>
+      <w:proofErr w:type="spellEnd"/>
+      <w:r>
+        <w:rPr>
+          <w:rFonts w:ascii="Times New Roman" w:hAnsi="Times New Roman" w:cs="Times New Roman"/>
+          <w:sz w:val="28"/>
+          <w:szCs w:val="28"/>
+          <w:lang w:val="ru-RU"/>
+        </w:rPr>
+        <w:t xml:space="preserve">, </w:t>
+      </w:r>
+      <w:proofErr w:type="spellStart"/>
+      <w:r>
+        <w:rPr>
+          <w:rFonts w:ascii="Times New Roman" w:hAnsi="Times New Roman" w:cs="Times New Roman"/>
+          <w:sz w:val="28"/>
+          <w:szCs w:val="28"/>
+          <w:lang w:val="ru-RU"/>
+        </w:rPr>
+        <w:t>олардың</w:t>
+      </w:r>
+      <w:proofErr w:type="spellEnd"/>
+      <w:r>
+        <w:rPr>
+          <w:rFonts w:ascii="Times New Roman" w:hAnsi="Times New Roman" w:cs="Times New Roman"/>
+          <w:sz w:val="28"/>
+          <w:szCs w:val="28"/>
+          <w:lang w:val="ru-RU"/>
+        </w:rPr>
+        <w:t xml:space="preserve"> </w:t>
+      </w:r>
+      <w:proofErr w:type="spellStart"/>
+      <w:r>
+        <w:rPr>
+          <w:rFonts w:ascii="Times New Roman" w:hAnsi="Times New Roman" w:cs="Times New Roman"/>
+          <w:sz w:val="28"/>
+          <w:szCs w:val="28"/>
+          <w:lang w:val="ru-RU"/>
+        </w:rPr>
+        <w:t>оқу</w:t>
+      </w:r>
+      <w:proofErr w:type="spellEnd"/>
+      <w:r>
+        <w:rPr>
+          <w:rFonts w:ascii="Times New Roman" w:hAnsi="Times New Roman" w:cs="Times New Roman"/>
+          <w:sz w:val="28"/>
+          <w:szCs w:val="28"/>
+          <w:lang w:val="ru-RU"/>
+        </w:rPr>
+        <w:t xml:space="preserve"> </w:t>
+      </w:r>
+      <w:proofErr w:type="spellStart"/>
+      <w:r>
+        <w:rPr>
+          <w:rFonts w:ascii="Times New Roman" w:hAnsi="Times New Roman" w:cs="Times New Roman"/>
+          <w:sz w:val="28"/>
+          <w:szCs w:val="28"/>
+          <w:lang w:val="ru-RU"/>
+        </w:rPr>
+        <w:t>тарихын</w:t>
+      </w:r>
+      <w:proofErr w:type="spellEnd"/>
+      <w:r>
+        <w:rPr>
+          <w:rFonts w:ascii="Times New Roman" w:hAnsi="Times New Roman" w:cs="Times New Roman"/>
+          <w:sz w:val="28"/>
+          <w:szCs w:val="28"/>
+          <w:lang w:val="ru-RU"/>
+        </w:rPr>
+        <w:t xml:space="preserve"> </w:t>
+      </w:r>
+      <w:proofErr w:type="spellStart"/>
+      <w:r>
+        <w:rPr>
+          <w:rFonts w:ascii="Times New Roman" w:hAnsi="Times New Roman" w:cs="Times New Roman"/>
+          <w:sz w:val="28"/>
+          <w:szCs w:val="28"/>
+          <w:lang w:val="ru-RU"/>
+        </w:rPr>
+        <w:t>және</w:t>
+      </w:r>
+      <w:proofErr w:type="spellEnd"/>
+      <w:r>
+        <w:rPr>
+          <w:rFonts w:ascii="Times New Roman" w:hAnsi="Times New Roman" w:cs="Times New Roman"/>
+          <w:sz w:val="28"/>
+          <w:szCs w:val="28"/>
+          <w:lang w:val="ru-RU"/>
+        </w:rPr>
+        <w:t xml:space="preserve"> </w:t>
+      </w:r>
+      <w:proofErr w:type="spellStart"/>
+      <w:r>
+        <w:rPr>
+          <w:rFonts w:ascii="Times New Roman" w:hAnsi="Times New Roman" w:cs="Times New Roman"/>
+          <w:sz w:val="28"/>
+          <w:szCs w:val="28"/>
+          <w:lang w:val="ru-RU"/>
+        </w:rPr>
+        <w:t>шолуларын</w:t>
+      </w:r>
+      <w:proofErr w:type="spellEnd"/>
+      <w:r>
+        <w:rPr>
+          <w:rFonts w:ascii="Times New Roman" w:hAnsi="Times New Roman" w:cs="Times New Roman"/>
+          <w:sz w:val="28"/>
+          <w:szCs w:val="28"/>
+          <w:lang w:val="ru-RU"/>
+        </w:rPr>
+        <w:t xml:space="preserve"> </w:t>
+      </w:r>
+      <w:proofErr w:type="spellStart"/>
+      <w:r>
+        <w:rPr>
+          <w:rFonts w:ascii="Times New Roman" w:hAnsi="Times New Roman" w:cs="Times New Roman"/>
+          <w:sz w:val="28"/>
+          <w:szCs w:val="28"/>
+          <w:lang w:val="ru-RU"/>
+        </w:rPr>
+        <w:t>талдайды</w:t>
+      </w:r>
+      <w:proofErr w:type="spellEnd"/>
+      <w:r>
+        <w:rPr>
+          <w:rFonts w:ascii="Times New Roman" w:hAnsi="Times New Roman" w:cs="Times New Roman"/>
+          <w:sz w:val="28"/>
+          <w:szCs w:val="28"/>
+          <w:lang w:val="ru-RU"/>
+        </w:rPr>
+        <w:t>.</w:t>
+      </w:r>
+    </w:p>
+    <w:p>
+      <w:pPr>
+        <w:rPr>
+          <w:rFonts w:ascii="Times New Roman" w:eastAsia="Times New Roman" w:hAnsi="Times New Roman" w:cs="Times New Roman"/>
+          <w:b/>
+          <w:bCs/>
+          <w:sz w:val="28"/>
+          <w:szCs w:val="28"/>
+          <w:lang w:val="ru-RU"/>
+        </w:rPr>
+      </w:pPr>
+      <w:r>
+        <w:rPr>
+          <w:rFonts w:ascii="Times New Roman" w:eastAsia="Times New Roman" w:hAnsi="Times New Roman" w:cs="Times New Roman"/>
+          <w:b/>
+          <w:bCs/>
+          <w:sz w:val="28"/>
+          <w:szCs w:val="28"/>
+          <w:lang w:val="ru-RU"/>
         </w:rPr>
         <w:br w:type="page"/>
       </w:r>
-      <w:proofErr w:type="spellStart"/>
-      <w:r>
-        <w:rPr>
-          <w:rFonts w:ascii="Times New Roman" w:eastAsia="Times New Roman" w:hAnsi="Times New Roman" w:cs="Times New Roman"/>
+    </w:p>
+    <w:p>
+      <w:pPr>
+        <w:jc w:val="center"/>
+        <w:rPr>
+          <w:rFonts w:ascii="Times New Roman" w:hAnsi="Times New Roman"/>
+          <w:b/>
+          <w:bCs/>
           <w:sz w:val="28"/>
           <w:szCs w:val="28"/>
           <w:lang w:val="en-US"/>
         </w:rPr>
+      </w:pPr>
+      <w:r>
+        <w:rPr>
+          <w:rFonts w:ascii="Times New Roman" w:hAnsi="Times New Roman"/>
+          <w:b/>
+          <w:bCs/>
+          <w:sz w:val="28"/>
+          <w:szCs w:val="28"/>
+          <w:lang w:val="en-US"/>
+        </w:rPr>
         <w:lastRenderedPageBreak/>
-        <w:t>dssdsdssdsd</w:t>
-      </w:r>
-      <w:proofErr w:type="spellEnd"/>
-    </w:p>
-    <w:p>
-      <w:pPr>
-        <w:widowControl w:val="0"/>
+        <w:t>ANNOTATION</w:t>
+      </w:r>
+    </w:p>
+    <w:p>
+      <w:pPr>
+        <w:rPr>
+          <w:rFonts w:ascii="Times New Roman" w:hAnsi="Times New Roman" w:cs="Times New Roman"/>
+          <w:sz w:val="28"/>
+          <w:szCs w:val="28"/>
+          <w:lang w:val="kk-KZ"/>
+        </w:rPr>
+      </w:pPr>
+      <w:proofErr w:type="spellStart"/>
+      <w:r>
+        <w:rPr>
+          <w:rFonts w:ascii="Times New Roman" w:hAnsi="Times New Roman" w:cs="Times New Roman"/>
+          <w:sz w:val="28"/>
+          <w:szCs w:val="28"/>
+          <w:lang w:val="kk-KZ"/>
+        </w:rPr>
+        <w:t>The</w:t>
+      </w:r>
+      <w:proofErr w:type="spellEnd"/>
+      <w:r>
+        <w:rPr>
+          <w:rFonts w:ascii="Times New Roman" w:hAnsi="Times New Roman" w:cs="Times New Roman"/>
+          <w:sz w:val="28"/>
+          <w:szCs w:val="28"/>
+          <w:lang w:val="kk-KZ"/>
+        </w:rPr>
+        <w:t xml:space="preserve"> </w:t>
+      </w:r>
+      <w:proofErr w:type="spellStart"/>
+      <w:r>
+        <w:rPr>
+          <w:rFonts w:ascii="Times New Roman" w:hAnsi="Times New Roman" w:cs="Times New Roman"/>
+          <w:sz w:val="28"/>
+          <w:szCs w:val="28"/>
+          <w:lang w:val="kk-KZ"/>
+        </w:rPr>
+        <w:t>diploma</w:t>
+      </w:r>
+      <w:proofErr w:type="spellEnd"/>
+      <w:r>
+        <w:rPr>
+          <w:rFonts w:ascii="Times New Roman" w:hAnsi="Times New Roman" w:cs="Times New Roman"/>
+          <w:sz w:val="28"/>
+          <w:szCs w:val="28"/>
+          <w:lang w:val="kk-KZ"/>
+        </w:rPr>
+        <w:t xml:space="preserve"> </w:t>
+      </w:r>
+      <w:proofErr w:type="spellStart"/>
+      <w:r>
+        <w:rPr>
+          <w:rFonts w:ascii="Times New Roman" w:hAnsi="Times New Roman" w:cs="Times New Roman"/>
+          <w:sz w:val="28"/>
+          <w:szCs w:val="28"/>
+          <w:lang w:val="kk-KZ"/>
+        </w:rPr>
+        <w:t>project</w:t>
+      </w:r>
+      <w:proofErr w:type="spellEnd"/>
+      <w:r>
+        <w:rPr>
+          <w:rFonts w:ascii="Times New Roman" w:hAnsi="Times New Roman" w:cs="Times New Roman"/>
+          <w:sz w:val="28"/>
+          <w:szCs w:val="28"/>
+          <w:lang w:val="kk-KZ"/>
+        </w:rPr>
+        <w:t xml:space="preserve"> </w:t>
+      </w:r>
+      <w:proofErr w:type="spellStart"/>
+      <w:r>
+        <w:rPr>
+          <w:rFonts w:ascii="Times New Roman" w:hAnsi="Times New Roman" w:cs="Times New Roman"/>
+          <w:sz w:val="28"/>
+          <w:szCs w:val="28"/>
+          <w:lang w:val="kk-KZ"/>
+        </w:rPr>
+        <w:t>on</w:t>
+      </w:r>
+      <w:proofErr w:type="spellEnd"/>
+      <w:r>
+        <w:rPr>
+          <w:rFonts w:ascii="Times New Roman" w:hAnsi="Times New Roman" w:cs="Times New Roman"/>
+          <w:sz w:val="28"/>
+          <w:szCs w:val="28"/>
+          <w:lang w:val="kk-KZ"/>
+        </w:rPr>
+        <w:t xml:space="preserve"> </w:t>
+      </w:r>
+      <w:proofErr w:type="spellStart"/>
+      <w:r>
+        <w:rPr>
+          <w:rFonts w:ascii="Times New Roman" w:hAnsi="Times New Roman" w:cs="Times New Roman"/>
+          <w:sz w:val="28"/>
+          <w:szCs w:val="28"/>
+          <w:lang w:val="kk-KZ"/>
+        </w:rPr>
+        <w:t>the topic</w:t>
+      </w:r>
+      <w:proofErr w:type="spellEnd"/>
+      <w:r>
+        <w:rPr>
+          <w:rFonts w:ascii="Times New Roman" w:hAnsi="Times New Roman" w:cs="Times New Roman"/>
+          <w:sz w:val="28"/>
+          <w:szCs w:val="28"/>
+          <w:lang w:val="kk-KZ"/>
+        </w:rPr>
+        <w:t xml:space="preserve"> “</w:t>
+      </w:r>
+      <w:proofErr w:type="spellStart"/>
+      <w:r>
+        <w:rPr>
+          <w:rFonts w:ascii="Times New Roman" w:hAnsi="Times New Roman" w:cs="Times New Roman"/>
+          <w:sz w:val="28"/>
+          <w:szCs w:val="28"/>
+          <w:lang w:val="kk-KZ"/>
+        </w:rPr>
+        <w:t>BookSwap</w:t>
+      </w:r>
+      <w:proofErr w:type="spellEnd"/>
+      <w:r>
+        <w:rPr>
+          <w:rFonts w:ascii="Times New Roman" w:hAnsi="Times New Roman" w:cs="Times New Roman"/>
+          <w:sz w:val="28"/>
+          <w:szCs w:val="28"/>
+          <w:lang w:val="kk-KZ"/>
+        </w:rPr>
+        <w:t xml:space="preserve"> AI: </w:t>
+      </w:r>
+      <w:proofErr w:type="spellStart"/>
+      <w:r>
+        <w:rPr>
+          <w:rFonts w:ascii="Times New Roman" w:hAnsi="Times New Roman" w:cs="Times New Roman"/>
+          <w:sz w:val="28"/>
+          <w:szCs w:val="28"/>
+          <w:lang w:val="kk-KZ"/>
+        </w:rPr>
+        <w:t>Intelligent</w:t>
+      </w:r>
+      <w:proofErr w:type="spellEnd"/>
+      <w:r>
+        <w:rPr>
+          <w:rFonts w:ascii="Times New Roman" w:hAnsi="Times New Roman" w:cs="Times New Roman"/>
+          <w:sz w:val="28"/>
+          <w:szCs w:val="28"/>
+          <w:lang w:val="kk-KZ"/>
+        </w:rPr>
+        <w:t xml:space="preserve"> </w:t>
+      </w:r>
+      <w:proofErr w:type="spellStart"/>
+      <w:r>
+        <w:rPr>
+          <w:rFonts w:ascii="Times New Roman" w:hAnsi="Times New Roman" w:cs="Times New Roman"/>
+          <w:sz w:val="28"/>
+          <w:szCs w:val="28"/>
+          <w:lang w:val="kk-KZ"/>
+        </w:rPr>
+        <w:t>mobile</w:t>
+      </w:r>
+      <w:proofErr w:type="spellEnd"/>
+      <w:r>
+        <w:rPr>
+          <w:rFonts w:ascii="Times New Roman" w:hAnsi="Times New Roman" w:cs="Times New Roman"/>
+          <w:sz w:val="28"/>
+          <w:szCs w:val="28"/>
+          <w:lang w:val="kk-KZ"/>
+        </w:rPr>
+        <w:t xml:space="preserve"> </w:t>
+      </w:r>
+      <w:proofErr w:type="spellStart"/>
+      <w:r>
+        <w:rPr>
+          <w:rFonts w:ascii="Times New Roman" w:hAnsi="Times New Roman" w:cs="Times New Roman"/>
+          <w:sz w:val="28"/>
+          <w:szCs w:val="28"/>
+          <w:lang w:val="kk-KZ"/>
+        </w:rPr>
+        <w:t>application for book exchange</w:t>
+      </w:r>
+      <w:proofErr w:type="spellEnd"/>
+      <w:r>
+        <w:rPr>
+          <w:rFonts w:ascii="Times New Roman" w:hAnsi="Times New Roman" w:cs="Times New Roman"/>
+          <w:sz w:val="28"/>
+          <w:szCs w:val="28"/>
+          <w:lang w:val="kk-KZ"/>
+        </w:rPr>
+        <w:t xml:space="preserve"> </w:t>
+      </w:r>
+      <w:proofErr w:type="spellStart"/>
+      <w:r>
+        <w:rPr>
+          <w:rFonts w:ascii="Times New Roman" w:hAnsi="Times New Roman" w:cs="Times New Roman"/>
+          <w:sz w:val="28"/>
+          <w:szCs w:val="28"/>
+          <w:lang w:val="kk-KZ"/>
+        </w:rPr>
+        <w:t>and</w:t>
+      </w:r>
+      <w:proofErr w:type="spellEnd"/>
+      <w:r>
+        <w:rPr>
+          <w:rFonts w:ascii="Times New Roman" w:hAnsi="Times New Roman" w:cs="Times New Roman"/>
+          <w:sz w:val="28"/>
+          <w:szCs w:val="28"/>
+          <w:lang w:val="kk-KZ"/>
+        </w:rPr>
+        <w:t xml:space="preserve"> </w:t>
+      </w:r>
+      <w:proofErr w:type="spellStart"/>
+      <w:r>
+        <w:rPr>
+          <w:rFonts w:ascii="Times New Roman" w:hAnsi="Times New Roman" w:cs="Times New Roman"/>
+          <w:sz w:val="28"/>
+          <w:szCs w:val="28"/>
+          <w:lang w:val="kk-KZ"/>
+        </w:rPr>
+        <w:t>personalized</w:t>
+      </w:r>
+      <w:proofErr w:type="spellEnd"/>
+      <w:r>
+        <w:rPr>
+          <w:rFonts w:ascii="Times New Roman" w:hAnsi="Times New Roman" w:cs="Times New Roman"/>
+          <w:sz w:val="28"/>
+          <w:szCs w:val="28"/>
+          <w:lang w:val="kk-KZ"/>
+        </w:rPr>
+        <w:t xml:space="preserve"> </w:t>
+      </w:r>
+      <w:proofErr w:type="spellStart"/>
+      <w:r>
+        <w:rPr>
+          <w:rFonts w:ascii="Times New Roman" w:hAnsi="Times New Roman" w:cs="Times New Roman"/>
+          <w:sz w:val="28"/>
+          <w:szCs w:val="28"/>
+          <w:lang w:val="kk-KZ"/>
+        </w:rPr>
+        <w:t>recommendations</w:t>
+      </w:r>
+      <w:proofErr w:type="spellEnd"/>
+      <w:r>
+        <w:rPr>
+          <w:rFonts w:ascii="Times New Roman" w:hAnsi="Times New Roman" w:cs="Times New Roman"/>
+          <w:sz w:val="28"/>
+          <w:szCs w:val="28"/>
+          <w:lang w:val="kk-KZ"/>
+        </w:rPr>
+        <w:t xml:space="preserve">” </w:t>
+      </w:r>
+      <w:proofErr w:type="spellStart"/>
+      <w:r>
+        <w:rPr>
+          <w:rFonts w:ascii="Times New Roman" w:hAnsi="Times New Roman" w:cs="Times New Roman"/>
+          <w:sz w:val="28"/>
+          <w:szCs w:val="28"/>
+          <w:lang w:val="kk-KZ"/>
+        </w:rPr>
+        <w:t>is</w:t>
+      </w:r>
+      <w:proofErr w:type="spellEnd"/>
+      <w:r>
+        <w:rPr>
+          <w:rFonts w:ascii="Times New Roman" w:hAnsi="Times New Roman" w:cs="Times New Roman"/>
+          <w:sz w:val="28"/>
+          <w:szCs w:val="28"/>
+          <w:lang w:val="kk-KZ"/>
+        </w:rPr>
+        <w:t xml:space="preserve"> </w:t>
+      </w:r>
+      <w:proofErr w:type="spellStart"/>
+      <w:r>
+        <w:rPr>
+          <w:rFonts w:ascii="Times New Roman" w:hAnsi="Times New Roman" w:cs="Times New Roman"/>
+          <w:sz w:val="28"/>
+          <w:szCs w:val="28"/>
+          <w:lang w:val="kk-KZ"/>
+        </w:rPr>
+        <w:t>aimed</w:t>
+      </w:r>
+      <w:proofErr w:type="spellEnd"/>
+      <w:r>
+        <w:rPr>
+          <w:rFonts w:ascii="Times New Roman" w:hAnsi="Times New Roman" w:cs="Times New Roman"/>
+          <w:sz w:val="28"/>
+          <w:szCs w:val="28"/>
+          <w:lang w:val="kk-KZ"/>
+        </w:rPr>
+        <w:t xml:space="preserve"> </w:t>
+      </w:r>
+      <w:proofErr w:type="spellStart"/>
+      <w:r>
+        <w:rPr>
+          <w:rFonts w:ascii="Times New Roman" w:hAnsi="Times New Roman" w:cs="Times New Roman"/>
+          <w:sz w:val="28"/>
+          <w:szCs w:val="28"/>
+          <w:lang w:val="kk-KZ"/>
+        </w:rPr>
+        <w:t>at</w:t>
+      </w:r>
+      <w:proofErr w:type="spellEnd"/>
+      <w:r>
+        <w:rPr>
+          <w:rFonts w:ascii="Times New Roman" w:hAnsi="Times New Roman" w:cs="Times New Roman"/>
+          <w:sz w:val="28"/>
+          <w:szCs w:val="28"/>
+          <w:lang w:val="kk-KZ"/>
+        </w:rPr>
+        <w:t xml:space="preserve"> </w:t>
+      </w:r>
+      <w:proofErr w:type="spellStart"/>
+      <w:r>
+        <w:rPr>
+          <w:rFonts w:ascii="Times New Roman" w:hAnsi="Times New Roman" w:cs="Times New Roman"/>
+          <w:sz w:val="28"/>
+          <w:szCs w:val="28"/>
+          <w:lang w:val="kk-KZ"/>
+        </w:rPr>
+        <w:t>creating</w:t>
+      </w:r>
+      <w:proofErr w:type="spellEnd"/>
+      <w:r>
+        <w:rPr>
+          <w:rFonts w:ascii="Times New Roman" w:hAnsi="Times New Roman" w:cs="Times New Roman"/>
+          <w:sz w:val="28"/>
+          <w:szCs w:val="28"/>
+          <w:lang w:val="kk-KZ"/>
+        </w:rPr>
+        <w:t xml:space="preserve"> a </w:t>
+      </w:r>
+      <w:proofErr w:type="spellStart"/>
+      <w:r>
+        <w:rPr>
+          <w:rFonts w:ascii="Times New Roman" w:hAnsi="Times New Roman" w:cs="Times New Roman"/>
+          <w:sz w:val="28"/>
+          <w:szCs w:val="28"/>
+          <w:lang w:val="kk-KZ"/>
+        </w:rPr>
+        <w:t>convenient</w:t>
+      </w:r>
+      <w:proofErr w:type="spellEnd"/>
+      <w:r>
+        <w:rPr>
+          <w:rFonts w:ascii="Times New Roman" w:hAnsi="Times New Roman" w:cs="Times New Roman"/>
+          <w:sz w:val="28"/>
+          <w:szCs w:val="28"/>
+          <w:lang w:val="kk-KZ"/>
+        </w:rPr>
+        <w:t xml:space="preserve"> </w:t>
+      </w:r>
+      <w:proofErr w:type="spellStart"/>
+      <w:r>
+        <w:rPr>
+          <w:rFonts w:ascii="Times New Roman" w:hAnsi="Times New Roman" w:cs="Times New Roman"/>
+          <w:sz w:val="28"/>
+          <w:szCs w:val="28"/>
+          <w:lang w:val="kk-KZ"/>
+        </w:rPr>
+        <w:t>and</w:t>
+      </w:r>
+      <w:proofErr w:type="spellEnd"/>
+      <w:r>
+        <w:rPr>
+          <w:rFonts w:ascii="Times New Roman" w:hAnsi="Times New Roman" w:cs="Times New Roman"/>
+          <w:sz w:val="28"/>
+          <w:szCs w:val="28"/>
+          <w:lang w:val="kk-KZ"/>
+        </w:rPr>
+        <w:t xml:space="preserve"> </w:t>
+      </w:r>
+      <w:proofErr w:type="spellStart"/>
+      <w:r>
+        <w:rPr>
+          <w:rFonts w:ascii="Times New Roman" w:hAnsi="Times New Roman" w:cs="Times New Roman"/>
+          <w:sz w:val="28"/>
+          <w:szCs w:val="28"/>
+          <w:lang w:val="kk-KZ"/>
+        </w:rPr>
+        <w:t>effective</w:t>
+      </w:r>
+      <w:proofErr w:type="spellEnd"/>
+      <w:r>
+        <w:rPr>
+          <w:rFonts w:ascii="Times New Roman" w:hAnsi="Times New Roman" w:cs="Times New Roman"/>
+          <w:sz w:val="28"/>
+          <w:szCs w:val="28"/>
+          <w:lang w:val="kk-KZ"/>
+        </w:rPr>
+        <w:t xml:space="preserve"> </w:t>
+      </w:r>
+      <w:proofErr w:type="spellStart"/>
+      <w:r>
+        <w:rPr>
+          <w:rFonts w:ascii="Times New Roman" w:hAnsi="Times New Roman" w:cs="Times New Roman"/>
+          <w:sz w:val="28"/>
+          <w:szCs w:val="28"/>
+          <w:lang w:val="kk-KZ"/>
+        </w:rPr>
+        <w:t>service</w:t>
+      </w:r>
+      <w:proofErr w:type="spellEnd"/>
+      <w:r>
+        <w:rPr>
+          <w:rFonts w:ascii="Times New Roman" w:hAnsi="Times New Roman" w:cs="Times New Roman"/>
+          <w:sz w:val="28"/>
+          <w:szCs w:val="28"/>
+          <w:lang w:val="kk-KZ"/>
+        </w:rPr>
+        <w:t xml:space="preserve"> </w:t>
+      </w:r>
+      <w:proofErr w:type="spellStart"/>
+      <w:r>
+        <w:rPr>
+          <w:rFonts w:ascii="Times New Roman" w:hAnsi="Times New Roman" w:cs="Times New Roman"/>
+          <w:sz w:val="28"/>
+          <w:szCs w:val="28"/>
+          <w:lang w:val="kk-KZ"/>
+        </w:rPr>
+        <w:t>for</w:t>
+      </w:r>
+      <w:proofErr w:type="spellEnd"/>
+      <w:r>
+        <w:rPr>
+          <w:rFonts w:ascii="Times New Roman" w:hAnsi="Times New Roman" w:cs="Times New Roman"/>
+          <w:sz w:val="28"/>
+          <w:szCs w:val="28"/>
+          <w:lang w:val="kk-KZ"/>
+        </w:rPr>
+        <w:t xml:space="preserve"> </w:t>
+      </w:r>
+      <w:proofErr w:type="spellStart"/>
+      <w:r>
+        <w:rPr>
+          <w:rFonts w:ascii="Times New Roman" w:hAnsi="Times New Roman" w:cs="Times New Roman"/>
+          <w:sz w:val="28"/>
+          <w:szCs w:val="28"/>
+          <w:lang w:val="kk-KZ"/>
+        </w:rPr>
+        <w:t>book</w:t>
+      </w:r>
+      <w:proofErr w:type="spellEnd"/>
+      <w:r>
+        <w:rPr>
+          <w:rFonts w:ascii="Times New Roman" w:hAnsi="Times New Roman" w:cs="Times New Roman"/>
+          <w:sz w:val="28"/>
+          <w:szCs w:val="28"/>
+          <w:lang w:val="kk-KZ"/>
+        </w:rPr>
+        <w:t xml:space="preserve"> </w:t>
+      </w:r>
+      <w:proofErr w:type="spellStart"/>
+      <w:r>
+        <w:rPr>
+          <w:rFonts w:ascii="Times New Roman" w:hAnsi="Times New Roman" w:cs="Times New Roman"/>
+          <w:sz w:val="28"/>
+          <w:szCs w:val="28"/>
+          <w:lang w:val="kk-KZ"/>
+        </w:rPr>
+        <w:t>lovers</w:t>
+      </w:r>
+      <w:proofErr w:type="spellEnd"/>
+      <w:r>
+        <w:rPr>
+          <w:rFonts w:ascii="Times New Roman" w:hAnsi="Times New Roman" w:cs="Times New Roman"/>
+          <w:sz w:val="28"/>
+          <w:szCs w:val="28"/>
+          <w:lang w:val="kk-KZ"/>
+        </w:rPr>
+        <w:t xml:space="preserve">. </w:t>
+      </w:r>
+      <w:proofErr w:type="spellStart"/>
+      <w:r>
+        <w:rPr>
+          <w:rFonts w:ascii="Times New Roman" w:hAnsi="Times New Roman" w:cs="Times New Roman"/>
+          <w:sz w:val="28"/>
+          <w:szCs w:val="28"/>
+          <w:lang w:val="kk-KZ"/>
+        </w:rPr>
+        <w:t>The</w:t>
+      </w:r>
+      <w:proofErr w:type="spellEnd"/>
+      <w:r>
+        <w:rPr>
+          <w:rFonts w:ascii="Times New Roman" w:hAnsi="Times New Roman" w:cs="Times New Roman"/>
+          <w:sz w:val="28"/>
+          <w:szCs w:val="28"/>
+          <w:lang w:val="kk-KZ"/>
+        </w:rPr>
+        <w:t xml:space="preserve"> </w:t>
+      </w:r>
+      <w:proofErr w:type="spellStart"/>
+      <w:r>
+        <w:rPr>
+          <w:rFonts w:ascii="Times New Roman" w:hAnsi="Times New Roman" w:cs="Times New Roman"/>
+          <w:sz w:val="28"/>
+          <w:szCs w:val="28"/>
+          <w:lang w:val="kk-KZ"/>
+        </w:rPr>
+        <w:t>application</w:t>
+      </w:r>
+      <w:proofErr w:type="spellEnd"/>
+      <w:r>
+        <w:rPr>
+          <w:rFonts w:ascii="Times New Roman" w:hAnsi="Times New Roman" w:cs="Times New Roman"/>
+          <w:sz w:val="28"/>
+          <w:szCs w:val="28"/>
+          <w:lang w:val="kk-KZ"/>
+        </w:rPr>
+        <w:t xml:space="preserve"> </w:t>
+      </w:r>
+      <w:proofErr w:type="spellStart"/>
+      <w:r>
+        <w:rPr>
+          <w:rFonts w:ascii="Times New Roman" w:hAnsi="Times New Roman" w:cs="Times New Roman"/>
+          <w:sz w:val="28"/>
+          <w:szCs w:val="28"/>
+          <w:lang w:val="kk-KZ"/>
+        </w:rPr>
+        <w:t>allows</w:t>
+      </w:r>
+      <w:proofErr w:type="spellEnd"/>
+      <w:r>
+        <w:rPr>
+          <w:rFonts w:ascii="Times New Roman" w:hAnsi="Times New Roman" w:cs="Times New Roman"/>
+          <w:sz w:val="28"/>
+          <w:szCs w:val="28"/>
+          <w:lang w:val="kk-KZ"/>
+        </w:rPr>
+        <w:t xml:space="preserve"> </w:t>
+      </w:r>
+      <w:proofErr w:type="spellStart"/>
+      <w:r>
+        <w:rPr>
+          <w:rFonts w:ascii="Times New Roman" w:hAnsi="Times New Roman" w:cs="Times New Roman"/>
+          <w:sz w:val="28"/>
+          <w:szCs w:val="28"/>
+          <w:lang w:val="kk-KZ"/>
+        </w:rPr>
+        <w:t>users</w:t>
+      </w:r>
+      <w:proofErr w:type="spellEnd"/>
+      <w:r>
+        <w:rPr>
+          <w:rFonts w:ascii="Times New Roman" w:hAnsi="Times New Roman" w:cs="Times New Roman"/>
+          <w:sz w:val="28"/>
+          <w:szCs w:val="28"/>
+          <w:lang w:val="kk-KZ"/>
+        </w:rPr>
+        <w:t xml:space="preserve"> </w:t>
+      </w:r>
+      <w:proofErr w:type="spellStart"/>
+      <w:r>
+        <w:rPr>
+          <w:rFonts w:ascii="Times New Roman" w:hAnsi="Times New Roman" w:cs="Times New Roman"/>
+          <w:sz w:val="28"/>
+          <w:szCs w:val="28"/>
+          <w:lang w:val="kk-KZ"/>
+        </w:rPr>
+        <w:t>to</w:t>
+      </w:r>
+      <w:proofErr w:type="spellEnd"/>
+      <w:r>
+        <w:rPr>
+          <w:rFonts w:ascii="Times New Roman" w:hAnsi="Times New Roman" w:cs="Times New Roman"/>
+          <w:sz w:val="28"/>
+          <w:szCs w:val="28"/>
+          <w:lang w:val="kk-KZ"/>
+        </w:rPr>
+        <w:t xml:space="preserve"> </w:t>
+      </w:r>
+      <w:proofErr w:type="spellStart"/>
+      <w:r>
+        <w:rPr>
+          <w:rFonts w:ascii="Times New Roman" w:hAnsi="Times New Roman" w:cs="Times New Roman"/>
+          <w:sz w:val="28"/>
+          <w:szCs w:val="28"/>
+          <w:lang w:val="kk-KZ"/>
+        </w:rPr>
+        <w:t>find</w:t>
+      </w:r>
+      <w:proofErr w:type="spellEnd"/>
+      <w:r>
+        <w:rPr>
+          <w:rFonts w:ascii="Times New Roman" w:hAnsi="Times New Roman" w:cs="Times New Roman"/>
+          <w:sz w:val="28"/>
+          <w:szCs w:val="28"/>
+          <w:lang w:val="kk-KZ"/>
+        </w:rPr>
+        <w:t xml:space="preserve"> </w:t>
+      </w:r>
+      <w:proofErr w:type="spellStart"/>
+      <w:r>
+        <w:rPr>
+          <w:rFonts w:ascii="Times New Roman" w:hAnsi="Times New Roman" w:cs="Times New Roman"/>
+          <w:sz w:val="28"/>
+          <w:szCs w:val="28"/>
+          <w:lang w:val="kk-KZ"/>
+        </w:rPr>
+        <w:t>books</w:t>
+      </w:r>
+      <w:proofErr w:type="spellEnd"/>
+      <w:r>
+        <w:rPr>
+          <w:rFonts w:ascii="Times New Roman" w:hAnsi="Times New Roman" w:cs="Times New Roman"/>
+          <w:sz w:val="28"/>
+          <w:szCs w:val="28"/>
+          <w:lang w:val="kk-KZ"/>
+        </w:rPr>
+        <w:t xml:space="preserve"> </w:t>
+      </w:r>
+      <w:proofErr w:type="spellStart"/>
+      <w:r>
+        <w:rPr>
+          <w:rFonts w:ascii="Times New Roman" w:hAnsi="Times New Roman" w:cs="Times New Roman"/>
+          <w:sz w:val="28"/>
+          <w:szCs w:val="28"/>
+          <w:lang w:val="kk-KZ"/>
+        </w:rPr>
+        <w:t>for</w:t>
+      </w:r>
+      <w:proofErr w:type="spellEnd"/>
+      <w:r>
+        <w:rPr>
+          <w:rFonts w:ascii="Times New Roman" w:hAnsi="Times New Roman" w:cs="Times New Roman"/>
+          <w:sz w:val="28"/>
+          <w:szCs w:val="28"/>
+          <w:lang w:val="kk-KZ"/>
+        </w:rPr>
+        <w:t xml:space="preserve"> </w:t>
+      </w:r>
+      <w:proofErr w:type="spellStart"/>
+      <w:r>
+        <w:rPr>
+          <w:rFonts w:ascii="Times New Roman" w:hAnsi="Times New Roman" w:cs="Times New Roman"/>
+          <w:sz w:val="28"/>
+          <w:szCs w:val="28"/>
+          <w:lang w:val="kk-KZ"/>
+        </w:rPr>
+        <w:t>exchange</w:t>
+      </w:r>
+      <w:proofErr w:type="spellEnd"/>
+      <w:r>
+        <w:rPr>
+          <w:rFonts w:ascii="Times New Roman" w:hAnsi="Times New Roman" w:cs="Times New Roman"/>
+          <w:sz w:val="28"/>
+          <w:szCs w:val="28"/>
+          <w:lang w:val="kk-KZ"/>
+        </w:rPr>
+        <w:t xml:space="preserve">, </w:t>
+      </w:r>
+      <w:proofErr w:type="spellStart"/>
+      <w:r>
+        <w:rPr>
+          <w:rFonts w:ascii="Times New Roman" w:hAnsi="Times New Roman" w:cs="Times New Roman"/>
+          <w:sz w:val="28"/>
+          <w:szCs w:val="28"/>
+          <w:lang w:val="kk-KZ"/>
+        </w:rPr>
+        <w:t>select</w:t>
+      </w:r>
+      <w:proofErr w:type="spellEnd"/>
+      <w:r>
+        <w:rPr>
+          <w:rFonts w:ascii="Times New Roman" w:hAnsi="Times New Roman" w:cs="Times New Roman"/>
+          <w:sz w:val="28"/>
+          <w:szCs w:val="28"/>
+          <w:lang w:val="kk-KZ"/>
+        </w:rPr>
+        <w:t xml:space="preserve"> </w:t>
+      </w:r>
+      <w:proofErr w:type="spellStart"/>
+      <w:r>
+        <w:rPr>
+          <w:rFonts w:ascii="Times New Roman" w:hAnsi="Times New Roman" w:cs="Times New Roman"/>
+          <w:sz w:val="28"/>
+          <w:szCs w:val="28"/>
+          <w:lang w:val="kk-KZ"/>
+        </w:rPr>
+        <w:t>literature</w:t>
+      </w:r>
+      <w:proofErr w:type="spellEnd"/>
+      <w:r>
+        <w:rPr>
+          <w:rFonts w:ascii="Times New Roman" w:hAnsi="Times New Roman" w:cs="Times New Roman"/>
+          <w:sz w:val="28"/>
+          <w:szCs w:val="28"/>
+          <w:lang w:val="kk-KZ"/>
+        </w:rPr>
+        <w:t xml:space="preserve"> </w:t>
+      </w:r>
+      <w:proofErr w:type="spellStart"/>
+      <w:r>
+        <w:rPr>
+          <w:rFonts w:ascii="Times New Roman" w:hAnsi="Times New Roman" w:cs="Times New Roman"/>
+          <w:sz w:val="28"/>
+          <w:szCs w:val="28"/>
+          <w:lang w:val="kk-KZ"/>
+        </w:rPr>
+        <w:t>according</w:t>
+      </w:r>
+      <w:proofErr w:type="spellEnd"/>
+      <w:r>
+        <w:rPr>
+          <w:rFonts w:ascii="Times New Roman" w:hAnsi="Times New Roman" w:cs="Times New Roman"/>
+          <w:sz w:val="28"/>
+          <w:szCs w:val="28"/>
+          <w:lang w:val="kk-KZ"/>
+        </w:rPr>
+        <w:t xml:space="preserve"> </w:t>
+      </w:r>
+      <w:proofErr w:type="spellStart"/>
+      <w:r>
+        <w:rPr>
+          <w:rFonts w:ascii="Times New Roman" w:hAnsi="Times New Roman" w:cs="Times New Roman"/>
+          <w:sz w:val="28"/>
+          <w:szCs w:val="28"/>
+          <w:lang w:val="kk-KZ"/>
+        </w:rPr>
+        <w:t>to</w:t>
+      </w:r>
+      <w:proofErr w:type="spellEnd"/>
+      <w:r>
+        <w:rPr>
+          <w:rFonts w:ascii="Times New Roman" w:hAnsi="Times New Roman" w:cs="Times New Roman"/>
+          <w:sz w:val="28"/>
+          <w:szCs w:val="28"/>
+          <w:lang w:val="kk-KZ"/>
+        </w:rPr>
+        <w:t xml:space="preserve"> </w:t>
+      </w:r>
+      <w:proofErr w:type="spellStart"/>
+      <w:r>
+        <w:rPr>
+          <w:rFonts w:ascii="Times New Roman" w:hAnsi="Times New Roman" w:cs="Times New Roman"/>
+          <w:sz w:val="28"/>
+          <w:szCs w:val="28"/>
+          <w:lang w:val="kk-KZ"/>
+        </w:rPr>
+        <w:t>their</w:t>
+      </w:r>
+      <w:proofErr w:type="spellEnd"/>
+      <w:r>
+        <w:rPr>
+          <w:rFonts w:ascii="Times New Roman" w:hAnsi="Times New Roman" w:cs="Times New Roman"/>
+          <w:sz w:val="28"/>
+          <w:szCs w:val="28"/>
+          <w:lang w:val="kk-KZ"/>
+        </w:rPr>
+        <w:t xml:space="preserve"> </w:t>
+      </w:r>
+      <w:proofErr w:type="spellStart"/>
+      <w:r>
+        <w:rPr>
+          <w:rFonts w:ascii="Times New Roman" w:hAnsi="Times New Roman" w:cs="Times New Roman"/>
+          <w:sz w:val="28"/>
+          <w:szCs w:val="28"/>
+          <w:lang w:val="kk-KZ"/>
+        </w:rPr>
+        <w:t>interests</w:t>
+      </w:r>
+      <w:proofErr w:type="spellEnd"/>
+      <w:r>
+        <w:rPr>
+          <w:rFonts w:ascii="Times New Roman" w:hAnsi="Times New Roman" w:cs="Times New Roman"/>
+          <w:sz w:val="28"/>
+          <w:szCs w:val="28"/>
+          <w:lang w:val="kk-KZ"/>
+        </w:rPr>
+        <w:t xml:space="preserve"> </w:t>
+      </w:r>
+      <w:proofErr w:type="spellStart"/>
+      <w:r>
+        <w:rPr>
+          <w:rFonts w:ascii="Times New Roman" w:hAnsi="Times New Roman" w:cs="Times New Roman"/>
+          <w:sz w:val="28"/>
+          <w:szCs w:val="28"/>
+          <w:lang w:val="kk-KZ"/>
+        </w:rPr>
+        <w:t>using</w:t>
+      </w:r>
+      <w:proofErr w:type="spellEnd"/>
+      <w:r>
+        <w:rPr>
+          <w:rFonts w:ascii="Times New Roman" w:hAnsi="Times New Roman" w:cs="Times New Roman"/>
+          <w:sz w:val="28"/>
+          <w:szCs w:val="28"/>
+          <w:lang w:val="kk-KZ"/>
+        </w:rPr>
+        <w:t xml:space="preserve"> </w:t>
+      </w:r>
+      <w:proofErr w:type="spellStart"/>
+      <w:r>
+        <w:rPr>
+          <w:rFonts w:ascii="Times New Roman" w:hAnsi="Times New Roman" w:cs="Times New Roman"/>
+          <w:sz w:val="28"/>
+          <w:szCs w:val="28"/>
+          <w:lang w:val="kk-KZ"/>
+        </w:rPr>
+        <w:t>artificial</w:t>
+      </w:r>
+      <w:proofErr w:type="spellEnd"/>
+      <w:r>
+        <w:rPr>
+          <w:rFonts w:ascii="Times New Roman" w:hAnsi="Times New Roman" w:cs="Times New Roman"/>
+          <w:sz w:val="28"/>
+          <w:szCs w:val="28"/>
+          <w:lang w:val="kk-KZ"/>
+        </w:rPr>
+        <w:t xml:space="preserve"> </w:t>
+      </w:r>
+      <w:proofErr w:type="spellStart"/>
+      <w:r>
+        <w:rPr>
+          <w:rFonts w:ascii="Times New Roman" w:hAnsi="Times New Roman" w:cs="Times New Roman"/>
+          <w:sz w:val="28"/>
+          <w:szCs w:val="28"/>
+          <w:lang w:val="kk-KZ"/>
+        </w:rPr>
+        <w:t>intelligence</w:t>
+      </w:r>
+      <w:proofErr w:type="spellEnd"/>
+      <w:r>
+        <w:rPr>
+          <w:rFonts w:ascii="Times New Roman" w:hAnsi="Times New Roman" w:cs="Times New Roman"/>
+          <w:sz w:val="28"/>
+          <w:szCs w:val="28"/>
+          <w:lang w:val="kk-KZ"/>
+        </w:rPr>
+        <w:t xml:space="preserve"> </w:t>
+      </w:r>
+      <w:proofErr w:type="spellStart"/>
+      <w:r>
+        <w:rPr>
+          <w:rFonts w:ascii="Times New Roman" w:hAnsi="Times New Roman" w:cs="Times New Roman"/>
+          <w:sz w:val="28"/>
+          <w:szCs w:val="28"/>
+          <w:lang w:val="kk-KZ"/>
+        </w:rPr>
+        <w:t>and</w:t>
+      </w:r>
+      <w:proofErr w:type="spellEnd"/>
+      <w:r>
+        <w:rPr>
+          <w:rFonts w:ascii="Times New Roman" w:hAnsi="Times New Roman" w:cs="Times New Roman"/>
+          <w:sz w:val="28"/>
+          <w:szCs w:val="28"/>
+          <w:lang w:val="kk-KZ"/>
+        </w:rPr>
+        <w:t xml:space="preserve"> </w:t>
+      </w:r>
+      <w:proofErr w:type="spellStart"/>
+      <w:r>
+        <w:rPr>
+          <w:rFonts w:ascii="Times New Roman" w:hAnsi="Times New Roman" w:cs="Times New Roman"/>
+          <w:sz w:val="28"/>
+          <w:szCs w:val="28"/>
+          <w:lang w:val="kk-KZ"/>
+        </w:rPr>
+        <w:t>interact</w:t>
+      </w:r>
+      <w:proofErr w:type="spellEnd"/>
+      <w:r>
+        <w:rPr>
+          <w:rFonts w:ascii="Times New Roman" w:hAnsi="Times New Roman" w:cs="Times New Roman"/>
+          <w:sz w:val="28"/>
+          <w:szCs w:val="28"/>
+          <w:lang w:val="kk-KZ"/>
+        </w:rPr>
+        <w:t xml:space="preserve"> </w:t>
+      </w:r>
+      <w:proofErr w:type="spellStart"/>
+      <w:r>
+        <w:rPr>
+          <w:rFonts w:ascii="Times New Roman" w:hAnsi="Times New Roman" w:cs="Times New Roman"/>
+          <w:sz w:val="28"/>
+          <w:szCs w:val="28"/>
+          <w:lang w:val="kk-KZ"/>
+        </w:rPr>
+        <w:t>with</w:t>
+      </w:r>
+      <w:proofErr w:type="spellEnd"/>
+      <w:r>
+        <w:rPr>
+          <w:rFonts w:ascii="Times New Roman" w:hAnsi="Times New Roman" w:cs="Times New Roman"/>
+          <w:sz w:val="28"/>
+          <w:szCs w:val="28"/>
+          <w:lang w:val="kk-KZ"/>
+        </w:rPr>
+        <w:t xml:space="preserve"> </w:t>
+      </w:r>
+      <w:proofErr w:type="spellStart"/>
+      <w:r>
+        <w:rPr>
+          <w:rFonts w:ascii="Times New Roman" w:hAnsi="Times New Roman" w:cs="Times New Roman"/>
+          <w:sz w:val="28"/>
+          <w:szCs w:val="28"/>
+          <w:lang w:val="kk-KZ"/>
+        </w:rPr>
+        <w:t>other</w:t>
+      </w:r>
+      <w:proofErr w:type="spellEnd"/>
+      <w:r>
+        <w:rPr>
+          <w:rFonts w:ascii="Times New Roman" w:hAnsi="Times New Roman" w:cs="Times New Roman"/>
+          <w:sz w:val="28"/>
+          <w:szCs w:val="28"/>
+          <w:lang w:val="kk-KZ"/>
+        </w:rPr>
+        <w:t xml:space="preserve"> </w:t>
+      </w:r>
+      <w:proofErr w:type="spellStart"/>
+      <w:r>
+        <w:rPr>
+          <w:rFonts w:ascii="Times New Roman" w:hAnsi="Times New Roman" w:cs="Times New Roman"/>
+          <w:sz w:val="28"/>
+          <w:szCs w:val="28"/>
+          <w:lang w:val="kk-KZ"/>
+        </w:rPr>
+        <w:t>readers</w:t>
+      </w:r>
+      <w:proofErr w:type="spellEnd"/>
+      <w:r>
+        <w:rPr>
+          <w:rFonts w:ascii="Times New Roman" w:hAnsi="Times New Roman" w:cs="Times New Roman"/>
+          <w:sz w:val="28"/>
+          <w:szCs w:val="28"/>
+          <w:lang w:val="kk-KZ"/>
+        </w:rPr>
+        <w:t xml:space="preserve">. </w:t>
+      </w:r>
+      <w:proofErr w:type="spellStart"/>
+      <w:r>
+        <w:rPr>
+          <w:rFonts w:ascii="Times New Roman" w:hAnsi="Times New Roman" w:cs="Times New Roman"/>
+          <w:sz w:val="28"/>
+          <w:szCs w:val="28"/>
+          <w:lang w:val="kk-KZ"/>
+        </w:rPr>
+        <w:t>The</w:t>
+      </w:r>
+      <w:proofErr w:type="spellEnd"/>
+      <w:r>
+        <w:rPr>
+          <w:rFonts w:ascii="Times New Roman" w:hAnsi="Times New Roman" w:cs="Times New Roman"/>
+          <w:sz w:val="28"/>
+          <w:szCs w:val="28"/>
+          <w:lang w:val="kk-KZ"/>
+        </w:rPr>
+        <w:t xml:space="preserve"> </w:t>
+      </w:r>
+      <w:proofErr w:type="spellStart"/>
+      <w:r>
+        <w:rPr>
+          <w:rFonts w:ascii="Times New Roman" w:hAnsi="Times New Roman" w:cs="Times New Roman"/>
+          <w:sz w:val="28"/>
+          <w:szCs w:val="28"/>
+          <w:lang w:val="kk-KZ"/>
+        </w:rPr>
+        <w:t>main</w:t>
+      </w:r>
+      <w:proofErr w:type="spellEnd"/>
+      <w:r>
+        <w:rPr>
+          <w:rFonts w:ascii="Times New Roman" w:hAnsi="Times New Roman" w:cs="Times New Roman"/>
+          <w:sz w:val="28"/>
+          <w:szCs w:val="28"/>
+          <w:lang w:val="kk-KZ"/>
+        </w:rPr>
+        <w:t xml:space="preserve"> </w:t>
+      </w:r>
+      <w:proofErr w:type="spellStart"/>
+      <w:r>
+        <w:rPr>
+          <w:rFonts w:ascii="Times New Roman" w:hAnsi="Times New Roman" w:cs="Times New Roman"/>
+          <w:sz w:val="28"/>
+          <w:szCs w:val="28"/>
+          <w:lang w:val="kk-KZ"/>
+        </w:rPr>
+        <w:t>goal of</w:t>
+      </w:r>
+      <w:proofErr w:type="spellEnd"/>
+      <w:r>
+        <w:rPr>
+          <w:rFonts w:ascii="Times New Roman" w:hAnsi="Times New Roman" w:cs="Times New Roman"/>
+          <w:sz w:val="28"/>
+          <w:szCs w:val="28"/>
+          <w:lang w:val="kk-KZ"/>
+        </w:rPr>
+        <w:t xml:space="preserve"> </w:t>
+      </w:r>
+      <w:proofErr w:type="spellStart"/>
+      <w:r>
+        <w:rPr>
+          <w:rFonts w:ascii="Times New Roman" w:hAnsi="Times New Roman" w:cs="Times New Roman"/>
+          <w:sz w:val="28"/>
+          <w:szCs w:val="28"/>
+          <w:lang w:val="kk-KZ"/>
+        </w:rPr>
+        <w:t>the project</w:t>
+      </w:r>
+      <w:proofErr w:type="spellEnd"/>
+      <w:r>
+        <w:rPr>
+          <w:rFonts w:ascii="Times New Roman" w:hAnsi="Times New Roman" w:cs="Times New Roman"/>
+          <w:sz w:val="28"/>
+          <w:szCs w:val="28"/>
+          <w:lang w:val="kk-KZ"/>
+        </w:rPr>
+        <w:t xml:space="preserve"> </w:t>
+      </w:r>
+      <w:proofErr w:type="spellStart"/>
+      <w:r>
+        <w:rPr>
+          <w:rFonts w:ascii="Times New Roman" w:hAnsi="Times New Roman" w:cs="Times New Roman"/>
+          <w:sz w:val="28"/>
+          <w:szCs w:val="28"/>
+          <w:lang w:val="kk-KZ"/>
+        </w:rPr>
+        <w:t>is to develop</w:t>
+      </w:r>
+      <w:proofErr w:type="spellEnd"/>
+      <w:r>
+        <w:rPr>
+          <w:rFonts w:ascii="Times New Roman" w:hAnsi="Times New Roman" w:cs="Times New Roman"/>
+          <w:sz w:val="28"/>
+          <w:szCs w:val="28"/>
+          <w:lang w:val="kk-KZ"/>
+        </w:rPr>
+        <w:t xml:space="preserve"> </w:t>
+      </w:r>
+      <w:proofErr w:type="spellStart"/>
+      <w:r>
+        <w:rPr>
+          <w:rFonts w:ascii="Times New Roman" w:hAnsi="Times New Roman" w:cs="Times New Roman"/>
+          <w:sz w:val="28"/>
+          <w:szCs w:val="28"/>
+          <w:lang w:val="kk-KZ"/>
+        </w:rPr>
+        <w:t>an</w:t>
+      </w:r>
+      <w:proofErr w:type="spellEnd"/>
+      <w:r>
+        <w:rPr>
+          <w:rFonts w:ascii="Times New Roman" w:hAnsi="Times New Roman" w:cs="Times New Roman"/>
+          <w:sz w:val="28"/>
+          <w:szCs w:val="28"/>
+          <w:lang w:val="kk-KZ"/>
+        </w:rPr>
+        <w:t xml:space="preserve"> </w:t>
+      </w:r>
+      <w:proofErr w:type="spellStart"/>
+      <w:r>
+        <w:rPr>
+          <w:rFonts w:ascii="Times New Roman" w:hAnsi="Times New Roman" w:cs="Times New Roman"/>
+          <w:sz w:val="28"/>
+          <w:szCs w:val="28"/>
+          <w:lang w:val="kk-KZ"/>
+        </w:rPr>
+        <w:t>intelligent</w:t>
+      </w:r>
+      <w:proofErr w:type="spellEnd"/>
+      <w:r>
+        <w:rPr>
+          <w:rFonts w:ascii="Times New Roman" w:hAnsi="Times New Roman" w:cs="Times New Roman"/>
+          <w:sz w:val="28"/>
+          <w:szCs w:val="28"/>
+          <w:lang w:val="kk-KZ"/>
+        </w:rPr>
+        <w:t xml:space="preserve"> </w:t>
+      </w:r>
+      <w:proofErr w:type="spellStart"/>
+      <w:r>
+        <w:rPr>
+          <w:rFonts w:ascii="Times New Roman" w:hAnsi="Times New Roman" w:cs="Times New Roman"/>
+          <w:sz w:val="28"/>
+          <w:szCs w:val="28"/>
+          <w:lang w:val="kk-KZ"/>
+        </w:rPr>
+        <w:t>platform</w:t>
+      </w:r>
+      <w:proofErr w:type="spellEnd"/>
+      <w:r>
+        <w:rPr>
+          <w:rFonts w:ascii="Times New Roman" w:hAnsi="Times New Roman" w:cs="Times New Roman"/>
+          <w:sz w:val="28"/>
+          <w:szCs w:val="28"/>
+          <w:lang w:val="kk-KZ"/>
+        </w:rPr>
+        <w:t xml:space="preserve"> </w:t>
+      </w:r>
+      <w:proofErr w:type="spellStart"/>
+      <w:r>
+        <w:rPr>
+          <w:rFonts w:ascii="Times New Roman" w:hAnsi="Times New Roman" w:cs="Times New Roman"/>
+          <w:sz w:val="28"/>
+          <w:szCs w:val="28"/>
+          <w:lang w:val="kk-KZ"/>
+        </w:rPr>
+        <w:t>that</w:t>
+      </w:r>
+      <w:proofErr w:type="spellEnd"/>
+      <w:r>
+        <w:rPr>
+          <w:rFonts w:ascii="Times New Roman" w:hAnsi="Times New Roman" w:cs="Times New Roman"/>
+          <w:sz w:val="28"/>
+          <w:szCs w:val="28"/>
+          <w:lang w:val="kk-KZ"/>
+        </w:rPr>
+        <w:t xml:space="preserve"> </w:t>
+      </w:r>
+      <w:proofErr w:type="spellStart"/>
+      <w:r>
+        <w:rPr>
+          <w:rFonts w:ascii="Times New Roman" w:hAnsi="Times New Roman" w:cs="Times New Roman"/>
+          <w:sz w:val="28"/>
+          <w:szCs w:val="28"/>
+          <w:lang w:val="kk-KZ"/>
+        </w:rPr>
+        <w:t>simplifies</w:t>
+      </w:r>
+      <w:proofErr w:type="spellEnd"/>
+      <w:r>
+        <w:rPr>
+          <w:rFonts w:ascii="Times New Roman" w:hAnsi="Times New Roman" w:cs="Times New Roman"/>
+          <w:sz w:val="28"/>
+          <w:szCs w:val="28"/>
+          <w:lang w:val="kk-KZ"/>
+        </w:rPr>
+        <w:t xml:space="preserve"> </w:t>
+      </w:r>
+      <w:proofErr w:type="spellStart"/>
+      <w:r>
+        <w:rPr>
+          <w:rFonts w:ascii="Times New Roman" w:hAnsi="Times New Roman" w:cs="Times New Roman"/>
+          <w:sz w:val="28"/>
+          <w:szCs w:val="28"/>
+          <w:lang w:val="kk-KZ"/>
+        </w:rPr>
+        <w:t>the</w:t>
+      </w:r>
+      <w:proofErr w:type="spellEnd"/>
+      <w:r>
+        <w:rPr>
+          <w:rFonts w:ascii="Times New Roman" w:hAnsi="Times New Roman" w:cs="Times New Roman"/>
+          <w:sz w:val="28"/>
+          <w:szCs w:val="28"/>
+          <w:lang w:val="kk-KZ"/>
+        </w:rPr>
+        <w:t xml:space="preserve"> </w:t>
+      </w:r>
+      <w:proofErr w:type="spellStart"/>
+      <w:r>
+        <w:rPr>
+          <w:rFonts w:ascii="Times New Roman" w:hAnsi="Times New Roman" w:cs="Times New Roman"/>
+          <w:sz w:val="28"/>
+          <w:szCs w:val="28"/>
+          <w:lang w:val="kk-KZ"/>
+        </w:rPr>
+        <w:t>book</w:t>
+      </w:r>
+      <w:proofErr w:type="spellEnd"/>
+      <w:r>
+        <w:rPr>
+          <w:rFonts w:ascii="Times New Roman" w:hAnsi="Times New Roman" w:cs="Times New Roman"/>
+          <w:sz w:val="28"/>
+          <w:szCs w:val="28"/>
+          <w:lang w:val="kk-KZ"/>
+        </w:rPr>
+        <w:t xml:space="preserve"> </w:t>
+      </w:r>
+      <w:proofErr w:type="spellStart"/>
+      <w:r>
+        <w:rPr>
+          <w:rFonts w:ascii="Times New Roman" w:hAnsi="Times New Roman" w:cs="Times New Roman"/>
+          <w:sz w:val="28"/>
+          <w:szCs w:val="28"/>
+          <w:lang w:val="kk-KZ"/>
+        </w:rPr>
+        <w:t>exchange</w:t>
+      </w:r>
+      <w:proofErr w:type="spellEnd"/>
+      <w:r>
+        <w:rPr>
+          <w:rFonts w:ascii="Times New Roman" w:hAnsi="Times New Roman" w:cs="Times New Roman"/>
+          <w:sz w:val="28"/>
+          <w:szCs w:val="28"/>
+          <w:lang w:val="kk-KZ"/>
+        </w:rPr>
+        <w:t xml:space="preserve"> </w:t>
+      </w:r>
+      <w:proofErr w:type="spellStart"/>
+      <w:r>
+        <w:rPr>
+          <w:rFonts w:ascii="Times New Roman" w:hAnsi="Times New Roman" w:cs="Times New Roman"/>
+          <w:sz w:val="28"/>
+          <w:szCs w:val="28"/>
+          <w:lang w:val="kk-KZ"/>
+        </w:rPr>
+        <w:t>process</w:t>
+      </w:r>
+      <w:proofErr w:type="spellEnd"/>
+      <w:r>
+        <w:rPr>
+          <w:rFonts w:ascii="Times New Roman" w:hAnsi="Times New Roman" w:cs="Times New Roman"/>
+          <w:sz w:val="28"/>
+          <w:szCs w:val="28"/>
+          <w:lang w:val="kk-KZ"/>
+        </w:rPr>
+        <w:t xml:space="preserve">, </w:t>
+      </w:r>
+      <w:proofErr w:type="spellStart"/>
+      <w:r>
+        <w:rPr>
+          <w:rFonts w:ascii="Times New Roman" w:hAnsi="Times New Roman" w:cs="Times New Roman"/>
+          <w:sz w:val="28"/>
+          <w:szCs w:val="28"/>
+          <w:lang w:val="kk-KZ"/>
+        </w:rPr>
+        <w:t>increases</w:t>
+      </w:r>
+      <w:proofErr w:type="spellEnd"/>
+      <w:r>
+        <w:rPr>
+          <w:rFonts w:ascii="Times New Roman" w:hAnsi="Times New Roman" w:cs="Times New Roman"/>
+          <w:sz w:val="28"/>
+          <w:szCs w:val="28"/>
+          <w:lang w:val="kk-KZ"/>
+        </w:rPr>
+        <w:t xml:space="preserve"> </w:t>
+      </w:r>
+      <w:proofErr w:type="spellStart"/>
+      <w:r>
+        <w:rPr>
+          <w:rFonts w:ascii="Times New Roman" w:hAnsi="Times New Roman" w:cs="Times New Roman"/>
+          <w:sz w:val="28"/>
+          <w:szCs w:val="28"/>
+          <w:lang w:val="kk-KZ"/>
+        </w:rPr>
+        <w:t>the</w:t>
+      </w:r>
+      <w:proofErr w:type="spellEnd"/>
+      <w:r>
+        <w:rPr>
+          <w:rFonts w:ascii="Times New Roman" w:hAnsi="Times New Roman" w:cs="Times New Roman"/>
+          <w:sz w:val="28"/>
+          <w:szCs w:val="28"/>
+          <w:lang w:val="kk-KZ"/>
+        </w:rPr>
+        <w:t xml:space="preserve"> </w:t>
+      </w:r>
+      <w:proofErr w:type="spellStart"/>
+      <w:r>
+        <w:rPr>
+          <w:rFonts w:ascii="Times New Roman" w:hAnsi="Times New Roman" w:cs="Times New Roman"/>
+          <w:sz w:val="28"/>
+          <w:szCs w:val="28"/>
+          <w:lang w:val="kk-KZ"/>
+        </w:rPr>
+        <w:t>availability</w:t>
+      </w:r>
+      <w:proofErr w:type="spellEnd"/>
+      <w:r>
+        <w:rPr>
+          <w:rFonts w:ascii="Times New Roman" w:hAnsi="Times New Roman" w:cs="Times New Roman"/>
+          <w:sz w:val="28"/>
+          <w:szCs w:val="28"/>
+          <w:lang w:val="kk-KZ"/>
+        </w:rPr>
+        <w:t xml:space="preserve"> </w:t>
+      </w:r>
+      <w:proofErr w:type="spellStart"/>
+      <w:r>
+        <w:rPr>
+          <w:rFonts w:ascii="Times New Roman" w:hAnsi="Times New Roman" w:cs="Times New Roman"/>
+          <w:sz w:val="28"/>
+          <w:szCs w:val="28"/>
+          <w:lang w:val="kk-KZ"/>
+        </w:rPr>
+        <w:t>of</w:t>
+      </w:r>
+      <w:proofErr w:type="spellEnd"/>
+      <w:r>
+        <w:rPr>
+          <w:rFonts w:ascii="Times New Roman" w:hAnsi="Times New Roman" w:cs="Times New Roman"/>
+          <w:sz w:val="28"/>
+          <w:szCs w:val="28"/>
+          <w:lang w:val="kk-KZ"/>
+        </w:rPr>
+        <w:t xml:space="preserve"> </w:t>
+      </w:r>
+      <w:proofErr w:type="spellStart"/>
+      <w:r>
+        <w:rPr>
+          <w:rFonts w:ascii="Times New Roman" w:hAnsi="Times New Roman" w:cs="Times New Roman"/>
+          <w:sz w:val="28"/>
+          <w:szCs w:val="28"/>
+          <w:lang w:val="kk-KZ"/>
+        </w:rPr>
+        <w:t>books</w:t>
+      </w:r>
+      <w:proofErr w:type="spellEnd"/>
+      <w:r>
+        <w:rPr>
+          <w:rFonts w:ascii="Times New Roman" w:hAnsi="Times New Roman" w:cs="Times New Roman"/>
+          <w:sz w:val="28"/>
+          <w:szCs w:val="28"/>
+          <w:lang w:val="kk-KZ"/>
+        </w:rPr>
+        <w:t xml:space="preserve"> </w:t>
+      </w:r>
+      <w:proofErr w:type="spellStart"/>
+      <w:r>
+        <w:rPr>
+          <w:rFonts w:ascii="Times New Roman" w:hAnsi="Times New Roman" w:cs="Times New Roman"/>
+          <w:sz w:val="28"/>
+          <w:szCs w:val="28"/>
+          <w:lang w:val="kk-KZ"/>
+        </w:rPr>
+        <w:t>and</w:t>
+      </w:r>
+      <w:proofErr w:type="spellEnd"/>
+      <w:r>
+        <w:rPr>
+          <w:rFonts w:ascii="Times New Roman" w:hAnsi="Times New Roman" w:cs="Times New Roman"/>
+          <w:sz w:val="28"/>
+          <w:szCs w:val="28"/>
+          <w:lang w:val="kk-KZ"/>
+        </w:rPr>
+        <w:t xml:space="preserve"> </w:t>
+      </w:r>
+      <w:proofErr w:type="spellStart"/>
+      <w:r>
+        <w:rPr>
+          <w:rFonts w:ascii="Times New Roman" w:hAnsi="Times New Roman" w:cs="Times New Roman"/>
+          <w:sz w:val="28"/>
+          <w:szCs w:val="28"/>
+          <w:lang w:val="kk-KZ"/>
+        </w:rPr>
+        <w:t>generates</w:t>
+      </w:r>
+      <w:proofErr w:type="spellEnd"/>
+      <w:r>
+        <w:rPr>
+          <w:rFonts w:ascii="Times New Roman" w:hAnsi="Times New Roman" w:cs="Times New Roman"/>
+          <w:sz w:val="28"/>
+          <w:szCs w:val="28"/>
+          <w:lang w:val="kk-KZ"/>
+        </w:rPr>
+        <w:t xml:space="preserve"> </w:t>
+      </w:r>
+      <w:proofErr w:type="spellStart"/>
+      <w:r>
+        <w:rPr>
+          <w:rFonts w:ascii="Times New Roman" w:hAnsi="Times New Roman" w:cs="Times New Roman"/>
+          <w:sz w:val="28"/>
+          <w:szCs w:val="28"/>
+          <w:lang w:val="kk-KZ"/>
+        </w:rPr>
+        <w:t>personalized</w:t>
+      </w:r>
+      <w:proofErr w:type="spellEnd"/>
+      <w:r>
+        <w:rPr>
+          <w:rFonts w:ascii="Times New Roman" w:hAnsi="Times New Roman" w:cs="Times New Roman"/>
+          <w:sz w:val="28"/>
+          <w:szCs w:val="28"/>
+          <w:lang w:val="kk-KZ"/>
+        </w:rPr>
+        <w:t xml:space="preserve"> </w:t>
+      </w:r>
+      <w:proofErr w:type="spellStart"/>
+      <w:r>
+        <w:rPr>
+          <w:rFonts w:ascii="Times New Roman" w:hAnsi="Times New Roman" w:cs="Times New Roman"/>
+          <w:sz w:val="28"/>
+          <w:szCs w:val="28"/>
+          <w:lang w:val="kk-KZ"/>
+        </w:rPr>
+        <w:t>recommendations</w:t>
+      </w:r>
+      <w:proofErr w:type="spellEnd"/>
+      <w:r>
+        <w:rPr>
+          <w:rFonts w:ascii="Times New Roman" w:hAnsi="Times New Roman" w:cs="Times New Roman"/>
+          <w:sz w:val="28"/>
+          <w:szCs w:val="28"/>
+          <w:lang w:val="kk-KZ"/>
+        </w:rPr>
+        <w:t xml:space="preserve"> </w:t>
+      </w:r>
+      <w:proofErr w:type="spellStart"/>
+      <w:r>
+        <w:rPr>
+          <w:rFonts w:ascii="Times New Roman" w:hAnsi="Times New Roman" w:cs="Times New Roman"/>
+          <w:sz w:val="28"/>
+          <w:szCs w:val="28"/>
+          <w:lang w:val="kk-KZ"/>
+        </w:rPr>
+        <w:t>based</w:t>
+      </w:r>
+      <w:proofErr w:type="spellEnd"/>
+      <w:r>
+        <w:rPr>
+          <w:rFonts w:ascii="Times New Roman" w:hAnsi="Times New Roman" w:cs="Times New Roman"/>
+          <w:sz w:val="28"/>
+          <w:szCs w:val="28"/>
+          <w:lang w:val="kk-KZ"/>
+        </w:rPr>
+        <w:t xml:space="preserve"> </w:t>
+      </w:r>
+      <w:proofErr w:type="spellStart"/>
+      <w:r>
+        <w:rPr>
+          <w:rFonts w:ascii="Times New Roman" w:hAnsi="Times New Roman" w:cs="Times New Roman"/>
+          <w:sz w:val="28"/>
+          <w:szCs w:val="28"/>
+          <w:lang w:val="kk-KZ"/>
+        </w:rPr>
+        <w:t>on</w:t>
+      </w:r>
+      <w:proofErr w:type="spellEnd"/>
+      <w:r>
+        <w:rPr>
+          <w:rFonts w:ascii="Times New Roman" w:hAnsi="Times New Roman" w:cs="Times New Roman"/>
+          <w:sz w:val="28"/>
+          <w:szCs w:val="28"/>
+          <w:lang w:val="kk-KZ"/>
+        </w:rPr>
+        <w:t xml:space="preserve"> </w:t>
+      </w:r>
+      <w:proofErr w:type="spellStart"/>
+      <w:r>
+        <w:rPr>
+          <w:rFonts w:ascii="Times New Roman" w:hAnsi="Times New Roman" w:cs="Times New Roman"/>
+          <w:sz w:val="28"/>
+          <w:szCs w:val="28"/>
+          <w:lang w:val="kk-KZ"/>
+        </w:rPr>
+        <w:t>user</w:t>
+      </w:r>
+      <w:proofErr w:type="spellEnd"/>
+      <w:r>
+        <w:rPr>
+          <w:rFonts w:ascii="Times New Roman" w:hAnsi="Times New Roman" w:cs="Times New Roman"/>
+          <w:sz w:val="28"/>
+          <w:szCs w:val="28"/>
+          <w:lang w:val="kk-KZ"/>
+        </w:rPr>
+        <w:t xml:space="preserve"> </w:t>
+      </w:r>
+      <w:proofErr w:type="spellStart"/>
+      <w:r>
+        <w:rPr>
+          <w:rFonts w:ascii="Times New Roman" w:hAnsi="Times New Roman" w:cs="Times New Roman"/>
+          <w:sz w:val="28"/>
+          <w:szCs w:val="28"/>
+          <w:lang w:val="kk-KZ"/>
+        </w:rPr>
+        <w:t>preferences</w:t>
+      </w:r>
+      <w:proofErr w:type="spellEnd"/>
+      <w:r>
+        <w:rPr>
+          <w:rFonts w:ascii="Times New Roman" w:hAnsi="Times New Roman" w:cs="Times New Roman"/>
+          <w:sz w:val="28"/>
+          <w:szCs w:val="28"/>
+          <w:lang w:val="kk-KZ"/>
+        </w:rPr>
+        <w:t xml:space="preserve">. </w:t>
+      </w:r>
+      <w:proofErr w:type="spellStart"/>
+      <w:r>
+        <w:rPr>
+          <w:rFonts w:ascii="Times New Roman" w:hAnsi="Times New Roman" w:cs="Times New Roman"/>
+          <w:sz w:val="28"/>
+          <w:szCs w:val="28"/>
+          <w:lang w:val="kk-KZ"/>
+        </w:rPr>
+        <w:t>Artificial</w:t>
+      </w:r>
+      <w:proofErr w:type="spellEnd"/>
+      <w:r>
+        <w:rPr>
+          <w:rFonts w:ascii="Times New Roman" w:hAnsi="Times New Roman" w:cs="Times New Roman"/>
+          <w:sz w:val="28"/>
+          <w:szCs w:val="28"/>
+          <w:lang w:val="kk-KZ"/>
+        </w:rPr>
+        <w:t xml:space="preserve"> </w:t>
+      </w:r>
+      <w:proofErr w:type="spellStart"/>
+      <w:r>
+        <w:rPr>
+          <w:rFonts w:ascii="Times New Roman" w:hAnsi="Times New Roman" w:cs="Times New Roman"/>
+          <w:sz w:val="28"/>
+          <w:szCs w:val="28"/>
+          <w:lang w:val="kk-KZ"/>
+        </w:rPr>
+        <w:t>intelligence</w:t>
+      </w:r>
+      <w:proofErr w:type="spellEnd"/>
+      <w:r>
+        <w:rPr>
+          <w:rFonts w:ascii="Times New Roman" w:hAnsi="Times New Roman" w:cs="Times New Roman"/>
+          <w:sz w:val="28"/>
+          <w:szCs w:val="28"/>
+          <w:lang w:val="kk-KZ"/>
+        </w:rPr>
+        <w:t xml:space="preserve"> </w:t>
+      </w:r>
+      <w:proofErr w:type="spellStart"/>
+      <w:r>
+        <w:rPr>
+          <w:rFonts w:ascii="Times New Roman" w:hAnsi="Times New Roman" w:cs="Times New Roman"/>
+          <w:sz w:val="28"/>
+          <w:szCs w:val="28"/>
+          <w:lang w:val="kk-KZ"/>
+        </w:rPr>
+        <w:t>analyzes</w:t>
+      </w:r>
+      <w:proofErr w:type="spellEnd"/>
+      <w:r>
+        <w:rPr>
+          <w:rFonts w:ascii="Times New Roman" w:hAnsi="Times New Roman" w:cs="Times New Roman"/>
+          <w:sz w:val="28"/>
+          <w:szCs w:val="28"/>
+          <w:lang w:val="kk-KZ"/>
+        </w:rPr>
+        <w:t xml:space="preserve"> </w:t>
+      </w:r>
+      <w:proofErr w:type="spellStart"/>
+      <w:r>
+        <w:rPr>
+          <w:rFonts w:ascii="Times New Roman" w:hAnsi="Times New Roman" w:cs="Times New Roman"/>
+          <w:sz w:val="28"/>
+          <w:szCs w:val="28"/>
+          <w:lang w:val="kk-KZ"/>
+        </w:rPr>
+        <w:t>readers</w:t>
+      </w:r>
+      <w:proofErr w:type="spellEnd"/>
+      <w:r>
+        <w:rPr>
+          <w:rFonts w:ascii="Times New Roman" w:hAnsi="Times New Roman" w:cs="Times New Roman"/>
+          <w:sz w:val="28"/>
+          <w:szCs w:val="28"/>
+          <w:lang w:val="kk-KZ"/>
+        </w:rPr>
+        <w:t xml:space="preserve">' </w:t>
+      </w:r>
+      <w:proofErr w:type="spellStart"/>
+      <w:r>
+        <w:rPr>
+          <w:rFonts w:ascii="Times New Roman" w:hAnsi="Times New Roman" w:cs="Times New Roman"/>
+          <w:sz w:val="28"/>
+          <w:szCs w:val="28"/>
+          <w:lang w:val="kk-KZ"/>
+        </w:rPr>
+        <w:t>interests</w:t>
+      </w:r>
+      <w:proofErr w:type="spellEnd"/>
+      <w:r>
+        <w:rPr>
+          <w:rFonts w:ascii="Times New Roman" w:hAnsi="Times New Roman" w:cs="Times New Roman"/>
+          <w:sz w:val="28"/>
+          <w:szCs w:val="28"/>
+          <w:lang w:val="kk-KZ"/>
+        </w:rPr>
+        <w:t xml:space="preserve">, </w:t>
+      </w:r>
+      <w:proofErr w:type="spellStart"/>
+      <w:r>
+        <w:rPr>
+          <w:rFonts w:ascii="Times New Roman" w:hAnsi="Times New Roman" w:cs="Times New Roman"/>
+          <w:sz w:val="28"/>
+          <w:szCs w:val="28"/>
+          <w:lang w:val="kk-KZ"/>
+        </w:rPr>
+        <w:t>their</w:t>
+      </w:r>
+      <w:proofErr w:type="spellEnd"/>
+      <w:r>
+        <w:rPr>
+          <w:rFonts w:ascii="Times New Roman" w:hAnsi="Times New Roman" w:cs="Times New Roman"/>
+          <w:sz w:val="28"/>
+          <w:szCs w:val="28"/>
+          <w:lang w:val="kk-KZ"/>
+        </w:rPr>
+        <w:t xml:space="preserve"> </w:t>
+      </w:r>
+      <w:proofErr w:type="spellStart"/>
+      <w:r>
+        <w:rPr>
+          <w:rFonts w:ascii="Times New Roman" w:hAnsi="Times New Roman" w:cs="Times New Roman"/>
+          <w:sz w:val="28"/>
+          <w:szCs w:val="28"/>
+          <w:lang w:val="kk-KZ"/>
+        </w:rPr>
+        <w:t>reading</w:t>
+      </w:r>
+      <w:proofErr w:type="spellEnd"/>
+      <w:r>
+        <w:rPr>
+          <w:rFonts w:ascii="Times New Roman" w:hAnsi="Times New Roman" w:cs="Times New Roman"/>
+          <w:sz w:val="28"/>
+          <w:szCs w:val="28"/>
+          <w:lang w:val="kk-KZ"/>
+        </w:rPr>
+        <w:t xml:space="preserve"> </w:t>
+      </w:r>
+      <w:proofErr w:type="spellStart"/>
+      <w:r>
+        <w:rPr>
+          <w:rFonts w:ascii="Times New Roman" w:hAnsi="Times New Roman" w:cs="Times New Roman"/>
+          <w:sz w:val="28"/>
+          <w:szCs w:val="28"/>
+          <w:lang w:val="kk-KZ"/>
+        </w:rPr>
+        <w:t>history</w:t>
+      </w:r>
+      <w:proofErr w:type="spellEnd"/>
+      <w:r>
+        <w:rPr>
+          <w:rFonts w:ascii="Times New Roman" w:hAnsi="Times New Roman" w:cs="Times New Roman"/>
+          <w:sz w:val="28"/>
+          <w:szCs w:val="28"/>
+          <w:lang w:val="kk-KZ"/>
+        </w:rPr>
+        <w:t xml:space="preserve"> </w:t>
+      </w:r>
+      <w:proofErr w:type="spellStart"/>
+      <w:r>
+        <w:rPr>
+          <w:rFonts w:ascii="Times New Roman" w:hAnsi="Times New Roman" w:cs="Times New Roman"/>
+          <w:sz w:val="28"/>
+          <w:szCs w:val="28"/>
+          <w:lang w:val="kk-KZ"/>
+        </w:rPr>
+        <w:t>and</w:t>
+      </w:r>
+      <w:proofErr w:type="spellEnd"/>
+      <w:r>
+        <w:rPr>
+          <w:rFonts w:ascii="Times New Roman" w:hAnsi="Times New Roman" w:cs="Times New Roman"/>
+          <w:sz w:val="28"/>
+          <w:szCs w:val="28"/>
+          <w:lang w:val="kk-KZ"/>
+        </w:rPr>
+        <w:t xml:space="preserve"> </w:t>
+      </w:r>
+      <w:proofErr w:type="spellStart"/>
+      <w:r>
+        <w:rPr>
+          <w:rFonts w:ascii="Times New Roman" w:hAnsi="Times New Roman" w:cs="Times New Roman"/>
+          <w:sz w:val="28"/>
+          <w:szCs w:val="28"/>
+          <w:lang w:val="kk-KZ"/>
+        </w:rPr>
+        <w:t>reviews</w:t>
+      </w:r>
+      <w:proofErr w:type="spellEnd"/>
+      <w:r>
+        <w:rPr>
+          <w:rFonts w:ascii="Times New Roman" w:hAnsi="Times New Roman" w:cs="Times New Roman"/>
+          <w:sz w:val="28"/>
+          <w:szCs w:val="28"/>
+          <w:lang w:val="kk-KZ"/>
+        </w:rPr>
+        <w:t xml:space="preserve"> </w:t>
+      </w:r>
+      <w:proofErr w:type="spellStart"/>
+      <w:r>
+        <w:rPr>
+          <w:rFonts w:ascii="Times New Roman" w:hAnsi="Times New Roman" w:cs="Times New Roman"/>
+          <w:sz w:val="28"/>
+          <w:szCs w:val="28"/>
+          <w:lang w:val="kk-KZ"/>
+        </w:rPr>
+        <w:t>to</w:t>
+      </w:r>
+      <w:proofErr w:type="spellEnd"/>
+      <w:r>
+        <w:rPr>
+          <w:rFonts w:ascii="Times New Roman" w:hAnsi="Times New Roman" w:cs="Times New Roman"/>
+          <w:sz w:val="28"/>
+          <w:szCs w:val="28"/>
+          <w:lang w:val="kk-KZ"/>
+        </w:rPr>
+        <w:t xml:space="preserve"> </w:t>
+      </w:r>
+      <w:proofErr w:type="spellStart"/>
+      <w:r>
+        <w:rPr>
+          <w:rFonts w:ascii="Times New Roman" w:hAnsi="Times New Roman" w:cs="Times New Roman"/>
+          <w:sz w:val="28"/>
+          <w:szCs w:val="28"/>
+          <w:lang w:val="kk-KZ"/>
+        </w:rPr>
+        <w:t>offer</w:t>
+      </w:r>
+      <w:proofErr w:type="spellEnd"/>
+      <w:r>
+        <w:rPr>
+          <w:rFonts w:ascii="Times New Roman" w:hAnsi="Times New Roman" w:cs="Times New Roman"/>
+          <w:sz w:val="28"/>
+          <w:szCs w:val="28"/>
+          <w:lang w:val="kk-KZ"/>
+        </w:rPr>
+        <w:t xml:space="preserve"> </w:t>
+      </w:r>
+      <w:proofErr w:type="spellStart"/>
+      <w:r>
+        <w:rPr>
+          <w:rFonts w:ascii="Times New Roman" w:hAnsi="Times New Roman" w:cs="Times New Roman"/>
+          <w:sz w:val="28"/>
+          <w:szCs w:val="28"/>
+          <w:lang w:val="kk-KZ"/>
+        </w:rPr>
+        <w:t>the</w:t>
+      </w:r>
+      <w:proofErr w:type="spellEnd"/>
+      <w:r>
+        <w:rPr>
+          <w:rFonts w:ascii="Times New Roman" w:hAnsi="Times New Roman" w:cs="Times New Roman"/>
+          <w:sz w:val="28"/>
+          <w:szCs w:val="28"/>
+          <w:lang w:val="kk-KZ"/>
+        </w:rPr>
+        <w:t xml:space="preserve"> </w:t>
+      </w:r>
+      <w:proofErr w:type="spellStart"/>
+      <w:r>
+        <w:rPr>
+          <w:rFonts w:ascii="Times New Roman" w:hAnsi="Times New Roman" w:cs="Times New Roman"/>
+          <w:sz w:val="28"/>
+          <w:szCs w:val="28"/>
+          <w:lang w:val="kk-KZ"/>
+        </w:rPr>
+        <w:t>most</w:t>
+      </w:r>
+      <w:proofErr w:type="spellEnd"/>
+      <w:r>
+        <w:rPr>
+          <w:rFonts w:ascii="Times New Roman" w:hAnsi="Times New Roman" w:cs="Times New Roman"/>
+          <w:sz w:val="28"/>
+          <w:szCs w:val="28"/>
+          <w:lang w:val="kk-KZ"/>
+        </w:rPr>
+        <w:t xml:space="preserve"> </w:t>
+      </w:r>
+      <w:proofErr w:type="spellStart"/>
+      <w:r>
+        <w:rPr>
+          <w:rFonts w:ascii="Times New Roman" w:hAnsi="Times New Roman" w:cs="Times New Roman"/>
+          <w:sz w:val="28"/>
+          <w:szCs w:val="28"/>
+          <w:lang w:val="kk-KZ"/>
+        </w:rPr>
+        <w:t>relevant</w:t>
+      </w:r>
+      <w:proofErr w:type="spellEnd"/>
+      <w:r>
+        <w:rPr>
+          <w:rFonts w:ascii="Times New Roman" w:hAnsi="Times New Roman" w:cs="Times New Roman"/>
+          <w:sz w:val="28"/>
+          <w:szCs w:val="28"/>
+          <w:lang w:val="kk-KZ"/>
+        </w:rPr>
+        <w:t xml:space="preserve"> </w:t>
+      </w:r>
+      <w:proofErr w:type="spellStart"/>
+      <w:r>
+        <w:rPr>
+          <w:rFonts w:ascii="Times New Roman" w:hAnsi="Times New Roman" w:cs="Times New Roman"/>
+          <w:sz w:val="28"/>
+          <w:szCs w:val="28"/>
+          <w:lang w:val="kk-KZ"/>
+        </w:rPr>
+        <w:t>books</w:t>
+      </w:r>
+      <w:proofErr w:type="spellEnd"/>
+      <w:r>
+        <w:rPr>
+          <w:rFonts w:ascii="Times New Roman" w:hAnsi="Times New Roman" w:cs="Times New Roman"/>
+          <w:sz w:val="28"/>
+          <w:szCs w:val="28"/>
+          <w:lang w:val="kk-KZ"/>
+        </w:rPr>
+        <w:t>.</w:t>
+      </w:r>
+    </w:p>
+    <w:p>
+      <w:pPr>
+        <w:rPr>
+          <w:rFonts w:ascii="Times New Roman" w:eastAsia="Times New Roman" w:hAnsi="Times New Roman" w:cs="Times New Roman"/>
+          <w:b/>
+          <w:bCs/>
+          <w:sz w:val="28"/>
+          <w:szCs w:val="28"/>
+          <w:lang w:val="en-US"/>
+        </w:rPr>
+      </w:pPr>
+      <w:r>
+        <w:rPr>
+          <w:rFonts w:ascii="Times New Roman" w:eastAsia="Times New Roman" w:hAnsi="Times New Roman" w:cs="Times New Roman"/>
+          <w:b/>
+          <w:bCs/>
+          <w:sz w:val="28"/>
+          <w:szCs w:val="28"/>
+          <w:lang w:val="en-US"/>
+        </w:rPr>
+        <w:br w:type="page"/>
+      </w:r>
+    </w:p>
+    <w:p>
+      <w:pPr>
+        <w:spacing w:line="240" w:lineRule="auto"/>
+        <w:jc w:val="center"/>
+        <w:rPr>
+          <w:rFonts w:ascii="Times New Roman" w:eastAsia="Times New Roman" w:hAnsi="Times New Roman" w:cs="Times New Roman"/>
+          <w:b/>
+          <w:bCs/>
+          <w:sz w:val="28"/>
+          <w:szCs w:val="28"/>
+          <w:lang w:val="kk-KZ"/>
+        </w:rPr>
+      </w:pPr>
+      <w:r>
+        <w:rPr>
+          <w:rFonts w:ascii="Times New Roman" w:eastAsia="Times New Roman" w:hAnsi="Times New Roman" w:cs="Times New Roman"/>
+          <w:b/>
+          <w:bCs/>
+          <w:sz w:val="28"/>
+          <w:szCs w:val="28"/>
+          <w:lang w:val="kk-KZ"/>
+        </w:rPr>
+        <w:lastRenderedPageBreak/>
+        <w:t>МАЗМҰНЫ</w:t>
+      </w:r>
+    </w:p>
+    <w:p>
+      <w:pPr>
+        <w:rPr>
+          <w:rFonts w:ascii="Times New Roman" w:eastAsia="Times New Roman" w:hAnsi="Times New Roman" w:cs="Times New Roman"/>
+          <w:b/>
+          <w:bCs/>
+          <w:sz w:val="28"/>
+          <w:szCs w:val="28"/>
+          <w:lang w:val="kk-KZ"/>
+        </w:rPr>
+      </w:pPr>
+      <w:r>
+        <w:rPr>
+          <w:rFonts w:ascii="Times New Roman" w:eastAsia="Times New Roman" w:hAnsi="Times New Roman" w:cs="Times New Roman"/>
+          <w:b/>
+          <w:bCs/>
+          <w:sz w:val="28"/>
+          <w:szCs w:val="28"/>
+          <w:lang w:val="kk-KZ"/>
+        </w:rPr>
+        <w:br w:type="page"/>
+      </w:r>
+    </w:p>
+    <w:p>
+      <w:pPr>
+        <w:spacing w:line="240" w:lineRule="auto"/>
+        <w:jc w:val="center"/>
+        <w:rPr>
+          <w:rFonts w:ascii="Times New Roman" w:eastAsia="Times New Roman" w:hAnsi="Times New Roman" w:cs="Times New Roman"/>
+          <w:b/>
+          <w:bCs/>
+          <w:sz w:val="28"/>
+          <w:szCs w:val="28"/>
+          <w:lang w:val="kk-KZ"/>
+        </w:rPr>
+      </w:pPr>
+      <w:r>
+        <w:rPr>
+          <w:rFonts w:ascii="Times New Roman" w:eastAsia="Times New Roman" w:hAnsi="Times New Roman" w:cs="Times New Roman"/>
+          <w:b/>
+          <w:bCs/>
+          <w:sz w:val="28"/>
+          <w:szCs w:val="28"/>
+          <w:lang w:val="kk-KZ"/>
+        </w:rPr>
+        <w:lastRenderedPageBreak/>
+        <w:t>КІРІСПЕ</w:t>
+      </w:r>
+    </w:p>
+    <w:p>
+      <w:pPr>
+        <w:spacing w:line="240" w:lineRule="auto"/>
+        <w:jc w:val="center"/>
+        <w:rPr>
+          <w:rFonts w:ascii="Times New Roman" w:eastAsia="Times New Roman" w:hAnsi="Times New Roman" w:cs="Times New Roman"/>
+          <w:b/>
+          <w:bCs/>
+          <w:sz w:val="28"/>
+          <w:szCs w:val="28"/>
+          <w:lang w:val="kk-KZ"/>
+        </w:rPr>
+      </w:pPr>
+    </w:p>
+    <w:p>
+      <w:pPr>
+        <w:spacing w:line="240" w:lineRule="auto"/>
+        <w:jc w:val="center"/>
+        <w:rPr>
+          <w:rFonts w:ascii="Times New Roman" w:eastAsia="Times New Roman" w:hAnsi="Times New Roman" w:cs="Times New Roman"/>
+          <w:b/>
+          <w:bCs/>
+          <w:sz w:val="28"/>
+          <w:szCs w:val="28"/>
+          <w:lang w:val="kk-KZ"/>
+        </w:rPr>
+      </w:pPr>
+    </w:p>
+    <w:p>
+      <w:pPr>
+        <w:spacing w:line="240" w:lineRule="auto"/>
+        <w:jc w:val="center"/>
+        <w:rPr>
+          <w:rFonts w:ascii="Times New Roman" w:eastAsia="Times New Roman" w:hAnsi="Times New Roman" w:cs="Times New Roman"/>
+          <w:b/>
+          <w:bCs/>
+          <w:sz w:val="28"/>
+          <w:szCs w:val="28"/>
+          <w:lang w:val="kk-KZ"/>
+        </w:rPr>
+      </w:pPr>
+    </w:p>
+    <w:p>
+      <w:pPr>
+        <w:pStyle w:val="ListParagraph"/>
+        <w:numPr>
+          <w:ilvl w:val="0"/>
+          <w:numId w:val="4"/>
+        </w:numPr>
+        <w:rPr>
+          <w:rFonts w:ascii="Times New Roman" w:eastAsia="Times New Roman" w:hAnsi="Times New Roman" w:cs="Times New Roman"/>
+          <w:b/>
+          <w:bCs/>
+          <w:sz w:val="28"/>
+          <w:szCs w:val="28"/>
+          <w:lang w:val="kk-KZ"/>
+        </w:rPr>
+      </w:pPr>
+      <w:r>
+        <w:rPr>
+          <w:rFonts w:ascii="Times New Roman" w:eastAsia="Times New Roman" w:hAnsi="Times New Roman" w:cs="Times New Roman"/>
+          <w:b/>
+          <w:bCs/>
+          <w:sz w:val="28"/>
+          <w:szCs w:val="28"/>
+          <w:lang w:val="kk-KZ"/>
+        </w:rPr>
+        <w:t>Негізгі бөлім</w:t>
+      </w:r>
+    </w:p>
+    <w:p>
+      <w:pPr>
+        <w:pStyle w:val="ListParagraph"/>
+        <w:numPr>
+          <w:ilvl w:val="1"/>
+          <w:numId w:val="4"/>
+        </w:numPr>
+        <w:rPr>
+          <w:rFonts w:ascii="Times New Roman" w:eastAsia="Times New Roman" w:hAnsi="Times New Roman" w:cs="Times New Roman"/>
+          <w:b/>
+          <w:bCs/>
+          <w:sz w:val="28"/>
+          <w:szCs w:val="28"/>
+          <w:lang w:val="kk-KZ"/>
+        </w:rPr>
+      </w:pPr>
+      <w:r>
+        <w:rPr>
+          <w:rFonts w:ascii="Times New Roman" w:eastAsia="Times New Roman" w:hAnsi="Times New Roman" w:cs="Times New Roman"/>
+          <w:b/>
+          <w:bCs/>
+          <w:sz w:val="28"/>
+          <w:szCs w:val="28"/>
+          <w:lang w:val="kk-KZ"/>
+        </w:rPr>
+        <w:t>Жобаның өзектілігі</w:t>
+      </w:r>
+    </w:p>
+    <w:p>
+      <w:pPr>
+        <w:pStyle w:val="ListParagraph"/>
+        <w:numPr>
+          <w:ilvl w:val="1"/>
+          <w:numId w:val="4"/>
+        </w:numPr>
+        <w:rPr>
+          <w:rFonts w:ascii="Times New Roman" w:eastAsia="Times New Roman" w:hAnsi="Times New Roman" w:cs="Times New Roman"/>
+          <w:b/>
+          <w:bCs/>
+          <w:sz w:val="28"/>
+          <w:szCs w:val="28"/>
+          <w:lang w:val="kk-KZ"/>
+        </w:rPr>
+      </w:pPr>
+      <w:r>
+        <w:rPr>
+          <w:rFonts w:ascii="Times New Roman" w:eastAsia="Times New Roman" w:hAnsi="Times New Roman" w:cs="Times New Roman"/>
+          <w:b/>
+          <w:bCs/>
+          <w:sz w:val="28"/>
+          <w:szCs w:val="28"/>
+          <w:lang w:val="kk-KZ"/>
+        </w:rPr>
+        <w:t>Терминдер мен қысқартулар</w:t>
+      </w:r>
+    </w:p>
+    <w:p>
+      <w:pPr>
+        <w:pStyle w:val="ListParagraph"/>
+        <w:numPr>
+          <w:ilvl w:val="1"/>
+          <w:numId w:val="4"/>
+        </w:numPr>
+        <w:rPr>
+          <w:rFonts w:ascii="Times New Roman" w:eastAsia="Times New Roman" w:hAnsi="Times New Roman" w:cs="Times New Roman"/>
+          <w:b/>
+          <w:bCs/>
+          <w:sz w:val="28"/>
+          <w:szCs w:val="28"/>
+          <w:lang w:val="kk-KZ"/>
+        </w:rPr>
+      </w:pPr>
+      <w:r>
+        <w:rPr>
+          <w:rFonts w:ascii="Times New Roman" w:eastAsia="Times New Roman" w:hAnsi="Times New Roman" w:cs="Times New Roman"/>
+          <w:b/>
+          <w:bCs/>
+          <w:sz w:val="28"/>
+          <w:szCs w:val="28"/>
+          <w:lang w:val="kk-KZ"/>
+        </w:rPr>
+        <w:t xml:space="preserve">Дипломдық жұмысты жазу кезіндегі мәселенің </w:t>
+      </w:r>
+      <w:proofErr w:type="spellStart"/>
+      <w:r>
+        <w:rPr>
+          <w:rFonts w:ascii="Times New Roman" w:eastAsia="Times New Roman" w:hAnsi="Times New Roman" w:cs="Times New Roman"/>
+          <w:b/>
+          <w:bCs/>
+          <w:sz w:val="28"/>
+          <w:szCs w:val="28"/>
+          <w:lang w:val="kk-KZ"/>
+        </w:rPr>
+        <w:t>өзектілгі</w:t>
+      </w:r>
+      <w:proofErr w:type="spellEnd"/>
+    </w:p>
+    <w:p>
+      <w:pPr>
+        <w:pStyle w:val="ListParagraph"/>
+        <w:numPr>
+          <w:ilvl w:val="1"/>
+          <w:numId w:val="4"/>
+        </w:numPr>
+        <w:rPr>
+          <w:rFonts w:ascii="Times New Roman" w:eastAsia="Times New Roman" w:hAnsi="Times New Roman" w:cs="Times New Roman"/>
+          <w:b/>
+          <w:bCs/>
+          <w:sz w:val="28"/>
+          <w:szCs w:val="28"/>
+          <w:lang w:val="kk-KZ"/>
+        </w:rPr>
+      </w:pPr>
+      <w:proofErr w:type="spellStart"/>
+      <w:r>
+        <w:rPr>
+          <w:rFonts w:ascii="Times New Roman" w:eastAsia="Times New Roman" w:hAnsi="Times New Roman" w:cs="Times New Roman"/>
+          <w:b/>
+          <w:bCs/>
+          <w:sz w:val="28"/>
+          <w:szCs w:val="28"/>
+          <w:lang w:val="kk-KZ"/>
+        </w:rPr>
+        <w:t>Ұқсаас</w:t>
+      </w:r>
+      <w:proofErr w:type="spellEnd"/>
+      <w:r>
+        <w:rPr>
+          <w:rFonts w:ascii="Times New Roman" w:eastAsia="Times New Roman" w:hAnsi="Times New Roman" w:cs="Times New Roman"/>
+          <w:b/>
+          <w:bCs/>
+          <w:sz w:val="28"/>
+          <w:szCs w:val="28"/>
+          <w:lang w:val="kk-KZ"/>
+        </w:rPr>
+        <w:t xml:space="preserve"> жүйелерді талдау</w:t>
+      </w:r>
+    </w:p>
+    <w:p>
+      <w:pPr>
+        <w:pStyle w:val="ListParagraph"/>
+        <w:numPr>
+          <w:ilvl w:val="0"/>
+          <w:numId w:val="4"/>
+        </w:numPr>
+        <w:rPr>
+          <w:rFonts w:ascii="Times New Roman" w:hAnsi="Times New Roman" w:cs="Times New Roman"/>
+          <w:b/>
+          <w:bCs/>
+        </w:rPr>
+      </w:pPr>
+      <w:r>
+        <w:rPr>
+          <w:rFonts w:ascii="Times New Roman" w:hAnsi="Times New Roman" w:cs="Times New Roman"/>
+          <w:b/>
+          <w:bCs/>
+        </w:rPr>
+        <w:t>Технологиялық бөлім</w:t>
+      </w:r>
+    </w:p>
+    <w:p>
+      <w:pPr>
+        <w:pStyle w:val="ListParagraph"/>
+        <w:numPr>
+          <w:ilvl w:val="1"/>
+          <w:numId w:val="4"/>
+        </w:numPr>
+        <w:rPr>
+          <w:rFonts w:ascii="Times New Roman" w:hAnsi="Times New Roman" w:cs="Times New Roman"/>
+          <w:b/>
+          <w:bCs/>
+          <w:lang w:val="en-US"/>
+        </w:rPr>
+      </w:pPr>
+      <w:r>
+        <w:rPr>
+          <w:rFonts w:ascii="Times New Roman" w:hAnsi="Times New Roman" w:cs="Times New Roman"/>
+          <w:b/>
+          <w:bCs/>
+          <w:lang w:val="en-US"/>
+        </w:rPr>
+        <w:t>Android Studio</w:t>
+      </w:r>
+    </w:p>
+    <w:p>
+      <w:pPr>
+        <w:pStyle w:val="ListParagraph"/>
+        <w:numPr>
+          <w:ilvl w:val="1"/>
+          <w:numId w:val="4"/>
+        </w:numPr>
+        <w:rPr>
+          <w:rFonts w:ascii="Times New Roman" w:hAnsi="Times New Roman" w:cs="Times New Roman"/>
+          <w:b/>
+          <w:bCs/>
+          <w:lang w:val="en-US"/>
+        </w:rPr>
+      </w:pPr>
+      <w:r>
+        <w:rPr>
+          <w:rFonts w:ascii="Times New Roman" w:hAnsi="Times New Roman" w:cs="Times New Roman"/>
+          <w:b/>
+          <w:bCs/>
+          <w:lang w:val="en-US"/>
+        </w:rPr>
+        <w:t>Xcode</w:t>
+      </w:r>
+    </w:p>
+    <w:p>
+      <w:pPr>
+        <w:pStyle w:val="ListParagraph"/>
+        <w:numPr>
+          <w:ilvl w:val="1"/>
+          <w:numId w:val="4"/>
+        </w:numPr>
+        <w:rPr>
+          <w:rFonts w:ascii="Times New Roman" w:hAnsi="Times New Roman" w:cs="Times New Roman"/>
+          <w:b/>
+          <w:bCs/>
+          <w:lang w:val="en-US"/>
+        </w:rPr>
+      </w:pPr>
+      <w:r>
+        <w:rPr>
+          <w:rFonts w:ascii="Times New Roman" w:hAnsi="Times New Roman" w:cs="Times New Roman"/>
+          <w:b/>
+          <w:bCs/>
+          <w:lang w:val="en-US"/>
+        </w:rPr>
+        <w:t>Dart</w:t>
+      </w:r>
+    </w:p>
+    <w:p>
+      <w:pPr>
+        <w:pStyle w:val="ListParagraph"/>
+        <w:numPr>
+          <w:ilvl w:val="2"/>
+          <w:numId w:val="4"/>
+        </w:numPr>
+        <w:rPr>
+          <w:rFonts w:ascii="Times New Roman" w:hAnsi="Times New Roman" w:cs="Times New Roman"/>
+          <w:b/>
+          <w:bCs/>
+          <w:lang w:val="kk-KZ"/>
+        </w:rPr>
+      </w:pPr>
+      <w:proofErr w:type="spellStart"/>
+      <w:r>
+        <w:rPr>
+          <w:rFonts w:ascii="Times New Roman" w:hAnsi="Times New Roman" w:cs="Times New Roman"/>
+          <w:b/>
+          <w:bCs/>
+          <w:lang w:val="kk-KZ"/>
+        </w:rPr>
+        <w:t>Фреймворктар</w:t>
+      </w:r>
+      <w:proofErr w:type="spellEnd"/>
+      <w:r>
+        <w:rPr>
+          <w:rFonts w:ascii="Times New Roman" w:hAnsi="Times New Roman" w:cs="Times New Roman"/>
+          <w:b/>
+          <w:bCs/>
+          <w:lang w:val="kk-KZ"/>
+        </w:rPr>
+        <w:t xml:space="preserve"> мен кітапханалар</w:t>
+      </w:r>
+    </w:p>
+    <w:p>
+      <w:pPr>
+        <w:pStyle w:val="ListParagraph"/>
+        <w:numPr>
+          <w:ilvl w:val="1"/>
+          <w:numId w:val="4"/>
+        </w:numPr>
+        <w:rPr>
+          <w:rFonts w:ascii="Times New Roman" w:hAnsi="Times New Roman" w:cs="Times New Roman"/>
+          <w:b/>
+          <w:bCs/>
+          <w:lang w:val="en-US"/>
+        </w:rPr>
+      </w:pPr>
+      <w:r>
+        <w:rPr>
+          <w:rFonts w:ascii="Times New Roman" w:hAnsi="Times New Roman" w:cs="Times New Roman"/>
+          <w:b/>
+          <w:bCs/>
+          <w:lang w:val="en-US"/>
+        </w:rPr>
+        <w:t xml:space="preserve">Git </w:t>
+      </w:r>
+      <w:r>
+        <w:rPr>
+          <w:rFonts w:ascii="Times New Roman" w:hAnsi="Times New Roman" w:cs="Times New Roman"/>
+          <w:b/>
+          <w:bCs/>
+          <w:lang w:val="kk-KZ"/>
+        </w:rPr>
+        <w:t xml:space="preserve">және </w:t>
+      </w:r>
+      <w:proofErr w:type="spellStart"/>
+      <w:r>
+        <w:rPr>
+          <w:rFonts w:ascii="Times New Roman" w:hAnsi="Times New Roman" w:cs="Times New Roman"/>
+          <w:b/>
+          <w:bCs/>
+          <w:lang w:val="en-US"/>
+        </w:rPr>
+        <w:t>github</w:t>
+      </w:r>
+      <w:proofErr w:type="spellEnd"/>
+    </w:p>
+    <w:p>
+      <w:pPr>
+        <w:pStyle w:val="ListParagraph"/>
+        <w:numPr>
+          <w:ilvl w:val="0"/>
+          <w:numId w:val="4"/>
+        </w:numPr>
+        <w:rPr>
+          <w:rFonts w:ascii="Times New Roman" w:hAnsi="Times New Roman" w:cs="Times New Roman"/>
+          <w:b/>
+          <w:bCs/>
+          <w:sz w:val="28"/>
+          <w:szCs w:val="28"/>
+          <w:lang w:val="en-US"/>
+        </w:rPr>
+      </w:pPr>
+      <w:r>
+        <w:rPr>
+          <w:rFonts w:ascii="Times New Roman" w:hAnsi="Times New Roman" w:cs="Times New Roman"/>
+          <w:b/>
+          <w:bCs/>
+          <w:sz w:val="28"/>
+          <w:szCs w:val="28"/>
+          <w:lang w:val="kk-KZ"/>
+        </w:rPr>
+        <w:t>Жобаның құр</w:t>
+      </w:r>
+      <w:r>
+        <w:rPr>
+          <w:rFonts w:ascii="Times New Roman" w:hAnsi="Times New Roman" w:cs="Times New Roman"/>
+          <w:b/>
+          <w:bCs/>
+          <w:sz w:val="28"/>
+          <w:szCs w:val="28"/>
+          <w:lang w:val="kk-KZ"/>
+        </w:rPr>
+        <w:t>ы</w:t>
+      </w:r>
+      <w:r>
+        <w:rPr>
+          <w:rFonts w:ascii="Times New Roman" w:hAnsi="Times New Roman" w:cs="Times New Roman"/>
+          <w:b/>
+          <w:bCs/>
+          <w:sz w:val="28"/>
+          <w:szCs w:val="28"/>
+          <w:lang w:val="kk-KZ"/>
+        </w:rPr>
+        <w:t>лымы</w:t>
+      </w:r>
+    </w:p>
+    <w:p>
+      <w:pPr>
+        <w:pStyle w:val="ListParagraph"/>
+        <w:numPr>
+          <w:ilvl w:val="1"/>
+          <w:numId w:val="4"/>
+        </w:numPr>
+        <w:rPr>
+          <w:rFonts w:ascii="Times New Roman" w:hAnsi="Times New Roman" w:cs="Times New Roman"/>
+          <w:b/>
+          <w:bCs/>
+          <w:sz w:val="28"/>
+          <w:szCs w:val="28"/>
+          <w:lang w:val="en-US"/>
+        </w:rPr>
+      </w:pPr>
+      <w:r>
+        <w:rPr>
+          <w:rFonts w:ascii="Times New Roman" w:hAnsi="Times New Roman" w:cs="Times New Roman"/>
+          <w:b/>
+          <w:bCs/>
+          <w:sz w:val="28"/>
+          <w:szCs w:val="28"/>
+          <w:lang w:val="kk-KZ"/>
+        </w:rPr>
+        <w:t>Жобаның жалпы архитектурасы</w:t>
+      </w:r>
+      <w:r>
+        <w:rPr>
+          <w:rFonts w:ascii="Times New Roman" w:hAnsi="Times New Roman" w:cs="Times New Roman"/>
+          <w:b/>
+          <w:bCs/>
+          <w:sz w:val="28"/>
+          <w:szCs w:val="28"/>
+          <w:lang w:val="en-US"/>
+        </w:rPr>
+        <w:t xml:space="preserve"> </w:t>
+      </w:r>
+    </w:p>
+    <w:p>
+      <w:pPr>
+        <w:pStyle w:val="ListParagraph"/>
+        <w:numPr>
+          <w:ilvl w:val="1"/>
+          <w:numId w:val="4"/>
+        </w:numPr>
+        <w:rPr>
+          <w:rFonts w:ascii="Times New Roman" w:hAnsi="Times New Roman" w:cs="Times New Roman"/>
+          <w:b/>
+          <w:bCs/>
+          <w:sz w:val="28"/>
+          <w:szCs w:val="28"/>
+          <w:lang w:val="en-US"/>
+        </w:rPr>
+      </w:pPr>
+      <w:r>
+        <w:rPr>
+          <w:rFonts w:ascii="Times New Roman" w:hAnsi="Times New Roman" w:cs="Times New Roman"/>
+          <w:b/>
+          <w:bCs/>
+          <w:sz w:val="28"/>
+          <w:szCs w:val="28"/>
+          <w:lang w:val="kk-KZ"/>
+        </w:rPr>
+        <w:t>Код деңгейіндегі жазба құрылымы</w:t>
+      </w:r>
+    </w:p>
+    <w:p>
+      <w:pPr>
+        <w:pStyle w:val="ListParagraph"/>
+        <w:numPr>
+          <w:ilvl w:val="1"/>
+          <w:numId w:val="4"/>
+        </w:numPr>
+        <w:rPr>
+          <w:rFonts w:ascii="Times New Roman" w:hAnsi="Times New Roman" w:cs="Times New Roman"/>
+          <w:b/>
+          <w:bCs/>
+          <w:sz w:val="28"/>
+          <w:szCs w:val="28"/>
+          <w:lang w:val="en-US"/>
+        </w:rPr>
+      </w:pPr>
+      <w:r>
+        <w:rPr>
+          <w:rFonts w:ascii="Times New Roman" w:hAnsi="Times New Roman" w:cs="Times New Roman"/>
+          <w:b/>
+          <w:bCs/>
+          <w:sz w:val="28"/>
+          <w:szCs w:val="28"/>
+          <w:lang w:val="en-US"/>
+        </w:rPr>
+        <w:t xml:space="preserve">Flutter </w:t>
+      </w:r>
+      <w:r>
+        <w:rPr>
+          <w:rFonts w:ascii="Times New Roman" w:hAnsi="Times New Roman" w:cs="Times New Roman"/>
+          <w:b/>
+          <w:bCs/>
+          <w:sz w:val="28"/>
+          <w:szCs w:val="28"/>
+          <w:lang w:val="kk-KZ"/>
+        </w:rPr>
+        <w:t xml:space="preserve">және </w:t>
+      </w:r>
+      <w:r>
+        <w:rPr>
+          <w:rFonts w:ascii="Times New Roman" w:hAnsi="Times New Roman" w:cs="Times New Roman"/>
+          <w:b/>
+          <w:bCs/>
+          <w:sz w:val="28"/>
+          <w:szCs w:val="28"/>
+          <w:lang w:val="en-US"/>
+        </w:rPr>
+        <w:t xml:space="preserve">Django </w:t>
+      </w:r>
+      <w:r>
+        <w:rPr>
+          <w:rFonts w:ascii="Times New Roman" w:hAnsi="Times New Roman" w:cs="Times New Roman"/>
+          <w:b/>
+          <w:bCs/>
+          <w:sz w:val="28"/>
+          <w:szCs w:val="28"/>
+          <w:lang w:val="kk-KZ"/>
+        </w:rPr>
+        <w:t>әрекеттесу принципі</w:t>
+      </w:r>
+    </w:p>
+    <w:p>
+      <w:pPr>
+        <w:pStyle w:val="ListParagraph"/>
+        <w:numPr>
+          <w:ilvl w:val="1"/>
+          <w:numId w:val="4"/>
+        </w:numPr>
+        <w:rPr>
+          <w:rFonts w:ascii="Times New Roman" w:hAnsi="Times New Roman" w:cs="Times New Roman"/>
+          <w:b/>
+          <w:bCs/>
+          <w:sz w:val="28"/>
+          <w:szCs w:val="28"/>
+          <w:lang w:val="en-US"/>
+        </w:rPr>
+      </w:pPr>
+      <w:r>
+        <w:rPr>
+          <w:rFonts w:ascii="Times New Roman" w:hAnsi="Times New Roman" w:cs="Times New Roman"/>
+          <w:b/>
+          <w:bCs/>
+          <w:sz w:val="28"/>
+          <w:szCs w:val="28"/>
+          <w:lang w:val="en-US"/>
+        </w:rPr>
+        <w:t xml:space="preserve">UML </w:t>
+      </w:r>
+      <w:r>
+        <w:rPr>
+          <w:rFonts w:ascii="Times New Roman" w:hAnsi="Times New Roman" w:cs="Times New Roman"/>
+          <w:b/>
+          <w:bCs/>
+          <w:sz w:val="28"/>
+          <w:szCs w:val="28"/>
+          <w:lang w:val="kk-KZ"/>
+        </w:rPr>
+        <w:t>диаграммасы</w:t>
+      </w:r>
+    </w:p>
+    <w:p>
+      <w:pPr>
+        <w:pStyle w:val="ListParagraph"/>
+        <w:numPr>
+          <w:ilvl w:val="1"/>
+          <w:numId w:val="4"/>
+        </w:numPr>
+        <w:rPr>
+          <w:rFonts w:ascii="Times New Roman" w:hAnsi="Times New Roman" w:cs="Times New Roman"/>
+          <w:b/>
+          <w:bCs/>
+          <w:sz w:val="28"/>
+          <w:szCs w:val="28"/>
+          <w:lang w:val="en-US"/>
+        </w:rPr>
+      </w:pPr>
+      <w:r>
+        <w:rPr>
+          <w:rFonts w:ascii="Times New Roman" w:hAnsi="Times New Roman" w:cs="Times New Roman"/>
+          <w:b/>
+          <w:bCs/>
+          <w:sz w:val="28"/>
+          <w:szCs w:val="28"/>
+          <w:lang w:val="en-US"/>
+        </w:rPr>
+        <w:t xml:space="preserve">USE CASE </w:t>
+      </w:r>
+      <w:r>
+        <w:rPr>
+          <w:rFonts w:ascii="Times New Roman" w:hAnsi="Times New Roman" w:cs="Times New Roman"/>
+          <w:b/>
+          <w:bCs/>
+          <w:sz w:val="28"/>
+          <w:szCs w:val="28"/>
+          <w:lang w:val="kk-KZ"/>
+        </w:rPr>
+        <w:t>диаграммасы</w:t>
+      </w:r>
+    </w:p>
+    <w:p>
+      <w:pPr>
+        <w:pStyle w:val="ListParagraph"/>
+        <w:numPr>
+          <w:ilvl w:val="1"/>
+          <w:numId w:val="4"/>
+        </w:numPr>
+        <w:rPr>
+          <w:rFonts w:ascii="Times New Roman" w:hAnsi="Times New Roman" w:cs="Times New Roman"/>
+          <w:b/>
+          <w:bCs/>
+          <w:sz w:val="28"/>
+          <w:szCs w:val="28"/>
+          <w:lang w:val="en-US"/>
+        </w:rPr>
+      </w:pPr>
+      <w:r>
+        <w:rPr>
+          <w:rFonts w:ascii="Times New Roman" w:hAnsi="Times New Roman" w:cs="Times New Roman"/>
+          <w:b/>
+          <w:bCs/>
+          <w:sz w:val="28"/>
+          <w:szCs w:val="28"/>
+          <w:lang w:val="en-US"/>
+        </w:rPr>
+        <w:t xml:space="preserve">ER </w:t>
+      </w:r>
+      <w:r>
+        <w:rPr>
+          <w:rFonts w:ascii="Times New Roman" w:hAnsi="Times New Roman" w:cs="Times New Roman"/>
+          <w:b/>
+          <w:bCs/>
+          <w:sz w:val="28"/>
+          <w:szCs w:val="28"/>
+          <w:lang w:val="kk-KZ"/>
+        </w:rPr>
+        <w:t>диаграммасы</w:t>
+      </w:r>
+    </w:p>
+    <w:p>
+      <w:pPr>
+        <w:pStyle w:val="ListParagraph"/>
+        <w:numPr>
+          <w:ilvl w:val="0"/>
+          <w:numId w:val="4"/>
+        </w:numPr>
+        <w:rPr>
+          <w:rFonts w:ascii="Times New Roman" w:hAnsi="Times New Roman" w:cs="Times New Roman"/>
+          <w:b/>
+          <w:bCs/>
+          <w:sz w:val="28"/>
+          <w:szCs w:val="28"/>
+          <w:lang w:val="en-US"/>
+        </w:rPr>
+      </w:pPr>
+      <w:r>
+        <w:rPr>
+          <w:rFonts w:ascii="Times New Roman" w:hAnsi="Times New Roman" w:cs="Times New Roman"/>
+          <w:b/>
+          <w:bCs/>
+          <w:sz w:val="28"/>
+          <w:szCs w:val="28"/>
+          <w:lang w:val="kk-KZ"/>
+        </w:rPr>
+        <w:t>Жобаны жасау барысы</w:t>
+      </w:r>
+    </w:p>
+    <w:p>
+      <w:pPr>
+        <w:pStyle w:val="ListParagraph"/>
+        <w:numPr>
+          <w:ilvl w:val="1"/>
+          <w:numId w:val="4"/>
+        </w:numPr>
+        <w:rPr>
+          <w:rFonts w:ascii="Times New Roman" w:hAnsi="Times New Roman" w:cs="Times New Roman"/>
+          <w:b/>
+          <w:bCs/>
+          <w:sz w:val="28"/>
+          <w:szCs w:val="28"/>
+          <w:lang w:val="en-US"/>
+        </w:rPr>
+      </w:pPr>
+      <w:r>
+        <w:rPr>
+          <w:rFonts w:ascii="Times New Roman" w:hAnsi="Times New Roman" w:cs="Times New Roman"/>
+          <w:b/>
+          <w:bCs/>
+          <w:sz w:val="28"/>
+          <w:szCs w:val="28"/>
+          <w:lang w:val="en-US"/>
+        </w:rPr>
+        <w:t>Deploy</w:t>
+      </w:r>
+    </w:p>
+    <w:p>
+      <w:pPr>
+        <w:pStyle w:val="ListParagraph"/>
+        <w:numPr>
+          <w:ilvl w:val="1"/>
+          <w:numId w:val="4"/>
+        </w:numPr>
+        <w:rPr>
+          <w:rFonts w:ascii="Times New Roman" w:hAnsi="Times New Roman" w:cs="Times New Roman"/>
+          <w:b/>
+          <w:bCs/>
+          <w:sz w:val="28"/>
+          <w:szCs w:val="28"/>
+          <w:lang w:val="en-US"/>
+        </w:rPr>
+      </w:pPr>
+      <w:r>
+        <w:rPr>
+          <w:rFonts w:ascii="Times New Roman" w:hAnsi="Times New Roman" w:cs="Times New Roman"/>
+          <w:b/>
+          <w:bCs/>
+          <w:sz w:val="28"/>
+          <w:szCs w:val="28"/>
+          <w:lang w:val="kk-KZ"/>
+        </w:rPr>
+        <w:t>Тестілеу</w:t>
+      </w:r>
+    </w:p>
+    <w:p>
+      <w:pPr>
+        <w:pStyle w:val="ListParagraph"/>
+        <w:rPr>
+          <w:rFonts w:ascii="Times New Roman" w:hAnsi="Times New Roman" w:cs="Times New Roman"/>
+          <w:b/>
+          <w:bCs/>
+          <w:sz w:val="28"/>
+          <w:szCs w:val="28"/>
+          <w:lang w:val="kk-KZ"/>
+        </w:rPr>
+      </w:pPr>
+      <w:r>
+        <w:rPr>
+          <w:rFonts w:ascii="Times New Roman" w:hAnsi="Times New Roman" w:cs="Times New Roman"/>
+          <w:b/>
+          <w:bCs/>
+          <w:sz w:val="28"/>
+          <w:szCs w:val="28"/>
+          <w:lang w:val="kk-KZ"/>
+        </w:rPr>
+        <w:t>Қорытынды</w:t>
+      </w:r>
+    </w:p>
+    <w:p>
+      <w:pPr>
+        <w:pStyle w:val="ListParagraph"/>
+        <w:rPr>
+          <w:rFonts w:ascii="Times New Roman" w:hAnsi="Times New Roman" w:cs="Times New Roman"/>
+          <w:b/>
+          <w:bCs/>
+          <w:sz w:val="28"/>
+          <w:szCs w:val="28"/>
+          <w:lang w:val="kk-KZ"/>
+        </w:rPr>
+      </w:pPr>
+      <w:r>
+        <w:rPr>
+          <w:rFonts w:ascii="Times New Roman" w:hAnsi="Times New Roman" w:cs="Times New Roman"/>
+          <w:b/>
+          <w:bCs/>
+          <w:sz w:val="28"/>
+          <w:szCs w:val="28"/>
+          <w:lang w:val="kk-KZ"/>
+        </w:rPr>
+        <w:t>Қолданылған әдебиеттер тізімі</w:t>
+      </w:r>
+    </w:p>
+    <w:p>
+      <w:pPr>
+        <w:pStyle w:val="ListParagraph"/>
+        <w:rPr>
+          <w:rFonts w:ascii="Times New Roman" w:hAnsi="Times New Roman" w:cs="Times New Roman"/>
+          <w:b/>
+          <w:bCs/>
+          <w:sz w:val="28"/>
+          <w:szCs w:val="28"/>
+          <w:lang w:val="kk-KZ"/>
+        </w:rPr>
+      </w:pPr>
+      <w:r>
+        <w:rPr>
+          <w:rFonts w:ascii="Times New Roman" w:hAnsi="Times New Roman" w:cs="Times New Roman"/>
+          <w:b/>
+          <w:bCs/>
+          <w:sz w:val="28"/>
+          <w:szCs w:val="28"/>
+          <w:lang w:val="kk-KZ"/>
+        </w:rPr>
+        <w:t>А қосымшасы. Техникалық тапсырма</w:t>
+      </w:r>
+    </w:p>
+    <w:p>
+      <w:pPr>
+        <w:pStyle w:val="ListParagraph"/>
+        <w:rPr>
+          <w:rFonts w:ascii="Times New Roman" w:eastAsia="Times New Roman" w:hAnsi="Times New Roman" w:cs="Times New Roman"/>
+          <w:b/>
+          <w:bCs/>
+          <w:sz w:val="28"/>
+          <w:szCs w:val="28"/>
+          <w:lang w:val="kk-KZ"/>
+        </w:rPr>
+      </w:pPr>
+      <w:r>
+        <w:rPr>
+          <w:rFonts w:ascii="Times New Roman" w:hAnsi="Times New Roman" w:cs="Times New Roman"/>
+          <w:b/>
+          <w:bCs/>
+          <w:sz w:val="28"/>
+          <w:szCs w:val="28"/>
+          <w:lang w:val="kk-KZ"/>
+        </w:rPr>
+        <w:t>Б қосымшасы. Бағдарлама листингі</w:t>
+      </w:r>
+    </w:p>
+    <w:p>
+      <w:pPr>
+        <w:rPr>
+          <w:rFonts w:ascii="Times New Roman" w:eastAsia="Times New Roman" w:hAnsi="Times New Roman" w:cs="Times New Roman"/>
+          <w:b/>
+          <w:bCs/>
+          <w:sz w:val="28"/>
+          <w:szCs w:val="28"/>
+          <w:lang w:val="kk-KZ"/>
+        </w:rPr>
+      </w:pPr>
+    </w:p>
+    <w:p>
+      <w:pPr>
+        <w:rPr>
+          <w:rFonts w:ascii="Times New Roman" w:eastAsia="Times New Roman" w:hAnsi="Times New Roman" w:cs="Times New Roman"/>
+          <w:b/>
+          <w:bCs/>
+          <w:sz w:val="28"/>
+          <w:szCs w:val="28"/>
+          <w:lang w:val="kk-KZ"/>
+        </w:rPr>
+      </w:pPr>
+      <w:r>
+        <w:rPr>
+          <w:rFonts w:ascii="Times New Roman" w:eastAsia="Times New Roman" w:hAnsi="Times New Roman" w:cs="Times New Roman"/>
+          <w:b/>
+          <w:bCs/>
+          <w:sz w:val="28"/>
+          <w:szCs w:val="28"/>
+          <w:lang w:val="kk-KZ"/>
+        </w:rPr>
+        <w:br w:type="page"/>
+      </w:r>
+    </w:p>
+    <w:p>
+      <w:pPr>
+        <w:pStyle w:val="ListParagraph"/>
+        <w:numPr>
+          <w:ilvl w:val="0"/>
+          <w:numId w:val="1"/>
+        </w:numPr>
+        <w:spacing w:line="240" w:lineRule="auto"/>
+        <w:rPr>
+          <w:rFonts w:ascii="Times New Roman" w:eastAsia="Times New Roman" w:hAnsi="Times New Roman" w:cs="Times New Roman"/>
+          <w:b/>
+          <w:bCs/>
+          <w:sz w:val="28"/>
+          <w:szCs w:val="28"/>
+          <w:lang w:val="kk-KZ"/>
+        </w:rPr>
+      </w:pPr>
+      <w:r>
+        <w:rPr>
+          <w:rFonts w:ascii="Times New Roman" w:eastAsia="Times New Roman" w:hAnsi="Times New Roman" w:cs="Times New Roman"/>
+          <w:b/>
+          <w:bCs/>
+          <w:sz w:val="28"/>
+          <w:szCs w:val="28"/>
+          <w:lang w:val="kk-KZ"/>
+        </w:rPr>
+        <w:lastRenderedPageBreak/>
+        <w:t>НЕГІЗГІ БӨЛІМ</w:t>
+      </w:r>
+    </w:p>
+    <w:p>
+      <w:pPr>
+        <w:spacing w:line="240" w:lineRule="auto"/>
+        <w:rPr>
+          <w:rFonts w:ascii="Times New Roman" w:eastAsia="Times New Roman" w:hAnsi="Times New Roman" w:cs="Times New Roman"/>
+          <w:b/>
+          <w:bCs/>
+          <w:sz w:val="28"/>
+          <w:szCs w:val="28"/>
+          <w:lang w:val="kk-KZ"/>
+        </w:rPr>
+      </w:pPr>
+    </w:p>
+    <w:p>
+      <w:pPr>
+        <w:pStyle w:val="ListParagraph"/>
+        <w:numPr>
+          <w:ilvl w:val="1"/>
+          <w:numId w:val="1"/>
+        </w:numPr>
+        <w:spacing w:line="240" w:lineRule="auto"/>
+        <w:rPr>
+          <w:rFonts w:ascii="Times New Roman" w:eastAsia="Times New Roman" w:hAnsi="Times New Roman" w:cs="Times New Roman"/>
+          <w:b/>
+          <w:bCs/>
+          <w:sz w:val="28"/>
+          <w:szCs w:val="28"/>
+          <w:lang w:val="en-US"/>
+        </w:rPr>
+      </w:pPr>
+      <w:r>
+        <w:rPr>
+          <w:rFonts w:ascii="Times New Roman" w:eastAsia="Times New Roman" w:hAnsi="Times New Roman" w:cs="Times New Roman"/>
+          <w:b/>
+          <w:bCs/>
+          <w:sz w:val="28"/>
+          <w:szCs w:val="28"/>
+          <w:lang w:val="kk-KZ"/>
+        </w:rPr>
+        <w:t xml:space="preserve"> Жобаның өзектілігі</w:t>
+      </w:r>
+    </w:p>
+    <w:p>
+      <w:pPr>
+        <w:pStyle w:val="ListParagraph"/>
+        <w:spacing w:line="240" w:lineRule="auto"/>
+        <w:rPr>
+          <w:rFonts w:ascii="Times New Roman" w:hAnsi="Times New Roman" w:cs="Times New Roman"/>
+          <w:sz w:val="28"/>
+          <w:szCs w:val="28"/>
+          <w:lang w:val="kk-KZ"/>
+        </w:rPr>
+      </w:pPr>
+    </w:p>
+    <w:p>
+      <w:pPr>
+        <w:pStyle w:val="ListParagraph"/>
+        <w:spacing w:line="240" w:lineRule="auto"/>
+        <w:rPr>
+          <w:rFonts w:ascii="Times New Roman" w:hAnsi="Times New Roman" w:cs="Times New Roman"/>
+          <w:sz w:val="28"/>
+          <w:szCs w:val="28"/>
+          <w:lang w:val="kk-KZ"/>
+        </w:rPr>
+      </w:pPr>
+      <w:r>
+        <w:rPr>
+          <w:rFonts w:ascii="Times New Roman" w:hAnsi="Times New Roman" w:cs="Times New Roman"/>
+          <w:sz w:val="28"/>
+          <w:szCs w:val="28"/>
+        </w:rPr>
+        <w:t>Жобаның негізгі мақсаты</w:t>
+      </w:r>
+    </w:p>
+    <w:p>
+      <w:pPr>
+        <w:spacing w:line="240" w:lineRule="auto"/>
+        <w:rPr>
+          <w:rFonts w:ascii="Times New Roman" w:hAnsi="Times New Roman" w:cs="Times New Roman"/>
+          <w:b/>
+          <w:sz w:val="28"/>
+          <w:lang w:val="kk-KZ"/>
+        </w:rPr>
+      </w:pPr>
+      <w:r>
+        <w:rPr>
+          <w:rFonts w:ascii="Times New Roman" w:hAnsi="Times New Roman" w:cs="Times New Roman"/>
+          <w:b/>
+          <w:sz w:val="28"/>
+          <w:lang w:val="kk-KZ"/>
+        </w:rPr>
+        <w:t xml:space="preserve">1.2 </w:t>
+      </w:r>
+      <w:r>
+        <w:rPr>
+          <w:rFonts w:ascii="Times New Roman" w:hAnsi="Times New Roman" w:cs="Times New Roman"/>
+          <w:b/>
+          <w:sz w:val="28"/>
+          <w:lang w:val="kk-KZ"/>
+        </w:rPr>
+        <w:t>Терминдер мен қысқартулар</w:t>
+      </w:r>
+    </w:p>
+    <w:p>
+      <w:pPr>
+        <w:pStyle w:val="BodyText"/>
+        <w:rPr>
+          <w:sz w:val="28"/>
+          <w:szCs w:val="28"/>
+        </w:rPr>
+      </w:pPr>
+      <w:r>
+        <w:rPr>
+          <w:sz w:val="28"/>
+          <w:szCs w:val="28"/>
+          <w:lang w:val="kk-KZ"/>
+        </w:rPr>
+        <w:t>Дипломдық жобаның түсіндірме жазбасында қолданылатын терминдер мен қысқартулар төменде 1.1-кестеде келтірілген.</w:t>
+      </w:r>
+    </w:p>
+    <w:p>
+      <w:pPr>
+        <w:pStyle w:val="NoSpacing"/>
+      </w:pPr>
+      <w:r>
+        <w:rPr>
+          <w:lang w:val="kk-KZ"/>
+        </w:rPr>
+        <w:t>К</w:t>
+      </w:r>
+      <w:r>
+        <w:t xml:space="preserve">есте-1.1 – Терминдер мен </w:t>
+      </w:r>
+      <w:proofErr w:type="spellStart"/>
+      <w:r>
+        <w:rPr>
+          <w:lang w:val="kk-KZ"/>
+        </w:rPr>
+        <w:t>қысқаруталар</w:t>
+      </w:r>
+      <w:proofErr w:type="spellEnd"/>
+      <w:r>
+        <w:t>, сонымен қатар олардың</w:t>
+      </w:r>
+      <w:r>
+        <w:rPr>
+          <w:lang w:val="kk-KZ"/>
+        </w:rPr>
+        <w:t xml:space="preserve"> </w:t>
+      </w:r>
+      <w:r>
+        <w:t>анықтамалары</w:t>
+      </w:r>
+    </w:p>
+    <w:p>
+      <w:pPr>
+        <w:pStyle w:val="BodyText"/>
+        <w:spacing w:before="11"/>
+        <w:rPr>
+          <w:b/>
+          <w:sz w:val="27"/>
+          <w:lang w:val="kk-KZ"/>
+        </w:rPr>
+      </w:pPr>
+    </w:p>
+    <w:tbl>
+      <w:tblPr>
+        <w:tblStyle w:val="TableNormal1"/>
+        <w:tblW w:w="0" w:type="auto"/>
+        <w:tblInd w:w="290" w:type="dxa"/>
+        <w:tblBorders>
+          <w:top w:val="single" w:sz="4" w:space="0" w:color="000000"/>
+          <w:left w:val="single" w:sz="4" w:space="0" w:color="000000"/>
+          <w:bottom w:val="single" w:sz="4" w:space="0" w:color="000000"/>
+          <w:right w:val="single" w:sz="4" w:space="0" w:color="000000"/>
+          <w:insideH w:val="single" w:sz="4" w:space="0" w:color="000000"/>
+          <w:insideV w:val="single" w:sz="4" w:space="0" w:color="000000"/>
+        </w:tblBorders>
+        <w:tblLayout w:type="fixed"/>
+        <w:tblLook w:val="01E0" w:firstRow="1" w:lastRow="1" w:firstColumn="1" w:lastColumn="1" w:noHBand="0" w:noVBand="0"/>
+      </w:tblPr>
+      <w:tblGrid>
+        <w:gridCol w:w="4157"/>
+        <w:gridCol w:w="5057"/>
+      </w:tblGrid>
+      <w:tr>
+        <w:trPr>
+          <w:trHeight w:val="321"/>
+        </w:trPr>
+        <w:tc>
+          <w:tcPr>
+            <w:tcW w:w="4157" w:type="dxa"/>
+          </w:tcPr>
+          <w:p>
+            <w:pPr>
+              <w:pStyle w:val="TableParagraph"/>
+              <w:spacing w:line="301" w:lineRule="exact"/>
+              <w:ind w:left="333"/>
+              <w:rPr>
+                <w:sz w:val="28"/>
+              </w:rPr>
+            </w:pPr>
+            <w:r>
+              <w:rPr>
+                <w:spacing w:val="-2"/>
+                <w:sz w:val="28"/>
+              </w:rPr>
+              <w:t xml:space="preserve">Аббревиатура </w:t>
+            </w:r>
+            <w:proofErr w:type="spellStart"/>
+            <w:r>
+              <w:rPr>
+                <w:spacing w:val="-2"/>
+                <w:sz w:val="28"/>
+              </w:rPr>
+              <w:t>немесе</w:t>
+            </w:r>
+            <w:proofErr w:type="spellEnd"/>
+            <w:r>
+              <w:rPr>
+                <w:spacing w:val="-1"/>
+                <w:sz w:val="28"/>
+              </w:rPr>
+              <w:t xml:space="preserve"> </w:t>
+            </w:r>
+            <w:r>
+              <w:rPr>
+                <w:spacing w:val="-2"/>
+                <w:sz w:val="28"/>
+              </w:rPr>
+              <w:t>термин</w:t>
+            </w:r>
+          </w:p>
+        </w:tc>
+        <w:tc>
+          <w:tcPr>
+            <w:tcW w:w="5057" w:type="dxa"/>
+          </w:tcPr>
+          <w:p>
+            <w:pPr>
+              <w:pStyle w:val="TableParagraph"/>
+              <w:spacing w:line="301" w:lineRule="exact"/>
+              <w:ind w:left="15"/>
+              <w:jc w:val="center"/>
+              <w:rPr>
+                <w:sz w:val="28"/>
+              </w:rPr>
+            </w:pPr>
+            <w:proofErr w:type="spellStart"/>
+            <w:r>
+              <w:rPr>
+                <w:spacing w:val="-2"/>
+                <w:sz w:val="28"/>
+              </w:rPr>
+              <w:t>Анықтама</w:t>
+            </w:r>
+            <w:proofErr w:type="spellEnd"/>
+          </w:p>
+        </w:tc>
+      </w:tr>
+      <w:tr>
+        <w:trPr>
+          <w:trHeight w:val="321"/>
+        </w:trPr>
+        <w:tc>
+          <w:tcPr>
+            <w:tcW w:w="4157" w:type="dxa"/>
+          </w:tcPr>
+          <w:p>
+            <w:pPr>
+              <w:pStyle w:val="TableParagraph"/>
+              <w:rPr>
+                <w:sz w:val="28"/>
+              </w:rPr>
+            </w:pPr>
+            <w:r>
+              <w:rPr>
+                <w:spacing w:val="-5"/>
+                <w:sz w:val="28"/>
+              </w:rPr>
+              <w:t>МБ</w:t>
+            </w:r>
+          </w:p>
+        </w:tc>
+        <w:tc>
+          <w:tcPr>
+            <w:tcW w:w="5057" w:type="dxa"/>
+          </w:tcPr>
+          <w:p>
+            <w:pPr>
+              <w:pStyle w:val="TableParagraph"/>
+              <w:rPr>
+                <w:sz w:val="28"/>
+              </w:rPr>
+            </w:pPr>
+            <w:proofErr w:type="spellStart"/>
+            <w:r>
+              <w:rPr>
+                <w:sz w:val="28"/>
+              </w:rPr>
+              <w:t>Мәліметтер</w:t>
+            </w:r>
+            <w:proofErr w:type="spellEnd"/>
+            <w:r>
+              <w:rPr>
+                <w:spacing w:val="-10"/>
+                <w:sz w:val="28"/>
+              </w:rPr>
+              <w:t xml:space="preserve"> </w:t>
+            </w:r>
+            <w:proofErr w:type="spellStart"/>
+            <w:r>
+              <w:rPr>
+                <w:spacing w:val="-2"/>
+                <w:sz w:val="28"/>
+              </w:rPr>
+              <w:t>базасы</w:t>
+            </w:r>
+            <w:proofErr w:type="spellEnd"/>
+          </w:p>
+        </w:tc>
+      </w:tr>
+      <w:tr>
+        <w:trPr>
+          <w:trHeight w:val="321"/>
+        </w:trPr>
+        <w:tc>
+          <w:tcPr>
+            <w:tcW w:w="4157" w:type="dxa"/>
+          </w:tcPr>
+          <w:p>
+            <w:pPr>
+              <w:pStyle w:val="TableParagraph"/>
+              <w:spacing w:line="301" w:lineRule="exact"/>
+              <w:rPr>
+                <w:sz w:val="28"/>
+              </w:rPr>
+            </w:pPr>
+            <w:r>
+              <w:rPr>
+                <w:spacing w:val="-4"/>
+                <w:sz w:val="28"/>
+              </w:rPr>
+              <w:t>МҚБЖ</w:t>
+            </w:r>
+          </w:p>
+        </w:tc>
+        <w:tc>
+          <w:tcPr>
+            <w:tcW w:w="5057" w:type="dxa"/>
+          </w:tcPr>
+          <w:p>
+            <w:pPr>
+              <w:pStyle w:val="TableParagraph"/>
+              <w:spacing w:line="301" w:lineRule="exact"/>
+              <w:rPr>
+                <w:sz w:val="28"/>
+              </w:rPr>
+            </w:pPr>
+            <w:proofErr w:type="spellStart"/>
+            <w:r>
+              <w:rPr>
+                <w:sz w:val="28"/>
+              </w:rPr>
+              <w:t>Мәліметтер</w:t>
+            </w:r>
+            <w:proofErr w:type="spellEnd"/>
+            <w:r>
+              <w:rPr>
+                <w:spacing w:val="-12"/>
+                <w:sz w:val="28"/>
+              </w:rPr>
+              <w:t xml:space="preserve"> </w:t>
+            </w:r>
+            <w:proofErr w:type="spellStart"/>
+            <w:r>
+              <w:rPr>
+                <w:sz w:val="28"/>
+              </w:rPr>
+              <w:t>қорын</w:t>
+            </w:r>
+            <w:proofErr w:type="spellEnd"/>
+            <w:r>
+              <w:rPr>
+                <w:spacing w:val="-7"/>
+                <w:sz w:val="28"/>
+              </w:rPr>
+              <w:t xml:space="preserve"> </w:t>
+            </w:r>
+            <w:proofErr w:type="spellStart"/>
+            <w:r>
+              <w:rPr>
+                <w:sz w:val="28"/>
+              </w:rPr>
+              <w:t>басқару</w:t>
+            </w:r>
+            <w:proofErr w:type="spellEnd"/>
+            <w:r>
+              <w:rPr>
+                <w:spacing w:val="-17"/>
+                <w:sz w:val="28"/>
+              </w:rPr>
+              <w:t xml:space="preserve"> </w:t>
+            </w:r>
+            <w:proofErr w:type="spellStart"/>
+            <w:r>
+              <w:rPr>
+                <w:spacing w:val="-2"/>
+                <w:sz w:val="28"/>
+              </w:rPr>
+              <w:t>жүйесі</w:t>
+            </w:r>
+            <w:proofErr w:type="spellEnd"/>
+          </w:p>
+        </w:tc>
+      </w:tr>
+      <w:tr>
+        <w:trPr>
+          <w:trHeight w:val="321"/>
+        </w:trPr>
+        <w:tc>
+          <w:tcPr>
+            <w:tcW w:w="4157" w:type="dxa"/>
+          </w:tcPr>
+          <w:p>
+            <w:pPr>
+              <w:pStyle w:val="TableParagraph"/>
+              <w:spacing w:line="301" w:lineRule="exact"/>
+              <w:rPr>
+                <w:sz w:val="28"/>
+              </w:rPr>
+            </w:pPr>
+            <w:r>
+              <w:rPr>
+                <w:spacing w:val="-5"/>
+                <w:sz w:val="28"/>
+              </w:rPr>
+              <w:t>API</w:t>
+            </w:r>
+          </w:p>
+        </w:tc>
+        <w:tc>
+          <w:tcPr>
+            <w:tcW w:w="5057" w:type="dxa"/>
+          </w:tcPr>
+          <w:p>
+            <w:pPr>
+              <w:pStyle w:val="TableParagraph"/>
+              <w:spacing w:line="301" w:lineRule="exact"/>
+              <w:rPr>
+                <w:sz w:val="28"/>
+              </w:rPr>
+            </w:pPr>
+            <w:r>
+              <w:rPr>
+                <w:sz w:val="28"/>
+              </w:rPr>
+              <w:t>Application</w:t>
+            </w:r>
+            <w:r>
+              <w:rPr>
+                <w:spacing w:val="-13"/>
+                <w:sz w:val="28"/>
+              </w:rPr>
+              <w:t xml:space="preserve"> </w:t>
+            </w:r>
+            <w:proofErr w:type="spellStart"/>
+            <w:r>
+              <w:rPr>
+                <w:sz w:val="28"/>
+              </w:rPr>
+              <w:t>Programming</w:t>
+            </w:r>
+            <w:proofErr w:type="spellEnd"/>
+            <w:r>
+              <w:rPr>
+                <w:spacing w:val="-11"/>
+                <w:sz w:val="28"/>
+              </w:rPr>
+              <w:t xml:space="preserve"> </w:t>
+            </w:r>
+            <w:r>
+              <w:rPr>
+                <w:spacing w:val="-2"/>
+                <w:sz w:val="28"/>
+              </w:rPr>
+              <w:t>Interface</w:t>
+            </w:r>
+          </w:p>
+        </w:tc>
+      </w:tr>
+      <w:tr>
+        <w:trPr>
+          <w:trHeight w:val="321"/>
+        </w:trPr>
+        <w:tc>
+          <w:tcPr>
+            <w:tcW w:w="4157" w:type="dxa"/>
+          </w:tcPr>
+          <w:p>
+            <w:pPr>
+              <w:pStyle w:val="TableParagraph"/>
+              <w:spacing w:line="301" w:lineRule="exact"/>
+              <w:rPr>
+                <w:sz w:val="28"/>
+              </w:rPr>
+            </w:pPr>
+            <w:r>
+              <w:rPr>
+                <w:spacing w:val="-5"/>
+                <w:sz w:val="28"/>
+              </w:rPr>
+              <w:t>UML</w:t>
+            </w:r>
+          </w:p>
+        </w:tc>
+        <w:tc>
+          <w:tcPr>
+            <w:tcW w:w="5057" w:type="dxa"/>
+          </w:tcPr>
+          <w:p>
+            <w:pPr>
+              <w:pStyle w:val="TableParagraph"/>
+              <w:spacing w:line="301" w:lineRule="exact"/>
+              <w:rPr>
+                <w:sz w:val="28"/>
+              </w:rPr>
+            </w:pPr>
+            <w:r>
+              <w:rPr>
+                <w:sz w:val="28"/>
+              </w:rPr>
+              <w:t>Unified</w:t>
+            </w:r>
+            <w:r>
+              <w:rPr>
+                <w:spacing w:val="-4"/>
+                <w:sz w:val="28"/>
+              </w:rPr>
+              <w:t xml:space="preserve"> </w:t>
+            </w:r>
+            <w:proofErr w:type="spellStart"/>
+            <w:r>
+              <w:rPr>
+                <w:sz w:val="28"/>
+              </w:rPr>
+              <w:t>Modeling</w:t>
+            </w:r>
+            <w:proofErr w:type="spellEnd"/>
+            <w:r>
+              <w:rPr>
+                <w:spacing w:val="-10"/>
+                <w:sz w:val="28"/>
+              </w:rPr>
+              <w:t xml:space="preserve"> </w:t>
+            </w:r>
+            <w:r>
+              <w:rPr>
+                <w:spacing w:val="-2"/>
+                <w:sz w:val="28"/>
+              </w:rPr>
+              <w:t>Language</w:t>
+            </w:r>
+          </w:p>
+        </w:tc>
+      </w:tr>
+      <w:tr>
+        <w:trPr>
+          <w:trHeight w:val="321"/>
+        </w:trPr>
+        <w:tc>
+          <w:tcPr>
+            <w:tcW w:w="4157" w:type="dxa"/>
+          </w:tcPr>
+          <w:p>
+            <w:pPr>
+              <w:pStyle w:val="TableParagraph"/>
+              <w:rPr>
+                <w:sz w:val="28"/>
+              </w:rPr>
+            </w:pPr>
+            <w:r>
+              <w:rPr>
+                <w:spacing w:val="-5"/>
+                <w:sz w:val="28"/>
+              </w:rPr>
+              <w:t>ЖСН</w:t>
+            </w:r>
+          </w:p>
+        </w:tc>
+        <w:tc>
+          <w:tcPr>
+            <w:tcW w:w="5057" w:type="dxa"/>
+          </w:tcPr>
+          <w:p>
+            <w:pPr>
+              <w:pStyle w:val="TableParagraph"/>
+              <w:rPr>
+                <w:sz w:val="28"/>
+              </w:rPr>
+            </w:pPr>
+            <w:r>
+              <w:rPr>
+                <w:sz w:val="28"/>
+              </w:rPr>
+              <w:t xml:space="preserve">Жеке </w:t>
+            </w:r>
+            <w:proofErr w:type="spellStart"/>
+            <w:r>
+              <w:rPr>
+                <w:sz w:val="28"/>
+              </w:rPr>
+              <w:t>сәйкестендіру</w:t>
+            </w:r>
+            <w:proofErr w:type="spellEnd"/>
+            <w:r>
+              <w:rPr>
+                <w:sz w:val="28"/>
+              </w:rPr>
+              <w:t xml:space="preserve"> </w:t>
+            </w:r>
+            <w:proofErr w:type="spellStart"/>
+            <w:r>
+              <w:rPr>
+                <w:sz w:val="28"/>
+              </w:rPr>
+              <w:t>нөмір</w:t>
+            </w:r>
+            <w:proofErr w:type="spellEnd"/>
+          </w:p>
+        </w:tc>
+      </w:tr>
+      <w:tr>
+        <w:trPr>
+          <w:trHeight w:val="321"/>
+        </w:trPr>
+        <w:tc>
+          <w:tcPr>
+            <w:tcW w:w="4157" w:type="dxa"/>
+          </w:tcPr>
+          <w:p>
+            <w:pPr>
+              <w:pStyle w:val="TableParagraph"/>
+              <w:spacing w:line="301" w:lineRule="exact"/>
+              <w:rPr>
+                <w:sz w:val="28"/>
+              </w:rPr>
+            </w:pPr>
+            <w:r>
+              <w:rPr>
+                <w:spacing w:val="-5"/>
+                <w:sz w:val="28"/>
+              </w:rPr>
+              <w:t>ER</w:t>
+            </w:r>
+          </w:p>
+        </w:tc>
+        <w:tc>
+          <w:tcPr>
+            <w:tcW w:w="5057" w:type="dxa"/>
+          </w:tcPr>
+          <w:p>
+            <w:pPr>
+              <w:pStyle w:val="TableParagraph"/>
+              <w:spacing w:line="301" w:lineRule="exact"/>
+              <w:rPr>
+                <w:sz w:val="28"/>
+              </w:rPr>
+            </w:pPr>
+            <w:proofErr w:type="spellStart"/>
+            <w:r>
+              <w:rPr>
+                <w:sz w:val="28"/>
+              </w:rPr>
+              <w:t>Entity</w:t>
+            </w:r>
+            <w:proofErr w:type="spellEnd"/>
+            <w:r>
+              <w:rPr>
+                <w:spacing w:val="-7"/>
+                <w:sz w:val="28"/>
+              </w:rPr>
+              <w:t xml:space="preserve"> </w:t>
+            </w:r>
+            <w:proofErr w:type="spellStart"/>
+            <w:r>
+              <w:rPr>
+                <w:spacing w:val="-2"/>
+                <w:sz w:val="28"/>
+              </w:rPr>
+              <w:t>Relationship</w:t>
+            </w:r>
+            <w:proofErr w:type="spellEnd"/>
+          </w:p>
+        </w:tc>
+      </w:tr>
+      <w:tr>
+        <w:trPr>
+          <w:trHeight w:val="328"/>
+        </w:trPr>
+        <w:tc>
+          <w:tcPr>
+            <w:tcW w:w="4157" w:type="dxa"/>
+          </w:tcPr>
+          <w:p>
+            <w:pPr>
+              <w:pStyle w:val="TableParagraph"/>
+              <w:spacing w:before="3" w:line="305" w:lineRule="exact"/>
+              <w:rPr>
+                <w:sz w:val="28"/>
+              </w:rPr>
+            </w:pPr>
+            <w:proofErr w:type="spellStart"/>
+            <w:r>
+              <w:rPr>
+                <w:spacing w:val="-5"/>
+                <w:sz w:val="28"/>
+              </w:rPr>
+              <w:t>Кітапхана</w:t>
+            </w:r>
+            <w:proofErr w:type="spellEnd"/>
+          </w:p>
+        </w:tc>
+        <w:tc>
+          <w:tcPr>
+            <w:tcW w:w="5057" w:type="dxa"/>
+          </w:tcPr>
+          <w:p>
+            <w:pPr>
+              <w:pStyle w:val="TableParagraph"/>
+              <w:spacing w:before="3" w:line="305" w:lineRule="exact"/>
+              <w:rPr>
+                <w:sz w:val="28"/>
+              </w:rPr>
+            </w:pPr>
+            <w:proofErr w:type="spellStart"/>
+            <w:r>
+              <w:rPr>
+                <w:sz w:val="28"/>
+              </w:rPr>
+              <w:t>Бағдарламалауда</w:t>
+            </w:r>
+            <w:proofErr w:type="spellEnd"/>
+            <w:r>
+              <w:rPr>
+                <w:sz w:val="28"/>
+              </w:rPr>
+              <w:t xml:space="preserve"> </w:t>
+            </w:r>
+            <w:proofErr w:type="spellStart"/>
+            <w:r>
+              <w:rPr>
+                <w:sz w:val="28"/>
+              </w:rPr>
+              <w:t>арнайы</w:t>
+            </w:r>
+            <w:proofErr w:type="spellEnd"/>
+          </w:p>
+          <w:p>
+            <w:pPr>
+              <w:pStyle w:val="TableParagraph"/>
+              <w:spacing w:before="3" w:line="305" w:lineRule="exact"/>
+              <w:ind w:firstLine="0"/>
+              <w:rPr>
+                <w:sz w:val="28"/>
+              </w:rPr>
+            </w:pPr>
+            <w:proofErr w:type="spellStart"/>
+            <w:r>
+              <w:rPr>
+                <w:sz w:val="28"/>
+              </w:rPr>
+              <w:t>арасында</w:t>
+            </w:r>
+            <w:proofErr w:type="spellEnd"/>
+            <w:r>
+              <w:rPr>
+                <w:sz w:val="28"/>
+              </w:rPr>
+              <w:t xml:space="preserve"> </w:t>
+            </w:r>
+            <w:proofErr w:type="spellStart"/>
+            <w:proofErr w:type="gramStart"/>
+            <w:r>
+              <w:rPr>
+                <w:sz w:val="28"/>
+              </w:rPr>
+              <w:t>біріктірілген</w:t>
+            </w:r>
+            <w:proofErr w:type="spellEnd"/>
+            <w:r>
+              <w:rPr>
+                <w:sz w:val="28"/>
+              </w:rPr>
+              <w:t xml:space="preserve"> </w:t>
+            </w:r>
+            <w:r>
+              <w:rPr>
+                <w:sz w:val="28"/>
+                <w:lang w:val="kk-KZ"/>
+              </w:rPr>
+              <w:t xml:space="preserve"> </w:t>
+            </w:r>
+            <w:proofErr w:type="spellStart"/>
+            <w:r>
+              <w:rPr>
+                <w:sz w:val="28"/>
+              </w:rPr>
+              <w:t>бағдарламалар</w:t>
+            </w:r>
+            <w:proofErr w:type="spellEnd"/>
+            <w:proofErr w:type="gramEnd"/>
+            <w:r>
+              <w:rPr>
+                <w:sz w:val="28"/>
+              </w:rPr>
+              <w:t xml:space="preserve"> мен </w:t>
+            </w:r>
+            <w:proofErr w:type="spellStart"/>
+            <w:r>
+              <w:rPr>
+                <w:sz w:val="28"/>
+              </w:rPr>
+              <w:t>нысандар</w:t>
+            </w:r>
+            <w:proofErr w:type="spellEnd"/>
+            <w:r>
+              <w:rPr>
+                <w:sz w:val="28"/>
+              </w:rPr>
+              <w:t xml:space="preserve"> </w:t>
+            </w:r>
+            <w:proofErr w:type="spellStart"/>
+            <w:r>
+              <w:rPr>
+                <w:sz w:val="28"/>
+              </w:rPr>
+              <w:t>басқа</w:t>
+            </w:r>
+            <w:proofErr w:type="spellEnd"/>
+            <w:r>
+              <w:rPr>
+                <w:sz w:val="28"/>
+              </w:rPr>
+              <w:t xml:space="preserve"> </w:t>
+            </w:r>
+            <w:proofErr w:type="spellStart"/>
+            <w:r>
+              <w:rPr>
+                <w:sz w:val="28"/>
+              </w:rPr>
+              <w:t>бағдарламаларды</w:t>
+            </w:r>
+            <w:proofErr w:type="spellEnd"/>
+            <w:r>
+              <w:rPr>
+                <w:sz w:val="28"/>
+              </w:rPr>
+              <w:t xml:space="preserve"> </w:t>
+            </w:r>
+            <w:proofErr w:type="spellStart"/>
+            <w:r>
+              <w:rPr>
+                <w:sz w:val="28"/>
+              </w:rPr>
+              <w:t>әзірлеу</w:t>
+            </w:r>
+            <w:proofErr w:type="spellEnd"/>
+            <w:r>
+              <w:rPr>
+                <w:sz w:val="28"/>
+              </w:rPr>
+              <w:t xml:space="preserve"> </w:t>
+            </w:r>
+            <w:proofErr w:type="spellStart"/>
+            <w:r>
+              <w:rPr>
+                <w:sz w:val="28"/>
+              </w:rPr>
+              <w:t>үшін</w:t>
+            </w:r>
+            <w:proofErr w:type="spellEnd"/>
+          </w:p>
+        </w:tc>
+      </w:tr>
+    </w:tbl>
+    <w:p>
+      <w:pPr>
+        <w:spacing w:line="322" w:lineRule="exact"/>
+        <w:rPr>
+          <w:sz w:val="28"/>
+        </w:rPr>
+        <w:sectPr>
+          <w:pgSz w:w="11910" w:h="16840"/>
+          <w:pgMar w:top="1134" w:right="567" w:bottom="1418" w:left="1701" w:header="0" w:footer="1000" w:gutter="0"/>
+          <w:cols w:space="720"/>
+        </w:sectPr>
+      </w:pPr>
+    </w:p>
+    <w:p>
+      <w:pPr>
         <w:tabs>
-          <w:tab w:val="left" w:pos="7997"/>
+          <w:tab w:val="left" w:pos="1470"/>
         </w:tabs>
-        <w:autoSpaceDE w:val="0"/>
-        <w:autoSpaceDN w:val="0"/>
+        <w:spacing w:after="0" w:line="240" w:lineRule="auto"/>
+        <w:jc w:val="both"/>
+        <w:rPr>
+          <w:rFonts w:ascii="Times New Roman" w:hAnsi="Times New Roman" w:cs="Times New Roman"/>
+          <w:b/>
+          <w:sz w:val="28"/>
+        </w:rPr>
+      </w:pPr>
+      <w:r>
+        <w:rPr>
+          <w:rFonts w:ascii="Times New Roman" w:hAnsi="Times New Roman" w:cs="Times New Roman"/>
+          <w:b/>
+          <w:sz w:val="28"/>
+        </w:rPr>
+        <w:lastRenderedPageBreak/>
+        <w:t xml:space="preserve">1.3  </w:t>
+      </w:r>
+      <w:r>
+        <w:rPr>
+          <w:rFonts w:ascii="Times New Roman" w:hAnsi="Times New Roman" w:cs="Times New Roman"/>
+          <w:b/>
+          <w:sz w:val="28"/>
+          <w:lang w:val="kk-KZ"/>
+        </w:rPr>
+        <w:t>Дипломдық жұмысты жазу кезіндегі мәселенің өзектілігі</w:t>
+      </w:r>
+    </w:p>
+    <w:p>
+      <w:pPr>
+        <w:rPr>
+          <w:b/>
+          <w:sz w:val="28"/>
+        </w:rPr>
+      </w:pPr>
+      <w:r>
+        <w:rPr>
+          <w:b/>
+          <w:sz w:val="28"/>
+        </w:rPr>
+        <w:br w:type="page"/>
+      </w:r>
+    </w:p>
+    <w:p>
+      <w:pPr>
+        <w:tabs>
+          <w:tab w:val="left" w:pos="1470"/>
+        </w:tabs>
+        <w:spacing w:after="0" w:line="240" w:lineRule="auto"/>
+        <w:jc w:val="both"/>
+        <w:rPr>
+          <w:rFonts w:ascii="Times New Roman" w:hAnsi="Times New Roman" w:cs="Times New Roman"/>
+          <w:b/>
+          <w:sz w:val="28"/>
+          <w:lang w:val="kk-KZ"/>
+        </w:rPr>
+      </w:pPr>
+      <w:r>
+        <w:rPr>
+          <w:rFonts w:ascii="Times New Roman" w:hAnsi="Times New Roman" w:cs="Times New Roman"/>
+          <w:b/>
+          <w:sz w:val="28"/>
+          <w:lang w:val="en-US"/>
+        </w:rPr>
+        <w:lastRenderedPageBreak/>
+        <w:t>1.4</w:t>
+      </w:r>
+      <w:r>
+        <w:rPr>
+          <w:rFonts w:ascii="Times New Roman" w:hAnsi="Times New Roman" w:cs="Times New Roman"/>
+          <w:b/>
+          <w:sz w:val="28"/>
+          <w:lang w:val="kk-KZ"/>
+        </w:rPr>
+        <w:t>.  Ұқсас жүйелерді талдау</w:t>
+      </w:r>
+    </w:p>
+    <w:p>
+      <w:pPr>
+        <w:rPr>
+          <w:rFonts w:ascii="Times New Roman" w:hAnsi="Times New Roman" w:cs="Times New Roman"/>
+          <w:sz w:val="28"/>
+          <w:szCs w:val="28"/>
+          <w:lang w:val="kk-KZ"/>
+        </w:rPr>
+      </w:pPr>
+      <w:r>
+        <w:rPr>
+          <w:rFonts w:ascii="Times New Roman" w:hAnsi="Times New Roman" w:cs="Times New Roman"/>
+          <w:sz w:val="28"/>
+          <w:szCs w:val="28"/>
+          <w:lang w:val="kk-KZ"/>
+        </w:rPr>
+        <w:br w:type="page"/>
+      </w:r>
+    </w:p>
+    <w:p>
+      <w:pPr>
+        <w:rPr>
+          <w:rFonts w:ascii="Times New Roman" w:hAnsi="Times New Roman" w:cs="Times New Roman"/>
+          <w:sz w:val="28"/>
+          <w:szCs w:val="28"/>
+          <w:lang w:val="kk-KZ"/>
+        </w:rPr>
+      </w:pPr>
+      <w:r>
+        <w:rPr>
+          <w:rFonts w:ascii="Times New Roman" w:hAnsi="Times New Roman" w:cs="Times New Roman"/>
+          <w:sz w:val="28"/>
+          <w:szCs w:val="28"/>
+          <w:lang w:val="kk-KZ"/>
+        </w:rPr>
+        <w:lastRenderedPageBreak/>
+        <w:br w:type="page"/>
+      </w:r>
+    </w:p>
+    <w:p>
+      <w:pPr>
+        <w:pStyle w:val="ListParagraph"/>
+        <w:numPr>
+          <w:ilvl w:val="0"/>
+          <w:numId w:val="3"/>
+        </w:numPr>
+        <w:rPr>
+          <w:rFonts w:ascii="Times New Roman" w:hAnsi="Times New Roman" w:cs="Times New Roman"/>
+          <w:b/>
+          <w:bCs/>
+        </w:rPr>
+      </w:pPr>
+      <w:r>
+        <w:rPr>
+          <w:rFonts w:ascii="Times New Roman" w:hAnsi="Times New Roman" w:cs="Times New Roman"/>
+          <w:b/>
+          <w:bCs/>
+        </w:rPr>
+        <w:lastRenderedPageBreak/>
+        <w:t>Технологиялық бөлім</w:t>
+      </w:r>
+    </w:p>
+    <w:p>
+      <w:pPr>
+        <w:pStyle w:val="ListParagraph"/>
+        <w:numPr>
+          <w:ilvl w:val="1"/>
+          <w:numId w:val="3"/>
+        </w:numPr>
+        <w:rPr>
+          <w:rFonts w:ascii="Times New Roman" w:hAnsi="Times New Roman" w:cs="Times New Roman"/>
+          <w:b/>
+          <w:bCs/>
+          <w:sz w:val="28"/>
+          <w:szCs w:val="28"/>
+          <w:lang w:val="en-US"/>
+        </w:rPr>
+      </w:pPr>
+      <w:r>
+        <w:rPr>
+          <w:rFonts w:ascii="Times New Roman" w:hAnsi="Times New Roman" w:cs="Times New Roman"/>
+          <w:b/>
+          <w:bCs/>
+          <w:sz w:val="28"/>
+          <w:szCs w:val="28"/>
+          <w:lang w:val="en-US"/>
+        </w:rPr>
+        <w:t>Android studio</w:t>
+      </w:r>
+    </w:p>
+    <w:p>
+      <w:pPr>
+        <w:pStyle w:val="ListParagraph"/>
+        <w:numPr>
+          <w:ilvl w:val="1"/>
+          <w:numId w:val="3"/>
+        </w:numPr>
+        <w:rPr>
+          <w:rFonts w:ascii="Times New Roman" w:hAnsi="Times New Roman" w:cs="Times New Roman"/>
+          <w:b/>
+          <w:bCs/>
+          <w:sz w:val="28"/>
+          <w:szCs w:val="28"/>
+          <w:lang w:val="en-US"/>
+        </w:rPr>
+      </w:pPr>
+      <w:r>
+        <w:rPr>
+          <w:rFonts w:ascii="Times New Roman" w:hAnsi="Times New Roman" w:cs="Times New Roman"/>
+          <w:b/>
+          <w:bCs/>
+          <w:sz w:val="28"/>
+          <w:szCs w:val="28"/>
+          <w:lang w:val="en-US"/>
+        </w:rPr>
+        <w:t>Xcode</w:t>
+      </w:r>
+    </w:p>
+    <w:p>
+      <w:pPr>
+        <w:pStyle w:val="ListParagraph"/>
+        <w:numPr>
+          <w:ilvl w:val="1"/>
+          <w:numId w:val="3"/>
+        </w:numPr>
+        <w:rPr>
+          <w:rFonts w:ascii="Times New Roman" w:hAnsi="Times New Roman" w:cs="Times New Roman"/>
+          <w:b/>
+          <w:bCs/>
+          <w:sz w:val="28"/>
+          <w:szCs w:val="28"/>
+          <w:lang w:val="en-US"/>
+        </w:rPr>
+      </w:pPr>
+      <w:r>
+        <w:rPr>
+          <w:rFonts w:ascii="Times New Roman" w:hAnsi="Times New Roman" w:cs="Times New Roman"/>
+          <w:b/>
+          <w:bCs/>
+          <w:sz w:val="28"/>
+          <w:szCs w:val="28"/>
+          <w:lang w:val="kk-KZ"/>
+        </w:rPr>
+        <w:t>Бағдарламалау тілі</w:t>
+      </w:r>
+    </w:p>
+    <w:p>
+      <w:pPr>
+        <w:pStyle w:val="ListParagraph"/>
+        <w:numPr>
+          <w:ilvl w:val="2"/>
+          <w:numId w:val="3"/>
+        </w:numPr>
+        <w:rPr>
+          <w:rFonts w:ascii="Times New Roman" w:hAnsi="Times New Roman" w:cs="Times New Roman"/>
+          <w:b/>
+          <w:bCs/>
+          <w:sz w:val="28"/>
+          <w:szCs w:val="28"/>
+          <w:lang w:val="en-US"/>
+        </w:rPr>
+      </w:pPr>
+      <w:r>
+        <w:rPr>
+          <w:rFonts w:ascii="Times New Roman" w:hAnsi="Times New Roman" w:cs="Times New Roman"/>
+          <w:b/>
+          <w:bCs/>
+          <w:sz w:val="28"/>
+          <w:szCs w:val="28"/>
+          <w:lang w:val="en-US"/>
+        </w:rPr>
+        <w:t>Dart</w:t>
+      </w:r>
+    </w:p>
+    <w:p>
+      <w:pPr>
+        <w:pStyle w:val="ListParagraph"/>
+        <w:numPr>
+          <w:ilvl w:val="2"/>
+          <w:numId w:val="3"/>
+        </w:numPr>
+        <w:rPr>
+          <w:rFonts w:ascii="Times New Roman" w:hAnsi="Times New Roman" w:cs="Times New Roman"/>
+          <w:b/>
+          <w:bCs/>
+          <w:sz w:val="28"/>
+          <w:szCs w:val="28"/>
+          <w:lang w:val="en-US"/>
+        </w:rPr>
+      </w:pPr>
+      <w:proofErr w:type="spellStart"/>
+      <w:r>
+        <w:rPr>
+          <w:rFonts w:ascii="Times New Roman" w:hAnsi="Times New Roman" w:cs="Times New Roman"/>
+          <w:b/>
+          <w:bCs/>
+          <w:sz w:val="28"/>
+          <w:szCs w:val="28"/>
+          <w:lang w:val="kk-KZ"/>
+        </w:rPr>
+        <w:t>Фреймворктар</w:t>
+      </w:r>
+      <w:proofErr w:type="spellEnd"/>
+      <w:r>
+        <w:rPr>
+          <w:rFonts w:ascii="Times New Roman" w:hAnsi="Times New Roman" w:cs="Times New Roman"/>
+          <w:b/>
+          <w:bCs/>
+          <w:sz w:val="28"/>
+          <w:szCs w:val="28"/>
+          <w:lang w:val="kk-KZ"/>
+        </w:rPr>
+        <w:t xml:space="preserve"> мен кітапханалар</w:t>
+      </w:r>
+    </w:p>
+    <w:p>
+      <w:pPr>
+        <w:pStyle w:val="ListParagraph"/>
+        <w:numPr>
+          <w:ilvl w:val="1"/>
+          <w:numId w:val="3"/>
+        </w:numPr>
+        <w:rPr>
+          <w:rFonts w:ascii="Times New Roman" w:hAnsi="Times New Roman" w:cs="Times New Roman"/>
+          <w:b/>
+          <w:bCs/>
+          <w:sz w:val="28"/>
+          <w:szCs w:val="28"/>
+          <w:lang w:val="en-US"/>
+        </w:rPr>
+      </w:pPr>
+      <w:r>
+        <w:rPr>
+          <w:rFonts w:ascii="Times New Roman" w:hAnsi="Times New Roman" w:cs="Times New Roman"/>
+          <w:b/>
+          <w:bCs/>
+          <w:sz w:val="28"/>
+          <w:szCs w:val="28"/>
+          <w:lang w:val="en-US"/>
+        </w:rPr>
+        <w:t>Git</w:t>
+      </w:r>
+      <w:r>
+        <w:rPr>
+          <w:rFonts w:ascii="Times New Roman" w:hAnsi="Times New Roman" w:cs="Times New Roman"/>
+          <w:b/>
+          <w:bCs/>
+          <w:sz w:val="28"/>
+          <w:szCs w:val="28"/>
+          <w:lang w:val="en-US"/>
+        </w:rPr>
+        <w:t xml:space="preserve"> </w:t>
+      </w:r>
+      <w:r>
+        <w:rPr>
+          <w:rFonts w:ascii="Times New Roman" w:hAnsi="Times New Roman" w:cs="Times New Roman"/>
+          <w:b/>
+          <w:bCs/>
+          <w:sz w:val="28"/>
+          <w:szCs w:val="28"/>
+          <w:lang w:val="kk-KZ"/>
+        </w:rPr>
+        <w:t xml:space="preserve">және </w:t>
+      </w:r>
+      <w:proofErr w:type="spellStart"/>
+      <w:r>
+        <w:rPr>
+          <w:rFonts w:ascii="Times New Roman" w:hAnsi="Times New Roman" w:cs="Times New Roman"/>
+          <w:b/>
+          <w:bCs/>
+          <w:sz w:val="28"/>
+          <w:szCs w:val="28"/>
+          <w:lang w:val="en-US"/>
+        </w:rPr>
+        <w:t>github</w:t>
+      </w:r>
+      <w:proofErr w:type="spellEnd"/>
+    </w:p>
+    <w:p>
+      <w:pPr>
+        <w:pStyle w:val="ListParagraph"/>
+        <w:numPr>
+          <w:ilvl w:val="0"/>
+          <w:numId w:val="3"/>
+        </w:numPr>
+        <w:rPr>
+          <w:rFonts w:ascii="Times New Roman" w:hAnsi="Times New Roman" w:cs="Times New Roman"/>
+          <w:b/>
+          <w:bCs/>
+          <w:sz w:val="28"/>
+          <w:szCs w:val="28"/>
+          <w:lang w:val="en-US"/>
+        </w:rPr>
+      </w:pPr>
+      <w:r>
+        <w:rPr>
+          <w:rFonts w:ascii="Times New Roman" w:hAnsi="Times New Roman" w:cs="Times New Roman"/>
+          <w:b/>
+          <w:bCs/>
+          <w:sz w:val="28"/>
+          <w:szCs w:val="28"/>
+          <w:lang w:val="kk-KZ"/>
+        </w:rPr>
+        <w:t>Жобаның құр</w:t>
+      </w:r>
+      <w:r>
+        <w:rPr>
+          <w:rFonts w:ascii="Times New Roman" w:hAnsi="Times New Roman" w:cs="Times New Roman"/>
+          <w:b/>
+          <w:bCs/>
+          <w:sz w:val="28"/>
+          <w:szCs w:val="28"/>
+          <w:lang w:val="kk-KZ"/>
+        </w:rPr>
+        <w:t>ы</w:t>
+      </w:r>
+      <w:r>
+        <w:rPr>
+          <w:rFonts w:ascii="Times New Roman" w:hAnsi="Times New Roman" w:cs="Times New Roman"/>
+          <w:b/>
+          <w:bCs/>
+          <w:sz w:val="28"/>
+          <w:szCs w:val="28"/>
+          <w:lang w:val="kk-KZ"/>
+        </w:rPr>
+        <w:t>лымы</w:t>
+      </w:r>
+    </w:p>
+    <w:p>
+      <w:pPr>
+        <w:pStyle w:val="ListParagraph"/>
+        <w:numPr>
+          <w:ilvl w:val="1"/>
+          <w:numId w:val="3"/>
+        </w:numPr>
+        <w:rPr>
+          <w:rFonts w:ascii="Times New Roman" w:hAnsi="Times New Roman" w:cs="Times New Roman"/>
+          <w:b/>
+          <w:bCs/>
+          <w:sz w:val="28"/>
+          <w:szCs w:val="28"/>
+          <w:lang w:val="kk-KZ"/>
+        </w:rPr>
+      </w:pPr>
+      <w:r>
+        <w:rPr>
+          <w:rFonts w:ascii="Times New Roman" w:hAnsi="Times New Roman" w:cs="Times New Roman"/>
+          <w:b/>
+          <w:bCs/>
+          <w:sz w:val="28"/>
+          <w:szCs w:val="28"/>
+          <w:lang w:val="kk-KZ"/>
+        </w:rPr>
+        <w:t>Жобаның жалпы архитектурасы</w:t>
+      </w:r>
+    </w:p>
+    <w:p>
+      <w:pPr>
+        <w:pStyle w:val="ListParagraph"/>
+        <w:numPr>
+          <w:ilvl w:val="1"/>
+          <w:numId w:val="3"/>
+        </w:numPr>
+        <w:rPr>
+          <w:rFonts w:ascii="Times New Roman" w:hAnsi="Times New Roman" w:cs="Times New Roman"/>
+          <w:b/>
+          <w:bCs/>
+          <w:sz w:val="28"/>
+          <w:szCs w:val="28"/>
+          <w:lang w:val="kk-KZ"/>
+        </w:rPr>
+      </w:pPr>
+      <w:r>
+        <w:rPr>
+          <w:rFonts w:ascii="Times New Roman" w:hAnsi="Times New Roman" w:cs="Times New Roman"/>
+          <w:b/>
+          <w:bCs/>
+          <w:sz w:val="28"/>
+          <w:szCs w:val="28"/>
+          <w:lang w:val="kk-KZ"/>
+        </w:rPr>
+        <w:t>Код деңгейіндегі жазба құрылымы</w:t>
+      </w:r>
+    </w:p>
+    <w:p>
+      <w:pPr>
+        <w:pStyle w:val="ListParagraph"/>
+        <w:numPr>
+          <w:ilvl w:val="1"/>
+          <w:numId w:val="3"/>
+        </w:numPr>
+        <w:rPr>
+          <w:rFonts w:ascii="Times New Roman" w:hAnsi="Times New Roman" w:cs="Times New Roman"/>
+          <w:b/>
+          <w:bCs/>
+          <w:sz w:val="28"/>
+          <w:szCs w:val="28"/>
+          <w:lang w:val="kk-KZ"/>
+        </w:rPr>
+      </w:pPr>
+      <w:proofErr w:type="spellStart"/>
+      <w:r>
+        <w:rPr>
+          <w:rFonts w:ascii="Times New Roman" w:hAnsi="Times New Roman" w:cs="Times New Roman"/>
+          <w:b/>
+          <w:bCs/>
+          <w:sz w:val="28"/>
+          <w:szCs w:val="28"/>
+          <w:lang w:val="kk-KZ"/>
+        </w:rPr>
+        <w:t>Flutter</w:t>
+      </w:r>
+      <w:proofErr w:type="spellEnd"/>
+      <w:r>
+        <w:rPr>
+          <w:rFonts w:ascii="Times New Roman" w:hAnsi="Times New Roman" w:cs="Times New Roman"/>
+          <w:b/>
+          <w:bCs/>
+          <w:sz w:val="28"/>
+          <w:szCs w:val="28"/>
+          <w:lang w:val="kk-KZ"/>
+        </w:rPr>
+        <w:t xml:space="preserve"> </w:t>
+      </w:r>
+      <w:r>
+        <w:rPr>
+          <w:rFonts w:ascii="Times New Roman" w:hAnsi="Times New Roman" w:cs="Times New Roman"/>
+          <w:b/>
+          <w:bCs/>
+          <w:sz w:val="28"/>
+          <w:szCs w:val="28"/>
+          <w:lang w:val="kk-KZ"/>
+        </w:rPr>
+        <w:t xml:space="preserve">және </w:t>
+      </w:r>
+      <w:proofErr w:type="spellStart"/>
+      <w:r>
+        <w:rPr>
+          <w:rFonts w:ascii="Times New Roman" w:hAnsi="Times New Roman" w:cs="Times New Roman"/>
+          <w:b/>
+          <w:bCs/>
+          <w:sz w:val="28"/>
+          <w:szCs w:val="28"/>
+          <w:lang w:val="kk-KZ"/>
+        </w:rPr>
+        <w:t>Django</w:t>
+      </w:r>
+      <w:proofErr w:type="spellEnd"/>
+      <w:r>
+        <w:rPr>
+          <w:rFonts w:ascii="Times New Roman" w:hAnsi="Times New Roman" w:cs="Times New Roman"/>
+          <w:b/>
+          <w:bCs/>
+          <w:sz w:val="28"/>
+          <w:szCs w:val="28"/>
+          <w:lang w:val="kk-KZ"/>
+        </w:rPr>
+        <w:t xml:space="preserve"> </w:t>
+      </w:r>
+      <w:r>
+        <w:rPr>
+          <w:rFonts w:ascii="Times New Roman" w:hAnsi="Times New Roman" w:cs="Times New Roman"/>
+          <w:b/>
+          <w:bCs/>
+          <w:sz w:val="28"/>
+          <w:szCs w:val="28"/>
+          <w:lang w:val="kk-KZ"/>
+        </w:rPr>
+        <w:t xml:space="preserve">әрекеттесу </w:t>
+      </w:r>
+      <w:proofErr w:type="spellStart"/>
+      <w:r>
+        <w:rPr>
+          <w:rFonts w:ascii="Times New Roman" w:hAnsi="Times New Roman" w:cs="Times New Roman"/>
+          <w:b/>
+          <w:bCs/>
+          <w:sz w:val="28"/>
+          <w:szCs w:val="28"/>
+          <w:lang w:val="kk-KZ"/>
+        </w:rPr>
+        <w:t>принціпі</w:t>
+      </w:r>
+      <w:proofErr w:type="spellEnd"/>
+    </w:p>
+    <w:p>
+      <w:pPr>
+        <w:pStyle w:val="ListParagraph"/>
+        <w:numPr>
+          <w:ilvl w:val="1"/>
+          <w:numId w:val="3"/>
+        </w:numPr>
+        <w:rPr>
+          <w:rFonts w:ascii="Times New Roman" w:hAnsi="Times New Roman" w:cs="Times New Roman"/>
+          <w:b/>
+          <w:bCs/>
+          <w:sz w:val="28"/>
+          <w:szCs w:val="28"/>
+          <w:lang w:val="kk-KZ"/>
+        </w:rPr>
+      </w:pPr>
+      <w:r>
+        <w:rPr>
+          <w:rFonts w:ascii="Times New Roman" w:hAnsi="Times New Roman" w:cs="Times New Roman"/>
+          <w:b/>
+          <w:bCs/>
+          <w:sz w:val="28"/>
+          <w:szCs w:val="28"/>
+          <w:lang w:val="en-US"/>
+        </w:rPr>
+        <w:t xml:space="preserve">UML </w:t>
+      </w:r>
+      <w:r>
+        <w:rPr>
+          <w:rFonts w:ascii="Times New Roman" w:hAnsi="Times New Roman" w:cs="Times New Roman"/>
+          <w:b/>
+          <w:bCs/>
+          <w:sz w:val="28"/>
+          <w:szCs w:val="28"/>
+          <w:lang w:val="kk-KZ"/>
+        </w:rPr>
+        <w:t>диаграммасы</w:t>
+      </w:r>
+    </w:p>
+    <w:p>
+      <w:pPr>
+        <w:pStyle w:val="ListParagraph"/>
+        <w:numPr>
+          <w:ilvl w:val="2"/>
+          <w:numId w:val="3"/>
+        </w:numPr>
+        <w:rPr>
+          <w:rFonts w:ascii="Times New Roman" w:hAnsi="Times New Roman" w:cs="Times New Roman"/>
+          <w:b/>
+          <w:bCs/>
+          <w:sz w:val="28"/>
+          <w:szCs w:val="28"/>
+          <w:lang w:val="en-US"/>
+        </w:rPr>
+      </w:pPr>
+      <w:r>
+        <w:rPr>
+          <w:rFonts w:ascii="Times New Roman" w:hAnsi="Times New Roman" w:cs="Times New Roman"/>
+          <w:b/>
+          <w:bCs/>
+          <w:sz w:val="28"/>
+          <w:szCs w:val="28"/>
+          <w:lang w:val="kk-KZ"/>
+        </w:rPr>
+        <w:t>Қолдану диаграммасы</w:t>
+      </w:r>
+    </w:p>
+    <w:p>
+      <w:pPr>
+        <w:pStyle w:val="ListParagraph"/>
+        <w:numPr>
+          <w:ilvl w:val="2"/>
+          <w:numId w:val="3"/>
+        </w:numPr>
+        <w:rPr>
+          <w:rFonts w:ascii="Times New Roman" w:hAnsi="Times New Roman" w:cs="Times New Roman"/>
+          <w:b/>
+          <w:bCs/>
+          <w:sz w:val="28"/>
+          <w:szCs w:val="28"/>
+          <w:lang w:val="en-US"/>
+        </w:rPr>
+      </w:pPr>
+      <w:r>
+        <w:rPr>
+          <w:rFonts w:ascii="Times New Roman" w:hAnsi="Times New Roman" w:cs="Times New Roman"/>
+          <w:b/>
+          <w:bCs/>
+          <w:sz w:val="28"/>
+          <w:szCs w:val="28"/>
+          <w:lang w:val="en-US"/>
+        </w:rPr>
+        <w:t xml:space="preserve">Er </w:t>
+      </w:r>
+      <w:r>
+        <w:rPr>
+          <w:rFonts w:ascii="Times New Roman" w:hAnsi="Times New Roman" w:cs="Times New Roman"/>
+          <w:b/>
+          <w:bCs/>
+          <w:sz w:val="28"/>
+          <w:szCs w:val="28"/>
+          <w:lang w:val="kk-KZ"/>
+        </w:rPr>
+        <w:t>диаграммасы</w:t>
+      </w:r>
+    </w:p>
+    <w:p>
+      <w:pPr>
+        <w:pStyle w:val="ListParagraph"/>
+        <w:numPr>
+          <w:ilvl w:val="1"/>
+          <w:numId w:val="3"/>
+        </w:numPr>
+        <w:rPr>
+          <w:rFonts w:ascii="Times New Roman" w:hAnsi="Times New Roman" w:cs="Times New Roman"/>
+          <w:b/>
+          <w:bCs/>
+          <w:sz w:val="28"/>
+          <w:szCs w:val="28"/>
+          <w:lang w:val="kk-KZ"/>
+        </w:rPr>
+      </w:pPr>
+      <w:proofErr w:type="spellStart"/>
+      <w:r>
+        <w:rPr>
+          <w:rFonts w:ascii="Times New Roman" w:hAnsi="Times New Roman" w:cs="Times New Roman"/>
+          <w:b/>
+          <w:bCs/>
+          <w:sz w:val="28"/>
+          <w:szCs w:val="28"/>
+          <w:lang w:val="kk-KZ"/>
+        </w:rPr>
+        <w:t>Функционалдылықтың</w:t>
+      </w:r>
+      <w:proofErr w:type="spellEnd"/>
+      <w:r>
+        <w:rPr>
+          <w:rFonts w:ascii="Times New Roman" w:hAnsi="Times New Roman" w:cs="Times New Roman"/>
+          <w:b/>
+          <w:bCs/>
+          <w:sz w:val="28"/>
+          <w:szCs w:val="28"/>
+          <w:lang w:val="kk-KZ"/>
+        </w:rPr>
+        <w:t xml:space="preserve"> сипаттамасы</w:t>
+      </w:r>
+    </w:p>
+    <w:p>
+      <w:pPr>
+        <w:pStyle w:val="ListParagraph"/>
+        <w:numPr>
+          <w:ilvl w:val="0"/>
+          <w:numId w:val="3"/>
+        </w:numPr>
+        <w:rPr>
+          <w:rFonts w:ascii="Times New Roman" w:hAnsi="Times New Roman" w:cs="Times New Roman"/>
+          <w:b/>
+          <w:bCs/>
+          <w:sz w:val="28"/>
+          <w:szCs w:val="28"/>
+          <w:lang w:val="en-US"/>
+        </w:rPr>
+      </w:pPr>
+      <w:r>
+        <w:rPr>
+          <w:rFonts w:ascii="Times New Roman" w:hAnsi="Times New Roman" w:cs="Times New Roman"/>
+          <w:b/>
+          <w:bCs/>
+          <w:sz w:val="28"/>
+          <w:szCs w:val="28"/>
+          <w:lang w:val="kk-KZ"/>
+        </w:rPr>
+        <w:t>Жобаны жасау барысы</w:t>
+      </w:r>
+    </w:p>
+    <w:p>
+      <w:pPr>
+        <w:pStyle w:val="ListParagraph"/>
+        <w:numPr>
+          <w:ilvl w:val="1"/>
+          <w:numId w:val="3"/>
+        </w:numPr>
+        <w:rPr>
+          <w:rFonts w:ascii="Times New Roman" w:hAnsi="Times New Roman" w:cs="Times New Roman"/>
+          <w:b/>
+          <w:bCs/>
+          <w:sz w:val="28"/>
+          <w:szCs w:val="28"/>
+          <w:lang w:val="kk-KZ"/>
+        </w:rPr>
+      </w:pPr>
+      <w:r>
+        <w:rPr>
+          <w:rFonts w:ascii="Times New Roman" w:hAnsi="Times New Roman" w:cs="Times New Roman"/>
+          <w:b/>
+          <w:bCs/>
+          <w:sz w:val="28"/>
+          <w:szCs w:val="28"/>
+          <w:lang w:val="kk-KZ"/>
+        </w:rPr>
+        <w:t>Тестілеу</w:t>
+      </w:r>
+    </w:p>
+    <w:p>
+      <w:pPr>
+        <w:pStyle w:val="ListParagraph"/>
+        <w:numPr>
+          <w:ilvl w:val="1"/>
+          <w:numId w:val="3"/>
+        </w:numPr>
+        <w:rPr>
+          <w:rFonts w:ascii="Times New Roman" w:hAnsi="Times New Roman" w:cs="Times New Roman"/>
+          <w:b/>
+          <w:bCs/>
+          <w:sz w:val="28"/>
+          <w:szCs w:val="28"/>
+          <w:lang w:val="kk-KZ"/>
+        </w:rPr>
+      </w:pPr>
+      <w:r>
+        <w:rPr>
+          <w:rFonts w:ascii="Times New Roman" w:hAnsi="Times New Roman" w:cs="Times New Roman"/>
+          <w:b/>
+          <w:bCs/>
+          <w:sz w:val="28"/>
+          <w:szCs w:val="28"/>
+          <w:lang w:val="en-US"/>
+        </w:rPr>
+        <w:t>Deploy</w:t>
+      </w:r>
+    </w:p>
+    <w:p>
+      <w:pPr>
+        <w:pStyle w:val="ListParagraph"/>
+        <w:ind w:left="1472"/>
+        <w:rPr>
+          <w:rFonts w:ascii="Times New Roman" w:hAnsi="Times New Roman" w:cs="Times New Roman"/>
+          <w:b/>
+          <w:bCs/>
+          <w:sz w:val="28"/>
+          <w:szCs w:val="28"/>
+          <w:lang w:val="kk-KZ"/>
+        </w:rPr>
+      </w:pPr>
+      <w:r>
+        <w:rPr>
+          <w:rFonts w:ascii="Times New Roman" w:hAnsi="Times New Roman" w:cs="Times New Roman"/>
+          <w:b/>
+          <w:bCs/>
+          <w:sz w:val="28"/>
+          <w:szCs w:val="28"/>
+          <w:lang w:val="kk-KZ"/>
+        </w:rPr>
+        <w:t>Қорытынды</w:t>
+      </w:r>
+    </w:p>
+    <w:p>
+      <w:pPr>
+        <w:pStyle w:val="ListParagraph"/>
+        <w:ind w:left="1472"/>
+        <w:rPr>
+          <w:rFonts w:ascii="Times New Roman" w:hAnsi="Times New Roman" w:cs="Times New Roman"/>
+          <w:b/>
+          <w:bCs/>
+          <w:sz w:val="28"/>
+          <w:szCs w:val="28"/>
+          <w:lang w:val="kk-KZ"/>
+        </w:rPr>
+      </w:pPr>
+      <w:r>
+        <w:rPr>
+          <w:rFonts w:ascii="Times New Roman" w:hAnsi="Times New Roman" w:cs="Times New Roman"/>
+          <w:b/>
+          <w:bCs/>
+          <w:sz w:val="28"/>
+          <w:szCs w:val="28"/>
+          <w:lang w:val="kk-KZ"/>
+        </w:rPr>
+        <w:t>Қолданылған әдебиеттер тізімі</w:t>
+      </w:r>
+    </w:p>
+    <w:p>
+      <w:pPr>
+        <w:pStyle w:val="ListParagraph"/>
+        <w:ind w:left="1472"/>
+        <w:rPr>
+          <w:rFonts w:ascii="Times New Roman" w:hAnsi="Times New Roman" w:cs="Times New Roman"/>
+          <w:b/>
+          <w:bCs/>
+          <w:sz w:val="28"/>
+          <w:szCs w:val="28"/>
+          <w:lang w:val="kk-KZ"/>
+        </w:rPr>
+      </w:pPr>
+      <w:r>
+        <w:rPr>
+          <w:rFonts w:ascii="Times New Roman" w:hAnsi="Times New Roman" w:cs="Times New Roman"/>
+          <w:b/>
+          <w:bCs/>
+          <w:sz w:val="28"/>
+          <w:szCs w:val="28"/>
+          <w:lang w:val="kk-KZ"/>
+        </w:rPr>
+        <w:t>А қосымшасы. Техникалық тапсырма</w:t>
+      </w:r>
+    </w:p>
+    <w:p>
+      <w:pPr>
+        <w:pStyle w:val="ListParagraph"/>
+        <w:ind w:left="1472"/>
+        <w:rPr>
+          <w:rFonts w:ascii="Times New Roman" w:hAnsi="Times New Roman" w:cs="Times New Roman"/>
+          <w:b/>
+          <w:bCs/>
+          <w:sz w:val="28"/>
+          <w:szCs w:val="28"/>
+          <w:lang w:val="kk-KZ"/>
+        </w:rPr>
+      </w:pPr>
+      <w:r>
+        <w:rPr>
+          <w:rFonts w:ascii="Times New Roman" w:hAnsi="Times New Roman" w:cs="Times New Roman"/>
+          <w:b/>
+          <w:bCs/>
+          <w:sz w:val="28"/>
+          <w:szCs w:val="28"/>
+          <w:lang w:val="kk-KZ"/>
+        </w:rPr>
+        <w:t>Б қосымшасы. Бағдарлама листингі</w:t>
+      </w:r>
+    </w:p>
+    <w:p>
+      <w:pPr>
+        <w:pStyle w:val="ListParagraph"/>
         <w:spacing w:line="240" w:lineRule="auto"/>
-        <w:jc w:val="right"/>
-        <w:rPr>
-          <w:rFonts w:ascii="Times New Roman" w:eastAsia="Times New Roman" w:hAnsi="Times New Roman" w:cs="Times New Roman"/>
-          <w:sz w:val="28"/>
-          <w:szCs w:val="28"/>
-          <w:lang w:val="ru-RU"/>
-        </w:rPr>
-      </w:pPr>
-      <w:proofErr w:type="spellStart"/>
-      <w:r>
-        <w:rPr>
-          <w:rFonts w:ascii="Times New Roman" w:eastAsia="Times New Roman" w:hAnsi="Times New Roman" w:cs="Times New Roman"/>
-          <w:sz w:val="28"/>
-          <w:szCs w:val="28"/>
-          <w:lang w:val="en-US"/>
-        </w:rPr>
-        <w:t>dssd</w:t>
-      </w:r>
-      <w:proofErr w:type="spellEnd"/>
+        <w:rPr>
+          <w:rFonts w:ascii="Times New Roman" w:eastAsia="Times New Roman" w:hAnsi="Times New Roman" w:cs="Times New Roman"/>
+          <w:b/>
+          <w:bCs/>
+          <w:sz w:val="28"/>
+          <w:szCs w:val="28"/>
+          <w:lang w:val="kk-KZ"/>
+        </w:rPr>
+      </w:pPr>
     </w:p>
     <w:sectPr>
       <w:pgSz w:w="12240" w:h="15840"/>
@@ -5083,6 +11343,522 @@
     </w:sectPr>
   </w:body>
 </w:document>
+</file>
+
+<file path=word/numbering.xml><?xml version="1.0" encoding="utf-8"?>
+<w:numbering xmlns:wpc="http://schemas.microsoft.com/office/word/2010/wordprocessingCanvas" xmlns:cx="http://schemas.microsoft.com/office/drawing/2014/chartex" xmlns:cx1="http://schemas.microsoft.com/office/drawing/2015/9/8/chartex" xmlns:cx2="http://schemas.microsoft.com/office/drawing/2015/10/21/chartex" xmlns:cx3="http://schemas.microsoft.com/office/drawing/2016/5/9/chartex" xmlns:cx4="http://schemas.microsoft.com/office/drawing/2016/5/10/chartex" xmlns:cx5="http://schemas.microsoft.com/office/drawing/2016/5/11/chartex" xmlns:cx6="http://schemas.microsoft.com/office/drawing/2016/5/12/chartex" xmlns:cx7="http://schemas.microsoft.com/office/drawing/2016/5/13/chartex" xmlns:cx8="http://schemas.microsoft.com/office/drawing/2016/5/14/chartex" xmlns:mc="http://schemas.openxmlformats.org/markup-compatibility/2006" xmlns:aink="http://schemas.microsoft.com/office/drawing/2016/ink" xmlns:am3d="http://schemas.microsoft.com/office/drawing/2017/model3d" xmlns:o="urn:schemas-microsoft-com:office:office" xmlns:oel="http://schemas.microsoft.com/office/2019/extlst" xmlns:r="http://schemas.openxmlformats.org/officeDocument/2006/relationships" xmlns:m="http://schemas.openxmlformats.org/officeDocument/2006/math" xmlns:v="urn:schemas-microsoft-com:vml" xmlns:wp14="http://schemas.microsoft.com/office/word/2010/wordprocessingDrawing" xmlns:wp="http://schemas.openxmlformats.org/drawingml/2006/wordprocessingDrawing" xmlns:w10="urn:schemas-microsoft-com:office:word" xmlns:w="http://schemas.openxmlformats.org/wordprocessingml/2006/main" xmlns:w14="http://schemas.microsoft.com/office/word/2010/wordml" xmlns:w15="http://schemas.microsoft.com/office/word/2012/wordml" xmlns:w16cex="http://schemas.microsoft.com/office/word/2018/wordml/cex" xmlns:w16cid="http://schemas.microsoft.com/office/word/2016/wordml/cid" xmlns:w16="http://schemas.microsoft.com/office/word/2018/wordml" xmlns:w16du="http://schemas.microsoft.com/office/word/2023/wordml/word16du" xmlns:w16sdtdh="http://schemas.microsoft.com/office/word/2020/wordml/sdtdatahash" xmlns:w16sdtfl="http://schemas.microsoft.com/office/word/2024/wordml/sdtformatlock" xmlns:w16se="http://schemas.microsoft.com/office/word/2015/wordml/symex" xmlns:wpg="http://schemas.microsoft.com/office/word/2010/wordprocessingGroup" xmlns:wpi="http://schemas.microsoft.com/office/word/2010/wordprocessingInk" xmlns:wne="http://schemas.microsoft.com/office/word/2006/wordml" xmlns:wps="http://schemas.microsoft.com/office/word/2010/wordprocessingShape" mc:Ignorable="w14 w15 w16se w16cid w16 w16cex w16sdtdh w16sdtfl w16du wp14">
+  <w:abstractNum w:abstractNumId="0" w15:restartNumberingAfterBreak="0">
+    <w:nsid w:val="07212895"/>
+    <w:multiLevelType w:val="multilevel"/>
+    <w:tmpl w:val="A9D2579A"/>
+    <w:lvl w:ilvl="0">
+      <w:start w:val="1"/>
+      <w:numFmt w:val="decimal"/>
+      <w:lvlText w:val="%1."/>
+      <w:lvlJc w:val="left"/>
+      <w:pPr>
+        <w:ind w:left="720" w:hanging="360"/>
+      </w:pPr>
+      <w:rPr>
+        <w:rFonts w:hint="default"/>
+      </w:rPr>
+    </w:lvl>
+    <w:lvl w:ilvl="1">
+      <w:start w:val="1"/>
+      <w:numFmt w:val="decimal"/>
+      <w:isLgl/>
+      <w:lvlText w:val="%1.%2"/>
+      <w:lvlJc w:val="left"/>
+      <w:pPr>
+        <w:ind w:left="780" w:hanging="420"/>
+      </w:pPr>
+      <w:rPr>
+        <w:rFonts w:hint="default"/>
+      </w:rPr>
+    </w:lvl>
+    <w:lvl w:ilvl="2">
+      <w:start w:val="1"/>
+      <w:numFmt w:val="decimal"/>
+      <w:isLgl/>
+      <w:lvlText w:val="%1.%2.%3"/>
+      <w:lvlJc w:val="left"/>
+      <w:pPr>
+        <w:ind w:left="1080" w:hanging="720"/>
+      </w:pPr>
+      <w:rPr>
+        <w:rFonts w:hint="default"/>
+      </w:rPr>
+    </w:lvl>
+    <w:lvl w:ilvl="3">
+      <w:start w:val="1"/>
+      <w:numFmt w:val="decimal"/>
+      <w:isLgl/>
+      <w:lvlText w:val="%1.%2.%3.%4"/>
+      <w:lvlJc w:val="left"/>
+      <w:pPr>
+        <w:ind w:left="1440" w:hanging="1080"/>
+      </w:pPr>
+      <w:rPr>
+        <w:rFonts w:hint="default"/>
+      </w:rPr>
+    </w:lvl>
+    <w:lvl w:ilvl="4">
+      <w:start w:val="1"/>
+      <w:numFmt w:val="decimal"/>
+      <w:isLgl/>
+      <w:lvlText w:val="%1.%2.%3.%4.%5"/>
+      <w:lvlJc w:val="left"/>
+      <w:pPr>
+        <w:ind w:left="1440" w:hanging="1080"/>
+      </w:pPr>
+      <w:rPr>
+        <w:rFonts w:hint="default"/>
+      </w:rPr>
+    </w:lvl>
+    <w:lvl w:ilvl="5">
+      <w:start w:val="1"/>
+      <w:numFmt w:val="decimal"/>
+      <w:isLgl/>
+      <w:lvlText w:val="%1.%2.%3.%4.%5.%6"/>
+      <w:lvlJc w:val="left"/>
+      <w:pPr>
+        <w:ind w:left="1800" w:hanging="1440"/>
+      </w:pPr>
+      <w:rPr>
+        <w:rFonts w:hint="default"/>
+      </w:rPr>
+    </w:lvl>
+    <w:lvl w:ilvl="6">
+      <w:start w:val="1"/>
+      <w:numFmt w:val="decimal"/>
+      <w:isLgl/>
+      <w:lvlText w:val="%1.%2.%3.%4.%5.%6.%7"/>
+      <w:lvlJc w:val="left"/>
+      <w:pPr>
+        <w:ind w:left="1800" w:hanging="1440"/>
+      </w:pPr>
+      <w:rPr>
+        <w:rFonts w:hint="default"/>
+      </w:rPr>
+    </w:lvl>
+    <w:lvl w:ilvl="7">
+      <w:start w:val="1"/>
+      <w:numFmt w:val="decimal"/>
+      <w:isLgl/>
+      <w:lvlText w:val="%1.%2.%3.%4.%5.%6.%7.%8"/>
+      <w:lvlJc w:val="left"/>
+      <w:pPr>
+        <w:ind w:left="2160" w:hanging="1800"/>
+      </w:pPr>
+      <w:rPr>
+        <w:rFonts w:hint="default"/>
+      </w:rPr>
+    </w:lvl>
+    <w:lvl w:ilvl="8">
+      <w:start w:val="1"/>
+      <w:numFmt w:val="decimal"/>
+      <w:isLgl/>
+      <w:lvlText w:val="%1.%2.%3.%4.%5.%6.%7.%8.%9"/>
+      <w:lvlJc w:val="left"/>
+      <w:pPr>
+        <w:ind w:left="2520" w:hanging="2160"/>
+      </w:pPr>
+      <w:rPr>
+        <w:rFonts w:hint="default"/>
+      </w:rPr>
+    </w:lvl>
+  </w:abstractNum>
+  <w:abstractNum w:abstractNumId="1" w15:restartNumberingAfterBreak="0">
+    <w:nsid w:val="6E1D1D95"/>
+    <w:multiLevelType w:val="multilevel"/>
+    <w:tmpl w:val="9A38C67A"/>
+    <w:lvl w:ilvl="0">
+      <w:start w:val="2"/>
+      <w:numFmt w:val="decimal"/>
+      <w:lvlText w:val="%1."/>
+      <w:lvlJc w:val="left"/>
+      <w:pPr>
+        <w:ind w:left="1330" w:hanging="281"/>
+      </w:pPr>
+      <w:rPr>
+        <w:rFonts w:ascii="Times New Roman" w:eastAsia="Times New Roman" w:hAnsi="Times New Roman" w:cs="Times New Roman" w:hint="default"/>
+        <w:b/>
+        <w:bCs/>
+        <w:w w:val="100"/>
+        <w:sz w:val="28"/>
+        <w:szCs w:val="28"/>
+        <w:lang w:val="ru-RU" w:eastAsia="en-US" w:bidi="ar-SA"/>
+      </w:rPr>
+    </w:lvl>
+    <w:lvl w:ilvl="1">
+      <w:start w:val="1"/>
+      <w:numFmt w:val="decimal"/>
+      <w:lvlText w:val="%1.%2"/>
+      <w:lvlJc w:val="left"/>
+      <w:pPr>
+        <w:ind w:left="1472" w:hanging="423"/>
+      </w:pPr>
+      <w:rPr>
+        <w:rFonts w:ascii="Times New Roman" w:eastAsia="Times New Roman" w:hAnsi="Times New Roman" w:cs="Times New Roman" w:hint="default"/>
+        <w:b/>
+        <w:bCs/>
+        <w:w w:val="100"/>
+        <w:sz w:val="28"/>
+        <w:szCs w:val="28"/>
+        <w:lang w:val="ru-RU" w:eastAsia="en-US" w:bidi="ar-SA"/>
+      </w:rPr>
+    </w:lvl>
+    <w:lvl w:ilvl="2">
+      <w:start w:val="1"/>
+      <w:numFmt w:val="decimal"/>
+      <w:lvlText w:val="%1.%2.%3"/>
+      <w:lvlJc w:val="left"/>
+      <w:pPr>
+        <w:ind w:left="1681" w:hanging="632"/>
+      </w:pPr>
+      <w:rPr>
+        <w:rFonts w:ascii="Times New Roman" w:eastAsia="Times New Roman" w:hAnsi="Times New Roman" w:cs="Times New Roman" w:hint="default"/>
+        <w:b/>
+        <w:bCs/>
+        <w:spacing w:val="-3"/>
+        <w:w w:val="100"/>
+        <w:sz w:val="28"/>
+        <w:szCs w:val="28"/>
+        <w:lang w:val="ru-RU" w:eastAsia="en-US" w:bidi="ar-SA"/>
+      </w:rPr>
+    </w:lvl>
+    <w:lvl w:ilvl="3">
+      <w:numFmt w:val="bullet"/>
+      <w:lvlText w:val="•"/>
+      <w:lvlJc w:val="left"/>
+      <w:pPr>
+        <w:ind w:left="1700" w:hanging="632"/>
+      </w:pPr>
+      <w:rPr>
+        <w:rFonts w:hint="default"/>
+        <w:lang w:val="ru-RU" w:eastAsia="en-US" w:bidi="ar-SA"/>
+      </w:rPr>
+    </w:lvl>
+    <w:lvl w:ilvl="4">
+      <w:numFmt w:val="bullet"/>
+      <w:lvlText w:val="•"/>
+      <w:lvlJc w:val="left"/>
+      <w:pPr>
+        <w:ind w:left="2923" w:hanging="632"/>
+      </w:pPr>
+      <w:rPr>
+        <w:rFonts w:hint="default"/>
+        <w:lang w:val="ru-RU" w:eastAsia="en-US" w:bidi="ar-SA"/>
+      </w:rPr>
+    </w:lvl>
+    <w:lvl w:ilvl="5">
+      <w:numFmt w:val="bullet"/>
+      <w:lvlText w:val="•"/>
+      <w:lvlJc w:val="left"/>
+      <w:pPr>
+        <w:ind w:left="4147" w:hanging="632"/>
+      </w:pPr>
+      <w:rPr>
+        <w:rFonts w:hint="default"/>
+        <w:lang w:val="ru-RU" w:eastAsia="en-US" w:bidi="ar-SA"/>
+      </w:rPr>
+    </w:lvl>
+    <w:lvl w:ilvl="6">
+      <w:numFmt w:val="bullet"/>
+      <w:lvlText w:val="•"/>
+      <w:lvlJc w:val="left"/>
+      <w:pPr>
+        <w:ind w:left="5371" w:hanging="632"/>
+      </w:pPr>
+      <w:rPr>
+        <w:rFonts w:hint="default"/>
+        <w:lang w:val="ru-RU" w:eastAsia="en-US" w:bidi="ar-SA"/>
+      </w:rPr>
+    </w:lvl>
+    <w:lvl w:ilvl="7">
+      <w:numFmt w:val="bullet"/>
+      <w:lvlText w:val="•"/>
+      <w:lvlJc w:val="left"/>
+      <w:pPr>
+        <w:ind w:left="6595" w:hanging="632"/>
+      </w:pPr>
+      <w:rPr>
+        <w:rFonts w:hint="default"/>
+        <w:lang w:val="ru-RU" w:eastAsia="en-US" w:bidi="ar-SA"/>
+      </w:rPr>
+    </w:lvl>
+    <w:lvl w:ilvl="8">
+      <w:numFmt w:val="bullet"/>
+      <w:lvlText w:val="•"/>
+      <w:lvlJc w:val="left"/>
+      <w:pPr>
+        <w:ind w:left="7818" w:hanging="632"/>
+      </w:pPr>
+      <w:rPr>
+        <w:rFonts w:hint="default"/>
+        <w:lang w:val="ru-RU" w:eastAsia="en-US" w:bidi="ar-SA"/>
+      </w:rPr>
+    </w:lvl>
+  </w:abstractNum>
+  <w:abstractNum w:abstractNumId="2" w15:restartNumberingAfterBreak="0">
+    <w:nsid w:val="76B136AA"/>
+    <w:multiLevelType w:val="multilevel"/>
+    <w:tmpl w:val="C25235E2"/>
+    <w:lvl w:ilvl="0">
+      <w:start w:val="1"/>
+      <w:numFmt w:val="decimal"/>
+      <w:lvlText w:val="%1"/>
+      <w:lvlJc w:val="left"/>
+      <w:pPr>
+        <w:ind w:left="1261" w:hanging="212"/>
+      </w:pPr>
+      <w:rPr>
+        <w:rFonts w:ascii="Times New Roman" w:eastAsia="Times New Roman" w:hAnsi="Times New Roman" w:cs="Times New Roman" w:hint="default"/>
+        <w:b/>
+        <w:bCs/>
+        <w:w w:val="100"/>
+        <w:sz w:val="28"/>
+        <w:szCs w:val="28"/>
+        <w:lang w:val="ru-RU" w:eastAsia="en-US" w:bidi="ar-SA"/>
+      </w:rPr>
+    </w:lvl>
+    <w:lvl w:ilvl="1">
+      <w:start w:val="1"/>
+      <w:numFmt w:val="decimal"/>
+      <w:lvlText w:val="%1.%2"/>
+      <w:lvlJc w:val="left"/>
+      <w:pPr>
+        <w:ind w:left="420" w:hanging="420"/>
+      </w:pPr>
+      <w:rPr>
+        <w:rFonts w:ascii="Times New Roman" w:eastAsia="Times New Roman" w:hAnsi="Times New Roman" w:cs="Times New Roman" w:hint="default"/>
+        <w:b/>
+        <w:bCs/>
+        <w:w w:val="100"/>
+        <w:sz w:val="28"/>
+        <w:szCs w:val="28"/>
+        <w:lang w:val="ru-RU" w:eastAsia="en-US" w:bidi="ar-SA"/>
+      </w:rPr>
+    </w:lvl>
+    <w:lvl w:ilvl="2">
+      <w:numFmt w:val="bullet"/>
+      <w:lvlText w:val="•"/>
+      <w:lvlJc w:val="left"/>
+      <w:pPr>
+        <w:ind w:left="2456" w:hanging="420"/>
+      </w:pPr>
+      <w:rPr>
+        <w:rFonts w:hint="default"/>
+        <w:lang w:val="ru-RU" w:eastAsia="en-US" w:bidi="ar-SA"/>
+      </w:rPr>
+    </w:lvl>
+    <w:lvl w:ilvl="3">
+      <w:numFmt w:val="bullet"/>
+      <w:lvlText w:val="•"/>
+      <w:lvlJc w:val="left"/>
+      <w:pPr>
+        <w:ind w:left="3432" w:hanging="420"/>
+      </w:pPr>
+      <w:rPr>
+        <w:rFonts w:hint="default"/>
+        <w:lang w:val="ru-RU" w:eastAsia="en-US" w:bidi="ar-SA"/>
+      </w:rPr>
+    </w:lvl>
+    <w:lvl w:ilvl="4">
+      <w:numFmt w:val="bullet"/>
+      <w:lvlText w:val="•"/>
+      <w:lvlJc w:val="left"/>
+      <w:pPr>
+        <w:ind w:left="4408" w:hanging="420"/>
+      </w:pPr>
+      <w:rPr>
+        <w:rFonts w:hint="default"/>
+        <w:lang w:val="ru-RU" w:eastAsia="en-US" w:bidi="ar-SA"/>
+      </w:rPr>
+    </w:lvl>
+    <w:lvl w:ilvl="5">
+      <w:numFmt w:val="bullet"/>
+      <w:lvlText w:val="•"/>
+      <w:lvlJc w:val="left"/>
+      <w:pPr>
+        <w:ind w:left="5385" w:hanging="420"/>
+      </w:pPr>
+      <w:rPr>
+        <w:rFonts w:hint="default"/>
+        <w:lang w:val="ru-RU" w:eastAsia="en-US" w:bidi="ar-SA"/>
+      </w:rPr>
+    </w:lvl>
+    <w:lvl w:ilvl="6">
+      <w:numFmt w:val="bullet"/>
+      <w:lvlText w:val="•"/>
+      <w:lvlJc w:val="left"/>
+      <w:pPr>
+        <w:ind w:left="6361" w:hanging="420"/>
+      </w:pPr>
+      <w:rPr>
+        <w:rFonts w:hint="default"/>
+        <w:lang w:val="ru-RU" w:eastAsia="en-US" w:bidi="ar-SA"/>
+      </w:rPr>
+    </w:lvl>
+    <w:lvl w:ilvl="7">
+      <w:numFmt w:val="bullet"/>
+      <w:lvlText w:val="•"/>
+      <w:lvlJc w:val="left"/>
+      <w:pPr>
+        <w:ind w:left="7337" w:hanging="420"/>
+      </w:pPr>
+      <w:rPr>
+        <w:rFonts w:hint="default"/>
+        <w:lang w:val="ru-RU" w:eastAsia="en-US" w:bidi="ar-SA"/>
+      </w:rPr>
+    </w:lvl>
+    <w:lvl w:ilvl="8">
+      <w:numFmt w:val="bullet"/>
+      <w:lvlText w:val="•"/>
+      <w:lvlJc w:val="left"/>
+      <w:pPr>
+        <w:ind w:left="8313" w:hanging="420"/>
+      </w:pPr>
+      <w:rPr>
+        <w:rFonts w:hint="default"/>
+        <w:lang w:val="ru-RU" w:eastAsia="en-US" w:bidi="ar-SA"/>
+      </w:rPr>
+    </w:lvl>
+  </w:abstractNum>
+  <w:abstractNum w:abstractNumId="3" w15:restartNumberingAfterBreak="0">
+    <w:nsid w:val="79591BAA"/>
+    <w:multiLevelType w:val="multilevel"/>
+    <w:tmpl w:val="9A46D9C0"/>
+    <w:lvl w:ilvl="0">
+      <w:start w:val="1"/>
+      <w:numFmt w:val="decimal"/>
+      <w:lvlText w:val="%1."/>
+      <w:lvlJc w:val="left"/>
+      <w:pPr>
+        <w:ind w:left="720" w:hanging="360"/>
+      </w:pPr>
+      <w:rPr>
+        <w:rFonts w:hint="default"/>
+      </w:rPr>
+    </w:lvl>
+    <w:lvl w:ilvl="1">
+      <w:start w:val="1"/>
+      <w:numFmt w:val="decimal"/>
+      <w:isLgl/>
+      <w:lvlText w:val="%1.%2"/>
+      <w:lvlJc w:val="left"/>
+      <w:pPr>
+        <w:ind w:left="720" w:hanging="360"/>
+      </w:pPr>
+      <w:rPr>
+        <w:rFonts w:hint="default"/>
+      </w:rPr>
+    </w:lvl>
+    <w:lvl w:ilvl="2">
+      <w:start w:val="1"/>
+      <w:numFmt w:val="decimal"/>
+      <w:isLgl/>
+      <w:lvlText w:val="%1.%2.%3"/>
+      <w:lvlJc w:val="left"/>
+      <w:pPr>
+        <w:ind w:left="1080" w:hanging="720"/>
+      </w:pPr>
+      <w:rPr>
+        <w:rFonts w:hint="default"/>
+      </w:rPr>
+    </w:lvl>
+    <w:lvl w:ilvl="3">
+      <w:start w:val="1"/>
+      <w:numFmt w:val="decimal"/>
+      <w:isLgl/>
+      <w:lvlText w:val="%1.%2.%3.%4"/>
+      <w:lvlJc w:val="left"/>
+      <w:pPr>
+        <w:ind w:left="1440" w:hanging="1080"/>
+      </w:pPr>
+      <w:rPr>
+        <w:rFonts w:hint="default"/>
+      </w:rPr>
+    </w:lvl>
+    <w:lvl w:ilvl="4">
+      <w:start w:val="1"/>
+      <w:numFmt w:val="decimal"/>
+      <w:isLgl/>
+      <w:lvlText w:val="%1.%2.%3.%4.%5"/>
+      <w:lvlJc w:val="left"/>
+      <w:pPr>
+        <w:ind w:left="1440" w:hanging="1080"/>
+      </w:pPr>
+      <w:rPr>
+        <w:rFonts w:hint="default"/>
+      </w:rPr>
+    </w:lvl>
+    <w:lvl w:ilvl="5">
+      <w:start w:val="1"/>
+      <w:numFmt w:val="decimal"/>
+      <w:isLgl/>
+      <w:lvlText w:val="%1.%2.%3.%4.%5.%6"/>
+      <w:lvlJc w:val="left"/>
+      <w:pPr>
+        <w:ind w:left="1800" w:hanging="1440"/>
+      </w:pPr>
+      <w:rPr>
+        <w:rFonts w:hint="default"/>
+      </w:rPr>
+    </w:lvl>
+    <w:lvl w:ilvl="6">
+      <w:start w:val="1"/>
+      <w:numFmt w:val="decimal"/>
+      <w:isLgl/>
+      <w:lvlText w:val="%1.%2.%3.%4.%5.%6.%7"/>
+      <w:lvlJc w:val="left"/>
+      <w:pPr>
+        <w:ind w:left="1800" w:hanging="1440"/>
+      </w:pPr>
+      <w:rPr>
+        <w:rFonts w:hint="default"/>
+      </w:rPr>
+    </w:lvl>
+    <w:lvl w:ilvl="7">
+      <w:start w:val="1"/>
+      <w:numFmt w:val="decimal"/>
+      <w:isLgl/>
+      <w:lvlText w:val="%1.%2.%3.%4.%5.%6.%7.%8"/>
+      <w:lvlJc w:val="left"/>
+      <w:pPr>
+        <w:ind w:left="2160" w:hanging="1800"/>
+      </w:pPr>
+      <w:rPr>
+        <w:rFonts w:hint="default"/>
+      </w:rPr>
+    </w:lvl>
+    <w:lvl w:ilvl="8">
+      <w:start w:val="1"/>
+      <w:numFmt w:val="decimal"/>
+      <w:isLgl/>
+      <w:lvlText w:val="%1.%2.%3.%4.%5.%6.%7.%8.%9"/>
+      <w:lvlJc w:val="left"/>
+      <w:pPr>
+        <w:ind w:left="2520" w:hanging="2160"/>
+      </w:pPr>
+      <w:rPr>
+        <w:rFonts w:hint="default"/>
+      </w:rPr>
+    </w:lvl>
+  </w:abstractNum>
+  <w:num w:numId="1" w16cid:durableId="487793779">
+    <w:abstractNumId w:val="3"/>
+  </w:num>
+  <w:num w:numId="2" w16cid:durableId="299574844">
+    <w:abstractNumId w:val="2"/>
+  </w:num>
+  <w:num w:numId="3" w16cid:durableId="1599947570">
+    <w:abstractNumId w:val="1"/>
+  </w:num>
+  <w:num w:numId="4" w16cid:durableId="809640578">
+    <w:abstractNumId w:val="0"/>
+  </w:num>
+</w:numbering>
 </file>
 
 <file path=word/styles.xml><?xml version="1.0" encoding="utf-8"?>
@@ -5106,7 +11882,7 @@
   </w:docDefaults>
   <w:latentStyles w:defLockedState="0" w:defUIPriority="99" w:defSemiHidden="0" w:defUnhideWhenUsed="0" w:defQFormat="0" w:count="376">
     <w:lsdException w:name="Normal" w:uiPriority="0" w:qFormat="1"/>
-    <w:lsdException w:name="heading 1" w:uiPriority="9" w:qFormat="1"/>
+    <w:lsdException w:name="heading 1" w:uiPriority="1" w:qFormat="1"/>
     <w:lsdException w:name="heading 2" w:semiHidden="1" w:uiPriority="9" w:unhideWhenUsed="1" w:qFormat="1"/>
     <w:lsdException w:name="heading 3" w:semiHidden="1" w:uiPriority="9" w:unhideWhenUsed="1" w:qFormat="1"/>
     <w:lsdException w:name="heading 4" w:semiHidden="1" w:uiPriority="9" w:unhideWhenUsed="1" w:qFormat="1"/>
@@ -5284,7 +12060,7 @@
     <w:lsdException w:name="Medium Shading 2 Accent 1" w:uiPriority="64"/>
     <w:lsdException w:name="Medium List 1 Accent 1" w:uiPriority="65"/>
     <w:lsdException w:name="Revision" w:semiHidden="1"/>
-    <w:lsdException w:name="List Paragraph" w:uiPriority="34" w:qFormat="1"/>
+    <w:lsdException w:name="List Paragraph" w:uiPriority="1" w:qFormat="1"/>
     <w:lsdException w:name="Quote" w:uiPriority="29" w:qFormat="1"/>
     <w:lsdException w:name="Intense Quote" w:uiPriority="30" w:qFormat="1"/>
     <w:lsdException w:name="Medium List 2 Accent 1" w:uiPriority="66"/>
@@ -5492,7 +12268,7 @@
     <w:basedOn w:val="Normal"/>
     <w:next w:val="Normal"/>
     <w:link w:val="Heading1Char"/>
-    <w:uiPriority w:val="9"/>
+    <w:uiPriority w:val="1"/>
     <w:qFormat/>
     <w:rsid w:val="00AA1D6C"/>
     <w:pPr>
@@ -5715,7 +12491,7 @@
     <w:name w:val="Heading 1 Char"/>
     <w:basedOn w:val="DefaultParagraphFont"/>
     <w:link w:val="Heading1"/>
-    <w:uiPriority w:val="9"/>
+    <w:uiPriority w:val="1"/>
     <w:rsid w:val="00AA1D6C"/>
     <w:rPr>
       <w:rFonts w:asciiTheme="majorHAnsi" w:eastAsiaTheme="majorEastAsia" w:hAnsiTheme="majorHAnsi" w:cstheme="majorBidi"/>
@@ -5930,7 +12706,7 @@
   <w:style w:type="paragraph" w:styleId="ListParagraph">
     <w:name w:val="List Paragraph"/>
     <w:basedOn w:val="Normal"/>
-    <w:uiPriority w:val="34"/>
+    <w:uiPriority w:val="1"/>
     <w:qFormat/>
     <w:rsid w:val="00AA1D6C"/>
     <w:pPr>
@@ -6147,6 +12923,51 @@
       <w:lang w:val="ru-RU"/>
       <w14:ligatures w14:val="none"/>
     </w:rPr>
+  </w:style>
+  <w:style w:type="character" w:customStyle="1" w:styleId="apple-converted-space">
+    <w:name w:val="apple-converted-space"/>
+    <w:basedOn w:val="DefaultParagraphFont"/>
+    <w:rsid w:val="005E054E"/>
+  </w:style>
+  <w:style w:type="character" w:styleId="Strong">
+    <w:name w:val="Strong"/>
+    <w:basedOn w:val="DefaultParagraphFont"/>
+    <w:uiPriority w:val="22"/>
+    <w:qFormat/>
+    <w:rsid w:val="005E054E"/>
+    <w:rPr>
+      <w:b/>
+      <w:bCs/>
+    </w:rPr>
+  </w:style>
+  <w:style w:type="table" w:customStyle="1" w:styleId="TableNormal1">
+    <w:name w:val="Table Normal1"/>
+    <w:uiPriority w:val="2"/>
+    <w:semiHidden/>
+    <w:unhideWhenUsed/>
+    <w:qFormat/>
+    <w:rsid w:val="00C6360C"/>
+    <w:pPr>
+      <w:spacing w:after="0" w:line="240" w:lineRule="auto"/>
+      <w:ind w:firstLine="709"/>
+      <w:jc w:val="both"/>
+    </w:pPr>
+    <w:rPr>
+      <w:kern w:val="0"/>
+      <w:sz w:val="22"/>
+      <w:szCs w:val="22"/>
+      <w:lang w:val="en-US"/>
+      <w14:ligatures w14:val="none"/>
+    </w:rPr>
+    <w:tblPr>
+      <w:tblInd w:w="0" w:type="dxa"/>
+      <w:tblCellMar>
+        <w:top w:w="0" w:type="dxa"/>
+        <w:left w:w="0" w:type="dxa"/>
+        <w:bottom w:w="0" w:type="dxa"/>
+        <w:right w:w="0" w:type="dxa"/>
+      </w:tblCellMar>
+    </w:tblPr>
   </w:style>
 </w:styles>
 </file>

--- a/2025_Бақберген_Бауыржан.docx
+++ b/2025_Бақберген_Бауыржан.docx
@@ -9,6 +9,17 @@
           <w:rFonts w:ascii="Times New Roman" w:hAnsi="Times New Roman" w:cs="Times New Roman"/>
           <w:sz w:val="28"/>
           <w:szCs w:val="28"/>
+          <w:lang w:val="en-US"/>
+        </w:rPr>
+      </w:pPr>
+    </w:p>
+    <w:p>
+      <w:pPr>
+        <w:spacing w:line="240" w:lineRule="auto"/>
+        <w:rPr>
+          <w:rFonts w:ascii="Times New Roman" w:hAnsi="Times New Roman" w:cs="Times New Roman"/>
+          <w:sz w:val="28"/>
+          <w:szCs w:val="28"/>
           <w:lang w:val="kk-KZ"/>
         </w:rPr>
       </w:pPr>
@@ -20,7 +31,7 @@
           <w:szCs w:val="28"/>
         </w:rPr>
         <w:drawing>
-          <wp:anchor distT="0" distB="0" distL="114300" distR="114300" simplePos="0" relativeHeight="251659264" behindDoc="0" locked="0" layoutInCell="1" allowOverlap="1" wp14:anchorId="22ACBB3F" wp14:editId="5A5CD30E">
+          <wp:anchor distT="0" distB="0" distL="114300" distR="114300" simplePos="0" relativeHeight="251659264" behindDoc="0" locked="0" layoutInCell="1" allowOverlap="1" wp14:anchorId="22ACBB3F" wp14:editId="4E4E6BC1">
             <wp:simplePos x="0" y="0"/>
             <wp:positionH relativeFrom="column">
               <wp:posOffset>95852</wp:posOffset>
@@ -419,7 +430,29 @@
           <w:rFonts w:ascii="Times New Roman" w:hAnsi="Times New Roman" w:cs="Times New Roman"/>
           <w:sz w:val="28"/>
           <w:szCs w:val="28"/>
-          <w:lang w:val="kk-KZ"/>
+          <w:lang w:val="en-US"/>
+        </w:rPr>
+      </w:pPr>
+    </w:p>
+    <w:p>
+      <w:pPr>
+        <w:spacing w:line="240" w:lineRule="auto"/>
+        <w:rPr>
+          <w:rFonts w:ascii="Times New Roman" w:hAnsi="Times New Roman" w:cs="Times New Roman"/>
+          <w:sz w:val="28"/>
+          <w:szCs w:val="28"/>
+          <w:lang w:val="en-US"/>
+        </w:rPr>
+      </w:pPr>
+    </w:p>
+    <w:p>
+      <w:pPr>
+        <w:spacing w:line="240" w:lineRule="auto"/>
+        <w:rPr>
+          <w:rFonts w:ascii="Times New Roman" w:hAnsi="Times New Roman" w:cs="Times New Roman"/>
+          <w:sz w:val="28"/>
+          <w:szCs w:val="28"/>
+          <w:lang w:val="en-US"/>
         </w:rPr>
       </w:pPr>
     </w:p>
@@ -438,14 +471,50 @@
     <w:p>
       <w:pPr>
         <w:spacing w:line="240" w:lineRule="auto"/>
-        <w:jc w:val="center"/>
-        <w:rPr>
-          <w:rFonts w:ascii="Times New Roman" w:hAnsi="Times New Roman" w:cs="Times New Roman"/>
-          <w:sz w:val="28"/>
-          <w:szCs w:val="28"/>
-          <w:lang w:val="kk-KZ"/>
-        </w:rPr>
-      </w:pPr>
+        <w:rPr>
+          <w:rFonts w:ascii="Times New Roman" w:hAnsi="Times New Roman" w:cs="Times New Roman"/>
+          <w:sz w:val="28"/>
+          <w:szCs w:val="28"/>
+          <w:lang w:val="kk-KZ"/>
+        </w:rPr>
+      </w:pPr>
+      <w:r>
+        <w:rPr>
+          <w:rFonts w:ascii="Times New Roman" w:hAnsi="Times New Roman" w:cs="Times New Roman"/>
+          <w:sz w:val="28"/>
+          <w:szCs w:val="28"/>
+          <w:lang w:val="en-US"/>
+        </w:rPr>
+        <w:t xml:space="preserve">        </w:t>
+      </w:r>
+      <w:r>
+        <w:rPr>
+          <w:rFonts w:ascii="Times New Roman" w:hAnsi="Times New Roman" w:cs="Times New Roman"/>
+          <w:sz w:val="28"/>
+          <w:szCs w:val="28"/>
+          <w:lang w:val="en-US"/>
+        </w:rPr>
+        <w:tab/>
+      </w:r>
+      <w:r>
+        <w:rPr>
+          <w:rFonts w:ascii="Times New Roman" w:hAnsi="Times New Roman" w:cs="Times New Roman"/>
+          <w:sz w:val="28"/>
+          <w:szCs w:val="28"/>
+          <w:lang w:val="en-US"/>
+        </w:rPr>
+        <w:tab/>
+      </w:r>
+      <w:r>
+        <w:rPr>
+          <w:rFonts w:ascii="Times New Roman" w:hAnsi="Times New Roman" w:cs="Times New Roman"/>
+          <w:sz w:val="28"/>
+          <w:szCs w:val="28"/>
+          <w:lang w:val="en-US"/>
+        </w:rPr>
+        <w:tab/>
+        <w:t xml:space="preserve">                  </w:t>
+      </w:r>
       <w:r>
         <w:rPr>
           <w:rFonts w:ascii="Times New Roman" w:hAnsi="Times New Roman" w:cs="Times New Roman"/>
@@ -476,18 +545,6 @@
           <w:lang w:val="kk-KZ"/>
         </w:rPr>
       </w:pPr>
-    </w:p>
-    <w:p>
-      <w:pPr>
-        <w:spacing w:line="240" w:lineRule="auto"/>
-        <w:jc w:val="center"/>
-        <w:rPr>
-          <w:rFonts w:ascii="Times New Roman" w:hAnsi="Times New Roman" w:cs="Times New Roman"/>
-          <w:sz w:val="28"/>
-          <w:szCs w:val="28"/>
-          <w:lang w:val="kk-KZ"/>
-        </w:rPr>
-      </w:pPr>
       <w:r>
         <w:rPr>
           <w:rFonts w:ascii="Times New Roman" w:hAnsi="Times New Roman" w:cs="Times New Roman"/>
@@ -495,17 +552,18 @@
           <w:sz w:val="28"/>
           <w:szCs w:val="28"/>
         </w:rPr>
+        <w:lastRenderedPageBreak/>
         <w:drawing>
-          <wp:anchor distT="0" distB="0" distL="114300" distR="114300" simplePos="0" relativeHeight="251661312" behindDoc="0" locked="0" layoutInCell="1" allowOverlap="1" wp14:anchorId="3344F050" wp14:editId="22BD9BD3">
+          <wp:anchor distT="0" distB="0" distL="114300" distR="114300" simplePos="0" relativeHeight="251661312" behindDoc="0" locked="0" layoutInCell="1" allowOverlap="1" wp14:anchorId="3344F050" wp14:editId="3CF99824">
             <wp:simplePos x="0" y="0"/>
             <wp:positionH relativeFrom="column">
-              <wp:posOffset>27940</wp:posOffset>
+              <wp:posOffset>-158115</wp:posOffset>
             </wp:positionH>
             <wp:positionV relativeFrom="paragraph">
-              <wp:posOffset>-666115</wp:posOffset>
+              <wp:posOffset>-402590</wp:posOffset>
             </wp:positionV>
-            <wp:extent cx="5751094" cy="1469054"/>
-            <wp:effectExtent l="0" t="0" r="0" b="4445"/>
+            <wp:extent cx="5764193" cy="1472400"/>
+            <wp:effectExtent l="0" t="0" r="0" b="1270"/>
             <wp:wrapNone/>
             <wp:docPr id="1005403086" name="Picture 4"/>
             <wp:cNvGraphicFramePr>
@@ -536,7 +594,7 @@
                   <pic:spPr bwMode="auto">
                     <a:xfrm>
                       <a:off x="0" y="0"/>
-                      <a:ext cx="5751094" cy="1469054"/>
+                      <a:ext cx="5764193" cy="1472400"/>
                     </a:xfrm>
                     <a:prstGeom prst="rect">
                       <a:avLst/>
@@ -555,6 +613,18 @@
           </wp:anchor>
         </w:drawing>
       </w:r>
+    </w:p>
+    <w:p>
+      <w:pPr>
+        <w:spacing w:line="240" w:lineRule="auto"/>
+        <w:jc w:val="center"/>
+        <w:rPr>
+          <w:rFonts w:ascii="Times New Roman" w:hAnsi="Times New Roman" w:cs="Times New Roman"/>
+          <w:sz w:val="28"/>
+          <w:szCs w:val="28"/>
+          <w:lang w:val="kk-KZ"/>
+        </w:rPr>
+      </w:pPr>
     </w:p>
     <w:p>
       <w:pPr>
@@ -1264,18 +1334,47 @@
                 <w:rFonts w:ascii="Times New Roman" w:eastAsia="Times New Roman" w:hAnsi="Times New Roman" w:cs="Times New Roman"/>
                 <w:sz w:val="28"/>
                 <w:szCs w:val="28"/>
+                <w:lang w:val="en-US"/>
+              </w:rPr>
+            </w:pPr>
+          </w:p>
+          <w:p>
+            <w:pPr>
+              <w:widowControl w:val="0"/>
+              <w:tabs>
+                <w:tab w:val="left" w:pos="871"/>
+                <w:tab w:val="left" w:pos="3148"/>
+              </w:tabs>
+              <w:autoSpaceDE w:val="0"/>
+              <w:autoSpaceDN w:val="0"/>
+              <w:spacing w:line="240" w:lineRule="auto"/>
+              <w:jc w:val="center"/>
+              <w:rPr>
+                <w:rFonts w:ascii="Times New Roman" w:eastAsia="Times New Roman" w:hAnsi="Times New Roman" w:cs="Times New Roman"/>
+                <w:sz w:val="28"/>
+                <w:szCs w:val="28"/>
+                <w:lang w:val="en-US"/>
+              </w:rPr>
+            </w:pPr>
+          </w:p>
+          <w:p>
+            <w:pPr>
+              <w:widowControl w:val="0"/>
+              <w:tabs>
+                <w:tab w:val="left" w:pos="871"/>
+                <w:tab w:val="left" w:pos="3148"/>
+              </w:tabs>
+              <w:autoSpaceDE w:val="0"/>
+              <w:autoSpaceDN w:val="0"/>
+              <w:spacing w:line="240" w:lineRule="auto"/>
+              <w:jc w:val="right"/>
+              <w:rPr>
+                <w:rFonts w:ascii="Times New Roman" w:eastAsia="Times New Roman" w:hAnsi="Times New Roman" w:cs="Times New Roman"/>
+                <w:sz w:val="28"/>
+                <w:szCs w:val="28"/>
                 <w:lang w:val="ru-RU"/>
               </w:rPr>
             </w:pPr>
-            <w:r>
-              <w:rPr>
-                <w:rFonts w:ascii="Times New Roman" w:eastAsia="Times New Roman" w:hAnsi="Times New Roman" w:cs="Times New Roman"/>
-                <w:sz w:val="28"/>
-                <w:szCs w:val="28"/>
-                <w:lang w:val="kk-KZ"/>
-              </w:rPr>
-              <w:t xml:space="preserve">                                       </w:t>
-            </w:r>
             <w:r>
               <w:rPr>
                 <w:rFonts w:ascii="Times New Roman" w:eastAsia="Times New Roman" w:hAnsi="Times New Roman" w:cs="Times New Roman"/>
@@ -1724,14 +1823,15 @@
           <w:sz w:val="28"/>
           <w:szCs w:val="28"/>
         </w:rPr>
+        <w:lastRenderedPageBreak/>
         <w:drawing>
-          <wp:anchor distT="0" distB="0" distL="114300" distR="114300" simplePos="0" relativeHeight="251663360" behindDoc="0" locked="0" layoutInCell="1" allowOverlap="1" wp14:anchorId="56CE6719" wp14:editId="5BE2C4A5">
+          <wp:anchor distT="0" distB="0" distL="114300" distR="114300" simplePos="0" relativeHeight="251663360" behindDoc="0" locked="0" layoutInCell="1" allowOverlap="1" wp14:anchorId="56CE6719" wp14:editId="64F50A42">
             <wp:simplePos x="0" y="0"/>
             <wp:positionH relativeFrom="column">
-              <wp:posOffset>27118</wp:posOffset>
+              <wp:posOffset>-88265</wp:posOffset>
             </wp:positionH>
             <wp:positionV relativeFrom="paragraph">
-              <wp:posOffset>-2109209</wp:posOffset>
+              <wp:posOffset>-1981760</wp:posOffset>
             </wp:positionV>
             <wp:extent cx="5751094" cy="1469054"/>
             <wp:effectExtent l="0" t="0" r="0" b="4445"/>
@@ -1791,7 +1891,6 @@
           <w:bCs/>
           <w:sz w:val="28"/>
           <w:szCs w:val="28"/>
-          <w:lang w:val="ru-RU"/>
         </w:rPr>
         <w:t>БЕКІТЕМІН</w:t>
       </w:r>
@@ -1808,57 +1907,16 @@
           <w:rFonts w:ascii="Times New Roman" w:eastAsia="Times New Roman" w:hAnsi="Times New Roman" w:cs="Times New Roman"/>
           <w:sz w:val="28"/>
           <w:szCs w:val="28"/>
-          <w:lang w:val="ru-RU"/>
-        </w:rPr>
-      </w:pPr>
-      <w:r>
-        <w:rPr>
-          <w:rFonts w:ascii="Times New Roman" w:eastAsia="Times New Roman" w:hAnsi="Times New Roman" w:cs="Times New Roman"/>
-          <w:sz w:val="28"/>
-          <w:szCs w:val="28"/>
-          <w:lang w:val="ru-RU"/>
-        </w:rPr>
-        <w:lastRenderedPageBreak/>
-        <w:t>ПИ</w:t>
-      </w:r>
-      <w:r>
-        <w:rPr>
-          <w:rFonts w:ascii="Times New Roman" w:eastAsia="Times New Roman" w:hAnsi="Times New Roman" w:cs="Times New Roman"/>
-          <w:sz w:val="28"/>
-          <w:szCs w:val="28"/>
-          <w:lang w:val="en-US"/>
-        </w:rPr>
-        <w:t xml:space="preserve"> </w:t>
-      </w:r>
-      <w:r>
-        <w:rPr>
-          <w:rFonts w:ascii="Times New Roman" w:eastAsia="Times New Roman" w:hAnsi="Times New Roman" w:cs="Times New Roman"/>
-          <w:sz w:val="28"/>
-          <w:szCs w:val="28"/>
-          <w:lang w:val="ru-RU"/>
-        </w:rPr>
-        <w:t>кафедра</w:t>
-      </w:r>
-      <w:r>
-        <w:rPr>
-          <w:rFonts w:ascii="Times New Roman" w:eastAsia="Times New Roman" w:hAnsi="Times New Roman" w:cs="Times New Roman"/>
-          <w:sz w:val="28"/>
-          <w:szCs w:val="28"/>
-          <w:lang w:val="en-US"/>
-        </w:rPr>
-        <w:t xml:space="preserve"> </w:t>
-      </w:r>
-      <w:proofErr w:type="spellStart"/>
-      <w:r>
-        <w:rPr>
-          <w:rFonts w:ascii="Times New Roman" w:eastAsia="Times New Roman" w:hAnsi="Times New Roman" w:cs="Times New Roman"/>
-          <w:sz w:val="28"/>
-          <w:szCs w:val="28"/>
-          <w:lang w:val="ru-RU"/>
-        </w:rPr>
-        <w:t>меңгірушісі</w:t>
-      </w:r>
-      <w:proofErr w:type="spellEnd"/>
+        </w:rPr>
+      </w:pPr>
+      <w:r>
+        <w:rPr>
+          <w:rFonts w:ascii="Times New Roman" w:eastAsia="Times New Roman" w:hAnsi="Times New Roman" w:cs="Times New Roman"/>
+          <w:sz w:val="28"/>
+          <w:szCs w:val="28"/>
+        </w:rPr>
+        <w:t>ПИ кафедра меңгірушісі</w:t>
+      </w:r>
     </w:p>
     <w:p>
       <w:pPr>
@@ -1872,42 +1930,16 @@
           <w:rFonts w:ascii="Times New Roman" w:eastAsia="Times New Roman" w:hAnsi="Times New Roman" w:cs="Times New Roman"/>
           <w:sz w:val="28"/>
           <w:szCs w:val="28"/>
-          <w:lang w:val="ru-RU"/>
-        </w:rPr>
-      </w:pPr>
-      <w:proofErr w:type="spellStart"/>
-      <w:r>
-        <w:rPr>
-          <w:rFonts w:ascii="Times New Roman" w:eastAsia="Times New Roman" w:hAnsi="Times New Roman" w:cs="Times New Roman"/>
-          <w:sz w:val="28"/>
-          <w:szCs w:val="28"/>
-          <w:lang w:val="ru-RU"/>
-        </w:rPr>
-        <w:t>Тех.ғылым</w:t>
-      </w:r>
-      <w:proofErr w:type="spellEnd"/>
-      <w:r>
-        <w:rPr>
-          <w:rFonts w:ascii="Times New Roman" w:eastAsia="Times New Roman" w:hAnsi="Times New Roman" w:cs="Times New Roman"/>
-          <w:sz w:val="28"/>
-          <w:szCs w:val="28"/>
-          <w:lang w:val="ru-RU"/>
-        </w:rPr>
-        <w:t xml:space="preserve">, </w:t>
-      </w:r>
-      <w:proofErr w:type="spellStart"/>
-      <w:proofErr w:type="gramStart"/>
-      <w:r>
-        <w:rPr>
-          <w:rFonts w:ascii="Times New Roman" w:eastAsia="Times New Roman" w:hAnsi="Times New Roman" w:cs="Times New Roman"/>
-          <w:sz w:val="28"/>
-          <w:szCs w:val="28"/>
-          <w:lang w:val="ru-RU"/>
-        </w:rPr>
-        <w:t>ассоц.профессор</w:t>
-      </w:r>
-      <w:proofErr w:type="spellEnd"/>
-      <w:proofErr w:type="gramEnd"/>
+        </w:rPr>
+      </w:pPr>
+      <w:r>
+        <w:rPr>
+          <w:rFonts w:ascii="Times New Roman" w:eastAsia="Times New Roman" w:hAnsi="Times New Roman" w:cs="Times New Roman"/>
+          <w:sz w:val="28"/>
+          <w:szCs w:val="28"/>
+        </w:rPr>
+        <w:t>Тех.ғылым, ассоц.профессор</w:t>
+      </w:r>
     </w:p>
     <w:p>
       <w:pPr>
@@ -1924,7 +1956,6 @@
           <w:rFonts w:ascii="Times New Roman" w:eastAsia="Times New Roman" w:hAnsi="Times New Roman" w:cs="Times New Roman"/>
           <w:sz w:val="28"/>
           <w:szCs w:val="28"/>
-          <w:lang w:val="ru-RU"/>
         </w:rPr>
       </w:pPr>
       <w:r>
@@ -1933,7 +1964,6 @@
           <w:sz w:val="28"/>
           <w:szCs w:val="28"/>
           <w:u w:val="single"/>
-          <w:lang w:val="ru-RU"/>
         </w:rPr>
         <w:t xml:space="preserve"> </w:t>
       </w:r>
@@ -1943,30 +1973,17 @@
           <w:sz w:val="28"/>
           <w:szCs w:val="28"/>
           <w:u w:val="single"/>
-          <w:lang w:val="ru-RU"/>
-        </w:rPr>
-        <w:tab/>
-      </w:r>
-      <w:r>
-        <w:rPr>
-          <w:rFonts w:ascii="Times New Roman" w:eastAsia="Times New Roman" w:hAnsi="Times New Roman" w:cs="Times New Roman"/>
-          <w:sz w:val="28"/>
-          <w:szCs w:val="28"/>
-          <w:lang w:val="ru-RU"/>
-        </w:rPr>
-        <w:t xml:space="preserve">Ф.Н. </w:t>
-      </w:r>
-      <w:proofErr w:type="spellStart"/>
-      <w:r>
-        <w:rPr>
-          <w:rFonts w:ascii="Times New Roman" w:eastAsia="Times New Roman" w:hAnsi="Times New Roman" w:cs="Times New Roman"/>
-          <w:sz w:val="28"/>
-          <w:szCs w:val="28"/>
-          <w:lang w:val="ru-RU"/>
-        </w:rPr>
-        <w:t>Абдолдина</w:t>
-      </w:r>
-      <w:proofErr w:type="spellEnd"/>
+        </w:rPr>
+        <w:tab/>
+      </w:r>
+      <w:r>
+        <w:rPr>
+          <w:rFonts w:ascii="Times New Roman" w:eastAsia="Times New Roman" w:hAnsi="Times New Roman" w:cs="Times New Roman"/>
+          <w:sz w:val="28"/>
+          <w:szCs w:val="28"/>
+        </w:rPr>
+        <w:t>Ф.Н. Абдолдина</w:t>
+      </w:r>
     </w:p>
     <w:p>
       <w:pPr>
@@ -1984,15 +2001,13 @@
           <w:rFonts w:ascii="Times New Roman" w:eastAsia="Times New Roman" w:hAnsi="Times New Roman" w:cs="Times New Roman"/>
           <w:sz w:val="28"/>
           <w:szCs w:val="28"/>
-          <w:lang w:val="ru-RU"/>
-        </w:rPr>
-      </w:pPr>
-      <w:r>
-        <w:rPr>
-          <w:rFonts w:ascii="Times New Roman" w:eastAsia="Times New Roman" w:hAnsi="Times New Roman" w:cs="Times New Roman"/>
-          <w:sz w:val="28"/>
-          <w:szCs w:val="28"/>
-          <w:lang w:val="ru-RU"/>
+        </w:rPr>
+      </w:pPr>
+      <w:r>
+        <w:rPr>
+          <w:rFonts w:ascii="Times New Roman" w:eastAsia="Times New Roman" w:hAnsi="Times New Roman" w:cs="Times New Roman"/>
+          <w:sz w:val="28"/>
+          <w:szCs w:val="28"/>
         </w:rPr>
         <w:t>«</w:t>
       </w:r>
@@ -2002,16 +2017,14 @@
           <w:sz w:val="28"/>
           <w:szCs w:val="28"/>
           <w:u w:val="single"/>
-          <w:lang w:val="ru-RU"/>
-        </w:rPr>
-        <w:tab/>
-      </w:r>
-      <w:r>
-        <w:rPr>
-          <w:rFonts w:ascii="Times New Roman" w:eastAsia="Times New Roman" w:hAnsi="Times New Roman" w:cs="Times New Roman"/>
-          <w:sz w:val="28"/>
-          <w:szCs w:val="28"/>
-          <w:lang w:val="ru-RU"/>
+        </w:rPr>
+        <w:tab/>
+      </w:r>
+      <w:r>
+        <w:rPr>
+          <w:rFonts w:ascii="Times New Roman" w:eastAsia="Times New Roman" w:hAnsi="Times New Roman" w:cs="Times New Roman"/>
+          <w:sz w:val="28"/>
+          <w:szCs w:val="28"/>
         </w:rPr>
         <w:t>»</w:t>
       </w:r>
@@ -2021,16 +2034,14 @@
           <w:sz w:val="28"/>
           <w:szCs w:val="28"/>
           <w:u w:val="single"/>
-          <w:lang w:val="ru-RU"/>
-        </w:rPr>
-        <w:tab/>
-      </w:r>
-      <w:r>
-        <w:rPr>
-          <w:rFonts w:ascii="Times New Roman" w:eastAsia="Times New Roman" w:hAnsi="Times New Roman" w:cs="Times New Roman"/>
-          <w:sz w:val="28"/>
-          <w:szCs w:val="28"/>
-          <w:lang w:val="ru-RU"/>
+        </w:rPr>
+        <w:tab/>
+      </w:r>
+      <w:r>
+        <w:rPr>
+          <w:rFonts w:ascii="Times New Roman" w:eastAsia="Times New Roman" w:hAnsi="Times New Roman" w:cs="Times New Roman"/>
+          <w:sz w:val="28"/>
+          <w:szCs w:val="28"/>
         </w:rPr>
         <w:t>_2025 ж.</w:t>
       </w:r>
@@ -2051,74 +2062,33 @@
           <w:bCs/>
           <w:sz w:val="28"/>
           <w:szCs w:val="28"/>
-          <w:lang w:val="ru-RU"/>
-        </w:rPr>
-      </w:pPr>
-      <w:r>
-        <w:rPr>
-          <w:rFonts w:ascii="Times New Roman" w:eastAsia="Times New Roman" w:hAnsi="Times New Roman" w:cs="Times New Roman"/>
-          <w:sz w:val="28"/>
-          <w:szCs w:val="28"/>
-          <w:lang w:val="ru-RU"/>
-        </w:rPr>
-        <w:tab/>
-      </w:r>
-      <w:r>
-        <w:rPr>
-          <w:rFonts w:ascii="Times New Roman" w:eastAsia="Times New Roman" w:hAnsi="Times New Roman" w:cs="Times New Roman"/>
-          <w:sz w:val="28"/>
-          <w:szCs w:val="28"/>
-          <w:lang w:val="ru-RU"/>
-        </w:rPr>
-        <w:tab/>
-      </w:r>
-      <w:proofErr w:type="spellStart"/>
-      <w:r>
-        <w:rPr>
-          <w:rFonts w:ascii="Times New Roman" w:eastAsia="Times New Roman" w:hAnsi="Times New Roman" w:cs="Times New Roman"/>
-          <w:b/>
-          <w:bCs/>
-          <w:sz w:val="28"/>
-          <w:szCs w:val="28"/>
-          <w:lang w:val="ru-RU"/>
-        </w:rPr>
-        <w:t>Дипломдық</w:t>
-      </w:r>
-      <w:proofErr w:type="spellEnd"/>
-      <w:r>
-        <w:rPr>
-          <w:rFonts w:ascii="Times New Roman" w:eastAsia="Times New Roman" w:hAnsi="Times New Roman" w:cs="Times New Roman"/>
-          <w:b/>
-          <w:bCs/>
-          <w:sz w:val="28"/>
-          <w:szCs w:val="28"/>
-          <w:lang w:val="ru-RU"/>
-        </w:rPr>
-        <w:t xml:space="preserve"> жобаны </w:t>
-      </w:r>
-      <w:proofErr w:type="spellStart"/>
-      <w:r>
-        <w:rPr>
-          <w:rFonts w:ascii="Times New Roman" w:eastAsia="Times New Roman" w:hAnsi="Times New Roman" w:cs="Times New Roman"/>
-          <w:b/>
-          <w:bCs/>
-          <w:sz w:val="28"/>
-          <w:szCs w:val="28"/>
-          <w:lang w:val="ru-RU"/>
-        </w:rPr>
-        <w:t>орындауға</w:t>
-      </w:r>
-      <w:proofErr w:type="spellEnd"/>
-      <w:r>
-        <w:rPr>
-          <w:rFonts w:ascii="Times New Roman" w:eastAsia="Times New Roman" w:hAnsi="Times New Roman" w:cs="Times New Roman"/>
-          <w:b/>
-          <w:bCs/>
-          <w:sz w:val="28"/>
-          <w:szCs w:val="28"/>
-          <w:lang w:val="ru-RU"/>
-        </w:rPr>
-        <w:t xml:space="preserve"> </w:t>
+        </w:rPr>
+      </w:pPr>
+      <w:r>
+        <w:rPr>
+          <w:rFonts w:ascii="Times New Roman" w:eastAsia="Times New Roman" w:hAnsi="Times New Roman" w:cs="Times New Roman"/>
+          <w:sz w:val="28"/>
+          <w:szCs w:val="28"/>
+        </w:rPr>
+        <w:tab/>
+      </w:r>
+      <w:r>
+        <w:rPr>
+          <w:rFonts w:ascii="Times New Roman" w:eastAsia="Times New Roman" w:hAnsi="Times New Roman" w:cs="Times New Roman"/>
+          <w:sz w:val="28"/>
+          <w:szCs w:val="28"/>
+        </w:rPr>
+        <w:tab/>
+      </w:r>
+      <w:r>
+        <w:rPr>
+          <w:rFonts w:ascii="Times New Roman" w:eastAsia="Times New Roman" w:hAnsi="Times New Roman" w:cs="Times New Roman"/>
+          <w:b/>
+          <w:bCs/>
+          <w:sz w:val="28"/>
+          <w:szCs w:val="28"/>
+        </w:rPr>
+        <w:t xml:space="preserve">Дипломдық жобаны орындауға </w:t>
       </w:r>
     </w:p>
     <w:p>
@@ -2137,28 +2107,25 @@
           <w:bCs/>
           <w:sz w:val="28"/>
           <w:szCs w:val="28"/>
-          <w:lang w:val="ru-RU"/>
-        </w:rPr>
-      </w:pPr>
-      <w:r>
-        <w:rPr>
-          <w:rFonts w:ascii="Times New Roman" w:eastAsia="Times New Roman" w:hAnsi="Times New Roman" w:cs="Times New Roman"/>
-          <w:b/>
-          <w:bCs/>
-          <w:sz w:val="28"/>
-          <w:szCs w:val="28"/>
-          <w:lang w:val="ru-RU"/>
-        </w:rPr>
-        <w:tab/>
-      </w:r>
-      <w:r>
-        <w:rPr>
-          <w:rFonts w:ascii="Times New Roman" w:eastAsia="Times New Roman" w:hAnsi="Times New Roman" w:cs="Times New Roman"/>
-          <w:b/>
-          <w:bCs/>
-          <w:sz w:val="28"/>
-          <w:szCs w:val="28"/>
-          <w:lang w:val="ru-RU"/>
+        </w:rPr>
+      </w:pPr>
+      <w:r>
+        <w:rPr>
+          <w:rFonts w:ascii="Times New Roman" w:eastAsia="Times New Roman" w:hAnsi="Times New Roman" w:cs="Times New Roman"/>
+          <w:b/>
+          <w:bCs/>
+          <w:sz w:val="28"/>
+          <w:szCs w:val="28"/>
+        </w:rPr>
+        <w:tab/>
+      </w:r>
+      <w:r>
+        <w:rPr>
+          <w:rFonts w:ascii="Times New Roman" w:eastAsia="Times New Roman" w:hAnsi="Times New Roman" w:cs="Times New Roman"/>
+          <w:b/>
+          <w:bCs/>
+          <w:sz w:val="28"/>
+          <w:szCs w:val="28"/>
         </w:rPr>
         <w:tab/>
         <w:t xml:space="preserve">             ТАПСЫРМА</w:t>
@@ -2178,68 +2145,15 @@
           <w:rFonts w:ascii="Times New Roman" w:eastAsia="Times New Roman" w:hAnsi="Times New Roman" w:cs="Times New Roman"/>
           <w:sz w:val="28"/>
           <w:szCs w:val="28"/>
-          <w:lang w:val="ru-RU"/>
-        </w:rPr>
-      </w:pPr>
-      <w:proofErr w:type="spellStart"/>
-      <w:r>
-        <w:rPr>
-          <w:rFonts w:ascii="Times New Roman" w:eastAsia="Times New Roman" w:hAnsi="Times New Roman" w:cs="Times New Roman"/>
-          <w:sz w:val="28"/>
-          <w:szCs w:val="28"/>
-          <w:lang w:val="ru-RU"/>
-        </w:rPr>
-        <w:t>Білім</w:t>
-      </w:r>
-      <w:proofErr w:type="spellEnd"/>
-      <w:r>
-        <w:rPr>
-          <w:rFonts w:ascii="Times New Roman" w:eastAsia="Times New Roman" w:hAnsi="Times New Roman" w:cs="Times New Roman"/>
-          <w:sz w:val="28"/>
-          <w:szCs w:val="28"/>
-          <w:lang w:val="ru-RU"/>
-        </w:rPr>
-        <w:t xml:space="preserve"> </w:t>
-      </w:r>
-      <w:proofErr w:type="spellStart"/>
-      <w:r>
-        <w:rPr>
-          <w:rFonts w:ascii="Times New Roman" w:eastAsia="Times New Roman" w:hAnsi="Times New Roman" w:cs="Times New Roman"/>
-          <w:sz w:val="28"/>
-          <w:szCs w:val="28"/>
-          <w:lang w:val="ru-RU"/>
-        </w:rPr>
-        <w:t>алушыға</w:t>
-      </w:r>
-      <w:proofErr w:type="spellEnd"/>
-      <w:r>
-        <w:rPr>
-          <w:rFonts w:ascii="Times New Roman" w:eastAsia="Times New Roman" w:hAnsi="Times New Roman" w:cs="Times New Roman"/>
-          <w:sz w:val="28"/>
-          <w:szCs w:val="28"/>
-          <w:lang w:val="ru-RU"/>
-        </w:rPr>
-        <w:t xml:space="preserve"> </w:t>
-      </w:r>
-      <w:proofErr w:type="spellStart"/>
-      <w:r>
-        <w:rPr>
-          <w:rFonts w:ascii="Times New Roman" w:eastAsia="Times New Roman" w:hAnsi="Times New Roman" w:cs="Times New Roman"/>
-          <w:sz w:val="28"/>
-          <w:szCs w:val="28"/>
-          <w:lang w:val="ru-RU"/>
-        </w:rPr>
-        <w:t>Бақберген</w:t>
-      </w:r>
-      <w:proofErr w:type="spellEnd"/>
-      <w:r>
-        <w:rPr>
-          <w:rFonts w:ascii="Times New Roman" w:eastAsia="Times New Roman" w:hAnsi="Times New Roman" w:cs="Times New Roman"/>
-          <w:sz w:val="28"/>
-          <w:szCs w:val="28"/>
-          <w:lang w:val="ru-RU"/>
-        </w:rPr>
-        <w:t xml:space="preserve"> Бауыржан</w:t>
+        </w:rPr>
+      </w:pPr>
+      <w:r>
+        <w:rPr>
+          <w:rFonts w:ascii="Times New Roman" w:eastAsia="Times New Roman" w:hAnsi="Times New Roman" w:cs="Times New Roman"/>
+          <w:sz w:val="28"/>
+          <w:szCs w:val="28"/>
+        </w:rPr>
+        <w:t>Білім алушыға Бақберген Бауыржан</w:t>
       </w:r>
     </w:p>
     <w:p>
@@ -3057,9 +2971,8 @@
           <w:szCs w:val="28"/>
           <w:lang w:val="ru-RU"/>
         </w:rPr>
-        <w:t>_13__</w:t>
-      </w:r>
-      <w:proofErr w:type="gramStart"/>
+        <w:t>_13___</w:t>
+      </w:r>
       <w:r>
         <w:rPr>
           <w:rFonts w:ascii="Times New Roman" w:eastAsia="Times New Roman" w:hAnsi="Times New Roman" w:cs="Times New Roman"/>
@@ -3068,7 +2981,7 @@
           <w:szCs w:val="28"/>
           <w:lang w:val="ru-RU"/>
         </w:rPr>
-        <w:t xml:space="preserve">_ </w:t>
+        <w:t xml:space="preserve"> </w:t>
       </w:r>
       <w:r>
         <w:rPr>
@@ -3078,18 +2991,7 @@
           <w:szCs w:val="28"/>
           <w:lang w:val="kk-KZ"/>
         </w:rPr>
-        <w:t xml:space="preserve"> слайдпен</w:t>
-      </w:r>
-      <w:proofErr w:type="gramEnd"/>
-      <w:r>
-        <w:rPr>
-          <w:rFonts w:ascii="Times New Roman" w:eastAsia="Times New Roman" w:hAnsi="Times New Roman" w:cs="Times New Roman"/>
-          <w:i/>
-          <w:sz w:val="28"/>
-          <w:szCs w:val="28"/>
-          <w:lang w:val="kk-KZ"/>
-        </w:rPr>
-        <w:t xml:space="preserve"> берілген құжат түрінде ұсынылған. Ұсынылған негізгі әдебиеттер: __20__ пайдаланылған әдебиеттер тізімінен. Ұсынылған негізгі әдебиеттер: __20__ төленген әдебиеттер жүйесінен</w:t>
+        <w:t>слайдпен берілген құжат түрінде ұсынылған. Ұсынылған негізгі әдебиеттер: __20__ пайдаланылған әдебиеттер тізімінен. Ұсынылған негізгі әдебиеттер: __20__ төленген әдебиеттер жүйесінен</w:t>
       </w:r>
     </w:p>
     <w:p>
@@ -3099,16 +3001,50 @@
           <w:rFonts w:ascii="Times New Roman" w:eastAsia="Calibri" w:hAnsi="Times New Roman" w:cs="Times New Roman"/>
           <w:sz w:val="28"/>
           <w:szCs w:val="28"/>
-          <w:lang w:val="kk-KZ"/>
-        </w:rPr>
-      </w:pPr>
-      <w:r>
+          <w:lang w:val="en-US"/>
+        </w:rPr>
+      </w:pPr>
+    </w:p>
+    <w:p>
+      <w:pPr>
+        <w:jc w:val="center"/>
         <w:rPr>
           <w:rFonts w:ascii="Times New Roman" w:eastAsia="Calibri" w:hAnsi="Times New Roman" w:cs="Times New Roman"/>
           <w:sz w:val="28"/>
           <w:szCs w:val="28"/>
-          <w:lang w:val="kk-KZ"/>
-        </w:rPr>
+          <w:lang w:val="en-US"/>
+        </w:rPr>
+      </w:pPr>
+    </w:p>
+    <w:p>
+      <w:pPr>
+        <w:jc w:val="center"/>
+        <w:rPr>
+          <w:rFonts w:ascii="Times New Roman" w:eastAsia="Calibri" w:hAnsi="Times New Roman" w:cs="Times New Roman"/>
+          <w:sz w:val="28"/>
+          <w:szCs w:val="28"/>
+          <w:lang w:val="en-US"/>
+        </w:rPr>
+      </w:pPr>
+    </w:p>
+    <w:p>
+      <w:pPr>
+        <w:jc w:val="center"/>
+        <w:rPr>
+          <w:rFonts w:ascii="Times New Roman" w:eastAsia="Calibri" w:hAnsi="Times New Roman" w:cs="Times New Roman"/>
+          <w:sz w:val="28"/>
+          <w:szCs w:val="28"/>
+          <w:lang w:val="kk-KZ"/>
+        </w:rPr>
+      </w:pPr>
+      <w:r>
+        <w:rPr>
+          <w:rFonts w:ascii="Times New Roman" w:eastAsia="Calibri" w:hAnsi="Times New Roman" w:cs="Times New Roman"/>
+          <w:sz w:val="28"/>
+          <w:szCs w:val="28"/>
+          <w:lang w:val="kk-KZ"/>
+        </w:rPr>
+        <w:lastRenderedPageBreak/>
         <w:t>Дипломдық жобаны орындау</w:t>
       </w:r>
     </w:p>
@@ -3334,28 +3270,7 @@
                 <w:b w:val="0"/>
                 <w:lang w:val="en-KZ"/>
               </w:rPr>
-              <w:t>1.</w:t>
-            </w:r>
-            <w:r>
-              <w:rPr>
-                <w:b w:val="0"/>
-                <w:lang w:val="en-KZ"/>
-              </w:rPr>
-              <w:t>Дипломдық жобаға</w:t>
-            </w:r>
-            <w:r>
-              <w:rPr>
-                <w:b w:val="0"/>
-                <w:lang w:val="en-KZ"/>
-              </w:rPr>
-              <w:t xml:space="preserve"> </w:t>
-            </w:r>
-            <w:r>
-              <w:rPr>
-                <w:b w:val="0"/>
-                <w:lang w:val="en-KZ"/>
-              </w:rPr>
-              <w:t>қатысты ақпарат кө</w:t>
+              <w:t>1.Дипломдық жобаға қатысты ақпарат кө</w:t>
             </w:r>
             <w:proofErr w:type="spellStart"/>
             <w:r>
@@ -3409,15 +3324,7 @@
                 <w:bCs/>
                 <w:lang w:val="kk-KZ"/>
               </w:rPr>
-              <w:t>Орындалды</w:t>
-            </w:r>
-            <w:r>
-              <w:rPr>
-                <w:b w:val="0"/>
-                <w:bCs/>
-                <w:lang w:val="kk-KZ"/>
-              </w:rPr>
-              <w:t xml:space="preserve"> </w:t>
+              <w:t xml:space="preserve">Орындалды </w:t>
             </w:r>
           </w:p>
         </w:tc>
@@ -3529,7 +3436,6 @@
               <w:rPr>
                 <w:b w:val="0"/>
               </w:rPr>
-              <w:lastRenderedPageBreak/>
               <w:t>3</w:t>
             </w:r>
             <w:r>
@@ -3544,14 +3450,7 @@
                 <w:b w:val="0"/>
                 <w:lang w:val="kk-KZ"/>
               </w:rPr>
-              <w:t> </w:t>
-            </w:r>
-            <w:r>
-              <w:rPr>
-                <w:b w:val="0"/>
-                <w:lang w:val="kk-KZ"/>
-              </w:rPr>
-              <w:t>Мәліметтер базасымен жұмыс жасау</w:t>
+              <w:t> Мәліметтер базасымен жұмыс жасау</w:t>
             </w:r>
             <w:r>
               <w:rPr>
@@ -3774,21 +3673,7 @@
                 <w:b w:val="0"/>
                 <w:lang w:val="en-KZ"/>
               </w:rPr>
-              <w:t>6.</w:t>
-            </w:r>
-            <w:r>
-              <w:rPr>
-                <w:b w:val="0"/>
-                <w:lang w:val="en-KZ"/>
-              </w:rPr>
-              <w:t xml:space="preserve"> Дипломдық жұмысқа түсіндірме жазбасын жазу</w:t>
-            </w:r>
-            <w:r>
-              <w:rPr>
-                <w:b w:val="0"/>
-                <w:lang w:val="en-KZ"/>
-              </w:rPr>
-              <w:t xml:space="preserve"> </w:t>
+              <w:t xml:space="preserve">6. Дипломдық жұмысқа түсіндірме жазбасын жазу </w:t>
             </w:r>
           </w:p>
         </w:tc>
@@ -4311,7 +4196,6 @@
               <w:rPr>
                 <w:sz w:val="28"/>
                 <w:szCs w:val="28"/>
-                <w:highlight w:val="yellow"/>
               </w:rPr>
             </w:pPr>
             <w:proofErr w:type="spellStart"/>
@@ -4319,7 +4203,6 @@
               <w:rPr>
                 <w:sz w:val="28"/>
                 <w:szCs w:val="28"/>
-                <w:highlight w:val="yellow"/>
               </w:rPr>
               <w:t>Ш.А.Рауанұлы</w:t>
             </w:r>
@@ -4337,14 +4220,12 @@
               <w:rPr>
                 <w:sz w:val="28"/>
                 <w:szCs w:val="28"/>
-                <w:highlight w:val="yellow"/>
               </w:rPr>
             </w:pPr>
             <w:r>
               <w:rPr>
                 <w:sz w:val="28"/>
                 <w:szCs w:val="28"/>
-                <w:highlight w:val="yellow"/>
                 <w:lang w:val="kk-KZ"/>
               </w:rPr>
               <w:t>аға оқытушы</w:t>
@@ -4353,7 +4234,6 @@
               <w:rPr>
                 <w:sz w:val="28"/>
                 <w:szCs w:val="28"/>
-                <w:highlight w:val="yellow"/>
               </w:rPr>
               <w:t>, магистр.</w:t>
             </w:r>
@@ -4470,7 +4350,6 @@
                 <w:color w:val="000000"/>
                 <w:sz w:val="27"/>
                 <w:szCs w:val="27"/>
-                <w:highlight w:val="yellow"/>
               </w:rPr>
             </w:pPr>
             <w:proofErr w:type="spellStart"/>
@@ -4479,7 +4358,6 @@
                 <w:color w:val="000000"/>
                 <w:sz w:val="27"/>
                 <w:szCs w:val="27"/>
-                <w:highlight w:val="yellow"/>
               </w:rPr>
               <w:t>Джунусова.С.М</w:t>
             </w:r>
@@ -4497,14 +4375,12 @@
               <w:rPr>
                 <w:sz w:val="28"/>
                 <w:szCs w:val="28"/>
-                <w:highlight w:val="yellow"/>
               </w:rPr>
             </w:pPr>
             <w:r>
               <w:rPr>
                 <w:sz w:val="28"/>
                 <w:szCs w:val="28"/>
-                <w:highlight w:val="yellow"/>
                 <w:lang w:val="kk-KZ"/>
               </w:rPr>
               <w:t>аға оқытушы</w:t>
@@ -4513,7 +4389,6 @@
               <w:rPr>
                 <w:sz w:val="28"/>
                 <w:szCs w:val="28"/>
-                <w:highlight w:val="yellow"/>
               </w:rPr>
               <w:t>, магистр</w:t>
             </w:r>
@@ -4521,7 +4396,6 @@
               <w:rPr>
                 <w:sz w:val="28"/>
                 <w:szCs w:val="28"/>
-                <w:highlight w:val="yellow"/>
               </w:rPr>
               <w:t>.</w:t>
             </w:r>
@@ -4616,7 +4490,6 @@
           <w:rFonts w:ascii="Times New Roman" w:eastAsia="Times New Roman" w:hAnsi="Times New Roman" w:cs="Times New Roman"/>
           <w:sz w:val="28"/>
           <w:szCs w:val="28"/>
-          <w:highlight w:val="yellow"/>
           <w:u w:val="single"/>
           <w:lang w:val="ru-RU"/>
         </w:rPr>
@@ -4628,7 +4501,6 @@
           <w:rFonts w:ascii="Times New Roman" w:eastAsia="Times New Roman" w:hAnsi="Times New Roman" w:cs="Times New Roman"/>
           <w:sz w:val="28"/>
           <w:szCs w:val="28"/>
-          <w:highlight w:val="yellow"/>
           <w:u w:val="single"/>
           <w:lang w:val="ru-RU"/>
         </w:rPr>
@@ -4640,7 +4512,6 @@
           <w:rFonts w:ascii="Times New Roman" w:eastAsia="Times New Roman" w:hAnsi="Times New Roman" w:cs="Times New Roman"/>
           <w:sz w:val="28"/>
           <w:szCs w:val="28"/>
-          <w:highlight w:val="yellow"/>
           <w:u w:val="single"/>
           <w:lang w:val="ru-RU"/>
         </w:rPr>
@@ -4652,55 +4523,10 @@
           <w:rFonts w:ascii="Times New Roman" w:eastAsia="Times New Roman" w:hAnsi="Times New Roman" w:cs="Times New Roman"/>
           <w:sz w:val="28"/>
           <w:szCs w:val="28"/>
-          <w:highlight w:val="yellow"/>
           <w:u w:val="single"/>
           <w:lang w:val="ru-RU"/>
         </w:rPr>
-        <w:t xml:space="preserve">  </w:t>
-      </w:r>
-      <w:r>
-        <w:rPr>
-          <w:rFonts w:ascii="Times New Roman" w:eastAsia="Times New Roman" w:hAnsi="Times New Roman" w:cs="Times New Roman"/>
-          <w:sz w:val="28"/>
-          <w:szCs w:val="28"/>
-          <w:highlight w:val="yellow"/>
-          <w:u w:val="single"/>
-          <w:lang w:val="ru-RU"/>
-        </w:rPr>
-        <w:t xml:space="preserve"> </w:t>
-      </w:r>
-      <w:r>
-        <w:rPr>
-          <w:rFonts w:ascii="Times New Roman" w:eastAsia="Times New Roman" w:hAnsi="Times New Roman" w:cs="Times New Roman"/>
-          <w:sz w:val="28"/>
-          <w:szCs w:val="28"/>
-          <w:highlight w:val="yellow"/>
-          <w:u w:val="single"/>
-          <w:lang w:val="ru-RU"/>
-        </w:rPr>
-        <w:t xml:space="preserve"> </w:t>
-      </w:r>
-      <w:r>
-        <w:rPr>
-          <w:rFonts w:ascii="Times New Roman" w:eastAsia="Times New Roman" w:hAnsi="Times New Roman" w:cs="Times New Roman"/>
-          <w:sz w:val="28"/>
-          <w:szCs w:val="28"/>
-          <w:highlight w:val="yellow"/>
-          <w:u w:val="single"/>
-          <w:lang w:val="ru-RU"/>
-        </w:rPr>
-        <w:t>__________________</w:t>
-      </w:r>
-      <w:r>
-        <w:rPr>
-          <w:rFonts w:ascii="Times New Roman" w:eastAsia="Times New Roman" w:hAnsi="Times New Roman" w:cs="Times New Roman"/>
-          <w:sz w:val="28"/>
-          <w:szCs w:val="28"/>
-          <w:highlight w:val="yellow"/>
-          <w:u w:val="single"/>
-          <w:lang w:val="ru-RU"/>
-        </w:rPr>
-        <w:t xml:space="preserve"> </w:t>
+        <w:t xml:space="preserve">    __________________ </w:t>
       </w:r>
       <w:r>
         <w:rPr>
@@ -4989,6 +4815,45 @@
           <w:bCs/>
           <w:sz w:val="28"/>
           <w:szCs w:val="28"/>
+          <w:lang w:val="en-US"/>
+        </w:rPr>
+      </w:pPr>
+    </w:p>
+    <w:p>
+      <w:pPr>
+        <w:jc w:val="center"/>
+        <w:rPr>
+          <w:rFonts w:ascii="Times New Roman" w:hAnsi="Times New Roman" w:cs="Times New Roman"/>
+          <w:b/>
+          <w:bCs/>
+          <w:sz w:val="28"/>
+          <w:szCs w:val="28"/>
+          <w:lang w:val="en-US"/>
+        </w:rPr>
+      </w:pPr>
+    </w:p>
+    <w:p>
+      <w:pPr>
+        <w:jc w:val="center"/>
+        <w:rPr>
+          <w:rFonts w:ascii="Times New Roman" w:hAnsi="Times New Roman" w:cs="Times New Roman"/>
+          <w:b/>
+          <w:bCs/>
+          <w:sz w:val="28"/>
+          <w:szCs w:val="28"/>
+          <w:lang w:val="en-US"/>
+        </w:rPr>
+      </w:pPr>
+    </w:p>
+    <w:p>
+      <w:pPr>
+        <w:jc w:val="center"/>
+        <w:rPr>
+          <w:rFonts w:ascii="Times New Roman" w:hAnsi="Times New Roman" w:cs="Times New Roman"/>
+          <w:b/>
+          <w:bCs/>
+          <w:sz w:val="28"/>
+          <w:szCs w:val="28"/>
           <w:lang w:val="ru-RU"/>
         </w:rPr>
       </w:pPr>
@@ -5001,6 +4866,7 @@
           <w:szCs w:val="28"/>
           <w:lang w:val="ru-RU"/>
         </w:rPr>
+        <w:lastRenderedPageBreak/>
         <w:t>А</w:t>
       </w:r>
       <w:r>
@@ -5157,7 +5023,6 @@
           <w:szCs w:val="28"/>
           <w:lang w:val="kk-KZ"/>
         </w:rPr>
-        <w:lastRenderedPageBreak/>
         <w:br w:type="page"/>
       </w:r>
     </w:p>
@@ -5171,17 +5036,17 @@
           <w:bCs/>
           <w:sz w:val="28"/>
           <w:szCs w:val="28"/>
-          <w:lang w:val="ru-RU"/>
-        </w:rPr>
-      </w:pPr>
-      <w:r>
-        <w:rPr>
-          <w:rFonts w:ascii="Times New Roman" w:eastAsia="Times New Roman" w:hAnsi="Times New Roman" w:cs="Times New Roman"/>
-          <w:b/>
-          <w:bCs/>
-          <w:sz w:val="28"/>
-          <w:szCs w:val="28"/>
-          <w:lang w:val="ru-RU"/>
+          <w:lang w:val="kk-KZ"/>
+        </w:rPr>
+      </w:pPr>
+      <w:r>
+        <w:rPr>
+          <w:rFonts w:ascii="Times New Roman" w:eastAsia="Times New Roman" w:hAnsi="Times New Roman" w:cs="Times New Roman"/>
+          <w:b/>
+          <w:bCs/>
+          <w:sz w:val="28"/>
+          <w:szCs w:val="28"/>
+          <w:lang w:val="kk-KZ"/>
         </w:rPr>
         <w:lastRenderedPageBreak/>
         <w:t>АҢДАТПА</w:t>
@@ -5193,15 +5058,15 @@
           <w:rFonts w:ascii="Times New Roman" w:hAnsi="Times New Roman" w:cs="Times New Roman"/>
           <w:sz w:val="28"/>
           <w:szCs w:val="28"/>
-          <w:lang w:val="ru-RU"/>
-        </w:rPr>
-      </w:pPr>
-      <w:r>
-        <w:rPr>
-          <w:rFonts w:ascii="Times New Roman" w:hAnsi="Times New Roman" w:cs="Times New Roman"/>
-          <w:sz w:val="28"/>
-          <w:szCs w:val="28"/>
-          <w:lang w:val="ru-RU"/>
+          <w:lang w:val="kk-KZ"/>
+        </w:rPr>
+      </w:pPr>
+      <w:r>
+        <w:rPr>
+          <w:rFonts w:ascii="Times New Roman" w:hAnsi="Times New Roman" w:cs="Times New Roman"/>
+          <w:sz w:val="28"/>
+          <w:szCs w:val="28"/>
+          <w:lang w:val="kk-KZ"/>
         </w:rPr>
         <w:t>«</w:t>
       </w:r>
@@ -5218,7 +5083,7 @@
           <w:rFonts w:ascii="Times New Roman" w:hAnsi="Times New Roman" w:cs="Times New Roman"/>
           <w:sz w:val="28"/>
           <w:szCs w:val="28"/>
-          <w:lang w:val="ru-RU"/>
+          <w:lang w:val="kk-KZ"/>
         </w:rPr>
         <w:t xml:space="preserve"> </w:t>
       </w:r>
@@ -5235,9 +5100,27 @@
           <w:rFonts w:ascii="Times New Roman" w:hAnsi="Times New Roman" w:cs="Times New Roman"/>
           <w:sz w:val="28"/>
           <w:szCs w:val="28"/>
-          <w:lang w:val="ru-RU"/>
-        </w:rPr>
-        <w:t xml:space="preserve">: </w:t>
+          <w:lang w:val="kk-KZ"/>
+        </w:rPr>
+        <w:t>: кітап алмасуға және жеке ұсыныстарға арналған интеллектуалды мобильді</w:t>
+      </w:r>
+      <w:r>
+        <w:rPr>
+          <w:rFonts w:ascii="Times New Roman" w:hAnsi="Times New Roman" w:cs="Times New Roman"/>
+          <w:sz w:val="28"/>
+          <w:szCs w:val="28"/>
+          <w:lang w:val="kk-KZ"/>
+        </w:rPr>
+        <w:t xml:space="preserve"> бағдарлама</w:t>
+      </w:r>
+      <w:r>
+        <w:rPr>
+          <w:rFonts w:ascii="Times New Roman" w:hAnsi="Times New Roman" w:cs="Times New Roman"/>
+          <w:sz w:val="28"/>
+          <w:szCs w:val="28"/>
+          <w:lang w:val="kk-KZ"/>
+        </w:rPr>
+        <w:t xml:space="preserve">» тақырыбындағы дипломдық жоба кітапқұмарлар үшін ыңғайлы және тиімді сервис құруға бағытталған. Қолданба пайдаланушыларға алмасу үшін кітаптарды табуға, жасанды интеллект арқылы қызығушылықтарына сәйкес әдебиеттерді таңдауға және басқа оқырмандармен қарым-қатынас жасауға мүмкіндік береді. Жобаның негізгі мақсаты – кітап алмасу процесін жеңілдететін, кітаптардың </w:t>
       </w:r>
       <w:proofErr w:type="spellStart"/>
       <w:r>
@@ -5245,9 +5128,9 @@
           <w:rFonts w:ascii="Times New Roman" w:hAnsi="Times New Roman" w:cs="Times New Roman"/>
           <w:sz w:val="28"/>
           <w:szCs w:val="28"/>
-          <w:lang w:val="ru-RU"/>
-        </w:rPr>
-        <w:t>кітап</w:t>
+          <w:lang w:val="kk-KZ"/>
+        </w:rPr>
+        <w:t>қолжетімділігін</w:t>
       </w:r>
       <w:proofErr w:type="spellEnd"/>
       <w:r>
@@ -5255,9 +5138,9 @@
           <w:rFonts w:ascii="Times New Roman" w:hAnsi="Times New Roman" w:cs="Times New Roman"/>
           <w:sz w:val="28"/>
           <w:szCs w:val="28"/>
-          <w:lang w:val="ru-RU"/>
-        </w:rPr>
-        <w:t xml:space="preserve"> </w:t>
+          <w:lang w:val="kk-KZ"/>
+        </w:rPr>
+        <w:t xml:space="preserve"> арттыратын және пайдаланушылардың қалауы бойынша </w:t>
       </w:r>
       <w:proofErr w:type="spellStart"/>
       <w:r>
@@ -5265,9 +5148,9 @@
           <w:rFonts w:ascii="Times New Roman" w:hAnsi="Times New Roman" w:cs="Times New Roman"/>
           <w:sz w:val="28"/>
           <w:szCs w:val="28"/>
-          <w:lang w:val="ru-RU"/>
-        </w:rPr>
-        <w:t>алмасуға</w:t>
+          <w:lang w:val="kk-KZ"/>
+        </w:rPr>
+        <w:t>жекелендірілген</w:t>
       </w:r>
       <w:proofErr w:type="spellEnd"/>
       <w:r>
@@ -5275,1419 +5158,30 @@
           <w:rFonts w:ascii="Times New Roman" w:hAnsi="Times New Roman" w:cs="Times New Roman"/>
           <w:sz w:val="28"/>
           <w:szCs w:val="28"/>
-          <w:lang w:val="ru-RU"/>
-        </w:rPr>
-        <w:t xml:space="preserve"> </w:t>
-      </w:r>
-      <w:proofErr w:type="spellStart"/>
-      <w:r>
-        <w:rPr>
-          <w:rFonts w:ascii="Times New Roman" w:hAnsi="Times New Roman" w:cs="Times New Roman"/>
-          <w:sz w:val="28"/>
-          <w:szCs w:val="28"/>
-          <w:lang w:val="ru-RU"/>
-        </w:rPr>
-        <w:t>және</w:t>
-      </w:r>
-      <w:proofErr w:type="spellEnd"/>
-      <w:r>
-        <w:rPr>
-          <w:rFonts w:ascii="Times New Roman" w:hAnsi="Times New Roman" w:cs="Times New Roman"/>
-          <w:sz w:val="28"/>
-          <w:szCs w:val="28"/>
-          <w:lang w:val="ru-RU"/>
-        </w:rPr>
-        <w:t xml:space="preserve"> </w:t>
-      </w:r>
-      <w:proofErr w:type="spellStart"/>
-      <w:r>
-        <w:rPr>
-          <w:rFonts w:ascii="Times New Roman" w:hAnsi="Times New Roman" w:cs="Times New Roman"/>
-          <w:sz w:val="28"/>
-          <w:szCs w:val="28"/>
-          <w:lang w:val="ru-RU"/>
-        </w:rPr>
-        <w:t>жеке</w:t>
-      </w:r>
-      <w:proofErr w:type="spellEnd"/>
-      <w:r>
-        <w:rPr>
-          <w:rFonts w:ascii="Times New Roman" w:hAnsi="Times New Roman" w:cs="Times New Roman"/>
-          <w:sz w:val="28"/>
-          <w:szCs w:val="28"/>
-          <w:lang w:val="ru-RU"/>
-        </w:rPr>
-        <w:t xml:space="preserve"> </w:t>
-      </w:r>
-      <w:proofErr w:type="spellStart"/>
-      <w:r>
-        <w:rPr>
-          <w:rFonts w:ascii="Times New Roman" w:hAnsi="Times New Roman" w:cs="Times New Roman"/>
-          <w:sz w:val="28"/>
-          <w:szCs w:val="28"/>
-          <w:lang w:val="ru-RU"/>
-        </w:rPr>
-        <w:t>ұсыныстарға</w:t>
-      </w:r>
-      <w:proofErr w:type="spellEnd"/>
-      <w:r>
-        <w:rPr>
-          <w:rFonts w:ascii="Times New Roman" w:hAnsi="Times New Roman" w:cs="Times New Roman"/>
-          <w:sz w:val="28"/>
-          <w:szCs w:val="28"/>
-          <w:lang w:val="ru-RU"/>
-        </w:rPr>
-        <w:t xml:space="preserve"> </w:t>
-      </w:r>
-      <w:proofErr w:type="spellStart"/>
-      <w:r>
-        <w:rPr>
-          <w:rFonts w:ascii="Times New Roman" w:hAnsi="Times New Roman" w:cs="Times New Roman"/>
-          <w:sz w:val="28"/>
-          <w:szCs w:val="28"/>
-          <w:lang w:val="ru-RU"/>
-        </w:rPr>
-        <w:t>арналған</w:t>
-      </w:r>
-      <w:proofErr w:type="spellEnd"/>
-      <w:r>
-        <w:rPr>
-          <w:rFonts w:ascii="Times New Roman" w:hAnsi="Times New Roman" w:cs="Times New Roman"/>
-          <w:sz w:val="28"/>
-          <w:szCs w:val="28"/>
-          <w:lang w:val="ru-RU"/>
-        </w:rPr>
-        <w:t xml:space="preserve"> </w:t>
-      </w:r>
-      <w:proofErr w:type="spellStart"/>
-      <w:r>
-        <w:rPr>
-          <w:rFonts w:ascii="Times New Roman" w:hAnsi="Times New Roman" w:cs="Times New Roman"/>
-          <w:sz w:val="28"/>
-          <w:szCs w:val="28"/>
-          <w:lang w:val="ru-RU"/>
-        </w:rPr>
-        <w:t>интеллектуалды</w:t>
-      </w:r>
-      <w:proofErr w:type="spellEnd"/>
-      <w:r>
-        <w:rPr>
-          <w:rFonts w:ascii="Times New Roman" w:hAnsi="Times New Roman" w:cs="Times New Roman"/>
-          <w:sz w:val="28"/>
-          <w:szCs w:val="28"/>
-          <w:lang w:val="ru-RU"/>
-        </w:rPr>
-        <w:t xml:space="preserve"> </w:t>
-      </w:r>
-      <w:proofErr w:type="spellStart"/>
-      <w:r>
-        <w:rPr>
-          <w:rFonts w:ascii="Times New Roman" w:hAnsi="Times New Roman" w:cs="Times New Roman"/>
-          <w:sz w:val="28"/>
-          <w:szCs w:val="28"/>
-          <w:lang w:val="ru-RU"/>
-        </w:rPr>
-        <w:t>мобильді</w:t>
-      </w:r>
-      <w:proofErr w:type="spellEnd"/>
-      <w:r>
-        <w:rPr>
-          <w:rFonts w:ascii="Times New Roman" w:hAnsi="Times New Roman" w:cs="Times New Roman"/>
-          <w:sz w:val="28"/>
-          <w:szCs w:val="28"/>
-          <w:lang w:val="kk-KZ"/>
-        </w:rPr>
-        <w:t xml:space="preserve"> бағдарлама</w:t>
-      </w:r>
-      <w:r>
-        <w:rPr>
-          <w:rFonts w:ascii="Times New Roman" w:hAnsi="Times New Roman" w:cs="Times New Roman"/>
-          <w:sz w:val="28"/>
-          <w:szCs w:val="28"/>
-          <w:lang w:val="ru-RU"/>
-        </w:rPr>
-        <w:t xml:space="preserve">» </w:t>
-      </w:r>
-      <w:proofErr w:type="spellStart"/>
-      <w:r>
-        <w:rPr>
-          <w:rFonts w:ascii="Times New Roman" w:hAnsi="Times New Roman" w:cs="Times New Roman"/>
-          <w:sz w:val="28"/>
-          <w:szCs w:val="28"/>
-          <w:lang w:val="ru-RU"/>
-        </w:rPr>
-        <w:t>тақырыбындағы</w:t>
-      </w:r>
-      <w:proofErr w:type="spellEnd"/>
-      <w:r>
-        <w:rPr>
-          <w:rFonts w:ascii="Times New Roman" w:hAnsi="Times New Roman" w:cs="Times New Roman"/>
-          <w:sz w:val="28"/>
-          <w:szCs w:val="28"/>
-          <w:lang w:val="ru-RU"/>
-        </w:rPr>
-        <w:t xml:space="preserve"> </w:t>
-      </w:r>
-      <w:proofErr w:type="spellStart"/>
-      <w:r>
-        <w:rPr>
-          <w:rFonts w:ascii="Times New Roman" w:hAnsi="Times New Roman" w:cs="Times New Roman"/>
-          <w:sz w:val="28"/>
-          <w:szCs w:val="28"/>
-          <w:lang w:val="ru-RU"/>
-        </w:rPr>
-        <w:t>дипломдық</w:t>
-      </w:r>
-      <w:proofErr w:type="spellEnd"/>
-      <w:r>
-        <w:rPr>
-          <w:rFonts w:ascii="Times New Roman" w:hAnsi="Times New Roman" w:cs="Times New Roman"/>
-          <w:sz w:val="28"/>
-          <w:szCs w:val="28"/>
-          <w:lang w:val="ru-RU"/>
-        </w:rPr>
-        <w:t xml:space="preserve"> </w:t>
-      </w:r>
-      <w:proofErr w:type="spellStart"/>
-      <w:r>
-        <w:rPr>
-          <w:rFonts w:ascii="Times New Roman" w:hAnsi="Times New Roman" w:cs="Times New Roman"/>
-          <w:sz w:val="28"/>
-          <w:szCs w:val="28"/>
-          <w:lang w:val="ru-RU"/>
-        </w:rPr>
-        <w:t>жоба</w:t>
-      </w:r>
-      <w:proofErr w:type="spellEnd"/>
-      <w:r>
-        <w:rPr>
-          <w:rFonts w:ascii="Times New Roman" w:hAnsi="Times New Roman" w:cs="Times New Roman"/>
-          <w:sz w:val="28"/>
-          <w:szCs w:val="28"/>
-          <w:lang w:val="ru-RU"/>
-        </w:rPr>
-        <w:t xml:space="preserve"> </w:t>
-      </w:r>
-      <w:proofErr w:type="spellStart"/>
-      <w:r>
-        <w:rPr>
-          <w:rFonts w:ascii="Times New Roman" w:hAnsi="Times New Roman" w:cs="Times New Roman"/>
-          <w:sz w:val="28"/>
-          <w:szCs w:val="28"/>
-          <w:lang w:val="ru-RU"/>
-        </w:rPr>
-        <w:t>кітапқұмарлар</w:t>
-      </w:r>
-      <w:proofErr w:type="spellEnd"/>
-      <w:r>
-        <w:rPr>
-          <w:rFonts w:ascii="Times New Roman" w:hAnsi="Times New Roman" w:cs="Times New Roman"/>
-          <w:sz w:val="28"/>
-          <w:szCs w:val="28"/>
-          <w:lang w:val="ru-RU"/>
-        </w:rPr>
-        <w:t xml:space="preserve"> </w:t>
-      </w:r>
-      <w:proofErr w:type="spellStart"/>
-      <w:r>
-        <w:rPr>
-          <w:rFonts w:ascii="Times New Roman" w:hAnsi="Times New Roman" w:cs="Times New Roman"/>
-          <w:sz w:val="28"/>
-          <w:szCs w:val="28"/>
-          <w:lang w:val="ru-RU"/>
-        </w:rPr>
-        <w:t>үшін</w:t>
-      </w:r>
-      <w:proofErr w:type="spellEnd"/>
-      <w:r>
-        <w:rPr>
-          <w:rFonts w:ascii="Times New Roman" w:hAnsi="Times New Roman" w:cs="Times New Roman"/>
-          <w:sz w:val="28"/>
-          <w:szCs w:val="28"/>
-          <w:lang w:val="ru-RU"/>
-        </w:rPr>
-        <w:t xml:space="preserve"> </w:t>
-      </w:r>
-      <w:proofErr w:type="spellStart"/>
-      <w:r>
-        <w:rPr>
-          <w:rFonts w:ascii="Times New Roman" w:hAnsi="Times New Roman" w:cs="Times New Roman"/>
-          <w:sz w:val="28"/>
-          <w:szCs w:val="28"/>
-          <w:lang w:val="ru-RU"/>
-        </w:rPr>
-        <w:t>ыңғайлы</w:t>
-      </w:r>
-      <w:proofErr w:type="spellEnd"/>
-      <w:r>
-        <w:rPr>
-          <w:rFonts w:ascii="Times New Roman" w:hAnsi="Times New Roman" w:cs="Times New Roman"/>
-          <w:sz w:val="28"/>
-          <w:szCs w:val="28"/>
-          <w:lang w:val="ru-RU"/>
-        </w:rPr>
-        <w:t xml:space="preserve"> </w:t>
-      </w:r>
-      <w:proofErr w:type="spellStart"/>
-      <w:r>
-        <w:rPr>
-          <w:rFonts w:ascii="Times New Roman" w:hAnsi="Times New Roman" w:cs="Times New Roman"/>
-          <w:sz w:val="28"/>
-          <w:szCs w:val="28"/>
-          <w:lang w:val="ru-RU"/>
-        </w:rPr>
-        <w:t>және</w:t>
-      </w:r>
-      <w:proofErr w:type="spellEnd"/>
-      <w:r>
-        <w:rPr>
-          <w:rFonts w:ascii="Times New Roman" w:hAnsi="Times New Roman" w:cs="Times New Roman"/>
-          <w:sz w:val="28"/>
-          <w:szCs w:val="28"/>
-          <w:lang w:val="ru-RU"/>
-        </w:rPr>
-        <w:t xml:space="preserve"> </w:t>
-      </w:r>
-      <w:proofErr w:type="spellStart"/>
-      <w:r>
-        <w:rPr>
-          <w:rFonts w:ascii="Times New Roman" w:hAnsi="Times New Roman" w:cs="Times New Roman"/>
-          <w:sz w:val="28"/>
-          <w:szCs w:val="28"/>
-          <w:lang w:val="ru-RU"/>
-        </w:rPr>
-        <w:t>тиімді</w:t>
-      </w:r>
-      <w:proofErr w:type="spellEnd"/>
-      <w:r>
-        <w:rPr>
-          <w:rFonts w:ascii="Times New Roman" w:hAnsi="Times New Roman" w:cs="Times New Roman"/>
-          <w:sz w:val="28"/>
-          <w:szCs w:val="28"/>
-          <w:lang w:val="ru-RU"/>
-        </w:rPr>
-        <w:t xml:space="preserve"> сервис </w:t>
-      </w:r>
-      <w:proofErr w:type="spellStart"/>
-      <w:r>
-        <w:rPr>
-          <w:rFonts w:ascii="Times New Roman" w:hAnsi="Times New Roman" w:cs="Times New Roman"/>
-          <w:sz w:val="28"/>
-          <w:szCs w:val="28"/>
-          <w:lang w:val="ru-RU"/>
-        </w:rPr>
-        <w:t>құруға</w:t>
-      </w:r>
-      <w:proofErr w:type="spellEnd"/>
-      <w:r>
-        <w:rPr>
-          <w:rFonts w:ascii="Times New Roman" w:hAnsi="Times New Roman" w:cs="Times New Roman"/>
-          <w:sz w:val="28"/>
-          <w:szCs w:val="28"/>
-          <w:lang w:val="ru-RU"/>
-        </w:rPr>
-        <w:t xml:space="preserve"> </w:t>
-      </w:r>
-      <w:proofErr w:type="spellStart"/>
-      <w:r>
-        <w:rPr>
-          <w:rFonts w:ascii="Times New Roman" w:hAnsi="Times New Roman" w:cs="Times New Roman"/>
-          <w:sz w:val="28"/>
-          <w:szCs w:val="28"/>
-          <w:lang w:val="ru-RU"/>
-        </w:rPr>
-        <w:t>бағытталған</w:t>
-      </w:r>
-      <w:proofErr w:type="spellEnd"/>
-      <w:r>
-        <w:rPr>
-          <w:rFonts w:ascii="Times New Roman" w:hAnsi="Times New Roman" w:cs="Times New Roman"/>
-          <w:sz w:val="28"/>
-          <w:szCs w:val="28"/>
-          <w:lang w:val="ru-RU"/>
-        </w:rPr>
-        <w:t xml:space="preserve">. </w:t>
-      </w:r>
-      <w:proofErr w:type="spellStart"/>
-      <w:r>
-        <w:rPr>
-          <w:rFonts w:ascii="Times New Roman" w:hAnsi="Times New Roman" w:cs="Times New Roman"/>
-          <w:sz w:val="28"/>
-          <w:szCs w:val="28"/>
-          <w:lang w:val="ru-RU"/>
-        </w:rPr>
-        <w:t>Қолданба</w:t>
-      </w:r>
-      <w:proofErr w:type="spellEnd"/>
-      <w:r>
-        <w:rPr>
-          <w:rFonts w:ascii="Times New Roman" w:hAnsi="Times New Roman" w:cs="Times New Roman"/>
-          <w:sz w:val="28"/>
-          <w:szCs w:val="28"/>
-          <w:lang w:val="ru-RU"/>
-        </w:rPr>
-        <w:t xml:space="preserve"> </w:t>
-      </w:r>
-      <w:proofErr w:type="spellStart"/>
-      <w:r>
-        <w:rPr>
-          <w:rFonts w:ascii="Times New Roman" w:hAnsi="Times New Roman" w:cs="Times New Roman"/>
-          <w:sz w:val="28"/>
-          <w:szCs w:val="28"/>
-          <w:lang w:val="ru-RU"/>
-        </w:rPr>
-        <w:t>пайдаланушыларға</w:t>
-      </w:r>
-      <w:proofErr w:type="spellEnd"/>
-      <w:r>
-        <w:rPr>
-          <w:rFonts w:ascii="Times New Roman" w:hAnsi="Times New Roman" w:cs="Times New Roman"/>
-          <w:sz w:val="28"/>
-          <w:szCs w:val="28"/>
-          <w:lang w:val="ru-RU"/>
-        </w:rPr>
-        <w:t xml:space="preserve"> </w:t>
-      </w:r>
-      <w:proofErr w:type="spellStart"/>
-      <w:r>
-        <w:rPr>
-          <w:rFonts w:ascii="Times New Roman" w:hAnsi="Times New Roman" w:cs="Times New Roman"/>
-          <w:sz w:val="28"/>
-          <w:szCs w:val="28"/>
-          <w:lang w:val="ru-RU"/>
-        </w:rPr>
-        <w:t>алмасу</w:t>
-      </w:r>
-      <w:proofErr w:type="spellEnd"/>
-      <w:r>
-        <w:rPr>
-          <w:rFonts w:ascii="Times New Roman" w:hAnsi="Times New Roman" w:cs="Times New Roman"/>
-          <w:sz w:val="28"/>
-          <w:szCs w:val="28"/>
-          <w:lang w:val="ru-RU"/>
-        </w:rPr>
-        <w:t xml:space="preserve"> </w:t>
-      </w:r>
-      <w:proofErr w:type="spellStart"/>
-      <w:r>
-        <w:rPr>
-          <w:rFonts w:ascii="Times New Roman" w:hAnsi="Times New Roman" w:cs="Times New Roman"/>
-          <w:sz w:val="28"/>
-          <w:szCs w:val="28"/>
-          <w:lang w:val="ru-RU"/>
-        </w:rPr>
-        <w:t>үшін</w:t>
-      </w:r>
-      <w:proofErr w:type="spellEnd"/>
-      <w:r>
-        <w:rPr>
-          <w:rFonts w:ascii="Times New Roman" w:hAnsi="Times New Roman" w:cs="Times New Roman"/>
-          <w:sz w:val="28"/>
-          <w:szCs w:val="28"/>
-          <w:lang w:val="ru-RU"/>
-        </w:rPr>
-        <w:t xml:space="preserve"> </w:t>
-      </w:r>
-      <w:proofErr w:type="spellStart"/>
-      <w:r>
-        <w:rPr>
-          <w:rFonts w:ascii="Times New Roman" w:hAnsi="Times New Roman" w:cs="Times New Roman"/>
-          <w:sz w:val="28"/>
-          <w:szCs w:val="28"/>
-          <w:lang w:val="ru-RU"/>
-        </w:rPr>
-        <w:t>кітаптарды</w:t>
-      </w:r>
-      <w:proofErr w:type="spellEnd"/>
-      <w:r>
-        <w:rPr>
-          <w:rFonts w:ascii="Times New Roman" w:hAnsi="Times New Roman" w:cs="Times New Roman"/>
-          <w:sz w:val="28"/>
-          <w:szCs w:val="28"/>
-          <w:lang w:val="ru-RU"/>
-        </w:rPr>
-        <w:t xml:space="preserve"> </w:t>
-      </w:r>
-      <w:proofErr w:type="spellStart"/>
-      <w:r>
-        <w:rPr>
-          <w:rFonts w:ascii="Times New Roman" w:hAnsi="Times New Roman" w:cs="Times New Roman"/>
-          <w:sz w:val="28"/>
-          <w:szCs w:val="28"/>
-          <w:lang w:val="ru-RU"/>
-        </w:rPr>
-        <w:t>табуға</w:t>
-      </w:r>
-      <w:proofErr w:type="spellEnd"/>
-      <w:r>
-        <w:rPr>
-          <w:rFonts w:ascii="Times New Roman" w:hAnsi="Times New Roman" w:cs="Times New Roman"/>
-          <w:sz w:val="28"/>
-          <w:szCs w:val="28"/>
-          <w:lang w:val="ru-RU"/>
-        </w:rPr>
-        <w:t xml:space="preserve">, </w:t>
-      </w:r>
-      <w:proofErr w:type="spellStart"/>
-      <w:r>
-        <w:rPr>
-          <w:rFonts w:ascii="Times New Roman" w:hAnsi="Times New Roman" w:cs="Times New Roman"/>
-          <w:sz w:val="28"/>
-          <w:szCs w:val="28"/>
-          <w:lang w:val="ru-RU"/>
-        </w:rPr>
-        <w:t>жасанды</w:t>
-      </w:r>
-      <w:proofErr w:type="spellEnd"/>
-      <w:r>
-        <w:rPr>
-          <w:rFonts w:ascii="Times New Roman" w:hAnsi="Times New Roman" w:cs="Times New Roman"/>
-          <w:sz w:val="28"/>
-          <w:szCs w:val="28"/>
-          <w:lang w:val="ru-RU"/>
-        </w:rPr>
-        <w:t xml:space="preserve"> интеллект </w:t>
-      </w:r>
-      <w:proofErr w:type="spellStart"/>
-      <w:r>
-        <w:rPr>
-          <w:rFonts w:ascii="Times New Roman" w:hAnsi="Times New Roman" w:cs="Times New Roman"/>
-          <w:sz w:val="28"/>
-          <w:szCs w:val="28"/>
-          <w:lang w:val="ru-RU"/>
-        </w:rPr>
-        <w:t>арқылы</w:t>
-      </w:r>
-      <w:proofErr w:type="spellEnd"/>
-      <w:r>
-        <w:rPr>
-          <w:rFonts w:ascii="Times New Roman" w:hAnsi="Times New Roman" w:cs="Times New Roman"/>
-          <w:sz w:val="28"/>
-          <w:szCs w:val="28"/>
-          <w:lang w:val="ru-RU"/>
-        </w:rPr>
-        <w:t xml:space="preserve"> </w:t>
-      </w:r>
-      <w:proofErr w:type="spellStart"/>
-      <w:r>
-        <w:rPr>
-          <w:rFonts w:ascii="Times New Roman" w:hAnsi="Times New Roman" w:cs="Times New Roman"/>
-          <w:sz w:val="28"/>
-          <w:szCs w:val="28"/>
-          <w:lang w:val="ru-RU"/>
-        </w:rPr>
-        <w:t>қызығушылықтарына</w:t>
-      </w:r>
-      <w:proofErr w:type="spellEnd"/>
-      <w:r>
-        <w:rPr>
-          <w:rFonts w:ascii="Times New Roman" w:hAnsi="Times New Roman" w:cs="Times New Roman"/>
-          <w:sz w:val="28"/>
-          <w:szCs w:val="28"/>
-          <w:lang w:val="ru-RU"/>
-        </w:rPr>
-        <w:t xml:space="preserve"> </w:t>
-      </w:r>
-      <w:proofErr w:type="spellStart"/>
-      <w:r>
-        <w:rPr>
-          <w:rFonts w:ascii="Times New Roman" w:hAnsi="Times New Roman" w:cs="Times New Roman"/>
-          <w:sz w:val="28"/>
-          <w:szCs w:val="28"/>
-          <w:lang w:val="ru-RU"/>
-        </w:rPr>
-        <w:t>сәйкес</w:t>
-      </w:r>
-      <w:proofErr w:type="spellEnd"/>
-      <w:r>
-        <w:rPr>
-          <w:rFonts w:ascii="Times New Roman" w:hAnsi="Times New Roman" w:cs="Times New Roman"/>
-          <w:sz w:val="28"/>
-          <w:szCs w:val="28"/>
-          <w:lang w:val="ru-RU"/>
-        </w:rPr>
-        <w:t xml:space="preserve"> </w:t>
-      </w:r>
-      <w:proofErr w:type="spellStart"/>
-      <w:r>
-        <w:rPr>
-          <w:rFonts w:ascii="Times New Roman" w:hAnsi="Times New Roman" w:cs="Times New Roman"/>
-          <w:sz w:val="28"/>
-          <w:szCs w:val="28"/>
-          <w:lang w:val="ru-RU"/>
-        </w:rPr>
-        <w:t>әдебиеттерді</w:t>
-      </w:r>
-      <w:proofErr w:type="spellEnd"/>
-      <w:r>
-        <w:rPr>
-          <w:rFonts w:ascii="Times New Roman" w:hAnsi="Times New Roman" w:cs="Times New Roman"/>
-          <w:sz w:val="28"/>
-          <w:szCs w:val="28"/>
-          <w:lang w:val="ru-RU"/>
-        </w:rPr>
-        <w:t xml:space="preserve"> </w:t>
-      </w:r>
-      <w:proofErr w:type="spellStart"/>
-      <w:r>
-        <w:rPr>
-          <w:rFonts w:ascii="Times New Roman" w:hAnsi="Times New Roman" w:cs="Times New Roman"/>
-          <w:sz w:val="28"/>
-          <w:szCs w:val="28"/>
-          <w:lang w:val="ru-RU"/>
-        </w:rPr>
-        <w:t>таңдауға</w:t>
-      </w:r>
-      <w:proofErr w:type="spellEnd"/>
-      <w:r>
-        <w:rPr>
-          <w:rFonts w:ascii="Times New Roman" w:hAnsi="Times New Roman" w:cs="Times New Roman"/>
-          <w:sz w:val="28"/>
-          <w:szCs w:val="28"/>
-          <w:lang w:val="ru-RU"/>
-        </w:rPr>
-        <w:t xml:space="preserve"> </w:t>
-      </w:r>
-      <w:proofErr w:type="spellStart"/>
-      <w:r>
-        <w:rPr>
-          <w:rFonts w:ascii="Times New Roman" w:hAnsi="Times New Roman" w:cs="Times New Roman"/>
-          <w:sz w:val="28"/>
-          <w:szCs w:val="28"/>
-          <w:lang w:val="ru-RU"/>
-        </w:rPr>
-        <w:t>және</w:t>
-      </w:r>
-      <w:proofErr w:type="spellEnd"/>
-      <w:r>
-        <w:rPr>
-          <w:rFonts w:ascii="Times New Roman" w:hAnsi="Times New Roman" w:cs="Times New Roman"/>
-          <w:sz w:val="28"/>
-          <w:szCs w:val="28"/>
-          <w:lang w:val="ru-RU"/>
-        </w:rPr>
-        <w:t xml:space="preserve"> </w:t>
-      </w:r>
-      <w:proofErr w:type="spellStart"/>
-      <w:r>
-        <w:rPr>
-          <w:rFonts w:ascii="Times New Roman" w:hAnsi="Times New Roman" w:cs="Times New Roman"/>
-          <w:sz w:val="28"/>
-          <w:szCs w:val="28"/>
-          <w:lang w:val="ru-RU"/>
-        </w:rPr>
-        <w:t>басқа</w:t>
-      </w:r>
-      <w:proofErr w:type="spellEnd"/>
-      <w:r>
-        <w:rPr>
-          <w:rFonts w:ascii="Times New Roman" w:hAnsi="Times New Roman" w:cs="Times New Roman"/>
-          <w:sz w:val="28"/>
-          <w:szCs w:val="28"/>
-          <w:lang w:val="ru-RU"/>
-        </w:rPr>
-        <w:t xml:space="preserve"> </w:t>
-      </w:r>
-      <w:proofErr w:type="spellStart"/>
-      <w:r>
-        <w:rPr>
-          <w:rFonts w:ascii="Times New Roman" w:hAnsi="Times New Roman" w:cs="Times New Roman"/>
-          <w:sz w:val="28"/>
-          <w:szCs w:val="28"/>
-          <w:lang w:val="ru-RU"/>
-        </w:rPr>
-        <w:t>оқырмандармен</w:t>
-      </w:r>
-      <w:proofErr w:type="spellEnd"/>
-      <w:r>
-        <w:rPr>
-          <w:rFonts w:ascii="Times New Roman" w:hAnsi="Times New Roman" w:cs="Times New Roman"/>
-          <w:sz w:val="28"/>
-          <w:szCs w:val="28"/>
-          <w:lang w:val="ru-RU"/>
-        </w:rPr>
-        <w:t xml:space="preserve"> </w:t>
-      </w:r>
-      <w:proofErr w:type="spellStart"/>
-      <w:r>
-        <w:rPr>
-          <w:rFonts w:ascii="Times New Roman" w:hAnsi="Times New Roman" w:cs="Times New Roman"/>
-          <w:sz w:val="28"/>
-          <w:szCs w:val="28"/>
-          <w:lang w:val="ru-RU"/>
-        </w:rPr>
-        <w:t>қарым-қатынас</w:t>
-      </w:r>
-      <w:proofErr w:type="spellEnd"/>
-      <w:r>
-        <w:rPr>
-          <w:rFonts w:ascii="Times New Roman" w:hAnsi="Times New Roman" w:cs="Times New Roman"/>
-          <w:sz w:val="28"/>
-          <w:szCs w:val="28"/>
-          <w:lang w:val="ru-RU"/>
-        </w:rPr>
-        <w:t xml:space="preserve"> </w:t>
-      </w:r>
-      <w:proofErr w:type="spellStart"/>
-      <w:r>
-        <w:rPr>
-          <w:rFonts w:ascii="Times New Roman" w:hAnsi="Times New Roman" w:cs="Times New Roman"/>
-          <w:sz w:val="28"/>
-          <w:szCs w:val="28"/>
-          <w:lang w:val="ru-RU"/>
-        </w:rPr>
-        <w:t>жасауға</w:t>
-      </w:r>
-      <w:proofErr w:type="spellEnd"/>
-      <w:r>
-        <w:rPr>
-          <w:rFonts w:ascii="Times New Roman" w:hAnsi="Times New Roman" w:cs="Times New Roman"/>
-          <w:sz w:val="28"/>
-          <w:szCs w:val="28"/>
-          <w:lang w:val="ru-RU"/>
-        </w:rPr>
-        <w:t xml:space="preserve"> </w:t>
-      </w:r>
-      <w:proofErr w:type="spellStart"/>
-      <w:r>
-        <w:rPr>
-          <w:rFonts w:ascii="Times New Roman" w:hAnsi="Times New Roman" w:cs="Times New Roman"/>
-          <w:sz w:val="28"/>
-          <w:szCs w:val="28"/>
-          <w:lang w:val="ru-RU"/>
-        </w:rPr>
-        <w:t>мүмкіндік</w:t>
-      </w:r>
-      <w:proofErr w:type="spellEnd"/>
-      <w:r>
-        <w:rPr>
-          <w:rFonts w:ascii="Times New Roman" w:hAnsi="Times New Roman" w:cs="Times New Roman"/>
-          <w:sz w:val="28"/>
-          <w:szCs w:val="28"/>
-          <w:lang w:val="ru-RU"/>
-        </w:rPr>
-        <w:t xml:space="preserve"> </w:t>
-      </w:r>
-      <w:proofErr w:type="spellStart"/>
-      <w:r>
-        <w:rPr>
-          <w:rFonts w:ascii="Times New Roman" w:hAnsi="Times New Roman" w:cs="Times New Roman"/>
-          <w:sz w:val="28"/>
-          <w:szCs w:val="28"/>
-          <w:lang w:val="ru-RU"/>
-        </w:rPr>
-        <w:t>береді</w:t>
-      </w:r>
-      <w:proofErr w:type="spellEnd"/>
-      <w:r>
-        <w:rPr>
-          <w:rFonts w:ascii="Times New Roman" w:hAnsi="Times New Roman" w:cs="Times New Roman"/>
-          <w:sz w:val="28"/>
-          <w:szCs w:val="28"/>
-          <w:lang w:val="ru-RU"/>
-        </w:rPr>
-        <w:t xml:space="preserve">. </w:t>
-      </w:r>
-      <w:proofErr w:type="spellStart"/>
-      <w:r>
-        <w:rPr>
-          <w:rFonts w:ascii="Times New Roman" w:hAnsi="Times New Roman" w:cs="Times New Roman"/>
-          <w:sz w:val="28"/>
-          <w:szCs w:val="28"/>
-          <w:lang w:val="ru-RU"/>
-        </w:rPr>
-        <w:t>Жобаның</w:t>
-      </w:r>
-      <w:proofErr w:type="spellEnd"/>
-      <w:r>
-        <w:rPr>
-          <w:rFonts w:ascii="Times New Roman" w:hAnsi="Times New Roman" w:cs="Times New Roman"/>
-          <w:sz w:val="28"/>
-          <w:szCs w:val="28"/>
-          <w:lang w:val="ru-RU"/>
-        </w:rPr>
-        <w:t xml:space="preserve"> </w:t>
-      </w:r>
-      <w:proofErr w:type="spellStart"/>
-      <w:r>
-        <w:rPr>
-          <w:rFonts w:ascii="Times New Roman" w:hAnsi="Times New Roman" w:cs="Times New Roman"/>
-          <w:sz w:val="28"/>
-          <w:szCs w:val="28"/>
-          <w:lang w:val="ru-RU"/>
-        </w:rPr>
-        <w:t>негізгі</w:t>
-      </w:r>
-      <w:proofErr w:type="spellEnd"/>
-      <w:r>
-        <w:rPr>
-          <w:rFonts w:ascii="Times New Roman" w:hAnsi="Times New Roman" w:cs="Times New Roman"/>
-          <w:sz w:val="28"/>
-          <w:szCs w:val="28"/>
-          <w:lang w:val="ru-RU"/>
-        </w:rPr>
-        <w:t xml:space="preserve"> </w:t>
-      </w:r>
-      <w:proofErr w:type="spellStart"/>
-      <w:r>
-        <w:rPr>
-          <w:rFonts w:ascii="Times New Roman" w:hAnsi="Times New Roman" w:cs="Times New Roman"/>
-          <w:sz w:val="28"/>
-          <w:szCs w:val="28"/>
-          <w:lang w:val="ru-RU"/>
-        </w:rPr>
-        <w:t>мақсаты</w:t>
-      </w:r>
-      <w:proofErr w:type="spellEnd"/>
-      <w:r>
-        <w:rPr>
-          <w:rFonts w:ascii="Times New Roman" w:hAnsi="Times New Roman" w:cs="Times New Roman"/>
-          <w:sz w:val="28"/>
-          <w:szCs w:val="28"/>
-          <w:lang w:val="ru-RU"/>
-        </w:rPr>
-        <w:t xml:space="preserve"> – </w:t>
-      </w:r>
-      <w:proofErr w:type="spellStart"/>
-      <w:r>
-        <w:rPr>
-          <w:rFonts w:ascii="Times New Roman" w:hAnsi="Times New Roman" w:cs="Times New Roman"/>
-          <w:sz w:val="28"/>
-          <w:szCs w:val="28"/>
-          <w:lang w:val="ru-RU"/>
-        </w:rPr>
-        <w:t>кітап</w:t>
-      </w:r>
-      <w:proofErr w:type="spellEnd"/>
-      <w:r>
-        <w:rPr>
-          <w:rFonts w:ascii="Times New Roman" w:hAnsi="Times New Roman" w:cs="Times New Roman"/>
-          <w:sz w:val="28"/>
-          <w:szCs w:val="28"/>
-          <w:lang w:val="ru-RU"/>
-        </w:rPr>
-        <w:t xml:space="preserve"> </w:t>
-      </w:r>
-      <w:proofErr w:type="spellStart"/>
-      <w:r>
-        <w:rPr>
-          <w:rFonts w:ascii="Times New Roman" w:hAnsi="Times New Roman" w:cs="Times New Roman"/>
-          <w:sz w:val="28"/>
-          <w:szCs w:val="28"/>
-          <w:lang w:val="ru-RU"/>
-        </w:rPr>
-        <w:t>алмасу</w:t>
-      </w:r>
-      <w:proofErr w:type="spellEnd"/>
-      <w:r>
-        <w:rPr>
-          <w:rFonts w:ascii="Times New Roman" w:hAnsi="Times New Roman" w:cs="Times New Roman"/>
-          <w:sz w:val="28"/>
-          <w:szCs w:val="28"/>
-          <w:lang w:val="ru-RU"/>
-        </w:rPr>
-        <w:t xml:space="preserve"> </w:t>
-      </w:r>
-      <w:proofErr w:type="spellStart"/>
-      <w:r>
-        <w:rPr>
-          <w:rFonts w:ascii="Times New Roman" w:hAnsi="Times New Roman" w:cs="Times New Roman"/>
-          <w:sz w:val="28"/>
-          <w:szCs w:val="28"/>
-          <w:lang w:val="ru-RU"/>
-        </w:rPr>
-        <w:t>процесін</w:t>
-      </w:r>
-      <w:proofErr w:type="spellEnd"/>
-      <w:r>
-        <w:rPr>
-          <w:rFonts w:ascii="Times New Roman" w:hAnsi="Times New Roman" w:cs="Times New Roman"/>
-          <w:sz w:val="28"/>
-          <w:szCs w:val="28"/>
-          <w:lang w:val="ru-RU"/>
-        </w:rPr>
-        <w:t xml:space="preserve"> </w:t>
-      </w:r>
-      <w:proofErr w:type="spellStart"/>
-      <w:r>
-        <w:rPr>
-          <w:rFonts w:ascii="Times New Roman" w:hAnsi="Times New Roman" w:cs="Times New Roman"/>
-          <w:sz w:val="28"/>
-          <w:szCs w:val="28"/>
-          <w:lang w:val="ru-RU"/>
-        </w:rPr>
-        <w:t>жеңілдететін</w:t>
-      </w:r>
-      <w:proofErr w:type="spellEnd"/>
-      <w:r>
-        <w:rPr>
-          <w:rFonts w:ascii="Times New Roman" w:hAnsi="Times New Roman" w:cs="Times New Roman"/>
-          <w:sz w:val="28"/>
-          <w:szCs w:val="28"/>
-          <w:lang w:val="ru-RU"/>
-        </w:rPr>
-        <w:t xml:space="preserve">, </w:t>
-      </w:r>
-      <w:proofErr w:type="spellStart"/>
-      <w:r>
-        <w:rPr>
-          <w:rFonts w:ascii="Times New Roman" w:hAnsi="Times New Roman" w:cs="Times New Roman"/>
-          <w:sz w:val="28"/>
-          <w:szCs w:val="28"/>
-          <w:lang w:val="ru-RU"/>
-        </w:rPr>
-        <w:t>кітаптардың</w:t>
-      </w:r>
-      <w:proofErr w:type="spellEnd"/>
-      <w:r>
-        <w:rPr>
-          <w:rFonts w:ascii="Times New Roman" w:hAnsi="Times New Roman" w:cs="Times New Roman"/>
-          <w:sz w:val="28"/>
-          <w:szCs w:val="28"/>
-          <w:lang w:val="ru-RU"/>
-        </w:rPr>
-        <w:t xml:space="preserve"> </w:t>
-      </w:r>
-      <w:proofErr w:type="spellStart"/>
-      <w:r>
-        <w:rPr>
-          <w:rFonts w:ascii="Times New Roman" w:hAnsi="Times New Roman" w:cs="Times New Roman"/>
-          <w:sz w:val="28"/>
-          <w:szCs w:val="28"/>
-          <w:lang w:val="ru-RU"/>
-        </w:rPr>
-        <w:t>қолжетімділігін</w:t>
-      </w:r>
-      <w:proofErr w:type="spellEnd"/>
-      <w:r>
-        <w:rPr>
-          <w:rFonts w:ascii="Times New Roman" w:hAnsi="Times New Roman" w:cs="Times New Roman"/>
-          <w:sz w:val="28"/>
-          <w:szCs w:val="28"/>
-          <w:lang w:val="ru-RU"/>
-        </w:rPr>
-        <w:t xml:space="preserve"> </w:t>
-      </w:r>
-      <w:proofErr w:type="spellStart"/>
-      <w:r>
-        <w:rPr>
-          <w:rFonts w:ascii="Times New Roman" w:hAnsi="Times New Roman" w:cs="Times New Roman"/>
-          <w:sz w:val="28"/>
-          <w:szCs w:val="28"/>
-          <w:lang w:val="ru-RU"/>
-        </w:rPr>
-        <w:t>арттыратын</w:t>
-      </w:r>
-      <w:proofErr w:type="spellEnd"/>
-      <w:r>
-        <w:rPr>
-          <w:rFonts w:ascii="Times New Roman" w:hAnsi="Times New Roman" w:cs="Times New Roman"/>
-          <w:sz w:val="28"/>
-          <w:szCs w:val="28"/>
-          <w:lang w:val="ru-RU"/>
-        </w:rPr>
-        <w:t xml:space="preserve"> </w:t>
-      </w:r>
-      <w:proofErr w:type="spellStart"/>
-      <w:r>
-        <w:rPr>
-          <w:rFonts w:ascii="Times New Roman" w:hAnsi="Times New Roman" w:cs="Times New Roman"/>
-          <w:sz w:val="28"/>
-          <w:szCs w:val="28"/>
-          <w:lang w:val="ru-RU"/>
-        </w:rPr>
-        <w:t>және</w:t>
-      </w:r>
-      <w:proofErr w:type="spellEnd"/>
-      <w:r>
-        <w:rPr>
-          <w:rFonts w:ascii="Times New Roman" w:hAnsi="Times New Roman" w:cs="Times New Roman"/>
-          <w:sz w:val="28"/>
-          <w:szCs w:val="28"/>
-          <w:lang w:val="ru-RU"/>
-        </w:rPr>
-        <w:t xml:space="preserve"> </w:t>
-      </w:r>
-      <w:proofErr w:type="spellStart"/>
-      <w:r>
-        <w:rPr>
-          <w:rFonts w:ascii="Times New Roman" w:hAnsi="Times New Roman" w:cs="Times New Roman"/>
-          <w:sz w:val="28"/>
-          <w:szCs w:val="28"/>
-          <w:lang w:val="ru-RU"/>
-        </w:rPr>
-        <w:t>пайдаланушылардың</w:t>
-      </w:r>
-      <w:proofErr w:type="spellEnd"/>
-      <w:r>
-        <w:rPr>
-          <w:rFonts w:ascii="Times New Roman" w:hAnsi="Times New Roman" w:cs="Times New Roman"/>
-          <w:sz w:val="28"/>
-          <w:szCs w:val="28"/>
-          <w:lang w:val="ru-RU"/>
-        </w:rPr>
-        <w:t xml:space="preserve"> </w:t>
-      </w:r>
-      <w:proofErr w:type="spellStart"/>
-      <w:r>
-        <w:rPr>
-          <w:rFonts w:ascii="Times New Roman" w:hAnsi="Times New Roman" w:cs="Times New Roman"/>
-          <w:sz w:val="28"/>
-          <w:szCs w:val="28"/>
-          <w:lang w:val="ru-RU"/>
-        </w:rPr>
-        <w:t>қалауы</w:t>
-      </w:r>
-      <w:proofErr w:type="spellEnd"/>
-      <w:r>
-        <w:rPr>
-          <w:rFonts w:ascii="Times New Roman" w:hAnsi="Times New Roman" w:cs="Times New Roman"/>
-          <w:sz w:val="28"/>
-          <w:szCs w:val="28"/>
-          <w:lang w:val="ru-RU"/>
-        </w:rPr>
-        <w:t xml:space="preserve"> </w:t>
-      </w:r>
-      <w:proofErr w:type="spellStart"/>
-      <w:r>
-        <w:rPr>
-          <w:rFonts w:ascii="Times New Roman" w:hAnsi="Times New Roman" w:cs="Times New Roman"/>
-          <w:sz w:val="28"/>
-          <w:szCs w:val="28"/>
-          <w:lang w:val="ru-RU"/>
-        </w:rPr>
-        <w:t>бойынша</w:t>
-      </w:r>
-      <w:proofErr w:type="spellEnd"/>
-      <w:r>
-        <w:rPr>
-          <w:rFonts w:ascii="Times New Roman" w:hAnsi="Times New Roman" w:cs="Times New Roman"/>
-          <w:sz w:val="28"/>
-          <w:szCs w:val="28"/>
-          <w:lang w:val="ru-RU"/>
-        </w:rPr>
-        <w:t xml:space="preserve"> </w:t>
-      </w:r>
-      <w:proofErr w:type="spellStart"/>
-      <w:r>
-        <w:rPr>
-          <w:rFonts w:ascii="Times New Roman" w:hAnsi="Times New Roman" w:cs="Times New Roman"/>
-          <w:sz w:val="28"/>
-          <w:szCs w:val="28"/>
-          <w:lang w:val="ru-RU"/>
-        </w:rPr>
-        <w:t>жекелендірілген</w:t>
-      </w:r>
-      <w:proofErr w:type="spellEnd"/>
-      <w:r>
-        <w:rPr>
-          <w:rFonts w:ascii="Times New Roman" w:hAnsi="Times New Roman" w:cs="Times New Roman"/>
-          <w:sz w:val="28"/>
-          <w:szCs w:val="28"/>
-          <w:lang w:val="ru-RU"/>
-        </w:rPr>
-        <w:t xml:space="preserve"> </w:t>
-      </w:r>
-      <w:proofErr w:type="spellStart"/>
-      <w:r>
-        <w:rPr>
-          <w:rFonts w:ascii="Times New Roman" w:hAnsi="Times New Roman" w:cs="Times New Roman"/>
-          <w:sz w:val="28"/>
-          <w:szCs w:val="28"/>
-          <w:lang w:val="ru-RU"/>
-        </w:rPr>
-        <w:t>ұсыныстарды</w:t>
-      </w:r>
-      <w:proofErr w:type="spellEnd"/>
-      <w:r>
-        <w:rPr>
-          <w:rFonts w:ascii="Times New Roman" w:hAnsi="Times New Roman" w:cs="Times New Roman"/>
-          <w:sz w:val="28"/>
-          <w:szCs w:val="28"/>
-          <w:lang w:val="ru-RU"/>
-        </w:rPr>
-        <w:t xml:space="preserve"> </w:t>
-      </w:r>
-      <w:proofErr w:type="spellStart"/>
-      <w:r>
-        <w:rPr>
-          <w:rFonts w:ascii="Times New Roman" w:hAnsi="Times New Roman" w:cs="Times New Roman"/>
-          <w:sz w:val="28"/>
-          <w:szCs w:val="28"/>
-          <w:lang w:val="ru-RU"/>
-        </w:rPr>
-        <w:t>қалыптастыратын</w:t>
-      </w:r>
-      <w:proofErr w:type="spellEnd"/>
-      <w:r>
-        <w:rPr>
-          <w:rFonts w:ascii="Times New Roman" w:hAnsi="Times New Roman" w:cs="Times New Roman"/>
-          <w:sz w:val="28"/>
-          <w:szCs w:val="28"/>
-          <w:lang w:val="ru-RU"/>
-        </w:rPr>
-        <w:t xml:space="preserve"> </w:t>
-      </w:r>
-      <w:proofErr w:type="spellStart"/>
-      <w:r>
-        <w:rPr>
-          <w:rFonts w:ascii="Times New Roman" w:hAnsi="Times New Roman" w:cs="Times New Roman"/>
-          <w:sz w:val="28"/>
-          <w:szCs w:val="28"/>
-          <w:lang w:val="ru-RU"/>
-        </w:rPr>
-        <w:t>интеллектуалды</w:t>
-      </w:r>
-      <w:proofErr w:type="spellEnd"/>
-      <w:r>
-        <w:rPr>
-          <w:rFonts w:ascii="Times New Roman" w:hAnsi="Times New Roman" w:cs="Times New Roman"/>
-          <w:sz w:val="28"/>
-          <w:szCs w:val="28"/>
-          <w:lang w:val="ru-RU"/>
-        </w:rPr>
-        <w:t xml:space="preserve"> </w:t>
-      </w:r>
-      <w:proofErr w:type="spellStart"/>
-      <w:r>
-        <w:rPr>
-          <w:rFonts w:ascii="Times New Roman" w:hAnsi="Times New Roman" w:cs="Times New Roman"/>
-          <w:sz w:val="28"/>
-          <w:szCs w:val="28"/>
-          <w:lang w:val="ru-RU"/>
-        </w:rPr>
-        <w:t>платформаны</w:t>
-      </w:r>
-      <w:proofErr w:type="spellEnd"/>
-      <w:r>
-        <w:rPr>
-          <w:rFonts w:ascii="Times New Roman" w:hAnsi="Times New Roman" w:cs="Times New Roman"/>
-          <w:sz w:val="28"/>
-          <w:szCs w:val="28"/>
-          <w:lang w:val="ru-RU"/>
-        </w:rPr>
-        <w:t xml:space="preserve"> </w:t>
-      </w:r>
-      <w:proofErr w:type="spellStart"/>
-      <w:r>
-        <w:rPr>
-          <w:rFonts w:ascii="Times New Roman" w:hAnsi="Times New Roman" w:cs="Times New Roman"/>
-          <w:sz w:val="28"/>
-          <w:szCs w:val="28"/>
-          <w:lang w:val="ru-RU"/>
-        </w:rPr>
-        <w:t>дамыту</w:t>
-      </w:r>
-      <w:proofErr w:type="spellEnd"/>
-      <w:r>
-        <w:rPr>
-          <w:rFonts w:ascii="Times New Roman" w:hAnsi="Times New Roman" w:cs="Times New Roman"/>
-          <w:sz w:val="28"/>
-          <w:szCs w:val="28"/>
-          <w:lang w:val="ru-RU"/>
-        </w:rPr>
-        <w:t xml:space="preserve">. </w:t>
-      </w:r>
-      <w:proofErr w:type="spellStart"/>
-      <w:r>
-        <w:rPr>
-          <w:rFonts w:ascii="Times New Roman" w:hAnsi="Times New Roman" w:cs="Times New Roman"/>
-          <w:sz w:val="28"/>
-          <w:szCs w:val="28"/>
-          <w:lang w:val="ru-RU"/>
-        </w:rPr>
-        <w:t>Жасанды</w:t>
-      </w:r>
-      <w:proofErr w:type="spellEnd"/>
-      <w:r>
-        <w:rPr>
-          <w:rFonts w:ascii="Times New Roman" w:hAnsi="Times New Roman" w:cs="Times New Roman"/>
-          <w:sz w:val="28"/>
-          <w:szCs w:val="28"/>
-          <w:lang w:val="ru-RU"/>
-        </w:rPr>
-        <w:t xml:space="preserve"> интеллект </w:t>
-      </w:r>
-      <w:proofErr w:type="spellStart"/>
-      <w:r>
-        <w:rPr>
-          <w:rFonts w:ascii="Times New Roman" w:hAnsi="Times New Roman" w:cs="Times New Roman"/>
-          <w:sz w:val="28"/>
-          <w:szCs w:val="28"/>
-          <w:lang w:val="ru-RU"/>
-        </w:rPr>
-        <w:t>ең</w:t>
-      </w:r>
-      <w:proofErr w:type="spellEnd"/>
-      <w:r>
-        <w:rPr>
-          <w:rFonts w:ascii="Times New Roman" w:hAnsi="Times New Roman" w:cs="Times New Roman"/>
-          <w:sz w:val="28"/>
-          <w:szCs w:val="28"/>
-          <w:lang w:val="ru-RU"/>
-        </w:rPr>
-        <w:t xml:space="preserve"> </w:t>
-      </w:r>
-      <w:proofErr w:type="spellStart"/>
-      <w:r>
-        <w:rPr>
-          <w:rFonts w:ascii="Times New Roman" w:hAnsi="Times New Roman" w:cs="Times New Roman"/>
-          <w:sz w:val="28"/>
-          <w:szCs w:val="28"/>
-          <w:lang w:val="ru-RU"/>
-        </w:rPr>
-        <w:t>өзекті</w:t>
-      </w:r>
-      <w:proofErr w:type="spellEnd"/>
-      <w:r>
-        <w:rPr>
-          <w:rFonts w:ascii="Times New Roman" w:hAnsi="Times New Roman" w:cs="Times New Roman"/>
-          <w:sz w:val="28"/>
-          <w:szCs w:val="28"/>
-          <w:lang w:val="ru-RU"/>
-        </w:rPr>
-        <w:t xml:space="preserve"> </w:t>
-      </w:r>
-      <w:proofErr w:type="spellStart"/>
-      <w:r>
-        <w:rPr>
-          <w:rFonts w:ascii="Times New Roman" w:hAnsi="Times New Roman" w:cs="Times New Roman"/>
-          <w:sz w:val="28"/>
-          <w:szCs w:val="28"/>
-          <w:lang w:val="ru-RU"/>
-        </w:rPr>
-        <w:t>кітаптарды</w:t>
-      </w:r>
-      <w:proofErr w:type="spellEnd"/>
-      <w:r>
-        <w:rPr>
-          <w:rFonts w:ascii="Times New Roman" w:hAnsi="Times New Roman" w:cs="Times New Roman"/>
-          <w:sz w:val="28"/>
-          <w:szCs w:val="28"/>
-          <w:lang w:val="ru-RU"/>
-        </w:rPr>
-        <w:t xml:space="preserve"> </w:t>
-      </w:r>
-      <w:proofErr w:type="spellStart"/>
-      <w:r>
-        <w:rPr>
-          <w:rFonts w:ascii="Times New Roman" w:hAnsi="Times New Roman" w:cs="Times New Roman"/>
-          <w:sz w:val="28"/>
-          <w:szCs w:val="28"/>
-          <w:lang w:val="ru-RU"/>
-        </w:rPr>
-        <w:t>ұсыну</w:t>
-      </w:r>
-      <w:proofErr w:type="spellEnd"/>
-      <w:r>
-        <w:rPr>
-          <w:rFonts w:ascii="Times New Roman" w:hAnsi="Times New Roman" w:cs="Times New Roman"/>
-          <w:sz w:val="28"/>
-          <w:szCs w:val="28"/>
-          <w:lang w:val="ru-RU"/>
-        </w:rPr>
-        <w:t xml:space="preserve"> </w:t>
-      </w:r>
-      <w:proofErr w:type="spellStart"/>
-      <w:r>
-        <w:rPr>
-          <w:rFonts w:ascii="Times New Roman" w:hAnsi="Times New Roman" w:cs="Times New Roman"/>
-          <w:sz w:val="28"/>
-          <w:szCs w:val="28"/>
-          <w:lang w:val="ru-RU"/>
-        </w:rPr>
-        <w:t>үшін</w:t>
-      </w:r>
-      <w:proofErr w:type="spellEnd"/>
-      <w:r>
-        <w:rPr>
-          <w:rFonts w:ascii="Times New Roman" w:hAnsi="Times New Roman" w:cs="Times New Roman"/>
-          <w:sz w:val="28"/>
-          <w:szCs w:val="28"/>
-          <w:lang w:val="ru-RU"/>
-        </w:rPr>
-        <w:t xml:space="preserve"> </w:t>
-      </w:r>
-      <w:proofErr w:type="spellStart"/>
-      <w:r>
-        <w:rPr>
-          <w:rFonts w:ascii="Times New Roman" w:hAnsi="Times New Roman" w:cs="Times New Roman"/>
-          <w:sz w:val="28"/>
-          <w:szCs w:val="28"/>
-          <w:lang w:val="ru-RU"/>
-        </w:rPr>
-        <w:t>оқырмандардың</w:t>
-      </w:r>
-      <w:proofErr w:type="spellEnd"/>
-      <w:r>
-        <w:rPr>
-          <w:rFonts w:ascii="Times New Roman" w:hAnsi="Times New Roman" w:cs="Times New Roman"/>
-          <w:sz w:val="28"/>
-          <w:szCs w:val="28"/>
-          <w:lang w:val="ru-RU"/>
-        </w:rPr>
-        <w:t xml:space="preserve"> </w:t>
-      </w:r>
-      <w:proofErr w:type="spellStart"/>
-      <w:r>
-        <w:rPr>
-          <w:rFonts w:ascii="Times New Roman" w:hAnsi="Times New Roman" w:cs="Times New Roman"/>
-          <w:sz w:val="28"/>
-          <w:szCs w:val="28"/>
-          <w:lang w:val="ru-RU"/>
-        </w:rPr>
-        <w:t>қызығушылықтарын</w:t>
-      </w:r>
-      <w:proofErr w:type="spellEnd"/>
-      <w:r>
-        <w:rPr>
-          <w:rFonts w:ascii="Times New Roman" w:hAnsi="Times New Roman" w:cs="Times New Roman"/>
-          <w:sz w:val="28"/>
-          <w:szCs w:val="28"/>
-          <w:lang w:val="ru-RU"/>
-        </w:rPr>
-        <w:t xml:space="preserve">, </w:t>
-      </w:r>
-      <w:proofErr w:type="spellStart"/>
-      <w:r>
-        <w:rPr>
-          <w:rFonts w:ascii="Times New Roman" w:hAnsi="Times New Roman" w:cs="Times New Roman"/>
-          <w:sz w:val="28"/>
-          <w:szCs w:val="28"/>
-          <w:lang w:val="ru-RU"/>
-        </w:rPr>
-        <w:t>олардың</w:t>
-      </w:r>
-      <w:proofErr w:type="spellEnd"/>
-      <w:r>
-        <w:rPr>
-          <w:rFonts w:ascii="Times New Roman" w:hAnsi="Times New Roman" w:cs="Times New Roman"/>
-          <w:sz w:val="28"/>
-          <w:szCs w:val="28"/>
-          <w:lang w:val="ru-RU"/>
-        </w:rPr>
-        <w:t xml:space="preserve"> </w:t>
-      </w:r>
-      <w:proofErr w:type="spellStart"/>
-      <w:r>
-        <w:rPr>
-          <w:rFonts w:ascii="Times New Roman" w:hAnsi="Times New Roman" w:cs="Times New Roman"/>
-          <w:sz w:val="28"/>
-          <w:szCs w:val="28"/>
-          <w:lang w:val="ru-RU"/>
-        </w:rPr>
-        <w:t>оқу</w:t>
-      </w:r>
-      <w:proofErr w:type="spellEnd"/>
-      <w:r>
-        <w:rPr>
-          <w:rFonts w:ascii="Times New Roman" w:hAnsi="Times New Roman" w:cs="Times New Roman"/>
-          <w:sz w:val="28"/>
-          <w:szCs w:val="28"/>
-          <w:lang w:val="ru-RU"/>
-        </w:rPr>
-        <w:t xml:space="preserve"> </w:t>
-      </w:r>
-      <w:proofErr w:type="spellStart"/>
-      <w:r>
-        <w:rPr>
-          <w:rFonts w:ascii="Times New Roman" w:hAnsi="Times New Roman" w:cs="Times New Roman"/>
-          <w:sz w:val="28"/>
-          <w:szCs w:val="28"/>
-          <w:lang w:val="ru-RU"/>
-        </w:rPr>
-        <w:t>тарихын</w:t>
-      </w:r>
-      <w:proofErr w:type="spellEnd"/>
-      <w:r>
-        <w:rPr>
-          <w:rFonts w:ascii="Times New Roman" w:hAnsi="Times New Roman" w:cs="Times New Roman"/>
-          <w:sz w:val="28"/>
-          <w:szCs w:val="28"/>
-          <w:lang w:val="ru-RU"/>
-        </w:rPr>
-        <w:t xml:space="preserve"> </w:t>
-      </w:r>
-      <w:proofErr w:type="spellStart"/>
-      <w:r>
-        <w:rPr>
-          <w:rFonts w:ascii="Times New Roman" w:hAnsi="Times New Roman" w:cs="Times New Roman"/>
-          <w:sz w:val="28"/>
-          <w:szCs w:val="28"/>
-          <w:lang w:val="ru-RU"/>
-        </w:rPr>
-        <w:t>және</w:t>
-      </w:r>
-      <w:proofErr w:type="spellEnd"/>
-      <w:r>
-        <w:rPr>
-          <w:rFonts w:ascii="Times New Roman" w:hAnsi="Times New Roman" w:cs="Times New Roman"/>
-          <w:sz w:val="28"/>
-          <w:szCs w:val="28"/>
-          <w:lang w:val="ru-RU"/>
-        </w:rPr>
-        <w:t xml:space="preserve"> </w:t>
-      </w:r>
-      <w:proofErr w:type="spellStart"/>
-      <w:r>
-        <w:rPr>
-          <w:rFonts w:ascii="Times New Roman" w:hAnsi="Times New Roman" w:cs="Times New Roman"/>
-          <w:sz w:val="28"/>
-          <w:szCs w:val="28"/>
-          <w:lang w:val="ru-RU"/>
-        </w:rPr>
-        <w:t>шолуларын</w:t>
-      </w:r>
-      <w:proofErr w:type="spellEnd"/>
-      <w:r>
-        <w:rPr>
-          <w:rFonts w:ascii="Times New Roman" w:hAnsi="Times New Roman" w:cs="Times New Roman"/>
-          <w:sz w:val="28"/>
-          <w:szCs w:val="28"/>
-          <w:lang w:val="ru-RU"/>
-        </w:rPr>
-        <w:t xml:space="preserve"> </w:t>
-      </w:r>
-      <w:proofErr w:type="spellStart"/>
-      <w:r>
-        <w:rPr>
-          <w:rFonts w:ascii="Times New Roman" w:hAnsi="Times New Roman" w:cs="Times New Roman"/>
-          <w:sz w:val="28"/>
-          <w:szCs w:val="28"/>
-          <w:lang w:val="ru-RU"/>
-        </w:rPr>
-        <w:t>талдайды</w:t>
-      </w:r>
-      <w:proofErr w:type="spellEnd"/>
-      <w:r>
-        <w:rPr>
-          <w:rFonts w:ascii="Times New Roman" w:hAnsi="Times New Roman" w:cs="Times New Roman"/>
-          <w:sz w:val="28"/>
-          <w:szCs w:val="28"/>
-          <w:lang w:val="ru-RU"/>
-        </w:rPr>
-        <w:t>.</w:t>
-      </w:r>
-    </w:p>
-    <w:p>
-      <w:pPr>
-        <w:rPr>
-          <w:rFonts w:ascii="Times New Roman" w:eastAsia="Times New Roman" w:hAnsi="Times New Roman" w:cs="Times New Roman"/>
-          <w:b/>
-          <w:bCs/>
-          <w:sz w:val="28"/>
-          <w:szCs w:val="28"/>
-          <w:lang w:val="ru-RU"/>
-        </w:rPr>
-      </w:pPr>
-      <w:r>
-        <w:rPr>
-          <w:rFonts w:ascii="Times New Roman" w:eastAsia="Times New Roman" w:hAnsi="Times New Roman" w:cs="Times New Roman"/>
-          <w:b/>
-          <w:bCs/>
-          <w:sz w:val="28"/>
-          <w:szCs w:val="28"/>
-          <w:lang w:val="ru-RU"/>
+          <w:lang w:val="kk-KZ"/>
+        </w:rPr>
+        <w:t xml:space="preserve"> ұсыныстарды қалыптастыратын интеллектуалды платформаны дамыту. Жасанды интеллект ең өзекті кітаптарды ұсыну үшін оқырмандардың қызығушылықтарын, олардың оқу тарихын және шолуларын талдайды.</w:t>
+      </w:r>
+    </w:p>
+    <w:p>
+      <w:pPr>
+        <w:rPr>
+          <w:rFonts w:ascii="Times New Roman" w:eastAsia="Times New Roman" w:hAnsi="Times New Roman" w:cs="Times New Roman"/>
+          <w:b/>
+          <w:bCs/>
+          <w:sz w:val="28"/>
+          <w:szCs w:val="28"/>
+          <w:lang w:val="kk-KZ"/>
+        </w:rPr>
+      </w:pPr>
+      <w:r>
+        <w:rPr>
+          <w:rFonts w:ascii="Times New Roman" w:eastAsia="Times New Roman" w:hAnsi="Times New Roman" w:cs="Times New Roman"/>
+          <w:b/>
+          <w:bCs/>
+          <w:sz w:val="28"/>
+          <w:szCs w:val="28"/>
+          <w:lang w:val="kk-KZ"/>
         </w:rPr>
         <w:br w:type="page"/>
       </w:r>
@@ -6814,7 +5308,7 @@
           <w:szCs w:val="28"/>
           <w:lang w:val="kk-KZ"/>
         </w:rPr>
-        <w:t>the topic</w:t>
+        <w:t>the</w:t>
       </w:r>
       <w:proofErr w:type="spellEnd"/>
       <w:r>
@@ -6824,6 +5318,26 @@
           <w:szCs w:val="28"/>
           <w:lang w:val="kk-KZ"/>
         </w:rPr>
+        <w:t xml:space="preserve"> </w:t>
+      </w:r>
+      <w:proofErr w:type="spellStart"/>
+      <w:r>
+        <w:rPr>
+          <w:rFonts w:ascii="Times New Roman" w:hAnsi="Times New Roman" w:cs="Times New Roman"/>
+          <w:sz w:val="28"/>
+          <w:szCs w:val="28"/>
+          <w:lang w:val="kk-KZ"/>
+        </w:rPr>
+        <w:t>topic</w:t>
+      </w:r>
+      <w:proofErr w:type="spellEnd"/>
+      <w:r>
+        <w:rPr>
+          <w:rFonts w:ascii="Times New Roman" w:hAnsi="Times New Roman" w:cs="Times New Roman"/>
+          <w:sz w:val="28"/>
+          <w:szCs w:val="28"/>
+          <w:lang w:val="kk-KZ"/>
+        </w:rPr>
         <w:t xml:space="preserve"> “</w:t>
       </w:r>
       <w:proofErr w:type="spellStart"/>
@@ -6894,7 +5408,7 @@
           <w:szCs w:val="28"/>
           <w:lang w:val="kk-KZ"/>
         </w:rPr>
-        <w:t>application for book exchange</w:t>
+        <w:t>application</w:t>
       </w:r>
       <w:proofErr w:type="spellEnd"/>
       <w:r>
@@ -6914,6 +5428,66 @@
           <w:szCs w:val="28"/>
           <w:lang w:val="kk-KZ"/>
         </w:rPr>
+        <w:t>for</w:t>
+      </w:r>
+      <w:proofErr w:type="spellEnd"/>
+      <w:r>
+        <w:rPr>
+          <w:rFonts w:ascii="Times New Roman" w:hAnsi="Times New Roman" w:cs="Times New Roman"/>
+          <w:sz w:val="28"/>
+          <w:szCs w:val="28"/>
+          <w:lang w:val="kk-KZ"/>
+        </w:rPr>
+        <w:t xml:space="preserve"> </w:t>
+      </w:r>
+      <w:proofErr w:type="spellStart"/>
+      <w:r>
+        <w:rPr>
+          <w:rFonts w:ascii="Times New Roman" w:hAnsi="Times New Roman" w:cs="Times New Roman"/>
+          <w:sz w:val="28"/>
+          <w:szCs w:val="28"/>
+          <w:lang w:val="kk-KZ"/>
+        </w:rPr>
+        <w:t>book</w:t>
+      </w:r>
+      <w:proofErr w:type="spellEnd"/>
+      <w:r>
+        <w:rPr>
+          <w:rFonts w:ascii="Times New Roman" w:hAnsi="Times New Roman" w:cs="Times New Roman"/>
+          <w:sz w:val="28"/>
+          <w:szCs w:val="28"/>
+          <w:lang w:val="kk-KZ"/>
+        </w:rPr>
+        <w:t xml:space="preserve"> </w:t>
+      </w:r>
+      <w:proofErr w:type="spellStart"/>
+      <w:r>
+        <w:rPr>
+          <w:rFonts w:ascii="Times New Roman" w:hAnsi="Times New Roman" w:cs="Times New Roman"/>
+          <w:sz w:val="28"/>
+          <w:szCs w:val="28"/>
+          <w:lang w:val="kk-KZ"/>
+        </w:rPr>
+        <w:t>exchange</w:t>
+      </w:r>
+      <w:proofErr w:type="spellEnd"/>
+      <w:r>
+        <w:rPr>
+          <w:rFonts w:ascii="Times New Roman" w:hAnsi="Times New Roman" w:cs="Times New Roman"/>
+          <w:sz w:val="28"/>
+          <w:szCs w:val="28"/>
+          <w:lang w:val="kk-KZ"/>
+        </w:rPr>
+        <w:t xml:space="preserve"> </w:t>
+      </w:r>
+      <w:proofErr w:type="spellStart"/>
+      <w:r>
+        <w:rPr>
+          <w:rFonts w:ascii="Times New Roman" w:hAnsi="Times New Roman" w:cs="Times New Roman"/>
+          <w:sz w:val="28"/>
+          <w:szCs w:val="28"/>
+          <w:lang w:val="kk-KZ"/>
+        </w:rPr>
         <w:t>and</w:t>
       </w:r>
       <w:proofErr w:type="spellEnd"/>
@@ -7694,7 +6268,7 @@
           <w:szCs w:val="28"/>
           <w:lang w:val="kk-KZ"/>
         </w:rPr>
-        <w:t>goal of</w:t>
+        <w:t>goal</w:t>
       </w:r>
       <w:proofErr w:type="spellEnd"/>
       <w:r>
@@ -7714,7 +6288,7 @@
           <w:szCs w:val="28"/>
           <w:lang w:val="kk-KZ"/>
         </w:rPr>
-        <w:t>the project</w:t>
+        <w:t>of</w:t>
       </w:r>
       <w:proofErr w:type="spellEnd"/>
       <w:r>
@@ -7734,7 +6308,87 @@
           <w:szCs w:val="28"/>
           <w:lang w:val="kk-KZ"/>
         </w:rPr>
-        <w:t>is to develop</w:t>
+        <w:t>the</w:t>
+      </w:r>
+      <w:proofErr w:type="spellEnd"/>
+      <w:r>
+        <w:rPr>
+          <w:rFonts w:ascii="Times New Roman" w:hAnsi="Times New Roman" w:cs="Times New Roman"/>
+          <w:sz w:val="28"/>
+          <w:szCs w:val="28"/>
+          <w:lang w:val="kk-KZ"/>
+        </w:rPr>
+        <w:t xml:space="preserve"> </w:t>
+      </w:r>
+      <w:proofErr w:type="spellStart"/>
+      <w:r>
+        <w:rPr>
+          <w:rFonts w:ascii="Times New Roman" w:hAnsi="Times New Roman" w:cs="Times New Roman"/>
+          <w:sz w:val="28"/>
+          <w:szCs w:val="28"/>
+          <w:lang w:val="kk-KZ"/>
+        </w:rPr>
+        <w:t>project</w:t>
+      </w:r>
+      <w:proofErr w:type="spellEnd"/>
+      <w:r>
+        <w:rPr>
+          <w:rFonts w:ascii="Times New Roman" w:hAnsi="Times New Roman" w:cs="Times New Roman"/>
+          <w:sz w:val="28"/>
+          <w:szCs w:val="28"/>
+          <w:lang w:val="kk-KZ"/>
+        </w:rPr>
+        <w:t xml:space="preserve"> </w:t>
+      </w:r>
+      <w:proofErr w:type="spellStart"/>
+      <w:r>
+        <w:rPr>
+          <w:rFonts w:ascii="Times New Roman" w:hAnsi="Times New Roman" w:cs="Times New Roman"/>
+          <w:sz w:val="28"/>
+          <w:szCs w:val="28"/>
+          <w:lang w:val="kk-KZ"/>
+        </w:rPr>
+        <w:t>is</w:t>
+      </w:r>
+      <w:proofErr w:type="spellEnd"/>
+      <w:r>
+        <w:rPr>
+          <w:rFonts w:ascii="Times New Roman" w:hAnsi="Times New Roman" w:cs="Times New Roman"/>
+          <w:sz w:val="28"/>
+          <w:szCs w:val="28"/>
+          <w:lang w:val="kk-KZ"/>
+        </w:rPr>
+        <w:t xml:space="preserve"> </w:t>
+      </w:r>
+      <w:proofErr w:type="spellStart"/>
+      <w:r>
+        <w:rPr>
+          <w:rFonts w:ascii="Times New Roman" w:hAnsi="Times New Roman" w:cs="Times New Roman"/>
+          <w:sz w:val="28"/>
+          <w:szCs w:val="28"/>
+          <w:lang w:val="kk-KZ"/>
+        </w:rPr>
+        <w:t>to</w:t>
+      </w:r>
+      <w:proofErr w:type="spellEnd"/>
+      <w:r>
+        <w:rPr>
+          <w:rFonts w:ascii="Times New Roman" w:hAnsi="Times New Roman" w:cs="Times New Roman"/>
+          <w:sz w:val="28"/>
+          <w:szCs w:val="28"/>
+          <w:lang w:val="kk-KZ"/>
+        </w:rPr>
+        <w:t xml:space="preserve"> </w:t>
+      </w:r>
+      <w:proofErr w:type="spellStart"/>
+      <w:r>
+        <w:rPr>
+          <w:rFonts w:ascii="Times New Roman" w:hAnsi="Times New Roman" w:cs="Times New Roman"/>
+          <w:sz w:val="28"/>
+          <w:szCs w:val="28"/>
+          <w:lang w:val="kk-KZ"/>
+        </w:rPr>
+        <w:t>develop</w:t>
       </w:r>
       <w:proofErr w:type="spellEnd"/>
       <w:r>
@@ -8558,26 +7212,3459 @@
     </w:p>
     <w:p>
       <w:pPr>
-        <w:rPr>
-          <w:rFonts w:ascii="Times New Roman" w:eastAsia="Times New Roman" w:hAnsi="Times New Roman" w:cs="Times New Roman"/>
-          <w:b/>
-          <w:bCs/>
-          <w:sz w:val="28"/>
-          <w:szCs w:val="28"/>
-          <w:lang w:val="kk-KZ"/>
-        </w:rPr>
-      </w:pPr>
-      <w:r>
-        <w:rPr>
-          <w:rFonts w:ascii="Times New Roman" w:eastAsia="Times New Roman" w:hAnsi="Times New Roman" w:cs="Times New Roman"/>
-          <w:b/>
-          <w:bCs/>
-          <w:sz w:val="28"/>
-          <w:szCs w:val="28"/>
-          <w:lang w:val="kk-KZ"/>
-        </w:rPr>
-        <w:br w:type="page"/>
-      </w:r>
+        <w:pStyle w:val="ListParagraph"/>
+        <w:numPr>
+          <w:ilvl w:val="0"/>
+          <w:numId w:val="4"/>
+        </w:numPr>
+        <w:rPr>
+          <w:rFonts w:ascii="Times New Roman" w:eastAsia="Times New Roman" w:hAnsi="Times New Roman" w:cs="Times New Roman"/>
+          <w:b/>
+          <w:bCs/>
+          <w:sz w:val="28"/>
+          <w:szCs w:val="28"/>
+          <w:lang w:val="kk-KZ"/>
+        </w:rPr>
+      </w:pPr>
+      <w:r>
+        <w:rPr>
+          <w:rFonts w:ascii="Times New Roman" w:eastAsia="Times New Roman" w:hAnsi="Times New Roman" w:cs="Times New Roman"/>
+          <w:b/>
+          <w:bCs/>
+          <w:sz w:val="28"/>
+          <w:szCs w:val="28"/>
+          <w:lang w:val="en-US"/>
+        </w:rPr>
+        <w:t xml:space="preserve">     </w:t>
+      </w:r>
+      <w:r>
+        <w:rPr>
+          <w:rFonts w:ascii="Times New Roman" w:eastAsia="Times New Roman" w:hAnsi="Times New Roman" w:cs="Times New Roman"/>
+          <w:b/>
+          <w:bCs/>
+          <w:sz w:val="28"/>
+          <w:szCs w:val="28"/>
+          <w:lang w:val="en-US"/>
+        </w:rPr>
+        <w:t xml:space="preserve"> </w:t>
+      </w:r>
+      <w:r>
+        <w:rPr>
+          <w:rFonts w:ascii="Times New Roman" w:eastAsia="Times New Roman" w:hAnsi="Times New Roman" w:cs="Times New Roman"/>
+          <w:b/>
+          <w:bCs/>
+          <w:sz w:val="28"/>
+          <w:szCs w:val="28"/>
+          <w:lang w:val="kk-KZ"/>
+        </w:rPr>
+        <w:t>Негізгі бөлім</w:t>
+      </w:r>
+      <w:r>
+        <w:rPr>
+          <w:rFonts w:ascii="Times New Roman" w:eastAsia="Times New Roman" w:hAnsi="Times New Roman" w:cs="Times New Roman"/>
+          <w:b/>
+          <w:bCs/>
+          <w:sz w:val="28"/>
+          <w:szCs w:val="28"/>
+          <w:lang w:val="en-US"/>
+        </w:rPr>
+        <w:tab/>
+      </w:r>
+      <w:r>
+        <w:rPr>
+          <w:rFonts w:ascii="Times New Roman" w:eastAsia="Times New Roman" w:hAnsi="Times New Roman" w:cs="Times New Roman"/>
+          <w:b/>
+          <w:bCs/>
+          <w:sz w:val="28"/>
+          <w:szCs w:val="28"/>
+          <w:lang w:val="en-US"/>
+        </w:rPr>
+        <w:tab/>
+      </w:r>
+      <w:r>
+        <w:rPr>
+          <w:rFonts w:ascii="Times New Roman" w:eastAsia="Times New Roman" w:hAnsi="Times New Roman" w:cs="Times New Roman"/>
+          <w:b/>
+          <w:bCs/>
+          <w:sz w:val="28"/>
+          <w:szCs w:val="28"/>
+          <w:lang w:val="en-US"/>
+        </w:rPr>
+        <w:tab/>
+      </w:r>
+      <w:r>
+        <w:rPr>
+          <w:rFonts w:ascii="Times New Roman" w:eastAsia="Times New Roman" w:hAnsi="Times New Roman" w:cs="Times New Roman"/>
+          <w:b/>
+          <w:bCs/>
+          <w:sz w:val="28"/>
+          <w:szCs w:val="28"/>
+          <w:lang w:val="en-US"/>
+        </w:rPr>
+        <w:tab/>
+      </w:r>
+      <w:r>
+        <w:rPr>
+          <w:rFonts w:ascii="Times New Roman" w:eastAsia="Times New Roman" w:hAnsi="Times New Roman" w:cs="Times New Roman"/>
+          <w:b/>
+          <w:bCs/>
+          <w:sz w:val="28"/>
+          <w:szCs w:val="28"/>
+          <w:lang w:val="en-US"/>
+        </w:rPr>
+        <w:tab/>
+      </w:r>
+      <w:r>
+        <w:rPr>
+          <w:rFonts w:ascii="Times New Roman" w:eastAsia="Times New Roman" w:hAnsi="Times New Roman" w:cs="Times New Roman"/>
+          <w:b/>
+          <w:bCs/>
+          <w:sz w:val="28"/>
+          <w:szCs w:val="28"/>
+          <w:lang w:val="en-US"/>
+        </w:rPr>
+        <w:tab/>
+      </w:r>
+      <w:r>
+        <w:rPr>
+          <w:rFonts w:ascii="Times New Roman" w:eastAsia="Times New Roman" w:hAnsi="Times New Roman" w:cs="Times New Roman"/>
+          <w:b/>
+          <w:bCs/>
+          <w:sz w:val="28"/>
+          <w:szCs w:val="28"/>
+          <w:lang w:val="en-US"/>
+        </w:rPr>
+        <w:tab/>
+      </w:r>
+      <w:r>
+        <w:rPr>
+          <w:rFonts w:ascii="Times New Roman" w:eastAsia="Times New Roman" w:hAnsi="Times New Roman" w:cs="Times New Roman"/>
+          <w:b/>
+          <w:bCs/>
+          <w:sz w:val="28"/>
+          <w:szCs w:val="28"/>
+          <w:lang w:val="en-US"/>
+        </w:rPr>
+        <w:tab/>
+      </w:r>
+      <w:r>
+        <w:rPr>
+          <w:rFonts w:ascii="Times New Roman" w:eastAsia="Times New Roman" w:hAnsi="Times New Roman" w:cs="Times New Roman"/>
+          <w:b/>
+          <w:bCs/>
+          <w:sz w:val="28"/>
+          <w:szCs w:val="28"/>
+          <w:lang w:val="en-US"/>
+        </w:rPr>
+        <w:tab/>
+      </w:r>
+      <w:r>
+        <w:rPr>
+          <w:rFonts w:ascii="Times New Roman" w:eastAsia="Times New Roman" w:hAnsi="Times New Roman" w:cs="Times New Roman"/>
+          <w:b/>
+          <w:bCs/>
+          <w:sz w:val="28"/>
+          <w:szCs w:val="28"/>
+          <w:lang w:val="en-US"/>
+        </w:rPr>
+        <w:tab/>
+        <w:t>9</w:t>
+      </w:r>
+    </w:p>
+    <w:p>
+      <w:pPr>
+        <w:pStyle w:val="ListParagraph"/>
+        <w:numPr>
+          <w:ilvl w:val="1"/>
+          <w:numId w:val="4"/>
+        </w:numPr>
+        <w:rPr>
+          <w:rFonts w:ascii="Times New Roman" w:eastAsia="Times New Roman" w:hAnsi="Times New Roman" w:cs="Times New Roman"/>
+          <w:b/>
+          <w:bCs/>
+          <w:sz w:val="28"/>
+          <w:szCs w:val="28"/>
+          <w:lang w:val="kk-KZ"/>
+        </w:rPr>
+      </w:pPr>
+      <w:r>
+        <w:rPr>
+          <w:rFonts w:ascii="Times New Roman" w:eastAsia="Times New Roman" w:hAnsi="Times New Roman" w:cs="Times New Roman"/>
+          <w:b/>
+          <w:bCs/>
+          <w:sz w:val="28"/>
+          <w:szCs w:val="28"/>
+          <w:lang w:val="en-US"/>
+        </w:rPr>
+        <w:t xml:space="preserve">    </w:t>
+      </w:r>
+      <w:r>
+        <w:rPr>
+          <w:rFonts w:ascii="Times New Roman" w:eastAsia="Times New Roman" w:hAnsi="Times New Roman" w:cs="Times New Roman"/>
+          <w:b/>
+          <w:bCs/>
+          <w:sz w:val="28"/>
+          <w:szCs w:val="28"/>
+          <w:lang w:val="en-US"/>
+        </w:rPr>
+        <w:t xml:space="preserve"> </w:t>
+      </w:r>
+      <w:r>
+        <w:rPr>
+          <w:rFonts w:ascii="Times New Roman" w:eastAsia="Times New Roman" w:hAnsi="Times New Roman" w:cs="Times New Roman"/>
+          <w:b/>
+          <w:bCs/>
+          <w:sz w:val="28"/>
+          <w:szCs w:val="28"/>
+          <w:lang w:val="kk-KZ"/>
+        </w:rPr>
+        <w:t>Жобаның өзектілігі</w:t>
+      </w:r>
+      <w:r>
+        <w:rPr>
+          <w:rFonts w:ascii="Times New Roman" w:eastAsia="Times New Roman" w:hAnsi="Times New Roman" w:cs="Times New Roman"/>
+          <w:b/>
+          <w:bCs/>
+          <w:sz w:val="28"/>
+          <w:szCs w:val="28"/>
+          <w:lang w:val="en-US"/>
+        </w:rPr>
+        <w:tab/>
+      </w:r>
+      <w:r>
+        <w:rPr>
+          <w:rFonts w:ascii="Times New Roman" w:eastAsia="Times New Roman" w:hAnsi="Times New Roman" w:cs="Times New Roman"/>
+          <w:b/>
+          <w:bCs/>
+          <w:sz w:val="28"/>
+          <w:szCs w:val="28"/>
+          <w:lang w:val="en-US"/>
+        </w:rPr>
+        <w:tab/>
+      </w:r>
+      <w:r>
+        <w:rPr>
+          <w:rFonts w:ascii="Times New Roman" w:eastAsia="Times New Roman" w:hAnsi="Times New Roman" w:cs="Times New Roman"/>
+          <w:b/>
+          <w:bCs/>
+          <w:sz w:val="28"/>
+          <w:szCs w:val="28"/>
+          <w:lang w:val="en-US"/>
+        </w:rPr>
+        <w:tab/>
+      </w:r>
+      <w:r>
+        <w:rPr>
+          <w:rFonts w:ascii="Times New Roman" w:eastAsia="Times New Roman" w:hAnsi="Times New Roman" w:cs="Times New Roman"/>
+          <w:b/>
+          <w:bCs/>
+          <w:sz w:val="28"/>
+          <w:szCs w:val="28"/>
+          <w:lang w:val="en-US"/>
+        </w:rPr>
+        <w:tab/>
+      </w:r>
+      <w:r>
+        <w:rPr>
+          <w:rFonts w:ascii="Times New Roman" w:eastAsia="Times New Roman" w:hAnsi="Times New Roman" w:cs="Times New Roman"/>
+          <w:b/>
+          <w:bCs/>
+          <w:sz w:val="28"/>
+          <w:szCs w:val="28"/>
+          <w:lang w:val="en-US"/>
+        </w:rPr>
+        <w:tab/>
+      </w:r>
+      <w:r>
+        <w:rPr>
+          <w:rFonts w:ascii="Times New Roman" w:eastAsia="Times New Roman" w:hAnsi="Times New Roman" w:cs="Times New Roman"/>
+          <w:b/>
+          <w:bCs/>
+          <w:sz w:val="28"/>
+          <w:szCs w:val="28"/>
+          <w:lang w:val="en-US"/>
+        </w:rPr>
+        <w:tab/>
+      </w:r>
+      <w:r>
+        <w:rPr>
+          <w:rFonts w:ascii="Times New Roman" w:eastAsia="Times New Roman" w:hAnsi="Times New Roman" w:cs="Times New Roman"/>
+          <w:b/>
+          <w:bCs/>
+          <w:sz w:val="28"/>
+          <w:szCs w:val="28"/>
+          <w:lang w:val="en-US"/>
+        </w:rPr>
+        <w:tab/>
+      </w:r>
+      <w:r>
+        <w:rPr>
+          <w:rFonts w:ascii="Times New Roman" w:eastAsia="Times New Roman" w:hAnsi="Times New Roman" w:cs="Times New Roman"/>
+          <w:b/>
+          <w:bCs/>
+          <w:sz w:val="28"/>
+          <w:szCs w:val="28"/>
+          <w:lang w:val="en-US"/>
+        </w:rPr>
+        <w:tab/>
+        <w:t>10</w:t>
+      </w:r>
+    </w:p>
+    <w:p>
+      <w:pPr>
+        <w:pStyle w:val="ListParagraph"/>
+        <w:numPr>
+          <w:ilvl w:val="1"/>
+          <w:numId w:val="4"/>
+        </w:numPr>
+        <w:rPr>
+          <w:rFonts w:ascii="Times New Roman" w:eastAsia="Times New Roman" w:hAnsi="Times New Roman" w:cs="Times New Roman"/>
+          <w:b/>
+          <w:bCs/>
+          <w:sz w:val="28"/>
+          <w:szCs w:val="28"/>
+          <w:lang w:val="kk-KZ"/>
+        </w:rPr>
+      </w:pPr>
+      <w:r>
+        <w:rPr>
+          <w:rFonts w:ascii="Times New Roman" w:eastAsia="Times New Roman" w:hAnsi="Times New Roman" w:cs="Times New Roman"/>
+          <w:b/>
+          <w:bCs/>
+          <w:sz w:val="28"/>
+          <w:szCs w:val="28"/>
+          <w:lang w:val="en-US"/>
+        </w:rPr>
+        <w:t xml:space="preserve">    </w:t>
+      </w:r>
+      <w:r>
+        <w:rPr>
+          <w:rFonts w:ascii="Times New Roman" w:eastAsia="Times New Roman" w:hAnsi="Times New Roman" w:cs="Times New Roman"/>
+          <w:b/>
+          <w:bCs/>
+          <w:sz w:val="28"/>
+          <w:szCs w:val="28"/>
+          <w:lang w:val="en-US"/>
+        </w:rPr>
+        <w:t xml:space="preserve"> </w:t>
+      </w:r>
+      <w:r>
+        <w:rPr>
+          <w:rFonts w:ascii="Times New Roman" w:eastAsia="Times New Roman" w:hAnsi="Times New Roman" w:cs="Times New Roman"/>
+          <w:b/>
+          <w:bCs/>
+          <w:sz w:val="28"/>
+          <w:szCs w:val="28"/>
+          <w:lang w:val="kk-KZ"/>
+        </w:rPr>
+        <w:t>Терминдер мен қысқартулар</w:t>
+      </w:r>
+      <w:r>
+        <w:rPr>
+          <w:rFonts w:ascii="Times New Roman" w:eastAsia="Times New Roman" w:hAnsi="Times New Roman" w:cs="Times New Roman"/>
+          <w:b/>
+          <w:bCs/>
+          <w:sz w:val="28"/>
+          <w:szCs w:val="28"/>
+          <w:lang w:val="en-US"/>
+        </w:rPr>
+        <w:tab/>
+      </w:r>
+      <w:r>
+        <w:rPr>
+          <w:rFonts w:ascii="Times New Roman" w:eastAsia="Times New Roman" w:hAnsi="Times New Roman" w:cs="Times New Roman"/>
+          <w:b/>
+          <w:bCs/>
+          <w:sz w:val="28"/>
+          <w:szCs w:val="28"/>
+          <w:lang w:val="en-US"/>
+        </w:rPr>
+        <w:tab/>
+      </w:r>
+      <w:r>
+        <w:rPr>
+          <w:rFonts w:ascii="Times New Roman" w:eastAsia="Times New Roman" w:hAnsi="Times New Roman" w:cs="Times New Roman"/>
+          <w:b/>
+          <w:bCs/>
+          <w:sz w:val="28"/>
+          <w:szCs w:val="28"/>
+          <w:lang w:val="en-US"/>
+        </w:rPr>
+        <w:tab/>
+      </w:r>
+      <w:r>
+        <w:rPr>
+          <w:rFonts w:ascii="Times New Roman" w:eastAsia="Times New Roman" w:hAnsi="Times New Roman" w:cs="Times New Roman"/>
+          <w:b/>
+          <w:bCs/>
+          <w:sz w:val="28"/>
+          <w:szCs w:val="28"/>
+          <w:lang w:val="en-US"/>
+        </w:rPr>
+        <w:tab/>
+      </w:r>
+      <w:r>
+        <w:rPr>
+          <w:rFonts w:ascii="Times New Roman" w:eastAsia="Times New Roman" w:hAnsi="Times New Roman" w:cs="Times New Roman"/>
+          <w:b/>
+          <w:bCs/>
+          <w:sz w:val="28"/>
+          <w:szCs w:val="28"/>
+          <w:lang w:val="en-US"/>
+        </w:rPr>
+        <w:tab/>
+      </w:r>
+      <w:r>
+        <w:rPr>
+          <w:rFonts w:ascii="Times New Roman" w:eastAsia="Times New Roman" w:hAnsi="Times New Roman" w:cs="Times New Roman"/>
+          <w:b/>
+          <w:bCs/>
+          <w:sz w:val="28"/>
+          <w:szCs w:val="28"/>
+          <w:lang w:val="en-US"/>
+        </w:rPr>
+        <w:tab/>
+      </w:r>
+      <w:r>
+        <w:rPr>
+          <w:rFonts w:ascii="Times New Roman" w:eastAsia="Times New Roman" w:hAnsi="Times New Roman" w:cs="Times New Roman"/>
+          <w:b/>
+          <w:bCs/>
+          <w:sz w:val="28"/>
+          <w:szCs w:val="28"/>
+          <w:lang w:val="en-US"/>
+        </w:rPr>
+        <w:tab/>
+        <w:t>10</w:t>
+      </w:r>
+    </w:p>
+    <w:p>
+      <w:pPr>
+        <w:pStyle w:val="ListParagraph"/>
+        <w:numPr>
+          <w:ilvl w:val="1"/>
+          <w:numId w:val="4"/>
+        </w:numPr>
+        <w:rPr>
+          <w:rFonts w:ascii="Times New Roman" w:eastAsia="Times New Roman" w:hAnsi="Times New Roman" w:cs="Times New Roman"/>
+          <w:b/>
+          <w:bCs/>
+          <w:sz w:val="28"/>
+          <w:szCs w:val="28"/>
+          <w:lang w:val="kk-KZ"/>
+        </w:rPr>
+      </w:pPr>
+      <w:r>
+        <w:rPr>
+          <w:rFonts w:ascii="Times New Roman" w:eastAsia="Times New Roman" w:hAnsi="Times New Roman" w:cs="Times New Roman"/>
+          <w:b/>
+          <w:bCs/>
+          <w:sz w:val="28"/>
+          <w:szCs w:val="28"/>
+          <w:lang w:val="kk-KZ"/>
+        </w:rPr>
+        <w:t xml:space="preserve">    </w:t>
+      </w:r>
+      <w:r>
+        <w:rPr>
+          <w:rFonts w:ascii="Times New Roman" w:eastAsia="Times New Roman" w:hAnsi="Times New Roman" w:cs="Times New Roman"/>
+          <w:b/>
+          <w:bCs/>
+          <w:sz w:val="28"/>
+          <w:szCs w:val="28"/>
+          <w:lang w:val="kk-KZ"/>
+        </w:rPr>
+        <w:t xml:space="preserve"> </w:t>
+      </w:r>
+      <w:r>
+        <w:rPr>
+          <w:rFonts w:ascii="Times New Roman" w:eastAsia="Times New Roman" w:hAnsi="Times New Roman" w:cs="Times New Roman"/>
+          <w:b/>
+          <w:bCs/>
+          <w:sz w:val="28"/>
+          <w:szCs w:val="28"/>
+          <w:lang w:val="kk-KZ"/>
+        </w:rPr>
+        <w:t xml:space="preserve">Дипломдық жұмысты жазу кезіндегі мәселенің </w:t>
+      </w:r>
+      <w:proofErr w:type="spellStart"/>
+      <w:r>
+        <w:rPr>
+          <w:rFonts w:ascii="Times New Roman" w:eastAsia="Times New Roman" w:hAnsi="Times New Roman" w:cs="Times New Roman"/>
+          <w:b/>
+          <w:bCs/>
+          <w:sz w:val="28"/>
+          <w:szCs w:val="28"/>
+          <w:lang w:val="kk-KZ"/>
+        </w:rPr>
+        <w:t>өзектілгі</w:t>
+      </w:r>
+      <w:proofErr w:type="spellEnd"/>
+      <w:r>
+        <w:rPr>
+          <w:rFonts w:ascii="Times New Roman" w:eastAsia="Times New Roman" w:hAnsi="Times New Roman" w:cs="Times New Roman"/>
+          <w:b/>
+          <w:bCs/>
+          <w:sz w:val="28"/>
+          <w:szCs w:val="28"/>
+          <w:lang w:val="kk-KZ"/>
+        </w:rPr>
+        <w:tab/>
+      </w:r>
+      <w:r>
+        <w:rPr>
+          <w:rFonts w:ascii="Times New Roman" w:eastAsia="Times New Roman" w:hAnsi="Times New Roman" w:cs="Times New Roman"/>
+          <w:b/>
+          <w:bCs/>
+          <w:sz w:val="28"/>
+          <w:szCs w:val="28"/>
+          <w:lang w:val="kk-KZ"/>
+        </w:rPr>
+        <w:tab/>
+        <w:t>10</w:t>
+      </w:r>
+    </w:p>
+    <w:p>
+      <w:pPr>
+        <w:pStyle w:val="ListParagraph"/>
+        <w:numPr>
+          <w:ilvl w:val="1"/>
+          <w:numId w:val="4"/>
+        </w:numPr>
+        <w:rPr>
+          <w:rFonts w:ascii="Times New Roman" w:eastAsia="Times New Roman" w:hAnsi="Times New Roman" w:cs="Times New Roman"/>
+          <w:b/>
+          <w:bCs/>
+          <w:sz w:val="28"/>
+          <w:szCs w:val="28"/>
+          <w:lang w:val="kk-KZ"/>
+        </w:rPr>
+      </w:pPr>
+      <w:r>
+        <w:rPr>
+          <w:rFonts w:ascii="Times New Roman" w:eastAsia="Times New Roman" w:hAnsi="Times New Roman" w:cs="Times New Roman"/>
+          <w:b/>
+          <w:bCs/>
+          <w:sz w:val="28"/>
+          <w:szCs w:val="28"/>
+          <w:lang w:val="kk-KZ"/>
+        </w:rPr>
+        <w:t xml:space="preserve">    </w:t>
+      </w:r>
+      <w:r>
+        <w:rPr>
+          <w:rFonts w:ascii="Times New Roman" w:eastAsia="Times New Roman" w:hAnsi="Times New Roman" w:cs="Times New Roman"/>
+          <w:b/>
+          <w:bCs/>
+          <w:sz w:val="28"/>
+          <w:szCs w:val="28"/>
+          <w:lang w:val="kk-KZ"/>
+        </w:rPr>
+        <w:t xml:space="preserve"> </w:t>
+      </w:r>
+      <w:r>
+        <w:rPr>
+          <w:rFonts w:ascii="Times New Roman" w:eastAsia="Times New Roman" w:hAnsi="Times New Roman" w:cs="Times New Roman"/>
+          <w:b/>
+          <w:bCs/>
+          <w:sz w:val="28"/>
+          <w:szCs w:val="28"/>
+          <w:lang w:val="kk-KZ"/>
+        </w:rPr>
+        <w:t>Ұқсас жүйелерді талдау</w:t>
+      </w:r>
+      <w:r>
+        <w:rPr>
+          <w:rFonts w:ascii="Times New Roman" w:eastAsia="Times New Roman" w:hAnsi="Times New Roman" w:cs="Times New Roman"/>
+          <w:b/>
+          <w:bCs/>
+          <w:sz w:val="28"/>
+          <w:szCs w:val="28"/>
+          <w:lang w:val="en-US"/>
+        </w:rPr>
+        <w:tab/>
+      </w:r>
+      <w:r>
+        <w:rPr>
+          <w:rFonts w:ascii="Times New Roman" w:eastAsia="Times New Roman" w:hAnsi="Times New Roman" w:cs="Times New Roman"/>
+          <w:b/>
+          <w:bCs/>
+          <w:sz w:val="28"/>
+          <w:szCs w:val="28"/>
+          <w:lang w:val="en-US"/>
+        </w:rPr>
+        <w:tab/>
+      </w:r>
+      <w:r>
+        <w:rPr>
+          <w:rFonts w:ascii="Times New Roman" w:eastAsia="Times New Roman" w:hAnsi="Times New Roman" w:cs="Times New Roman"/>
+          <w:b/>
+          <w:bCs/>
+          <w:sz w:val="28"/>
+          <w:szCs w:val="28"/>
+          <w:lang w:val="en-US"/>
+        </w:rPr>
+        <w:tab/>
+      </w:r>
+      <w:r>
+        <w:rPr>
+          <w:rFonts w:ascii="Times New Roman" w:eastAsia="Times New Roman" w:hAnsi="Times New Roman" w:cs="Times New Roman"/>
+          <w:b/>
+          <w:bCs/>
+          <w:sz w:val="28"/>
+          <w:szCs w:val="28"/>
+          <w:lang w:val="en-US"/>
+        </w:rPr>
+        <w:tab/>
+      </w:r>
+      <w:r>
+        <w:rPr>
+          <w:rFonts w:ascii="Times New Roman" w:eastAsia="Times New Roman" w:hAnsi="Times New Roman" w:cs="Times New Roman"/>
+          <w:b/>
+          <w:bCs/>
+          <w:sz w:val="28"/>
+          <w:szCs w:val="28"/>
+          <w:lang w:val="en-US"/>
+        </w:rPr>
+        <w:tab/>
+      </w:r>
+      <w:r>
+        <w:rPr>
+          <w:rFonts w:ascii="Times New Roman" w:eastAsia="Times New Roman" w:hAnsi="Times New Roman" w:cs="Times New Roman"/>
+          <w:b/>
+          <w:bCs/>
+          <w:sz w:val="28"/>
+          <w:szCs w:val="28"/>
+          <w:lang w:val="en-US"/>
+        </w:rPr>
+        <w:tab/>
+      </w:r>
+      <w:r>
+        <w:rPr>
+          <w:rFonts w:ascii="Times New Roman" w:eastAsia="Times New Roman" w:hAnsi="Times New Roman" w:cs="Times New Roman"/>
+          <w:b/>
+          <w:bCs/>
+          <w:sz w:val="28"/>
+          <w:szCs w:val="28"/>
+          <w:lang w:val="en-US"/>
+        </w:rPr>
+        <w:tab/>
+      </w:r>
+      <w:r>
+        <w:rPr>
+          <w:rFonts w:ascii="Times New Roman" w:eastAsia="Times New Roman" w:hAnsi="Times New Roman" w:cs="Times New Roman"/>
+          <w:b/>
+          <w:bCs/>
+          <w:sz w:val="28"/>
+          <w:szCs w:val="28"/>
+          <w:lang w:val="en-US"/>
+        </w:rPr>
+        <w:tab/>
+        <w:t>12</w:t>
+      </w:r>
+    </w:p>
+    <w:p>
+      <w:pPr>
+        <w:pStyle w:val="ListParagraph"/>
+        <w:numPr>
+          <w:ilvl w:val="0"/>
+          <w:numId w:val="4"/>
+        </w:numPr>
+        <w:rPr>
+          <w:rFonts w:ascii="Times New Roman" w:hAnsi="Times New Roman" w:cs="Times New Roman"/>
+          <w:b/>
+          <w:bCs/>
+          <w:sz w:val="28"/>
+          <w:szCs w:val="28"/>
+        </w:rPr>
+      </w:pPr>
+      <w:r>
+        <w:rPr>
+          <w:rFonts w:ascii="Times New Roman" w:hAnsi="Times New Roman" w:cs="Times New Roman"/>
+          <w:b/>
+          <w:bCs/>
+          <w:sz w:val="28"/>
+          <w:szCs w:val="28"/>
+        </w:rPr>
+        <w:t xml:space="preserve">      </w:t>
+      </w:r>
+      <w:r>
+        <w:rPr>
+          <w:rFonts w:ascii="Times New Roman" w:hAnsi="Times New Roman" w:cs="Times New Roman"/>
+          <w:b/>
+          <w:bCs/>
+          <w:sz w:val="28"/>
+          <w:szCs w:val="28"/>
+        </w:rPr>
+        <w:t>Технологиялық бөлім</w:t>
+      </w:r>
+      <w:r>
+        <w:rPr>
+          <w:rFonts w:ascii="Times New Roman" w:hAnsi="Times New Roman" w:cs="Times New Roman"/>
+          <w:b/>
+          <w:bCs/>
+          <w:sz w:val="28"/>
+          <w:szCs w:val="28"/>
+        </w:rPr>
+        <w:tab/>
+      </w:r>
+      <w:r>
+        <w:rPr>
+          <w:rFonts w:ascii="Times New Roman" w:hAnsi="Times New Roman" w:cs="Times New Roman"/>
+          <w:b/>
+          <w:bCs/>
+          <w:sz w:val="28"/>
+          <w:szCs w:val="28"/>
+        </w:rPr>
+        <w:tab/>
+      </w:r>
+      <w:r>
+        <w:rPr>
+          <w:rFonts w:ascii="Times New Roman" w:hAnsi="Times New Roman" w:cs="Times New Roman"/>
+          <w:b/>
+          <w:bCs/>
+          <w:sz w:val="28"/>
+          <w:szCs w:val="28"/>
+        </w:rPr>
+        <w:tab/>
+      </w:r>
+      <w:r>
+        <w:rPr>
+          <w:rFonts w:ascii="Times New Roman" w:hAnsi="Times New Roman" w:cs="Times New Roman"/>
+          <w:b/>
+          <w:bCs/>
+          <w:sz w:val="28"/>
+          <w:szCs w:val="28"/>
+        </w:rPr>
+        <w:tab/>
+      </w:r>
+      <w:r>
+        <w:rPr>
+          <w:rFonts w:ascii="Times New Roman" w:hAnsi="Times New Roman" w:cs="Times New Roman"/>
+          <w:b/>
+          <w:bCs/>
+          <w:sz w:val="28"/>
+          <w:szCs w:val="28"/>
+        </w:rPr>
+        <w:tab/>
+      </w:r>
+      <w:r>
+        <w:rPr>
+          <w:rFonts w:ascii="Times New Roman" w:hAnsi="Times New Roman" w:cs="Times New Roman"/>
+          <w:b/>
+          <w:bCs/>
+          <w:sz w:val="28"/>
+          <w:szCs w:val="28"/>
+        </w:rPr>
+        <w:tab/>
+      </w:r>
+      <w:r>
+        <w:rPr>
+          <w:rFonts w:ascii="Times New Roman" w:hAnsi="Times New Roman" w:cs="Times New Roman"/>
+          <w:b/>
+          <w:bCs/>
+          <w:sz w:val="28"/>
+          <w:szCs w:val="28"/>
+        </w:rPr>
+        <w:tab/>
+      </w:r>
+      <w:r>
+        <w:rPr>
+          <w:rFonts w:ascii="Times New Roman" w:hAnsi="Times New Roman" w:cs="Times New Roman"/>
+          <w:b/>
+          <w:bCs/>
+          <w:sz w:val="28"/>
+          <w:szCs w:val="28"/>
+        </w:rPr>
+        <w:tab/>
+        <w:t>14</w:t>
+      </w:r>
+    </w:p>
+    <w:p>
+      <w:pPr>
+        <w:pStyle w:val="ListParagraph"/>
+        <w:numPr>
+          <w:ilvl w:val="1"/>
+          <w:numId w:val="4"/>
+        </w:numPr>
+        <w:rPr>
+          <w:rFonts w:ascii="Times New Roman" w:hAnsi="Times New Roman" w:cs="Times New Roman"/>
+          <w:b/>
+          <w:bCs/>
+          <w:sz w:val="28"/>
+          <w:szCs w:val="28"/>
+          <w:lang w:val="en-US"/>
+        </w:rPr>
+      </w:pPr>
+      <w:r>
+        <w:rPr>
+          <w:rFonts w:ascii="Times New Roman" w:hAnsi="Times New Roman" w:cs="Times New Roman"/>
+          <w:b/>
+          <w:bCs/>
+          <w:sz w:val="28"/>
+          <w:szCs w:val="28"/>
+          <w:lang w:val="en-US"/>
+        </w:rPr>
+        <w:t xml:space="preserve">     </w:t>
+      </w:r>
+      <w:r>
+        <w:rPr>
+          <w:rFonts w:ascii="Times New Roman" w:hAnsi="Times New Roman" w:cs="Times New Roman"/>
+          <w:b/>
+          <w:bCs/>
+          <w:sz w:val="28"/>
+          <w:szCs w:val="28"/>
+          <w:lang w:val="en-US"/>
+        </w:rPr>
+        <w:t>Android Studio</w:t>
+      </w:r>
+      <w:r>
+        <w:rPr>
+          <w:rFonts w:ascii="Times New Roman" w:hAnsi="Times New Roman" w:cs="Times New Roman"/>
+          <w:b/>
+          <w:bCs/>
+          <w:sz w:val="28"/>
+          <w:szCs w:val="28"/>
+          <w:lang w:val="en-US"/>
+        </w:rPr>
+        <w:tab/>
+      </w:r>
+      <w:r>
+        <w:rPr>
+          <w:rFonts w:ascii="Times New Roman" w:hAnsi="Times New Roman" w:cs="Times New Roman"/>
+          <w:b/>
+          <w:bCs/>
+          <w:sz w:val="28"/>
+          <w:szCs w:val="28"/>
+          <w:lang w:val="en-US"/>
+        </w:rPr>
+        <w:tab/>
+      </w:r>
+      <w:r>
+        <w:rPr>
+          <w:rFonts w:ascii="Times New Roman" w:hAnsi="Times New Roman" w:cs="Times New Roman"/>
+          <w:b/>
+          <w:bCs/>
+          <w:sz w:val="28"/>
+          <w:szCs w:val="28"/>
+          <w:lang w:val="en-US"/>
+        </w:rPr>
+        <w:tab/>
+      </w:r>
+      <w:r>
+        <w:rPr>
+          <w:rFonts w:ascii="Times New Roman" w:hAnsi="Times New Roman" w:cs="Times New Roman"/>
+          <w:b/>
+          <w:bCs/>
+          <w:sz w:val="28"/>
+          <w:szCs w:val="28"/>
+          <w:lang w:val="en-US"/>
+        </w:rPr>
+        <w:tab/>
+      </w:r>
+      <w:r>
+        <w:rPr>
+          <w:rFonts w:ascii="Times New Roman" w:hAnsi="Times New Roman" w:cs="Times New Roman"/>
+          <w:b/>
+          <w:bCs/>
+          <w:sz w:val="28"/>
+          <w:szCs w:val="28"/>
+          <w:lang w:val="en-US"/>
+        </w:rPr>
+        <w:tab/>
+      </w:r>
+      <w:r>
+        <w:rPr>
+          <w:rFonts w:ascii="Times New Roman" w:hAnsi="Times New Roman" w:cs="Times New Roman"/>
+          <w:b/>
+          <w:bCs/>
+          <w:sz w:val="28"/>
+          <w:szCs w:val="28"/>
+          <w:lang w:val="en-US"/>
+        </w:rPr>
+        <w:tab/>
+      </w:r>
+      <w:r>
+        <w:rPr>
+          <w:rFonts w:ascii="Times New Roman" w:hAnsi="Times New Roman" w:cs="Times New Roman"/>
+          <w:b/>
+          <w:bCs/>
+          <w:sz w:val="28"/>
+          <w:szCs w:val="28"/>
+          <w:lang w:val="en-US"/>
+        </w:rPr>
+        <w:tab/>
+      </w:r>
+      <w:r>
+        <w:rPr>
+          <w:rFonts w:ascii="Times New Roman" w:hAnsi="Times New Roman" w:cs="Times New Roman"/>
+          <w:b/>
+          <w:bCs/>
+          <w:sz w:val="28"/>
+          <w:szCs w:val="28"/>
+          <w:lang w:val="en-US"/>
+        </w:rPr>
+        <w:tab/>
+      </w:r>
+      <w:r>
+        <w:rPr>
+          <w:rFonts w:ascii="Times New Roman" w:hAnsi="Times New Roman" w:cs="Times New Roman"/>
+          <w:b/>
+          <w:bCs/>
+          <w:sz w:val="28"/>
+          <w:szCs w:val="28"/>
+          <w:lang w:val="en-US"/>
+        </w:rPr>
+        <w:tab/>
+        <w:t>14</w:t>
+      </w:r>
+    </w:p>
+    <w:p>
+      <w:pPr>
+        <w:pStyle w:val="ListParagraph"/>
+        <w:numPr>
+          <w:ilvl w:val="1"/>
+          <w:numId w:val="4"/>
+        </w:numPr>
+        <w:rPr>
+          <w:rFonts w:ascii="Times New Roman" w:hAnsi="Times New Roman" w:cs="Times New Roman"/>
+          <w:b/>
+          <w:bCs/>
+          <w:sz w:val="28"/>
+          <w:szCs w:val="28"/>
+          <w:lang w:val="en-US"/>
+        </w:rPr>
+      </w:pPr>
+      <w:r>
+        <w:rPr>
+          <w:rFonts w:ascii="Times New Roman" w:hAnsi="Times New Roman" w:cs="Times New Roman"/>
+          <w:b/>
+          <w:bCs/>
+          <w:sz w:val="28"/>
+          <w:szCs w:val="28"/>
+          <w:lang w:val="en-US"/>
+        </w:rPr>
+        <w:t xml:space="preserve">     </w:t>
+      </w:r>
+      <w:r>
+        <w:rPr>
+          <w:rFonts w:ascii="Times New Roman" w:hAnsi="Times New Roman" w:cs="Times New Roman"/>
+          <w:b/>
+          <w:bCs/>
+          <w:sz w:val="28"/>
+          <w:szCs w:val="28"/>
+          <w:lang w:val="en-US"/>
+        </w:rPr>
+        <w:t>Xcode</w:t>
+      </w:r>
+      <w:r>
+        <w:rPr>
+          <w:rFonts w:ascii="Times New Roman" w:hAnsi="Times New Roman" w:cs="Times New Roman"/>
+          <w:b/>
+          <w:bCs/>
+          <w:sz w:val="28"/>
+          <w:szCs w:val="28"/>
+          <w:lang w:val="en-US"/>
+        </w:rPr>
+        <w:tab/>
+      </w:r>
+      <w:r>
+        <w:rPr>
+          <w:rFonts w:ascii="Times New Roman" w:hAnsi="Times New Roman" w:cs="Times New Roman"/>
+          <w:b/>
+          <w:bCs/>
+          <w:sz w:val="28"/>
+          <w:szCs w:val="28"/>
+          <w:lang w:val="en-US"/>
+        </w:rPr>
+        <w:tab/>
+      </w:r>
+      <w:r>
+        <w:rPr>
+          <w:rFonts w:ascii="Times New Roman" w:hAnsi="Times New Roman" w:cs="Times New Roman"/>
+          <w:b/>
+          <w:bCs/>
+          <w:sz w:val="28"/>
+          <w:szCs w:val="28"/>
+          <w:lang w:val="en-US"/>
+        </w:rPr>
+        <w:tab/>
+      </w:r>
+      <w:r>
+        <w:rPr>
+          <w:rFonts w:ascii="Times New Roman" w:hAnsi="Times New Roman" w:cs="Times New Roman"/>
+          <w:b/>
+          <w:bCs/>
+          <w:sz w:val="28"/>
+          <w:szCs w:val="28"/>
+          <w:lang w:val="en-US"/>
+        </w:rPr>
+        <w:tab/>
+      </w:r>
+      <w:r>
+        <w:rPr>
+          <w:rFonts w:ascii="Times New Roman" w:hAnsi="Times New Roman" w:cs="Times New Roman"/>
+          <w:b/>
+          <w:bCs/>
+          <w:sz w:val="28"/>
+          <w:szCs w:val="28"/>
+          <w:lang w:val="en-US"/>
+        </w:rPr>
+        <w:tab/>
+      </w:r>
+      <w:r>
+        <w:rPr>
+          <w:rFonts w:ascii="Times New Roman" w:hAnsi="Times New Roman" w:cs="Times New Roman"/>
+          <w:b/>
+          <w:bCs/>
+          <w:sz w:val="28"/>
+          <w:szCs w:val="28"/>
+          <w:lang w:val="en-US"/>
+        </w:rPr>
+        <w:tab/>
+      </w:r>
+      <w:r>
+        <w:rPr>
+          <w:rFonts w:ascii="Times New Roman" w:hAnsi="Times New Roman" w:cs="Times New Roman"/>
+          <w:b/>
+          <w:bCs/>
+          <w:sz w:val="28"/>
+          <w:szCs w:val="28"/>
+          <w:lang w:val="en-US"/>
+        </w:rPr>
+        <w:tab/>
+      </w:r>
+      <w:r>
+        <w:rPr>
+          <w:rFonts w:ascii="Times New Roman" w:hAnsi="Times New Roman" w:cs="Times New Roman"/>
+          <w:b/>
+          <w:bCs/>
+          <w:sz w:val="28"/>
+          <w:szCs w:val="28"/>
+          <w:lang w:val="en-US"/>
+        </w:rPr>
+        <w:tab/>
+      </w:r>
+      <w:r>
+        <w:rPr>
+          <w:rFonts w:ascii="Times New Roman" w:hAnsi="Times New Roman" w:cs="Times New Roman"/>
+          <w:b/>
+          <w:bCs/>
+          <w:sz w:val="28"/>
+          <w:szCs w:val="28"/>
+          <w:lang w:val="en-US"/>
+        </w:rPr>
+        <w:tab/>
+      </w:r>
+      <w:r>
+        <w:rPr>
+          <w:rFonts w:ascii="Times New Roman" w:hAnsi="Times New Roman" w:cs="Times New Roman"/>
+          <w:b/>
+          <w:bCs/>
+          <w:sz w:val="28"/>
+          <w:szCs w:val="28"/>
+          <w:lang w:val="en-US"/>
+        </w:rPr>
+        <w:tab/>
+      </w:r>
+      <w:r>
+        <w:rPr>
+          <w:rFonts w:ascii="Times New Roman" w:hAnsi="Times New Roman" w:cs="Times New Roman"/>
+          <w:b/>
+          <w:bCs/>
+          <w:sz w:val="28"/>
+          <w:szCs w:val="28"/>
+          <w:lang w:val="en-US"/>
+        </w:rPr>
+        <w:tab/>
+      </w:r>
+      <w:r>
+        <w:rPr>
+          <w:rFonts w:ascii="Times New Roman" w:hAnsi="Times New Roman" w:cs="Times New Roman"/>
+          <w:b/>
+          <w:bCs/>
+          <w:sz w:val="28"/>
+          <w:szCs w:val="28"/>
+          <w:lang w:val="en-US"/>
+        </w:rPr>
+        <w:t>15</w:t>
+      </w:r>
+    </w:p>
+    <w:p>
+      <w:pPr>
+        <w:pStyle w:val="ListParagraph"/>
+        <w:numPr>
+          <w:ilvl w:val="1"/>
+          <w:numId w:val="4"/>
+        </w:numPr>
+        <w:rPr>
+          <w:rFonts w:ascii="Times New Roman" w:hAnsi="Times New Roman" w:cs="Times New Roman"/>
+          <w:b/>
+          <w:bCs/>
+          <w:sz w:val="28"/>
+          <w:szCs w:val="28"/>
+          <w:lang w:val="en-US"/>
+        </w:rPr>
+      </w:pPr>
+      <w:r>
+        <w:rPr>
+          <w:rFonts w:ascii="Times New Roman" w:hAnsi="Times New Roman" w:cs="Times New Roman"/>
+          <w:b/>
+          <w:bCs/>
+          <w:sz w:val="28"/>
+          <w:szCs w:val="28"/>
+          <w:lang w:val="en-US"/>
+        </w:rPr>
+        <w:t xml:space="preserve">     </w:t>
+      </w:r>
+      <w:r>
+        <w:rPr>
+          <w:rFonts w:ascii="Times New Roman" w:hAnsi="Times New Roman" w:cs="Times New Roman"/>
+          <w:b/>
+          <w:bCs/>
+          <w:sz w:val="28"/>
+          <w:szCs w:val="28"/>
+          <w:lang w:val="en-US"/>
+        </w:rPr>
+        <w:t>Dart</w:t>
+      </w:r>
+      <w:r>
+        <w:rPr>
+          <w:rFonts w:ascii="Times New Roman" w:hAnsi="Times New Roman" w:cs="Times New Roman"/>
+          <w:b/>
+          <w:bCs/>
+          <w:sz w:val="28"/>
+          <w:szCs w:val="28"/>
+          <w:lang w:val="kk-KZ"/>
+        </w:rPr>
+        <w:t xml:space="preserve"> және </w:t>
+      </w:r>
+      <w:r>
+        <w:rPr>
+          <w:rFonts w:ascii="Times New Roman" w:hAnsi="Times New Roman" w:cs="Times New Roman"/>
+          <w:b/>
+          <w:bCs/>
+          <w:sz w:val="28"/>
+          <w:szCs w:val="28"/>
+          <w:lang w:val="en-US"/>
+        </w:rPr>
+        <w:t>Python</w:t>
+      </w:r>
+      <w:r>
+        <w:rPr>
+          <w:rFonts w:ascii="Times New Roman" w:hAnsi="Times New Roman" w:cs="Times New Roman"/>
+          <w:b/>
+          <w:bCs/>
+          <w:sz w:val="28"/>
+          <w:szCs w:val="28"/>
+          <w:lang w:val="en-US"/>
+        </w:rPr>
+        <w:tab/>
+      </w:r>
+      <w:r>
+        <w:rPr>
+          <w:rFonts w:ascii="Times New Roman" w:hAnsi="Times New Roman" w:cs="Times New Roman"/>
+          <w:b/>
+          <w:bCs/>
+          <w:sz w:val="28"/>
+          <w:szCs w:val="28"/>
+          <w:lang w:val="en-US"/>
+        </w:rPr>
+        <w:tab/>
+      </w:r>
+      <w:r>
+        <w:rPr>
+          <w:rFonts w:ascii="Times New Roman" w:hAnsi="Times New Roman" w:cs="Times New Roman"/>
+          <w:b/>
+          <w:bCs/>
+          <w:sz w:val="28"/>
+          <w:szCs w:val="28"/>
+          <w:lang w:val="en-US"/>
+        </w:rPr>
+        <w:tab/>
+      </w:r>
+      <w:r>
+        <w:rPr>
+          <w:rFonts w:ascii="Times New Roman" w:hAnsi="Times New Roman" w:cs="Times New Roman"/>
+          <w:b/>
+          <w:bCs/>
+          <w:sz w:val="28"/>
+          <w:szCs w:val="28"/>
+          <w:lang w:val="en-US"/>
+        </w:rPr>
+        <w:tab/>
+      </w:r>
+      <w:r>
+        <w:rPr>
+          <w:rFonts w:ascii="Times New Roman" w:hAnsi="Times New Roman" w:cs="Times New Roman"/>
+          <w:b/>
+          <w:bCs/>
+          <w:sz w:val="28"/>
+          <w:szCs w:val="28"/>
+          <w:lang w:val="en-US"/>
+        </w:rPr>
+        <w:tab/>
+      </w:r>
+      <w:r>
+        <w:rPr>
+          <w:rFonts w:ascii="Times New Roman" w:hAnsi="Times New Roman" w:cs="Times New Roman"/>
+          <w:b/>
+          <w:bCs/>
+          <w:sz w:val="28"/>
+          <w:szCs w:val="28"/>
+          <w:lang w:val="en-US"/>
+        </w:rPr>
+        <w:tab/>
+      </w:r>
+      <w:r>
+        <w:rPr>
+          <w:rFonts w:ascii="Times New Roman" w:hAnsi="Times New Roman" w:cs="Times New Roman"/>
+          <w:b/>
+          <w:bCs/>
+          <w:sz w:val="28"/>
+          <w:szCs w:val="28"/>
+          <w:lang w:val="en-US"/>
+        </w:rPr>
+        <w:tab/>
+      </w:r>
+      <w:r>
+        <w:rPr>
+          <w:rFonts w:ascii="Times New Roman" w:hAnsi="Times New Roman" w:cs="Times New Roman"/>
+          <w:b/>
+          <w:bCs/>
+          <w:sz w:val="28"/>
+          <w:szCs w:val="28"/>
+          <w:lang w:val="en-US"/>
+        </w:rPr>
+        <w:tab/>
+      </w:r>
+      <w:r>
+        <w:rPr>
+          <w:rFonts w:ascii="Times New Roman" w:hAnsi="Times New Roman" w:cs="Times New Roman"/>
+          <w:b/>
+          <w:bCs/>
+          <w:sz w:val="28"/>
+          <w:szCs w:val="28"/>
+          <w:lang w:val="en-US"/>
+        </w:rPr>
+        <w:tab/>
+        <w:t>16</w:t>
+      </w:r>
+    </w:p>
+    <w:p>
+      <w:pPr>
+        <w:pStyle w:val="ListParagraph"/>
+        <w:numPr>
+          <w:ilvl w:val="2"/>
+          <w:numId w:val="4"/>
+        </w:numPr>
+        <w:rPr>
+          <w:rFonts w:ascii="Times New Roman" w:hAnsi="Times New Roman" w:cs="Times New Roman"/>
+          <w:b/>
+          <w:bCs/>
+          <w:sz w:val="28"/>
+          <w:szCs w:val="28"/>
+          <w:lang w:val="kk-KZ"/>
+        </w:rPr>
+      </w:pPr>
+      <w:proofErr w:type="spellStart"/>
+      <w:r>
+        <w:rPr>
+          <w:rFonts w:ascii="Times New Roman" w:hAnsi="Times New Roman" w:cs="Times New Roman"/>
+          <w:b/>
+          <w:bCs/>
+          <w:sz w:val="28"/>
+          <w:szCs w:val="28"/>
+          <w:lang w:val="kk-KZ"/>
+        </w:rPr>
+        <w:t>Фреймворктар</w:t>
+      </w:r>
+      <w:proofErr w:type="spellEnd"/>
+      <w:r>
+        <w:rPr>
+          <w:rFonts w:ascii="Times New Roman" w:hAnsi="Times New Roman" w:cs="Times New Roman"/>
+          <w:b/>
+          <w:bCs/>
+          <w:sz w:val="28"/>
+          <w:szCs w:val="28"/>
+          <w:lang w:val="kk-KZ"/>
+        </w:rPr>
+        <w:t xml:space="preserve"> мен кітапханалар</w:t>
+      </w:r>
+      <w:r>
+        <w:rPr>
+          <w:rFonts w:ascii="Times New Roman" w:hAnsi="Times New Roman" w:cs="Times New Roman"/>
+          <w:b/>
+          <w:bCs/>
+          <w:sz w:val="28"/>
+          <w:szCs w:val="28"/>
+          <w:lang w:val="en-US"/>
+        </w:rPr>
+        <w:tab/>
+      </w:r>
+      <w:r>
+        <w:rPr>
+          <w:rFonts w:ascii="Times New Roman" w:hAnsi="Times New Roman" w:cs="Times New Roman"/>
+          <w:b/>
+          <w:bCs/>
+          <w:sz w:val="28"/>
+          <w:szCs w:val="28"/>
+          <w:lang w:val="en-US"/>
+        </w:rPr>
+        <w:tab/>
+      </w:r>
+      <w:r>
+        <w:rPr>
+          <w:rFonts w:ascii="Times New Roman" w:hAnsi="Times New Roman" w:cs="Times New Roman"/>
+          <w:b/>
+          <w:bCs/>
+          <w:sz w:val="28"/>
+          <w:szCs w:val="28"/>
+          <w:lang w:val="en-US"/>
+        </w:rPr>
+        <w:tab/>
+      </w:r>
+      <w:r>
+        <w:rPr>
+          <w:rFonts w:ascii="Times New Roman" w:hAnsi="Times New Roman" w:cs="Times New Roman"/>
+          <w:b/>
+          <w:bCs/>
+          <w:sz w:val="28"/>
+          <w:szCs w:val="28"/>
+          <w:lang w:val="en-US"/>
+        </w:rPr>
+        <w:tab/>
+      </w:r>
+      <w:r>
+        <w:rPr>
+          <w:rFonts w:ascii="Times New Roman" w:hAnsi="Times New Roman" w:cs="Times New Roman"/>
+          <w:b/>
+          <w:bCs/>
+          <w:sz w:val="28"/>
+          <w:szCs w:val="28"/>
+          <w:lang w:val="en-US"/>
+        </w:rPr>
+        <w:tab/>
+      </w:r>
+      <w:r>
+        <w:rPr>
+          <w:rFonts w:ascii="Times New Roman" w:hAnsi="Times New Roman" w:cs="Times New Roman"/>
+          <w:b/>
+          <w:bCs/>
+          <w:sz w:val="28"/>
+          <w:szCs w:val="28"/>
+          <w:lang w:val="en-US"/>
+        </w:rPr>
+        <w:tab/>
+        <w:t>17</w:t>
+      </w:r>
+    </w:p>
+    <w:p>
+      <w:pPr>
+        <w:pStyle w:val="ListParagraph"/>
+        <w:numPr>
+          <w:ilvl w:val="1"/>
+          <w:numId w:val="4"/>
+        </w:numPr>
+        <w:rPr>
+          <w:rFonts w:ascii="Times New Roman" w:hAnsi="Times New Roman" w:cs="Times New Roman"/>
+          <w:b/>
+          <w:bCs/>
+          <w:sz w:val="28"/>
+          <w:szCs w:val="28"/>
+          <w:lang w:val="en-US"/>
+        </w:rPr>
+      </w:pPr>
+      <w:r>
+        <w:rPr>
+          <w:rFonts w:ascii="Times New Roman" w:hAnsi="Times New Roman" w:cs="Times New Roman"/>
+          <w:b/>
+          <w:bCs/>
+          <w:sz w:val="28"/>
+          <w:szCs w:val="28"/>
+          <w:lang w:val="en-US"/>
+        </w:rPr>
+        <w:t xml:space="preserve">     </w:t>
+      </w:r>
+      <w:r>
+        <w:rPr>
+          <w:rFonts w:ascii="Times New Roman" w:hAnsi="Times New Roman" w:cs="Times New Roman"/>
+          <w:b/>
+          <w:bCs/>
+          <w:sz w:val="28"/>
+          <w:szCs w:val="28"/>
+          <w:lang w:val="en-US"/>
+        </w:rPr>
+        <w:t xml:space="preserve">Git </w:t>
+      </w:r>
+      <w:r>
+        <w:rPr>
+          <w:rFonts w:ascii="Times New Roman" w:hAnsi="Times New Roman" w:cs="Times New Roman"/>
+          <w:b/>
+          <w:bCs/>
+          <w:sz w:val="28"/>
+          <w:szCs w:val="28"/>
+          <w:lang w:val="kk-KZ"/>
+        </w:rPr>
+        <w:t xml:space="preserve">және </w:t>
+      </w:r>
+      <w:proofErr w:type="spellStart"/>
+      <w:r>
+        <w:rPr>
+          <w:rFonts w:ascii="Times New Roman" w:hAnsi="Times New Roman" w:cs="Times New Roman"/>
+          <w:b/>
+          <w:bCs/>
+          <w:sz w:val="28"/>
+          <w:szCs w:val="28"/>
+          <w:lang w:val="en-US"/>
+        </w:rPr>
+        <w:t>github</w:t>
+      </w:r>
+      <w:proofErr w:type="spellEnd"/>
+      <w:r>
+        <w:rPr>
+          <w:rFonts w:ascii="Times New Roman" w:hAnsi="Times New Roman" w:cs="Times New Roman"/>
+          <w:b/>
+          <w:bCs/>
+          <w:sz w:val="28"/>
+          <w:szCs w:val="28"/>
+          <w:lang w:val="en-US"/>
+        </w:rPr>
+        <w:tab/>
+      </w:r>
+      <w:r>
+        <w:rPr>
+          <w:rFonts w:ascii="Times New Roman" w:hAnsi="Times New Roman" w:cs="Times New Roman"/>
+          <w:b/>
+          <w:bCs/>
+          <w:sz w:val="28"/>
+          <w:szCs w:val="28"/>
+          <w:lang w:val="en-US"/>
+        </w:rPr>
+        <w:tab/>
+      </w:r>
+      <w:r>
+        <w:rPr>
+          <w:rFonts w:ascii="Times New Roman" w:hAnsi="Times New Roman" w:cs="Times New Roman"/>
+          <w:b/>
+          <w:bCs/>
+          <w:sz w:val="28"/>
+          <w:szCs w:val="28"/>
+          <w:lang w:val="en-US"/>
+        </w:rPr>
+        <w:tab/>
+      </w:r>
+      <w:r>
+        <w:rPr>
+          <w:rFonts w:ascii="Times New Roman" w:hAnsi="Times New Roman" w:cs="Times New Roman"/>
+          <w:b/>
+          <w:bCs/>
+          <w:sz w:val="28"/>
+          <w:szCs w:val="28"/>
+          <w:lang w:val="en-US"/>
+        </w:rPr>
+        <w:tab/>
+      </w:r>
+      <w:r>
+        <w:rPr>
+          <w:rFonts w:ascii="Times New Roman" w:hAnsi="Times New Roman" w:cs="Times New Roman"/>
+          <w:b/>
+          <w:bCs/>
+          <w:sz w:val="28"/>
+          <w:szCs w:val="28"/>
+          <w:lang w:val="en-US"/>
+        </w:rPr>
+        <w:tab/>
+      </w:r>
+      <w:r>
+        <w:rPr>
+          <w:rFonts w:ascii="Times New Roman" w:hAnsi="Times New Roman" w:cs="Times New Roman"/>
+          <w:b/>
+          <w:bCs/>
+          <w:sz w:val="28"/>
+          <w:szCs w:val="28"/>
+          <w:lang w:val="en-US"/>
+        </w:rPr>
+        <w:tab/>
+      </w:r>
+      <w:r>
+        <w:rPr>
+          <w:rFonts w:ascii="Times New Roman" w:hAnsi="Times New Roman" w:cs="Times New Roman"/>
+          <w:b/>
+          <w:bCs/>
+          <w:sz w:val="28"/>
+          <w:szCs w:val="28"/>
+          <w:lang w:val="en-US"/>
+        </w:rPr>
+        <w:tab/>
+      </w:r>
+      <w:r>
+        <w:rPr>
+          <w:rFonts w:ascii="Times New Roman" w:hAnsi="Times New Roman" w:cs="Times New Roman"/>
+          <w:b/>
+          <w:bCs/>
+          <w:sz w:val="28"/>
+          <w:szCs w:val="28"/>
+          <w:lang w:val="en-US"/>
+        </w:rPr>
+        <w:tab/>
+      </w:r>
+      <w:r>
+        <w:rPr>
+          <w:rFonts w:ascii="Times New Roman" w:hAnsi="Times New Roman" w:cs="Times New Roman"/>
+          <w:b/>
+          <w:bCs/>
+          <w:sz w:val="28"/>
+          <w:szCs w:val="28"/>
+          <w:lang w:val="en-US"/>
+        </w:rPr>
+        <w:tab/>
+        <w:t>18</w:t>
+      </w:r>
+    </w:p>
+    <w:p>
+      <w:pPr>
+        <w:pStyle w:val="ListParagraph"/>
+        <w:numPr>
+          <w:ilvl w:val="0"/>
+          <w:numId w:val="4"/>
+        </w:numPr>
+        <w:rPr>
+          <w:rFonts w:ascii="Times New Roman" w:hAnsi="Times New Roman" w:cs="Times New Roman"/>
+          <w:b/>
+          <w:bCs/>
+          <w:sz w:val="28"/>
+          <w:szCs w:val="28"/>
+          <w:lang w:val="en-US"/>
+        </w:rPr>
+      </w:pPr>
+      <w:r>
+        <w:rPr>
+          <w:rFonts w:ascii="Times New Roman" w:hAnsi="Times New Roman" w:cs="Times New Roman"/>
+          <w:b/>
+          <w:bCs/>
+          <w:sz w:val="28"/>
+          <w:szCs w:val="28"/>
+          <w:lang w:val="en-US"/>
+        </w:rPr>
+        <w:t xml:space="preserve">     </w:t>
+      </w:r>
+      <w:r>
+        <w:rPr>
+          <w:rFonts w:ascii="Times New Roman" w:hAnsi="Times New Roman" w:cs="Times New Roman"/>
+          <w:b/>
+          <w:bCs/>
+          <w:sz w:val="28"/>
+          <w:szCs w:val="28"/>
+          <w:lang w:val="kk-KZ"/>
+        </w:rPr>
+        <w:t>Жобаның құрылымы</w:t>
+      </w:r>
+      <w:r>
+        <w:rPr>
+          <w:rFonts w:ascii="Times New Roman" w:hAnsi="Times New Roman" w:cs="Times New Roman"/>
+          <w:b/>
+          <w:bCs/>
+          <w:sz w:val="28"/>
+          <w:szCs w:val="28"/>
+          <w:lang w:val="en-US"/>
+        </w:rPr>
+        <w:tab/>
+      </w:r>
+      <w:r>
+        <w:rPr>
+          <w:rFonts w:ascii="Times New Roman" w:hAnsi="Times New Roman" w:cs="Times New Roman"/>
+          <w:b/>
+          <w:bCs/>
+          <w:sz w:val="28"/>
+          <w:szCs w:val="28"/>
+          <w:lang w:val="en-US"/>
+        </w:rPr>
+        <w:tab/>
+      </w:r>
+      <w:r>
+        <w:rPr>
+          <w:rFonts w:ascii="Times New Roman" w:hAnsi="Times New Roman" w:cs="Times New Roman"/>
+          <w:b/>
+          <w:bCs/>
+          <w:sz w:val="28"/>
+          <w:szCs w:val="28"/>
+          <w:lang w:val="en-US"/>
+        </w:rPr>
+        <w:tab/>
+      </w:r>
+      <w:r>
+        <w:rPr>
+          <w:rFonts w:ascii="Times New Roman" w:hAnsi="Times New Roman" w:cs="Times New Roman"/>
+          <w:b/>
+          <w:bCs/>
+          <w:sz w:val="28"/>
+          <w:szCs w:val="28"/>
+          <w:lang w:val="en-US"/>
+        </w:rPr>
+        <w:tab/>
+      </w:r>
+      <w:r>
+        <w:rPr>
+          <w:rFonts w:ascii="Times New Roman" w:hAnsi="Times New Roman" w:cs="Times New Roman"/>
+          <w:b/>
+          <w:bCs/>
+          <w:sz w:val="28"/>
+          <w:szCs w:val="28"/>
+          <w:lang w:val="en-US"/>
+        </w:rPr>
+        <w:tab/>
+      </w:r>
+      <w:r>
+        <w:rPr>
+          <w:rFonts w:ascii="Times New Roman" w:hAnsi="Times New Roman" w:cs="Times New Roman"/>
+          <w:b/>
+          <w:bCs/>
+          <w:sz w:val="28"/>
+          <w:szCs w:val="28"/>
+          <w:lang w:val="en-US"/>
+        </w:rPr>
+        <w:tab/>
+      </w:r>
+      <w:r>
+        <w:rPr>
+          <w:rFonts w:ascii="Times New Roman" w:hAnsi="Times New Roman" w:cs="Times New Roman"/>
+          <w:b/>
+          <w:bCs/>
+          <w:sz w:val="28"/>
+          <w:szCs w:val="28"/>
+          <w:lang w:val="en-US"/>
+        </w:rPr>
+        <w:tab/>
+      </w:r>
+      <w:r>
+        <w:rPr>
+          <w:rFonts w:ascii="Times New Roman" w:hAnsi="Times New Roman" w:cs="Times New Roman"/>
+          <w:b/>
+          <w:bCs/>
+          <w:sz w:val="28"/>
+          <w:szCs w:val="28"/>
+          <w:lang w:val="en-US"/>
+        </w:rPr>
+        <w:tab/>
+        <w:t>18</w:t>
+      </w:r>
+    </w:p>
+    <w:p>
+      <w:pPr>
+        <w:pStyle w:val="ListParagraph"/>
+        <w:numPr>
+          <w:ilvl w:val="1"/>
+          <w:numId w:val="4"/>
+        </w:numPr>
+        <w:rPr>
+          <w:rFonts w:ascii="Times New Roman" w:hAnsi="Times New Roman" w:cs="Times New Roman"/>
+          <w:b/>
+          <w:bCs/>
+          <w:sz w:val="28"/>
+          <w:szCs w:val="28"/>
+          <w:lang w:val="en-US"/>
+        </w:rPr>
+      </w:pPr>
+      <w:r>
+        <w:rPr>
+          <w:rFonts w:ascii="Times New Roman" w:hAnsi="Times New Roman" w:cs="Times New Roman"/>
+          <w:b/>
+          <w:bCs/>
+          <w:sz w:val="28"/>
+          <w:szCs w:val="28"/>
+          <w:lang w:val="en-US"/>
+        </w:rPr>
+        <w:t xml:space="preserve">    </w:t>
+      </w:r>
+      <w:r>
+        <w:rPr>
+          <w:rFonts w:ascii="Times New Roman" w:hAnsi="Times New Roman" w:cs="Times New Roman"/>
+          <w:b/>
+          <w:bCs/>
+          <w:sz w:val="28"/>
+          <w:szCs w:val="28"/>
+          <w:lang w:val="kk-KZ"/>
+        </w:rPr>
+        <w:t>Жобаның жалпы архитектурасы</w:t>
+      </w:r>
+      <w:r>
+        <w:rPr>
+          <w:rFonts w:ascii="Times New Roman" w:hAnsi="Times New Roman" w:cs="Times New Roman"/>
+          <w:b/>
+          <w:bCs/>
+          <w:sz w:val="28"/>
+          <w:szCs w:val="28"/>
+          <w:lang w:val="en-US"/>
+        </w:rPr>
+        <w:t xml:space="preserve"> </w:t>
+      </w:r>
+      <w:r>
+        <w:rPr>
+          <w:rFonts w:ascii="Times New Roman" w:hAnsi="Times New Roman" w:cs="Times New Roman"/>
+          <w:b/>
+          <w:bCs/>
+          <w:sz w:val="28"/>
+          <w:szCs w:val="28"/>
+          <w:lang w:val="en-US"/>
+        </w:rPr>
+        <w:tab/>
+      </w:r>
+      <w:r>
+        <w:rPr>
+          <w:rFonts w:ascii="Times New Roman" w:hAnsi="Times New Roman" w:cs="Times New Roman"/>
+          <w:b/>
+          <w:bCs/>
+          <w:sz w:val="28"/>
+          <w:szCs w:val="28"/>
+          <w:lang w:val="en-US"/>
+        </w:rPr>
+        <w:tab/>
+      </w:r>
+      <w:r>
+        <w:rPr>
+          <w:rFonts w:ascii="Times New Roman" w:hAnsi="Times New Roman" w:cs="Times New Roman"/>
+          <w:b/>
+          <w:bCs/>
+          <w:sz w:val="28"/>
+          <w:szCs w:val="28"/>
+          <w:lang w:val="en-US"/>
+        </w:rPr>
+        <w:tab/>
+      </w:r>
+      <w:r>
+        <w:rPr>
+          <w:rFonts w:ascii="Times New Roman" w:hAnsi="Times New Roman" w:cs="Times New Roman"/>
+          <w:b/>
+          <w:bCs/>
+          <w:sz w:val="28"/>
+          <w:szCs w:val="28"/>
+          <w:lang w:val="en-US"/>
+        </w:rPr>
+        <w:tab/>
+      </w:r>
+      <w:r>
+        <w:rPr>
+          <w:rFonts w:ascii="Times New Roman" w:hAnsi="Times New Roman" w:cs="Times New Roman"/>
+          <w:b/>
+          <w:bCs/>
+          <w:sz w:val="28"/>
+          <w:szCs w:val="28"/>
+          <w:lang w:val="en-US"/>
+        </w:rPr>
+        <w:tab/>
+      </w:r>
+      <w:r>
+        <w:rPr>
+          <w:rFonts w:ascii="Times New Roman" w:hAnsi="Times New Roman" w:cs="Times New Roman"/>
+          <w:b/>
+          <w:bCs/>
+          <w:sz w:val="28"/>
+          <w:szCs w:val="28"/>
+          <w:lang w:val="en-US"/>
+        </w:rPr>
+        <w:tab/>
+        <w:t>19</w:t>
+      </w:r>
+    </w:p>
+    <w:p>
+      <w:pPr>
+        <w:pStyle w:val="ListParagraph"/>
+        <w:numPr>
+          <w:ilvl w:val="1"/>
+          <w:numId w:val="4"/>
+        </w:numPr>
+        <w:rPr>
+          <w:rFonts w:ascii="Times New Roman" w:hAnsi="Times New Roman" w:cs="Times New Roman"/>
+          <w:b/>
+          <w:bCs/>
+          <w:sz w:val="28"/>
+          <w:szCs w:val="28"/>
+          <w:lang w:val="en-US"/>
+        </w:rPr>
+      </w:pPr>
+      <w:r>
+        <w:rPr>
+          <w:rFonts w:ascii="Times New Roman" w:hAnsi="Times New Roman" w:cs="Times New Roman"/>
+          <w:b/>
+          <w:bCs/>
+          <w:sz w:val="28"/>
+          <w:szCs w:val="28"/>
+          <w:lang w:val="en-US"/>
+        </w:rPr>
+        <w:t xml:space="preserve">    </w:t>
+      </w:r>
+      <w:r>
+        <w:rPr>
+          <w:rFonts w:ascii="Times New Roman" w:hAnsi="Times New Roman" w:cs="Times New Roman"/>
+          <w:b/>
+          <w:bCs/>
+          <w:sz w:val="28"/>
+          <w:szCs w:val="28"/>
+          <w:lang w:val="kk-KZ"/>
+        </w:rPr>
+        <w:t>Код деңгейіндегі жазба құрылымы</w:t>
+      </w:r>
+      <w:r>
+        <w:rPr>
+          <w:rFonts w:ascii="Times New Roman" w:hAnsi="Times New Roman" w:cs="Times New Roman"/>
+          <w:b/>
+          <w:bCs/>
+          <w:sz w:val="28"/>
+          <w:szCs w:val="28"/>
+          <w:lang w:val="en-US"/>
+        </w:rPr>
+        <w:tab/>
+      </w:r>
+      <w:r>
+        <w:rPr>
+          <w:rFonts w:ascii="Times New Roman" w:hAnsi="Times New Roman" w:cs="Times New Roman"/>
+          <w:b/>
+          <w:bCs/>
+          <w:sz w:val="28"/>
+          <w:szCs w:val="28"/>
+          <w:lang w:val="en-US"/>
+        </w:rPr>
+        <w:tab/>
+      </w:r>
+      <w:r>
+        <w:rPr>
+          <w:rFonts w:ascii="Times New Roman" w:hAnsi="Times New Roman" w:cs="Times New Roman"/>
+          <w:b/>
+          <w:bCs/>
+          <w:sz w:val="28"/>
+          <w:szCs w:val="28"/>
+          <w:lang w:val="en-US"/>
+        </w:rPr>
+        <w:tab/>
+      </w:r>
+      <w:r>
+        <w:rPr>
+          <w:rFonts w:ascii="Times New Roman" w:hAnsi="Times New Roman" w:cs="Times New Roman"/>
+          <w:b/>
+          <w:bCs/>
+          <w:sz w:val="28"/>
+          <w:szCs w:val="28"/>
+          <w:lang w:val="en-US"/>
+        </w:rPr>
+        <w:tab/>
+      </w:r>
+      <w:r>
+        <w:rPr>
+          <w:rFonts w:ascii="Times New Roman" w:hAnsi="Times New Roman" w:cs="Times New Roman"/>
+          <w:b/>
+          <w:bCs/>
+          <w:sz w:val="28"/>
+          <w:szCs w:val="28"/>
+          <w:lang w:val="en-US"/>
+        </w:rPr>
+        <w:tab/>
+      </w:r>
+      <w:r>
+        <w:rPr>
+          <w:rFonts w:ascii="Times New Roman" w:hAnsi="Times New Roman" w:cs="Times New Roman"/>
+          <w:b/>
+          <w:bCs/>
+          <w:sz w:val="28"/>
+          <w:szCs w:val="28"/>
+          <w:lang w:val="en-US"/>
+        </w:rPr>
+        <w:tab/>
+        <w:t>20</w:t>
+      </w:r>
+    </w:p>
+    <w:p>
+      <w:pPr>
+        <w:pStyle w:val="ListParagraph"/>
+        <w:numPr>
+          <w:ilvl w:val="1"/>
+          <w:numId w:val="4"/>
+        </w:numPr>
+        <w:rPr>
+          <w:rFonts w:ascii="Times New Roman" w:hAnsi="Times New Roman" w:cs="Times New Roman"/>
+          <w:b/>
+          <w:bCs/>
+          <w:sz w:val="28"/>
+          <w:szCs w:val="28"/>
+          <w:lang w:val="en-US"/>
+        </w:rPr>
+      </w:pPr>
+      <w:r>
+        <w:rPr>
+          <w:rFonts w:ascii="Times New Roman" w:hAnsi="Times New Roman" w:cs="Times New Roman"/>
+          <w:b/>
+          <w:bCs/>
+          <w:sz w:val="28"/>
+          <w:szCs w:val="28"/>
+          <w:lang w:val="en-US"/>
+        </w:rPr>
+        <w:t xml:space="preserve">    </w:t>
+      </w:r>
+      <w:r>
+        <w:rPr>
+          <w:rFonts w:ascii="Times New Roman" w:hAnsi="Times New Roman" w:cs="Times New Roman"/>
+          <w:b/>
+          <w:bCs/>
+          <w:sz w:val="28"/>
+          <w:szCs w:val="28"/>
+          <w:lang w:val="en-US"/>
+        </w:rPr>
+        <w:t xml:space="preserve">Flutter </w:t>
+      </w:r>
+      <w:r>
+        <w:rPr>
+          <w:rFonts w:ascii="Times New Roman" w:hAnsi="Times New Roman" w:cs="Times New Roman"/>
+          <w:b/>
+          <w:bCs/>
+          <w:sz w:val="28"/>
+          <w:szCs w:val="28"/>
+          <w:lang w:val="kk-KZ"/>
+        </w:rPr>
+        <w:t xml:space="preserve">және </w:t>
+      </w:r>
+      <w:r>
+        <w:rPr>
+          <w:rFonts w:ascii="Times New Roman" w:hAnsi="Times New Roman" w:cs="Times New Roman"/>
+          <w:b/>
+          <w:bCs/>
+          <w:sz w:val="28"/>
+          <w:szCs w:val="28"/>
+          <w:lang w:val="en-US"/>
+        </w:rPr>
+        <w:t xml:space="preserve">Django </w:t>
+      </w:r>
+      <w:r>
+        <w:rPr>
+          <w:rFonts w:ascii="Times New Roman" w:hAnsi="Times New Roman" w:cs="Times New Roman"/>
+          <w:b/>
+          <w:bCs/>
+          <w:sz w:val="28"/>
+          <w:szCs w:val="28"/>
+          <w:lang w:val="kk-KZ"/>
+        </w:rPr>
+        <w:t>әрекеттесу принципі</w:t>
+      </w:r>
+      <w:r>
+        <w:rPr>
+          <w:rFonts w:ascii="Times New Roman" w:hAnsi="Times New Roman" w:cs="Times New Roman"/>
+          <w:b/>
+          <w:bCs/>
+          <w:sz w:val="28"/>
+          <w:szCs w:val="28"/>
+          <w:lang w:val="en-US"/>
+        </w:rPr>
+        <w:tab/>
+      </w:r>
+      <w:r>
+        <w:rPr>
+          <w:rFonts w:ascii="Times New Roman" w:hAnsi="Times New Roman" w:cs="Times New Roman"/>
+          <w:b/>
+          <w:bCs/>
+          <w:sz w:val="28"/>
+          <w:szCs w:val="28"/>
+          <w:lang w:val="en-US"/>
+        </w:rPr>
+        <w:tab/>
+      </w:r>
+      <w:r>
+        <w:rPr>
+          <w:rFonts w:ascii="Times New Roman" w:hAnsi="Times New Roman" w:cs="Times New Roman"/>
+          <w:b/>
+          <w:bCs/>
+          <w:sz w:val="28"/>
+          <w:szCs w:val="28"/>
+          <w:lang w:val="en-US"/>
+        </w:rPr>
+        <w:tab/>
+      </w:r>
+      <w:r>
+        <w:rPr>
+          <w:rFonts w:ascii="Times New Roman" w:hAnsi="Times New Roman" w:cs="Times New Roman"/>
+          <w:b/>
+          <w:bCs/>
+          <w:sz w:val="28"/>
+          <w:szCs w:val="28"/>
+          <w:lang w:val="en-US"/>
+        </w:rPr>
+        <w:tab/>
+      </w:r>
+      <w:r>
+        <w:rPr>
+          <w:rFonts w:ascii="Times New Roman" w:hAnsi="Times New Roman" w:cs="Times New Roman"/>
+          <w:b/>
+          <w:bCs/>
+          <w:sz w:val="28"/>
+          <w:szCs w:val="28"/>
+          <w:lang w:val="en-US"/>
+        </w:rPr>
+        <w:tab/>
+        <w:t>21</w:t>
+      </w:r>
+    </w:p>
+    <w:p>
+      <w:pPr>
+        <w:pStyle w:val="ListParagraph"/>
+        <w:numPr>
+          <w:ilvl w:val="1"/>
+          <w:numId w:val="4"/>
+        </w:numPr>
+        <w:rPr>
+          <w:rFonts w:ascii="Times New Roman" w:hAnsi="Times New Roman" w:cs="Times New Roman"/>
+          <w:b/>
+          <w:bCs/>
+          <w:sz w:val="28"/>
+          <w:szCs w:val="28"/>
+          <w:lang w:val="en-US"/>
+        </w:rPr>
+      </w:pPr>
+      <w:r>
+        <w:rPr>
+          <w:rFonts w:ascii="Times New Roman" w:hAnsi="Times New Roman" w:cs="Times New Roman"/>
+          <w:b/>
+          <w:bCs/>
+          <w:sz w:val="28"/>
+          <w:szCs w:val="28"/>
+          <w:lang w:val="en-US"/>
+        </w:rPr>
+        <w:t xml:space="preserve">    </w:t>
+      </w:r>
+      <w:r>
+        <w:rPr>
+          <w:rFonts w:ascii="Times New Roman" w:hAnsi="Times New Roman" w:cs="Times New Roman"/>
+          <w:b/>
+          <w:bCs/>
+          <w:sz w:val="28"/>
+          <w:szCs w:val="28"/>
+          <w:lang w:val="en-US"/>
+        </w:rPr>
+        <w:t xml:space="preserve">UML </w:t>
+      </w:r>
+      <w:r>
+        <w:rPr>
+          <w:rFonts w:ascii="Times New Roman" w:hAnsi="Times New Roman" w:cs="Times New Roman"/>
+          <w:b/>
+          <w:bCs/>
+          <w:sz w:val="28"/>
+          <w:szCs w:val="28"/>
+          <w:lang w:val="kk-KZ"/>
+        </w:rPr>
+        <w:t>диаграммасы</w:t>
+      </w:r>
+      <w:r>
+        <w:rPr>
+          <w:rFonts w:ascii="Times New Roman" w:hAnsi="Times New Roman" w:cs="Times New Roman"/>
+          <w:b/>
+          <w:bCs/>
+          <w:sz w:val="28"/>
+          <w:szCs w:val="28"/>
+          <w:lang w:val="en-US"/>
+        </w:rPr>
+        <w:tab/>
+      </w:r>
+      <w:r>
+        <w:rPr>
+          <w:rFonts w:ascii="Times New Roman" w:hAnsi="Times New Roman" w:cs="Times New Roman"/>
+          <w:b/>
+          <w:bCs/>
+          <w:sz w:val="28"/>
+          <w:szCs w:val="28"/>
+          <w:lang w:val="en-US"/>
+        </w:rPr>
+        <w:tab/>
+      </w:r>
+      <w:r>
+        <w:rPr>
+          <w:rFonts w:ascii="Times New Roman" w:hAnsi="Times New Roman" w:cs="Times New Roman"/>
+          <w:b/>
+          <w:bCs/>
+          <w:sz w:val="28"/>
+          <w:szCs w:val="28"/>
+          <w:lang w:val="en-US"/>
+        </w:rPr>
+        <w:tab/>
+      </w:r>
+      <w:r>
+        <w:rPr>
+          <w:rFonts w:ascii="Times New Roman" w:hAnsi="Times New Roman" w:cs="Times New Roman"/>
+          <w:b/>
+          <w:bCs/>
+          <w:sz w:val="28"/>
+          <w:szCs w:val="28"/>
+          <w:lang w:val="en-US"/>
+        </w:rPr>
+        <w:tab/>
+      </w:r>
+      <w:r>
+        <w:rPr>
+          <w:rFonts w:ascii="Times New Roman" w:hAnsi="Times New Roman" w:cs="Times New Roman"/>
+          <w:b/>
+          <w:bCs/>
+          <w:sz w:val="28"/>
+          <w:szCs w:val="28"/>
+          <w:lang w:val="en-US"/>
+        </w:rPr>
+        <w:tab/>
+      </w:r>
+      <w:r>
+        <w:rPr>
+          <w:rFonts w:ascii="Times New Roman" w:hAnsi="Times New Roman" w:cs="Times New Roman"/>
+          <w:b/>
+          <w:bCs/>
+          <w:sz w:val="28"/>
+          <w:szCs w:val="28"/>
+          <w:lang w:val="en-US"/>
+        </w:rPr>
+        <w:tab/>
+      </w:r>
+      <w:r>
+        <w:rPr>
+          <w:rFonts w:ascii="Times New Roman" w:hAnsi="Times New Roman" w:cs="Times New Roman"/>
+          <w:b/>
+          <w:bCs/>
+          <w:sz w:val="28"/>
+          <w:szCs w:val="28"/>
+          <w:lang w:val="en-US"/>
+        </w:rPr>
+        <w:tab/>
+      </w:r>
+      <w:r>
+        <w:rPr>
+          <w:rFonts w:ascii="Times New Roman" w:hAnsi="Times New Roman" w:cs="Times New Roman"/>
+          <w:b/>
+          <w:bCs/>
+          <w:sz w:val="28"/>
+          <w:szCs w:val="28"/>
+          <w:lang w:val="en-US"/>
+        </w:rPr>
+        <w:tab/>
+      </w:r>
+      <w:r>
+        <w:rPr>
+          <w:rFonts w:ascii="Times New Roman" w:hAnsi="Times New Roman" w:cs="Times New Roman"/>
+          <w:b/>
+          <w:bCs/>
+          <w:sz w:val="28"/>
+          <w:szCs w:val="28"/>
+          <w:lang w:val="en-US"/>
+        </w:rPr>
+        <w:tab/>
+        <w:t>22</w:t>
+      </w:r>
+    </w:p>
+    <w:p>
+      <w:pPr>
+        <w:pStyle w:val="ListParagraph"/>
+        <w:numPr>
+          <w:ilvl w:val="1"/>
+          <w:numId w:val="4"/>
+        </w:numPr>
+        <w:rPr>
+          <w:rFonts w:ascii="Times New Roman" w:hAnsi="Times New Roman" w:cs="Times New Roman"/>
+          <w:b/>
+          <w:bCs/>
+          <w:sz w:val="28"/>
+          <w:szCs w:val="28"/>
+          <w:lang w:val="en-US"/>
+        </w:rPr>
+      </w:pPr>
+      <w:r>
+        <w:rPr>
+          <w:rFonts w:ascii="Times New Roman" w:hAnsi="Times New Roman" w:cs="Times New Roman"/>
+          <w:b/>
+          <w:bCs/>
+          <w:sz w:val="28"/>
+          <w:szCs w:val="28"/>
+          <w:lang w:val="en-US"/>
+        </w:rPr>
+        <w:t xml:space="preserve">    </w:t>
+      </w:r>
+      <w:r>
+        <w:rPr>
+          <w:rFonts w:ascii="Times New Roman" w:hAnsi="Times New Roman" w:cs="Times New Roman"/>
+          <w:b/>
+          <w:bCs/>
+          <w:sz w:val="28"/>
+          <w:szCs w:val="28"/>
+          <w:lang w:val="en-US"/>
+        </w:rPr>
+        <w:t xml:space="preserve">USE CASE </w:t>
+      </w:r>
+      <w:r>
+        <w:rPr>
+          <w:rFonts w:ascii="Times New Roman" w:hAnsi="Times New Roman" w:cs="Times New Roman"/>
+          <w:b/>
+          <w:bCs/>
+          <w:sz w:val="28"/>
+          <w:szCs w:val="28"/>
+          <w:lang w:val="kk-KZ"/>
+        </w:rPr>
+        <w:t>диаграммасы</w:t>
+      </w:r>
+      <w:r>
+        <w:rPr>
+          <w:rFonts w:ascii="Times New Roman" w:hAnsi="Times New Roman" w:cs="Times New Roman"/>
+          <w:b/>
+          <w:bCs/>
+          <w:sz w:val="28"/>
+          <w:szCs w:val="28"/>
+          <w:lang w:val="en-US"/>
+        </w:rPr>
+        <w:tab/>
+      </w:r>
+      <w:r>
+        <w:rPr>
+          <w:rFonts w:ascii="Times New Roman" w:hAnsi="Times New Roman" w:cs="Times New Roman"/>
+          <w:b/>
+          <w:bCs/>
+          <w:sz w:val="28"/>
+          <w:szCs w:val="28"/>
+          <w:lang w:val="en-US"/>
+        </w:rPr>
+        <w:tab/>
+      </w:r>
+      <w:r>
+        <w:rPr>
+          <w:rFonts w:ascii="Times New Roman" w:hAnsi="Times New Roman" w:cs="Times New Roman"/>
+          <w:b/>
+          <w:bCs/>
+          <w:sz w:val="28"/>
+          <w:szCs w:val="28"/>
+          <w:lang w:val="en-US"/>
+        </w:rPr>
+        <w:tab/>
+      </w:r>
+      <w:r>
+        <w:rPr>
+          <w:rFonts w:ascii="Times New Roman" w:hAnsi="Times New Roman" w:cs="Times New Roman"/>
+          <w:b/>
+          <w:bCs/>
+          <w:sz w:val="28"/>
+          <w:szCs w:val="28"/>
+          <w:lang w:val="en-US"/>
+        </w:rPr>
+        <w:tab/>
+      </w:r>
+      <w:r>
+        <w:rPr>
+          <w:rFonts w:ascii="Times New Roman" w:hAnsi="Times New Roman" w:cs="Times New Roman"/>
+          <w:b/>
+          <w:bCs/>
+          <w:sz w:val="28"/>
+          <w:szCs w:val="28"/>
+          <w:lang w:val="en-US"/>
+        </w:rPr>
+        <w:tab/>
+      </w:r>
+      <w:r>
+        <w:rPr>
+          <w:rFonts w:ascii="Times New Roman" w:hAnsi="Times New Roman" w:cs="Times New Roman"/>
+          <w:b/>
+          <w:bCs/>
+          <w:sz w:val="28"/>
+          <w:szCs w:val="28"/>
+          <w:lang w:val="en-US"/>
+        </w:rPr>
+        <w:tab/>
+      </w:r>
+      <w:r>
+        <w:rPr>
+          <w:rFonts w:ascii="Times New Roman" w:hAnsi="Times New Roman" w:cs="Times New Roman"/>
+          <w:b/>
+          <w:bCs/>
+          <w:sz w:val="28"/>
+          <w:szCs w:val="28"/>
+          <w:lang w:val="en-US"/>
+        </w:rPr>
+        <w:tab/>
+      </w:r>
+      <w:r>
+        <w:rPr>
+          <w:rFonts w:ascii="Times New Roman" w:hAnsi="Times New Roman" w:cs="Times New Roman"/>
+          <w:b/>
+          <w:bCs/>
+          <w:sz w:val="28"/>
+          <w:szCs w:val="28"/>
+          <w:lang w:val="en-US"/>
+        </w:rPr>
+        <w:tab/>
+        <w:t>23</w:t>
+      </w:r>
+    </w:p>
+    <w:p>
+      <w:pPr>
+        <w:pStyle w:val="ListParagraph"/>
+        <w:numPr>
+          <w:ilvl w:val="1"/>
+          <w:numId w:val="4"/>
+        </w:numPr>
+        <w:rPr>
+          <w:rFonts w:ascii="Times New Roman" w:hAnsi="Times New Roman" w:cs="Times New Roman"/>
+          <w:b/>
+          <w:bCs/>
+          <w:sz w:val="28"/>
+          <w:szCs w:val="28"/>
+          <w:lang w:val="en-US"/>
+        </w:rPr>
+      </w:pPr>
+      <w:r>
+        <w:rPr>
+          <w:rFonts w:ascii="Times New Roman" w:hAnsi="Times New Roman" w:cs="Times New Roman"/>
+          <w:b/>
+          <w:bCs/>
+          <w:sz w:val="28"/>
+          <w:szCs w:val="28"/>
+          <w:lang w:val="en-US"/>
+        </w:rPr>
+        <w:t xml:space="preserve">    </w:t>
+      </w:r>
+      <w:r>
+        <w:rPr>
+          <w:rFonts w:ascii="Times New Roman" w:hAnsi="Times New Roman" w:cs="Times New Roman"/>
+          <w:b/>
+          <w:bCs/>
+          <w:sz w:val="28"/>
+          <w:szCs w:val="28"/>
+          <w:lang w:val="en-US"/>
+        </w:rPr>
+        <w:t xml:space="preserve">ER </w:t>
+      </w:r>
+      <w:r>
+        <w:rPr>
+          <w:rFonts w:ascii="Times New Roman" w:hAnsi="Times New Roman" w:cs="Times New Roman"/>
+          <w:b/>
+          <w:bCs/>
+          <w:sz w:val="28"/>
+          <w:szCs w:val="28"/>
+          <w:lang w:val="kk-KZ"/>
+        </w:rPr>
+        <w:t>диаграммасы</w:t>
+      </w:r>
+      <w:r>
+        <w:rPr>
+          <w:rFonts w:ascii="Times New Roman" w:hAnsi="Times New Roman" w:cs="Times New Roman"/>
+          <w:b/>
+          <w:bCs/>
+          <w:sz w:val="28"/>
+          <w:szCs w:val="28"/>
+          <w:lang w:val="en-US"/>
+        </w:rPr>
+        <w:tab/>
+      </w:r>
+      <w:r>
+        <w:rPr>
+          <w:rFonts w:ascii="Times New Roman" w:hAnsi="Times New Roman" w:cs="Times New Roman"/>
+          <w:b/>
+          <w:bCs/>
+          <w:sz w:val="28"/>
+          <w:szCs w:val="28"/>
+          <w:lang w:val="en-US"/>
+        </w:rPr>
+        <w:tab/>
+      </w:r>
+      <w:r>
+        <w:rPr>
+          <w:rFonts w:ascii="Times New Roman" w:hAnsi="Times New Roman" w:cs="Times New Roman"/>
+          <w:b/>
+          <w:bCs/>
+          <w:sz w:val="28"/>
+          <w:szCs w:val="28"/>
+          <w:lang w:val="en-US"/>
+        </w:rPr>
+        <w:tab/>
+      </w:r>
+      <w:r>
+        <w:rPr>
+          <w:rFonts w:ascii="Times New Roman" w:hAnsi="Times New Roman" w:cs="Times New Roman"/>
+          <w:b/>
+          <w:bCs/>
+          <w:sz w:val="28"/>
+          <w:szCs w:val="28"/>
+          <w:lang w:val="en-US"/>
+        </w:rPr>
+        <w:tab/>
+      </w:r>
+      <w:r>
+        <w:rPr>
+          <w:rFonts w:ascii="Times New Roman" w:hAnsi="Times New Roman" w:cs="Times New Roman"/>
+          <w:b/>
+          <w:bCs/>
+          <w:sz w:val="28"/>
+          <w:szCs w:val="28"/>
+          <w:lang w:val="en-US"/>
+        </w:rPr>
+        <w:tab/>
+      </w:r>
+      <w:r>
+        <w:rPr>
+          <w:rFonts w:ascii="Times New Roman" w:hAnsi="Times New Roman" w:cs="Times New Roman"/>
+          <w:b/>
+          <w:bCs/>
+          <w:sz w:val="28"/>
+          <w:szCs w:val="28"/>
+          <w:lang w:val="en-US"/>
+        </w:rPr>
+        <w:tab/>
+      </w:r>
+      <w:r>
+        <w:rPr>
+          <w:rFonts w:ascii="Times New Roman" w:hAnsi="Times New Roman" w:cs="Times New Roman"/>
+          <w:b/>
+          <w:bCs/>
+          <w:sz w:val="28"/>
+          <w:szCs w:val="28"/>
+          <w:lang w:val="en-US"/>
+        </w:rPr>
+        <w:tab/>
+      </w:r>
+      <w:r>
+        <w:rPr>
+          <w:rFonts w:ascii="Times New Roman" w:hAnsi="Times New Roman" w:cs="Times New Roman"/>
+          <w:b/>
+          <w:bCs/>
+          <w:sz w:val="28"/>
+          <w:szCs w:val="28"/>
+          <w:lang w:val="en-US"/>
+        </w:rPr>
+        <w:tab/>
+      </w:r>
+      <w:r>
+        <w:rPr>
+          <w:rFonts w:ascii="Times New Roman" w:hAnsi="Times New Roman" w:cs="Times New Roman"/>
+          <w:b/>
+          <w:bCs/>
+          <w:sz w:val="28"/>
+          <w:szCs w:val="28"/>
+          <w:lang w:val="en-US"/>
+        </w:rPr>
+        <w:tab/>
+        <w:t>25</w:t>
+      </w:r>
+    </w:p>
+    <w:p>
+      <w:pPr>
+        <w:pStyle w:val="ListParagraph"/>
+        <w:numPr>
+          <w:ilvl w:val="0"/>
+          <w:numId w:val="4"/>
+        </w:numPr>
+        <w:rPr>
+          <w:rFonts w:ascii="Times New Roman" w:hAnsi="Times New Roman" w:cs="Times New Roman"/>
+          <w:b/>
+          <w:bCs/>
+          <w:sz w:val="28"/>
+          <w:szCs w:val="28"/>
+          <w:lang w:val="en-US"/>
+        </w:rPr>
+      </w:pPr>
+      <w:r>
+        <w:rPr>
+          <w:rFonts w:ascii="Times New Roman" w:hAnsi="Times New Roman" w:cs="Times New Roman"/>
+          <w:b/>
+          <w:bCs/>
+          <w:sz w:val="28"/>
+          <w:szCs w:val="28"/>
+          <w:lang w:val="en-US"/>
+        </w:rPr>
+        <w:t xml:space="preserve">     </w:t>
+      </w:r>
+      <w:r>
+        <w:rPr>
+          <w:rFonts w:ascii="Times New Roman" w:hAnsi="Times New Roman" w:cs="Times New Roman"/>
+          <w:b/>
+          <w:bCs/>
+          <w:sz w:val="28"/>
+          <w:szCs w:val="28"/>
+          <w:lang w:val="kk-KZ"/>
+        </w:rPr>
+        <w:t>Жобаны жасау барысы</w:t>
+      </w:r>
+      <w:r>
+        <w:rPr>
+          <w:rFonts w:ascii="Times New Roman" w:hAnsi="Times New Roman" w:cs="Times New Roman"/>
+          <w:b/>
+          <w:bCs/>
+          <w:sz w:val="28"/>
+          <w:szCs w:val="28"/>
+          <w:lang w:val="en-US"/>
+        </w:rPr>
+        <w:tab/>
+      </w:r>
+      <w:r>
+        <w:rPr>
+          <w:rFonts w:ascii="Times New Roman" w:hAnsi="Times New Roman" w:cs="Times New Roman"/>
+          <w:b/>
+          <w:bCs/>
+          <w:sz w:val="28"/>
+          <w:szCs w:val="28"/>
+          <w:lang w:val="en-US"/>
+        </w:rPr>
+        <w:tab/>
+      </w:r>
+      <w:r>
+        <w:rPr>
+          <w:rFonts w:ascii="Times New Roman" w:hAnsi="Times New Roman" w:cs="Times New Roman"/>
+          <w:b/>
+          <w:bCs/>
+          <w:sz w:val="28"/>
+          <w:szCs w:val="28"/>
+          <w:lang w:val="en-US"/>
+        </w:rPr>
+        <w:tab/>
+      </w:r>
+      <w:r>
+        <w:rPr>
+          <w:rFonts w:ascii="Times New Roman" w:hAnsi="Times New Roman" w:cs="Times New Roman"/>
+          <w:b/>
+          <w:bCs/>
+          <w:sz w:val="28"/>
+          <w:szCs w:val="28"/>
+          <w:lang w:val="en-US"/>
+        </w:rPr>
+        <w:tab/>
+      </w:r>
+      <w:r>
+        <w:rPr>
+          <w:rFonts w:ascii="Times New Roman" w:hAnsi="Times New Roman" w:cs="Times New Roman"/>
+          <w:b/>
+          <w:bCs/>
+          <w:sz w:val="28"/>
+          <w:szCs w:val="28"/>
+          <w:lang w:val="en-US"/>
+        </w:rPr>
+        <w:tab/>
+      </w:r>
+      <w:r>
+        <w:rPr>
+          <w:rFonts w:ascii="Times New Roman" w:hAnsi="Times New Roman" w:cs="Times New Roman"/>
+          <w:b/>
+          <w:bCs/>
+          <w:sz w:val="28"/>
+          <w:szCs w:val="28"/>
+          <w:lang w:val="en-US"/>
+        </w:rPr>
+        <w:tab/>
+      </w:r>
+      <w:r>
+        <w:rPr>
+          <w:rFonts w:ascii="Times New Roman" w:hAnsi="Times New Roman" w:cs="Times New Roman"/>
+          <w:b/>
+          <w:bCs/>
+          <w:sz w:val="28"/>
+          <w:szCs w:val="28"/>
+          <w:lang w:val="en-US"/>
+        </w:rPr>
+        <w:tab/>
+      </w:r>
+      <w:r>
+        <w:rPr>
+          <w:rFonts w:ascii="Times New Roman" w:hAnsi="Times New Roman" w:cs="Times New Roman"/>
+          <w:b/>
+          <w:bCs/>
+          <w:sz w:val="28"/>
+          <w:szCs w:val="28"/>
+          <w:lang w:val="en-US"/>
+        </w:rPr>
+        <w:tab/>
+        <w:t>27</w:t>
+      </w:r>
+    </w:p>
+    <w:p>
+      <w:pPr>
+        <w:pStyle w:val="ListParagraph"/>
+        <w:numPr>
+          <w:ilvl w:val="1"/>
+          <w:numId w:val="4"/>
+        </w:numPr>
+        <w:rPr>
+          <w:rFonts w:ascii="Times New Roman" w:hAnsi="Times New Roman" w:cs="Times New Roman"/>
+          <w:b/>
+          <w:bCs/>
+          <w:sz w:val="28"/>
+          <w:szCs w:val="28"/>
+          <w:lang w:val="en-US"/>
+        </w:rPr>
+      </w:pPr>
+      <w:r>
+        <w:rPr>
+          <w:rFonts w:ascii="Times New Roman" w:hAnsi="Times New Roman" w:cs="Times New Roman"/>
+          <w:b/>
+          <w:bCs/>
+          <w:sz w:val="28"/>
+          <w:szCs w:val="28"/>
+          <w:lang w:val="en-US"/>
+        </w:rPr>
+        <w:t xml:space="preserve">    </w:t>
+      </w:r>
+      <w:r>
+        <w:rPr>
+          <w:rFonts w:ascii="Times New Roman" w:hAnsi="Times New Roman" w:cs="Times New Roman"/>
+          <w:b/>
+          <w:bCs/>
+          <w:sz w:val="28"/>
+          <w:szCs w:val="28"/>
+          <w:lang w:val="en-US"/>
+        </w:rPr>
+        <w:t>Deploy</w:t>
+      </w:r>
+      <w:r>
+        <w:rPr>
+          <w:rFonts w:ascii="Times New Roman" w:hAnsi="Times New Roman" w:cs="Times New Roman"/>
+          <w:b/>
+          <w:bCs/>
+          <w:sz w:val="28"/>
+          <w:szCs w:val="28"/>
+          <w:lang w:val="en-US"/>
+        </w:rPr>
+        <w:tab/>
+      </w:r>
+      <w:r>
+        <w:rPr>
+          <w:rFonts w:ascii="Times New Roman" w:hAnsi="Times New Roman" w:cs="Times New Roman"/>
+          <w:b/>
+          <w:bCs/>
+          <w:sz w:val="28"/>
+          <w:szCs w:val="28"/>
+          <w:lang w:val="en-US"/>
+        </w:rPr>
+        <w:tab/>
+      </w:r>
+      <w:r>
+        <w:rPr>
+          <w:rFonts w:ascii="Times New Roman" w:hAnsi="Times New Roman" w:cs="Times New Roman"/>
+          <w:b/>
+          <w:bCs/>
+          <w:sz w:val="28"/>
+          <w:szCs w:val="28"/>
+          <w:lang w:val="en-US"/>
+        </w:rPr>
+        <w:tab/>
+      </w:r>
+      <w:r>
+        <w:rPr>
+          <w:rFonts w:ascii="Times New Roman" w:hAnsi="Times New Roman" w:cs="Times New Roman"/>
+          <w:b/>
+          <w:bCs/>
+          <w:sz w:val="28"/>
+          <w:szCs w:val="28"/>
+          <w:lang w:val="en-US"/>
+        </w:rPr>
+        <w:tab/>
+      </w:r>
+      <w:r>
+        <w:rPr>
+          <w:rFonts w:ascii="Times New Roman" w:hAnsi="Times New Roman" w:cs="Times New Roman"/>
+          <w:b/>
+          <w:bCs/>
+          <w:sz w:val="28"/>
+          <w:szCs w:val="28"/>
+          <w:lang w:val="en-US"/>
+        </w:rPr>
+        <w:tab/>
+      </w:r>
+      <w:r>
+        <w:rPr>
+          <w:rFonts w:ascii="Times New Roman" w:hAnsi="Times New Roman" w:cs="Times New Roman"/>
+          <w:b/>
+          <w:bCs/>
+          <w:sz w:val="28"/>
+          <w:szCs w:val="28"/>
+          <w:lang w:val="en-US"/>
+        </w:rPr>
+        <w:tab/>
+      </w:r>
+      <w:r>
+        <w:rPr>
+          <w:rFonts w:ascii="Times New Roman" w:hAnsi="Times New Roman" w:cs="Times New Roman"/>
+          <w:b/>
+          <w:bCs/>
+          <w:sz w:val="28"/>
+          <w:szCs w:val="28"/>
+          <w:lang w:val="en-US"/>
+        </w:rPr>
+        <w:tab/>
+      </w:r>
+      <w:r>
+        <w:rPr>
+          <w:rFonts w:ascii="Times New Roman" w:hAnsi="Times New Roman" w:cs="Times New Roman"/>
+          <w:b/>
+          <w:bCs/>
+          <w:sz w:val="28"/>
+          <w:szCs w:val="28"/>
+          <w:lang w:val="en-US"/>
+        </w:rPr>
+        <w:tab/>
+      </w:r>
+      <w:r>
+        <w:rPr>
+          <w:rFonts w:ascii="Times New Roman" w:hAnsi="Times New Roman" w:cs="Times New Roman"/>
+          <w:b/>
+          <w:bCs/>
+          <w:sz w:val="28"/>
+          <w:szCs w:val="28"/>
+          <w:lang w:val="en-US"/>
+        </w:rPr>
+        <w:tab/>
+      </w:r>
+      <w:r>
+        <w:rPr>
+          <w:rFonts w:ascii="Times New Roman" w:hAnsi="Times New Roman" w:cs="Times New Roman"/>
+          <w:b/>
+          <w:bCs/>
+          <w:sz w:val="28"/>
+          <w:szCs w:val="28"/>
+          <w:lang w:val="en-US"/>
+        </w:rPr>
+        <w:tab/>
+      </w:r>
+      <w:r>
+        <w:rPr>
+          <w:rFonts w:ascii="Times New Roman" w:hAnsi="Times New Roman" w:cs="Times New Roman"/>
+          <w:b/>
+          <w:bCs/>
+          <w:sz w:val="28"/>
+          <w:szCs w:val="28"/>
+          <w:lang w:val="en-US"/>
+        </w:rPr>
+        <w:tab/>
+        <w:t>28</w:t>
+      </w:r>
+    </w:p>
+    <w:p>
+      <w:pPr>
+        <w:pStyle w:val="ListParagraph"/>
+        <w:numPr>
+          <w:ilvl w:val="1"/>
+          <w:numId w:val="4"/>
+        </w:numPr>
+        <w:rPr>
+          <w:rFonts w:ascii="Times New Roman" w:hAnsi="Times New Roman" w:cs="Times New Roman"/>
+          <w:b/>
+          <w:bCs/>
+          <w:sz w:val="28"/>
+          <w:szCs w:val="28"/>
+          <w:lang w:val="en-US"/>
+        </w:rPr>
+      </w:pPr>
+      <w:r>
+        <w:rPr>
+          <w:rFonts w:ascii="Times New Roman" w:hAnsi="Times New Roman" w:cs="Times New Roman"/>
+          <w:b/>
+          <w:bCs/>
+          <w:sz w:val="28"/>
+          <w:szCs w:val="28"/>
+          <w:lang w:val="en-US"/>
+        </w:rPr>
+        <w:t xml:space="preserve">    </w:t>
+      </w:r>
+      <w:r>
+        <w:rPr>
+          <w:rFonts w:ascii="Times New Roman" w:hAnsi="Times New Roman" w:cs="Times New Roman"/>
+          <w:b/>
+          <w:bCs/>
+          <w:sz w:val="28"/>
+          <w:szCs w:val="28"/>
+          <w:lang w:val="kk-KZ"/>
+        </w:rPr>
+        <w:t>Тестілеу</w:t>
+      </w:r>
+      <w:r>
+        <w:rPr>
+          <w:rFonts w:ascii="Times New Roman" w:hAnsi="Times New Roman" w:cs="Times New Roman"/>
+          <w:b/>
+          <w:bCs/>
+          <w:sz w:val="28"/>
+          <w:szCs w:val="28"/>
+          <w:lang w:val="en-US"/>
+        </w:rPr>
+        <w:tab/>
+      </w:r>
+      <w:r>
+        <w:rPr>
+          <w:rFonts w:ascii="Times New Roman" w:hAnsi="Times New Roman" w:cs="Times New Roman"/>
+          <w:b/>
+          <w:bCs/>
+          <w:sz w:val="28"/>
+          <w:szCs w:val="28"/>
+          <w:lang w:val="en-US"/>
+        </w:rPr>
+        <w:tab/>
+      </w:r>
+      <w:r>
+        <w:rPr>
+          <w:rFonts w:ascii="Times New Roman" w:hAnsi="Times New Roman" w:cs="Times New Roman"/>
+          <w:b/>
+          <w:bCs/>
+          <w:sz w:val="28"/>
+          <w:szCs w:val="28"/>
+          <w:lang w:val="en-US"/>
+        </w:rPr>
+        <w:tab/>
+      </w:r>
+      <w:r>
+        <w:rPr>
+          <w:rFonts w:ascii="Times New Roman" w:hAnsi="Times New Roman" w:cs="Times New Roman"/>
+          <w:b/>
+          <w:bCs/>
+          <w:sz w:val="28"/>
+          <w:szCs w:val="28"/>
+          <w:lang w:val="en-US"/>
+        </w:rPr>
+        <w:tab/>
+      </w:r>
+      <w:r>
+        <w:rPr>
+          <w:rFonts w:ascii="Times New Roman" w:hAnsi="Times New Roman" w:cs="Times New Roman"/>
+          <w:b/>
+          <w:bCs/>
+          <w:sz w:val="28"/>
+          <w:szCs w:val="28"/>
+          <w:lang w:val="en-US"/>
+        </w:rPr>
+        <w:tab/>
+      </w:r>
+      <w:r>
+        <w:rPr>
+          <w:rFonts w:ascii="Times New Roman" w:hAnsi="Times New Roman" w:cs="Times New Roman"/>
+          <w:b/>
+          <w:bCs/>
+          <w:sz w:val="28"/>
+          <w:szCs w:val="28"/>
+          <w:lang w:val="en-US"/>
+        </w:rPr>
+        <w:tab/>
+      </w:r>
+      <w:r>
+        <w:rPr>
+          <w:rFonts w:ascii="Times New Roman" w:hAnsi="Times New Roman" w:cs="Times New Roman"/>
+          <w:b/>
+          <w:bCs/>
+          <w:sz w:val="28"/>
+          <w:szCs w:val="28"/>
+          <w:lang w:val="en-US"/>
+        </w:rPr>
+        <w:tab/>
+      </w:r>
+      <w:r>
+        <w:rPr>
+          <w:rFonts w:ascii="Times New Roman" w:hAnsi="Times New Roman" w:cs="Times New Roman"/>
+          <w:b/>
+          <w:bCs/>
+          <w:sz w:val="28"/>
+          <w:szCs w:val="28"/>
+          <w:lang w:val="en-US"/>
+        </w:rPr>
+        <w:tab/>
+      </w:r>
+      <w:r>
+        <w:rPr>
+          <w:rFonts w:ascii="Times New Roman" w:hAnsi="Times New Roman" w:cs="Times New Roman"/>
+          <w:b/>
+          <w:bCs/>
+          <w:sz w:val="28"/>
+          <w:szCs w:val="28"/>
+          <w:lang w:val="en-US"/>
+        </w:rPr>
+        <w:tab/>
+      </w:r>
+      <w:r>
+        <w:rPr>
+          <w:rFonts w:ascii="Times New Roman" w:hAnsi="Times New Roman" w:cs="Times New Roman"/>
+          <w:b/>
+          <w:bCs/>
+          <w:sz w:val="28"/>
+          <w:szCs w:val="28"/>
+          <w:lang w:val="en-US"/>
+        </w:rPr>
+        <w:tab/>
+      </w:r>
+      <w:r>
+        <w:rPr>
+          <w:rFonts w:ascii="Times New Roman" w:hAnsi="Times New Roman" w:cs="Times New Roman"/>
+          <w:b/>
+          <w:bCs/>
+          <w:sz w:val="28"/>
+          <w:szCs w:val="28"/>
+          <w:lang w:val="en-US"/>
+        </w:rPr>
+        <w:tab/>
+        <w:t>29</w:t>
+      </w:r>
+    </w:p>
+    <w:p>
+      <w:pPr>
+        <w:pStyle w:val="ListParagraph"/>
+        <w:rPr>
+          <w:rFonts w:ascii="Times New Roman" w:hAnsi="Times New Roman" w:cs="Times New Roman"/>
+          <w:b/>
+          <w:bCs/>
+          <w:sz w:val="28"/>
+          <w:szCs w:val="28"/>
+          <w:lang w:val="en-US"/>
+        </w:rPr>
+      </w:pPr>
+      <w:r>
+        <w:rPr>
+          <w:rFonts w:ascii="Times New Roman" w:hAnsi="Times New Roman" w:cs="Times New Roman"/>
+          <w:b/>
+          <w:bCs/>
+          <w:sz w:val="28"/>
+          <w:szCs w:val="28"/>
+          <w:lang w:val="en-US"/>
+        </w:rPr>
+        <w:t xml:space="preserve">     </w:t>
+      </w:r>
+      <w:r>
+        <w:rPr>
+          <w:rFonts w:ascii="Times New Roman" w:hAnsi="Times New Roman" w:cs="Times New Roman"/>
+          <w:b/>
+          <w:bCs/>
+          <w:sz w:val="28"/>
+          <w:szCs w:val="28"/>
+          <w:lang w:val="kk-KZ"/>
+        </w:rPr>
+        <w:t>Қорытынды</w:t>
+      </w:r>
+      <w:r>
+        <w:rPr>
+          <w:rFonts w:ascii="Times New Roman" w:hAnsi="Times New Roman" w:cs="Times New Roman"/>
+          <w:b/>
+          <w:bCs/>
+          <w:sz w:val="28"/>
+          <w:szCs w:val="28"/>
+          <w:lang w:val="en-US"/>
+        </w:rPr>
+        <w:tab/>
+      </w:r>
+      <w:r>
+        <w:rPr>
+          <w:rFonts w:ascii="Times New Roman" w:hAnsi="Times New Roman" w:cs="Times New Roman"/>
+          <w:b/>
+          <w:bCs/>
+          <w:sz w:val="28"/>
+          <w:szCs w:val="28"/>
+          <w:lang w:val="en-US"/>
+        </w:rPr>
+        <w:tab/>
+      </w:r>
+      <w:r>
+        <w:rPr>
+          <w:rFonts w:ascii="Times New Roman" w:hAnsi="Times New Roman" w:cs="Times New Roman"/>
+          <w:b/>
+          <w:bCs/>
+          <w:sz w:val="28"/>
+          <w:szCs w:val="28"/>
+          <w:lang w:val="en-US"/>
+        </w:rPr>
+        <w:tab/>
+      </w:r>
+      <w:r>
+        <w:rPr>
+          <w:rFonts w:ascii="Times New Roman" w:hAnsi="Times New Roman" w:cs="Times New Roman"/>
+          <w:b/>
+          <w:bCs/>
+          <w:sz w:val="28"/>
+          <w:szCs w:val="28"/>
+          <w:lang w:val="en-US"/>
+        </w:rPr>
+        <w:tab/>
+      </w:r>
+      <w:r>
+        <w:rPr>
+          <w:rFonts w:ascii="Times New Roman" w:hAnsi="Times New Roman" w:cs="Times New Roman"/>
+          <w:b/>
+          <w:bCs/>
+          <w:sz w:val="28"/>
+          <w:szCs w:val="28"/>
+          <w:lang w:val="en-US"/>
+        </w:rPr>
+        <w:tab/>
+      </w:r>
+      <w:r>
+        <w:rPr>
+          <w:rFonts w:ascii="Times New Roman" w:hAnsi="Times New Roman" w:cs="Times New Roman"/>
+          <w:b/>
+          <w:bCs/>
+          <w:sz w:val="28"/>
+          <w:szCs w:val="28"/>
+          <w:lang w:val="en-US"/>
+        </w:rPr>
+        <w:tab/>
+      </w:r>
+      <w:r>
+        <w:rPr>
+          <w:rFonts w:ascii="Times New Roman" w:hAnsi="Times New Roman" w:cs="Times New Roman"/>
+          <w:b/>
+          <w:bCs/>
+          <w:sz w:val="28"/>
+          <w:szCs w:val="28"/>
+          <w:lang w:val="en-US"/>
+        </w:rPr>
+        <w:tab/>
+      </w:r>
+      <w:r>
+        <w:rPr>
+          <w:rFonts w:ascii="Times New Roman" w:hAnsi="Times New Roman" w:cs="Times New Roman"/>
+          <w:b/>
+          <w:bCs/>
+          <w:sz w:val="28"/>
+          <w:szCs w:val="28"/>
+          <w:lang w:val="en-US"/>
+        </w:rPr>
+        <w:tab/>
+      </w:r>
+      <w:r>
+        <w:rPr>
+          <w:rFonts w:ascii="Times New Roman" w:hAnsi="Times New Roman" w:cs="Times New Roman"/>
+          <w:b/>
+          <w:bCs/>
+          <w:sz w:val="28"/>
+          <w:szCs w:val="28"/>
+          <w:lang w:val="en-US"/>
+        </w:rPr>
+        <w:tab/>
+      </w:r>
+      <w:r>
+        <w:rPr>
+          <w:rFonts w:ascii="Times New Roman" w:hAnsi="Times New Roman" w:cs="Times New Roman"/>
+          <w:b/>
+          <w:bCs/>
+          <w:sz w:val="28"/>
+          <w:szCs w:val="28"/>
+          <w:lang w:val="en-US"/>
+        </w:rPr>
+        <w:tab/>
+        <w:t>30</w:t>
+      </w:r>
+    </w:p>
+    <w:p>
+      <w:pPr>
+        <w:pStyle w:val="ListParagraph"/>
+        <w:rPr>
+          <w:rFonts w:ascii="Times New Roman" w:hAnsi="Times New Roman" w:cs="Times New Roman"/>
+          <w:b/>
+          <w:bCs/>
+          <w:sz w:val="28"/>
+          <w:szCs w:val="28"/>
+          <w:lang w:val="en-US"/>
+        </w:rPr>
+      </w:pPr>
+      <w:r>
+        <w:rPr>
+          <w:rFonts w:ascii="Times New Roman" w:hAnsi="Times New Roman" w:cs="Times New Roman"/>
+          <w:b/>
+          <w:bCs/>
+          <w:sz w:val="28"/>
+          <w:szCs w:val="28"/>
+          <w:lang w:val="en-US"/>
+        </w:rPr>
+        <w:t xml:space="preserve">     </w:t>
+      </w:r>
+      <w:r>
+        <w:rPr>
+          <w:rFonts w:ascii="Times New Roman" w:hAnsi="Times New Roman" w:cs="Times New Roman"/>
+          <w:b/>
+          <w:bCs/>
+          <w:sz w:val="28"/>
+          <w:szCs w:val="28"/>
+          <w:lang w:val="kk-KZ"/>
+        </w:rPr>
+        <w:t>Қолданылған әдебиеттер тізімі</w:t>
+      </w:r>
+      <w:r>
+        <w:rPr>
+          <w:rFonts w:ascii="Times New Roman" w:hAnsi="Times New Roman" w:cs="Times New Roman"/>
+          <w:b/>
+          <w:bCs/>
+          <w:sz w:val="28"/>
+          <w:szCs w:val="28"/>
+          <w:lang w:val="en-US"/>
+        </w:rPr>
+        <w:tab/>
+      </w:r>
+      <w:r>
+        <w:rPr>
+          <w:rFonts w:ascii="Times New Roman" w:hAnsi="Times New Roman" w:cs="Times New Roman"/>
+          <w:b/>
+          <w:bCs/>
+          <w:sz w:val="28"/>
+          <w:szCs w:val="28"/>
+          <w:lang w:val="en-US"/>
+        </w:rPr>
+        <w:tab/>
+      </w:r>
+      <w:r>
+        <w:rPr>
+          <w:rFonts w:ascii="Times New Roman" w:hAnsi="Times New Roman" w:cs="Times New Roman"/>
+          <w:b/>
+          <w:bCs/>
+          <w:sz w:val="28"/>
+          <w:szCs w:val="28"/>
+          <w:lang w:val="en-US"/>
+        </w:rPr>
+        <w:tab/>
+      </w:r>
+      <w:r>
+        <w:rPr>
+          <w:rFonts w:ascii="Times New Roman" w:hAnsi="Times New Roman" w:cs="Times New Roman"/>
+          <w:b/>
+          <w:bCs/>
+          <w:sz w:val="28"/>
+          <w:szCs w:val="28"/>
+          <w:lang w:val="en-US"/>
+        </w:rPr>
+        <w:tab/>
+      </w:r>
+      <w:r>
+        <w:rPr>
+          <w:rFonts w:ascii="Times New Roman" w:hAnsi="Times New Roman" w:cs="Times New Roman"/>
+          <w:b/>
+          <w:bCs/>
+          <w:sz w:val="28"/>
+          <w:szCs w:val="28"/>
+          <w:lang w:val="en-US"/>
+        </w:rPr>
+        <w:tab/>
+      </w:r>
+      <w:r>
+        <w:rPr>
+          <w:rFonts w:ascii="Times New Roman" w:hAnsi="Times New Roman" w:cs="Times New Roman"/>
+          <w:b/>
+          <w:bCs/>
+          <w:sz w:val="28"/>
+          <w:szCs w:val="28"/>
+          <w:lang w:val="en-US"/>
+        </w:rPr>
+        <w:tab/>
+      </w:r>
+      <w:r>
+        <w:rPr>
+          <w:rFonts w:ascii="Times New Roman" w:hAnsi="Times New Roman" w:cs="Times New Roman"/>
+          <w:b/>
+          <w:bCs/>
+          <w:sz w:val="28"/>
+          <w:szCs w:val="28"/>
+          <w:lang w:val="en-US"/>
+        </w:rPr>
+        <w:tab/>
+        <w:t>31</w:t>
+      </w:r>
+    </w:p>
+    <w:p>
+      <w:pPr>
+        <w:pStyle w:val="ListParagraph"/>
+        <w:rPr>
+          <w:rFonts w:ascii="Times New Roman" w:hAnsi="Times New Roman" w:cs="Times New Roman"/>
+          <w:b/>
+          <w:bCs/>
+          <w:sz w:val="28"/>
+          <w:szCs w:val="28"/>
+          <w:lang w:val="en-US"/>
+        </w:rPr>
+      </w:pPr>
+      <w:r>
+        <w:rPr>
+          <w:rFonts w:ascii="Times New Roman" w:hAnsi="Times New Roman" w:cs="Times New Roman"/>
+          <w:b/>
+          <w:bCs/>
+          <w:sz w:val="28"/>
+          <w:szCs w:val="28"/>
+          <w:lang w:val="en-US"/>
+        </w:rPr>
+        <w:t xml:space="preserve">     </w:t>
+      </w:r>
+      <w:r>
+        <w:rPr>
+          <w:rFonts w:ascii="Times New Roman" w:hAnsi="Times New Roman" w:cs="Times New Roman"/>
+          <w:b/>
+          <w:bCs/>
+          <w:sz w:val="28"/>
+          <w:szCs w:val="28"/>
+          <w:lang w:val="kk-KZ"/>
+        </w:rPr>
+        <w:t>А қосымшасы. Техникалық тапсырма</w:t>
+      </w:r>
+      <w:r>
+        <w:rPr>
+          <w:rFonts w:ascii="Times New Roman" w:hAnsi="Times New Roman" w:cs="Times New Roman"/>
+          <w:b/>
+          <w:bCs/>
+          <w:sz w:val="28"/>
+          <w:szCs w:val="28"/>
+          <w:lang w:val="en-US"/>
+        </w:rPr>
+        <w:tab/>
+      </w:r>
+      <w:r>
+        <w:rPr>
+          <w:rFonts w:ascii="Times New Roman" w:hAnsi="Times New Roman" w:cs="Times New Roman"/>
+          <w:b/>
+          <w:bCs/>
+          <w:sz w:val="28"/>
+          <w:szCs w:val="28"/>
+          <w:lang w:val="en-US"/>
+        </w:rPr>
+        <w:tab/>
+      </w:r>
+      <w:r>
+        <w:rPr>
+          <w:rFonts w:ascii="Times New Roman" w:hAnsi="Times New Roman" w:cs="Times New Roman"/>
+          <w:b/>
+          <w:bCs/>
+          <w:sz w:val="28"/>
+          <w:szCs w:val="28"/>
+          <w:lang w:val="en-US"/>
+        </w:rPr>
+        <w:tab/>
+      </w:r>
+      <w:r>
+        <w:rPr>
+          <w:rFonts w:ascii="Times New Roman" w:hAnsi="Times New Roman" w:cs="Times New Roman"/>
+          <w:b/>
+          <w:bCs/>
+          <w:sz w:val="28"/>
+          <w:szCs w:val="28"/>
+          <w:lang w:val="en-US"/>
+        </w:rPr>
+        <w:tab/>
+      </w:r>
+      <w:r>
+        <w:rPr>
+          <w:rFonts w:ascii="Times New Roman" w:hAnsi="Times New Roman" w:cs="Times New Roman"/>
+          <w:b/>
+          <w:bCs/>
+          <w:sz w:val="28"/>
+          <w:szCs w:val="28"/>
+          <w:lang w:val="en-US"/>
+        </w:rPr>
+        <w:tab/>
+        <w:t>33</w:t>
+      </w:r>
+    </w:p>
+    <w:p>
+      <w:pPr>
+        <w:pStyle w:val="ListParagraph"/>
+        <w:rPr>
+          <w:rFonts w:ascii="Times New Roman" w:eastAsia="Times New Roman" w:hAnsi="Times New Roman" w:cs="Times New Roman"/>
+          <w:b/>
+          <w:bCs/>
+          <w:sz w:val="28"/>
+          <w:szCs w:val="28"/>
+          <w:lang w:val="en-US"/>
+        </w:rPr>
+      </w:pPr>
+      <w:r>
+        <w:rPr>
+          <w:rFonts w:ascii="Times New Roman" w:hAnsi="Times New Roman" w:cs="Times New Roman"/>
+          <w:b/>
+          <w:bCs/>
+          <w:sz w:val="28"/>
+          <w:szCs w:val="28"/>
+          <w:lang w:val="en-US"/>
+        </w:rPr>
+        <w:t xml:space="preserve">     </w:t>
+      </w:r>
+      <w:r>
+        <w:rPr>
+          <w:rFonts w:ascii="Times New Roman" w:hAnsi="Times New Roman" w:cs="Times New Roman"/>
+          <w:b/>
+          <w:bCs/>
+          <w:sz w:val="28"/>
+          <w:szCs w:val="28"/>
+          <w:lang w:val="kk-KZ"/>
+        </w:rPr>
+        <w:t>Б қосымшасы. Бағдарлама листингі</w:t>
+      </w:r>
+      <w:r>
+        <w:rPr>
+          <w:rFonts w:ascii="Times New Roman" w:hAnsi="Times New Roman" w:cs="Times New Roman"/>
+          <w:b/>
+          <w:bCs/>
+          <w:sz w:val="28"/>
+          <w:szCs w:val="28"/>
+          <w:lang w:val="en-US"/>
+        </w:rPr>
+        <w:tab/>
+      </w:r>
+      <w:r>
+        <w:rPr>
+          <w:rFonts w:ascii="Times New Roman" w:hAnsi="Times New Roman" w:cs="Times New Roman"/>
+          <w:b/>
+          <w:bCs/>
+          <w:sz w:val="28"/>
+          <w:szCs w:val="28"/>
+          <w:lang w:val="en-US"/>
+        </w:rPr>
+        <w:tab/>
+      </w:r>
+      <w:r>
+        <w:rPr>
+          <w:rFonts w:ascii="Times New Roman" w:hAnsi="Times New Roman" w:cs="Times New Roman"/>
+          <w:b/>
+          <w:bCs/>
+          <w:sz w:val="28"/>
+          <w:szCs w:val="28"/>
+          <w:lang w:val="en-US"/>
+        </w:rPr>
+        <w:tab/>
+      </w:r>
+      <w:r>
+        <w:rPr>
+          <w:rFonts w:ascii="Times New Roman" w:hAnsi="Times New Roman" w:cs="Times New Roman"/>
+          <w:b/>
+          <w:bCs/>
+          <w:sz w:val="28"/>
+          <w:szCs w:val="28"/>
+          <w:lang w:val="en-US"/>
+        </w:rPr>
+        <w:tab/>
+      </w:r>
+      <w:r>
+        <w:rPr>
+          <w:rFonts w:ascii="Times New Roman" w:hAnsi="Times New Roman" w:cs="Times New Roman"/>
+          <w:b/>
+          <w:bCs/>
+          <w:sz w:val="28"/>
+          <w:szCs w:val="28"/>
+          <w:lang w:val="en-US"/>
+        </w:rPr>
+        <w:tab/>
+      </w:r>
+      <w:r>
+        <w:rPr>
+          <w:rFonts w:ascii="Times New Roman" w:hAnsi="Times New Roman" w:cs="Times New Roman"/>
+          <w:b/>
+          <w:bCs/>
+          <w:sz w:val="28"/>
+          <w:szCs w:val="28"/>
+          <w:lang w:val="en-US"/>
+        </w:rPr>
+        <w:tab/>
+        <w:t>36</w:t>
+      </w:r>
+    </w:p>
+    <w:p>
+      <w:pPr>
+        <w:rPr>
+          <w:rFonts w:ascii="Times New Roman" w:eastAsia="Times New Roman" w:hAnsi="Times New Roman" w:cs="Times New Roman"/>
+          <w:b/>
+          <w:bCs/>
+          <w:sz w:val="28"/>
+          <w:szCs w:val="28"/>
+          <w:lang w:val="kk-KZ"/>
+        </w:rPr>
+      </w:pPr>
+    </w:p>
+    <w:p>
+      <w:pPr>
+        <w:spacing w:line="240" w:lineRule="auto"/>
+        <w:jc w:val="center"/>
+        <w:rPr>
+          <w:rFonts w:ascii="Times New Roman" w:eastAsia="Times New Roman" w:hAnsi="Times New Roman" w:cs="Times New Roman"/>
+          <w:b/>
+          <w:bCs/>
+          <w:sz w:val="28"/>
+          <w:szCs w:val="28"/>
+          <w:lang w:val="en-US"/>
+        </w:rPr>
+      </w:pPr>
+    </w:p>
+    <w:p>
+      <w:pPr>
+        <w:spacing w:line="240" w:lineRule="auto"/>
+        <w:jc w:val="center"/>
+        <w:rPr>
+          <w:rFonts w:ascii="Times New Roman" w:eastAsia="Times New Roman" w:hAnsi="Times New Roman" w:cs="Times New Roman"/>
+          <w:b/>
+          <w:bCs/>
+          <w:sz w:val="28"/>
+          <w:szCs w:val="28"/>
+          <w:lang w:val="en-US"/>
+        </w:rPr>
+      </w:pPr>
+    </w:p>
+    <w:p>
+      <w:pPr>
+        <w:spacing w:line="240" w:lineRule="auto"/>
+        <w:jc w:val="center"/>
+        <w:rPr>
+          <w:rFonts w:ascii="Times New Roman" w:eastAsia="Times New Roman" w:hAnsi="Times New Roman" w:cs="Times New Roman"/>
+          <w:b/>
+          <w:bCs/>
+          <w:sz w:val="28"/>
+          <w:szCs w:val="28"/>
+          <w:lang w:val="en-US"/>
+        </w:rPr>
+      </w:pPr>
+    </w:p>
+    <w:p>
+      <w:pPr>
+        <w:spacing w:line="240" w:lineRule="auto"/>
+        <w:jc w:val="center"/>
+        <w:rPr>
+          <w:rFonts w:ascii="Times New Roman" w:eastAsia="Times New Roman" w:hAnsi="Times New Roman" w:cs="Times New Roman"/>
+          <w:b/>
+          <w:bCs/>
+          <w:sz w:val="28"/>
+          <w:szCs w:val="28"/>
+          <w:lang w:val="en-US"/>
+        </w:rPr>
+      </w:pPr>
+    </w:p>
+    <w:p>
+      <w:pPr>
+        <w:spacing w:line="240" w:lineRule="auto"/>
+        <w:jc w:val="center"/>
+        <w:rPr>
+          <w:rFonts w:ascii="Times New Roman" w:eastAsia="Times New Roman" w:hAnsi="Times New Roman" w:cs="Times New Roman"/>
+          <w:b/>
+          <w:bCs/>
+          <w:sz w:val="28"/>
+          <w:szCs w:val="28"/>
+          <w:lang w:val="en-US"/>
+        </w:rPr>
+      </w:pPr>
+    </w:p>
+    <w:p>
+      <w:pPr>
+        <w:spacing w:line="240" w:lineRule="auto"/>
+        <w:jc w:val="center"/>
+        <w:rPr>
+          <w:rFonts w:ascii="Times New Roman" w:eastAsia="Times New Roman" w:hAnsi="Times New Roman" w:cs="Times New Roman"/>
+          <w:b/>
+          <w:bCs/>
+          <w:sz w:val="28"/>
+          <w:szCs w:val="28"/>
+          <w:lang w:val="en-US"/>
+        </w:rPr>
+      </w:pPr>
+    </w:p>
+    <w:p>
+      <w:pPr>
+        <w:spacing w:line="240" w:lineRule="auto"/>
+        <w:jc w:val="center"/>
+        <w:rPr>
+          <w:rFonts w:ascii="Times New Roman" w:eastAsia="Times New Roman" w:hAnsi="Times New Roman" w:cs="Times New Roman"/>
+          <w:b/>
+          <w:bCs/>
+          <w:sz w:val="28"/>
+          <w:szCs w:val="28"/>
+          <w:lang w:val="en-US"/>
+        </w:rPr>
+      </w:pPr>
+    </w:p>
+    <w:p>
+      <w:pPr>
+        <w:spacing w:line="240" w:lineRule="auto"/>
+        <w:jc w:val="center"/>
+        <w:rPr>
+          <w:rFonts w:ascii="Times New Roman" w:eastAsia="Times New Roman" w:hAnsi="Times New Roman" w:cs="Times New Roman"/>
+          <w:b/>
+          <w:bCs/>
+          <w:sz w:val="28"/>
+          <w:szCs w:val="28"/>
+          <w:lang w:val="en-US"/>
+        </w:rPr>
+      </w:pPr>
     </w:p>
     <w:p>
       <w:pPr>
@@ -9617,16 +11704,7 @@
           <w:sz w:val="28"/>
           <w:lang w:val="kk-KZ"/>
         </w:rPr>
-        <w:t xml:space="preserve">1.2 </w:t>
-      </w:r>
-      <w:r>
-        <w:rPr>
-          <w:rFonts w:ascii="Times New Roman" w:hAnsi="Times New Roman" w:cs="Times New Roman"/>
-          <w:b/>
-          <w:sz w:val="28"/>
-          <w:lang w:val="kk-KZ"/>
-        </w:rPr>
-        <w:t>Терминдер мен қысқартулар</w:t>
+        <w:t>1.2 Терминдер мен қысқартулар</w:t>
       </w:r>
     </w:p>
     <w:p>
@@ -9635,6 +11713,7 @@
         <w:rPr>
           <w:sz w:val="28"/>
           <w:szCs w:val="28"/>
+          <w:lang w:val="kk-KZ"/>
         </w:rPr>
       </w:pPr>
       <w:r>
@@ -9649,6 +11728,9 @@
     <w:p>
       <w:pPr>
         <w:pStyle w:val="NoSpacing"/>
+        <w:rPr>
+          <w:lang w:val="kk-KZ"/>
+        </w:rPr>
       </w:pPr>
       <w:r>
         <w:rPr>
@@ -9657,6 +11739,9 @@
         <w:t>К</w:t>
       </w:r>
       <w:r>
+        <w:rPr>
+          <w:lang w:val="kk-KZ"/>
+        </w:rPr>
         <w:t xml:space="preserve">есте-1.1 – Терминдер мен </w:t>
       </w:r>
       <w:proofErr w:type="spellStart"/>
@@ -9668,6 +11753,9 @@
       </w:r>
       <w:proofErr w:type="spellEnd"/>
       <w:r>
+        <w:rPr>
+          <w:lang w:val="kk-KZ"/>
+        </w:rPr>
         <w:t>, сонымен қатар олардың</w:t>
       </w:r>
       <w:r>
@@ -9677,6 +11765,9 @@
         <w:t xml:space="preserve"> </w:t>
       </w:r>
       <w:r>
+        <w:rPr>
+          <w:lang w:val="kk-KZ"/>
+        </w:rPr>
         <w:t>анықтамалары</w:t>
       </w:r>
     </w:p>
@@ -11350,7 +13441,7 @@
   <w:abstractNum w:abstractNumId="0" w15:restartNumberingAfterBreak="0">
     <w:nsid w:val="07212895"/>
     <w:multiLevelType w:val="multilevel"/>
-    <w:tmpl w:val="A9D2579A"/>
+    <w:tmpl w:val="EFCAAC48"/>
     <w:lvl w:ilvl="0">
       <w:start w:val="1"/>
       <w:numFmt w:val="decimal"/>
@@ -11360,7 +13451,7 @@
         <w:ind w:left="720" w:hanging="360"/>
       </w:pPr>
       <w:rPr>
-        <w:rFonts w:hint="default"/>
+        <w:rFonts w:ascii="Times New Roman" w:eastAsia="Times New Roman" w:hAnsi="Times New Roman" w:cs="Times New Roman"/>
       </w:rPr>
     </w:lvl>
     <w:lvl w:ilvl="1">

--- a/2025_Бақберген_Бауыржан.docx
+++ b/2025_Бақберген_Бауыржан.docx
@@ -31,7 +31,7 @@
           <w:szCs w:val="28"/>
         </w:rPr>
         <w:drawing>
-          <wp:anchor distT="0" distB="0" distL="114300" distR="114300" simplePos="0" relativeHeight="251659264" behindDoc="0" locked="0" layoutInCell="1" allowOverlap="1" wp14:anchorId="22ACBB3F" wp14:editId="4E4E6BC1">
+          <wp:anchor distT="0" distB="0" distL="114300" distR="114300" simplePos="0" relativeHeight="251659264" behindDoc="0" locked="0" layoutInCell="1" allowOverlap="1" wp14:anchorId="22ACBB3F" wp14:editId="496884E0">
             <wp:simplePos x="0" y="0"/>
             <wp:positionH relativeFrom="column">
               <wp:posOffset>95852</wp:posOffset>
@@ -56,7 +56,7 @@
                     </pic:cNvPicPr>
                   </pic:nvPicPr>
                   <pic:blipFill>
-                    <a:blip r:embed="rId5" cstate="print">
+                    <a:blip r:embed="rId7" cstate="print">
                       <a:extLst>
                         <a:ext uri="{28A0092B-C50C-407E-A947-70E740481C1C}">
                           <a14:useLocalDpi xmlns:a14="http://schemas.microsoft.com/office/drawing/2010/main" val="0"/>
@@ -277,19 +277,8 @@
           <w:szCs w:val="28"/>
           <w:lang w:val="kk-KZ"/>
         </w:rPr>
-        <w:t xml:space="preserve"> </w:t>
-      </w:r>
-      <w:proofErr w:type="spellStart"/>
-      <w:r>
-        <w:rPr>
-          <w:rFonts w:ascii="Times New Roman" w:hAnsi="Times New Roman" w:cs="Times New Roman"/>
-          <w:sz w:val="28"/>
-          <w:szCs w:val="28"/>
-          <w:lang w:val="kk-KZ"/>
-        </w:rPr>
-        <w:t>Science</w:t>
-      </w:r>
-      <w:proofErr w:type="spellEnd"/>
+        <w:t xml:space="preserve"> Science</w:t>
+      </w:r>
     </w:p>
     <w:p>
       <w:pPr>
@@ -430,7 +419,7 @@
           <w:rFonts w:ascii="Times New Roman" w:hAnsi="Times New Roman" w:cs="Times New Roman"/>
           <w:sz w:val="28"/>
           <w:szCs w:val="28"/>
-          <w:lang w:val="en-US"/>
+          <w:lang w:val="kk-KZ"/>
         </w:rPr>
       </w:pPr>
     </w:p>
@@ -441,7 +430,7 @@
           <w:rFonts w:ascii="Times New Roman" w:hAnsi="Times New Roman" w:cs="Times New Roman"/>
           <w:sz w:val="28"/>
           <w:szCs w:val="28"/>
-          <w:lang w:val="en-US"/>
+          <w:lang w:val="kk-KZ"/>
         </w:rPr>
       </w:pPr>
     </w:p>
@@ -452,7 +441,7 @@
           <w:rFonts w:ascii="Times New Roman" w:hAnsi="Times New Roman" w:cs="Times New Roman"/>
           <w:sz w:val="28"/>
           <w:szCs w:val="28"/>
-          <w:lang w:val="en-US"/>
+          <w:lang w:val="kk-KZ"/>
         </w:rPr>
       </w:pPr>
     </w:p>
@@ -483,7 +472,7 @@
           <w:rFonts w:ascii="Times New Roman" w:hAnsi="Times New Roman" w:cs="Times New Roman"/>
           <w:sz w:val="28"/>
           <w:szCs w:val="28"/>
-          <w:lang w:val="en-US"/>
+          <w:lang w:val="kk-KZ"/>
         </w:rPr>
         <w:t xml:space="preserve">        </w:t>
       </w:r>
@@ -492,25 +481,25 @@
           <w:rFonts w:ascii="Times New Roman" w:hAnsi="Times New Roman" w:cs="Times New Roman"/>
           <w:sz w:val="28"/>
           <w:szCs w:val="28"/>
-          <w:lang w:val="en-US"/>
-        </w:rPr>
-        <w:tab/>
-      </w:r>
-      <w:r>
-        <w:rPr>
-          <w:rFonts w:ascii="Times New Roman" w:hAnsi="Times New Roman" w:cs="Times New Roman"/>
-          <w:sz w:val="28"/>
-          <w:szCs w:val="28"/>
-          <w:lang w:val="en-US"/>
-        </w:rPr>
-        <w:tab/>
-      </w:r>
-      <w:r>
-        <w:rPr>
-          <w:rFonts w:ascii="Times New Roman" w:hAnsi="Times New Roman" w:cs="Times New Roman"/>
-          <w:sz w:val="28"/>
-          <w:szCs w:val="28"/>
-          <w:lang w:val="en-US"/>
+          <w:lang w:val="kk-KZ"/>
+        </w:rPr>
+        <w:tab/>
+      </w:r>
+      <w:r>
+        <w:rPr>
+          <w:rFonts w:ascii="Times New Roman" w:hAnsi="Times New Roman" w:cs="Times New Roman"/>
+          <w:sz w:val="28"/>
+          <w:szCs w:val="28"/>
+          <w:lang w:val="kk-KZ"/>
+        </w:rPr>
+        <w:tab/>
+      </w:r>
+      <w:r>
+        <w:rPr>
+          <w:rFonts w:ascii="Times New Roman" w:hAnsi="Times New Roman" w:cs="Times New Roman"/>
+          <w:sz w:val="28"/>
+          <w:szCs w:val="28"/>
+          <w:lang w:val="kk-KZ"/>
         </w:rPr>
         <w:tab/>
         <w:t xml:space="preserve">                  </w:t>
@@ -554,7 +543,7 @@
         </w:rPr>
         <w:lastRenderedPageBreak/>
         <w:drawing>
-          <wp:anchor distT="0" distB="0" distL="114300" distR="114300" simplePos="0" relativeHeight="251661312" behindDoc="0" locked="0" layoutInCell="1" allowOverlap="1" wp14:anchorId="3344F050" wp14:editId="3CF99824">
+          <wp:anchor distT="0" distB="0" distL="114300" distR="114300" simplePos="0" relativeHeight="251661312" behindDoc="0" locked="0" layoutInCell="1" allowOverlap="1" wp14:anchorId="3344F050" wp14:editId="12B874E1">
             <wp:simplePos x="0" y="0"/>
             <wp:positionH relativeFrom="column">
               <wp:posOffset>-158115</wp:posOffset>
@@ -579,7 +568,7 @@
                     </pic:cNvPicPr>
                   </pic:nvPicPr>
                   <pic:blipFill>
-                    <a:blip r:embed="rId5" cstate="print">
+                    <a:blip r:embed="rId7" cstate="print">
                       <a:extLst>
                         <a:ext uri="{28A0092B-C50C-407E-A947-70E740481C1C}">
                           <a14:useLocalDpi xmlns:a14="http://schemas.microsoft.com/office/drawing/2010/main" val="0"/>
@@ -1334,7 +1323,7 @@
                 <w:rFonts w:ascii="Times New Roman" w:eastAsia="Times New Roman" w:hAnsi="Times New Roman" w:cs="Times New Roman"/>
                 <w:sz w:val="28"/>
                 <w:szCs w:val="28"/>
-                <w:lang w:val="en-US"/>
+                <w:lang w:val="ru-RU"/>
               </w:rPr>
             </w:pPr>
           </w:p>
@@ -1353,7 +1342,7 @@
                 <w:rFonts w:ascii="Times New Roman" w:eastAsia="Times New Roman" w:hAnsi="Times New Roman" w:cs="Times New Roman"/>
                 <w:sz w:val="28"/>
                 <w:szCs w:val="28"/>
-                <w:lang w:val="en-US"/>
+                <w:lang w:val="ru-RU"/>
               </w:rPr>
             </w:pPr>
           </w:p>
@@ -1825,7 +1814,7 @@
         </w:rPr>
         <w:lastRenderedPageBreak/>
         <w:drawing>
-          <wp:anchor distT="0" distB="0" distL="114300" distR="114300" simplePos="0" relativeHeight="251663360" behindDoc="0" locked="0" layoutInCell="1" allowOverlap="1" wp14:anchorId="56CE6719" wp14:editId="64F50A42">
+          <wp:anchor distT="0" distB="0" distL="114300" distR="114300" simplePos="0" relativeHeight="251663360" behindDoc="0" locked="0" layoutInCell="1" allowOverlap="1" wp14:anchorId="56CE6719" wp14:editId="5E3AD98A">
             <wp:simplePos x="0" y="0"/>
             <wp:positionH relativeFrom="column">
               <wp:posOffset>-88265</wp:posOffset>
@@ -1850,7 +1839,7 @@
                     </pic:cNvPicPr>
                   </pic:nvPicPr>
                   <pic:blipFill>
-                    <a:blip r:embed="rId5" cstate="print">
+                    <a:blip r:embed="rId7" cstate="print">
                       <a:extLst>
                         <a:ext uri="{28A0092B-C50C-407E-A947-70E740481C1C}">
                           <a14:useLocalDpi xmlns:a14="http://schemas.microsoft.com/office/drawing/2010/main" val="0"/>
@@ -2173,25 +2162,13 @@
           <w:lang w:val="kk-KZ"/>
         </w:rPr>
       </w:pPr>
-      <w:proofErr w:type="spellStart"/>
-      <w:r>
-        <w:rPr>
-          <w:rFonts w:ascii="Times New Roman" w:eastAsia="Times New Roman" w:hAnsi="Times New Roman" w:cs="Times New Roman"/>
-          <w:sz w:val="28"/>
-          <w:szCs w:val="28"/>
-          <w:lang w:val="ru-RU"/>
-        </w:rPr>
-        <w:t>Тақырыбы</w:t>
-      </w:r>
-      <w:proofErr w:type="spellEnd"/>
-      <w:r>
-        <w:rPr>
-          <w:rFonts w:ascii="Times New Roman" w:eastAsia="Times New Roman" w:hAnsi="Times New Roman" w:cs="Times New Roman"/>
-          <w:sz w:val="28"/>
-          <w:szCs w:val="28"/>
-          <w:lang w:val="ru-RU"/>
-        </w:rPr>
-        <w:t xml:space="preserve">: </w:t>
+      <w:r>
+        <w:rPr>
+          <w:rFonts w:ascii="Times New Roman" w:eastAsia="Times New Roman" w:hAnsi="Times New Roman" w:cs="Times New Roman"/>
+          <w:sz w:val="28"/>
+          <w:szCs w:val="28"/>
+        </w:rPr>
+        <w:t xml:space="preserve">Тақырыбы: </w:t>
       </w:r>
       <w:r>
         <w:rPr>
@@ -3001,7 +2978,7 @@
           <w:rFonts w:ascii="Times New Roman" w:eastAsia="Calibri" w:hAnsi="Times New Roman" w:cs="Times New Roman"/>
           <w:sz w:val="28"/>
           <w:szCs w:val="28"/>
-          <w:lang w:val="en-US"/>
+          <w:lang w:val="kk-KZ"/>
         </w:rPr>
       </w:pPr>
     </w:p>
@@ -3012,7 +2989,7 @@
           <w:rFonts w:ascii="Times New Roman" w:eastAsia="Calibri" w:hAnsi="Times New Roman" w:cs="Times New Roman"/>
           <w:sz w:val="28"/>
           <w:szCs w:val="28"/>
-          <w:lang w:val="en-US"/>
+          <w:lang w:val="kk-KZ"/>
         </w:rPr>
       </w:pPr>
     </w:p>
@@ -3023,7 +3000,7 @@
           <w:rFonts w:ascii="Times New Roman" w:eastAsia="Calibri" w:hAnsi="Times New Roman" w:cs="Times New Roman"/>
           <w:sz w:val="28"/>
           <w:szCs w:val="28"/>
-          <w:lang w:val="en-US"/>
+          <w:lang w:val="kk-KZ"/>
         </w:rPr>
       </w:pPr>
     </w:p>
@@ -4815,7 +4792,7 @@
           <w:bCs/>
           <w:sz w:val="28"/>
           <w:szCs w:val="28"/>
-          <w:lang w:val="en-US"/>
+          <w:lang w:val="ru-RU"/>
         </w:rPr>
       </w:pPr>
     </w:p>
@@ -4828,7 +4805,7 @@
           <w:bCs/>
           <w:sz w:val="28"/>
           <w:szCs w:val="28"/>
-          <w:lang w:val="en-US"/>
+          <w:lang w:val="ru-RU"/>
         </w:rPr>
       </w:pPr>
     </w:p>
@@ -4841,7 +4818,7 @@
           <w:bCs/>
           <w:sz w:val="28"/>
           <w:szCs w:val="28"/>
-          <w:lang w:val="en-US"/>
+          <w:lang w:val="ru-RU"/>
         </w:rPr>
       </w:pPr>
     </w:p>
@@ -10694,6 +10671,205 @@
     </w:p>
     <w:p>
       <w:pPr>
+        <w:ind w:firstLine="709"/>
+        <w:rPr>
+          <w:rFonts w:ascii="Times New Roman" w:hAnsi="Times New Roman" w:cs="Times New Roman"/>
+          <w:sz w:val="28"/>
+          <w:szCs w:val="28"/>
+          <w:lang w:val="kk-KZ"/>
+        </w:rPr>
+      </w:pPr>
+      <w:r>
+        <w:rPr>
+          <w:rFonts w:ascii="Times New Roman" w:hAnsi="Times New Roman" w:cs="Times New Roman"/>
+          <w:sz w:val="28"/>
+          <w:szCs w:val="28"/>
+          <w:lang w:val="kk-KZ"/>
+        </w:rPr>
+        <w:t xml:space="preserve">Қазіргі таңда көптеген адамдар кітап оқудың маңызын ескермей жатыр. Ал кітап оқитын адамдар кітап оларды қалай өзгерткендігін көрсету үшін тіптен </w:t>
+      </w:r>
+      <w:proofErr w:type="spellStart"/>
+      <w:r>
+        <w:rPr>
+          <w:rFonts w:ascii="Times New Roman" w:hAnsi="Times New Roman" w:cs="Times New Roman"/>
+          <w:sz w:val="28"/>
+          <w:szCs w:val="28"/>
+          <w:lang w:val="kk-KZ"/>
+        </w:rPr>
+        <w:t>подкасттар</w:t>
+      </w:r>
+      <w:proofErr w:type="spellEnd"/>
+      <w:r>
+        <w:rPr>
+          <w:rFonts w:ascii="Times New Roman" w:hAnsi="Times New Roman" w:cs="Times New Roman"/>
+          <w:sz w:val="28"/>
+          <w:szCs w:val="28"/>
+          <w:lang w:val="kk-KZ"/>
+        </w:rPr>
+        <w:t xml:space="preserve"> түсіріп жүр. Әрине әркім кітапты әрқалай қабылдайды. Бірақ кітаптың маңыздылығы аса зор. Себебі </w:t>
+      </w:r>
+      <w:proofErr w:type="spellStart"/>
+      <w:r>
+        <w:rPr>
+          <w:rFonts w:ascii="Times New Roman" w:hAnsi="Times New Roman" w:cs="Times New Roman"/>
+          <w:sz w:val="28"/>
+          <w:szCs w:val="28"/>
+          <w:lang w:val="kk-KZ"/>
+        </w:rPr>
+        <w:t>Netflix</w:t>
+      </w:r>
+      <w:proofErr w:type="spellEnd"/>
+      <w:r>
+        <w:rPr>
+          <w:rFonts w:ascii="Times New Roman" w:hAnsi="Times New Roman" w:cs="Times New Roman"/>
+          <w:sz w:val="28"/>
+          <w:szCs w:val="28"/>
+          <w:lang w:val="kk-KZ"/>
+        </w:rPr>
+        <w:t xml:space="preserve"> сияқты платформалар адамдардың уақытын босқа кетірудің арқасында ақша табады. Ал адамдар көп сериалды көріп көз майын тауысып түні бойы көріп шығады. Соңында барлық серияны көріп босқа кеткен уақытын уайымдап жатады. Ал егер осы </w:t>
+      </w:r>
+      <w:proofErr w:type="spellStart"/>
+      <w:r>
+        <w:rPr>
+          <w:rFonts w:ascii="Times New Roman" w:hAnsi="Times New Roman" w:cs="Times New Roman"/>
+          <w:sz w:val="28"/>
+          <w:szCs w:val="28"/>
+          <w:lang w:val="kk-KZ"/>
+        </w:rPr>
+        <w:t>сериялдардың</w:t>
+      </w:r>
+      <w:proofErr w:type="spellEnd"/>
+      <w:r>
+        <w:rPr>
+          <w:rFonts w:ascii="Times New Roman" w:hAnsi="Times New Roman" w:cs="Times New Roman"/>
+          <w:sz w:val="28"/>
+          <w:szCs w:val="28"/>
+          <w:lang w:val="kk-KZ"/>
+        </w:rPr>
+        <w:t xml:space="preserve"> орнына адамдар түні бойы кітап оқитын болса бұндай өкініш </w:t>
+      </w:r>
+      <w:proofErr w:type="spellStart"/>
+      <w:r>
+        <w:rPr>
+          <w:rFonts w:ascii="Times New Roman" w:hAnsi="Times New Roman" w:cs="Times New Roman"/>
+          <w:sz w:val="28"/>
+          <w:szCs w:val="28"/>
+          <w:lang w:val="kk-KZ"/>
+        </w:rPr>
+        <w:t>ещқашан</w:t>
+      </w:r>
+      <w:proofErr w:type="spellEnd"/>
+      <w:r>
+        <w:rPr>
+          <w:rFonts w:ascii="Times New Roman" w:hAnsi="Times New Roman" w:cs="Times New Roman"/>
+          <w:sz w:val="28"/>
+          <w:szCs w:val="28"/>
+          <w:lang w:val="kk-KZ"/>
+        </w:rPr>
+        <w:t xml:space="preserve"> болмайды. </w:t>
+      </w:r>
+    </w:p>
+    <w:p>
+      <w:pPr>
+        <w:ind w:firstLine="709"/>
+        <w:rPr>
+          <w:rFonts w:ascii="Times New Roman" w:hAnsi="Times New Roman" w:cs="Times New Roman"/>
+          <w:sz w:val="28"/>
+          <w:szCs w:val="28"/>
+          <w:lang w:val="kk-KZ"/>
+        </w:rPr>
+      </w:pPr>
+      <w:r>
+        <w:rPr>
+          <w:rFonts w:ascii="Times New Roman" w:hAnsi="Times New Roman" w:cs="Times New Roman"/>
+          <w:sz w:val="28"/>
+          <w:szCs w:val="28"/>
+          <w:lang w:val="kk-KZ"/>
+        </w:rPr>
+        <w:t>Осы дипломдық жұмыстың мақсаты кітап оқып өзінің әлемге деген көз қарасын кеңейтуге арналған бағдарлама жасау. Бұл “</w:t>
+      </w:r>
+      <w:proofErr w:type="spellStart"/>
+      <w:r>
+        <w:rPr>
+          <w:rFonts w:ascii="Times New Roman" w:hAnsi="Times New Roman" w:cs="Times New Roman"/>
+          <w:sz w:val="28"/>
+          <w:szCs w:val="28"/>
+          <w:lang w:val="kk-KZ"/>
+        </w:rPr>
+        <w:t>BookSwapAI</w:t>
+      </w:r>
+      <w:proofErr w:type="spellEnd"/>
+      <w:r>
+        <w:rPr>
+          <w:rFonts w:ascii="Times New Roman" w:hAnsi="Times New Roman" w:cs="Times New Roman"/>
+          <w:sz w:val="28"/>
+          <w:szCs w:val="28"/>
+          <w:lang w:val="kk-KZ"/>
+        </w:rPr>
+        <w:t xml:space="preserve">” </w:t>
+      </w:r>
+      <w:proofErr w:type="spellStart"/>
+      <w:r>
+        <w:rPr>
+          <w:rFonts w:ascii="Times New Roman" w:hAnsi="Times New Roman" w:cs="Times New Roman"/>
+          <w:sz w:val="28"/>
+          <w:szCs w:val="28"/>
+          <w:lang w:val="kk-KZ"/>
+        </w:rPr>
+        <w:t>бағадрламада</w:t>
+      </w:r>
+      <w:proofErr w:type="spellEnd"/>
+      <w:r>
+        <w:rPr>
+          <w:rFonts w:ascii="Times New Roman" w:hAnsi="Times New Roman" w:cs="Times New Roman"/>
+          <w:sz w:val="28"/>
+          <w:szCs w:val="28"/>
+          <w:lang w:val="kk-KZ"/>
+        </w:rPr>
+        <w:t xml:space="preserve"> адамдар өздерінің оқып болған кітаптарын алмасу немесе сату арқылы тиімді тарата алады. </w:t>
+      </w:r>
+    </w:p>
+    <w:p>
+      <w:pPr>
+        <w:ind w:firstLine="709"/>
+        <w:rPr>
+          <w:rFonts w:ascii="Times New Roman" w:hAnsi="Times New Roman" w:cs="Times New Roman"/>
+          <w:sz w:val="28"/>
+          <w:szCs w:val="28"/>
+        </w:rPr>
+      </w:pPr>
+      <w:r>
+        <w:rPr>
+          <w:rFonts w:ascii="Times New Roman" w:hAnsi="Times New Roman" w:cs="Times New Roman"/>
+          <w:sz w:val="28"/>
+          <w:szCs w:val="28"/>
+          <w:lang w:val="kk-KZ"/>
+        </w:rPr>
+        <w:t xml:space="preserve">Қолданушылар өздеріне керек немесе қызық болатын кітаптарды ыңғайлы іздеу немесе жасанды </w:t>
+      </w:r>
+      <w:proofErr w:type="spellStart"/>
+      <w:r>
+        <w:rPr>
+          <w:rFonts w:ascii="Times New Roman" w:hAnsi="Times New Roman" w:cs="Times New Roman"/>
+          <w:sz w:val="28"/>
+          <w:szCs w:val="28"/>
+          <w:lang w:val="kk-KZ"/>
+        </w:rPr>
+        <w:t>интеллектен</w:t>
+      </w:r>
+      <w:proofErr w:type="spellEnd"/>
+      <w:r>
+        <w:rPr>
+          <w:rFonts w:ascii="Times New Roman" w:hAnsi="Times New Roman" w:cs="Times New Roman"/>
+          <w:sz w:val="28"/>
+          <w:szCs w:val="28"/>
+          <w:lang w:val="kk-KZ"/>
+        </w:rPr>
+        <w:t xml:space="preserve"> кеңес сұрау арқылы жылдам таба алады.</w:t>
+      </w:r>
+    </w:p>
+    <w:p>
+      <w:pPr>
         <w:spacing w:line="240" w:lineRule="auto"/>
         <w:jc w:val="center"/>
         <w:rPr>
@@ -10705,848 +10881,6 @@
           <w:lang w:val="kk-KZ"/>
         </w:rPr>
       </w:pPr>
-    </w:p>
-    <w:p>
-      <w:pPr>
-        <w:spacing w:line="240" w:lineRule="auto"/>
-        <w:jc w:val="center"/>
-        <w:rPr>
-          <w:rFonts w:ascii="Times New Roman" w:eastAsia="Times New Roman" w:hAnsi="Times New Roman" w:cs="Times New Roman"/>
-          <w:b/>
-          <w:bCs/>
-          <w:sz w:val="28"/>
-          <w:szCs w:val="28"/>
-          <w:lang w:val="kk-KZ"/>
-        </w:rPr>
-      </w:pPr>
-    </w:p>
-    <w:p>
-      <w:pPr>
-        <w:spacing w:line="240" w:lineRule="auto"/>
-        <w:jc w:val="center"/>
-        <w:rPr>
-          <w:rFonts w:ascii="Times New Roman" w:eastAsia="Times New Roman" w:hAnsi="Times New Roman" w:cs="Times New Roman"/>
-          <w:b/>
-          <w:bCs/>
-          <w:sz w:val="28"/>
-          <w:szCs w:val="28"/>
-          <w:lang w:val="kk-KZ"/>
-        </w:rPr>
-      </w:pPr>
-    </w:p>
-    <w:p>
-      <w:pPr>
-        <w:pStyle w:val="ListParagraph"/>
-        <w:numPr>
-          <w:ilvl w:val="0"/>
-          <w:numId w:val="4"/>
-        </w:numPr>
-        <w:rPr>
-          <w:rFonts w:ascii="Times New Roman" w:eastAsia="Times New Roman" w:hAnsi="Times New Roman" w:cs="Times New Roman"/>
-          <w:b/>
-          <w:bCs/>
-          <w:sz w:val="28"/>
-          <w:szCs w:val="28"/>
-          <w:lang w:val="kk-KZ"/>
-        </w:rPr>
-      </w:pPr>
-      <w:r>
-        <w:rPr>
-          <w:rFonts w:ascii="Times New Roman" w:eastAsia="Times New Roman" w:hAnsi="Times New Roman" w:cs="Times New Roman"/>
-          <w:b/>
-          <w:bCs/>
-          <w:sz w:val="28"/>
-          <w:szCs w:val="28"/>
-          <w:lang w:val="kk-KZ"/>
-        </w:rPr>
-        <w:t>Негізгі бөлім</w:t>
-      </w:r>
-    </w:p>
-    <w:p>
-      <w:pPr>
-        <w:pStyle w:val="ListParagraph"/>
-        <w:numPr>
-          <w:ilvl w:val="1"/>
-          <w:numId w:val="4"/>
-        </w:numPr>
-        <w:rPr>
-          <w:rFonts w:ascii="Times New Roman" w:eastAsia="Times New Roman" w:hAnsi="Times New Roman" w:cs="Times New Roman"/>
-          <w:b/>
-          <w:bCs/>
-          <w:sz w:val="28"/>
-          <w:szCs w:val="28"/>
-          <w:lang w:val="kk-KZ"/>
-        </w:rPr>
-      </w:pPr>
-      <w:r>
-        <w:rPr>
-          <w:rFonts w:ascii="Times New Roman" w:eastAsia="Times New Roman" w:hAnsi="Times New Roman" w:cs="Times New Roman"/>
-          <w:b/>
-          <w:bCs/>
-          <w:sz w:val="28"/>
-          <w:szCs w:val="28"/>
-          <w:lang w:val="kk-KZ"/>
-        </w:rPr>
-        <w:t>Жобаның өзектілігі</w:t>
-      </w:r>
-    </w:p>
-    <w:p>
-      <w:pPr>
-        <w:pStyle w:val="ListParagraph"/>
-        <w:numPr>
-          <w:ilvl w:val="1"/>
-          <w:numId w:val="4"/>
-        </w:numPr>
-        <w:rPr>
-          <w:rFonts w:ascii="Times New Roman" w:eastAsia="Times New Roman" w:hAnsi="Times New Roman" w:cs="Times New Roman"/>
-          <w:b/>
-          <w:bCs/>
-          <w:sz w:val="28"/>
-          <w:szCs w:val="28"/>
-          <w:lang w:val="kk-KZ"/>
-        </w:rPr>
-      </w:pPr>
-      <w:r>
-        <w:rPr>
-          <w:rFonts w:ascii="Times New Roman" w:eastAsia="Times New Roman" w:hAnsi="Times New Roman" w:cs="Times New Roman"/>
-          <w:b/>
-          <w:bCs/>
-          <w:sz w:val="28"/>
-          <w:szCs w:val="28"/>
-          <w:lang w:val="kk-KZ"/>
-        </w:rPr>
-        <w:t>Терминдер мен қысқартулар</w:t>
-      </w:r>
-    </w:p>
-    <w:p>
-      <w:pPr>
-        <w:pStyle w:val="ListParagraph"/>
-        <w:numPr>
-          <w:ilvl w:val="1"/>
-          <w:numId w:val="4"/>
-        </w:numPr>
-        <w:rPr>
-          <w:rFonts w:ascii="Times New Roman" w:eastAsia="Times New Roman" w:hAnsi="Times New Roman" w:cs="Times New Roman"/>
-          <w:b/>
-          <w:bCs/>
-          <w:sz w:val="28"/>
-          <w:szCs w:val="28"/>
-          <w:lang w:val="kk-KZ"/>
-        </w:rPr>
-      </w:pPr>
-      <w:r>
-        <w:rPr>
-          <w:rFonts w:ascii="Times New Roman" w:eastAsia="Times New Roman" w:hAnsi="Times New Roman" w:cs="Times New Roman"/>
-          <w:b/>
-          <w:bCs/>
-          <w:sz w:val="28"/>
-          <w:szCs w:val="28"/>
-          <w:lang w:val="kk-KZ"/>
-        </w:rPr>
-        <w:t xml:space="preserve">Дипломдық жұмысты жазу кезіндегі мәселенің </w:t>
-      </w:r>
-      <w:proofErr w:type="spellStart"/>
-      <w:r>
-        <w:rPr>
-          <w:rFonts w:ascii="Times New Roman" w:eastAsia="Times New Roman" w:hAnsi="Times New Roman" w:cs="Times New Roman"/>
-          <w:b/>
-          <w:bCs/>
-          <w:sz w:val="28"/>
-          <w:szCs w:val="28"/>
-          <w:lang w:val="kk-KZ"/>
-        </w:rPr>
-        <w:t>өзектілгі</w:t>
-      </w:r>
-      <w:proofErr w:type="spellEnd"/>
-    </w:p>
-    <w:p>
-      <w:pPr>
-        <w:pStyle w:val="ListParagraph"/>
-        <w:numPr>
-          <w:ilvl w:val="1"/>
-          <w:numId w:val="4"/>
-        </w:numPr>
-        <w:rPr>
-          <w:rFonts w:ascii="Times New Roman" w:eastAsia="Times New Roman" w:hAnsi="Times New Roman" w:cs="Times New Roman"/>
-          <w:b/>
-          <w:bCs/>
-          <w:sz w:val="28"/>
-          <w:szCs w:val="28"/>
-          <w:lang w:val="kk-KZ"/>
-        </w:rPr>
-      </w:pPr>
-      <w:proofErr w:type="spellStart"/>
-      <w:r>
-        <w:rPr>
-          <w:rFonts w:ascii="Times New Roman" w:eastAsia="Times New Roman" w:hAnsi="Times New Roman" w:cs="Times New Roman"/>
-          <w:b/>
-          <w:bCs/>
-          <w:sz w:val="28"/>
-          <w:szCs w:val="28"/>
-          <w:lang w:val="kk-KZ"/>
-        </w:rPr>
-        <w:t>Ұқсаас</w:t>
-      </w:r>
-      <w:proofErr w:type="spellEnd"/>
-      <w:r>
-        <w:rPr>
-          <w:rFonts w:ascii="Times New Roman" w:eastAsia="Times New Roman" w:hAnsi="Times New Roman" w:cs="Times New Roman"/>
-          <w:b/>
-          <w:bCs/>
-          <w:sz w:val="28"/>
-          <w:szCs w:val="28"/>
-          <w:lang w:val="kk-KZ"/>
-        </w:rPr>
-        <w:t xml:space="preserve"> жүйелерді талдау</w:t>
-      </w:r>
-    </w:p>
-    <w:p>
-      <w:pPr>
-        <w:pStyle w:val="ListParagraph"/>
-        <w:numPr>
-          <w:ilvl w:val="0"/>
-          <w:numId w:val="4"/>
-        </w:numPr>
-        <w:rPr>
-          <w:rFonts w:ascii="Times New Roman" w:hAnsi="Times New Roman" w:cs="Times New Roman"/>
-          <w:b/>
-          <w:bCs/>
-        </w:rPr>
-      </w:pPr>
-      <w:r>
-        <w:rPr>
-          <w:rFonts w:ascii="Times New Roman" w:hAnsi="Times New Roman" w:cs="Times New Roman"/>
-          <w:b/>
-          <w:bCs/>
-        </w:rPr>
-        <w:t>Технологиялық бөлім</w:t>
-      </w:r>
-    </w:p>
-    <w:p>
-      <w:pPr>
-        <w:pStyle w:val="ListParagraph"/>
-        <w:numPr>
-          <w:ilvl w:val="1"/>
-          <w:numId w:val="4"/>
-        </w:numPr>
-        <w:rPr>
-          <w:rFonts w:ascii="Times New Roman" w:hAnsi="Times New Roman" w:cs="Times New Roman"/>
-          <w:b/>
-          <w:bCs/>
-          <w:lang w:val="en-US"/>
-        </w:rPr>
-      </w:pPr>
-      <w:r>
-        <w:rPr>
-          <w:rFonts w:ascii="Times New Roman" w:hAnsi="Times New Roman" w:cs="Times New Roman"/>
-          <w:b/>
-          <w:bCs/>
-          <w:lang w:val="en-US"/>
-        </w:rPr>
-        <w:t>Android Studio</w:t>
-      </w:r>
-    </w:p>
-    <w:p>
-      <w:pPr>
-        <w:pStyle w:val="ListParagraph"/>
-        <w:numPr>
-          <w:ilvl w:val="1"/>
-          <w:numId w:val="4"/>
-        </w:numPr>
-        <w:rPr>
-          <w:rFonts w:ascii="Times New Roman" w:hAnsi="Times New Roman" w:cs="Times New Roman"/>
-          <w:b/>
-          <w:bCs/>
-          <w:lang w:val="en-US"/>
-        </w:rPr>
-      </w:pPr>
-      <w:r>
-        <w:rPr>
-          <w:rFonts w:ascii="Times New Roman" w:hAnsi="Times New Roman" w:cs="Times New Roman"/>
-          <w:b/>
-          <w:bCs/>
-          <w:lang w:val="en-US"/>
-        </w:rPr>
-        <w:t>Xcode</w:t>
-      </w:r>
-    </w:p>
-    <w:p>
-      <w:pPr>
-        <w:pStyle w:val="ListParagraph"/>
-        <w:numPr>
-          <w:ilvl w:val="1"/>
-          <w:numId w:val="4"/>
-        </w:numPr>
-        <w:rPr>
-          <w:rFonts w:ascii="Times New Roman" w:hAnsi="Times New Roman" w:cs="Times New Roman"/>
-          <w:b/>
-          <w:bCs/>
-          <w:lang w:val="en-US"/>
-        </w:rPr>
-      </w:pPr>
-      <w:r>
-        <w:rPr>
-          <w:rFonts w:ascii="Times New Roman" w:hAnsi="Times New Roman" w:cs="Times New Roman"/>
-          <w:b/>
-          <w:bCs/>
-          <w:lang w:val="en-US"/>
-        </w:rPr>
-        <w:t>Dart</w:t>
-      </w:r>
-    </w:p>
-    <w:p>
-      <w:pPr>
-        <w:pStyle w:val="ListParagraph"/>
-        <w:numPr>
-          <w:ilvl w:val="2"/>
-          <w:numId w:val="4"/>
-        </w:numPr>
-        <w:rPr>
-          <w:rFonts w:ascii="Times New Roman" w:hAnsi="Times New Roman" w:cs="Times New Roman"/>
-          <w:b/>
-          <w:bCs/>
-          <w:lang w:val="kk-KZ"/>
-        </w:rPr>
-      </w:pPr>
-      <w:proofErr w:type="spellStart"/>
-      <w:r>
-        <w:rPr>
-          <w:rFonts w:ascii="Times New Roman" w:hAnsi="Times New Roman" w:cs="Times New Roman"/>
-          <w:b/>
-          <w:bCs/>
-          <w:lang w:val="kk-KZ"/>
-        </w:rPr>
-        <w:t>Фреймворктар</w:t>
-      </w:r>
-      <w:proofErr w:type="spellEnd"/>
-      <w:r>
-        <w:rPr>
-          <w:rFonts w:ascii="Times New Roman" w:hAnsi="Times New Roman" w:cs="Times New Roman"/>
-          <w:b/>
-          <w:bCs/>
-          <w:lang w:val="kk-KZ"/>
-        </w:rPr>
-        <w:t xml:space="preserve"> мен кітапханалар</w:t>
-      </w:r>
-    </w:p>
-    <w:p>
-      <w:pPr>
-        <w:pStyle w:val="ListParagraph"/>
-        <w:numPr>
-          <w:ilvl w:val="1"/>
-          <w:numId w:val="4"/>
-        </w:numPr>
-        <w:rPr>
-          <w:rFonts w:ascii="Times New Roman" w:hAnsi="Times New Roman" w:cs="Times New Roman"/>
-          <w:b/>
-          <w:bCs/>
-          <w:lang w:val="en-US"/>
-        </w:rPr>
-      </w:pPr>
-      <w:r>
-        <w:rPr>
-          <w:rFonts w:ascii="Times New Roman" w:hAnsi="Times New Roman" w:cs="Times New Roman"/>
-          <w:b/>
-          <w:bCs/>
-          <w:lang w:val="en-US"/>
-        </w:rPr>
-        <w:t xml:space="preserve">Git </w:t>
-      </w:r>
-      <w:r>
-        <w:rPr>
-          <w:rFonts w:ascii="Times New Roman" w:hAnsi="Times New Roman" w:cs="Times New Roman"/>
-          <w:b/>
-          <w:bCs/>
-          <w:lang w:val="kk-KZ"/>
-        </w:rPr>
-        <w:t xml:space="preserve">және </w:t>
-      </w:r>
-      <w:proofErr w:type="spellStart"/>
-      <w:r>
-        <w:rPr>
-          <w:rFonts w:ascii="Times New Roman" w:hAnsi="Times New Roman" w:cs="Times New Roman"/>
-          <w:b/>
-          <w:bCs/>
-          <w:lang w:val="en-US"/>
-        </w:rPr>
-        <w:t>github</w:t>
-      </w:r>
-      <w:proofErr w:type="spellEnd"/>
-    </w:p>
-    <w:p>
-      <w:pPr>
-        <w:pStyle w:val="ListParagraph"/>
-        <w:numPr>
-          <w:ilvl w:val="0"/>
-          <w:numId w:val="4"/>
-        </w:numPr>
-        <w:rPr>
-          <w:rFonts w:ascii="Times New Roman" w:hAnsi="Times New Roman" w:cs="Times New Roman"/>
-          <w:b/>
-          <w:bCs/>
-          <w:sz w:val="28"/>
-          <w:szCs w:val="28"/>
-          <w:lang w:val="en-US"/>
-        </w:rPr>
-      </w:pPr>
-      <w:r>
-        <w:rPr>
-          <w:rFonts w:ascii="Times New Roman" w:hAnsi="Times New Roman" w:cs="Times New Roman"/>
-          <w:b/>
-          <w:bCs/>
-          <w:sz w:val="28"/>
-          <w:szCs w:val="28"/>
-          <w:lang w:val="kk-KZ"/>
-        </w:rPr>
-        <w:t>Жобаның құр</w:t>
-      </w:r>
-      <w:r>
-        <w:rPr>
-          <w:rFonts w:ascii="Times New Roman" w:hAnsi="Times New Roman" w:cs="Times New Roman"/>
-          <w:b/>
-          <w:bCs/>
-          <w:sz w:val="28"/>
-          <w:szCs w:val="28"/>
-          <w:lang w:val="kk-KZ"/>
-        </w:rPr>
-        <w:t>ы</w:t>
-      </w:r>
-      <w:r>
-        <w:rPr>
-          <w:rFonts w:ascii="Times New Roman" w:hAnsi="Times New Roman" w:cs="Times New Roman"/>
-          <w:b/>
-          <w:bCs/>
-          <w:sz w:val="28"/>
-          <w:szCs w:val="28"/>
-          <w:lang w:val="kk-KZ"/>
-        </w:rPr>
-        <w:t>лымы</w:t>
-      </w:r>
-    </w:p>
-    <w:p>
-      <w:pPr>
-        <w:pStyle w:val="ListParagraph"/>
-        <w:numPr>
-          <w:ilvl w:val="1"/>
-          <w:numId w:val="4"/>
-        </w:numPr>
-        <w:rPr>
-          <w:rFonts w:ascii="Times New Roman" w:hAnsi="Times New Roman" w:cs="Times New Roman"/>
-          <w:b/>
-          <w:bCs/>
-          <w:sz w:val="28"/>
-          <w:szCs w:val="28"/>
-          <w:lang w:val="en-US"/>
-        </w:rPr>
-      </w:pPr>
-      <w:r>
-        <w:rPr>
-          <w:rFonts w:ascii="Times New Roman" w:hAnsi="Times New Roman" w:cs="Times New Roman"/>
-          <w:b/>
-          <w:bCs/>
-          <w:sz w:val="28"/>
-          <w:szCs w:val="28"/>
-          <w:lang w:val="kk-KZ"/>
-        </w:rPr>
-        <w:t>Жобаның жалпы архитектурасы</w:t>
-      </w:r>
-      <w:r>
-        <w:rPr>
-          <w:rFonts w:ascii="Times New Roman" w:hAnsi="Times New Roman" w:cs="Times New Roman"/>
-          <w:b/>
-          <w:bCs/>
-          <w:sz w:val="28"/>
-          <w:szCs w:val="28"/>
-          <w:lang w:val="en-US"/>
-        </w:rPr>
-        <w:t xml:space="preserve"> </w:t>
-      </w:r>
-    </w:p>
-    <w:p>
-      <w:pPr>
-        <w:pStyle w:val="ListParagraph"/>
-        <w:numPr>
-          <w:ilvl w:val="1"/>
-          <w:numId w:val="4"/>
-        </w:numPr>
-        <w:rPr>
-          <w:rFonts w:ascii="Times New Roman" w:hAnsi="Times New Roman" w:cs="Times New Roman"/>
-          <w:b/>
-          <w:bCs/>
-          <w:sz w:val="28"/>
-          <w:szCs w:val="28"/>
-          <w:lang w:val="en-US"/>
-        </w:rPr>
-      </w:pPr>
-      <w:r>
-        <w:rPr>
-          <w:rFonts w:ascii="Times New Roman" w:hAnsi="Times New Roman" w:cs="Times New Roman"/>
-          <w:b/>
-          <w:bCs/>
-          <w:sz w:val="28"/>
-          <w:szCs w:val="28"/>
-          <w:lang w:val="kk-KZ"/>
-        </w:rPr>
-        <w:t>Код деңгейіндегі жазба құрылымы</w:t>
-      </w:r>
-    </w:p>
-    <w:p>
-      <w:pPr>
-        <w:pStyle w:val="ListParagraph"/>
-        <w:numPr>
-          <w:ilvl w:val="1"/>
-          <w:numId w:val="4"/>
-        </w:numPr>
-        <w:rPr>
-          <w:rFonts w:ascii="Times New Roman" w:hAnsi="Times New Roman" w:cs="Times New Roman"/>
-          <w:b/>
-          <w:bCs/>
-          <w:sz w:val="28"/>
-          <w:szCs w:val="28"/>
-          <w:lang w:val="en-US"/>
-        </w:rPr>
-      </w:pPr>
-      <w:r>
-        <w:rPr>
-          <w:rFonts w:ascii="Times New Roman" w:hAnsi="Times New Roman" w:cs="Times New Roman"/>
-          <w:b/>
-          <w:bCs/>
-          <w:sz w:val="28"/>
-          <w:szCs w:val="28"/>
-          <w:lang w:val="en-US"/>
-        </w:rPr>
-        <w:t xml:space="preserve">Flutter </w:t>
-      </w:r>
-      <w:r>
-        <w:rPr>
-          <w:rFonts w:ascii="Times New Roman" w:hAnsi="Times New Roman" w:cs="Times New Roman"/>
-          <w:b/>
-          <w:bCs/>
-          <w:sz w:val="28"/>
-          <w:szCs w:val="28"/>
-          <w:lang w:val="kk-KZ"/>
-        </w:rPr>
-        <w:t xml:space="preserve">және </w:t>
-      </w:r>
-      <w:r>
-        <w:rPr>
-          <w:rFonts w:ascii="Times New Roman" w:hAnsi="Times New Roman" w:cs="Times New Roman"/>
-          <w:b/>
-          <w:bCs/>
-          <w:sz w:val="28"/>
-          <w:szCs w:val="28"/>
-          <w:lang w:val="en-US"/>
-        </w:rPr>
-        <w:t xml:space="preserve">Django </w:t>
-      </w:r>
-      <w:r>
-        <w:rPr>
-          <w:rFonts w:ascii="Times New Roman" w:hAnsi="Times New Roman" w:cs="Times New Roman"/>
-          <w:b/>
-          <w:bCs/>
-          <w:sz w:val="28"/>
-          <w:szCs w:val="28"/>
-          <w:lang w:val="kk-KZ"/>
-        </w:rPr>
-        <w:t>әрекеттесу принципі</w:t>
-      </w:r>
-    </w:p>
-    <w:p>
-      <w:pPr>
-        <w:pStyle w:val="ListParagraph"/>
-        <w:numPr>
-          <w:ilvl w:val="1"/>
-          <w:numId w:val="4"/>
-        </w:numPr>
-        <w:rPr>
-          <w:rFonts w:ascii="Times New Roman" w:hAnsi="Times New Roman" w:cs="Times New Roman"/>
-          <w:b/>
-          <w:bCs/>
-          <w:sz w:val="28"/>
-          <w:szCs w:val="28"/>
-          <w:lang w:val="en-US"/>
-        </w:rPr>
-      </w:pPr>
-      <w:r>
-        <w:rPr>
-          <w:rFonts w:ascii="Times New Roman" w:hAnsi="Times New Roman" w:cs="Times New Roman"/>
-          <w:b/>
-          <w:bCs/>
-          <w:sz w:val="28"/>
-          <w:szCs w:val="28"/>
-          <w:lang w:val="en-US"/>
-        </w:rPr>
-        <w:t xml:space="preserve">UML </w:t>
-      </w:r>
-      <w:r>
-        <w:rPr>
-          <w:rFonts w:ascii="Times New Roman" w:hAnsi="Times New Roman" w:cs="Times New Roman"/>
-          <w:b/>
-          <w:bCs/>
-          <w:sz w:val="28"/>
-          <w:szCs w:val="28"/>
-          <w:lang w:val="kk-KZ"/>
-        </w:rPr>
-        <w:t>диаграммасы</w:t>
-      </w:r>
-    </w:p>
-    <w:p>
-      <w:pPr>
-        <w:pStyle w:val="ListParagraph"/>
-        <w:numPr>
-          <w:ilvl w:val="1"/>
-          <w:numId w:val="4"/>
-        </w:numPr>
-        <w:rPr>
-          <w:rFonts w:ascii="Times New Roman" w:hAnsi="Times New Roman" w:cs="Times New Roman"/>
-          <w:b/>
-          <w:bCs/>
-          <w:sz w:val="28"/>
-          <w:szCs w:val="28"/>
-          <w:lang w:val="en-US"/>
-        </w:rPr>
-      </w:pPr>
-      <w:r>
-        <w:rPr>
-          <w:rFonts w:ascii="Times New Roman" w:hAnsi="Times New Roman" w:cs="Times New Roman"/>
-          <w:b/>
-          <w:bCs/>
-          <w:sz w:val="28"/>
-          <w:szCs w:val="28"/>
-          <w:lang w:val="en-US"/>
-        </w:rPr>
-        <w:t xml:space="preserve">USE CASE </w:t>
-      </w:r>
-      <w:r>
-        <w:rPr>
-          <w:rFonts w:ascii="Times New Roman" w:hAnsi="Times New Roman" w:cs="Times New Roman"/>
-          <w:b/>
-          <w:bCs/>
-          <w:sz w:val="28"/>
-          <w:szCs w:val="28"/>
-          <w:lang w:val="kk-KZ"/>
-        </w:rPr>
-        <w:t>диаграммасы</w:t>
-      </w:r>
-    </w:p>
-    <w:p>
-      <w:pPr>
-        <w:pStyle w:val="ListParagraph"/>
-        <w:numPr>
-          <w:ilvl w:val="1"/>
-          <w:numId w:val="4"/>
-        </w:numPr>
-        <w:rPr>
-          <w:rFonts w:ascii="Times New Roman" w:hAnsi="Times New Roman" w:cs="Times New Roman"/>
-          <w:b/>
-          <w:bCs/>
-          <w:sz w:val="28"/>
-          <w:szCs w:val="28"/>
-          <w:lang w:val="en-US"/>
-        </w:rPr>
-      </w:pPr>
-      <w:r>
-        <w:rPr>
-          <w:rFonts w:ascii="Times New Roman" w:hAnsi="Times New Roman" w:cs="Times New Roman"/>
-          <w:b/>
-          <w:bCs/>
-          <w:sz w:val="28"/>
-          <w:szCs w:val="28"/>
-          <w:lang w:val="en-US"/>
-        </w:rPr>
-        <w:t xml:space="preserve">ER </w:t>
-      </w:r>
-      <w:r>
-        <w:rPr>
-          <w:rFonts w:ascii="Times New Roman" w:hAnsi="Times New Roman" w:cs="Times New Roman"/>
-          <w:b/>
-          <w:bCs/>
-          <w:sz w:val="28"/>
-          <w:szCs w:val="28"/>
-          <w:lang w:val="kk-KZ"/>
-        </w:rPr>
-        <w:t>диаграммасы</w:t>
-      </w:r>
-    </w:p>
-    <w:p>
-      <w:pPr>
-        <w:pStyle w:val="ListParagraph"/>
-        <w:numPr>
-          <w:ilvl w:val="0"/>
-          <w:numId w:val="4"/>
-        </w:numPr>
-        <w:rPr>
-          <w:rFonts w:ascii="Times New Roman" w:hAnsi="Times New Roman" w:cs="Times New Roman"/>
-          <w:b/>
-          <w:bCs/>
-          <w:sz w:val="28"/>
-          <w:szCs w:val="28"/>
-          <w:lang w:val="en-US"/>
-        </w:rPr>
-      </w:pPr>
-      <w:r>
-        <w:rPr>
-          <w:rFonts w:ascii="Times New Roman" w:hAnsi="Times New Roman" w:cs="Times New Roman"/>
-          <w:b/>
-          <w:bCs/>
-          <w:sz w:val="28"/>
-          <w:szCs w:val="28"/>
-          <w:lang w:val="kk-KZ"/>
-        </w:rPr>
-        <w:t>Жобаны жасау барысы</w:t>
-      </w:r>
-    </w:p>
-    <w:p>
-      <w:pPr>
-        <w:pStyle w:val="ListParagraph"/>
-        <w:numPr>
-          <w:ilvl w:val="1"/>
-          <w:numId w:val="4"/>
-        </w:numPr>
-        <w:rPr>
-          <w:rFonts w:ascii="Times New Roman" w:hAnsi="Times New Roman" w:cs="Times New Roman"/>
-          <w:b/>
-          <w:bCs/>
-          <w:sz w:val="28"/>
-          <w:szCs w:val="28"/>
-          <w:lang w:val="en-US"/>
-        </w:rPr>
-      </w:pPr>
-      <w:r>
-        <w:rPr>
-          <w:rFonts w:ascii="Times New Roman" w:hAnsi="Times New Roman" w:cs="Times New Roman"/>
-          <w:b/>
-          <w:bCs/>
-          <w:sz w:val="28"/>
-          <w:szCs w:val="28"/>
-          <w:lang w:val="en-US"/>
-        </w:rPr>
-        <w:t>Deploy</w:t>
-      </w:r>
-    </w:p>
-    <w:p>
-      <w:pPr>
-        <w:pStyle w:val="ListParagraph"/>
-        <w:numPr>
-          <w:ilvl w:val="1"/>
-          <w:numId w:val="4"/>
-        </w:numPr>
-        <w:rPr>
-          <w:rFonts w:ascii="Times New Roman" w:hAnsi="Times New Roman" w:cs="Times New Roman"/>
-          <w:b/>
-          <w:bCs/>
-          <w:sz w:val="28"/>
-          <w:szCs w:val="28"/>
-          <w:lang w:val="en-US"/>
-        </w:rPr>
-      </w:pPr>
-      <w:r>
-        <w:rPr>
-          <w:rFonts w:ascii="Times New Roman" w:hAnsi="Times New Roman" w:cs="Times New Roman"/>
-          <w:b/>
-          <w:bCs/>
-          <w:sz w:val="28"/>
-          <w:szCs w:val="28"/>
-          <w:lang w:val="kk-KZ"/>
-        </w:rPr>
-        <w:t>Тестілеу</w:t>
-      </w:r>
-    </w:p>
-    <w:p>
-      <w:pPr>
-        <w:pStyle w:val="ListParagraph"/>
-        <w:rPr>
-          <w:rFonts w:ascii="Times New Roman" w:hAnsi="Times New Roman" w:cs="Times New Roman"/>
-          <w:b/>
-          <w:bCs/>
-          <w:sz w:val="28"/>
-          <w:szCs w:val="28"/>
-          <w:lang w:val="kk-KZ"/>
-        </w:rPr>
-      </w:pPr>
-      <w:r>
-        <w:rPr>
-          <w:rFonts w:ascii="Times New Roman" w:hAnsi="Times New Roman" w:cs="Times New Roman"/>
-          <w:b/>
-          <w:bCs/>
-          <w:sz w:val="28"/>
-          <w:szCs w:val="28"/>
-          <w:lang w:val="kk-KZ"/>
-        </w:rPr>
-        <w:t>Қорытынды</w:t>
-      </w:r>
-    </w:p>
-    <w:p>
-      <w:pPr>
-        <w:pStyle w:val="ListParagraph"/>
-        <w:rPr>
-          <w:rFonts w:ascii="Times New Roman" w:hAnsi="Times New Roman" w:cs="Times New Roman"/>
-          <w:b/>
-          <w:bCs/>
-          <w:sz w:val="28"/>
-          <w:szCs w:val="28"/>
-          <w:lang w:val="kk-KZ"/>
-        </w:rPr>
-      </w:pPr>
-      <w:r>
-        <w:rPr>
-          <w:rFonts w:ascii="Times New Roman" w:hAnsi="Times New Roman" w:cs="Times New Roman"/>
-          <w:b/>
-          <w:bCs/>
-          <w:sz w:val="28"/>
-          <w:szCs w:val="28"/>
-          <w:lang w:val="kk-KZ"/>
-        </w:rPr>
-        <w:t>Қолданылған әдебиеттер тізімі</w:t>
-      </w:r>
-    </w:p>
-    <w:p>
-      <w:pPr>
-        <w:pStyle w:val="ListParagraph"/>
-        <w:rPr>
-          <w:rFonts w:ascii="Times New Roman" w:hAnsi="Times New Roman" w:cs="Times New Roman"/>
-          <w:b/>
-          <w:bCs/>
-          <w:sz w:val="28"/>
-          <w:szCs w:val="28"/>
-          <w:lang w:val="kk-KZ"/>
-        </w:rPr>
-      </w:pPr>
-      <w:r>
-        <w:rPr>
-          <w:rFonts w:ascii="Times New Roman" w:hAnsi="Times New Roman" w:cs="Times New Roman"/>
-          <w:b/>
-          <w:bCs/>
-          <w:sz w:val="28"/>
-          <w:szCs w:val="28"/>
-          <w:lang w:val="kk-KZ"/>
-        </w:rPr>
-        <w:t>А қосымшасы. Техникалық тапсырма</w:t>
-      </w:r>
-    </w:p>
-    <w:p>
-      <w:pPr>
-        <w:pStyle w:val="ListParagraph"/>
-        <w:rPr>
-          <w:rFonts w:ascii="Times New Roman" w:eastAsia="Times New Roman" w:hAnsi="Times New Roman" w:cs="Times New Roman"/>
-          <w:b/>
-          <w:bCs/>
-          <w:sz w:val="28"/>
-          <w:szCs w:val="28"/>
-          <w:lang w:val="kk-KZ"/>
-        </w:rPr>
-      </w:pPr>
-      <w:r>
-        <w:rPr>
-          <w:rFonts w:ascii="Times New Roman" w:hAnsi="Times New Roman" w:cs="Times New Roman"/>
-          <w:b/>
-          <w:bCs/>
-          <w:sz w:val="28"/>
-          <w:szCs w:val="28"/>
-          <w:lang w:val="kk-KZ"/>
-        </w:rPr>
-        <w:t>Б қосымшасы. Бағдарлама листингі</w:t>
-      </w:r>
     </w:p>
     <w:p>
       <w:pPr>
@@ -11685,6 +11019,34 @@
           <w:szCs w:val="28"/>
         </w:rPr>
         <w:t>Жобаның негізгі мақсаты</w:t>
+      </w:r>
+      <w:r>
+        <w:rPr>
+          <w:rFonts w:ascii="Times New Roman" w:hAnsi="Times New Roman" w:cs="Times New Roman"/>
+          <w:sz w:val="28"/>
+          <w:szCs w:val="28"/>
+        </w:rPr>
+        <w:t xml:space="preserve"> </w:t>
+      </w:r>
+      <w:r>
+        <w:t xml:space="preserve">– </w:t>
+      </w:r>
+      <w:r>
+        <w:rPr>
+          <w:rFonts w:ascii="Times New Roman" w:hAnsi="Times New Roman" w:cs="Times New Roman"/>
+          <w:sz w:val="28"/>
+          <w:szCs w:val="28"/>
+        </w:rPr>
+        <w:t xml:space="preserve">жиі қойылатын сұрақтарға жауап беру, </w:t>
+      </w:r>
+      <w:r>
+        <w:rPr>
+          <w:rFonts w:ascii="Times New Roman" w:hAnsi="Times New Roman" w:cs="Times New Roman"/>
+          <w:sz w:val="28"/>
+          <w:szCs w:val="28"/>
+          <w:lang w:val="kk-KZ"/>
+        </w:rPr>
+        <w:t>қолданушылардың өзара келісу арқылы кітап алмасу немесе сату үшін заманауи мобильді бағдарламасын жасау.</w:t>
       </w:r>
     </w:p>
     <w:p>
@@ -12510,14 +11872,23 @@
           <w:sz w:val="28"/>
         </w:rPr>
         <w:sectPr>
+          <w:footerReference w:type="even" r:id="rId8"/>
+          <w:footerReference w:type="default" r:id="rId9"/>
           <w:pgSz w:w="11910" w:h="16840"/>
           <w:pgMar w:top="1134" w:right="567" w:bottom="1418" w:left="1701" w:header="0" w:footer="1000" w:gutter="0"/>
+          <w:pgNumType w:start="1" w:chapStyle="9"/>
           <w:cols w:space="720"/>
+          <w:titlePg/>
         </w:sectPr>
       </w:pPr>
     </w:p>
     <w:p>
       <w:pPr>
+        <w:pStyle w:val="ListParagraph"/>
+        <w:numPr>
+          <w:ilvl w:val="1"/>
+          <w:numId w:val="1"/>
+        </w:numPr>
         <w:tabs>
           <w:tab w:val="left" w:pos="1470"/>
         </w:tabs>
@@ -12534,37 +11905,372 @@
           <w:rFonts w:ascii="Times New Roman" w:hAnsi="Times New Roman" w:cs="Times New Roman"/>
           <w:b/>
           <w:sz w:val="28"/>
+          <w:lang w:val="kk-KZ"/>
         </w:rPr>
         <w:lastRenderedPageBreak/>
-        <w:t xml:space="preserve">1.3  </w:t>
-      </w:r>
-      <w:r>
-        <w:rPr>
-          <w:rFonts w:ascii="Times New Roman" w:hAnsi="Times New Roman" w:cs="Times New Roman"/>
-          <w:b/>
-          <w:sz w:val="28"/>
-          <w:lang w:val="kk-KZ"/>
-        </w:rPr>
         <w:t>Дипломдық жұмысты жазу кезіндегі мәселенің өзектілігі</w:t>
       </w:r>
     </w:p>
     <w:p>
       <w:pPr>
-        <w:rPr>
-          <w:b/>
-          <w:sz w:val="28"/>
-        </w:rPr>
-      </w:pPr>
-      <w:r>
-        <w:rPr>
-          <w:b/>
-          <w:sz w:val="28"/>
-        </w:rPr>
-        <w:br w:type="page"/>
-      </w:r>
-    </w:p>
-    <w:p>
-      <w:pPr>
+        <w:ind w:firstLine="360"/>
+        <w:rPr>
+          <w:rFonts w:ascii="Times New Roman" w:hAnsi="Times New Roman" w:cs="Times New Roman"/>
+          <w:sz w:val="28"/>
+          <w:szCs w:val="28"/>
+          <w:lang w:val="kk-KZ"/>
+        </w:rPr>
+      </w:pPr>
+      <w:r>
+        <w:rPr>
+          <w:rFonts w:ascii="Times New Roman" w:hAnsi="Times New Roman" w:cs="Times New Roman"/>
+          <w:sz w:val="28"/>
+          <w:szCs w:val="28"/>
+          <w:lang w:val="kk-KZ"/>
+        </w:rPr>
+        <w:t>Мобильді кітап алмасуға арналған бағдарламалар қазіргі кезде өте маңызды, себебі олар кітапқұмар адамдарға, экология үшін уайымдайтын адамдарға, студенттер мен оқушыларға жеңіл әрі артық шығынсыз кітапты іздеуге және табуға көмектеседі. Сонымен қатар, мобильді бағдарламаларың қолдану аясы кеңейіп, оларды дамыту мен жетілдіру өзекті мәселе болып табылады. себебі бұл технологияны қолдану арқылы көптеген процестерді оңтайландыруға және жаңа мүмкіндіктерді ашуға болады.</w:t>
+      </w:r>
+    </w:p>
+    <w:p>
+      <w:pPr>
+        <w:ind w:firstLine="360"/>
+        <w:rPr>
+          <w:rFonts w:ascii="Times New Roman" w:hAnsi="Times New Roman" w:cs="Times New Roman"/>
+          <w:sz w:val="28"/>
+          <w:szCs w:val="28"/>
+          <w:lang w:val="kk-KZ"/>
+        </w:rPr>
+      </w:pPr>
+      <w:r>
+        <w:rPr>
+          <w:rFonts w:ascii="Times New Roman" w:hAnsi="Times New Roman" w:cs="Times New Roman"/>
+          <w:sz w:val="28"/>
+          <w:szCs w:val="28"/>
+          <w:lang w:val="kk-KZ"/>
+        </w:rPr>
+        <w:t xml:space="preserve">Мәселенің өзектілігі: Мобильді </w:t>
+      </w:r>
+      <w:proofErr w:type="spellStart"/>
+      <w:r>
+        <w:rPr>
+          <w:rFonts w:ascii="Times New Roman" w:hAnsi="Times New Roman" w:cs="Times New Roman"/>
+          <w:sz w:val="28"/>
+          <w:szCs w:val="28"/>
+          <w:lang w:val="kk-KZ"/>
+        </w:rPr>
+        <w:t>қолданбаларсыз</w:t>
+      </w:r>
+      <w:proofErr w:type="spellEnd"/>
+      <w:r>
+        <w:rPr>
+          <w:rFonts w:ascii="Times New Roman" w:hAnsi="Times New Roman" w:cs="Times New Roman"/>
+          <w:sz w:val="28"/>
+          <w:szCs w:val="28"/>
+          <w:lang w:val="kk-KZ"/>
+        </w:rPr>
+        <w:t xml:space="preserve"> қазір біз бұл әлемі елестете алмаймыз. Әсіресе қарапайым адамдардың өмірінде өте маңызды рөл атқарады. Біздің мобильді қосымша қолданушылардың өздеріне керек емес немесе артық заттарын тиімді, уақытын </w:t>
+      </w:r>
+      <w:proofErr w:type="spellStart"/>
+      <w:r>
+        <w:rPr>
+          <w:rFonts w:ascii="Times New Roman" w:hAnsi="Times New Roman" w:cs="Times New Roman"/>
+          <w:sz w:val="28"/>
+          <w:szCs w:val="28"/>
+          <w:lang w:val="kk-KZ"/>
+        </w:rPr>
+        <w:t>үненмдеу</w:t>
+      </w:r>
+      <w:proofErr w:type="spellEnd"/>
+      <w:r>
+        <w:rPr>
+          <w:rFonts w:ascii="Times New Roman" w:hAnsi="Times New Roman" w:cs="Times New Roman"/>
+          <w:sz w:val="28"/>
+          <w:szCs w:val="28"/>
+          <w:lang w:val="kk-KZ"/>
+        </w:rPr>
+        <w:t xml:space="preserve"> және ресурстарын үнемдеу арқылы алмасуға көмектеседі. Біздің </w:t>
+      </w:r>
+      <w:proofErr w:type="spellStart"/>
+      <w:r>
+        <w:rPr>
+          <w:rFonts w:ascii="Times New Roman" w:hAnsi="Times New Roman" w:cs="Times New Roman"/>
+          <w:sz w:val="28"/>
+          <w:szCs w:val="28"/>
+          <w:lang w:val="kk-KZ"/>
+        </w:rPr>
+        <w:t>өосымшаны</w:t>
+      </w:r>
+      <w:proofErr w:type="spellEnd"/>
+      <w:r>
+        <w:rPr>
+          <w:rFonts w:ascii="Times New Roman" w:hAnsi="Times New Roman" w:cs="Times New Roman"/>
+          <w:sz w:val="28"/>
+          <w:szCs w:val="28"/>
+          <w:lang w:val="kk-KZ"/>
+        </w:rPr>
+        <w:t xml:space="preserve"> қолдану арқылы сонымен қатар қолданушылар жылдам және сапалы қызмет </w:t>
+      </w:r>
+      <w:proofErr w:type="spellStart"/>
+      <w:r>
+        <w:rPr>
+          <w:rFonts w:ascii="Times New Roman" w:hAnsi="Times New Roman" w:cs="Times New Roman"/>
+          <w:sz w:val="28"/>
+          <w:szCs w:val="28"/>
+          <w:lang w:val="kk-KZ"/>
+        </w:rPr>
+        <w:t>көрметуге</w:t>
+      </w:r>
+      <w:proofErr w:type="spellEnd"/>
+      <w:r>
+        <w:rPr>
+          <w:rFonts w:ascii="Times New Roman" w:hAnsi="Times New Roman" w:cs="Times New Roman"/>
+          <w:sz w:val="28"/>
+          <w:szCs w:val="28"/>
+          <w:lang w:val="kk-KZ"/>
+        </w:rPr>
+        <w:t xml:space="preserve"> болады, бұл өз кезегінде қолданушылардың қанағаттану деңгейін арттырады.</w:t>
+      </w:r>
+    </w:p>
+    <w:p>
+      <w:pPr>
+        <w:ind w:firstLine="360"/>
+        <w:rPr>
+          <w:rFonts w:ascii="Times New Roman" w:hAnsi="Times New Roman" w:cs="Times New Roman"/>
+          <w:sz w:val="28"/>
+          <w:szCs w:val="28"/>
+          <w:lang w:val="kk-KZ"/>
+        </w:rPr>
+      </w:pPr>
+      <w:r>
+        <w:rPr>
+          <w:rFonts w:ascii="Times New Roman" w:hAnsi="Times New Roman" w:cs="Times New Roman"/>
+          <w:sz w:val="28"/>
+          <w:szCs w:val="28"/>
+          <w:lang w:val="kk-KZ"/>
+        </w:rPr>
+        <w:t xml:space="preserve">Білім саласында біздің бағдарлама маңызды рөл атқарады. Олар студенттердің өз арасында байланыс орнатуға, кітаптармен бөлісуге және қызық кітап туралы кеңес айту көмектеседі. </w:t>
+      </w:r>
+    </w:p>
+    <w:p>
+      <w:pPr>
+        <w:rPr>
+          <w:rFonts w:ascii="Times New Roman" w:hAnsi="Times New Roman" w:cs="Times New Roman"/>
+          <w:sz w:val="28"/>
+          <w:szCs w:val="28"/>
+          <w:lang w:val="kk-KZ"/>
+        </w:rPr>
+      </w:pPr>
+      <w:r>
+        <w:rPr>
+          <w:rFonts w:ascii="Times New Roman" w:hAnsi="Times New Roman" w:cs="Times New Roman"/>
+          <w:sz w:val="28"/>
+          <w:szCs w:val="28"/>
+          <w:lang w:val="kk-KZ"/>
+        </w:rPr>
+        <w:t xml:space="preserve">Соңғы 3 жылда </w:t>
+      </w:r>
+      <w:proofErr w:type="spellStart"/>
+      <w:r>
+        <w:rPr>
+          <w:rFonts w:ascii="Times New Roman" w:hAnsi="Times New Roman" w:cs="Times New Roman"/>
+          <w:sz w:val="28"/>
+          <w:szCs w:val="28"/>
+          <w:lang w:val="kk-KZ"/>
+        </w:rPr>
+        <w:t>Openai</w:t>
+      </w:r>
+      <w:proofErr w:type="spellEnd"/>
+      <w:r>
+        <w:rPr>
+          <w:rFonts w:ascii="Times New Roman" w:hAnsi="Times New Roman" w:cs="Times New Roman"/>
+          <w:sz w:val="28"/>
+          <w:szCs w:val="28"/>
+          <w:lang w:val="kk-KZ"/>
+        </w:rPr>
+        <w:t xml:space="preserve"> компаниясының жасанды </w:t>
+      </w:r>
+      <w:proofErr w:type="spellStart"/>
+      <w:r>
+        <w:rPr>
+          <w:rFonts w:ascii="Times New Roman" w:hAnsi="Times New Roman" w:cs="Times New Roman"/>
+          <w:sz w:val="28"/>
+          <w:szCs w:val="28"/>
+          <w:lang w:val="kk-KZ"/>
+        </w:rPr>
+        <w:t>интелект</w:t>
+      </w:r>
+      <w:proofErr w:type="spellEnd"/>
+      <w:r>
+        <w:rPr>
+          <w:rFonts w:ascii="Times New Roman" w:hAnsi="Times New Roman" w:cs="Times New Roman"/>
+          <w:sz w:val="28"/>
+          <w:szCs w:val="28"/>
+          <w:lang w:val="kk-KZ"/>
+        </w:rPr>
+        <w:t xml:space="preserve"> </w:t>
+      </w:r>
+      <w:proofErr w:type="spellStart"/>
+      <w:r>
+        <w:rPr>
+          <w:rFonts w:ascii="Times New Roman" w:hAnsi="Times New Roman" w:cs="Times New Roman"/>
+          <w:sz w:val="28"/>
+          <w:szCs w:val="28"/>
+          <w:lang w:val="kk-KZ"/>
+        </w:rPr>
+        <w:t>Chatgpt</w:t>
+      </w:r>
+      <w:proofErr w:type="spellEnd"/>
+      <w:r>
+        <w:rPr>
+          <w:rFonts w:ascii="Times New Roman" w:hAnsi="Times New Roman" w:cs="Times New Roman"/>
+          <w:sz w:val="28"/>
+          <w:szCs w:val="28"/>
+          <w:lang w:val="kk-KZ"/>
+        </w:rPr>
+        <w:t xml:space="preserve"> шығу арқылы біздің әлемде революция байқалды. </w:t>
+      </w:r>
+      <w:proofErr w:type="spellStart"/>
+      <w:r>
+        <w:rPr>
+          <w:rFonts w:ascii="Times New Roman" w:hAnsi="Times New Roman" w:cs="Times New Roman"/>
+          <w:sz w:val="28"/>
+          <w:szCs w:val="28"/>
+          <w:lang w:val="kk-KZ"/>
+        </w:rPr>
+        <w:t>BigTech</w:t>
+      </w:r>
+      <w:proofErr w:type="spellEnd"/>
+      <w:r>
+        <w:rPr>
+          <w:rFonts w:ascii="Times New Roman" w:hAnsi="Times New Roman" w:cs="Times New Roman"/>
+          <w:sz w:val="28"/>
+          <w:szCs w:val="28"/>
+          <w:lang w:val="kk-KZ"/>
+        </w:rPr>
+        <w:t xml:space="preserve"> </w:t>
+      </w:r>
+      <w:proofErr w:type="spellStart"/>
+      <w:r>
+        <w:rPr>
+          <w:rFonts w:ascii="Times New Roman" w:hAnsi="Times New Roman" w:cs="Times New Roman"/>
+          <w:sz w:val="28"/>
+          <w:szCs w:val="28"/>
+          <w:lang w:val="kk-KZ"/>
+        </w:rPr>
+        <w:t>компаниядардың</w:t>
+      </w:r>
+      <w:proofErr w:type="spellEnd"/>
+      <w:r>
+        <w:rPr>
+          <w:rFonts w:ascii="Times New Roman" w:hAnsi="Times New Roman" w:cs="Times New Roman"/>
+          <w:sz w:val="28"/>
+          <w:szCs w:val="28"/>
+          <w:lang w:val="kk-KZ"/>
+        </w:rPr>
+        <w:t xml:space="preserve"> барлығы жасанды интеллекті максималды түрде өздерінің эко жүйелеріне </w:t>
+      </w:r>
+      <w:proofErr w:type="spellStart"/>
+      <w:r>
+        <w:rPr>
+          <w:rFonts w:ascii="Times New Roman" w:hAnsi="Times New Roman" w:cs="Times New Roman"/>
+          <w:sz w:val="28"/>
+          <w:szCs w:val="28"/>
+          <w:lang w:val="kk-KZ"/>
+        </w:rPr>
+        <w:t>енңізіп</w:t>
+      </w:r>
+      <w:proofErr w:type="spellEnd"/>
+      <w:r>
+        <w:rPr>
+          <w:rFonts w:ascii="Times New Roman" w:hAnsi="Times New Roman" w:cs="Times New Roman"/>
+          <w:sz w:val="28"/>
+          <w:szCs w:val="28"/>
+          <w:lang w:val="kk-KZ"/>
+        </w:rPr>
+        <w:t xml:space="preserve"> жатыр. </w:t>
+      </w:r>
+    </w:p>
+    <w:p>
+      <w:pPr>
+        <w:pStyle w:val="ListParagraph"/>
+        <w:numPr>
+          <w:ilvl w:val="0"/>
+          <w:numId w:val="1"/>
+        </w:numPr>
+        <w:rPr>
+          <w:rFonts w:ascii="Times New Roman" w:hAnsi="Times New Roman" w:cs="Times New Roman"/>
+          <w:sz w:val="28"/>
+          <w:szCs w:val="28"/>
+          <w:lang w:val="kk-KZ"/>
+        </w:rPr>
+      </w:pPr>
+      <w:r>
+        <w:rPr>
+          <w:rFonts w:ascii="Times New Roman" w:hAnsi="Times New Roman" w:cs="Times New Roman"/>
+          <w:sz w:val="28"/>
+          <w:szCs w:val="28"/>
+          <w:lang w:val="kk-KZ"/>
+        </w:rPr>
+        <w:t>.</w:t>
+      </w:r>
+    </w:p>
+    <w:p>
+      <w:pPr>
+        <w:pStyle w:val="ListParagraph"/>
+        <w:numPr>
+          <w:ilvl w:val="0"/>
+          <w:numId w:val="1"/>
+        </w:numPr>
+        <w:rPr>
+          <w:rFonts w:ascii="Times New Roman" w:hAnsi="Times New Roman" w:cs="Times New Roman"/>
+          <w:sz w:val="28"/>
+          <w:szCs w:val="28"/>
+          <w:lang w:val="kk-KZ"/>
+        </w:rPr>
+      </w:pPr>
+      <w:r>
+        <w:rPr>
+          <w:rFonts w:ascii="Times New Roman" w:hAnsi="Times New Roman" w:cs="Times New Roman"/>
+          <w:sz w:val="28"/>
+          <w:szCs w:val="28"/>
+          <w:lang w:val="kk-KZ"/>
+        </w:rPr>
+        <w:t>.</w:t>
+      </w:r>
+    </w:p>
+    <w:p>
+      <w:pPr>
+        <w:pStyle w:val="ListParagraph"/>
+        <w:numPr>
+          <w:ilvl w:val="0"/>
+          <w:numId w:val="1"/>
+        </w:numPr>
+        <w:rPr>
+          <w:rFonts w:ascii="Times New Roman" w:hAnsi="Times New Roman"/>
+          <w:b/>
+          <w:bCs/>
+          <w:sz w:val="28"/>
+          <w:szCs w:val="28"/>
+          <w:lang w:val="kk-KZ"/>
+        </w:rPr>
+      </w:pPr>
+      <w:r>
+        <w:rPr>
+          <w:rFonts w:ascii="Times New Roman" w:hAnsi="Times New Roman" w:cs="Times New Roman"/>
+          <w:sz w:val="28"/>
+          <w:szCs w:val="28"/>
+          <w:lang w:val="kk-KZ"/>
+        </w:rPr>
+        <w:t>.</w:t>
+      </w:r>
+    </w:p>
+    <w:p>
+      <w:pPr>
+        <w:pStyle w:val="ListParagraph"/>
+        <w:numPr>
+          <w:ilvl w:val="0"/>
+          <w:numId w:val="1"/>
+        </w:numPr>
         <w:tabs>
           <w:tab w:val="left" w:pos="1470"/>
         </w:tabs>
@@ -12574,6 +12280,47 @@
           <w:rFonts w:ascii="Times New Roman" w:hAnsi="Times New Roman" w:cs="Times New Roman"/>
           <w:b/>
           <w:sz w:val="28"/>
+        </w:rPr>
+      </w:pPr>
+      <w:r>
+        <w:rPr>
+          <w:rFonts w:ascii="Times New Roman" w:hAnsi="Times New Roman"/>
+          <w:b/>
+          <w:bCs/>
+          <w:sz w:val="28"/>
+          <w:szCs w:val="28"/>
+          <w:lang w:val="kk-KZ"/>
+        </w:rPr>
+        <w:br w:type="page"/>
+      </w:r>
+    </w:p>
+    <w:p>
+      <w:pPr>
+        <w:rPr>
+          <w:b/>
+          <w:sz w:val="28"/>
+        </w:rPr>
+      </w:pPr>
+      <w:r>
+        <w:rPr>
+          <w:b/>
+          <w:sz w:val="28"/>
+        </w:rPr>
+        <w:lastRenderedPageBreak/>
+        <w:br w:type="page"/>
+      </w:r>
+    </w:p>
+    <w:p>
+      <w:pPr>
+        <w:tabs>
+          <w:tab w:val="left" w:pos="1470"/>
+        </w:tabs>
+        <w:spacing w:after="0" w:line="240" w:lineRule="auto"/>
+        <w:jc w:val="both"/>
+        <w:rPr>
+          <w:rFonts w:ascii="Times New Roman" w:hAnsi="Times New Roman" w:cs="Times New Roman"/>
+          <w:b/>
+          <w:sz w:val="28"/>
           <w:lang w:val="kk-KZ"/>
         </w:rPr>
       </w:pPr>
@@ -12618,45 +12365,688 @@
     </w:p>
     <w:p>
       <w:pPr>
-        <w:rPr>
-          <w:rFonts w:ascii="Times New Roman" w:hAnsi="Times New Roman" w:cs="Times New Roman"/>
-          <w:sz w:val="28"/>
-          <w:szCs w:val="28"/>
-          <w:lang w:val="kk-KZ"/>
-        </w:rPr>
-      </w:pPr>
-      <w:r>
-        <w:rPr>
-          <w:rFonts w:ascii="Times New Roman" w:hAnsi="Times New Roman" w:cs="Times New Roman"/>
+        <w:pStyle w:val="Heading1"/>
+        <w:numPr>
+          <w:ilvl w:val="1"/>
+          <w:numId w:val="3"/>
+        </w:numPr>
+        <w:tabs>
+          <w:tab w:val="left" w:pos="1470"/>
+        </w:tabs>
+        <w:ind w:left="720" w:hanging="360"/>
+        <w:rPr>
+          <w:rFonts w:ascii="Times New Roman" w:hAnsi="Times New Roman" w:cs="Times New Roman"/>
+          <w:b/>
+          <w:bCs/>
+          <w:sz w:val="28"/>
+          <w:szCs w:val="28"/>
+          <w:lang w:val="kk-KZ"/>
+        </w:rPr>
+      </w:pPr>
+      <w:r>
+        <w:rPr>
+          <w:rFonts w:ascii="Times New Roman" w:hAnsi="Times New Roman" w:cs="Times New Roman"/>
+          <w:b/>
+          <w:bCs/>
+          <w:sz w:val="28"/>
+          <w:szCs w:val="28"/>
+        </w:rPr>
+        <w:lastRenderedPageBreak/>
+        <w:t>Ба</w:t>
+      </w:r>
+      <w:proofErr w:type="spellStart"/>
+      <w:r>
+        <w:rPr>
+          <w:rFonts w:ascii="Times New Roman" w:hAnsi="Times New Roman" w:cs="Times New Roman"/>
+          <w:b/>
+          <w:bCs/>
+          <w:sz w:val="28"/>
+          <w:szCs w:val="28"/>
+          <w:lang w:val="kk-KZ"/>
+        </w:rPr>
+        <w:t>ғдарламалау</w:t>
+      </w:r>
+      <w:proofErr w:type="spellEnd"/>
+      <w:r>
+        <w:rPr>
+          <w:rFonts w:ascii="Times New Roman" w:hAnsi="Times New Roman" w:cs="Times New Roman"/>
+          <w:b/>
+          <w:bCs/>
+          <w:sz w:val="28"/>
+          <w:szCs w:val="28"/>
+          <w:lang w:val="kk-KZ"/>
+        </w:rPr>
+        <w:t xml:space="preserve"> тілі</w:t>
+      </w:r>
+    </w:p>
+    <w:p>
+      <w:pPr>
+        <w:rPr>
+          <w:lang w:val="kk-KZ"/>
+        </w:rPr>
+      </w:pPr>
+    </w:p>
+    <w:p>
+      <w:pPr>
+        <w:rPr>
+          <w:rFonts w:ascii="Times New Roman" w:hAnsi="Times New Roman" w:cs="Times New Roman"/>
+          <w:sz w:val="28"/>
+          <w:szCs w:val="28"/>
+          <w:lang w:val="en-US"/>
+        </w:rPr>
+      </w:pPr>
+    </w:p>
+    <w:p>
+      <w:pPr>
+        <w:jc w:val="center"/>
+        <w:rPr>
+          <w:rFonts w:ascii="Times New Roman,Bold" w:hAnsi="Times New Roman,Bold" w:hint="eastAsia"/>
+          <w:sz w:val="28"/>
+          <w:lang w:val="kk-KZ"/>
+        </w:rPr>
+      </w:pPr>
+      <w:r>
+        <w:rPr>
+          <w:rFonts w:ascii="Times New Roman" w:hAnsi="Times New Roman" w:cs="Times New Roman"/>
+          <w:b/>
+          <w:bCs/>
+          <w:sz w:val="28"/>
+          <w:szCs w:val="28"/>
+        </w:rPr>
+        <w:br w:type="page"/>
+      </w:r>
+      <w:r>
+        <w:rPr>
+          <w:rFonts w:ascii="Times New Roman,Bold" w:hAnsi="Times New Roman,Bold"/>
+          <w:sz w:val="28"/>
+        </w:rPr>
+        <w:lastRenderedPageBreak/>
+        <w:t>UML(</w:t>
+      </w:r>
+      <w:r>
+        <w:rPr>
+          <w:rFonts w:ascii="Times New Roman,Bold" w:hAnsi="Times New Roman,Bold" w:hint="eastAsia"/>
+          <w:sz w:val="28"/>
+        </w:rPr>
+        <w:t>Unified Modeling Language</w:t>
+      </w:r>
+      <w:r>
+        <w:rPr>
+          <w:rFonts w:ascii="Times New Roman,Bold" w:hAnsi="Times New Roman,Bold"/>
+          <w:sz w:val="28"/>
+        </w:rPr>
+        <w:t xml:space="preserve">) Use-Case </w:t>
+      </w:r>
+      <w:r>
+        <w:rPr>
+          <w:rFonts w:ascii="Times New Roman,Bold" w:hAnsi="Times New Roman,Bold"/>
+          <w:sz w:val="28"/>
+          <w:lang w:val="kk-KZ"/>
+        </w:rPr>
+        <w:t>диаграмма</w:t>
+      </w:r>
+    </w:p>
+    <w:p>
+      <w:pPr>
+        <w:jc w:val="center"/>
+        <w:rPr>
+          <w:rFonts w:hint="eastAsia"/>
+        </w:rPr>
+      </w:pPr>
+      <w:r>
+        <w:rPr>
+          <w:noProof/>
+        </w:rPr>
+        <w:drawing>
+          <wp:inline distT="0" distB="0" distL="0" distR="0" wp14:anchorId="18B0DD29" wp14:editId="54213BE5">
+            <wp:extent cx="6120130" cy="4017818"/>
+            <wp:effectExtent l="0" t="0" r="1270" b="0"/>
+            <wp:docPr id="1538711440" name="Picture 19"/>
+            <wp:cNvGraphicFramePr>
+              <a:graphicFrameLocks xmlns:a="http://schemas.openxmlformats.org/drawingml/2006/main" noChangeAspect="1"/>
+            </wp:cNvGraphicFramePr>
+            <a:graphic xmlns:a="http://schemas.openxmlformats.org/drawingml/2006/main">
+              <a:graphicData uri="http://schemas.openxmlformats.org/drawingml/2006/picture">
+                <pic:pic xmlns:pic="http://schemas.openxmlformats.org/drawingml/2006/picture">
+                  <pic:nvPicPr>
+                    <pic:cNvPr id="1538711440" name="Picture 1538711440"/>
+                    <pic:cNvPicPr/>
+                  </pic:nvPicPr>
+                  <pic:blipFill>
+                    <a:blip r:embed="rId10" cstate="print">
+                      <a:extLst>
+                        <a:ext uri="{28A0092B-C50C-407E-A947-70E740481C1C}">
+                          <a14:useLocalDpi xmlns:a14="http://schemas.microsoft.com/office/drawing/2010/main" val="0"/>
+                        </a:ext>
+                      </a:extLst>
+                    </a:blip>
+                    <a:stretch>
+                      <a:fillRect/>
+                    </a:stretch>
+                  </pic:blipFill>
+                  <pic:spPr>
+                    <a:xfrm>
+                      <a:off x="0" y="0"/>
+                      <a:ext cx="6121777" cy="4018899"/>
+                    </a:xfrm>
+                    <a:prstGeom prst="rect">
+                      <a:avLst/>
+                    </a:prstGeom>
+                  </pic:spPr>
+                </pic:pic>
+              </a:graphicData>
+            </a:graphic>
+          </wp:inline>
+        </w:drawing>
+      </w:r>
+    </w:p>
+    <w:p>
+      <w:pPr>
+        <w:jc w:val="center"/>
+        <w:rPr>
+          <w:rFonts w:hint="eastAsia"/>
+        </w:rPr>
+      </w:pPr>
+    </w:p>
+    <w:p>
+      <w:pPr>
+        <w:rPr>
+          <w:rFonts w:ascii="Times New Roman" w:hAnsi="Times New Roman" w:cs="Times New Roman"/>
+          <w:b/>
+          <w:bCs/>
+          <w:sz w:val="28"/>
+          <w:szCs w:val="28"/>
+          <w:lang w:val="kk-KZ"/>
+        </w:rPr>
+      </w:pPr>
+    </w:p>
+    <w:p>
+      <w:pPr>
+        <w:rPr>
+          <w:rFonts w:ascii="Times New Roman" w:hAnsi="Times New Roman" w:cs="Times New Roman"/>
+          <w:b/>
+          <w:bCs/>
+          <w:sz w:val="28"/>
+          <w:szCs w:val="28"/>
+          <w:lang w:val="kk-KZ"/>
+        </w:rPr>
+      </w:pPr>
+      <w:r>
+        <w:rPr>
+          <w:rFonts w:ascii="Times New Roman" w:hAnsi="Times New Roman" w:cs="Times New Roman"/>
+          <w:b/>
+          <w:bCs/>
+          <w:sz w:val="28"/>
+          <w:szCs w:val="28"/>
+          <w:lang w:val="kk-KZ"/>
+        </w:rPr>
+        <w:br w:type="page"/>
+      </w:r>
+    </w:p>
+    <w:p>
+      <w:pPr>
+        <w:jc w:val="center"/>
+        <w:rPr>
+          <w:rFonts w:ascii="Times New Roman" w:hAnsi="Times New Roman" w:cs="Times New Roman"/>
+          <w:b/>
+          <w:bCs/>
+          <w:sz w:val="28"/>
+          <w:szCs w:val="28"/>
+          <w:lang w:val="en-US"/>
+        </w:rPr>
+      </w:pPr>
+      <w:r>
+        <w:rPr>
+          <w:rFonts w:ascii="Times New Roman" w:hAnsi="Times New Roman" w:cs="Times New Roman"/>
+          <w:b/>
+          <w:bCs/>
+          <w:sz w:val="28"/>
+          <w:szCs w:val="28"/>
+        </w:rPr>
+        <w:lastRenderedPageBreak/>
+        <w:t>Entity relation</w:t>
+      </w:r>
+      <w:r>
+        <w:rPr>
+          <w:rFonts w:ascii="Times New Roman" w:hAnsi="Times New Roman" w:cs="Times New Roman"/>
+          <w:b/>
+          <w:bCs/>
+          <w:sz w:val="28"/>
+          <w:szCs w:val="28"/>
+          <w:lang w:val="kk-KZ"/>
+        </w:rPr>
+        <w:t xml:space="preserve"> Диаграмма</w:t>
+      </w:r>
+    </w:p>
+    <w:p>
+      <w:pPr>
+        <w:jc w:val="center"/>
+        <w:rPr>
+          <w:rFonts w:ascii="Times New Roman" w:hAnsi="Times New Roman" w:cs="Times New Roman"/>
+          <w:b/>
+          <w:bCs/>
+          <w:sz w:val="28"/>
+          <w:szCs w:val="28"/>
+          <w:lang w:val="en-US"/>
+        </w:rPr>
+      </w:pPr>
+      <w:r>
+        <w:rPr>
+          <w:noProof/>
+        </w:rPr>
+        <w:drawing>
+          <wp:inline distT="0" distB="0" distL="0" distR="0" wp14:anchorId="2631F347" wp14:editId="1FF448E8">
+            <wp:extent cx="6666068" cy="3671248"/>
+            <wp:effectExtent l="0" t="0" r="1905" b="0"/>
+            <wp:docPr id="347587003" name="Picture 1"/>
+            <wp:cNvGraphicFramePr>
+              <a:graphicFrameLocks xmlns:a="http://schemas.openxmlformats.org/drawingml/2006/main" noChangeAspect="1"/>
+            </wp:cNvGraphicFramePr>
+            <a:graphic xmlns:a="http://schemas.openxmlformats.org/drawingml/2006/main">
+              <a:graphicData uri="http://schemas.openxmlformats.org/drawingml/2006/picture">
+                <pic:pic xmlns:pic="http://schemas.openxmlformats.org/drawingml/2006/picture">
+                  <pic:nvPicPr>
+                    <pic:cNvPr id="347587003" name="Picture 347587003"/>
+                    <pic:cNvPicPr/>
+                  </pic:nvPicPr>
+                  <pic:blipFill>
+                    <a:blip r:embed="rId11" cstate="print">
+                      <a:extLst>
+                        <a:ext uri="{28A0092B-C50C-407E-A947-70E740481C1C}">
+                          <a14:useLocalDpi xmlns:a14="http://schemas.microsoft.com/office/drawing/2010/main" val="0"/>
+                        </a:ext>
+                      </a:extLst>
+                    </a:blip>
+                    <a:stretch>
+                      <a:fillRect/>
+                    </a:stretch>
+                  </pic:blipFill>
+                  <pic:spPr>
+                    <a:xfrm>
+                      <a:off x="0" y="0"/>
+                      <a:ext cx="6700071" cy="3689975"/>
+                    </a:xfrm>
+                    <a:prstGeom prst="rect">
+                      <a:avLst/>
+                    </a:prstGeom>
+                  </pic:spPr>
+                </pic:pic>
+              </a:graphicData>
+            </a:graphic>
+          </wp:inline>
+        </w:drawing>
+      </w:r>
+    </w:p>
+    <w:p>
+      <w:pPr>
+        <w:jc w:val="center"/>
+        <w:rPr>
+          <w:rFonts w:ascii="Times New Roman" w:hAnsi="Times New Roman" w:cs="Times New Roman"/>
+          <w:b/>
+          <w:bCs/>
+          <w:sz w:val="28"/>
+          <w:szCs w:val="28"/>
+          <w:lang w:val="en-US"/>
+        </w:rPr>
+      </w:pPr>
+      <w:r>
+        <w:rPr>
+          <w:noProof/>
+        </w:rPr>
+        <w:drawing>
+          <wp:inline distT="0" distB="0" distL="0" distR="0" wp14:anchorId="7AE35F72" wp14:editId="7FD1A4AE">
+            <wp:extent cx="4244196" cy="3157386"/>
+            <wp:effectExtent l="0" t="0" r="0" b="5080"/>
+            <wp:docPr id="1586767694" name="Picture 20"/>
+            <wp:cNvGraphicFramePr>
+              <a:graphicFrameLocks xmlns:a="http://schemas.openxmlformats.org/drawingml/2006/main" noChangeAspect="1"/>
+            </wp:cNvGraphicFramePr>
+            <a:graphic xmlns:a="http://schemas.openxmlformats.org/drawingml/2006/main">
+              <a:graphicData uri="http://schemas.openxmlformats.org/drawingml/2006/picture">
+                <pic:pic xmlns:pic="http://schemas.openxmlformats.org/drawingml/2006/picture">
+                  <pic:nvPicPr>
+                    <pic:cNvPr id="1586767694" name="Picture 1586767694"/>
+                    <pic:cNvPicPr/>
+                  </pic:nvPicPr>
+                  <pic:blipFill>
+                    <a:blip r:embed="rId12" cstate="print">
+                      <a:extLst>
+                        <a:ext uri="{28A0092B-C50C-407E-A947-70E740481C1C}">
+                          <a14:useLocalDpi xmlns:a14="http://schemas.microsoft.com/office/drawing/2010/main" val="0"/>
+                        </a:ext>
+                      </a:extLst>
+                    </a:blip>
+                    <a:stretch>
+                      <a:fillRect/>
+                    </a:stretch>
+                  </pic:blipFill>
+                  <pic:spPr>
+                    <a:xfrm>
+                      <a:off x="0" y="0"/>
+                      <a:ext cx="4278620" cy="3182995"/>
+                    </a:xfrm>
+                    <a:prstGeom prst="rect">
+                      <a:avLst/>
+                    </a:prstGeom>
+                  </pic:spPr>
+                </pic:pic>
+              </a:graphicData>
+            </a:graphic>
+          </wp:inline>
+        </w:drawing>
+      </w:r>
+    </w:p>
+    <w:p>
+      <w:pPr>
+        <w:pStyle w:val="ListParagraph"/>
+        <w:numPr>
+          <w:ilvl w:val="1"/>
+          <w:numId w:val="5"/>
+        </w:numPr>
+        <w:jc w:val="center"/>
+        <w:rPr>
+          <w:rFonts w:ascii="Times New Roman" w:hAnsi="Times New Roman" w:cs="Times New Roman"/>
+          <w:b/>
+          <w:bCs/>
+          <w:sz w:val="28"/>
+          <w:szCs w:val="28"/>
+          <w:lang w:val="kk-KZ"/>
+        </w:rPr>
+      </w:pPr>
+      <w:r>
+        <w:rPr>
+          <w:rFonts w:ascii="Times New Roman" w:hAnsi="Times New Roman" w:cs="Times New Roman"/>
+          <w:sz w:val="28"/>
+          <w:szCs w:val="28"/>
+          <w:lang w:val="kk-KZ"/>
+        </w:rPr>
+        <w:br w:type="page"/>
+      </w:r>
+      <w:r>
+        <w:rPr>
+          <w:rFonts w:ascii="Times New Roman" w:hAnsi="Times New Roman" w:cs="Times New Roman"/>
+          <w:b/>
+          <w:bCs/>
+          <w:sz w:val="28"/>
+          <w:szCs w:val="28"/>
+          <w:lang w:val="kk-KZ"/>
+        </w:rPr>
+        <w:lastRenderedPageBreak/>
+        <w:t>Тестілеу</w:t>
+      </w:r>
+    </w:p>
+    <w:p>
+      <w:pPr>
+        <w:jc w:val="center"/>
+        <w:rPr>
+          <w:rFonts w:ascii="Times New Roman" w:hAnsi="Times New Roman" w:cs="Times New Roman"/>
+          <w:b/>
+          <w:bCs/>
+          <w:sz w:val="28"/>
+          <w:szCs w:val="28"/>
+          <w:lang w:val="en-US"/>
+        </w:rPr>
+      </w:pPr>
+    </w:p>
+    <w:p>
+      <w:pPr>
+        <w:pStyle w:val="ListParagraph"/>
+        <w:ind w:left="1330"/>
+        <w:rPr>
+          <w:rFonts w:ascii="Times New Roman" w:hAnsi="Times New Roman" w:cs="Times New Roman"/>
+          <w:b/>
+          <w:bCs/>
+          <w:sz w:val="28"/>
+          <w:szCs w:val="28"/>
+          <w:lang w:val="en-US"/>
+        </w:rPr>
+      </w:pPr>
+      <w:r>
+        <w:rPr>
+          <w:rFonts w:ascii="Times New Roman" w:hAnsi="Times New Roman" w:cs="Times New Roman"/>
+          <w:b/>
+          <w:bCs/>
+          <w:noProof/>
+          <w:sz w:val="28"/>
+          <w:szCs w:val="28"/>
+          <w:lang w:val="kk-KZ"/>
+        </w:rPr>
+        <w:drawing>
+          <wp:inline distT="0" distB="0" distL="0" distR="0" wp14:anchorId="16D6B14E" wp14:editId="10350CDB">
+            <wp:extent cx="5874327" cy="6067425"/>
+            <wp:effectExtent l="0" t="0" r="6350" b="3175"/>
+            <wp:docPr id="1406844540" name="Picture 1"/>
+            <wp:cNvGraphicFramePr>
+              <a:graphicFrameLocks xmlns:a="http://schemas.openxmlformats.org/drawingml/2006/main" noChangeAspect="1"/>
+            </wp:cNvGraphicFramePr>
+            <a:graphic xmlns:a="http://schemas.openxmlformats.org/drawingml/2006/main">
+              <a:graphicData uri="http://schemas.openxmlformats.org/drawingml/2006/picture">
+                <pic:pic xmlns:pic="http://schemas.openxmlformats.org/drawingml/2006/picture">
+                  <pic:nvPicPr>
+                    <pic:cNvPr id="1406844540" name="Picture 1406844540"/>
+                    <pic:cNvPicPr/>
+                  </pic:nvPicPr>
+                  <pic:blipFill>
+                    <a:blip r:embed="rId13" cstate="print">
+                      <a:extLst>
+                        <a:ext uri="{28A0092B-C50C-407E-A947-70E740481C1C}">
+                          <a14:useLocalDpi xmlns:a14="http://schemas.microsoft.com/office/drawing/2010/main" val="0"/>
+                        </a:ext>
+                      </a:extLst>
+                    </a:blip>
+                    <a:stretch>
+                      <a:fillRect/>
+                    </a:stretch>
+                  </pic:blipFill>
+                  <pic:spPr>
+                    <a:xfrm>
+                      <a:off x="0" y="0"/>
+                      <a:ext cx="5923809" cy="6118533"/>
+                    </a:xfrm>
+                    <a:prstGeom prst="rect">
+                      <a:avLst/>
+                    </a:prstGeom>
+                  </pic:spPr>
+                </pic:pic>
+              </a:graphicData>
+            </a:graphic>
+          </wp:inline>
+        </w:drawing>
+      </w:r>
+    </w:p>
+    <w:p>
+      <w:pPr>
+        <w:pStyle w:val="ListParagraph"/>
+        <w:ind w:left="1330"/>
+        <w:rPr>
+          <w:rFonts w:ascii="Times New Roman" w:hAnsi="Times New Roman" w:cs="Times New Roman"/>
+          <w:b/>
+          <w:bCs/>
+          <w:sz w:val="28"/>
+          <w:szCs w:val="28"/>
+          <w:lang w:val="en-US"/>
+        </w:rPr>
+      </w:pPr>
+    </w:p>
+    <w:p>
+      <w:pPr>
+        <w:ind w:left="1049"/>
+        <w:rPr>
+          <w:rFonts w:ascii="Times New Roman" w:hAnsi="Times New Roman" w:cs="Times New Roman"/>
+          <w:b/>
+          <w:bCs/>
+          <w:sz w:val="28"/>
+          <w:szCs w:val="28"/>
+          <w:lang w:val="en-US"/>
+        </w:rPr>
+      </w:pPr>
+      <w:r>
+        <w:rPr>
+          <w:rFonts w:ascii="Times New Roman" w:hAnsi="Times New Roman" w:cs="Times New Roman"/>
+          <w:b/>
+          <w:bCs/>
+          <w:noProof/>
+          <w:sz w:val="28"/>
+          <w:szCs w:val="28"/>
+          <w:lang w:val="kk-KZ"/>
+        </w:rPr>
+        <w:lastRenderedPageBreak/>
+        <w:drawing>
+          <wp:inline distT="0" distB="0" distL="0" distR="0" wp14:anchorId="007ABC12" wp14:editId="5E9EE145">
+            <wp:extent cx="5430520" cy="4535055"/>
+            <wp:effectExtent l="0" t="0" r="5080" b="0"/>
+            <wp:docPr id="908728898" name="Picture 2"/>
+            <wp:cNvGraphicFramePr>
+              <a:graphicFrameLocks xmlns:a="http://schemas.openxmlformats.org/drawingml/2006/main" noChangeAspect="1"/>
+            </wp:cNvGraphicFramePr>
+            <a:graphic xmlns:a="http://schemas.openxmlformats.org/drawingml/2006/main">
+              <a:graphicData uri="http://schemas.openxmlformats.org/drawingml/2006/picture">
+                <pic:pic xmlns:pic="http://schemas.openxmlformats.org/drawingml/2006/picture">
+                  <pic:nvPicPr>
+                    <pic:cNvPr id="908728898" name="Picture 908728898"/>
+                    <pic:cNvPicPr/>
+                  </pic:nvPicPr>
+                  <pic:blipFill>
+                    <a:blip r:embed="rId14" cstate="print">
+                      <a:extLst>
+                        <a:ext uri="{28A0092B-C50C-407E-A947-70E740481C1C}">
+                          <a14:useLocalDpi xmlns:a14="http://schemas.microsoft.com/office/drawing/2010/main" val="0"/>
+                        </a:ext>
+                      </a:extLst>
+                    </a:blip>
+                    <a:stretch>
+                      <a:fillRect/>
+                    </a:stretch>
+                  </pic:blipFill>
+                  <pic:spPr>
+                    <a:xfrm>
+                      <a:off x="0" y="0"/>
+                      <a:ext cx="5481979" cy="4578029"/>
+                    </a:xfrm>
+                    <a:prstGeom prst="rect">
+                      <a:avLst/>
+                    </a:prstGeom>
+                  </pic:spPr>
+                </pic:pic>
+              </a:graphicData>
+            </a:graphic>
+          </wp:inline>
+        </w:drawing>
+      </w:r>
+    </w:p>
+    <w:p>
+      <w:pPr>
+        <w:ind w:left="1049"/>
+        <w:rPr>
+          <w:rFonts w:ascii="Times New Roman" w:hAnsi="Times New Roman" w:cs="Times New Roman"/>
+          <w:b/>
+          <w:bCs/>
+          <w:sz w:val="28"/>
+          <w:szCs w:val="28"/>
+          <w:lang w:val="en-US"/>
+        </w:rPr>
+      </w:pPr>
+    </w:p>
+    <w:p>
+      <w:pPr>
+        <w:ind w:left="1049"/>
+        <w:rPr>
+          <w:rFonts w:ascii="Times New Roman" w:hAnsi="Times New Roman" w:cs="Times New Roman"/>
+          <w:b/>
+          <w:bCs/>
+          <w:sz w:val="28"/>
+          <w:szCs w:val="28"/>
+          <w:lang w:val="kk-KZ"/>
+        </w:rPr>
+      </w:pPr>
+    </w:p>
+    <w:p>
+      <w:pPr>
+        <w:ind w:left="1049"/>
+        <w:rPr>
+          <w:rFonts w:ascii="Times New Roman" w:hAnsi="Times New Roman" w:cs="Times New Roman"/>
+          <w:b/>
+          <w:bCs/>
+          <w:sz w:val="28"/>
+          <w:szCs w:val="28"/>
+          <w:lang w:val="kk-KZ"/>
+        </w:rPr>
+      </w:pPr>
+      <w:r>
+        <w:rPr>
+          <w:rFonts w:ascii="Times New Roman" w:hAnsi="Times New Roman" w:cs="Times New Roman"/>
+          <w:b/>
+          <w:bCs/>
+          <w:noProof/>
+          <w:sz w:val="28"/>
+          <w:szCs w:val="28"/>
+          <w:lang w:val="kk-KZ"/>
+        </w:rPr>
+        <w:drawing>
+          <wp:inline distT="0" distB="0" distL="0" distR="0" wp14:anchorId="6AFAAE95" wp14:editId="205E5991">
+            <wp:extent cx="5190837" cy="2674168"/>
+            <wp:effectExtent l="0" t="0" r="3810" b="5715"/>
+            <wp:docPr id="979776082" name="Picture 3"/>
+            <wp:cNvGraphicFramePr>
+              <a:graphicFrameLocks xmlns:a="http://schemas.openxmlformats.org/drawingml/2006/main" noChangeAspect="1"/>
+            </wp:cNvGraphicFramePr>
+            <a:graphic xmlns:a="http://schemas.openxmlformats.org/drawingml/2006/main">
+              <a:graphicData uri="http://schemas.openxmlformats.org/drawingml/2006/picture">
+                <pic:pic xmlns:pic="http://schemas.openxmlformats.org/drawingml/2006/picture">
+                  <pic:nvPicPr>
+                    <pic:cNvPr id="979776082" name="Picture 979776082"/>
+                    <pic:cNvPicPr/>
+                  </pic:nvPicPr>
+                  <pic:blipFill>
+                    <a:blip r:embed="rId15" cstate="print">
+                      <a:extLst>
+                        <a:ext uri="{28A0092B-C50C-407E-A947-70E740481C1C}">
+                          <a14:useLocalDpi xmlns:a14="http://schemas.microsoft.com/office/drawing/2010/main" val="0"/>
+                        </a:ext>
+                      </a:extLst>
+                    </a:blip>
+                    <a:stretch>
+                      <a:fillRect/>
+                    </a:stretch>
+                  </pic:blipFill>
+                  <pic:spPr>
+                    <a:xfrm>
+                      <a:off x="0" y="0"/>
+                      <a:ext cx="5195053" cy="2676340"/>
+                    </a:xfrm>
+                    <a:prstGeom prst="rect">
+                      <a:avLst/>
+                    </a:prstGeom>
+                  </pic:spPr>
+                </pic:pic>
+              </a:graphicData>
+            </a:graphic>
+          </wp:inline>
+        </w:drawing>
+      </w:r>
+    </w:p>
+    <w:p>
+      <w:pPr>
+        <w:rPr>
+          <w:rFonts w:ascii="Times New Roman" w:hAnsi="Times New Roman" w:cs="Times New Roman"/>
+          <w:b/>
+          <w:bCs/>
+          <w:sz w:val="28"/>
+          <w:szCs w:val="28"/>
+          <w:lang w:val="kk-KZ"/>
+        </w:rPr>
+      </w:pPr>
+      <w:r>
+        <w:rPr>
+          <w:rFonts w:ascii="Times New Roman" w:hAnsi="Times New Roman" w:cs="Times New Roman"/>
+          <w:b/>
+          <w:bCs/>
           <w:sz w:val="28"/>
           <w:szCs w:val="28"/>
           <w:lang w:val="kk-KZ"/>
         </w:rPr>
         <w:lastRenderedPageBreak/>
         <w:br w:type="page"/>
-      </w:r>
-    </w:p>
-    <w:p>
-      <w:pPr>
-        <w:pStyle w:val="ListParagraph"/>
-        <w:numPr>
-          <w:ilvl w:val="0"/>
-          <w:numId w:val="3"/>
-        </w:numPr>
-        <w:rPr>
-          <w:rFonts w:ascii="Times New Roman" w:hAnsi="Times New Roman" w:cs="Times New Roman"/>
-          <w:b/>
-          <w:bCs/>
-        </w:rPr>
-      </w:pPr>
-      <w:r>
-        <w:rPr>
-          <w:rFonts w:ascii="Times New Roman" w:hAnsi="Times New Roman" w:cs="Times New Roman"/>
-          <w:b/>
-          <w:bCs/>
-        </w:rPr>
-        <w:lastRenderedPageBreak/>
-        <w:t>Технологиялық бөлім</w:t>
       </w:r>
     </w:p>
     <w:p>
@@ -12666,332 +13056,186 @@
           <w:ilvl w:val="1"/>
           <w:numId w:val="3"/>
         </w:numPr>
-        <w:rPr>
-          <w:rFonts w:ascii="Times New Roman" w:hAnsi="Times New Roman" w:cs="Times New Roman"/>
-          <w:b/>
-          <w:bCs/>
-          <w:sz w:val="28"/>
-          <w:szCs w:val="28"/>
-          <w:lang w:val="en-US"/>
-        </w:rPr>
-      </w:pPr>
-      <w:r>
-        <w:rPr>
-          <w:rFonts w:ascii="Times New Roman" w:hAnsi="Times New Roman" w:cs="Times New Roman"/>
-          <w:b/>
-          <w:bCs/>
-          <w:sz w:val="28"/>
-          <w:szCs w:val="28"/>
-          <w:lang w:val="en-US"/>
-        </w:rPr>
-        <w:t>Android studio</w:t>
+        <w:jc w:val="center"/>
+        <w:rPr>
+          <w:rFonts w:ascii="Times New Roman" w:hAnsi="Times New Roman" w:cs="Times New Roman"/>
+          <w:b/>
+          <w:bCs/>
+          <w:sz w:val="28"/>
+          <w:szCs w:val="28"/>
+          <w:lang w:val="kk-KZ"/>
+        </w:rPr>
+      </w:pPr>
+      <w:r>
+        <w:rPr>
+          <w:rFonts w:ascii="Times New Roman" w:hAnsi="Times New Roman" w:cs="Times New Roman"/>
+          <w:b/>
+          <w:bCs/>
+          <w:sz w:val="28"/>
+          <w:szCs w:val="28"/>
+          <w:lang w:val="en-US"/>
+        </w:rPr>
+        <w:lastRenderedPageBreak/>
+        <w:t>Deploy</w:t>
       </w:r>
     </w:p>
     <w:p>
       <w:pPr>
         <w:pStyle w:val="ListParagraph"/>
-        <w:numPr>
-          <w:ilvl w:val="1"/>
-          <w:numId w:val="3"/>
-        </w:numPr>
-        <w:rPr>
-          <w:rFonts w:ascii="Times New Roman" w:hAnsi="Times New Roman" w:cs="Times New Roman"/>
-          <w:b/>
-          <w:bCs/>
-          <w:sz w:val="28"/>
-          <w:szCs w:val="28"/>
-          <w:lang w:val="en-US"/>
-        </w:rPr>
-      </w:pPr>
-      <w:r>
-        <w:rPr>
-          <w:rFonts w:ascii="Times New Roman" w:hAnsi="Times New Roman" w:cs="Times New Roman"/>
-          <w:b/>
-          <w:bCs/>
-          <w:sz w:val="28"/>
-          <w:szCs w:val="28"/>
-          <w:lang w:val="en-US"/>
-        </w:rPr>
-        <w:t>Xcode</w:t>
-      </w:r>
-    </w:p>
-    <w:p>
-      <w:pPr>
-        <w:pStyle w:val="ListParagraph"/>
-        <w:numPr>
-          <w:ilvl w:val="1"/>
-          <w:numId w:val="3"/>
-        </w:numPr>
-        <w:rPr>
-          <w:rFonts w:ascii="Times New Roman" w:hAnsi="Times New Roman" w:cs="Times New Roman"/>
-          <w:b/>
-          <w:bCs/>
-          <w:sz w:val="28"/>
-          <w:szCs w:val="28"/>
-          <w:lang w:val="en-US"/>
-        </w:rPr>
-      </w:pPr>
-      <w:r>
-        <w:rPr>
-          <w:rFonts w:ascii="Times New Roman" w:hAnsi="Times New Roman" w:cs="Times New Roman"/>
-          <w:b/>
-          <w:bCs/>
-          <w:sz w:val="28"/>
-          <w:szCs w:val="28"/>
-          <w:lang w:val="kk-KZ"/>
-        </w:rPr>
-        <w:t>Бағдарламалау тілі</w:t>
-      </w:r>
-    </w:p>
-    <w:p>
-      <w:pPr>
-        <w:pStyle w:val="ListParagraph"/>
-        <w:numPr>
-          <w:ilvl w:val="2"/>
-          <w:numId w:val="3"/>
-        </w:numPr>
-        <w:rPr>
-          <w:rFonts w:ascii="Times New Roman" w:hAnsi="Times New Roman" w:cs="Times New Roman"/>
-          <w:b/>
-          <w:bCs/>
-          <w:sz w:val="28"/>
-          <w:szCs w:val="28"/>
-          <w:lang w:val="en-US"/>
-        </w:rPr>
-      </w:pPr>
-      <w:r>
-        <w:rPr>
-          <w:rFonts w:ascii="Times New Roman" w:hAnsi="Times New Roman" w:cs="Times New Roman"/>
-          <w:b/>
-          <w:bCs/>
-          <w:sz w:val="28"/>
-          <w:szCs w:val="28"/>
-          <w:lang w:val="en-US"/>
-        </w:rPr>
-        <w:t>Dart</w:t>
-      </w:r>
-    </w:p>
-    <w:p>
-      <w:pPr>
-        <w:pStyle w:val="ListParagraph"/>
-        <w:numPr>
-          <w:ilvl w:val="2"/>
-          <w:numId w:val="3"/>
-        </w:numPr>
-        <w:rPr>
-          <w:rFonts w:ascii="Times New Roman" w:hAnsi="Times New Roman" w:cs="Times New Roman"/>
-          <w:b/>
-          <w:bCs/>
-          <w:sz w:val="28"/>
-          <w:szCs w:val="28"/>
-          <w:lang w:val="en-US"/>
-        </w:rPr>
-      </w:pPr>
-      <w:proofErr w:type="spellStart"/>
-      <w:r>
-        <w:rPr>
-          <w:rFonts w:ascii="Times New Roman" w:hAnsi="Times New Roman" w:cs="Times New Roman"/>
-          <w:b/>
-          <w:bCs/>
-          <w:sz w:val="28"/>
-          <w:szCs w:val="28"/>
-          <w:lang w:val="kk-KZ"/>
-        </w:rPr>
-        <w:t>Фреймворктар</w:t>
-      </w:r>
-      <w:proofErr w:type="spellEnd"/>
-      <w:r>
-        <w:rPr>
-          <w:rFonts w:ascii="Times New Roman" w:hAnsi="Times New Roman" w:cs="Times New Roman"/>
-          <w:b/>
-          <w:bCs/>
-          <w:sz w:val="28"/>
-          <w:szCs w:val="28"/>
-          <w:lang w:val="kk-KZ"/>
-        </w:rPr>
-        <w:t xml:space="preserve"> мен кітапханалар</w:t>
-      </w:r>
-    </w:p>
-    <w:p>
-      <w:pPr>
-        <w:pStyle w:val="ListParagraph"/>
-        <w:numPr>
-          <w:ilvl w:val="1"/>
-          <w:numId w:val="3"/>
-        </w:numPr>
-        <w:rPr>
-          <w:rFonts w:ascii="Times New Roman" w:hAnsi="Times New Roman" w:cs="Times New Roman"/>
-          <w:b/>
-          <w:bCs/>
-          <w:sz w:val="28"/>
-          <w:szCs w:val="28"/>
-          <w:lang w:val="en-US"/>
-        </w:rPr>
-      </w:pPr>
-      <w:r>
-        <w:rPr>
-          <w:rFonts w:ascii="Times New Roman" w:hAnsi="Times New Roman" w:cs="Times New Roman"/>
-          <w:b/>
-          <w:bCs/>
-          <w:sz w:val="28"/>
-          <w:szCs w:val="28"/>
-          <w:lang w:val="en-US"/>
-        </w:rPr>
-        <w:t>Git</w:t>
-      </w:r>
-      <w:r>
-        <w:rPr>
-          <w:rFonts w:ascii="Times New Roman" w:hAnsi="Times New Roman" w:cs="Times New Roman"/>
-          <w:b/>
-          <w:bCs/>
-          <w:sz w:val="28"/>
-          <w:szCs w:val="28"/>
-          <w:lang w:val="en-US"/>
-        </w:rPr>
-        <w:t xml:space="preserve"> </w:t>
-      </w:r>
-      <w:r>
-        <w:rPr>
-          <w:rFonts w:ascii="Times New Roman" w:hAnsi="Times New Roman" w:cs="Times New Roman"/>
-          <w:b/>
-          <w:bCs/>
-          <w:sz w:val="28"/>
-          <w:szCs w:val="28"/>
-          <w:lang w:val="kk-KZ"/>
-        </w:rPr>
-        <w:t xml:space="preserve">және </w:t>
-      </w:r>
-      <w:proofErr w:type="spellStart"/>
-      <w:r>
-        <w:rPr>
-          <w:rFonts w:ascii="Times New Roman" w:hAnsi="Times New Roman" w:cs="Times New Roman"/>
-          <w:b/>
-          <w:bCs/>
-          <w:sz w:val="28"/>
-          <w:szCs w:val="28"/>
-          <w:lang w:val="en-US"/>
-        </w:rPr>
-        <w:t>github</w:t>
-      </w:r>
-      <w:proofErr w:type="spellEnd"/>
+        <w:rPr>
+          <w:rFonts w:ascii="Times New Roman" w:hAnsi="Times New Roman" w:cs="Times New Roman"/>
+          <w:b/>
+          <w:bCs/>
+          <w:sz w:val="28"/>
+          <w:szCs w:val="28"/>
+          <w:lang w:val="kk-KZ"/>
+        </w:rPr>
+      </w:pPr>
+    </w:p>
+    <w:p>
+      <w:pPr>
+        <w:rPr>
+          <w:rFonts w:ascii="Times New Roman" w:hAnsi="Times New Roman" w:cs="Times New Roman"/>
+          <w:b/>
+          <w:bCs/>
+          <w:sz w:val="28"/>
+          <w:szCs w:val="28"/>
+          <w:lang w:val="kk-KZ"/>
+        </w:rPr>
+      </w:pPr>
+    </w:p>
+    <w:p>
+      <w:pPr>
+        <w:rPr>
+          <w:rFonts w:ascii="Times New Roman" w:hAnsi="Times New Roman" w:cs="Times New Roman"/>
+          <w:b/>
+          <w:bCs/>
+          <w:sz w:val="28"/>
+          <w:szCs w:val="28"/>
+          <w:lang w:val="kk-KZ"/>
+        </w:rPr>
+      </w:pPr>
+      <w:r>
+        <w:rPr>
+          <w:rFonts w:ascii="Times New Roman" w:hAnsi="Times New Roman" w:cs="Times New Roman"/>
+          <w:b/>
+          <w:bCs/>
+          <w:sz w:val="28"/>
+          <w:szCs w:val="28"/>
+          <w:lang w:val="kk-KZ"/>
+        </w:rPr>
+        <w:br w:type="page"/>
+      </w:r>
+    </w:p>
+    <w:p>
+      <w:pPr>
+        <w:jc w:val="center"/>
+        <w:rPr>
+          <w:rFonts w:ascii="Times New Roman" w:hAnsi="Times New Roman" w:cs="Times New Roman"/>
+          <w:b/>
+          <w:bCs/>
+          <w:sz w:val="28"/>
+          <w:szCs w:val="28"/>
+          <w:lang w:val="kk-KZ"/>
+        </w:rPr>
+      </w:pPr>
+      <w:r>
+        <w:rPr>
+          <w:rFonts w:ascii="Times New Roman" w:hAnsi="Times New Roman" w:cs="Times New Roman"/>
+          <w:b/>
+          <w:bCs/>
+          <w:sz w:val="28"/>
+          <w:szCs w:val="28"/>
+          <w:lang w:val="kk-KZ"/>
+        </w:rPr>
+        <w:lastRenderedPageBreak/>
+        <w:t>Қорытынды</w:t>
+      </w:r>
+    </w:p>
+    <w:p>
+      <w:pPr>
+        <w:rPr>
+          <w:rFonts w:ascii="Times New Roman" w:hAnsi="Times New Roman" w:cs="Times New Roman"/>
+          <w:b/>
+          <w:bCs/>
+          <w:sz w:val="28"/>
+          <w:szCs w:val="28"/>
+          <w:lang w:val="kk-KZ"/>
+        </w:rPr>
+      </w:pPr>
+    </w:p>
+    <w:p>
+      <w:pPr>
+        <w:rPr>
+          <w:rFonts w:ascii="Times New Roman" w:hAnsi="Times New Roman" w:cs="Times New Roman"/>
+          <w:b/>
+          <w:bCs/>
+          <w:sz w:val="28"/>
+          <w:szCs w:val="28"/>
+          <w:lang w:val="kk-KZ"/>
+        </w:rPr>
+      </w:pPr>
+    </w:p>
+    <w:p>
+      <w:pPr>
+        <w:rPr>
+          <w:rFonts w:ascii="Times New Roman" w:hAnsi="Times New Roman" w:cs="Times New Roman"/>
+          <w:b/>
+          <w:bCs/>
+          <w:sz w:val="28"/>
+          <w:szCs w:val="28"/>
+          <w:lang w:val="kk-KZ"/>
+        </w:rPr>
+      </w:pPr>
+      <w:r>
+        <w:rPr>
+          <w:rFonts w:ascii="Times New Roman" w:hAnsi="Times New Roman" w:cs="Times New Roman"/>
+          <w:b/>
+          <w:bCs/>
+          <w:sz w:val="28"/>
+          <w:szCs w:val="28"/>
+          <w:lang w:val="kk-KZ"/>
+        </w:rPr>
+        <w:br w:type="page"/>
+      </w:r>
+    </w:p>
+    <w:p>
+      <w:pPr>
+        <w:jc w:val="center"/>
+        <w:rPr>
+          <w:rFonts w:ascii="Times New Roman" w:hAnsi="Times New Roman" w:cs="Times New Roman"/>
+          <w:b/>
+          <w:bCs/>
+          <w:sz w:val="28"/>
+          <w:szCs w:val="28"/>
+          <w:lang w:val="en-US"/>
+        </w:rPr>
+      </w:pPr>
+      <w:r>
+        <w:rPr>
+          <w:rFonts w:ascii="Times New Roman" w:hAnsi="Times New Roman" w:cs="Times New Roman"/>
+          <w:b/>
+          <w:bCs/>
+          <w:sz w:val="28"/>
+          <w:szCs w:val="28"/>
+          <w:lang w:val="kk-KZ"/>
+        </w:rPr>
+        <w:lastRenderedPageBreak/>
+        <w:t>Қолданылған әдебиеттер тізімі</w:t>
+      </w:r>
     </w:p>
     <w:p>
       <w:pPr>
         <w:pStyle w:val="ListParagraph"/>
         <w:numPr>
           <w:ilvl w:val="0"/>
-          <w:numId w:val="3"/>
+          <w:numId w:val="6"/>
         </w:numPr>
-        <w:rPr>
-          <w:rFonts w:ascii="Times New Roman" w:hAnsi="Times New Roman" w:cs="Times New Roman"/>
-          <w:b/>
-          <w:bCs/>
-          <w:sz w:val="28"/>
-          <w:szCs w:val="28"/>
-          <w:lang w:val="en-US"/>
-        </w:rPr>
-      </w:pPr>
-      <w:r>
-        <w:rPr>
-          <w:rFonts w:ascii="Times New Roman" w:hAnsi="Times New Roman" w:cs="Times New Roman"/>
-          <w:b/>
-          <w:bCs/>
-          <w:sz w:val="28"/>
-          <w:szCs w:val="28"/>
-          <w:lang w:val="kk-KZ"/>
-        </w:rPr>
-        <w:t>Жобаның құр</w:t>
-      </w:r>
-      <w:r>
-        <w:rPr>
-          <w:rFonts w:ascii="Times New Roman" w:hAnsi="Times New Roman" w:cs="Times New Roman"/>
-          <w:b/>
-          <w:bCs/>
-          <w:sz w:val="28"/>
-          <w:szCs w:val="28"/>
-          <w:lang w:val="kk-KZ"/>
-        </w:rPr>
-        <w:t>ы</w:t>
-      </w:r>
-      <w:r>
-        <w:rPr>
-          <w:rFonts w:ascii="Times New Roman" w:hAnsi="Times New Roman" w:cs="Times New Roman"/>
-          <w:b/>
-          <w:bCs/>
-          <w:sz w:val="28"/>
-          <w:szCs w:val="28"/>
-          <w:lang w:val="kk-KZ"/>
-        </w:rPr>
-        <w:t>лымы</w:t>
-      </w:r>
-    </w:p>
-    <w:p>
-      <w:pPr>
-        <w:pStyle w:val="ListParagraph"/>
-        <w:numPr>
-          <w:ilvl w:val="1"/>
-          <w:numId w:val="3"/>
-        </w:numPr>
-        <w:rPr>
-          <w:rFonts w:ascii="Times New Roman" w:hAnsi="Times New Roman" w:cs="Times New Roman"/>
-          <w:b/>
-          <w:bCs/>
-          <w:sz w:val="28"/>
-          <w:szCs w:val="28"/>
-          <w:lang w:val="kk-KZ"/>
-        </w:rPr>
-      </w:pPr>
-      <w:r>
-        <w:rPr>
-          <w:rFonts w:ascii="Times New Roman" w:hAnsi="Times New Roman" w:cs="Times New Roman"/>
-          <w:b/>
-          <w:bCs/>
-          <w:sz w:val="28"/>
-          <w:szCs w:val="28"/>
-          <w:lang w:val="kk-KZ"/>
-        </w:rPr>
-        <w:t>Жобаның жалпы архитектурасы</w:t>
-      </w:r>
-    </w:p>
-    <w:p>
-      <w:pPr>
-        <w:pStyle w:val="ListParagraph"/>
-        <w:numPr>
-          <w:ilvl w:val="1"/>
-          <w:numId w:val="3"/>
-        </w:numPr>
-        <w:rPr>
-          <w:rFonts w:ascii="Times New Roman" w:hAnsi="Times New Roman" w:cs="Times New Roman"/>
-          <w:b/>
-          <w:bCs/>
-          <w:sz w:val="28"/>
-          <w:szCs w:val="28"/>
-          <w:lang w:val="kk-KZ"/>
-        </w:rPr>
-      </w:pPr>
-      <w:r>
-        <w:rPr>
-          <w:rFonts w:ascii="Times New Roman" w:hAnsi="Times New Roman" w:cs="Times New Roman"/>
-          <w:b/>
-          <w:bCs/>
-          <w:sz w:val="28"/>
-          <w:szCs w:val="28"/>
-          <w:lang w:val="kk-KZ"/>
-        </w:rPr>
-        <w:t>Код деңгейіндегі жазба құрылымы</w:t>
-      </w:r>
-    </w:p>
-    <w:p>
-      <w:pPr>
-        <w:pStyle w:val="ListParagraph"/>
-        <w:numPr>
-          <w:ilvl w:val="1"/>
-          <w:numId w:val="3"/>
-        </w:numPr>
-        <w:rPr>
-          <w:rFonts w:ascii="Times New Roman" w:hAnsi="Times New Roman" w:cs="Times New Roman"/>
-          <w:b/>
-          <w:bCs/>
+        <w:suppressAutoHyphens/>
+        <w:spacing w:after="0" w:line="240" w:lineRule="auto"/>
+        <w:rPr>
+          <w:rFonts w:ascii="Times New Roman" w:eastAsia="Cambria" w:hAnsi="Times New Roman" w:cs="Times New Roman"/>
+          <w:color w:val="000000" w:themeColor="text1"/>
           <w:sz w:val="28"/>
           <w:szCs w:val="28"/>
           <w:lang w:val="kk-KZ"/>
@@ -13000,415 +13244,1094 @@
       <w:proofErr w:type="spellStart"/>
       <w:r>
         <w:rPr>
-          <w:rFonts w:ascii="Times New Roman" w:hAnsi="Times New Roman" w:cs="Times New Roman"/>
-          <w:b/>
-          <w:bCs/>
-          <w:sz w:val="28"/>
-          <w:szCs w:val="28"/>
-          <w:lang w:val="kk-KZ"/>
-        </w:rPr>
-        <w:t>Flutter</w:t>
+          <w:rFonts w:ascii="Times New Roman" w:eastAsia="Cambria" w:hAnsi="Times New Roman" w:cs="Times New Roman"/>
+          <w:color w:val="000000" w:themeColor="text1"/>
+          <w:sz w:val="28"/>
+          <w:szCs w:val="28"/>
+          <w:lang w:val="kk-KZ"/>
+        </w:rPr>
+        <w:t>StackOverflow</w:t>
       </w:r>
       <w:proofErr w:type="spellEnd"/>
       <w:r>
         <w:rPr>
-          <w:rFonts w:ascii="Times New Roman" w:hAnsi="Times New Roman" w:cs="Times New Roman"/>
-          <w:b/>
-          <w:bCs/>
-          <w:sz w:val="28"/>
-          <w:szCs w:val="28"/>
-          <w:lang w:val="kk-KZ"/>
-        </w:rPr>
-        <w:t xml:space="preserve"> </w:t>
-      </w:r>
-      <w:r>
-        <w:rPr>
-          <w:rFonts w:ascii="Times New Roman" w:hAnsi="Times New Roman" w:cs="Times New Roman"/>
-          <w:b/>
-          <w:bCs/>
-          <w:sz w:val="28"/>
-          <w:szCs w:val="28"/>
-          <w:lang w:val="kk-KZ"/>
-        </w:rPr>
-        <w:t xml:space="preserve">және </w:t>
-      </w:r>
-      <w:proofErr w:type="spellStart"/>
-      <w:r>
-        <w:rPr>
-          <w:rFonts w:ascii="Times New Roman" w:hAnsi="Times New Roman" w:cs="Times New Roman"/>
-          <w:b/>
-          <w:bCs/>
-          <w:sz w:val="28"/>
-          <w:szCs w:val="28"/>
-          <w:lang w:val="kk-KZ"/>
-        </w:rPr>
-        <w:t>Django</w:t>
-      </w:r>
-      <w:proofErr w:type="spellEnd"/>
-      <w:r>
-        <w:rPr>
-          <w:rFonts w:ascii="Times New Roman" w:hAnsi="Times New Roman" w:cs="Times New Roman"/>
-          <w:b/>
-          <w:bCs/>
-          <w:sz w:val="28"/>
-          <w:szCs w:val="28"/>
-          <w:lang w:val="kk-KZ"/>
-        </w:rPr>
-        <w:t xml:space="preserve"> </w:t>
-      </w:r>
-      <w:r>
-        <w:rPr>
-          <w:rFonts w:ascii="Times New Roman" w:hAnsi="Times New Roman" w:cs="Times New Roman"/>
-          <w:b/>
-          <w:bCs/>
-          <w:sz w:val="28"/>
-          <w:szCs w:val="28"/>
-          <w:lang w:val="kk-KZ"/>
-        </w:rPr>
-        <w:t xml:space="preserve">әрекеттесу </w:t>
-      </w:r>
-      <w:proofErr w:type="spellStart"/>
-      <w:r>
-        <w:rPr>
-          <w:rFonts w:ascii="Times New Roman" w:hAnsi="Times New Roman" w:cs="Times New Roman"/>
-          <w:b/>
-          <w:bCs/>
-          <w:sz w:val="28"/>
-          <w:szCs w:val="28"/>
-          <w:lang w:val="kk-KZ"/>
-        </w:rPr>
-        <w:t>принціпі</w:t>
-      </w:r>
-      <w:proofErr w:type="spellEnd"/>
-    </w:p>
-    <w:p>
-      <w:pPr>
-        <w:pStyle w:val="ListParagraph"/>
-        <w:numPr>
-          <w:ilvl w:val="1"/>
-          <w:numId w:val="3"/>
-        </w:numPr>
-        <w:rPr>
-          <w:rFonts w:ascii="Times New Roman" w:hAnsi="Times New Roman" w:cs="Times New Roman"/>
-          <w:b/>
-          <w:bCs/>
-          <w:sz w:val="28"/>
-          <w:szCs w:val="28"/>
-          <w:lang w:val="kk-KZ"/>
-        </w:rPr>
-      </w:pPr>
-      <w:r>
-        <w:rPr>
-          <w:rFonts w:ascii="Times New Roman" w:hAnsi="Times New Roman" w:cs="Times New Roman"/>
-          <w:b/>
-          <w:bCs/>
-          <w:sz w:val="28"/>
-          <w:szCs w:val="28"/>
-          <w:lang w:val="en-US"/>
-        </w:rPr>
-        <w:t xml:space="preserve">UML </w:t>
-      </w:r>
-      <w:r>
-        <w:rPr>
-          <w:rFonts w:ascii="Times New Roman" w:hAnsi="Times New Roman" w:cs="Times New Roman"/>
-          <w:b/>
-          <w:bCs/>
-          <w:sz w:val="28"/>
-          <w:szCs w:val="28"/>
-          <w:lang w:val="kk-KZ"/>
-        </w:rPr>
-        <w:t>диаграммасы</w:t>
-      </w:r>
-    </w:p>
-    <w:p>
-      <w:pPr>
-        <w:pStyle w:val="ListParagraph"/>
-        <w:numPr>
-          <w:ilvl w:val="2"/>
-          <w:numId w:val="3"/>
-        </w:numPr>
-        <w:rPr>
-          <w:rFonts w:ascii="Times New Roman" w:hAnsi="Times New Roman" w:cs="Times New Roman"/>
-          <w:b/>
-          <w:bCs/>
-          <w:sz w:val="28"/>
-          <w:szCs w:val="28"/>
-          <w:lang w:val="en-US"/>
-        </w:rPr>
-      </w:pPr>
-      <w:r>
-        <w:rPr>
-          <w:rFonts w:ascii="Times New Roman" w:hAnsi="Times New Roman" w:cs="Times New Roman"/>
-          <w:b/>
-          <w:bCs/>
-          <w:sz w:val="28"/>
-          <w:szCs w:val="28"/>
-          <w:lang w:val="kk-KZ"/>
-        </w:rPr>
-        <w:t>Қолдану диаграммасы</w:t>
-      </w:r>
-    </w:p>
-    <w:p>
-      <w:pPr>
-        <w:pStyle w:val="ListParagraph"/>
-        <w:numPr>
-          <w:ilvl w:val="2"/>
-          <w:numId w:val="3"/>
-        </w:numPr>
-        <w:rPr>
-          <w:rFonts w:ascii="Times New Roman" w:hAnsi="Times New Roman" w:cs="Times New Roman"/>
-          <w:b/>
-          <w:bCs/>
-          <w:sz w:val="28"/>
-          <w:szCs w:val="28"/>
-          <w:lang w:val="en-US"/>
-        </w:rPr>
-      </w:pPr>
-      <w:r>
-        <w:rPr>
-          <w:rFonts w:ascii="Times New Roman" w:hAnsi="Times New Roman" w:cs="Times New Roman"/>
-          <w:b/>
-          <w:bCs/>
-          <w:sz w:val="28"/>
-          <w:szCs w:val="28"/>
-          <w:lang w:val="en-US"/>
-        </w:rPr>
-        <w:t xml:space="preserve">Er </w:t>
-      </w:r>
-      <w:r>
-        <w:rPr>
-          <w:rFonts w:ascii="Times New Roman" w:hAnsi="Times New Roman" w:cs="Times New Roman"/>
-          <w:b/>
-          <w:bCs/>
-          <w:sz w:val="28"/>
-          <w:szCs w:val="28"/>
-          <w:lang w:val="kk-KZ"/>
-        </w:rPr>
-        <w:t>диаграммасы</w:t>
-      </w:r>
-    </w:p>
-    <w:p>
-      <w:pPr>
-        <w:pStyle w:val="ListParagraph"/>
-        <w:numPr>
-          <w:ilvl w:val="1"/>
-          <w:numId w:val="3"/>
-        </w:numPr>
-        <w:rPr>
-          <w:rFonts w:ascii="Times New Roman" w:hAnsi="Times New Roman" w:cs="Times New Roman"/>
-          <w:b/>
-          <w:bCs/>
-          <w:sz w:val="28"/>
-          <w:szCs w:val="28"/>
-          <w:lang w:val="kk-KZ"/>
-        </w:rPr>
-      </w:pPr>
-      <w:proofErr w:type="spellStart"/>
-      <w:r>
-        <w:rPr>
-          <w:rFonts w:ascii="Times New Roman" w:hAnsi="Times New Roman" w:cs="Times New Roman"/>
-          <w:b/>
-          <w:bCs/>
-          <w:sz w:val="28"/>
-          <w:szCs w:val="28"/>
-          <w:lang w:val="kk-KZ"/>
-        </w:rPr>
-        <w:t>Функционалдылықтың</w:t>
-      </w:r>
-      <w:proofErr w:type="spellEnd"/>
-      <w:r>
-        <w:rPr>
-          <w:rFonts w:ascii="Times New Roman" w:hAnsi="Times New Roman" w:cs="Times New Roman"/>
-          <w:b/>
-          <w:bCs/>
-          <w:sz w:val="28"/>
-          <w:szCs w:val="28"/>
-          <w:lang w:val="kk-KZ"/>
-        </w:rPr>
-        <w:t xml:space="preserve"> сипаттамасы</w:t>
-      </w:r>
+          <w:rFonts w:ascii="Times New Roman" w:eastAsia="Cambria" w:hAnsi="Times New Roman" w:cs="Times New Roman"/>
+          <w:color w:val="000000" w:themeColor="text1"/>
+          <w:sz w:val="28"/>
+          <w:szCs w:val="28"/>
+          <w:lang w:val="kk-KZ"/>
+        </w:rPr>
+        <w:t xml:space="preserve"> ресми сайты -  </w:t>
+      </w:r>
+      <w:hyperlink r:id="rId16" w:history="1">
+        <w:r>
+          <w:rPr>
+            <w:rStyle w:val="Hyperlink"/>
+            <w:rFonts w:ascii="Times New Roman" w:eastAsia="Cambria" w:hAnsi="Times New Roman" w:cs="Times New Roman" w:hint="eastAsia"/>
+            <w:color w:val="000000" w:themeColor="text1"/>
+            <w:sz w:val="28"/>
+            <w:szCs w:val="28"/>
+            <w:lang w:val="kk-KZ"/>
+          </w:rPr>
+          <w:t>https://stackoverflow.com</w:t>
+        </w:r>
+      </w:hyperlink>
     </w:p>
     <w:p>
       <w:pPr>
         <w:pStyle w:val="ListParagraph"/>
         <w:numPr>
           <w:ilvl w:val="0"/>
-          <w:numId w:val="3"/>
+          <w:numId w:val="6"/>
         </w:numPr>
-        <w:rPr>
-          <w:rFonts w:ascii="Times New Roman" w:hAnsi="Times New Roman" w:cs="Times New Roman"/>
-          <w:b/>
-          <w:bCs/>
-          <w:sz w:val="28"/>
-          <w:szCs w:val="28"/>
-          <w:lang w:val="en-US"/>
-        </w:rPr>
-      </w:pPr>
-      <w:r>
-        <w:rPr>
-          <w:rFonts w:ascii="Times New Roman" w:hAnsi="Times New Roman" w:cs="Times New Roman"/>
-          <w:b/>
-          <w:bCs/>
-          <w:sz w:val="28"/>
-          <w:szCs w:val="28"/>
-          <w:lang w:val="kk-KZ"/>
-        </w:rPr>
-        <w:t>Жобаны жасау барысы</w:t>
-      </w:r>
+        <w:suppressAutoHyphens/>
+        <w:spacing w:after="0" w:line="240" w:lineRule="auto"/>
+        <w:rPr>
+          <w:rFonts w:ascii="Times New Roman" w:eastAsia="Cambria" w:hAnsi="Times New Roman" w:cs="Times New Roman"/>
+          <w:color w:val="000000" w:themeColor="text1"/>
+          <w:sz w:val="28"/>
+          <w:szCs w:val="28"/>
+          <w:lang w:val="kk-KZ"/>
+        </w:rPr>
+      </w:pPr>
+      <w:proofErr w:type="spellStart"/>
+      <w:r>
+        <w:rPr>
+          <w:rFonts w:ascii="Times New Roman" w:eastAsia="Cambria" w:hAnsi="Times New Roman" w:cs="Times New Roman"/>
+          <w:color w:val="000000" w:themeColor="text1"/>
+          <w:sz w:val="28"/>
+          <w:szCs w:val="28"/>
+          <w:lang w:val="kk-KZ"/>
+        </w:rPr>
+        <w:t>Heroku</w:t>
+      </w:r>
+      <w:proofErr w:type="spellEnd"/>
+      <w:r>
+        <w:rPr>
+          <w:rFonts w:ascii="Times New Roman" w:eastAsia="Cambria" w:hAnsi="Times New Roman" w:cs="Times New Roman"/>
+          <w:color w:val="000000" w:themeColor="text1"/>
+          <w:sz w:val="28"/>
+          <w:szCs w:val="28"/>
+          <w:lang w:val="kk-KZ"/>
+        </w:rPr>
+        <w:t xml:space="preserve"> ресми сайты  - </w:t>
+      </w:r>
+      <w:hyperlink r:id="rId17" w:history="1">
+        <w:r>
+          <w:rPr>
+            <w:rStyle w:val="Hyperlink"/>
+            <w:rFonts w:ascii="Times New Roman" w:eastAsia="Cambria" w:hAnsi="Times New Roman" w:cs="Times New Roman"/>
+            <w:color w:val="000000" w:themeColor="text1"/>
+            <w:sz w:val="28"/>
+            <w:szCs w:val="28"/>
+            <w:lang w:val="kk-KZ"/>
+          </w:rPr>
+          <w:t>https://www.heroku.com</w:t>
+        </w:r>
+      </w:hyperlink>
     </w:p>
     <w:p>
       <w:pPr>
         <w:pStyle w:val="ListParagraph"/>
         <w:numPr>
-          <w:ilvl w:val="1"/>
-          <w:numId w:val="3"/>
+          <w:ilvl w:val="0"/>
+          <w:numId w:val="6"/>
         </w:numPr>
-        <w:rPr>
-          <w:rFonts w:ascii="Times New Roman" w:hAnsi="Times New Roman" w:cs="Times New Roman"/>
-          <w:b/>
-          <w:bCs/>
-          <w:sz w:val="28"/>
-          <w:szCs w:val="28"/>
-          <w:lang w:val="kk-KZ"/>
-        </w:rPr>
-      </w:pPr>
-      <w:r>
-        <w:rPr>
-          <w:rFonts w:ascii="Times New Roman" w:hAnsi="Times New Roman" w:cs="Times New Roman"/>
-          <w:b/>
-          <w:bCs/>
-          <w:sz w:val="28"/>
-          <w:szCs w:val="28"/>
-          <w:lang w:val="kk-KZ"/>
-        </w:rPr>
-        <w:t>Тестілеу</w:t>
-      </w:r>
+        <w:suppressAutoHyphens/>
+        <w:spacing w:after="0" w:line="240" w:lineRule="auto"/>
+        <w:rPr>
+          <w:rFonts w:ascii="Times New Roman" w:eastAsia="Cambria" w:hAnsi="Times New Roman" w:cs="Times New Roman"/>
+          <w:color w:val="000000" w:themeColor="text1"/>
+          <w:sz w:val="28"/>
+          <w:szCs w:val="28"/>
+          <w:lang w:val="kk-KZ"/>
+        </w:rPr>
+      </w:pPr>
+      <w:proofErr w:type="spellStart"/>
+      <w:r>
+        <w:rPr>
+          <w:rFonts w:ascii="Times New Roman" w:eastAsia="Cambria" w:hAnsi="Times New Roman" w:cs="Times New Roman"/>
+          <w:color w:val="000000" w:themeColor="text1"/>
+          <w:sz w:val="28"/>
+          <w:szCs w:val="28"/>
+          <w:lang w:val="kk-KZ"/>
+        </w:rPr>
+        <w:t>Flutter</w:t>
+      </w:r>
+      <w:proofErr w:type="spellEnd"/>
+      <w:r>
+        <w:rPr>
+          <w:rFonts w:ascii="Times New Roman" w:eastAsia="Cambria" w:hAnsi="Times New Roman" w:cs="Times New Roman"/>
+          <w:color w:val="000000" w:themeColor="text1"/>
+          <w:sz w:val="28"/>
+          <w:szCs w:val="28"/>
+          <w:lang w:val="kk-KZ"/>
+        </w:rPr>
+        <w:t xml:space="preserve"> дайын пакеттерінің орталық </w:t>
+      </w:r>
+      <w:proofErr w:type="spellStart"/>
+      <w:r>
+        <w:rPr>
+          <w:rFonts w:ascii="Times New Roman" w:eastAsia="Cambria" w:hAnsi="Times New Roman" w:cs="Times New Roman"/>
+          <w:color w:val="000000" w:themeColor="text1"/>
+          <w:sz w:val="28"/>
+          <w:szCs w:val="28"/>
+          <w:lang w:val="kk-KZ"/>
+        </w:rPr>
+        <w:t>репозиторий</w:t>
+      </w:r>
+      <w:proofErr w:type="spellEnd"/>
+      <w:r>
+        <w:rPr>
+          <w:rFonts w:ascii="Times New Roman" w:eastAsia="Cambria" w:hAnsi="Times New Roman" w:cs="Times New Roman"/>
+          <w:color w:val="000000" w:themeColor="text1"/>
+          <w:sz w:val="28"/>
+          <w:szCs w:val="28"/>
+          <w:lang w:val="kk-KZ"/>
+        </w:rPr>
+        <w:t xml:space="preserve"> сайты </w:t>
+      </w:r>
+      <w:hyperlink r:id="rId18" w:history="1">
+        <w:r>
+          <w:rPr>
+            <w:rStyle w:val="Hyperlink"/>
+            <w:rFonts w:ascii="Times New Roman" w:eastAsia="Cambria" w:hAnsi="Times New Roman" w:cs="Times New Roman"/>
+            <w:color w:val="000000" w:themeColor="text1"/>
+            <w:sz w:val="28"/>
+            <w:szCs w:val="28"/>
+            <w:lang w:val="kk-KZ"/>
+          </w:rPr>
+          <w:t>https://pub.dev</w:t>
+        </w:r>
+      </w:hyperlink>
     </w:p>
     <w:p>
       <w:pPr>
         <w:pStyle w:val="ListParagraph"/>
         <w:numPr>
-          <w:ilvl w:val="1"/>
-          <w:numId w:val="3"/>
+          <w:ilvl w:val="0"/>
+          <w:numId w:val="6"/>
         </w:numPr>
-        <w:rPr>
-          <w:rFonts w:ascii="Times New Roman" w:hAnsi="Times New Roman" w:cs="Times New Roman"/>
-          <w:b/>
-          <w:bCs/>
-          <w:sz w:val="28"/>
-          <w:szCs w:val="28"/>
-          <w:lang w:val="kk-KZ"/>
-        </w:rPr>
-      </w:pPr>
-      <w:r>
-        <w:rPr>
-          <w:rFonts w:ascii="Times New Roman" w:hAnsi="Times New Roman" w:cs="Times New Roman"/>
-          <w:b/>
-          <w:bCs/>
-          <w:sz w:val="28"/>
-          <w:szCs w:val="28"/>
-          <w:lang w:val="en-US"/>
-        </w:rPr>
-        <w:t>Deploy</w:t>
-      </w:r>
+        <w:suppressAutoHyphens/>
+        <w:spacing w:after="0" w:line="240" w:lineRule="auto"/>
+        <w:rPr>
+          <w:rFonts w:ascii="Times New Roman" w:eastAsia="Cambria" w:hAnsi="Times New Roman" w:cs="Times New Roman"/>
+          <w:color w:val="000000" w:themeColor="text1"/>
+          <w:sz w:val="28"/>
+          <w:szCs w:val="28"/>
+          <w:lang w:val="kk-KZ"/>
+        </w:rPr>
+      </w:pPr>
+      <w:proofErr w:type="spellStart"/>
+      <w:r>
+        <w:rPr>
+          <w:rFonts w:ascii="Times New Roman" w:eastAsia="Cambria" w:hAnsi="Times New Roman" w:cs="Times New Roman"/>
+          <w:color w:val="000000" w:themeColor="text1"/>
+          <w:sz w:val="28"/>
+          <w:szCs w:val="28"/>
+          <w:lang w:val="kk-KZ"/>
+        </w:rPr>
+        <w:t>Django</w:t>
+      </w:r>
+      <w:proofErr w:type="spellEnd"/>
+      <w:r>
+        <w:rPr>
+          <w:rFonts w:ascii="Times New Roman" w:eastAsia="Cambria" w:hAnsi="Times New Roman" w:cs="Times New Roman"/>
+          <w:color w:val="000000" w:themeColor="text1"/>
+          <w:sz w:val="28"/>
+          <w:szCs w:val="28"/>
+          <w:lang w:val="kk-KZ"/>
+        </w:rPr>
+        <w:t xml:space="preserve"> ресми сайты  - </w:t>
+      </w:r>
+      <w:hyperlink r:id="rId19" w:history="1">
+        <w:r>
+          <w:rPr>
+            <w:rStyle w:val="Hyperlink"/>
+            <w:rFonts w:ascii="Times New Roman" w:eastAsia="Cambria" w:hAnsi="Times New Roman" w:cs="Times New Roman"/>
+            <w:color w:val="000000" w:themeColor="text1"/>
+            <w:sz w:val="28"/>
+            <w:szCs w:val="28"/>
+            <w:lang w:val="kk-KZ"/>
+          </w:rPr>
+          <w:t>https://www.djangoproject.com</w:t>
+        </w:r>
+      </w:hyperlink>
+      <w:r>
+        <w:rPr>
+          <w:rFonts w:ascii="Times New Roman" w:eastAsia="Cambria" w:hAnsi="Times New Roman" w:cs="Times New Roman"/>
+          <w:color w:val="000000" w:themeColor="text1"/>
+          <w:sz w:val="28"/>
+          <w:szCs w:val="28"/>
+          <w:lang w:val="kk-KZ"/>
+        </w:rPr>
+        <w:t xml:space="preserve">, </w:t>
+      </w:r>
+      <w:hyperlink r:id="rId20" w:history="1">
+        <w:r>
+          <w:rPr>
+            <w:rStyle w:val="Hyperlink"/>
+            <w:rFonts w:ascii="Times New Roman" w:eastAsia="Cambria" w:hAnsi="Times New Roman" w:cs="Times New Roman"/>
+            <w:color w:val="000000" w:themeColor="text1"/>
+            <w:sz w:val="28"/>
+            <w:szCs w:val="28"/>
+            <w:lang w:val="kk-KZ"/>
+          </w:rPr>
+          <w:t>https://djangoforbeginners.com</w:t>
+        </w:r>
+      </w:hyperlink>
     </w:p>
     <w:p>
       <w:pPr>
         <w:pStyle w:val="ListParagraph"/>
-        <w:ind w:left="1472"/>
-        <w:rPr>
-          <w:rFonts w:ascii="Times New Roman" w:hAnsi="Times New Roman" w:cs="Times New Roman"/>
-          <w:b/>
-          <w:bCs/>
-          <w:sz w:val="28"/>
-          <w:szCs w:val="28"/>
-          <w:lang w:val="kk-KZ"/>
-        </w:rPr>
-      </w:pPr>
-      <w:r>
-        <w:rPr>
-          <w:rFonts w:ascii="Times New Roman" w:hAnsi="Times New Roman" w:cs="Times New Roman"/>
-          <w:b/>
-          <w:bCs/>
-          <w:sz w:val="28"/>
-          <w:szCs w:val="28"/>
-          <w:lang w:val="kk-KZ"/>
-        </w:rPr>
-        <w:t>Қорытынды</w:t>
-      </w:r>
+        <w:numPr>
+          <w:ilvl w:val="0"/>
+          <w:numId w:val="6"/>
+        </w:numPr>
+        <w:suppressAutoHyphens/>
+        <w:spacing w:after="0" w:line="240" w:lineRule="auto"/>
+        <w:rPr>
+          <w:rFonts w:ascii="Times New Roman" w:eastAsia="Cambria" w:hAnsi="Times New Roman" w:cs="Times New Roman"/>
+          <w:color w:val="000000" w:themeColor="text1"/>
+          <w:sz w:val="28"/>
+          <w:szCs w:val="28"/>
+          <w:lang w:val="ru-RU"/>
+        </w:rPr>
+      </w:pPr>
+      <w:r>
+        <w:rPr>
+          <w:rFonts w:ascii="Times New Roman" w:eastAsia="Cambria" w:hAnsi="Times New Roman" w:cs="Times New Roman"/>
+          <w:color w:val="000000" w:themeColor="text1"/>
+          <w:sz w:val="28"/>
+          <w:szCs w:val="28"/>
+        </w:rPr>
+        <w:t xml:space="preserve">Flutter </w:t>
+      </w:r>
+      <w:r>
+        <w:rPr>
+          <w:rFonts w:ascii="Times New Roman" w:eastAsia="Cambria" w:hAnsi="Times New Roman" w:cs="Times New Roman"/>
+          <w:color w:val="000000" w:themeColor="text1"/>
+          <w:sz w:val="28"/>
+          <w:szCs w:val="28"/>
+          <w:lang w:val="kk-KZ"/>
+        </w:rPr>
+        <w:t>ресми сайты</w:t>
+      </w:r>
+      <w:r>
+        <w:rPr>
+          <w:rFonts w:ascii="Times New Roman" w:eastAsia="Cambria" w:hAnsi="Times New Roman" w:cs="Times New Roman"/>
+          <w:color w:val="000000" w:themeColor="text1"/>
+          <w:sz w:val="28"/>
+          <w:szCs w:val="28"/>
+          <w:lang w:val="ru-RU"/>
+        </w:rPr>
+        <w:t xml:space="preserve"> </w:t>
+      </w:r>
+      <w:r>
+        <w:rPr>
+          <w:rFonts w:ascii="Times New Roman" w:eastAsia="Cambria" w:hAnsi="Times New Roman" w:cs="Times New Roman"/>
+          <w:color w:val="000000" w:themeColor="text1"/>
+          <w:sz w:val="28"/>
+          <w:szCs w:val="28"/>
+        </w:rPr>
+        <w:t xml:space="preserve">- </w:t>
+      </w:r>
+      <w:hyperlink r:id="rId21" w:history="1">
+        <w:r>
+          <w:rPr>
+            <w:rStyle w:val="Hyperlink"/>
+            <w:rFonts w:ascii="Times New Roman" w:eastAsia="Cambria" w:hAnsi="Times New Roman" w:cs="Times New Roman"/>
+            <w:color w:val="000000" w:themeColor="text1"/>
+            <w:sz w:val="28"/>
+            <w:szCs w:val="28"/>
+            <w:lang w:val="ru-RU"/>
+          </w:rPr>
+          <w:t>https://docs.flutter.dev</w:t>
+        </w:r>
+      </w:hyperlink>
     </w:p>
     <w:p>
       <w:pPr>
         <w:pStyle w:val="ListParagraph"/>
-        <w:ind w:left="1472"/>
-        <w:rPr>
-          <w:rFonts w:ascii="Times New Roman" w:hAnsi="Times New Roman" w:cs="Times New Roman"/>
-          <w:b/>
-          <w:bCs/>
-          <w:sz w:val="28"/>
-          <w:szCs w:val="28"/>
-          <w:lang w:val="kk-KZ"/>
-        </w:rPr>
-      </w:pPr>
-      <w:r>
-        <w:rPr>
-          <w:rFonts w:ascii="Times New Roman" w:hAnsi="Times New Roman" w:cs="Times New Roman"/>
-          <w:b/>
-          <w:bCs/>
-          <w:sz w:val="28"/>
-          <w:szCs w:val="28"/>
-          <w:lang w:val="kk-KZ"/>
-        </w:rPr>
-        <w:t>Қолданылған әдебиеттер тізімі</w:t>
-      </w:r>
+        <w:numPr>
+          <w:ilvl w:val="0"/>
+          <w:numId w:val="6"/>
+        </w:numPr>
+        <w:suppressAutoHyphens/>
+        <w:spacing w:after="0" w:line="240" w:lineRule="auto"/>
+        <w:rPr>
+          <w:rFonts w:ascii="Times New Roman" w:eastAsia="Cambria" w:hAnsi="Times New Roman" w:cs="Times New Roman"/>
+          <w:color w:val="000000" w:themeColor="text1"/>
+          <w:sz w:val="28"/>
+          <w:szCs w:val="28"/>
+          <w:lang w:val="ru-RU"/>
+        </w:rPr>
+      </w:pPr>
+      <w:r>
+        <w:rPr>
+          <w:rFonts w:ascii="Times New Roman" w:eastAsia="Cambria" w:hAnsi="Times New Roman" w:cs="Times New Roman"/>
+          <w:color w:val="000000" w:themeColor="text1"/>
+          <w:sz w:val="28"/>
+          <w:szCs w:val="28"/>
+        </w:rPr>
+        <w:t>Dart</w:t>
+      </w:r>
+      <w:r>
+        <w:rPr>
+          <w:rFonts w:ascii="Times New Roman" w:eastAsia="Cambria" w:hAnsi="Times New Roman" w:cs="Times New Roman"/>
+          <w:color w:val="000000" w:themeColor="text1"/>
+          <w:sz w:val="28"/>
+          <w:szCs w:val="28"/>
+          <w:lang w:val="ru-RU"/>
+        </w:rPr>
+        <w:t xml:space="preserve"> </w:t>
+      </w:r>
+      <w:r>
+        <w:rPr>
+          <w:rFonts w:ascii="Times New Roman" w:eastAsia="Cambria" w:hAnsi="Times New Roman" w:cs="Times New Roman"/>
+          <w:color w:val="000000" w:themeColor="text1"/>
+          <w:sz w:val="28"/>
+          <w:szCs w:val="28"/>
+          <w:lang w:val="kk-KZ"/>
+        </w:rPr>
+        <w:t>ресми сайты</w:t>
+      </w:r>
+      <w:r>
+        <w:rPr>
+          <w:rFonts w:ascii="Times New Roman" w:eastAsia="Cambria" w:hAnsi="Times New Roman" w:cs="Times New Roman"/>
+          <w:color w:val="000000" w:themeColor="text1"/>
+          <w:sz w:val="28"/>
+          <w:szCs w:val="28"/>
+          <w:lang w:val="ru-RU"/>
+        </w:rPr>
+        <w:t xml:space="preserve"> - </w:t>
+      </w:r>
+      <w:hyperlink r:id="rId22" w:history="1">
+        <w:r>
+          <w:rPr>
+            <w:rStyle w:val="Hyperlink"/>
+            <w:rFonts w:ascii="Times New Roman" w:eastAsia="Cambria" w:hAnsi="Times New Roman" w:cs="Times New Roman"/>
+            <w:color w:val="000000" w:themeColor="text1"/>
+            <w:sz w:val="28"/>
+            <w:szCs w:val="28"/>
+          </w:rPr>
+          <w:t>https</w:t>
+        </w:r>
+        <w:r>
+          <w:rPr>
+            <w:rStyle w:val="Hyperlink"/>
+            <w:rFonts w:ascii="Times New Roman" w:eastAsia="Cambria" w:hAnsi="Times New Roman" w:cs="Times New Roman"/>
+            <w:color w:val="000000" w:themeColor="text1"/>
+            <w:sz w:val="28"/>
+            <w:szCs w:val="28"/>
+            <w:lang w:val="ru-RU"/>
+          </w:rPr>
+          <w:t>://</w:t>
+        </w:r>
+        <w:r>
+          <w:rPr>
+            <w:rStyle w:val="Hyperlink"/>
+            <w:rFonts w:ascii="Times New Roman" w:eastAsia="Cambria" w:hAnsi="Times New Roman" w:cs="Times New Roman"/>
+            <w:color w:val="000000" w:themeColor="text1"/>
+            <w:sz w:val="28"/>
+            <w:szCs w:val="28"/>
+          </w:rPr>
+          <w:t>dart</w:t>
+        </w:r>
+        <w:r>
+          <w:rPr>
+            <w:rStyle w:val="Hyperlink"/>
+            <w:rFonts w:ascii="Times New Roman" w:eastAsia="Cambria" w:hAnsi="Times New Roman" w:cs="Times New Roman"/>
+            <w:color w:val="000000" w:themeColor="text1"/>
+            <w:sz w:val="28"/>
+            <w:szCs w:val="28"/>
+            <w:lang w:val="ru-RU"/>
+          </w:rPr>
+          <w:t>.</w:t>
+        </w:r>
+        <w:r>
+          <w:rPr>
+            <w:rStyle w:val="Hyperlink"/>
+            <w:rFonts w:ascii="Times New Roman" w:eastAsia="Cambria" w:hAnsi="Times New Roman" w:cs="Times New Roman"/>
+            <w:color w:val="000000" w:themeColor="text1"/>
+            <w:sz w:val="28"/>
+            <w:szCs w:val="28"/>
+          </w:rPr>
+          <w:t>dev</w:t>
+        </w:r>
+      </w:hyperlink>
     </w:p>
     <w:p>
       <w:pPr>
         <w:pStyle w:val="ListParagraph"/>
-        <w:ind w:left="1472"/>
-        <w:rPr>
-          <w:rFonts w:ascii="Times New Roman" w:hAnsi="Times New Roman" w:cs="Times New Roman"/>
-          <w:b/>
-          <w:bCs/>
-          <w:sz w:val="28"/>
-          <w:szCs w:val="28"/>
-          <w:lang w:val="kk-KZ"/>
-        </w:rPr>
-      </w:pPr>
-      <w:r>
-        <w:rPr>
-          <w:rFonts w:ascii="Times New Roman" w:hAnsi="Times New Roman" w:cs="Times New Roman"/>
-          <w:b/>
-          <w:bCs/>
-          <w:sz w:val="28"/>
-          <w:szCs w:val="28"/>
-          <w:lang w:val="kk-KZ"/>
-        </w:rPr>
-        <w:t>А қосымшасы. Техникалық тапсырма</w:t>
-      </w:r>
+        <w:numPr>
+          <w:ilvl w:val="0"/>
+          <w:numId w:val="6"/>
+        </w:numPr>
+        <w:suppressAutoHyphens/>
+        <w:spacing w:after="0" w:line="240" w:lineRule="auto"/>
+        <w:rPr>
+          <w:rFonts w:ascii="Times New Roman" w:eastAsia="Cambria" w:hAnsi="Times New Roman" w:cs="Times New Roman"/>
+          <w:color w:val="000000" w:themeColor="text1"/>
+          <w:sz w:val="28"/>
+          <w:szCs w:val="28"/>
+          <w:lang w:val="ru-RU"/>
+        </w:rPr>
+      </w:pPr>
+      <w:r>
+        <w:rPr>
+          <w:rFonts w:ascii="Times New Roman" w:eastAsia="Cambria" w:hAnsi="Times New Roman" w:cs="Times New Roman"/>
+          <w:color w:val="000000" w:themeColor="text1"/>
+          <w:sz w:val="28"/>
+          <w:szCs w:val="28"/>
+        </w:rPr>
+        <w:t>OpenAi</w:t>
+      </w:r>
+      <w:r>
+        <w:rPr>
+          <w:rFonts w:ascii="Times New Roman" w:eastAsia="Cambria" w:hAnsi="Times New Roman" w:cs="Times New Roman"/>
+          <w:color w:val="000000" w:themeColor="text1"/>
+          <w:sz w:val="28"/>
+          <w:szCs w:val="28"/>
+          <w:lang w:val="ru-RU"/>
+        </w:rPr>
+        <w:t xml:space="preserve"> </w:t>
+      </w:r>
+      <w:r>
+        <w:rPr>
+          <w:rFonts w:ascii="Times New Roman" w:eastAsia="Cambria" w:hAnsi="Times New Roman" w:cs="Times New Roman"/>
+          <w:color w:val="000000" w:themeColor="text1"/>
+          <w:sz w:val="28"/>
+          <w:szCs w:val="28"/>
+          <w:lang w:val="kk-KZ"/>
+        </w:rPr>
+        <w:t xml:space="preserve">жасанды интеллект сайты </w:t>
+      </w:r>
+      <w:r>
+        <w:rPr>
+          <w:rFonts w:ascii="Times New Roman" w:eastAsia="Cambria" w:hAnsi="Times New Roman" w:cs="Times New Roman"/>
+          <w:color w:val="000000" w:themeColor="text1"/>
+          <w:sz w:val="28"/>
+          <w:szCs w:val="28"/>
+          <w:lang w:val="ru-RU"/>
+        </w:rPr>
+        <w:t xml:space="preserve">- </w:t>
+      </w:r>
+      <w:hyperlink r:id="rId23" w:history="1">
+        <w:r>
+          <w:rPr>
+            <w:rStyle w:val="Hyperlink"/>
+            <w:rFonts w:ascii="Times New Roman" w:eastAsia="Cambria" w:hAnsi="Times New Roman" w:cs="Times New Roman"/>
+            <w:color w:val="000000" w:themeColor="text1"/>
+            <w:sz w:val="28"/>
+            <w:szCs w:val="28"/>
+          </w:rPr>
+          <w:t>https</w:t>
+        </w:r>
+        <w:r>
+          <w:rPr>
+            <w:rStyle w:val="Hyperlink"/>
+            <w:rFonts w:ascii="Times New Roman" w:eastAsia="Cambria" w:hAnsi="Times New Roman" w:cs="Times New Roman"/>
+            <w:color w:val="000000" w:themeColor="text1"/>
+            <w:sz w:val="28"/>
+            <w:szCs w:val="28"/>
+            <w:lang w:val="ru-RU"/>
+          </w:rPr>
+          <w:t>://</w:t>
+        </w:r>
+        <w:r>
+          <w:rPr>
+            <w:rStyle w:val="Hyperlink"/>
+            <w:rFonts w:ascii="Times New Roman" w:eastAsia="Cambria" w:hAnsi="Times New Roman" w:cs="Times New Roman"/>
+            <w:color w:val="000000" w:themeColor="text1"/>
+            <w:sz w:val="28"/>
+            <w:szCs w:val="28"/>
+          </w:rPr>
+          <w:t>chatgpt</w:t>
+        </w:r>
+        <w:r>
+          <w:rPr>
+            <w:rStyle w:val="Hyperlink"/>
+            <w:rFonts w:ascii="Times New Roman" w:eastAsia="Cambria" w:hAnsi="Times New Roman" w:cs="Times New Roman"/>
+            <w:color w:val="000000" w:themeColor="text1"/>
+            <w:sz w:val="28"/>
+            <w:szCs w:val="28"/>
+            <w:lang w:val="ru-RU"/>
+          </w:rPr>
+          <w:t>.</w:t>
+        </w:r>
+        <w:r>
+          <w:rPr>
+            <w:rStyle w:val="Hyperlink"/>
+            <w:rFonts w:ascii="Times New Roman" w:eastAsia="Cambria" w:hAnsi="Times New Roman" w:cs="Times New Roman"/>
+            <w:color w:val="000000" w:themeColor="text1"/>
+            <w:sz w:val="28"/>
+            <w:szCs w:val="28"/>
+          </w:rPr>
+          <w:t>com</w:t>
+        </w:r>
+        <w:r>
+          <w:rPr>
+            <w:rStyle w:val="Hyperlink"/>
+            <w:rFonts w:ascii="Times New Roman" w:eastAsia="Cambria" w:hAnsi="Times New Roman" w:cs="Times New Roman"/>
+            <w:color w:val="000000" w:themeColor="text1"/>
+            <w:sz w:val="28"/>
+            <w:szCs w:val="28"/>
+            <w:lang w:val="ru-RU"/>
+          </w:rPr>
+          <w:t>/</w:t>
+        </w:r>
+      </w:hyperlink>
     </w:p>
     <w:p>
       <w:pPr>
         <w:pStyle w:val="ListParagraph"/>
-        <w:ind w:left="1472"/>
-        <w:rPr>
-          <w:rFonts w:ascii="Times New Roman" w:hAnsi="Times New Roman" w:cs="Times New Roman"/>
-          <w:b/>
-          <w:bCs/>
-          <w:sz w:val="28"/>
-          <w:szCs w:val="28"/>
-          <w:lang w:val="kk-KZ"/>
-        </w:rPr>
-      </w:pPr>
-      <w:r>
-        <w:rPr>
-          <w:rFonts w:ascii="Times New Roman" w:hAnsi="Times New Roman" w:cs="Times New Roman"/>
-          <w:b/>
-          <w:bCs/>
-          <w:sz w:val="28"/>
-          <w:szCs w:val="28"/>
-          <w:lang w:val="kk-KZ"/>
-        </w:rPr>
+        <w:numPr>
+          <w:ilvl w:val="0"/>
+          <w:numId w:val="6"/>
+        </w:numPr>
+        <w:suppressAutoHyphens/>
+        <w:spacing w:after="0" w:line="240" w:lineRule="auto"/>
+        <w:rPr>
+          <w:rFonts w:ascii="Times New Roman" w:eastAsia="Cambria" w:hAnsi="Times New Roman" w:cs="Times New Roman"/>
+          <w:color w:val="000000" w:themeColor="text1"/>
+          <w:sz w:val="28"/>
+          <w:szCs w:val="28"/>
+        </w:rPr>
+      </w:pPr>
+      <w:r>
+        <w:rPr>
+          <w:rFonts w:ascii="Times New Roman" w:eastAsia="Cambria" w:hAnsi="Times New Roman" w:cs="Times New Roman"/>
+          <w:color w:val="000000" w:themeColor="text1"/>
+          <w:sz w:val="28"/>
+          <w:szCs w:val="28"/>
+        </w:rPr>
+        <w:t xml:space="preserve">Gemini developer AI </w:t>
+      </w:r>
+      <w:r>
+        <w:rPr>
+          <w:rFonts w:ascii="Times New Roman" w:eastAsia="Cambria" w:hAnsi="Times New Roman" w:cs="Times New Roman"/>
+          <w:color w:val="000000" w:themeColor="text1"/>
+          <w:sz w:val="28"/>
+          <w:szCs w:val="28"/>
+          <w:lang w:val="kk-KZ"/>
+        </w:rPr>
+        <w:t>ресми сайты</w:t>
+      </w:r>
+      <w:r>
+        <w:rPr>
+          <w:rFonts w:ascii="Times New Roman" w:eastAsia="Cambria" w:hAnsi="Times New Roman" w:cs="Times New Roman"/>
+          <w:color w:val="000000" w:themeColor="text1"/>
+          <w:sz w:val="28"/>
+          <w:szCs w:val="28"/>
+        </w:rPr>
+        <w:t xml:space="preserve"> -  </w:t>
+      </w:r>
+      <w:hyperlink r:id="rId24" w:history="1">
+        <w:r>
+          <w:rPr>
+            <w:rStyle w:val="Hyperlink"/>
+            <w:rFonts w:ascii="Times New Roman" w:eastAsia="Cambria" w:hAnsi="Times New Roman" w:cs="Times New Roman"/>
+            <w:color w:val="000000" w:themeColor="text1"/>
+            <w:sz w:val="28"/>
+            <w:szCs w:val="28"/>
+          </w:rPr>
+          <w:t>https://ai.google.dev</w:t>
+        </w:r>
+      </w:hyperlink>
+    </w:p>
+    <w:p>
+      <w:pPr>
+        <w:pStyle w:val="ListParagraph"/>
+        <w:numPr>
+          <w:ilvl w:val="0"/>
+          <w:numId w:val="6"/>
+        </w:numPr>
+        <w:suppressAutoHyphens/>
+        <w:spacing w:after="0" w:line="240" w:lineRule="auto"/>
+        <w:rPr>
+          <w:rFonts w:ascii="Times New Roman" w:eastAsia="Cambria" w:hAnsi="Times New Roman" w:cs="Times New Roman"/>
+          <w:color w:val="000000" w:themeColor="text1"/>
+          <w:sz w:val="28"/>
+          <w:szCs w:val="28"/>
+        </w:rPr>
+      </w:pPr>
+      <w:r>
+        <w:rPr>
+          <w:rStyle w:val="Strong"/>
+          <w:rFonts w:ascii="Times New Roman" w:hAnsi="Times New Roman" w:cs="Times New Roman"/>
+          <w:color w:val="000000" w:themeColor="text1"/>
+          <w:sz w:val="28"/>
+          <w:szCs w:val="28"/>
+        </w:rPr>
+        <w:t>Biessek A.</w:t>
+      </w:r>
+      <w:r>
+        <w:rPr>
+          <w:rStyle w:val="apple-converted-space"/>
+          <w:rFonts w:ascii="Times New Roman" w:hAnsi="Times New Roman" w:cs="Times New Roman"/>
+          <w:color w:val="000000" w:themeColor="text1"/>
+          <w:sz w:val="28"/>
+          <w:szCs w:val="28"/>
+        </w:rPr>
+        <w:t> </w:t>
+      </w:r>
+      <w:r>
+        <w:rPr>
+          <w:rFonts w:ascii="Times New Roman" w:hAnsi="Times New Roman" w:cs="Times New Roman"/>
+          <w:color w:val="000000" w:themeColor="text1"/>
+          <w:sz w:val="28"/>
+          <w:szCs w:val="28"/>
+        </w:rPr>
+        <w:t>Flutter for Beginners. — Packt Publishing, 2020. — 474 с.</w:t>
+      </w:r>
+    </w:p>
+    <w:p>
+      <w:pPr>
+        <w:pStyle w:val="ListParagraph"/>
+        <w:numPr>
+          <w:ilvl w:val="0"/>
+          <w:numId w:val="6"/>
+        </w:numPr>
+        <w:suppressAutoHyphens/>
+        <w:spacing w:after="0" w:line="240" w:lineRule="auto"/>
+        <w:rPr>
+          <w:rFonts w:ascii="Times New Roman" w:eastAsia="Cambria" w:hAnsi="Times New Roman" w:cs="Times New Roman"/>
+          <w:color w:val="000000" w:themeColor="text1"/>
+          <w:sz w:val="28"/>
+          <w:szCs w:val="28"/>
+        </w:rPr>
+      </w:pPr>
+      <w:r>
+        <w:rPr>
+          <w:rStyle w:val="Strong"/>
+          <w:rFonts w:ascii="Times New Roman" w:hAnsi="Times New Roman" w:cs="Times New Roman"/>
+          <w:color w:val="000000" w:themeColor="text1"/>
+          <w:sz w:val="28"/>
+          <w:szCs w:val="28"/>
+          <w:lang w:val="kk-KZ"/>
+        </w:rPr>
+        <w:t xml:space="preserve"> </w:t>
+      </w:r>
+      <w:r>
+        <w:rPr>
+          <w:rStyle w:val="Strong"/>
+          <w:rFonts w:ascii="Times New Roman" w:hAnsi="Times New Roman" w:cs="Times New Roman"/>
+          <w:color w:val="000000" w:themeColor="text1"/>
+          <w:sz w:val="28"/>
+          <w:szCs w:val="28"/>
+        </w:rPr>
+        <w:t>Alessandria S.</w:t>
+      </w:r>
+      <w:r>
+        <w:rPr>
+          <w:rStyle w:val="apple-converted-space"/>
+          <w:rFonts w:ascii="Times New Roman" w:hAnsi="Times New Roman" w:cs="Times New Roman"/>
+          <w:color w:val="000000" w:themeColor="text1"/>
+          <w:sz w:val="28"/>
+          <w:szCs w:val="28"/>
+        </w:rPr>
+        <w:t> </w:t>
+      </w:r>
+      <w:r>
+        <w:rPr>
+          <w:rFonts w:ascii="Times New Roman" w:hAnsi="Times New Roman" w:cs="Times New Roman"/>
+          <w:color w:val="000000" w:themeColor="text1"/>
+          <w:sz w:val="28"/>
+          <w:szCs w:val="28"/>
+        </w:rPr>
+        <w:t>Flutter Cookbook. — O’Reilly Media, 2021. — 412 с.</w:t>
+      </w:r>
+    </w:p>
+    <w:p>
+      <w:pPr>
+        <w:pStyle w:val="ListParagraph"/>
+        <w:numPr>
+          <w:ilvl w:val="0"/>
+          <w:numId w:val="6"/>
+        </w:numPr>
+        <w:suppressAutoHyphens/>
+        <w:spacing w:after="0" w:line="240" w:lineRule="auto"/>
+        <w:rPr>
+          <w:rFonts w:ascii="Times New Roman" w:eastAsia="Cambria" w:hAnsi="Times New Roman" w:cs="Times New Roman"/>
+          <w:color w:val="000000" w:themeColor="text1"/>
+          <w:sz w:val="28"/>
+          <w:szCs w:val="28"/>
+        </w:rPr>
+      </w:pPr>
+      <w:r>
+        <w:rPr>
+          <w:rStyle w:val="Strong"/>
+          <w:rFonts w:ascii="Times New Roman" w:hAnsi="Times New Roman" w:cs="Times New Roman"/>
+          <w:color w:val="000000" w:themeColor="text1"/>
+          <w:sz w:val="28"/>
+          <w:szCs w:val="28"/>
+          <w:lang w:val="kk-KZ"/>
+        </w:rPr>
+        <w:t xml:space="preserve">  </w:t>
+      </w:r>
+      <w:r>
+        <w:rPr>
+          <w:rStyle w:val="Strong"/>
+          <w:rFonts w:ascii="Times New Roman" w:hAnsi="Times New Roman" w:cs="Times New Roman"/>
+          <w:color w:val="000000" w:themeColor="text1"/>
+          <w:sz w:val="28"/>
+          <w:szCs w:val="28"/>
+        </w:rPr>
+        <w:t>Flutter Team.</w:t>
+      </w:r>
+      <w:r>
+        <w:rPr>
+          <w:rStyle w:val="apple-converted-space"/>
+          <w:rFonts w:ascii="Times New Roman" w:hAnsi="Times New Roman" w:cs="Times New Roman"/>
+          <w:color w:val="000000" w:themeColor="text1"/>
+          <w:sz w:val="28"/>
+          <w:szCs w:val="28"/>
+        </w:rPr>
+        <w:t> </w:t>
+      </w:r>
+      <w:r>
+        <w:rPr>
+          <w:rFonts w:ascii="Times New Roman" w:hAnsi="Times New Roman" w:cs="Times New Roman"/>
+          <w:color w:val="000000" w:themeColor="text1"/>
+          <w:sz w:val="28"/>
+          <w:szCs w:val="28"/>
+        </w:rPr>
+        <w:t>Flutter Apprentice. — Razeware LLC, 2022. — 520 с.</w:t>
+      </w:r>
+    </w:p>
+    <w:p>
+      <w:pPr>
+        <w:pStyle w:val="ListParagraph"/>
+        <w:numPr>
+          <w:ilvl w:val="0"/>
+          <w:numId w:val="6"/>
+        </w:numPr>
+        <w:suppressAutoHyphens/>
+        <w:spacing w:after="0" w:line="240" w:lineRule="auto"/>
+        <w:rPr>
+          <w:rFonts w:ascii="Times New Roman" w:eastAsia="Cambria" w:hAnsi="Times New Roman" w:cs="Times New Roman"/>
+          <w:color w:val="000000" w:themeColor="text1"/>
+          <w:sz w:val="28"/>
+          <w:szCs w:val="28"/>
+        </w:rPr>
+      </w:pPr>
+      <w:r>
+        <w:rPr>
+          <w:rStyle w:val="Strong"/>
+          <w:rFonts w:ascii="Times New Roman" w:hAnsi="Times New Roman" w:cs="Times New Roman"/>
+          <w:color w:val="000000" w:themeColor="text1"/>
+          <w:sz w:val="28"/>
+          <w:szCs w:val="28"/>
+          <w:lang w:val="kk-KZ"/>
+        </w:rPr>
+        <w:t xml:space="preserve"> </w:t>
+      </w:r>
+      <w:r>
+        <w:rPr>
+          <w:rStyle w:val="Strong"/>
+          <w:rFonts w:ascii="Times New Roman" w:hAnsi="Times New Roman" w:cs="Times New Roman"/>
+          <w:color w:val="000000" w:themeColor="text1"/>
+          <w:sz w:val="28"/>
+          <w:szCs w:val="28"/>
+        </w:rPr>
+        <w:t>Vincent W.S.</w:t>
+      </w:r>
+      <w:r>
+        <w:rPr>
+          <w:rStyle w:val="apple-converted-space"/>
+          <w:rFonts w:ascii="Times New Roman" w:hAnsi="Times New Roman" w:cs="Times New Roman"/>
+          <w:color w:val="000000" w:themeColor="text1"/>
+          <w:sz w:val="28"/>
+          <w:szCs w:val="28"/>
+        </w:rPr>
+        <w:t> </w:t>
+      </w:r>
+      <w:r>
+        <w:rPr>
+          <w:rFonts w:ascii="Times New Roman" w:hAnsi="Times New Roman" w:cs="Times New Roman"/>
+          <w:color w:val="000000" w:themeColor="text1"/>
+          <w:sz w:val="28"/>
+          <w:szCs w:val="28"/>
+        </w:rPr>
+        <w:t>Django for Beginners. — Independently Published, 2021. — 387 с.</w:t>
+      </w:r>
+    </w:p>
+    <w:p>
+      <w:pPr>
+        <w:pStyle w:val="ListParagraph"/>
+        <w:numPr>
+          <w:ilvl w:val="0"/>
+          <w:numId w:val="6"/>
+        </w:numPr>
+        <w:suppressAutoHyphens/>
+        <w:spacing w:after="0" w:line="240" w:lineRule="auto"/>
+        <w:rPr>
+          <w:rFonts w:ascii="Times New Roman" w:eastAsia="Cambria" w:hAnsi="Times New Roman" w:cs="Times New Roman"/>
+          <w:color w:val="000000" w:themeColor="text1"/>
+          <w:sz w:val="28"/>
+          <w:szCs w:val="28"/>
+        </w:rPr>
+      </w:pPr>
+      <w:r>
+        <w:rPr>
+          <w:rStyle w:val="Strong"/>
+          <w:rFonts w:ascii="Times New Roman" w:hAnsi="Times New Roman" w:cs="Times New Roman"/>
+          <w:color w:val="000000" w:themeColor="text1"/>
+          <w:sz w:val="28"/>
+          <w:szCs w:val="28"/>
+          <w:lang w:val="kk-KZ"/>
+        </w:rPr>
+        <w:t xml:space="preserve"> </w:t>
+      </w:r>
+      <w:r>
+        <w:rPr>
+          <w:rStyle w:val="Strong"/>
+          <w:rFonts w:ascii="Times New Roman" w:hAnsi="Times New Roman" w:cs="Times New Roman"/>
+          <w:color w:val="000000" w:themeColor="text1"/>
+          <w:sz w:val="28"/>
+          <w:szCs w:val="28"/>
+        </w:rPr>
+        <w:t>Feldroy A., Feldroy D.</w:t>
+      </w:r>
+      <w:r>
+        <w:rPr>
+          <w:rStyle w:val="apple-converted-space"/>
+          <w:rFonts w:ascii="Times New Roman" w:hAnsi="Times New Roman" w:cs="Times New Roman"/>
+          <w:color w:val="000000" w:themeColor="text1"/>
+          <w:sz w:val="28"/>
+          <w:szCs w:val="28"/>
+        </w:rPr>
+        <w:t> </w:t>
+      </w:r>
+      <w:r>
+        <w:rPr>
+          <w:rFonts w:ascii="Times New Roman" w:hAnsi="Times New Roman" w:cs="Times New Roman"/>
+          <w:color w:val="000000" w:themeColor="text1"/>
+          <w:sz w:val="28"/>
+          <w:szCs w:val="28"/>
+        </w:rPr>
+        <w:t>Two Scoops of Django. — Two Scoops Press, 2022. — 482 с.</w:t>
+      </w:r>
+    </w:p>
+    <w:p>
+      <w:pPr>
+        <w:pStyle w:val="ListParagraph"/>
+        <w:numPr>
+          <w:ilvl w:val="0"/>
+          <w:numId w:val="6"/>
+        </w:numPr>
+        <w:suppressAutoHyphens/>
+        <w:spacing w:after="0" w:line="240" w:lineRule="auto"/>
+        <w:rPr>
+          <w:rFonts w:ascii="Times New Roman" w:eastAsia="Cambria" w:hAnsi="Times New Roman" w:cs="Times New Roman"/>
+          <w:color w:val="000000" w:themeColor="text1"/>
+          <w:sz w:val="28"/>
+          <w:szCs w:val="28"/>
+        </w:rPr>
+      </w:pPr>
+      <w:r>
+        <w:rPr>
+          <w:rStyle w:val="Strong"/>
+          <w:rFonts w:ascii="Times New Roman" w:hAnsi="Times New Roman" w:cs="Times New Roman"/>
+          <w:color w:val="000000" w:themeColor="text1"/>
+          <w:sz w:val="28"/>
+          <w:szCs w:val="28"/>
+          <w:lang w:val="kk-KZ"/>
+        </w:rPr>
+        <w:t xml:space="preserve"> </w:t>
+      </w:r>
+      <w:r>
+        <w:rPr>
+          <w:rStyle w:val="Strong"/>
+          <w:rFonts w:ascii="Times New Roman" w:hAnsi="Times New Roman" w:cs="Times New Roman"/>
+          <w:color w:val="000000" w:themeColor="text1"/>
+          <w:sz w:val="28"/>
+          <w:szCs w:val="28"/>
+        </w:rPr>
+        <w:t>Hillar G.C.</w:t>
+      </w:r>
+      <w:r>
+        <w:rPr>
+          <w:rStyle w:val="apple-converted-space"/>
+          <w:rFonts w:ascii="Times New Roman" w:hAnsi="Times New Roman" w:cs="Times New Roman"/>
+          <w:color w:val="000000" w:themeColor="text1"/>
+          <w:sz w:val="28"/>
+          <w:szCs w:val="28"/>
+        </w:rPr>
+        <w:t> </w:t>
+      </w:r>
+      <w:r>
+        <w:rPr>
+          <w:rFonts w:ascii="Times New Roman" w:hAnsi="Times New Roman" w:cs="Times New Roman"/>
+          <w:color w:val="000000" w:themeColor="text1"/>
+          <w:sz w:val="28"/>
+          <w:szCs w:val="28"/>
+        </w:rPr>
+        <w:t>Django RESTful Web Services. — Packt Publishing, 2018. — 394 с.</w:t>
+      </w:r>
+    </w:p>
+    <w:p>
+      <w:pPr>
+        <w:jc w:val="center"/>
+        <w:rPr>
+          <w:rFonts w:ascii="Times New Roman" w:hAnsi="Times New Roman" w:cs="Times New Roman"/>
+          <w:b/>
+          <w:bCs/>
+          <w:sz w:val="28"/>
+          <w:szCs w:val="28"/>
+        </w:rPr>
+      </w:pPr>
+    </w:p>
+    <w:p>
+      <w:pPr>
+        <w:jc w:val="center"/>
+        <w:rPr>
+          <w:rFonts w:ascii="Times New Roman" w:hAnsi="Times New Roman" w:cs="Times New Roman"/>
+          <w:b/>
+          <w:bCs/>
+          <w:sz w:val="28"/>
+          <w:szCs w:val="28"/>
+          <w:lang w:val="en-US"/>
+        </w:rPr>
+      </w:pPr>
+      <w:r>
+        <w:rPr>
+          <w:rFonts w:ascii="Times New Roman" w:hAnsi="Times New Roman" w:cs="Times New Roman"/>
+          <w:b/>
+          <w:bCs/>
+          <w:sz w:val="28"/>
+          <w:szCs w:val="28"/>
+          <w:lang w:val="kk-KZ"/>
+        </w:rPr>
+        <w:br w:type="page"/>
+      </w:r>
+      <w:r>
+        <w:rPr>
+          <w:rFonts w:ascii="Times New Roman" w:hAnsi="Times New Roman" w:cs="Times New Roman"/>
+          <w:b/>
+          <w:bCs/>
+          <w:sz w:val="28"/>
+          <w:szCs w:val="28"/>
+          <w:lang w:val="kk-KZ"/>
+        </w:rPr>
+        <w:lastRenderedPageBreak/>
+        <w:t xml:space="preserve">А қосымшасы. </w:t>
+      </w:r>
+    </w:p>
+    <w:p>
+      <w:pPr>
+        <w:jc w:val="center"/>
+        <w:rPr>
+          <w:rFonts w:ascii="Times New Roman" w:hAnsi="Times New Roman" w:cs="Times New Roman"/>
+          <w:sz w:val="28"/>
+          <w:szCs w:val="28"/>
+          <w:lang w:val="ru-RU"/>
+        </w:rPr>
+      </w:pPr>
+      <w:r>
+        <w:rPr>
+          <w:rFonts w:ascii="Times New Roman" w:hAnsi="Times New Roman" w:cs="Times New Roman"/>
+          <w:sz w:val="28"/>
+          <w:szCs w:val="28"/>
+          <w:lang w:val="ru-RU"/>
+        </w:rPr>
+        <w:t>(</w:t>
+      </w:r>
+      <w:r>
+        <w:rPr>
+          <w:rFonts w:ascii="Times New Roman" w:hAnsi="Times New Roman" w:cs="Times New Roman"/>
+          <w:sz w:val="28"/>
+          <w:szCs w:val="28"/>
+          <w:lang w:val="kk-KZ"/>
+        </w:rPr>
+        <w:t>міндетті</w:t>
+      </w:r>
+      <w:r>
+        <w:rPr>
+          <w:rFonts w:ascii="Times New Roman" w:hAnsi="Times New Roman" w:cs="Times New Roman"/>
+          <w:sz w:val="28"/>
+          <w:szCs w:val="28"/>
+          <w:lang w:val="ru-RU"/>
+        </w:rPr>
+        <w:t>)</w:t>
+      </w:r>
+    </w:p>
+    <w:p>
+      <w:pPr>
+        <w:jc w:val="center"/>
+        <w:rPr>
+          <w:rFonts w:ascii="Times New Roman" w:hAnsi="Times New Roman" w:cs="Times New Roman"/>
+          <w:sz w:val="28"/>
+          <w:szCs w:val="28"/>
+          <w:lang w:val="kk-KZ"/>
+        </w:rPr>
+      </w:pPr>
+      <w:r>
+        <w:rPr>
+          <w:rFonts w:ascii="Times New Roman" w:hAnsi="Times New Roman" w:cs="Times New Roman"/>
+          <w:sz w:val="28"/>
+          <w:szCs w:val="28"/>
+          <w:lang w:val="kk-KZ"/>
+        </w:rPr>
+        <w:t>Техникалық тапсырма</w:t>
+      </w:r>
+      <w:r>
+        <w:rPr>
+          <w:rFonts w:ascii="Times New Roman" w:hAnsi="Times New Roman" w:cs="Times New Roman"/>
+          <w:sz w:val="28"/>
+          <w:szCs w:val="28"/>
+          <w:lang w:val="kk-KZ"/>
+        </w:rPr>
+        <w:br/>
+      </w:r>
+    </w:p>
+    <w:p>
+      <w:pPr>
+        <w:jc w:val="center"/>
+        <w:rPr>
+          <w:rFonts w:ascii="Times New Roman" w:hAnsi="Times New Roman" w:cs="Times New Roman"/>
+          <w:b/>
+          <w:bCs/>
+          <w:sz w:val="28"/>
+          <w:szCs w:val="28"/>
+          <w:lang w:val="kk-KZ"/>
+        </w:rPr>
+      </w:pPr>
+    </w:p>
+    <w:p>
+      <w:pPr>
+        <w:jc w:val="center"/>
+        <w:rPr>
+          <w:rFonts w:ascii="Times New Roman" w:hAnsi="Times New Roman" w:cs="Times New Roman"/>
+          <w:b/>
+          <w:bCs/>
+          <w:sz w:val="28"/>
+          <w:szCs w:val="28"/>
+          <w:lang w:val="kk-KZ"/>
+        </w:rPr>
+      </w:pPr>
+      <w:r>
+        <w:rPr>
+          <w:rFonts w:ascii="Times New Roman" w:hAnsi="Times New Roman" w:cs="Times New Roman"/>
+          <w:b/>
+          <w:bCs/>
+          <w:sz w:val="28"/>
+          <w:szCs w:val="28"/>
+          <w:lang w:val="kk-KZ"/>
+        </w:rPr>
+        <w:br w:type="page"/>
+      </w:r>
+      <w:r>
+        <w:rPr>
+          <w:rFonts w:ascii="Times New Roman" w:hAnsi="Times New Roman" w:cs="Times New Roman"/>
+          <w:b/>
+          <w:bCs/>
+          <w:sz w:val="28"/>
+          <w:szCs w:val="28"/>
+          <w:lang w:val="kk-KZ"/>
+        </w:rPr>
+        <w:lastRenderedPageBreak/>
         <w:t>Б қосымшасы. Бағдарлама листингі</w:t>
       </w:r>
     </w:p>
@@ -13434,6 +14357,178 @@
     </w:sectPr>
   </w:body>
 </w:document>
+</file>
+
+<file path=word/endnotes.xml><?xml version="1.0" encoding="utf-8"?>
+<w:endnotes xmlns:wpc="http://schemas.microsoft.com/office/word/2010/wordprocessingCanvas" xmlns:cx="http://schemas.microsoft.com/office/drawing/2014/chartex" xmlns:cx1="http://schemas.microsoft.com/office/drawing/2015/9/8/chartex" xmlns:cx2="http://schemas.microsoft.com/office/drawing/2015/10/21/chartex" xmlns:cx3="http://schemas.microsoft.com/office/drawing/2016/5/9/chartex" xmlns:cx4="http://schemas.microsoft.com/office/drawing/2016/5/10/chartex" xmlns:cx5="http://schemas.microsoft.com/office/drawing/2016/5/11/chartex" xmlns:cx6="http://schemas.microsoft.com/office/drawing/2016/5/12/chartex" xmlns:cx7="http://schemas.microsoft.com/office/drawing/2016/5/13/chartex" xmlns:cx8="http://schemas.microsoft.com/office/drawing/2016/5/14/chartex" xmlns:mc="http://schemas.openxmlformats.org/markup-compatibility/2006" xmlns:aink="http://schemas.microsoft.com/office/drawing/2016/ink" xmlns:am3d="http://schemas.microsoft.com/office/drawing/2017/model3d" xmlns:o="urn:schemas-microsoft-com:office:office" xmlns:oel="http://schemas.microsoft.com/office/2019/extlst" xmlns:r="http://schemas.openxmlformats.org/officeDocument/2006/relationships" xmlns:m="http://schemas.openxmlformats.org/officeDocument/2006/math" xmlns:v="urn:schemas-microsoft-com:vml" xmlns:wp14="http://schemas.microsoft.com/office/word/2010/wordprocessingDrawing" xmlns:wp="http://schemas.openxmlformats.org/drawingml/2006/wordprocessingDrawing" xmlns:w10="urn:schemas-microsoft-com:office:word" xmlns:w="http://schemas.openxmlformats.org/wordprocessingml/2006/main" xmlns:w14="http://schemas.microsoft.com/office/word/2010/wordml" xmlns:w15="http://schemas.microsoft.com/office/word/2012/wordml" xmlns:w16cex="http://schemas.microsoft.com/office/word/2018/wordml/cex" xmlns:w16cid="http://schemas.microsoft.com/office/word/2016/wordml/cid" xmlns:w16="http://schemas.microsoft.com/office/word/2018/wordml" xmlns:w16du="http://schemas.microsoft.com/office/word/2023/wordml/word16du" xmlns:w16sdtdh="http://schemas.microsoft.com/office/word/2020/wordml/sdtdatahash" xmlns:w16sdtfl="http://schemas.microsoft.com/office/word/2024/wordml/sdtformatlock" xmlns:w16se="http://schemas.microsoft.com/office/word/2015/wordml/symex" xmlns:wpg="http://schemas.microsoft.com/office/word/2010/wordprocessingGroup" xmlns:wpi="http://schemas.microsoft.com/office/word/2010/wordprocessingInk" xmlns:wne="http://schemas.microsoft.com/office/word/2006/wordml" xmlns:wps="http://schemas.microsoft.com/office/word/2010/wordprocessingShape" mc:Ignorable="w14 w15 w16se w16cid w16 w16cex w16sdtdh w16sdtfl w16du wp14">
+  <w:endnote w:type="separator" w:id="-1">
+    <w:p>
+      <w:pPr>
+        <w:spacing w:after="0" w:line="240" w:lineRule="auto"/>
+      </w:pPr>
+      <w:r>
+        <w:separator/>
+      </w:r>
+    </w:p>
+  </w:endnote>
+  <w:endnote w:type="continuationSeparator" w:id="0">
+    <w:p>
+      <w:pPr>
+        <w:spacing w:after="0" w:line="240" w:lineRule="auto"/>
+      </w:pPr>
+      <w:r>
+        <w:continuationSeparator/>
+      </w:r>
+    </w:p>
+  </w:endnote>
+</w:endnotes>
+</file>
+
+<file path=word/footer1.xml><?xml version="1.0" encoding="utf-8"?>
+<w:ftr xmlns:wpc="http://schemas.microsoft.com/office/word/2010/wordprocessingCanvas" xmlns:cx="http://schemas.microsoft.com/office/drawing/2014/chartex" xmlns:cx1="http://schemas.microsoft.com/office/drawing/2015/9/8/chartex" xmlns:cx2="http://schemas.microsoft.com/office/drawing/2015/10/21/chartex" xmlns:cx3="http://schemas.microsoft.com/office/drawing/2016/5/9/chartex" xmlns:cx4="http://schemas.microsoft.com/office/drawing/2016/5/10/chartex" xmlns:cx5="http://schemas.microsoft.com/office/drawing/2016/5/11/chartex" xmlns:cx6="http://schemas.microsoft.com/office/drawing/2016/5/12/chartex" xmlns:cx7="http://schemas.microsoft.com/office/drawing/2016/5/13/chartex" xmlns:cx8="http://schemas.microsoft.com/office/drawing/2016/5/14/chartex" xmlns:mc="http://schemas.openxmlformats.org/markup-compatibility/2006" xmlns:aink="http://schemas.microsoft.com/office/drawing/2016/ink" xmlns:am3d="http://schemas.microsoft.com/office/drawing/2017/model3d" xmlns:o="urn:schemas-microsoft-com:office:office" xmlns:oel="http://schemas.microsoft.com/office/2019/extlst" xmlns:r="http://schemas.openxmlformats.org/officeDocument/2006/relationships" xmlns:m="http://schemas.openxmlformats.org/officeDocument/2006/math" xmlns:v="urn:schemas-microsoft-com:vml" xmlns:wp14="http://schemas.microsoft.com/office/word/2010/wordprocessingDrawing" xmlns:wp="http://schemas.openxmlformats.org/drawingml/2006/wordprocessingDrawing" xmlns:w10="urn:schemas-microsoft-com:office:word" xmlns:w="http://schemas.openxmlformats.org/wordprocessingml/2006/main" xmlns:w14="http://schemas.microsoft.com/office/word/2010/wordml" xmlns:w15="http://schemas.microsoft.com/office/word/2012/wordml" xmlns:w16cex="http://schemas.microsoft.com/office/word/2018/wordml/cex" xmlns:w16cid="http://schemas.microsoft.com/office/word/2016/wordml/cid" xmlns:w16="http://schemas.microsoft.com/office/word/2018/wordml" xmlns:w16du="http://schemas.microsoft.com/office/word/2023/wordml/word16du" xmlns:w16sdtdh="http://schemas.microsoft.com/office/word/2020/wordml/sdtdatahash" xmlns:w16sdtfl="http://schemas.microsoft.com/office/word/2024/wordml/sdtformatlock" xmlns:w16se="http://schemas.microsoft.com/office/word/2015/wordml/symex" xmlns:wpg="http://schemas.microsoft.com/office/word/2010/wordprocessingGroup" xmlns:wpi="http://schemas.microsoft.com/office/word/2010/wordprocessingInk" xmlns:wne="http://schemas.microsoft.com/office/word/2006/wordml" xmlns:wps="http://schemas.microsoft.com/office/word/2010/wordprocessingShape" mc:Ignorable="w14 w15 w16se w16cid w16 w16cex w16sdtdh w16sdtfl w16du wp14">
+  <w:sdt>
+    <w:sdtPr>
+      <w:rPr>
+        <w:rStyle w:val="PageNumber"/>
+      </w:rPr>
+      <w:id w:val="-1221288084"/>
+      <w:docPartObj>
+        <w:docPartGallery w:val="Page Numbers (Bottom of Page)"/>
+        <w:docPartUnique/>
+      </w:docPartObj>
+    </w:sdtPr>
+    <w:sdtContent>
+      <w:p>
+        <w:pPr>
+          <w:pStyle w:val="Footer"/>
+          <w:framePr w:wrap="none" w:vAnchor="text" w:hAnchor="margin" w:xAlign="center" w:y="1"/>
+          <w:rPr>
+            <w:rStyle w:val="PageNumber"/>
+          </w:rPr>
+        </w:pPr>
+        <w:r>
+          <w:rPr>
+            <w:rStyle w:val="PageNumber"/>
+          </w:rPr>
+          <w:fldChar w:fldCharType="begin"/>
+        </w:r>
+        <w:r>
+          <w:rPr>
+            <w:rStyle w:val="PageNumber"/>
+          </w:rPr>
+          <w:instrText xml:space="preserve"> PAGE </w:instrText>
+        </w:r>
+        <w:r>
+          <w:rPr>
+            <w:rStyle w:val="PageNumber"/>
+          </w:rPr>
+          <w:fldChar w:fldCharType="end"/>
+        </w:r>
+      </w:p>
+    </w:sdtContent>
+  </w:sdt>
+  <w:p>
+    <w:pPr>
+      <w:pStyle w:val="Footer"/>
+    </w:pPr>
+  </w:p>
+</w:ftr>
+</file>
+
+<file path=word/footer2.xml><?xml version="1.0" encoding="utf-8"?>
+<w:ftr xmlns:wpc="http://schemas.microsoft.com/office/word/2010/wordprocessingCanvas" xmlns:cx="http://schemas.microsoft.com/office/drawing/2014/chartex" xmlns:cx1="http://schemas.microsoft.com/office/drawing/2015/9/8/chartex" xmlns:cx2="http://schemas.microsoft.com/office/drawing/2015/10/21/chartex" xmlns:cx3="http://schemas.microsoft.com/office/drawing/2016/5/9/chartex" xmlns:cx4="http://schemas.microsoft.com/office/drawing/2016/5/10/chartex" xmlns:cx5="http://schemas.microsoft.com/office/drawing/2016/5/11/chartex" xmlns:cx6="http://schemas.microsoft.com/office/drawing/2016/5/12/chartex" xmlns:cx7="http://schemas.microsoft.com/office/drawing/2016/5/13/chartex" xmlns:cx8="http://schemas.microsoft.com/office/drawing/2016/5/14/chartex" xmlns:mc="http://schemas.openxmlformats.org/markup-compatibility/2006" xmlns:aink="http://schemas.microsoft.com/office/drawing/2016/ink" xmlns:am3d="http://schemas.microsoft.com/office/drawing/2017/model3d" xmlns:o="urn:schemas-microsoft-com:office:office" xmlns:oel="http://schemas.microsoft.com/office/2019/extlst" xmlns:r="http://schemas.openxmlformats.org/officeDocument/2006/relationships" xmlns:m="http://schemas.openxmlformats.org/officeDocument/2006/math" xmlns:v="urn:schemas-microsoft-com:vml" xmlns:wp14="http://schemas.microsoft.com/office/word/2010/wordprocessingDrawing" xmlns:wp="http://schemas.openxmlformats.org/drawingml/2006/wordprocessingDrawing" xmlns:w10="urn:schemas-microsoft-com:office:word" xmlns:w="http://schemas.openxmlformats.org/wordprocessingml/2006/main" xmlns:w14="http://schemas.microsoft.com/office/word/2010/wordml" xmlns:w15="http://schemas.microsoft.com/office/word/2012/wordml" xmlns:w16cex="http://schemas.microsoft.com/office/word/2018/wordml/cex" xmlns:w16cid="http://schemas.microsoft.com/office/word/2016/wordml/cid" xmlns:w16="http://schemas.microsoft.com/office/word/2018/wordml" xmlns:w16du="http://schemas.microsoft.com/office/word/2023/wordml/word16du" xmlns:w16sdtdh="http://schemas.microsoft.com/office/word/2020/wordml/sdtdatahash" xmlns:w16sdtfl="http://schemas.microsoft.com/office/word/2024/wordml/sdtformatlock" xmlns:w16se="http://schemas.microsoft.com/office/word/2015/wordml/symex" xmlns:wpg="http://schemas.microsoft.com/office/word/2010/wordprocessingGroup" xmlns:wpi="http://schemas.microsoft.com/office/word/2010/wordprocessingInk" xmlns:wne="http://schemas.microsoft.com/office/word/2006/wordml" xmlns:wps="http://schemas.microsoft.com/office/word/2010/wordprocessingShape" mc:Ignorable="w14 w15 w16se w16cid w16 w16cex w16sdtdh w16sdtfl w16du wp14">
+  <w:sdt>
+    <w:sdtPr>
+      <w:rPr>
+        <w:rStyle w:val="PageNumber"/>
+      </w:rPr>
+      <w:id w:val="1678074365"/>
+      <w:docPartObj>
+        <w:docPartGallery w:val="Page Numbers (Bottom of Page)"/>
+        <w:docPartUnique/>
+      </w:docPartObj>
+    </w:sdtPr>
+    <w:sdtContent>
+      <w:p>
+        <w:pPr>
+          <w:pStyle w:val="Footer"/>
+          <w:framePr w:wrap="none" w:vAnchor="text" w:hAnchor="margin" w:xAlign="center" w:y="1"/>
+          <w:rPr>
+            <w:rStyle w:val="PageNumber"/>
+          </w:rPr>
+        </w:pPr>
+        <w:r>
+          <w:rPr>
+            <w:rStyle w:val="PageNumber"/>
+          </w:rPr>
+          <w:fldChar w:fldCharType="begin"/>
+        </w:r>
+        <w:r>
+          <w:rPr>
+            <w:rStyle w:val="PageNumber"/>
+          </w:rPr>
+          <w:instrText xml:space="preserve"> PAGE </w:instrText>
+        </w:r>
+        <w:r>
+          <w:rPr>
+            <w:rStyle w:val="PageNumber"/>
+          </w:rPr>
+          <w:fldChar w:fldCharType="separate"/>
+        </w:r>
+        <w:r>
+          <w:rPr>
+            <w:rStyle w:val="PageNumber"/>
+            <w:noProof/>
+          </w:rPr>
+          <w:t>1</w:t>
+        </w:r>
+        <w:r>
+          <w:rPr>
+            <w:rStyle w:val="PageNumber"/>
+            <w:noProof/>
+          </w:rPr>
+          <w:t>2</w:t>
+        </w:r>
+        <w:r>
+          <w:rPr>
+            <w:rStyle w:val="PageNumber"/>
+          </w:rPr>
+          <w:fldChar w:fldCharType="end"/>
+        </w:r>
+      </w:p>
+    </w:sdtContent>
+  </w:sdt>
+  <w:p>
+    <w:pPr>
+      <w:pStyle w:val="Footer"/>
+    </w:pPr>
+  </w:p>
+</w:ftr>
+</file>
+
+<file path=word/footnotes.xml><?xml version="1.0" encoding="utf-8"?>
+<w:footnotes xmlns:wpc="http://schemas.microsoft.com/office/word/2010/wordprocessingCanvas" xmlns:cx="http://schemas.microsoft.com/office/drawing/2014/chartex" xmlns:cx1="http://schemas.microsoft.com/office/drawing/2015/9/8/chartex" xmlns:cx2="http://schemas.microsoft.com/office/drawing/2015/10/21/chartex" xmlns:cx3="http://schemas.microsoft.com/office/drawing/2016/5/9/chartex" xmlns:cx4="http://schemas.microsoft.com/office/drawing/2016/5/10/chartex" xmlns:cx5="http://schemas.microsoft.com/office/drawing/2016/5/11/chartex" xmlns:cx6="http://schemas.microsoft.com/office/drawing/2016/5/12/chartex" xmlns:cx7="http://schemas.microsoft.com/office/drawing/2016/5/13/chartex" xmlns:cx8="http://schemas.microsoft.com/office/drawing/2016/5/14/chartex" xmlns:mc="http://schemas.openxmlformats.org/markup-compatibility/2006" xmlns:aink="http://schemas.microsoft.com/office/drawing/2016/ink" xmlns:am3d="http://schemas.microsoft.com/office/drawing/2017/model3d" xmlns:o="urn:schemas-microsoft-com:office:office" xmlns:oel="http://schemas.microsoft.com/office/2019/extlst" xmlns:r="http://schemas.openxmlformats.org/officeDocument/2006/relationships" xmlns:m="http://schemas.openxmlformats.org/officeDocument/2006/math" xmlns:v="urn:schemas-microsoft-com:vml" xmlns:wp14="http://schemas.microsoft.com/office/word/2010/wordprocessingDrawing" xmlns:wp="http://schemas.openxmlformats.org/drawingml/2006/wordprocessingDrawing" xmlns:w10="urn:schemas-microsoft-com:office:word" xmlns:w="http://schemas.openxmlformats.org/wordprocessingml/2006/main" xmlns:w14="http://schemas.microsoft.com/office/word/2010/wordml" xmlns:w15="http://schemas.microsoft.com/office/word/2012/wordml" xmlns:w16cex="http://schemas.microsoft.com/office/word/2018/wordml/cex" xmlns:w16cid="http://schemas.microsoft.com/office/word/2016/wordml/cid" xmlns:w16="http://schemas.microsoft.com/office/word/2018/wordml" xmlns:w16du="http://schemas.microsoft.com/office/word/2023/wordml/word16du" xmlns:w16sdtdh="http://schemas.microsoft.com/office/word/2020/wordml/sdtdatahash" xmlns:w16sdtfl="http://schemas.microsoft.com/office/word/2024/wordml/sdtformatlock" xmlns:w16se="http://schemas.microsoft.com/office/word/2015/wordml/symex" xmlns:wpg="http://schemas.microsoft.com/office/word/2010/wordprocessingGroup" xmlns:wpi="http://schemas.microsoft.com/office/word/2010/wordprocessingInk" xmlns:wne="http://schemas.microsoft.com/office/word/2006/wordml" xmlns:wps="http://schemas.microsoft.com/office/word/2010/wordprocessingShape" mc:Ignorable="w14 w15 w16se w16cid w16 w16cex w16sdtdh w16sdtfl w16du wp14">
+  <w:footnote w:type="separator" w:id="-1">
+    <w:p>
+      <w:pPr>
+        <w:spacing w:after="0" w:line="240" w:lineRule="auto"/>
+      </w:pPr>
+      <w:r>
+        <w:separator/>
+      </w:r>
+    </w:p>
+  </w:footnote>
+  <w:footnote w:type="continuationSeparator" w:id="0">
+    <w:p>
+      <w:pPr>
+        <w:spacing w:after="0" w:line="240" w:lineRule="auto"/>
+      </w:pPr>
+      <w:r>
+        <w:continuationSeparator/>
+      </w:r>
+    </w:p>
+  </w:footnote>
+</w:footnotes>
 </file>
 
 <file path=word/numbering.xml><?xml version="1.0" encoding="utf-8"?>
@@ -13560,6 +14655,209 @@
     </w:lvl>
   </w:abstractNum>
   <w:abstractNum w:abstractNumId="1" w15:restartNumberingAfterBreak="0">
+    <w:nsid w:val="13717FD1"/>
+    <w:multiLevelType w:val="multilevel"/>
+    <w:tmpl w:val="7CCAB398"/>
+    <w:lvl w:ilvl="0">
+      <w:start w:val="2"/>
+      <w:numFmt w:val="decimal"/>
+      <w:lvlText w:val="%1"/>
+      <w:lvlJc w:val="left"/>
+      <w:pPr>
+        <w:ind w:left="360" w:hanging="360"/>
+      </w:pPr>
+      <w:rPr>
+        <w:rFonts w:hint="default"/>
+      </w:rPr>
+    </w:lvl>
+    <w:lvl w:ilvl="1">
+      <w:start w:val="1"/>
+      <w:numFmt w:val="decimal"/>
+      <w:lvlText w:val="%1.%2"/>
+      <w:lvlJc w:val="left"/>
+      <w:pPr>
+        <w:ind w:left="360" w:hanging="360"/>
+      </w:pPr>
+      <w:rPr>
+        <w:rFonts w:hint="default"/>
+      </w:rPr>
+    </w:lvl>
+    <w:lvl w:ilvl="2">
+      <w:start w:val="1"/>
+      <w:numFmt w:val="decimal"/>
+      <w:lvlText w:val="%1.%2.%3"/>
+      <w:lvlJc w:val="left"/>
+      <w:pPr>
+        <w:ind w:left="720" w:hanging="720"/>
+      </w:pPr>
+      <w:rPr>
+        <w:rFonts w:hint="default"/>
+      </w:rPr>
+    </w:lvl>
+    <w:lvl w:ilvl="3">
+      <w:start w:val="1"/>
+      <w:numFmt w:val="decimal"/>
+      <w:lvlText w:val="%1.%2.%3.%4"/>
+      <w:lvlJc w:val="left"/>
+      <w:pPr>
+        <w:ind w:left="1080" w:hanging="1080"/>
+      </w:pPr>
+      <w:rPr>
+        <w:rFonts w:hint="default"/>
+      </w:rPr>
+    </w:lvl>
+    <w:lvl w:ilvl="4">
+      <w:start w:val="1"/>
+      <w:numFmt w:val="decimal"/>
+      <w:lvlText w:val="%1.%2.%3.%4.%5"/>
+      <w:lvlJc w:val="left"/>
+      <w:pPr>
+        <w:ind w:left="1080" w:hanging="1080"/>
+      </w:pPr>
+      <w:rPr>
+        <w:rFonts w:hint="default"/>
+      </w:rPr>
+    </w:lvl>
+    <w:lvl w:ilvl="5">
+      <w:start w:val="1"/>
+      <w:numFmt w:val="decimal"/>
+      <w:lvlText w:val="%1.%2.%3.%4.%5.%6"/>
+      <w:lvlJc w:val="left"/>
+      <w:pPr>
+        <w:ind w:left="1440" w:hanging="1440"/>
+      </w:pPr>
+      <w:rPr>
+        <w:rFonts w:hint="default"/>
+      </w:rPr>
+    </w:lvl>
+    <w:lvl w:ilvl="6">
+      <w:start w:val="1"/>
+      <w:numFmt w:val="decimal"/>
+      <w:lvlText w:val="%1.%2.%3.%4.%5.%6.%7"/>
+      <w:lvlJc w:val="left"/>
+      <w:pPr>
+        <w:ind w:left="1440" w:hanging="1440"/>
+      </w:pPr>
+      <w:rPr>
+        <w:rFonts w:hint="default"/>
+      </w:rPr>
+    </w:lvl>
+    <w:lvl w:ilvl="7">
+      <w:start w:val="1"/>
+      <w:numFmt w:val="decimal"/>
+      <w:lvlText w:val="%1.%2.%3.%4.%5.%6.%7.%8"/>
+      <w:lvlJc w:val="left"/>
+      <w:pPr>
+        <w:ind w:left="1800" w:hanging="1800"/>
+      </w:pPr>
+      <w:rPr>
+        <w:rFonts w:hint="default"/>
+      </w:rPr>
+    </w:lvl>
+    <w:lvl w:ilvl="8">
+      <w:start w:val="1"/>
+      <w:numFmt w:val="decimal"/>
+      <w:lvlText w:val="%1.%2.%3.%4.%5.%6.%7.%8.%9"/>
+      <w:lvlJc w:val="left"/>
+      <w:pPr>
+        <w:ind w:left="2160" w:hanging="2160"/>
+      </w:pPr>
+      <w:rPr>
+        <w:rFonts w:hint="default"/>
+      </w:rPr>
+    </w:lvl>
+  </w:abstractNum>
+  <w:abstractNum w:abstractNumId="2" w15:restartNumberingAfterBreak="0">
+    <w:nsid w:val="398E4F3C"/>
+    <w:multiLevelType w:val="hybridMultilevel"/>
+    <w:tmpl w:val="655E3F84"/>
+    <w:lvl w:ilvl="0" w:tplc="585C2890">
+      <w:start w:val="1"/>
+      <w:numFmt w:val="decimal"/>
+      <w:lvlText w:val="%1."/>
+      <w:lvlJc w:val="left"/>
+      <w:pPr>
+        <w:ind w:left="720" w:hanging="360"/>
+      </w:pPr>
+      <w:rPr>
+        <w:rFonts w:hint="default"/>
+        <w:color w:val="000000" w:themeColor="text1"/>
+      </w:rPr>
+    </w:lvl>
+    <w:lvl w:ilvl="1" w:tplc="04090019" w:tentative="1">
+      <w:start w:val="1"/>
+      <w:numFmt w:val="lowerLetter"/>
+      <w:lvlText w:val="%2."/>
+      <w:lvlJc w:val="left"/>
+      <w:pPr>
+        <w:ind w:left="1440" w:hanging="360"/>
+      </w:pPr>
+    </w:lvl>
+    <w:lvl w:ilvl="2" w:tplc="0409001B" w:tentative="1">
+      <w:start w:val="1"/>
+      <w:numFmt w:val="lowerRoman"/>
+      <w:lvlText w:val="%3."/>
+      <w:lvlJc w:val="right"/>
+      <w:pPr>
+        <w:ind w:left="2160" w:hanging="180"/>
+      </w:pPr>
+    </w:lvl>
+    <w:lvl w:ilvl="3" w:tplc="0409000F" w:tentative="1">
+      <w:start w:val="1"/>
+      <w:numFmt w:val="decimal"/>
+      <w:lvlText w:val="%4."/>
+      <w:lvlJc w:val="left"/>
+      <w:pPr>
+        <w:ind w:left="2880" w:hanging="360"/>
+      </w:pPr>
+    </w:lvl>
+    <w:lvl w:ilvl="4" w:tplc="04090019" w:tentative="1">
+      <w:start w:val="1"/>
+      <w:numFmt w:val="lowerLetter"/>
+      <w:lvlText w:val="%5."/>
+      <w:lvlJc w:val="left"/>
+      <w:pPr>
+        <w:ind w:left="3600" w:hanging="360"/>
+      </w:pPr>
+    </w:lvl>
+    <w:lvl w:ilvl="5" w:tplc="0409001B" w:tentative="1">
+      <w:start w:val="1"/>
+      <w:numFmt w:val="lowerRoman"/>
+      <w:lvlText w:val="%6."/>
+      <w:lvlJc w:val="right"/>
+      <w:pPr>
+        <w:ind w:left="4320" w:hanging="180"/>
+      </w:pPr>
+    </w:lvl>
+    <w:lvl w:ilvl="6" w:tplc="0409000F" w:tentative="1">
+      <w:start w:val="1"/>
+      <w:numFmt w:val="decimal"/>
+      <w:lvlText w:val="%7."/>
+      <w:lvlJc w:val="left"/>
+      <w:pPr>
+        <w:ind w:left="5040" w:hanging="360"/>
+      </w:pPr>
+    </w:lvl>
+    <w:lvl w:ilvl="7" w:tplc="04090019" w:tentative="1">
+      <w:start w:val="1"/>
+      <w:numFmt w:val="lowerLetter"/>
+      <w:lvlText w:val="%8."/>
+      <w:lvlJc w:val="left"/>
+      <w:pPr>
+        <w:ind w:left="5760" w:hanging="360"/>
+      </w:pPr>
+    </w:lvl>
+    <w:lvl w:ilvl="8" w:tplc="0409001B" w:tentative="1">
+      <w:start w:val="1"/>
+      <w:numFmt w:val="lowerRoman"/>
+      <w:lvlText w:val="%9."/>
+      <w:lvlJc w:val="right"/>
+      <w:pPr>
+        <w:ind w:left="6480" w:hanging="180"/>
+      </w:pPr>
+    </w:lvl>
+  </w:abstractNum>
+  <w:abstractNum w:abstractNumId="3" w15:restartNumberingAfterBreak="0">
     <w:nsid w:val="6E1D1D95"/>
     <w:multiLevelType w:val="multilevel"/>
     <w:tmpl w:val="9A38C67A"/>
@@ -13587,7 +14885,7 @@
       <w:lvlText w:val="%1.%2"/>
       <w:lvlJc w:val="left"/>
       <w:pPr>
-        <w:ind w:left="1472" w:hanging="423"/>
+        <w:ind w:left="1557" w:hanging="423"/>
       </w:pPr>
       <w:rPr>
         <w:rFonts w:ascii="Times New Roman" w:eastAsia="Times New Roman" w:hAnsi="Times New Roman" w:cs="Times New Roman" w:hint="default"/>
@@ -13691,7 +14989,7 @@
       </w:rPr>
     </w:lvl>
   </w:abstractNum>
-  <w:abstractNum w:abstractNumId="2" w15:restartNumberingAfterBreak="0">
+  <w:abstractNum w:abstractNumId="4" w15:restartNumberingAfterBreak="0">
     <w:nsid w:val="76B136AA"/>
     <w:multiLevelType w:val="multilevel"/>
     <w:tmpl w:val="C25235E2"/>
@@ -13816,7 +15114,7 @@
       </w:rPr>
     </w:lvl>
   </w:abstractNum>
-  <w:abstractNum w:abstractNumId="3" w15:restartNumberingAfterBreak="0">
+  <w:abstractNum w:abstractNumId="5" w15:restartNumberingAfterBreak="0">
     <w:nsid w:val="79591BAA"/>
     <w:multiLevelType w:val="multilevel"/>
     <w:tmpl w:val="9A46D9C0"/>
@@ -13938,16 +15236,22 @@
     </w:lvl>
   </w:abstractNum>
   <w:num w:numId="1" w16cid:durableId="487793779">
-    <w:abstractNumId w:val="3"/>
+    <w:abstractNumId w:val="5"/>
   </w:num>
   <w:num w:numId="2" w16cid:durableId="299574844">
-    <w:abstractNumId w:val="2"/>
+    <w:abstractNumId w:val="4"/>
   </w:num>
   <w:num w:numId="3" w16cid:durableId="1599947570">
-    <w:abstractNumId w:val="1"/>
+    <w:abstractNumId w:val="3"/>
   </w:num>
   <w:num w:numId="4" w16cid:durableId="809640578">
     <w:abstractNumId w:val="0"/>
+  </w:num>
+  <w:num w:numId="5" w16cid:durableId="1077752577">
+    <w:abstractNumId w:val="1"/>
+  </w:num>
+  <w:num w:numId="6" w16cid:durableId="818114151">
+    <w:abstractNumId w:val="2"/>
   </w:num>
 </w:numbering>
 </file>
@@ -14151,7 +15455,7 @@
     <w:lsdException w:name="Medium Shading 2 Accent 1" w:uiPriority="64"/>
     <w:lsdException w:name="Medium List 1 Accent 1" w:uiPriority="65"/>
     <w:lsdException w:name="Revision" w:semiHidden="1"/>
-    <w:lsdException w:name="List Paragraph" w:uiPriority="1" w:qFormat="1"/>
+    <w:lsdException w:name="List Paragraph" w:uiPriority="34" w:qFormat="1"/>
     <w:lsdException w:name="Quote" w:uiPriority="29" w:qFormat="1"/>
     <w:lsdException w:name="Intense Quote" w:uiPriority="30" w:qFormat="1"/>
     <w:lsdException w:name="Medium List 2 Accent 1" w:uiPriority="66"/>
@@ -14797,7 +16101,7 @@
   <w:style w:type="paragraph" w:styleId="ListParagraph">
     <w:name w:val="List Paragraph"/>
     <w:basedOn w:val="Normal"/>
-    <w:uiPriority w:val="1"/>
+    <w:uiPriority w:val="34"/>
     <w:qFormat/>
     <w:rsid w:val="00AA1D6C"/>
     <w:pPr>
@@ -15059,6 +16363,69 @@
         <w:right w:w="0" w:type="dxa"/>
       </w:tblCellMar>
     </w:tblPr>
+  </w:style>
+  <w:style w:type="character" w:styleId="Hyperlink">
+    <w:name w:val="Hyperlink"/>
+    <w:basedOn w:val="DefaultParagraphFont"/>
+    <w:uiPriority w:val="99"/>
+    <w:unhideWhenUsed/>
+    <w:rsid w:val="00E55F93"/>
+    <w:rPr>
+      <w:color w:val="467886" w:themeColor="hyperlink"/>
+      <w:u w:val="single"/>
+    </w:rPr>
+  </w:style>
+  <w:style w:type="paragraph" w:styleId="Footer">
+    <w:name w:val="footer"/>
+    <w:basedOn w:val="Normal"/>
+    <w:link w:val="FooterChar"/>
+    <w:uiPriority w:val="99"/>
+    <w:unhideWhenUsed/>
+    <w:rsid w:val="004A335D"/>
+    <w:pPr>
+      <w:tabs>
+        <w:tab w:val="center" w:pos="4680"/>
+        <w:tab w:val="right" w:pos="9360"/>
+      </w:tabs>
+      <w:spacing w:after="0" w:line="240" w:lineRule="auto"/>
+    </w:pPr>
+  </w:style>
+  <w:style w:type="character" w:customStyle="1" w:styleId="FooterChar">
+    <w:name w:val="Footer Char"/>
+    <w:basedOn w:val="DefaultParagraphFont"/>
+    <w:link w:val="Footer"/>
+    <w:uiPriority w:val="99"/>
+    <w:rsid w:val="004A335D"/>
+  </w:style>
+  <w:style w:type="character" w:styleId="PageNumber">
+    <w:name w:val="page number"/>
+    <w:basedOn w:val="DefaultParagraphFont"/>
+    <w:uiPriority w:val="99"/>
+    <w:semiHidden/>
+    <w:unhideWhenUsed/>
+    <w:rsid w:val="004A335D"/>
+  </w:style>
+  <w:style w:type="paragraph" w:styleId="Header">
+    <w:name w:val="header"/>
+    <w:basedOn w:val="Normal"/>
+    <w:link w:val="HeaderChar"/>
+    <w:uiPriority w:val="99"/>
+    <w:unhideWhenUsed/>
+    <w:rsid w:val="004A335D"/>
+    <w:pPr>
+      <w:tabs>
+        <w:tab w:val="center" w:pos="4680"/>
+        <w:tab w:val="right" w:pos="9360"/>
+      </w:tabs>
+      <w:spacing w:after="0" w:line="240" w:lineRule="auto"/>
+    </w:pPr>
+  </w:style>
+  <w:style w:type="character" w:customStyle="1" w:styleId="HeaderChar">
+    <w:name w:val="Header Char"/>
+    <w:basedOn w:val="DefaultParagraphFont"/>
+    <w:link w:val="Header"/>
+    <w:uiPriority w:val="99"/>
+    <w:rsid w:val="004A335D"/>
   </w:style>
 </w:styles>
 </file>

--- a/2025_Бақберген_Бауыржан.docx
+++ b/2025_Бақберген_Бауыржан.docx
@@ -464,7 +464,7 @@
           <w:rFonts w:ascii="Times New Roman" w:hAnsi="Times New Roman" w:cs="Times New Roman"/>
           <w:sz w:val="28"/>
           <w:szCs w:val="28"/>
-          <w:lang w:val="kk-KZ"/>
+          <w:lang w:val="en-US"/>
         </w:rPr>
       </w:pPr>
       <w:r>
@@ -892,7 +892,7 @@
         <w:rPr>
           <w:sz w:val="28"/>
           <w:szCs w:val="28"/>
-          <w:lang w:val="ru-RU"/>
+          <w:lang w:val="kk-KZ"/>
         </w:rPr>
       </w:pPr>
       <w:r>
@@ -927,9 +927,54 @@
           <w:rFonts w:ascii="Times New Roman" w:hAnsi="Times New Roman" w:cs="Times New Roman"/>
           <w:sz w:val="28"/>
           <w:szCs w:val="28"/>
-          <w:lang w:val="en-US"/>
-        </w:rPr>
-        <w:t>6B06102 – Computer Science</w:t>
+          <w:lang w:val="ru-RU"/>
+        </w:rPr>
+        <w:t>6</w:t>
+      </w:r>
+      <w:r>
+        <w:rPr>
+          <w:rFonts w:ascii="Times New Roman" w:hAnsi="Times New Roman" w:cs="Times New Roman"/>
+          <w:sz w:val="28"/>
+          <w:szCs w:val="28"/>
+          <w:lang w:val="en-US"/>
+        </w:rPr>
+        <w:t>B</w:t>
+      </w:r>
+      <w:r>
+        <w:rPr>
+          <w:rFonts w:ascii="Times New Roman" w:hAnsi="Times New Roman" w:cs="Times New Roman"/>
+          <w:sz w:val="28"/>
+          <w:szCs w:val="28"/>
+          <w:lang w:val="ru-RU"/>
+        </w:rPr>
+        <w:t xml:space="preserve">06102 – </w:t>
+      </w:r>
+      <w:r>
+        <w:rPr>
+          <w:rFonts w:ascii="Times New Roman" w:hAnsi="Times New Roman" w:cs="Times New Roman"/>
+          <w:sz w:val="28"/>
+          <w:szCs w:val="28"/>
+          <w:lang w:val="en-US"/>
+        </w:rPr>
+        <w:t>Computer</w:t>
+      </w:r>
+      <w:r>
+        <w:rPr>
+          <w:rFonts w:ascii="Times New Roman" w:hAnsi="Times New Roman" w:cs="Times New Roman"/>
+          <w:sz w:val="28"/>
+          <w:szCs w:val="28"/>
+          <w:lang w:val="ru-RU"/>
+        </w:rPr>
+        <w:t xml:space="preserve"> </w:t>
+      </w:r>
+      <w:r>
+        <w:rPr>
+          <w:rFonts w:ascii="Times New Roman" w:hAnsi="Times New Roman" w:cs="Times New Roman"/>
+          <w:sz w:val="28"/>
+          <w:szCs w:val="28"/>
+          <w:lang w:val="en-US"/>
+        </w:rPr>
+        <w:t>Science</w:t>
       </w:r>
     </w:p>
     <w:p>
@@ -1814,7 +1859,7 @@
         </w:rPr>
         <w:lastRenderedPageBreak/>
         <w:drawing>
-          <wp:anchor distT="0" distB="0" distL="114300" distR="114300" simplePos="0" relativeHeight="251663360" behindDoc="0" locked="0" layoutInCell="1" allowOverlap="1" wp14:anchorId="56CE6719" wp14:editId="6532A69E">
+          <wp:anchor distT="0" distB="0" distL="114300" distR="114300" simplePos="0" relativeHeight="251663360" behindDoc="0" locked="0" layoutInCell="1" allowOverlap="1" wp14:anchorId="56CE6719" wp14:editId="19BAF925">
             <wp:simplePos x="0" y="0"/>
             <wp:positionH relativeFrom="column">
               <wp:posOffset>-88265</wp:posOffset>
@@ -4669,6 +4714,7 @@
           <w:lang w:val="ru-RU"/>
         </w:rPr>
       </w:pPr>
+      <w:proofErr w:type="spellStart"/>
       <w:r>
         <w:rPr>
           <w:rFonts w:ascii="Times New Roman" w:eastAsia="Times New Roman" w:hAnsi="Times New Roman" w:cs="Times New Roman"/>
@@ -4678,6 +4724,7 @@
         </w:rPr>
         <w:t>Күні</w:t>
       </w:r>
+      <w:proofErr w:type="spellEnd"/>
       <w:r>
         <w:rPr>
           <w:rFonts w:ascii="Times New Roman" w:eastAsia="Times New Roman" w:hAnsi="Times New Roman" w:cs="Times New Roman"/>
@@ -10748,20 +10795,15 @@
           <w:szCs w:val="28"/>
           <w:lang w:val="en-US"/>
         </w:rPr>
-      </w:pPr>
-    </w:p>
-    <w:p>
-      <w:pPr>
-        <w:spacing w:line="240" w:lineRule="auto"/>
-        <w:jc w:val="center"/>
-        <w:rPr>
-          <w:rFonts w:ascii="Times New Roman" w:eastAsia="Times New Roman" w:hAnsi="Times New Roman" w:cs="Times New Roman"/>
-          <w:b/>
-          <w:bCs/>
-          <w:sz w:val="28"/>
-          <w:szCs w:val="28"/>
-          <w:lang w:val="en-US"/>
-        </w:rPr>
+        <w:sectPr>
+          <w:footerReference w:type="even" r:id="rId8"/>
+          <w:footerReference w:type="default" r:id="rId9"/>
+          <w:pgSz w:w="11910" w:h="16840"/>
+          <w:pgMar w:top="1134" w:right="567" w:bottom="1418" w:left="1701" w:header="0" w:footer="1000" w:gutter="0"/>
+          <w:pgNumType w:start="1" w:chapStyle="9"/>
+          <w:cols w:space="720"/>
+          <w:titlePg/>
+        </w:sectPr>
       </w:pPr>
     </w:p>
     <w:p>
@@ -12006,11 +12048,9 @@
           <w:sz w:val="28"/>
         </w:rPr>
         <w:sectPr>
-          <w:footerReference w:type="even" r:id="rId8"/>
-          <w:footerReference w:type="default" r:id="rId9"/>
           <w:pgSz w:w="11910" w:h="16840"/>
           <w:pgMar w:top="1134" w:right="567" w:bottom="1418" w:left="1701" w:header="0" w:footer="1000" w:gutter="0"/>
-          <w:pgNumType w:start="1" w:chapStyle="9"/>
+          <w:pgNumType w:start="9" w:chapStyle="9"/>
           <w:cols w:space="720"/>
           <w:titlePg/>
         </w:sectPr>
@@ -14105,6 +14145,9 @@
     <w:p>
       <w:pPr>
         <w:jc w:val="center"/>
+        <w:rPr>
+          <w:lang w:val="kk-KZ"/>
+        </w:rPr>
       </w:pPr>
       <w:r>
         <w:fldChar w:fldCharType="begin"/>
@@ -14177,6 +14220,52 @@
         <w:jc w:val="center"/>
         <w:rPr>
           <w:rFonts w:ascii="Times New Roman" w:hAnsi="Times New Roman" w:cs="Times New Roman"/>
+          <w:b/>
+          <w:bCs/>
+          <w:sz w:val="28"/>
+          <w:szCs w:val="28"/>
+          <w:lang w:val="en-US"/>
+        </w:rPr>
+      </w:pPr>
+      <w:r>
+        <w:rPr>
+          <w:rFonts w:ascii="Times New Roman" w:hAnsi="Times New Roman" w:cs="Times New Roman"/>
+          <w:b/>
+          <w:bCs/>
+          <w:sz w:val="28"/>
+          <w:szCs w:val="28"/>
+          <w:lang w:val="en-US"/>
+        </w:rPr>
+        <w:t xml:space="preserve">1.1 </w:t>
+      </w:r>
+      <w:r>
+        <w:rPr>
+          <w:rFonts w:ascii="Times New Roman" w:hAnsi="Times New Roman" w:cs="Times New Roman"/>
+          <w:b/>
+          <w:bCs/>
+          <w:sz w:val="28"/>
+          <w:szCs w:val="28"/>
+          <w:lang w:val="kk-KZ"/>
+        </w:rPr>
+        <w:t xml:space="preserve">сурет </w:t>
+      </w:r>
+      <w:r>
+        <w:rPr>
+          <w:rFonts w:ascii="Times New Roman" w:hAnsi="Times New Roman" w:cs="Times New Roman"/>
+          <w:b/>
+          <w:bCs/>
+          <w:sz w:val="28"/>
+          <w:szCs w:val="28"/>
+          <w:lang w:val="en-US"/>
+        </w:rPr>
+        <w:t>- Dart</w:t>
+      </w:r>
+    </w:p>
+    <w:p>
+      <w:pPr>
+        <w:jc w:val="center"/>
+        <w:rPr>
+          <w:rFonts w:ascii="Times New Roman" w:hAnsi="Times New Roman" w:cs="Times New Roman"/>
           <w:sz w:val="28"/>
           <w:szCs w:val="28"/>
           <w:lang w:val="en-US"/>
@@ -15451,9 +15540,9 @@
           <w:noProof/>
         </w:rPr>
         <w:drawing>
-          <wp:inline distT="0" distB="0" distL="0" distR="0" wp14:anchorId="0B2F6C6C" wp14:editId="1970EEF0">
-            <wp:extent cx="1326872" cy="1455874"/>
-            <wp:effectExtent l="0" t="0" r="0" b="5080"/>
+          <wp:inline distT="0" distB="0" distL="0" distR="0" wp14:anchorId="0B2F6C6C" wp14:editId="0385B278">
+            <wp:extent cx="1170897" cy="893135"/>
+            <wp:effectExtent l="0" t="0" r="0" b="0"/>
             <wp:docPr id="413300409" name="Picture 2"/>
             <wp:cNvGraphicFramePr>
               <a:graphicFrameLocks xmlns:a="http://schemas.openxmlformats.org/drawingml/2006/main" noChangeAspect="1"/>
@@ -15483,7 +15572,7 @@
                   <pic:spPr bwMode="auto">
                     <a:xfrm>
                       <a:off x="0" y="0"/>
-                      <a:ext cx="1350047" cy="1481302"/>
+                      <a:ext cx="1201383" cy="916389"/>
                     </a:xfrm>
                     <a:prstGeom prst="rect">
                       <a:avLst/>
@@ -15507,16 +15596,82 @@
       <w:pPr>
         <w:jc w:val="center"/>
       </w:pPr>
-    </w:p>
-    <w:p>
-      <w:pPr>
-        <w:rPr>
-          <w:rFonts w:ascii="Times New Roman" w:hAnsi="Times New Roman" w:cs="Times New Roman"/>
-          <w:b/>
-          <w:bCs/>
-          <w:sz w:val="28"/>
-          <w:szCs w:val="28"/>
-          <w:lang w:val="en-US"/>
+      <w:r>
+        <w:rPr>
+          <w:rFonts w:ascii="Times New Roman" w:hAnsi="Times New Roman" w:cs="Times New Roman"/>
+          <w:b/>
+          <w:bCs/>
+          <w:sz w:val="28"/>
+          <w:szCs w:val="28"/>
+          <w:lang w:val="ru-RU"/>
+        </w:rPr>
+        <w:t>1.</w:t>
+      </w:r>
+      <w:r>
+        <w:rPr>
+          <w:rFonts w:ascii="Times New Roman" w:hAnsi="Times New Roman" w:cs="Times New Roman"/>
+          <w:b/>
+          <w:bCs/>
+          <w:sz w:val="28"/>
+          <w:szCs w:val="28"/>
+          <w:lang w:val="ru-RU"/>
+        </w:rPr>
+        <w:t>2</w:t>
+      </w:r>
+      <w:r>
+        <w:rPr>
+          <w:rFonts w:ascii="Times New Roman" w:hAnsi="Times New Roman" w:cs="Times New Roman"/>
+          <w:b/>
+          <w:bCs/>
+          <w:sz w:val="28"/>
+          <w:szCs w:val="28"/>
+          <w:lang w:val="ru-RU"/>
+        </w:rPr>
+        <w:t xml:space="preserve"> </w:t>
+      </w:r>
+      <w:r>
+        <w:rPr>
+          <w:rFonts w:ascii="Times New Roman" w:hAnsi="Times New Roman" w:cs="Times New Roman"/>
+          <w:b/>
+          <w:bCs/>
+          <w:sz w:val="28"/>
+          <w:szCs w:val="28"/>
+          <w:lang w:val="kk-KZ"/>
+        </w:rPr>
+        <w:t xml:space="preserve">сурет </w:t>
+      </w:r>
+      <w:r>
+        <w:rPr>
+          <w:rFonts w:ascii="Times New Roman" w:hAnsi="Times New Roman" w:cs="Times New Roman"/>
+          <w:b/>
+          <w:bCs/>
+          <w:sz w:val="28"/>
+          <w:szCs w:val="28"/>
+          <w:lang w:val="ru-RU"/>
+        </w:rPr>
+        <w:t xml:space="preserve">- </w:t>
+      </w:r>
+      <w:r>
+        <w:rPr>
+          <w:rFonts w:ascii="Times New Roman" w:hAnsi="Times New Roman" w:cs="Times New Roman"/>
+          <w:b/>
+          <w:bCs/>
+          <w:sz w:val="28"/>
+          <w:szCs w:val="28"/>
+          <w:lang w:val="en-US"/>
+        </w:rPr>
+        <w:t>Python</w:t>
+      </w:r>
+    </w:p>
+    <w:p>
+      <w:pPr>
+        <w:rPr>
+          <w:rFonts w:ascii="Times New Roman" w:hAnsi="Times New Roman" w:cs="Times New Roman"/>
+          <w:b/>
+          <w:bCs/>
+          <w:sz w:val="28"/>
+          <w:szCs w:val="28"/>
+          <w:lang w:val="ru-RU"/>
         </w:rPr>
       </w:pPr>
       <w:r>
@@ -16830,9 +16985,6 @@
     <w:p>
       <w:pPr>
         <w:jc w:val="center"/>
-        <w:rPr>
-          <w:lang w:val="kk-KZ"/>
-        </w:rPr>
       </w:pPr>
       <w:r>
         <w:fldChar w:fldCharType="begin"/>
@@ -16902,6 +17054,89 @@
     </w:p>
     <w:p>
       <w:pPr>
+        <w:jc w:val="center"/>
+        <w:rPr>
+          <w:rFonts w:ascii="Times New Roman" w:hAnsi="Times New Roman" w:cs="Times New Roman"/>
+          <w:b/>
+          <w:bCs/>
+          <w:sz w:val="28"/>
+          <w:szCs w:val="28"/>
+        </w:rPr>
+      </w:pPr>
+      <w:r>
+        <w:rPr>
+          <w:rFonts w:ascii="Times New Roman" w:hAnsi="Times New Roman" w:cs="Times New Roman"/>
+          <w:b/>
+          <w:bCs/>
+          <w:sz w:val="28"/>
+          <w:szCs w:val="28"/>
+        </w:rPr>
+        <w:t>2</w:t>
+      </w:r>
+      <w:r>
+        <w:rPr>
+          <w:rFonts w:ascii="Times New Roman" w:hAnsi="Times New Roman" w:cs="Times New Roman"/>
+          <w:b/>
+          <w:bCs/>
+          <w:sz w:val="28"/>
+          <w:szCs w:val="28"/>
+        </w:rPr>
+        <w:t>.</w:t>
+      </w:r>
+      <w:r>
+        <w:rPr>
+          <w:rFonts w:ascii="Times New Roman" w:hAnsi="Times New Roman" w:cs="Times New Roman"/>
+          <w:b/>
+          <w:bCs/>
+          <w:sz w:val="28"/>
+          <w:szCs w:val="28"/>
+        </w:rPr>
+        <w:t>1</w:t>
+      </w:r>
+      <w:r>
+        <w:rPr>
+          <w:rFonts w:ascii="Times New Roman" w:hAnsi="Times New Roman" w:cs="Times New Roman"/>
+          <w:b/>
+          <w:bCs/>
+          <w:sz w:val="28"/>
+          <w:szCs w:val="28"/>
+        </w:rPr>
+        <w:t xml:space="preserve"> </w:t>
+      </w:r>
+      <w:r>
+        <w:rPr>
+          <w:rFonts w:ascii="Times New Roman" w:hAnsi="Times New Roman" w:cs="Times New Roman"/>
+          <w:b/>
+          <w:bCs/>
+          <w:sz w:val="28"/>
+          <w:szCs w:val="28"/>
+          <w:lang w:val="kk-KZ"/>
+        </w:rPr>
+        <w:t xml:space="preserve">сурет </w:t>
+      </w:r>
+      <w:r>
+        <w:rPr>
+          <w:rFonts w:ascii="Times New Roman" w:hAnsi="Times New Roman" w:cs="Times New Roman"/>
+          <w:b/>
+          <w:bCs/>
+          <w:sz w:val="28"/>
+          <w:szCs w:val="28"/>
+        </w:rPr>
+        <w:t xml:space="preserve">- </w:t>
+      </w:r>
+      <w:r>
+        <w:rPr>
+          <w:rFonts w:ascii="Times New Roman" w:hAnsi="Times New Roman" w:cs="Times New Roman"/>
+          <w:b/>
+          <w:bCs/>
+          <w:sz w:val="28"/>
+          <w:szCs w:val="28"/>
+        </w:rPr>
+        <w:t>Django</w:t>
+      </w:r>
+    </w:p>
+    <w:p>
+      <w:pPr>
         <w:rPr>
           <w:rFonts w:ascii="Times New Roman" w:hAnsi="Times New Roman" w:cs="Times New Roman"/>
           <w:sz w:val="28"/>
@@ -17053,9 +17288,9 @@
           <w:szCs w:val="28"/>
         </w:rPr>
         <w:drawing>
-          <wp:inline distT="0" distB="0" distL="0" distR="0" wp14:anchorId="456242A3" wp14:editId="65A33A88">
-            <wp:extent cx="3024554" cy="1016000"/>
-            <wp:effectExtent l="0" t="0" r="0" b="0"/>
+          <wp:inline distT="0" distB="0" distL="0" distR="0" wp14:anchorId="456242A3" wp14:editId="4682951E">
+            <wp:extent cx="2445488" cy="786130"/>
+            <wp:effectExtent l="0" t="0" r="5715" b="1270"/>
             <wp:docPr id="478815039" name="Picture 27" descr="Brand"/>
             <wp:cNvGraphicFramePr>
               <a:graphicFrameLocks xmlns:a="http://schemas.openxmlformats.org/drawingml/2006/main" noChangeAspect="1"/>
@@ -17085,7 +17320,7 @@
                   <pic:spPr bwMode="auto">
                     <a:xfrm>
                       <a:off x="0" y="0"/>
-                      <a:ext cx="3083277" cy="1035726"/>
+                      <a:ext cx="2536811" cy="815487"/>
                     </a:xfrm>
                     <a:prstGeom prst="rect">
                       <a:avLst/>
@@ -17119,6 +17354,96 @@
           <w:bCs/>
           <w:sz w:val="28"/>
           <w:szCs w:val="28"/>
+          <w:lang w:val="en-US"/>
+        </w:rPr>
+      </w:pPr>
+      <w:r>
+        <w:rPr>
+          <w:rFonts w:ascii="Times New Roman" w:hAnsi="Times New Roman" w:cs="Times New Roman"/>
+          <w:b/>
+          <w:bCs/>
+          <w:sz w:val="28"/>
+          <w:szCs w:val="28"/>
+          <w:lang w:val="en-US"/>
+        </w:rPr>
+        <w:t>2</w:t>
+      </w:r>
+      <w:r>
+        <w:rPr>
+          <w:rFonts w:ascii="Times New Roman" w:hAnsi="Times New Roman" w:cs="Times New Roman"/>
+          <w:b/>
+          <w:bCs/>
+          <w:sz w:val="28"/>
+          <w:szCs w:val="28"/>
+          <w:lang w:val="en-US"/>
+        </w:rPr>
+        <w:t>.</w:t>
+      </w:r>
+      <w:r>
+        <w:rPr>
+          <w:rFonts w:ascii="Times New Roman" w:hAnsi="Times New Roman" w:cs="Times New Roman"/>
+          <w:b/>
+          <w:bCs/>
+          <w:sz w:val="28"/>
+          <w:szCs w:val="28"/>
+          <w:lang w:val="en-US"/>
+        </w:rPr>
+        <w:t>2</w:t>
+      </w:r>
+      <w:r>
+        <w:rPr>
+          <w:rFonts w:ascii="Times New Roman" w:hAnsi="Times New Roman" w:cs="Times New Roman"/>
+          <w:b/>
+          <w:bCs/>
+          <w:sz w:val="28"/>
+          <w:szCs w:val="28"/>
+          <w:lang w:val="en-US"/>
+        </w:rPr>
+        <w:t xml:space="preserve"> </w:t>
+      </w:r>
+      <w:r>
+        <w:rPr>
+          <w:rFonts w:ascii="Times New Roman" w:hAnsi="Times New Roman" w:cs="Times New Roman"/>
+          <w:b/>
+          <w:bCs/>
+          <w:sz w:val="28"/>
+          <w:szCs w:val="28"/>
+          <w:lang w:val="kk-KZ"/>
+        </w:rPr>
+        <w:t xml:space="preserve">сурет </w:t>
+      </w:r>
+      <w:r>
+        <w:rPr>
+          <w:rFonts w:ascii="Times New Roman" w:hAnsi="Times New Roman" w:cs="Times New Roman"/>
+          <w:b/>
+          <w:bCs/>
+          <w:sz w:val="28"/>
+          <w:szCs w:val="28"/>
+          <w:lang w:val="en-US"/>
+        </w:rPr>
+        <w:t xml:space="preserve">- </w:t>
+      </w:r>
+      <w:r>
+        <w:rPr>
+          <w:rFonts w:ascii="Times New Roman" w:hAnsi="Times New Roman" w:cs="Times New Roman"/>
+          <w:b/>
+          <w:bCs/>
+          <w:sz w:val="28"/>
+          <w:szCs w:val="28"/>
+          <w:lang w:val="en-US"/>
+        </w:rPr>
+        <w:t>Flutter</w:t>
+      </w:r>
+    </w:p>
+    <w:p>
+      <w:pPr>
+        <w:jc w:val="center"/>
+        <w:rPr>
+          <w:rFonts w:ascii="Times New Roman" w:hAnsi="Times New Roman" w:cs="Times New Roman"/>
+          <w:b/>
+          <w:bCs/>
+          <w:sz w:val="28"/>
+          <w:szCs w:val="28"/>
         </w:rPr>
       </w:pPr>
     </w:p>
@@ -17218,9 +17543,6 @@
     <w:p>
       <w:pPr>
         <w:jc w:val="center"/>
-        <w:rPr>
-          <w:lang w:val="kk-KZ"/>
-        </w:rPr>
       </w:pPr>
       <w:r>
         <w:fldChar w:fldCharType="begin"/>
@@ -17239,8 +17561,8 @@
           <w:noProof/>
         </w:rPr>
         <w:drawing>
-          <wp:inline distT="0" distB="0" distL="0" distR="0" wp14:anchorId="6D7C16C7" wp14:editId="4C82CBD9">
-            <wp:extent cx="3737320" cy="1322614"/>
+          <wp:inline distT="0" distB="0" distL="0" distR="0" wp14:anchorId="6D7C16C7" wp14:editId="591CB82E">
+            <wp:extent cx="3735783" cy="1322070"/>
             <wp:effectExtent l="0" t="0" r="0" b="0"/>
             <wp:docPr id="1522238739" name="Picture 25" descr="СУБД PostgreSQL: принцип работы, преимущества и недостатки | Блог Serverflow"/>
             <wp:cNvGraphicFramePr>
@@ -17271,7 +17593,7 @@
                   <pic:spPr bwMode="auto">
                     <a:xfrm>
                       <a:off x="0" y="0"/>
-                      <a:ext cx="3749623" cy="1326968"/>
+                      <a:ext cx="3784474" cy="1339301"/>
                     </a:xfrm>
                     <a:prstGeom prst="rect">
                       <a:avLst/>
@@ -17289,6 +17611,89 @@
       </w:r>
       <w:r>
         <w:fldChar w:fldCharType="end"/>
+      </w:r>
+    </w:p>
+    <w:p>
+      <w:pPr>
+        <w:jc w:val="center"/>
+        <w:rPr>
+          <w:rFonts w:ascii="Times New Roman" w:hAnsi="Times New Roman" w:cs="Times New Roman"/>
+          <w:b/>
+          <w:bCs/>
+          <w:sz w:val="28"/>
+          <w:szCs w:val="28"/>
+        </w:rPr>
+      </w:pPr>
+      <w:r>
+        <w:rPr>
+          <w:rFonts w:ascii="Times New Roman" w:hAnsi="Times New Roman" w:cs="Times New Roman"/>
+          <w:b/>
+          <w:bCs/>
+          <w:sz w:val="28"/>
+          <w:szCs w:val="28"/>
+        </w:rPr>
+        <w:t>2</w:t>
+      </w:r>
+      <w:r>
+        <w:rPr>
+          <w:rFonts w:ascii="Times New Roman" w:hAnsi="Times New Roman" w:cs="Times New Roman"/>
+          <w:b/>
+          <w:bCs/>
+          <w:sz w:val="28"/>
+          <w:szCs w:val="28"/>
+        </w:rPr>
+        <w:t>.</w:t>
+      </w:r>
+      <w:r>
+        <w:rPr>
+          <w:rFonts w:ascii="Times New Roman" w:hAnsi="Times New Roman" w:cs="Times New Roman"/>
+          <w:b/>
+          <w:bCs/>
+          <w:sz w:val="28"/>
+          <w:szCs w:val="28"/>
+        </w:rPr>
+        <w:t>3</w:t>
+      </w:r>
+      <w:r>
+        <w:rPr>
+          <w:rFonts w:ascii="Times New Roman" w:hAnsi="Times New Roman" w:cs="Times New Roman"/>
+          <w:b/>
+          <w:bCs/>
+          <w:sz w:val="28"/>
+          <w:szCs w:val="28"/>
+        </w:rPr>
+        <w:t xml:space="preserve"> </w:t>
+      </w:r>
+      <w:r>
+        <w:rPr>
+          <w:rFonts w:ascii="Times New Roman" w:hAnsi="Times New Roman" w:cs="Times New Roman"/>
+          <w:b/>
+          <w:bCs/>
+          <w:sz w:val="28"/>
+          <w:szCs w:val="28"/>
+          <w:lang w:val="kk-KZ"/>
+        </w:rPr>
+        <w:t xml:space="preserve">сурет </w:t>
+      </w:r>
+      <w:r>
+        <w:rPr>
+          <w:rFonts w:ascii="Times New Roman" w:hAnsi="Times New Roman" w:cs="Times New Roman"/>
+          <w:b/>
+          <w:bCs/>
+          <w:sz w:val="28"/>
+          <w:szCs w:val="28"/>
+        </w:rPr>
+        <w:t xml:space="preserve">- </w:t>
+      </w:r>
+      <w:r>
+        <w:rPr>
+          <w:rFonts w:ascii="Times New Roman" w:hAnsi="Times New Roman" w:cs="Times New Roman"/>
+          <w:b/>
+          <w:bCs/>
+          <w:sz w:val="28"/>
+          <w:szCs w:val="28"/>
+        </w:rPr>
+        <w:t>Postgresql</w:t>
       </w:r>
     </w:p>
     <w:p>
@@ -17487,6 +17892,89 @@
     </w:p>
     <w:p>
       <w:pPr>
+        <w:jc w:val="center"/>
+        <w:rPr>
+          <w:rFonts w:ascii="Times New Roman" w:hAnsi="Times New Roman" w:cs="Times New Roman"/>
+          <w:b/>
+          <w:bCs/>
+          <w:sz w:val="28"/>
+          <w:szCs w:val="28"/>
+        </w:rPr>
+      </w:pPr>
+      <w:r>
+        <w:rPr>
+          <w:rFonts w:ascii="Times New Roman" w:hAnsi="Times New Roman" w:cs="Times New Roman"/>
+          <w:b/>
+          <w:bCs/>
+          <w:sz w:val="28"/>
+          <w:szCs w:val="28"/>
+        </w:rPr>
+        <w:t>2</w:t>
+      </w:r>
+      <w:r>
+        <w:rPr>
+          <w:rFonts w:ascii="Times New Roman" w:hAnsi="Times New Roman" w:cs="Times New Roman"/>
+          <w:b/>
+          <w:bCs/>
+          <w:sz w:val="28"/>
+          <w:szCs w:val="28"/>
+        </w:rPr>
+        <w:t>.</w:t>
+      </w:r>
+      <w:r>
+        <w:rPr>
+          <w:rFonts w:ascii="Times New Roman" w:hAnsi="Times New Roman" w:cs="Times New Roman"/>
+          <w:b/>
+          <w:bCs/>
+          <w:sz w:val="28"/>
+          <w:szCs w:val="28"/>
+        </w:rPr>
+        <w:t>4</w:t>
+      </w:r>
+      <w:r>
+        <w:rPr>
+          <w:rFonts w:ascii="Times New Roman" w:hAnsi="Times New Roman" w:cs="Times New Roman"/>
+          <w:b/>
+          <w:bCs/>
+          <w:sz w:val="28"/>
+          <w:szCs w:val="28"/>
+        </w:rPr>
+        <w:t xml:space="preserve"> </w:t>
+      </w:r>
+      <w:r>
+        <w:rPr>
+          <w:rFonts w:ascii="Times New Roman" w:hAnsi="Times New Roman" w:cs="Times New Roman"/>
+          <w:b/>
+          <w:bCs/>
+          <w:sz w:val="28"/>
+          <w:szCs w:val="28"/>
+          <w:lang w:val="kk-KZ"/>
+        </w:rPr>
+        <w:t xml:space="preserve">сурет </w:t>
+      </w:r>
+      <w:r>
+        <w:rPr>
+          <w:rFonts w:ascii="Times New Roman" w:hAnsi="Times New Roman" w:cs="Times New Roman"/>
+          <w:b/>
+          <w:bCs/>
+          <w:sz w:val="28"/>
+          <w:szCs w:val="28"/>
+        </w:rPr>
+        <w:t xml:space="preserve">- </w:t>
+      </w:r>
+      <w:r>
+        <w:rPr>
+          <w:rFonts w:ascii="Times New Roman" w:hAnsi="Times New Roman" w:cs="Times New Roman"/>
+          <w:b/>
+          <w:bCs/>
+          <w:sz w:val="28"/>
+          <w:szCs w:val="28"/>
+        </w:rPr>
+        <w:t>Railway</w:t>
+      </w:r>
+    </w:p>
+    <w:p>
+      <w:pPr>
         <w:rPr>
           <w:rFonts w:ascii="Times New Roman" w:hAnsi="Times New Roman" w:cs="Times New Roman"/>
           <w:sz w:val="28"/>
@@ -17524,7 +18012,7 @@
           <w:sz w:val="28"/>
           <w:szCs w:val="28"/>
         </w:rPr>
-        <w:t xml:space="preserve"> орналастыруға арналған бұлттық платформа ретінде оның қарапайымдылығы мен ыңғайлылығына байланысты таңдалды. Ол аз күш жұмсап Django-да сервер бөлігін жылдам іске қосуға, дерекқорларды басқаруға және жүктемеге байланысты қолданбаны масштабтауға мүмкіндік береді. Әртүрлі қызметтермен біріктіру мүмкіндігі, сондай-ақ тілдер мен құрылымдардың кең ауқымын қолдау Heroku жылдам </w:t>
+        <w:t xml:space="preserve"> орналастыруға арналған бұлттық платформа ретінде оның қарапайымдылығы мен ыңғайлылығына байланысты таңдалды. Ол аз күш жұмсап Django-да сервер бөлігін жылдам іске қосуға, дерекқорларды басқаруға және жүктемеге байланысты қолданбаны </w:t>
       </w:r>
       <w:r>
         <w:rPr>
@@ -17533,15 +18021,12 @@
           <w:szCs w:val="28"/>
         </w:rPr>
         <w:lastRenderedPageBreak/>
-        <w:t>орналастыру және дамыту үшін тамаша шешім етеді. Болашақта, қажет болған жағдайда, біз Рендерді Heroku-ға балама ретінде қарастыруымыз мүмкін, өйткені Render сонымен қатар жобаны одан әрі дамыту үшін пайдалы болуы мүмкін масштабталатын қолданбалар үшін жоғары икемділік пен жақсы жағдайларды қамтамасыз етеді.</w:t>
+        <w:t>масштабтауға мүмкіндік береді. Әртүрлі қызметтермен біріктіру мүмкіндігі, сондай-ақ тілдер мен құрылымдардың кең ауқымын қолдау Heroku жылдам орналастыру және дамыту үшін тамаша шешім етеді. Болашақта, қажет болған жағдайда, біз Рендерді Heroku-ға балама ретінде қарастыруымыз мүмкін, өйткені Render сонымен қатар жобаны одан әрі дамыту үшін пайдалы болуы мүмкін масштабталатын қолданбалар үшін жоғары икемділік пен жақсы жағдайларды қамтамасыз етеді.</w:t>
       </w:r>
     </w:p>
     <w:p>
       <w:pPr>
         <w:jc w:val="center"/>
-        <w:rPr>
-          <w:lang w:val="kk-KZ"/>
-        </w:rPr>
       </w:pPr>
       <w:r>
         <w:fldChar w:fldCharType="begin"/>
@@ -17625,6 +18110,103 @@
         </w:rPr>
       </w:pPr>
       <w:r>
+        <w:rPr>
+          <w:rFonts w:ascii="Times New Roman" w:hAnsi="Times New Roman" w:cs="Times New Roman"/>
+          <w:b/>
+          <w:bCs/>
+          <w:sz w:val="28"/>
+          <w:szCs w:val="28"/>
+          <w:lang w:val="en-US"/>
+        </w:rPr>
+        <w:t>2.5</w:t>
+      </w:r>
+      <w:r>
+        <w:rPr>
+          <w:rFonts w:ascii="Times New Roman" w:hAnsi="Times New Roman" w:cs="Times New Roman"/>
+          <w:b/>
+          <w:bCs/>
+          <w:sz w:val="28"/>
+          <w:szCs w:val="28"/>
+          <w:lang w:val="en-US"/>
+        </w:rPr>
+        <w:t xml:space="preserve"> </w:t>
+      </w:r>
+      <w:r>
+        <w:rPr>
+          <w:rFonts w:ascii="Times New Roman" w:hAnsi="Times New Roman" w:cs="Times New Roman"/>
+          <w:b/>
+          <w:bCs/>
+          <w:sz w:val="28"/>
+          <w:szCs w:val="28"/>
+          <w:lang w:val="kk-KZ"/>
+        </w:rPr>
+        <w:t xml:space="preserve">сурет </w:t>
+      </w:r>
+      <w:r>
+        <w:rPr>
+          <w:rFonts w:ascii="Times New Roman" w:hAnsi="Times New Roman" w:cs="Times New Roman"/>
+          <w:b/>
+          <w:bCs/>
+          <w:sz w:val="28"/>
+          <w:szCs w:val="28"/>
+          <w:lang w:val="en-US"/>
+        </w:rPr>
+        <w:t>–</w:t>
+      </w:r>
+      <w:r>
+        <w:rPr>
+          <w:rFonts w:ascii="Times New Roman" w:hAnsi="Times New Roman" w:cs="Times New Roman"/>
+          <w:b/>
+          <w:bCs/>
+          <w:sz w:val="28"/>
+          <w:szCs w:val="28"/>
+          <w:lang w:val="en-US"/>
+        </w:rPr>
+        <w:t xml:space="preserve"> </w:t>
+      </w:r>
+      <w:proofErr w:type="gramStart"/>
+      <w:r>
+        <w:rPr>
+          <w:rFonts w:ascii="Times New Roman" w:hAnsi="Times New Roman" w:cs="Times New Roman"/>
+          <w:b/>
+          <w:bCs/>
+          <w:sz w:val="28"/>
+          <w:szCs w:val="28"/>
+          <w:lang w:val="en-US"/>
+        </w:rPr>
+        <w:t>Heroku(</w:t>
+      </w:r>
+      <w:proofErr w:type="spellStart"/>
+      <w:proofErr w:type="gramEnd"/>
+      <w:r>
+        <w:rPr>
+          <w:rFonts w:ascii="Times New Roman" w:hAnsi="Times New Roman" w:cs="Times New Roman"/>
+          <w:b/>
+          <w:bCs/>
+          <w:sz w:val="28"/>
+          <w:szCs w:val="28"/>
+          <w:lang w:val="en-US"/>
+        </w:rPr>
+        <w:t>Paas</w:t>
+      </w:r>
+      <w:proofErr w:type="spellEnd"/>
+      <w:r>
+        <w:rPr>
+          <w:rFonts w:ascii="Times New Roman" w:hAnsi="Times New Roman" w:cs="Times New Roman"/>
+          <w:b/>
+          <w:bCs/>
+          <w:sz w:val="28"/>
+          <w:szCs w:val="28"/>
+          <w:lang w:val="en-US"/>
+        </w:rPr>
+        <w:t>)</w:t>
+      </w:r>
+    </w:p>
+    <w:p>
+      <w:pPr>
+        <w:jc w:val="center"/>
+      </w:pPr>
+      <w:r>
         <w:fldChar w:fldCharType="begin"/>
       </w:r>
       <w:r>
@@ -17692,22 +18274,138 @@
     </w:p>
     <w:p>
       <w:pPr>
-        <w:rPr>
-          <w:rFonts w:ascii="Times New Roman" w:hAnsi="Times New Roman" w:cs="Times New Roman"/>
-          <w:b/>
-          <w:bCs/>
-          <w:sz w:val="28"/>
-          <w:szCs w:val="28"/>
-        </w:rPr>
-      </w:pPr>
-      <w:r>
-        <w:rPr>
-          <w:rFonts w:ascii="Times New Roman" w:hAnsi="Times New Roman" w:cs="Times New Roman"/>
-          <w:b/>
-          <w:bCs/>
-          <w:sz w:val="28"/>
-          <w:szCs w:val="28"/>
-          <w:lang w:val="en-US"/>
+        <w:jc w:val="center"/>
+        <w:rPr>
+          <w:rFonts w:ascii="Times New Roman" w:hAnsi="Times New Roman" w:cs="Times New Roman"/>
+          <w:b/>
+          <w:bCs/>
+          <w:sz w:val="28"/>
+          <w:szCs w:val="28"/>
+          <w:lang w:val="ru-RU"/>
+        </w:rPr>
+      </w:pPr>
+      <w:r>
+        <w:rPr>
+          <w:rFonts w:ascii="Times New Roman" w:hAnsi="Times New Roman" w:cs="Times New Roman"/>
+          <w:b/>
+          <w:bCs/>
+          <w:sz w:val="28"/>
+          <w:szCs w:val="28"/>
+          <w:lang w:val="ru-RU"/>
+        </w:rPr>
+        <w:t>2.6</w:t>
+      </w:r>
+      <w:r>
+        <w:rPr>
+          <w:rFonts w:ascii="Times New Roman" w:hAnsi="Times New Roman" w:cs="Times New Roman"/>
+          <w:b/>
+          <w:bCs/>
+          <w:sz w:val="28"/>
+          <w:szCs w:val="28"/>
+          <w:lang w:val="ru-RU"/>
+        </w:rPr>
+        <w:t xml:space="preserve"> </w:t>
+      </w:r>
+      <w:r>
+        <w:rPr>
+          <w:rFonts w:ascii="Times New Roman" w:hAnsi="Times New Roman" w:cs="Times New Roman"/>
+          <w:b/>
+          <w:bCs/>
+          <w:sz w:val="28"/>
+          <w:szCs w:val="28"/>
+          <w:lang w:val="kk-KZ"/>
+        </w:rPr>
+        <w:t xml:space="preserve">сурет </w:t>
+      </w:r>
+      <w:r>
+        <w:rPr>
+          <w:rFonts w:ascii="Times New Roman" w:hAnsi="Times New Roman" w:cs="Times New Roman"/>
+          <w:b/>
+          <w:bCs/>
+          <w:sz w:val="28"/>
+          <w:szCs w:val="28"/>
+          <w:lang w:val="ru-RU"/>
+        </w:rPr>
+        <w:t>–</w:t>
+      </w:r>
+      <w:r>
+        <w:rPr>
+          <w:rFonts w:ascii="Times New Roman" w:hAnsi="Times New Roman" w:cs="Times New Roman"/>
+          <w:b/>
+          <w:bCs/>
+          <w:sz w:val="28"/>
+          <w:szCs w:val="28"/>
+          <w:lang w:val="ru-RU"/>
+        </w:rPr>
+        <w:t xml:space="preserve"> </w:t>
+      </w:r>
+      <w:proofErr w:type="gramStart"/>
+      <w:r>
+        <w:rPr>
+          <w:rFonts w:ascii="Times New Roman" w:hAnsi="Times New Roman" w:cs="Times New Roman"/>
+          <w:b/>
+          <w:bCs/>
+          <w:sz w:val="28"/>
+          <w:szCs w:val="28"/>
+          <w:lang w:val="en-US"/>
+        </w:rPr>
+        <w:t>Render</w:t>
+      </w:r>
+      <w:r>
+        <w:rPr>
+          <w:rFonts w:ascii="Times New Roman" w:hAnsi="Times New Roman" w:cs="Times New Roman"/>
+          <w:b/>
+          <w:bCs/>
+          <w:sz w:val="28"/>
+          <w:szCs w:val="28"/>
+          <w:lang w:val="ru-RU"/>
+        </w:rPr>
+        <w:t>(</w:t>
+      </w:r>
+      <w:proofErr w:type="spellStart"/>
+      <w:proofErr w:type="gramEnd"/>
+      <w:r>
+        <w:rPr>
+          <w:rFonts w:ascii="Times New Roman" w:hAnsi="Times New Roman" w:cs="Times New Roman"/>
+          <w:b/>
+          <w:bCs/>
+          <w:sz w:val="28"/>
+          <w:szCs w:val="28"/>
+          <w:lang w:val="en-US"/>
+        </w:rPr>
+        <w:t>Paas</w:t>
+      </w:r>
+      <w:proofErr w:type="spellEnd"/>
+      <w:r>
+        <w:rPr>
+          <w:rFonts w:ascii="Times New Roman" w:hAnsi="Times New Roman" w:cs="Times New Roman"/>
+          <w:b/>
+          <w:bCs/>
+          <w:sz w:val="28"/>
+          <w:szCs w:val="28"/>
+          <w:lang w:val="en-US"/>
+        </w:rPr>
+        <w:t>)</w:t>
+      </w:r>
+    </w:p>
+    <w:p>
+      <w:pPr>
+        <w:rPr>
+          <w:rFonts w:ascii="Times New Roman" w:hAnsi="Times New Roman" w:cs="Times New Roman"/>
+          <w:b/>
+          <w:bCs/>
+          <w:sz w:val="28"/>
+          <w:szCs w:val="28"/>
+        </w:rPr>
+      </w:pPr>
+      <w:r>
+        <w:rPr>
+          <w:rFonts w:ascii="Times New Roman" w:hAnsi="Times New Roman" w:cs="Times New Roman"/>
+          <w:b/>
+          <w:bCs/>
+          <w:sz w:val="28"/>
+          <w:szCs w:val="28"/>
+          <w:lang w:val="ru-RU"/>
         </w:rPr>
         <w:t xml:space="preserve">2.1 </w:t>
       </w:r>
@@ -18901,6 +19599,7 @@
           <w:szCs w:val="28"/>
           <w:lang w:val="en-US"/>
         </w:rPr>
+        <w:lastRenderedPageBreak/>
         <w:t>PyCharm</w:t>
       </w:r>
       <w:r>
@@ -19700,7 +20399,6 @@
           <w:szCs w:val="28"/>
           <w:lang w:val="en-US"/>
         </w:rPr>
-        <w:lastRenderedPageBreak/>
         <w:t>қадағалауға</w:t>
       </w:r>
       <w:proofErr w:type="spellEnd"/>
@@ -22021,7 +22719,7 @@
           <w:bCs/>
           <w:sz w:val="28"/>
           <w:szCs w:val="28"/>
-          <w:lang w:val="kk-KZ"/>
+          <w:lang w:val="en-US"/>
         </w:rPr>
       </w:pPr>
       <w:r>
@@ -22033,6 +22731,7 @@
           <w:sz w:val="28"/>
           <w:szCs w:val="28"/>
         </w:rPr>
+        <w:lastRenderedPageBreak/>
         <w:drawing>
           <wp:inline distT="0" distB="0" distL="0" distR="0" wp14:anchorId="62FF6F8A" wp14:editId="394DEF4D">
             <wp:extent cx="5943600" cy="1318260"/>
@@ -22078,43 +22777,170 @@
     </w:p>
     <w:p>
       <w:pPr>
-        <w:rPr>
-          <w:rFonts w:ascii="Times New Roman" w:hAnsi="Times New Roman" w:cs="Times New Roman"/>
-          <w:sz w:val="28"/>
-          <w:szCs w:val="28"/>
-          <w:lang w:val="kk-KZ"/>
-        </w:rPr>
-      </w:pPr>
-    </w:p>
-    <w:p>
-      <w:pPr>
-        <w:rPr>
-          <w:rFonts w:ascii="Times New Roman" w:hAnsi="Times New Roman" w:cs="Times New Roman"/>
-          <w:sz w:val="28"/>
-          <w:szCs w:val="28"/>
-          <w:lang w:val="kk-KZ"/>
-        </w:rPr>
-      </w:pPr>
-    </w:p>
-    <w:p>
-      <w:pPr>
-        <w:rPr>
-          <w:rFonts w:ascii="Times New Roman" w:hAnsi="Times New Roman" w:cs="Times New Roman"/>
-          <w:sz w:val="28"/>
-          <w:szCs w:val="28"/>
-          <w:lang w:val="kk-KZ"/>
-        </w:rPr>
-      </w:pPr>
-    </w:p>
-    <w:p>
-      <w:pPr>
-        <w:rPr>
-          <w:rFonts w:ascii="Times New Roman" w:hAnsi="Times New Roman" w:cs="Times New Roman"/>
-          <w:sz w:val="28"/>
-          <w:szCs w:val="28"/>
-          <w:lang w:val="kk-KZ"/>
-        </w:rPr>
-      </w:pPr>
+        <w:jc w:val="center"/>
+        <w:rPr>
+          <w:rFonts w:ascii="Times New Roman" w:hAnsi="Times New Roman" w:cs="Times New Roman"/>
+          <w:b/>
+          <w:bCs/>
+          <w:sz w:val="28"/>
+          <w:szCs w:val="28"/>
+          <w:lang w:val="en-US"/>
+        </w:rPr>
+      </w:pPr>
+      <w:r>
+        <w:rPr>
+          <w:rFonts w:ascii="Times New Roman" w:hAnsi="Times New Roman" w:cs="Times New Roman"/>
+          <w:b/>
+          <w:bCs/>
+          <w:sz w:val="28"/>
+          <w:szCs w:val="28"/>
+          <w:lang w:val="en-US"/>
+        </w:rPr>
+        <w:t>3</w:t>
+      </w:r>
+      <w:r>
+        <w:rPr>
+          <w:rFonts w:ascii="Times New Roman" w:hAnsi="Times New Roman" w:cs="Times New Roman"/>
+          <w:b/>
+          <w:bCs/>
+          <w:sz w:val="28"/>
+          <w:szCs w:val="28"/>
+          <w:lang w:val="en-US"/>
+        </w:rPr>
+        <w:t xml:space="preserve">.1 </w:t>
+      </w:r>
+      <w:r>
+        <w:rPr>
+          <w:rFonts w:ascii="Times New Roman" w:hAnsi="Times New Roman" w:cs="Times New Roman"/>
+          <w:b/>
+          <w:bCs/>
+          <w:sz w:val="28"/>
+          <w:szCs w:val="28"/>
+          <w:lang w:val="kk-KZ"/>
+        </w:rPr>
+        <w:t xml:space="preserve">сурет </w:t>
+      </w:r>
+      <w:r>
+        <w:rPr>
+          <w:rFonts w:ascii="Times New Roman" w:hAnsi="Times New Roman" w:cs="Times New Roman"/>
+          <w:b/>
+          <w:bCs/>
+          <w:sz w:val="28"/>
+          <w:szCs w:val="28"/>
+          <w:lang w:val="en-US"/>
+        </w:rPr>
+        <w:t xml:space="preserve">- </w:t>
+      </w:r>
+      <w:r>
+        <w:rPr>
+          <w:rFonts w:ascii="Times New Roman" w:hAnsi="Times New Roman" w:cs="Times New Roman"/>
+          <w:b/>
+          <w:bCs/>
+          <w:sz w:val="28"/>
+          <w:szCs w:val="28"/>
+        </w:rPr>
+        <w:t>Технологиялардың өзара әрекеттесуінің жалпы схемасы</w:t>
+      </w:r>
+    </w:p>
+    <w:p>
+      <w:pPr>
+        <w:rPr>
+          <w:rFonts w:ascii="Times New Roman" w:hAnsi="Times New Roman" w:cs="Times New Roman"/>
+          <w:sz w:val="28"/>
+          <w:szCs w:val="28"/>
+          <w:lang w:val="kk-KZ"/>
+        </w:rPr>
+      </w:pPr>
+    </w:p>
+    <w:p>
+      <w:pPr>
+        <w:rPr>
+          <w:rFonts w:ascii="Times New Roman" w:hAnsi="Times New Roman" w:cs="Times New Roman"/>
+          <w:sz w:val="28"/>
+          <w:szCs w:val="28"/>
+          <w:lang w:val="kk-KZ"/>
+        </w:rPr>
+      </w:pPr>
+      <w:r>
+        <w:rPr>
+          <w:rFonts w:ascii="Times New Roman" w:hAnsi="Times New Roman" w:cs="Times New Roman"/>
+          <w:sz w:val="28"/>
+          <w:szCs w:val="28"/>
+        </w:rPr>
+        <w:t>Flutter, Django және PostgreSQL арасындағы байланыс</w:t>
+      </w:r>
+    </w:p>
+    <w:p>
+      <w:pPr>
+        <w:ind w:firstLine="720"/>
+        <w:rPr>
+          <w:rFonts w:ascii="Times New Roman" w:hAnsi="Times New Roman" w:cs="Times New Roman"/>
+          <w:sz w:val="28"/>
+          <w:szCs w:val="28"/>
+          <w:lang w:val="kk-KZ"/>
+        </w:rPr>
+      </w:pPr>
+      <w:r>
+        <w:rPr>
+          <w:rFonts w:ascii="Times New Roman" w:hAnsi="Times New Roman" w:cs="Times New Roman"/>
+          <w:sz w:val="28"/>
+          <w:szCs w:val="28"/>
+        </w:rPr>
+        <w:t>Әзірленіп жатқан қосымшаның архитектурасы шеңберінде олардың міндеттеріне оңтайлы сәйкес келетін технологияларды пайдалана отырып, алдыңғы және бэкэнд арасында нақты айырмашылық жасалады. Flutter клиенттік тарапқа жауап береді - бұл пайдаланушы мобильді құрылғыда әрекеттесетін интерфейс. Ол пайдаланушы енгізуін өңдейді, деректерді көрсетеді және серверге сұрауларды жібереді.</w:t>
+      </w:r>
+    </w:p>
+    <w:p>
+      <w:pPr>
+        <w:ind w:firstLine="720"/>
+        <w:rPr>
+          <w:rFonts w:ascii="Times New Roman" w:hAnsi="Times New Roman" w:cs="Times New Roman"/>
+          <w:sz w:val="28"/>
+          <w:szCs w:val="28"/>
+          <w:lang w:val="kk-KZ"/>
+        </w:rPr>
+      </w:pPr>
+      <w:r>
+        <w:rPr>
+          <w:rFonts w:ascii="Times New Roman" w:hAnsi="Times New Roman" w:cs="Times New Roman"/>
+          <w:sz w:val="28"/>
+          <w:szCs w:val="28"/>
+        </w:rPr>
+        <w:t>Django, өз кезегінде, қосымшаның серверлік бөлігінің негізі болып табылады. Бұл Flutter және дерекқор арасындағы аралық байланыс. Flutter Django-мен REST API</w:t>
+      </w:r>
+      <w:r>
+        <w:rPr>
+          <w:rFonts w:ascii="Times New Roman" w:hAnsi="Times New Roman" w:cs="Times New Roman"/>
+          <w:sz w:val="28"/>
+          <w:szCs w:val="28"/>
+        </w:rPr>
+        <w:t xml:space="preserve">(Django-rest-framework) </w:t>
+      </w:r>
+      <w:r>
+        <w:rPr>
+          <w:rFonts w:ascii="Times New Roman" w:hAnsi="Times New Roman" w:cs="Times New Roman"/>
+          <w:sz w:val="28"/>
+          <w:szCs w:val="28"/>
+        </w:rPr>
+        <w:t xml:space="preserve"> арқылы байланысады - сұраулар HTTP/HTTPS арқылы жіберіледі, оларды Django сервері өңдейді, содан кейін ол дерекқормен әрекеттеседі және қолданбаға жауап қайтарады. Бұл, мысалы, қолжетімді кітаптар тізімі, пайдаланушы деректері, ұсыныстар немесе алмасу тарихы болуы мүмкін.</w:t>
+      </w:r>
+    </w:p>
+    <w:p>
+      <w:pPr>
+        <w:ind w:firstLine="720"/>
+        <w:rPr>
+          <w:rFonts w:ascii="Times New Roman" w:hAnsi="Times New Roman" w:cs="Times New Roman"/>
+          <w:sz w:val="28"/>
+          <w:szCs w:val="28"/>
+        </w:rPr>
+      </w:pPr>
+      <w:r>
+        <w:rPr>
+          <w:rFonts w:ascii="Times New Roman" w:hAnsi="Times New Roman" w:cs="Times New Roman"/>
+          <w:sz w:val="28"/>
+          <w:szCs w:val="28"/>
+        </w:rPr>
+        <w:t xml:space="preserve">PostgreSQL негізгі дерекқор ретінде қызмет етеді. Ол барлық маңызды деректерді сақтайды: пайдаланушы тіркелгілері, кітап ақпараты, транзакциялар тарихы, шолулар, рейтингтер және басқа нысандар. Django PostgreSQL-ке ORM (Объект-Реляциялық карта) арқылы жоғары деңгейлі қол жеткізуді қамтамасыз етеді, бұл әзірлеушінің күрделі SQL сұрауларын қолмен жазу қажеттілігін болдырмайды. Бұл әзірлеуді жеңілдетеді және кодты оқу және техникалық қызмет көрсету мүмкіндігін жақсартады.Осы үш құрамдас бөліктің арасындағы байланыс келесідей:Пайдаланушы Flutter негізінде құрылған интерфейспен әрекеттеседі.Қолданба Django-да енгізілген API-ге сұраныстар жасайды.Django бұл сұрауларды өңдейді, логиканы орындайды </w:t>
+      </w:r>
       <w:r>
         <w:rPr>
           <w:rFonts w:ascii="Times New Roman" w:hAnsi="Times New Roman" w:cs="Times New Roman"/>
@@ -22122,7 +22948,7 @@
           <w:szCs w:val="28"/>
         </w:rPr>
         <w:lastRenderedPageBreak/>
-        <w:t>Flutter, Django және PostgreSQL арасындағы байланыс</w:t>
+        <w:t>және қажетті ақпарат үшін PostgreSQL шақырады.Деректерді алғаннан кейін, Django пайдаланушыға деректерді көрсететін Flutter-ке жауап жібереді.</w:t>
       </w:r>
     </w:p>
     <w:p>
@@ -22132,16 +22958,23 @@
           <w:rFonts w:ascii="Times New Roman" w:hAnsi="Times New Roman" w:cs="Times New Roman"/>
           <w:sz w:val="28"/>
           <w:szCs w:val="28"/>
-          <w:lang w:val="kk-KZ"/>
-        </w:rPr>
-      </w:pPr>
-      <w:r>
-        <w:rPr>
-          <w:rFonts w:ascii="Times New Roman" w:hAnsi="Times New Roman" w:cs="Times New Roman"/>
-          <w:sz w:val="28"/>
-          <w:szCs w:val="28"/>
-        </w:rPr>
-        <w:t>Әзірленіп жатқан қосымшаның архитектурасы шеңберінде олардың міндеттеріне оңтайлы сәйкес келетін технологияларды пайдалана отырып, алдыңғы және бэкэнд арасында нақты айырмашылық жасалады. Flutter клиенттік тарапқа жауап береді - бұл пайдаланушы мобильді құрылғыда әрекеттесетін интерфейс. Ол пайдаланушы енгізуін өңдейді, деректерді көрсетеді және серверге сұрауларды жібереді.</w:t>
+        </w:rPr>
+      </w:pPr>
+      <w:r>
+        <w:rPr>
+          <w:rFonts w:ascii="Times New Roman" w:hAnsi="Times New Roman" w:cs="Times New Roman"/>
+          <w:sz w:val="28"/>
+          <w:szCs w:val="28"/>
+        </w:rPr>
+        <w:t>Бұл архитектура көптеген артықшылықтарды ұсынады: масштабтау, модульдік, қауіпсіздік және икемділік. Барлық құрамдас бөліктерді бір-бірінен тәуелсіз жаңартуға, оңай ауыстыруға немесе жүктеме артқан жағдайда масштабтауға болады.</w:t>
+      </w:r>
+      <w:r>
+        <w:rPr>
+          <w:rFonts w:ascii="Times New Roman" w:hAnsi="Times New Roman" w:cs="Times New Roman"/>
+          <w:sz w:val="28"/>
+          <w:szCs w:val="28"/>
+        </w:rPr>
+        <w:t xml:space="preserve"> </w:t>
       </w:r>
     </w:p>
     <w:p>
@@ -22151,33 +22984,8 @@
           <w:rFonts w:ascii="Times New Roman" w:hAnsi="Times New Roman" w:cs="Times New Roman"/>
           <w:sz w:val="28"/>
           <w:szCs w:val="28"/>
-          <w:lang w:val="kk-KZ"/>
-        </w:rPr>
-      </w:pPr>
-      <w:r>
-        <w:rPr>
-          <w:rFonts w:ascii="Times New Roman" w:hAnsi="Times New Roman" w:cs="Times New Roman"/>
-          <w:sz w:val="28"/>
-          <w:szCs w:val="28"/>
-        </w:rPr>
-        <w:t>Django, өз кезегінде, қосымшаның серверлік бөлігінің негізі болып табылады. Бұл Flutter және дерекқор арасындағы аралық байланыс. Flutter Django-мен REST API</w:t>
-      </w:r>
-      <w:r>
-        <w:rPr>
-          <w:rFonts w:ascii="Times New Roman" w:hAnsi="Times New Roman" w:cs="Times New Roman"/>
-          <w:sz w:val="28"/>
-          <w:szCs w:val="28"/>
-        </w:rPr>
-        <w:t xml:space="preserve">(Django-rest-framework) </w:t>
-      </w:r>
-      <w:r>
-        <w:rPr>
-          <w:rFonts w:ascii="Times New Roman" w:hAnsi="Times New Roman" w:cs="Times New Roman"/>
-          <w:sz w:val="28"/>
-          <w:szCs w:val="28"/>
-        </w:rPr>
-        <w:t xml:space="preserve"> арқылы байланысады - сұраулар HTTP/HTTPS арқылы жіберіледі, оларды Django сервері өңдейді, содан кейін ол дерекқормен әрекеттеседі және қолданбаға жауап қайтарады. Бұл, мысалы, қолжетімді кітаптар тізімі, пайдаланушы деректері, ұсыныстар немесе алмасу тарихы болуы мүмкін.</w:t>
-      </w:r>
+        </w:rPr>
+      </w:pPr>
     </w:p>
     <w:p>
       <w:pPr>
@@ -22188,14 +22996,6 @@
           <w:szCs w:val="28"/>
         </w:rPr>
       </w:pPr>
-      <w:r>
-        <w:rPr>
-          <w:rFonts w:ascii="Times New Roman" w:hAnsi="Times New Roman" w:cs="Times New Roman"/>
-          <w:sz w:val="28"/>
-          <w:szCs w:val="28"/>
-        </w:rPr>
-        <w:t>PostgreSQL негізгі дерекқор ретінде қызмет етеді. Ол барлық маңызды деректерді сақтайды: пайдаланушы тіркелгілері, кітап ақпараты, транзакциялар тарихы, шолулар, рейтингтер және басқа нысандар. Django PostgreSQL-ке ORM (Объект-Реляциялық карта) арқылы жоғары деңгейлі қол жеткізуді қамтамасыз етеді, бұл әзірлеушінің күрделі SQL сұрауларын қолмен жазу қажеттілігін болдырмайды. Бұл әзірлеуді жеңілдетеді және кодты оқу және техникалық қызмет көрсету мүмкіндігін жақсартады.Осы үш құрамдас бөліктің арасындағы байланыс келесідей:Пайдаланушы Flutter негізінде құрылған интерфейспен әрекеттеседі.Қолданба Django-да енгізілген API-ге сұраныстар жасайды.Django бұл сұрауларды өңдейді, логиканы орындайды және қажетті ақпарат үшін PostgreSQL шақырады.Деректерді алғаннан кейін, Django пайдаланушыға деректерді көрсететін Flutter-ке жауап жібереді.</w:t>
-      </w:r>
     </w:p>
     <w:p>
       <w:pPr>
@@ -22206,62 +23006,17 @@
           <w:szCs w:val="28"/>
         </w:rPr>
       </w:pPr>
-      <w:r>
-        <w:rPr>
-          <w:rFonts w:ascii="Times New Roman" w:hAnsi="Times New Roman" w:cs="Times New Roman"/>
-          <w:sz w:val="28"/>
-          <w:szCs w:val="28"/>
-        </w:rPr>
-        <w:t>Бұл архитектура көптеген артықшылықтарды ұсынады: масштабтау, модульдік, қауіпсіздік және икемділік. Барлық құрамдас бөліктерді бір-бірінен тәуелсіз жаңартуға, оңай ауыстыруға немесе жүктеме артқан жағдайда масштабтауға болады.</w:t>
-      </w:r>
-      <w:r>
-        <w:rPr>
-          <w:rFonts w:ascii="Times New Roman" w:hAnsi="Times New Roman" w:cs="Times New Roman"/>
-          <w:sz w:val="28"/>
-          <w:szCs w:val="28"/>
-        </w:rPr>
-        <w:t xml:space="preserve"> </w:t>
-      </w:r>
-    </w:p>
-    <w:p>
-      <w:pPr>
-        <w:ind w:firstLine="720"/>
-        <w:rPr>
-          <w:rFonts w:ascii="Times New Roman" w:hAnsi="Times New Roman" w:cs="Times New Roman"/>
-          <w:sz w:val="28"/>
-          <w:szCs w:val="28"/>
-        </w:rPr>
-      </w:pPr>
-    </w:p>
-    <w:p>
-      <w:pPr>
-        <w:ind w:firstLine="720"/>
-        <w:rPr>
-          <w:rFonts w:ascii="Times New Roman" w:hAnsi="Times New Roman" w:cs="Times New Roman"/>
-          <w:sz w:val="28"/>
-          <w:szCs w:val="28"/>
-        </w:rPr>
-      </w:pPr>
-    </w:p>
-    <w:p>
-      <w:pPr>
-        <w:ind w:firstLine="720"/>
-        <w:rPr>
-          <w:rFonts w:ascii="Times New Roman" w:hAnsi="Times New Roman" w:cs="Times New Roman"/>
-          <w:sz w:val="28"/>
-          <w:szCs w:val="28"/>
-        </w:rPr>
-      </w:pPr>
-    </w:p>
-    <w:p>
-      <w:pPr>
-        <w:ind w:firstLine="720"/>
+    </w:p>
+    <w:p>
+      <w:pPr>
         <w:jc w:val="center"/>
         <w:rPr>
           <w:rFonts w:ascii="Times New Roman" w:hAnsi="Times New Roman" w:cs="Times New Roman"/>
-          <w:sz w:val="28"/>
-          <w:szCs w:val="28"/>
-          <w:lang w:val="kk-KZ"/>
+          <w:b/>
+          <w:bCs/>
+          <w:sz w:val="28"/>
+          <w:szCs w:val="28"/>
+          <w:lang w:val="en-US"/>
         </w:rPr>
       </w:pPr>
       <w:r>
@@ -22317,18 +23072,75 @@
           <w:bCs/>
           <w:sz w:val="28"/>
           <w:szCs w:val="28"/>
-          <w:lang w:val="kk-KZ"/>
-        </w:rPr>
-        <w:t>Авторизация</w:t>
-      </w:r>
-      <w:r>
-        <w:rPr>
-          <w:rFonts w:ascii="Times New Roman" w:hAnsi="Times New Roman" w:cs="Times New Roman"/>
-          <w:sz w:val="28"/>
-          <w:szCs w:val="28"/>
-          <w:lang w:val="kk-KZ"/>
-        </w:rPr>
-        <w:t xml:space="preserve"> мысалы</w:t>
+          <w:lang w:val="en-US"/>
+        </w:rPr>
+        <w:t xml:space="preserve"> 3</w:t>
+      </w:r>
+      <w:r>
+        <w:rPr>
+          <w:rFonts w:ascii="Times New Roman" w:hAnsi="Times New Roman" w:cs="Times New Roman"/>
+          <w:b/>
+          <w:bCs/>
+          <w:sz w:val="28"/>
+          <w:szCs w:val="28"/>
+          <w:lang w:val="en-US"/>
+        </w:rPr>
+        <w:t>.</w:t>
+      </w:r>
+      <w:r>
+        <w:rPr>
+          <w:rFonts w:ascii="Times New Roman" w:hAnsi="Times New Roman" w:cs="Times New Roman"/>
+          <w:b/>
+          <w:bCs/>
+          <w:sz w:val="28"/>
+          <w:szCs w:val="28"/>
+          <w:lang w:val="en-US"/>
+        </w:rPr>
+        <w:t>2</w:t>
+      </w:r>
+      <w:r>
+        <w:rPr>
+          <w:rFonts w:ascii="Times New Roman" w:hAnsi="Times New Roman" w:cs="Times New Roman"/>
+          <w:b/>
+          <w:bCs/>
+          <w:sz w:val="28"/>
+          <w:szCs w:val="28"/>
+          <w:lang w:val="en-US"/>
+        </w:rPr>
+        <w:t xml:space="preserve"> </w:t>
+      </w:r>
+      <w:r>
+        <w:rPr>
+          <w:rFonts w:ascii="Times New Roman" w:hAnsi="Times New Roman" w:cs="Times New Roman"/>
+          <w:b/>
+          <w:bCs/>
+          <w:sz w:val="28"/>
+          <w:szCs w:val="28"/>
+          <w:lang w:val="kk-KZ"/>
+        </w:rPr>
+        <w:t xml:space="preserve">сурет </w:t>
+      </w:r>
+      <w:r>
+        <w:rPr>
+          <w:rFonts w:ascii="Times New Roman" w:hAnsi="Times New Roman" w:cs="Times New Roman"/>
+          <w:b/>
+          <w:bCs/>
+          <w:sz w:val="28"/>
+          <w:szCs w:val="28"/>
+          <w:lang w:val="en-US"/>
+        </w:rPr>
+        <w:t xml:space="preserve">- </w:t>
+      </w:r>
+      <w:r>
+        <w:rPr>
+          <w:rFonts w:ascii="Times New Roman" w:hAnsi="Times New Roman" w:cs="Times New Roman"/>
+          <w:b/>
+          <w:bCs/>
+          <w:sz w:val="28"/>
+          <w:szCs w:val="28"/>
+          <w:lang w:val="kk-KZ"/>
+        </w:rPr>
+        <w:t>Авторизация мысалы</w:t>
       </w:r>
     </w:p>
     <w:p>
@@ -22391,14 +23203,89 @@
     </w:p>
     <w:p>
       <w:pPr>
-        <w:ind w:firstLine="720"/>
         <w:jc w:val="center"/>
         <w:rPr>
-          <w:lang w:val="kk-KZ"/>
-        </w:rPr>
-      </w:pPr>
-      <w:r>
-        <w:rPr>
+          <w:rFonts w:ascii="Times New Roman" w:hAnsi="Times New Roman" w:cs="Times New Roman"/>
+          <w:b/>
+          <w:bCs/>
+          <w:sz w:val="28"/>
+          <w:szCs w:val="28"/>
+          <w:lang w:val="en-US"/>
+        </w:rPr>
+      </w:pPr>
+      <w:r>
+        <w:rPr>
+          <w:rFonts w:ascii="Times New Roman" w:hAnsi="Times New Roman" w:cs="Times New Roman"/>
+          <w:b/>
+          <w:bCs/>
+          <w:sz w:val="28"/>
+          <w:szCs w:val="28"/>
+          <w:lang w:val="en-US"/>
+        </w:rPr>
+        <w:t>3</w:t>
+      </w:r>
+      <w:r>
+        <w:rPr>
+          <w:rFonts w:ascii="Times New Roman" w:hAnsi="Times New Roman" w:cs="Times New Roman"/>
+          <w:b/>
+          <w:bCs/>
+          <w:sz w:val="28"/>
+          <w:szCs w:val="28"/>
+          <w:lang w:val="en-US"/>
+        </w:rPr>
+        <w:t>.</w:t>
+      </w:r>
+      <w:r>
+        <w:rPr>
+          <w:rFonts w:ascii="Times New Roman" w:hAnsi="Times New Roman" w:cs="Times New Roman"/>
+          <w:b/>
+          <w:bCs/>
+          <w:sz w:val="28"/>
+          <w:szCs w:val="28"/>
+          <w:lang w:val="en-US"/>
+        </w:rPr>
+        <w:t>3</w:t>
+      </w:r>
+      <w:r>
+        <w:rPr>
+          <w:rFonts w:ascii="Times New Roman" w:hAnsi="Times New Roman" w:cs="Times New Roman"/>
+          <w:b/>
+          <w:bCs/>
+          <w:sz w:val="28"/>
+          <w:szCs w:val="28"/>
+          <w:lang w:val="en-US"/>
+        </w:rPr>
+        <w:t xml:space="preserve"> </w:t>
+      </w:r>
+      <w:r>
+        <w:rPr>
+          <w:rFonts w:ascii="Times New Roman" w:hAnsi="Times New Roman" w:cs="Times New Roman"/>
+          <w:b/>
+          <w:bCs/>
+          <w:sz w:val="28"/>
+          <w:szCs w:val="28"/>
+          <w:lang w:val="kk-KZ"/>
+        </w:rPr>
+        <w:t xml:space="preserve">сурет </w:t>
+      </w:r>
+      <w:r>
+        <w:rPr>
+          <w:rFonts w:ascii="Times New Roman" w:hAnsi="Times New Roman" w:cs="Times New Roman"/>
+          <w:b/>
+          <w:bCs/>
+          <w:sz w:val="28"/>
+          <w:szCs w:val="28"/>
+          <w:lang w:val="en-US"/>
+        </w:rPr>
+        <w:t xml:space="preserve">- </w:t>
+      </w:r>
+      <w:r>
+        <w:rPr>
+          <w:rFonts w:ascii="Times New Roman" w:hAnsi="Times New Roman" w:cs="Times New Roman"/>
+          <w:b/>
+          <w:bCs/>
+          <w:sz w:val="28"/>
+          <w:szCs w:val="28"/>
           <w:lang w:val="kk-KZ"/>
         </w:rPr>
         <w:t>Кітап іздеу</w:t>
@@ -22406,123 +23293,49 @@
     </w:p>
     <w:p>
       <w:pPr>
-        <w:rPr>
-          <w:rFonts w:ascii="Times New Roman" w:hAnsi="Times New Roman" w:cs="Times New Roman"/>
-          <w:b/>
-          <w:bCs/>
-          <w:sz w:val="28"/>
-          <w:szCs w:val="28"/>
-          <w:lang w:val="kk-KZ"/>
-        </w:rPr>
-      </w:pPr>
-      <w:r>
-        <w:rPr>
-          <w:rFonts w:ascii="Times New Roman" w:hAnsi="Times New Roman" w:cs="Times New Roman"/>
-          <w:b/>
-          <w:bCs/>
-          <w:sz w:val="28"/>
-          <w:szCs w:val="28"/>
-          <w:lang w:val="kk-KZ"/>
-        </w:rPr>
-        <w:t xml:space="preserve">3.2 </w:t>
-      </w:r>
-      <w:r>
-        <w:rPr>
-          <w:rFonts w:ascii="Times New Roman" w:hAnsi="Times New Roman" w:cs="Times New Roman"/>
-          <w:b/>
-          <w:bCs/>
-          <w:sz w:val="28"/>
-          <w:szCs w:val="28"/>
-        </w:rPr>
-        <w:t>UML диаграммалары</w:t>
-      </w:r>
-    </w:p>
-    <w:p>
-      <w:pPr>
-        <w:ind w:firstLine="720"/>
-        <w:rPr>
-          <w:rFonts w:ascii="Times New Roman" w:hAnsi="Times New Roman" w:cs="Times New Roman"/>
-          <w:sz w:val="28"/>
-          <w:szCs w:val="28"/>
-          <w:lang w:val="en-US"/>
-        </w:rPr>
-      </w:pPr>
-      <w:r>
-        <w:rPr>
-          <w:rFonts w:ascii="Times New Roman" w:hAnsi="Times New Roman" w:cs="Times New Roman"/>
-          <w:sz w:val="28"/>
-          <w:szCs w:val="28"/>
-          <w:lang w:val="kk-KZ"/>
-        </w:rPr>
-        <w:t xml:space="preserve">UML диаграммалары - біртұтас модельдеу тілін пайдаланатын бағдарламалық </w:t>
-      </w:r>
-      <w:proofErr w:type="spellStart"/>
-      <w:r>
-        <w:rPr>
-          <w:rFonts w:ascii="Times New Roman" w:hAnsi="Times New Roman" w:cs="Times New Roman"/>
-          <w:sz w:val="28"/>
-          <w:szCs w:val="28"/>
-          <w:lang w:val="kk-KZ"/>
-        </w:rPr>
-        <w:t>жасақтаманы</w:t>
-      </w:r>
-      <w:proofErr w:type="spellEnd"/>
-      <w:r>
-        <w:rPr>
-          <w:rFonts w:ascii="Times New Roman" w:hAnsi="Times New Roman" w:cs="Times New Roman"/>
-          <w:sz w:val="28"/>
-          <w:szCs w:val="28"/>
-          <w:lang w:val="kk-KZ"/>
-        </w:rPr>
-        <w:t xml:space="preserve"> әзірлеуде кеңінен қолданылатын диаграммалардың ерекше түрі. Оның арқасында модель сипатталады, ол өз кезегінде қандай да бір әрекетті немесе объектіні сипаттайды. Артықшылығы мынада, бұл диаграммалардың көмегімен бір синтаксис пен құрылыс процесі болғандықтан, масштабы мен мақсаты жағынан мүлдем басқа жобалар мен жүйелерді сипаттауға болады. </w:t>
-      </w:r>
-    </w:p>
-    <w:p>
-      <w:pPr>
-        <w:ind w:firstLine="720"/>
-        <w:rPr>
-          <w:rFonts w:ascii="Times New Roman" w:hAnsi="Times New Roman" w:cs="Times New Roman"/>
-          <w:sz w:val="28"/>
-          <w:szCs w:val="28"/>
-          <w:lang w:val="en-US"/>
-        </w:rPr>
-      </w:pPr>
-    </w:p>
-    <w:p>
-      <w:pPr>
-        <w:rPr>
-          <w:rFonts w:ascii="Times New Roman" w:hAnsi="Times New Roman" w:cs="Times New Roman"/>
-          <w:sz w:val="28"/>
-          <w:szCs w:val="28"/>
-        </w:rPr>
-      </w:pPr>
-    </w:p>
-    <w:p>
-      <w:pPr>
-        <w:rPr>
-          <w:rFonts w:ascii="Times New Roman" w:hAnsi="Times New Roman" w:cs="Times New Roman"/>
-          <w:sz w:val="28"/>
-          <w:szCs w:val="28"/>
-        </w:rPr>
-      </w:pPr>
-    </w:p>
-    <w:p>
-      <w:pPr>
-        <w:rPr>
-          <w:rFonts w:ascii="Times New Roman" w:hAnsi="Times New Roman" w:cs="Times New Roman"/>
-          <w:b/>
-          <w:bCs/>
-          <w:sz w:val="28"/>
-          <w:szCs w:val="28"/>
-        </w:rPr>
-      </w:pPr>
-      <w:r>
-        <w:rPr>
-          <w:rFonts w:ascii="Times New Roman" w:hAnsi="Times New Roman" w:cs="Times New Roman"/>
-          <w:b/>
-          <w:bCs/>
-          <w:sz w:val="28"/>
-          <w:szCs w:val="28"/>
+        <w:jc w:val="center"/>
+        <w:rPr>
+          <w:rFonts w:ascii="Times New Roman" w:hAnsi="Times New Roman" w:cs="Times New Roman"/>
+          <w:b/>
+          <w:bCs/>
+          <w:sz w:val="28"/>
+          <w:szCs w:val="28"/>
+          <w:lang w:val="en-US"/>
+        </w:rPr>
+      </w:pPr>
+    </w:p>
+    <w:p>
+      <w:pPr>
+        <w:jc w:val="center"/>
+        <w:rPr>
+          <w:rFonts w:ascii="Times New Roman" w:hAnsi="Times New Roman" w:cs="Times New Roman"/>
+          <w:b/>
+          <w:bCs/>
+          <w:sz w:val="28"/>
+          <w:szCs w:val="28"/>
+          <w:lang w:val="en-US"/>
+        </w:rPr>
+      </w:pPr>
+    </w:p>
+    <w:p>
+      <w:pPr>
+        <w:rPr>
+          <w:rFonts w:ascii="Times New Roman" w:hAnsi="Times New Roman" w:cs="Times New Roman"/>
+          <w:b/>
+          <w:bCs/>
+          <w:sz w:val="28"/>
+          <w:szCs w:val="28"/>
+          <w:lang w:val="kk-KZ"/>
+        </w:rPr>
+      </w:pPr>
+      <w:r>
+        <w:rPr>
+          <w:rFonts w:ascii="Times New Roman" w:hAnsi="Times New Roman" w:cs="Times New Roman"/>
+          <w:b/>
+          <w:bCs/>
+          <w:sz w:val="28"/>
+          <w:szCs w:val="28"/>
+          <w:lang w:val="kk-KZ"/>
         </w:rPr>
         <w:lastRenderedPageBreak/>
         <w:t xml:space="preserve">3.2 </w:t>
@@ -22535,6 +23348,86 @@
           <w:sz w:val="28"/>
           <w:szCs w:val="28"/>
         </w:rPr>
+        <w:t>UML диаграммалары</w:t>
+      </w:r>
+    </w:p>
+    <w:p>
+      <w:pPr>
+        <w:ind w:firstLine="720"/>
+        <w:rPr>
+          <w:rFonts w:ascii="Times New Roman" w:hAnsi="Times New Roman" w:cs="Times New Roman"/>
+          <w:sz w:val="28"/>
+          <w:szCs w:val="28"/>
+          <w:lang w:val="en-US"/>
+        </w:rPr>
+      </w:pPr>
+      <w:r>
+        <w:rPr>
+          <w:rFonts w:ascii="Times New Roman" w:hAnsi="Times New Roman" w:cs="Times New Roman"/>
+          <w:sz w:val="28"/>
+          <w:szCs w:val="28"/>
+          <w:lang w:val="kk-KZ"/>
+        </w:rPr>
+        <w:t xml:space="preserve">UML диаграммалары - біртұтас модельдеу тілін пайдаланатын бағдарламалық </w:t>
+      </w:r>
+      <w:proofErr w:type="spellStart"/>
+      <w:r>
+        <w:rPr>
+          <w:rFonts w:ascii="Times New Roman" w:hAnsi="Times New Roman" w:cs="Times New Roman"/>
+          <w:sz w:val="28"/>
+          <w:szCs w:val="28"/>
+          <w:lang w:val="kk-KZ"/>
+        </w:rPr>
+        <w:t>жасақтаманы</w:t>
+      </w:r>
+      <w:proofErr w:type="spellEnd"/>
+      <w:r>
+        <w:rPr>
+          <w:rFonts w:ascii="Times New Roman" w:hAnsi="Times New Roman" w:cs="Times New Roman"/>
+          <w:sz w:val="28"/>
+          <w:szCs w:val="28"/>
+          <w:lang w:val="kk-KZ"/>
+        </w:rPr>
+        <w:t xml:space="preserve"> әзірлеуде кеңінен қолданылатын диаграммалардың ерекше түрі. Оның арқасында модель сипатталады, ол өз кезегінде қандай да бір әрекетті немесе объектіні сипаттайды. Артықшылығы мынада, бұл диаграммалардың көмегімен бір синтаксис пен құрылыс процесі болғандықтан, масштабы мен мақсаты жағынан мүлдем басқа жобалар мен жүйелерді сипаттауға болады. </w:t>
+      </w:r>
+    </w:p>
+    <w:p>
+      <w:pPr>
+        <w:rPr>
+          <w:rFonts w:ascii="Times New Roman" w:hAnsi="Times New Roman" w:cs="Times New Roman"/>
+          <w:sz w:val="28"/>
+          <w:szCs w:val="28"/>
+        </w:rPr>
+      </w:pPr>
+    </w:p>
+    <w:p>
+      <w:pPr>
+        <w:rPr>
+          <w:rFonts w:ascii="Times New Roman" w:hAnsi="Times New Roman" w:cs="Times New Roman"/>
+          <w:b/>
+          <w:bCs/>
+          <w:sz w:val="28"/>
+          <w:szCs w:val="28"/>
+        </w:rPr>
+      </w:pPr>
+      <w:r>
+        <w:rPr>
+          <w:rFonts w:ascii="Times New Roman" w:hAnsi="Times New Roman" w:cs="Times New Roman"/>
+          <w:b/>
+          <w:bCs/>
+          <w:sz w:val="28"/>
+          <w:szCs w:val="28"/>
+        </w:rPr>
+        <w:t xml:space="preserve">3.2 </w:t>
+      </w:r>
+      <w:r>
+        <w:rPr>
+          <w:rFonts w:ascii="Times New Roman" w:hAnsi="Times New Roman" w:cs="Times New Roman"/>
+          <w:b/>
+          <w:bCs/>
+          <w:sz w:val="28"/>
+          <w:szCs w:val="28"/>
+        </w:rPr>
         <w:t>Қолдану диаграммасы</w:t>
       </w:r>
     </w:p>
@@ -22588,7 +23481,17 @@
           <w:szCs w:val="28"/>
           <w:lang w:val="kk-KZ"/>
         </w:rPr>
-        <w:t>Соңғы қолданушы. Бұл диаграмма салыстырмалы түрде қарапайым және тым көп ақпарат бермейді, тек пайдаланушылар мен жүйе арасындағы негізгі өзара әрекеттесуге бағытталған. Сондай-ақ ол негізгі субъектілер арасындағы өзара әрекеттесулердің орын алу реті туралы ақпаратты қамтымайды.</w:t>
+        <w:t xml:space="preserve">Соңғы қолданушы. Бұл диаграмма салыстырмалы түрде қарапайым және тым көп ақпарат бермейді, тек пайдаланушылар мен жүйе арасындағы негізгі өзара әрекеттесуге бағытталған. Сондай-ақ ол негізгі субъектілер арасындағы өзара әрекеттесулердің орын алу реті туралы ақпаратты </w:t>
+      </w:r>
+      <w:r>
+        <w:rPr>
+          <w:rFonts w:ascii="Times New Roman" w:hAnsi="Times New Roman" w:cs="Times New Roman"/>
+          <w:sz w:val="28"/>
+          <w:szCs w:val="28"/>
+          <w:lang w:val="kk-KZ"/>
+        </w:rPr>
+        <w:lastRenderedPageBreak/>
+        <w:t>қамтымайды.</w:t>
       </w:r>
       <w:r>
         <w:rPr>
@@ -22645,6 +23548,84 @@
     </w:p>
     <w:p>
       <w:pPr>
+        <w:jc w:val="center"/>
+        <w:rPr>
+          <w:rFonts w:ascii="Times New Roman" w:hAnsi="Times New Roman" w:cs="Times New Roman"/>
+          <w:b/>
+          <w:bCs/>
+          <w:sz w:val="28"/>
+          <w:szCs w:val="28"/>
+          <w:lang w:val="en-US"/>
+        </w:rPr>
+      </w:pPr>
+      <w:r>
+        <w:rPr>
+          <w:rFonts w:ascii="Times New Roman" w:hAnsi="Times New Roman" w:cs="Times New Roman"/>
+          <w:b/>
+          <w:bCs/>
+          <w:sz w:val="28"/>
+          <w:szCs w:val="28"/>
+          <w:lang w:val="en-US"/>
+        </w:rPr>
+        <w:t>4</w:t>
+      </w:r>
+      <w:r>
+        <w:rPr>
+          <w:rFonts w:ascii="Times New Roman" w:hAnsi="Times New Roman" w:cs="Times New Roman"/>
+          <w:b/>
+          <w:bCs/>
+          <w:sz w:val="28"/>
+          <w:szCs w:val="28"/>
+          <w:lang w:val="en-US"/>
+        </w:rPr>
+        <w:t xml:space="preserve">.1 </w:t>
+      </w:r>
+      <w:r>
+        <w:rPr>
+          <w:rFonts w:ascii="Times New Roman" w:hAnsi="Times New Roman" w:cs="Times New Roman"/>
+          <w:b/>
+          <w:bCs/>
+          <w:sz w:val="28"/>
+          <w:szCs w:val="28"/>
+          <w:lang w:val="kk-KZ"/>
+        </w:rPr>
+        <w:t xml:space="preserve">сурет </w:t>
+      </w:r>
+      <w:r>
+        <w:rPr>
+          <w:rFonts w:ascii="Times New Roman" w:hAnsi="Times New Roman" w:cs="Times New Roman"/>
+          <w:b/>
+          <w:bCs/>
+          <w:sz w:val="28"/>
+          <w:szCs w:val="28"/>
+          <w:lang w:val="en-US"/>
+        </w:rPr>
+        <w:t xml:space="preserve">- </w:t>
+      </w:r>
+      <w:r>
+        <w:rPr>
+          <w:rFonts w:ascii="Times New Roman" w:hAnsi="Times New Roman" w:cs="Times New Roman"/>
+          <w:b/>
+          <w:bCs/>
+          <w:sz w:val="28"/>
+          <w:szCs w:val="28"/>
+          <w:lang w:val="kk-KZ"/>
+        </w:rPr>
+        <w:t>Қ</w:t>
+      </w:r>
+      <w:r>
+        <w:rPr>
+          <w:rFonts w:ascii="Times New Roman" w:hAnsi="Times New Roman" w:cs="Times New Roman"/>
+          <w:b/>
+          <w:bCs/>
+          <w:sz w:val="28"/>
+          <w:szCs w:val="28"/>
+        </w:rPr>
+        <w:t>олдану диаграммасы</w:t>
+      </w:r>
+    </w:p>
+    <w:p>
+      <w:pPr>
         <w:ind w:firstLine="720"/>
         <w:rPr>
           <w:rFonts w:ascii="Times New Roman" w:hAnsi="Times New Roman" w:cs="Times New Roman"/>
@@ -22660,8 +23641,150 @@
           <w:szCs w:val="28"/>
           <w:lang w:val="kk-KZ"/>
         </w:rPr>
+        <w:t>суретте сипатталған жүйенің функционалдығы негізгі және қажетті болып табылады</w:t>
+      </w:r>
+    </w:p>
+    <w:p>
+      <w:pPr>
+        <w:jc w:val="center"/>
+        <w:rPr>
+          <w:rFonts w:ascii="Times New Roman" w:hAnsi="Times New Roman" w:cs="Times New Roman"/>
+          <w:b/>
+          <w:bCs/>
+          <w:sz w:val="28"/>
+          <w:szCs w:val="28"/>
+        </w:rPr>
+      </w:pPr>
+    </w:p>
+    <w:p>
+      <w:pPr>
+        <w:jc w:val="center"/>
+        <w:rPr>
+          <w:rFonts w:ascii="Times New Roman" w:hAnsi="Times New Roman" w:cs="Times New Roman"/>
+          <w:b/>
+          <w:bCs/>
+          <w:sz w:val="28"/>
+          <w:szCs w:val="28"/>
+        </w:rPr>
+      </w:pPr>
+    </w:p>
+    <w:p>
+      <w:pPr>
+        <w:jc w:val="center"/>
+        <w:rPr>
+          <w:rFonts w:ascii="Times New Roman" w:hAnsi="Times New Roman" w:cs="Times New Roman"/>
+          <w:b/>
+          <w:bCs/>
+          <w:sz w:val="28"/>
+          <w:szCs w:val="28"/>
+        </w:rPr>
+      </w:pPr>
+    </w:p>
+    <w:p>
+      <w:pPr>
+        <w:jc w:val="center"/>
+        <w:rPr>
+          <w:rFonts w:ascii="Times New Roman" w:hAnsi="Times New Roman" w:cs="Times New Roman"/>
+          <w:b/>
+          <w:bCs/>
+          <w:sz w:val="28"/>
+          <w:szCs w:val="28"/>
+        </w:rPr>
+      </w:pPr>
+    </w:p>
+    <w:p>
+      <w:pPr>
+        <w:jc w:val="center"/>
+        <w:rPr>
+          <w:rFonts w:ascii="Times New Roman" w:hAnsi="Times New Roman" w:cs="Times New Roman"/>
+          <w:b/>
+          <w:bCs/>
+          <w:sz w:val="28"/>
+          <w:szCs w:val="28"/>
+        </w:rPr>
+      </w:pPr>
+    </w:p>
+    <w:p>
+      <w:pPr>
+        <w:jc w:val="center"/>
+        <w:rPr>
+          <w:rFonts w:ascii="Times New Roman" w:hAnsi="Times New Roman" w:cs="Times New Roman"/>
+          <w:b/>
+          <w:bCs/>
+          <w:sz w:val="28"/>
+          <w:szCs w:val="28"/>
+        </w:rPr>
+      </w:pPr>
+    </w:p>
+    <w:p>
+      <w:pPr>
+        <w:jc w:val="center"/>
+        <w:rPr>
+          <w:rFonts w:ascii="Times New Roman" w:hAnsi="Times New Roman" w:cs="Times New Roman"/>
+          <w:b/>
+          <w:bCs/>
+          <w:sz w:val="28"/>
+          <w:szCs w:val="28"/>
+        </w:rPr>
+      </w:pPr>
+    </w:p>
+    <w:p>
+      <w:pPr>
+        <w:jc w:val="center"/>
+        <w:rPr>
+          <w:rFonts w:ascii="Times New Roman" w:hAnsi="Times New Roman" w:cs="Times New Roman"/>
+          <w:b/>
+          <w:bCs/>
+          <w:sz w:val="28"/>
+          <w:szCs w:val="28"/>
+        </w:rPr>
+      </w:pPr>
+    </w:p>
+    <w:p>
+      <w:pPr>
+        <w:jc w:val="center"/>
+        <w:rPr>
+          <w:rFonts w:ascii="Times New Roman" w:hAnsi="Times New Roman" w:cs="Times New Roman"/>
+          <w:b/>
+          <w:bCs/>
+          <w:sz w:val="28"/>
+          <w:szCs w:val="28"/>
+        </w:rPr>
+      </w:pPr>
+    </w:p>
+    <w:p>
+      <w:pPr>
+        <w:jc w:val="center"/>
+        <w:rPr>
+          <w:rFonts w:ascii="Times New Roman" w:hAnsi="Times New Roman" w:cs="Times New Roman"/>
+          <w:b/>
+          <w:bCs/>
+          <w:sz w:val="28"/>
+          <w:szCs w:val="28"/>
+          <w:lang w:val="en-US"/>
+        </w:rPr>
+      </w:pPr>
+      <w:r>
+        <w:rPr>
+          <w:rFonts w:ascii="Times New Roman" w:hAnsi="Times New Roman" w:cs="Times New Roman"/>
+          <w:b/>
+          <w:bCs/>
+          <w:sz w:val="28"/>
+          <w:szCs w:val="28"/>
+        </w:rPr>
         <w:lastRenderedPageBreak/>
-        <w:t>суретте сипатталған жүйенің функционалдығы негізгі және қажетті болып табылады</w:t>
+        <w:t>Entity relation</w:t>
+      </w:r>
+      <w:r>
+        <w:rPr>
+          <w:rFonts w:ascii="Times New Roman" w:hAnsi="Times New Roman" w:cs="Times New Roman"/>
+          <w:b/>
+          <w:bCs/>
+          <w:sz w:val="28"/>
+          <w:szCs w:val="28"/>
+          <w:lang w:val="kk-KZ"/>
+        </w:rPr>
+        <w:t xml:space="preserve"> Диаграмма</w:t>
       </w:r>
     </w:p>
     <w:p>
@@ -22678,46 +23801,12 @@
       </w:pPr>
       <w:r>
         <w:rPr>
-          <w:rFonts w:ascii="Times New Roman" w:hAnsi="Times New Roman" w:cs="Times New Roman"/>
-          <w:b/>
-          <w:bCs/>
-          <w:sz w:val="28"/>
-          <w:szCs w:val="28"/>
-        </w:rPr>
-        <w:t>Entity relation</w:t>
-      </w:r>
-      <w:r>
-        <w:rPr>
-          <w:rFonts w:ascii="Times New Roman" w:hAnsi="Times New Roman" w:cs="Times New Roman"/>
-          <w:b/>
-          <w:bCs/>
-          <w:sz w:val="28"/>
-          <w:szCs w:val="28"/>
-          <w:lang w:val="kk-KZ"/>
-        </w:rPr>
-        <w:t xml:space="preserve"> Диаграмма</w:t>
-      </w:r>
-    </w:p>
-    <w:p>
-      <w:pPr>
-        <w:jc w:val="center"/>
-        <w:rPr>
-          <w:rFonts w:ascii="Times New Roman" w:hAnsi="Times New Roman" w:cs="Times New Roman"/>
-          <w:b/>
-          <w:bCs/>
-          <w:sz w:val="28"/>
-          <w:szCs w:val="28"/>
-          <w:lang w:val="en-US"/>
-        </w:rPr>
-      </w:pPr>
-      <w:r>
-        <w:rPr>
           <w:noProof/>
         </w:rPr>
         <w:drawing>
-          <wp:inline distT="0" distB="0" distL="0" distR="0" wp14:anchorId="2631F347" wp14:editId="1FF448E8">
-            <wp:extent cx="6666068" cy="3671248"/>
-            <wp:effectExtent l="0" t="0" r="1905" b="0"/>
+          <wp:inline distT="0" distB="0" distL="0" distR="0" wp14:anchorId="2631F347" wp14:editId="614CAD9A">
+            <wp:extent cx="6570921" cy="3618847"/>
+            <wp:effectExtent l="0" t="0" r="0" b="1270"/>
             <wp:docPr id="347587003" name="Picture 1"/>
             <wp:cNvGraphicFramePr>
               <a:graphicFrameLocks xmlns:a="http://schemas.openxmlformats.org/drawingml/2006/main" noChangeAspect="1"/>
@@ -22744,7 +23833,7 @@
                   <pic:spPr>
                     <a:xfrm>
                       <a:off x="0" y="0"/>
-                      <a:ext cx="6700071" cy="3689975"/>
+                      <a:ext cx="6607760" cy="3639135"/>
                     </a:xfrm>
                     <a:prstGeom prst="rect">
                       <a:avLst/>
@@ -22766,7 +23855,77 @@
           <w:bCs/>
           <w:sz w:val="28"/>
           <w:szCs w:val="28"/>
-          <w:lang w:val="en-US"/>
+          <w:lang w:val="kk-KZ"/>
+        </w:rPr>
+      </w:pPr>
+      <w:r>
+        <w:rPr>
+          <w:rFonts w:ascii="Times New Roman" w:hAnsi="Times New Roman" w:cs="Times New Roman"/>
+          <w:b/>
+          <w:bCs/>
+          <w:sz w:val="28"/>
+          <w:szCs w:val="28"/>
+          <w:lang w:val="en-US"/>
+        </w:rPr>
+        <w:t xml:space="preserve">5.1 </w:t>
+      </w:r>
+      <w:r>
+        <w:rPr>
+          <w:rFonts w:ascii="Times New Roman" w:hAnsi="Times New Roman" w:cs="Times New Roman"/>
+          <w:b/>
+          <w:bCs/>
+          <w:sz w:val="28"/>
+          <w:szCs w:val="28"/>
+          <w:lang w:val="kk-KZ"/>
+        </w:rPr>
+        <w:t xml:space="preserve">сурет </w:t>
+      </w:r>
+      <w:r>
+        <w:rPr>
+          <w:rFonts w:ascii="Times New Roman" w:hAnsi="Times New Roman" w:cs="Times New Roman"/>
+          <w:b/>
+          <w:bCs/>
+          <w:sz w:val="28"/>
+          <w:szCs w:val="28"/>
+          <w:lang w:val="en-US"/>
+        </w:rPr>
+        <w:t xml:space="preserve">– ER </w:t>
+      </w:r>
+      <w:r>
+        <w:rPr>
+          <w:rFonts w:ascii="Times New Roman" w:hAnsi="Times New Roman" w:cs="Times New Roman"/>
+          <w:b/>
+          <w:bCs/>
+          <w:sz w:val="28"/>
+          <w:szCs w:val="28"/>
+          <w:lang w:val="kk-KZ"/>
+        </w:rPr>
+        <w:t>диаграммасы</w:t>
+      </w:r>
+    </w:p>
+    <w:p>
+      <w:pPr>
+        <w:jc w:val="center"/>
+        <w:rPr>
+          <w:rFonts w:ascii="Times New Roman" w:hAnsi="Times New Roman" w:cs="Times New Roman"/>
+          <w:b/>
+          <w:bCs/>
+          <w:sz w:val="28"/>
+          <w:szCs w:val="28"/>
+          <w:lang w:val="en-US"/>
+        </w:rPr>
+      </w:pPr>
+    </w:p>
+    <w:p>
+      <w:pPr>
+        <w:jc w:val="center"/>
+        <w:rPr>
+          <w:rFonts w:ascii="Times New Roman" w:hAnsi="Times New Roman" w:cs="Times New Roman"/>
+          <w:b/>
+          <w:bCs/>
+          <w:sz w:val="28"/>
+          <w:szCs w:val="28"/>
+          <w:lang w:val="kk-KZ"/>
         </w:rPr>
       </w:pPr>
       <w:r>
@@ -22774,9 +23933,9 @@
           <w:noProof/>
         </w:rPr>
         <w:drawing>
-          <wp:inline distT="0" distB="0" distL="0" distR="0" wp14:anchorId="7AE35F72" wp14:editId="552AFDFD">
-            <wp:extent cx="4244196" cy="3157386"/>
-            <wp:effectExtent l="0" t="0" r="0" b="5080"/>
+          <wp:inline distT="0" distB="0" distL="0" distR="0" wp14:anchorId="7AE35F72" wp14:editId="387BE179">
+            <wp:extent cx="4093535" cy="3045305"/>
+            <wp:effectExtent l="0" t="0" r="0" b="3175"/>
             <wp:docPr id="1586767694" name="Picture 20"/>
             <wp:cNvGraphicFramePr>
               <a:graphicFrameLocks xmlns:a="http://schemas.openxmlformats.org/drawingml/2006/main" noChangeAspect="1"/>
@@ -22803,7 +23962,7 @@
                   <pic:spPr>
                     <a:xfrm>
                       <a:off x="0" y="0"/>
-                      <a:ext cx="4278620" cy="3182995"/>
+                      <a:ext cx="4133515" cy="3075048"/>
                     </a:xfrm>
                     <a:prstGeom prst="rect">
                       <a:avLst/>
@@ -22821,19 +23980,89 @@
         <w:jc w:val="center"/>
         <w:rPr>
           <w:rFonts w:ascii="Times New Roman" w:hAnsi="Times New Roman" w:cs="Times New Roman"/>
-          <w:sz w:val="28"/>
-          <w:szCs w:val="28"/>
-          <w:lang w:val="kk-KZ"/>
-        </w:rPr>
-      </w:pPr>
-      <w:r>
-        <w:rPr>
-          <w:rFonts w:ascii="Times New Roman" w:hAnsi="Times New Roman" w:cs="Times New Roman"/>
-          <w:sz w:val="28"/>
-          <w:szCs w:val="28"/>
-          <w:lang w:val="kk-KZ"/>
-        </w:rPr>
-        <w:t>Кішірек түрі</w:t>
+          <w:b/>
+          <w:bCs/>
+          <w:sz w:val="28"/>
+          <w:szCs w:val="28"/>
+          <w:lang w:val="kk-KZ"/>
+        </w:rPr>
+      </w:pPr>
+      <w:r>
+        <w:rPr>
+          <w:rFonts w:ascii="Times New Roman" w:hAnsi="Times New Roman" w:cs="Times New Roman"/>
+          <w:b/>
+          <w:bCs/>
+          <w:sz w:val="28"/>
+          <w:szCs w:val="28"/>
+          <w:lang w:val="kk-KZ"/>
+        </w:rPr>
+        <w:t xml:space="preserve">5.1 </w:t>
+      </w:r>
+      <w:r>
+        <w:rPr>
+          <w:rFonts w:ascii="Times New Roman" w:hAnsi="Times New Roman" w:cs="Times New Roman"/>
+          <w:b/>
+          <w:bCs/>
+          <w:sz w:val="28"/>
+          <w:szCs w:val="28"/>
+          <w:lang w:val="kk-KZ"/>
+        </w:rPr>
+        <w:t xml:space="preserve">сурет </w:t>
+      </w:r>
+      <w:r>
+        <w:rPr>
+          <w:rFonts w:ascii="Times New Roman" w:hAnsi="Times New Roman" w:cs="Times New Roman"/>
+          <w:b/>
+          <w:bCs/>
+          <w:sz w:val="28"/>
+          <w:szCs w:val="28"/>
+          <w:lang w:val="kk-KZ"/>
+        </w:rPr>
+        <w:t xml:space="preserve">– ER </w:t>
+      </w:r>
+      <w:r>
+        <w:rPr>
+          <w:rFonts w:ascii="Times New Roman" w:hAnsi="Times New Roman" w:cs="Times New Roman"/>
+          <w:b/>
+          <w:bCs/>
+          <w:sz w:val="28"/>
+          <w:szCs w:val="28"/>
+          <w:lang w:val="kk-KZ"/>
+        </w:rPr>
+        <w:t>диаграммасы</w:t>
+      </w:r>
+      <w:r>
+        <w:rPr>
+          <w:rFonts w:ascii="Times New Roman" w:hAnsi="Times New Roman" w:cs="Times New Roman"/>
+          <w:b/>
+          <w:bCs/>
+          <w:sz w:val="28"/>
+          <w:szCs w:val="28"/>
+          <w:lang w:val="kk-KZ"/>
+        </w:rPr>
+        <w:t>(</w:t>
+      </w:r>
+      <w:r>
+        <w:rPr>
+          <w:rFonts w:ascii="Times New Roman" w:hAnsi="Times New Roman" w:cs="Times New Roman"/>
+          <w:b/>
+          <w:bCs/>
+          <w:sz w:val="28"/>
+          <w:szCs w:val="28"/>
+          <w:lang w:val="kk-KZ"/>
+        </w:rPr>
+        <w:t>негізгі схема</w:t>
+      </w:r>
+      <w:r>
+        <w:rPr>
+          <w:rFonts w:ascii="Times New Roman" w:hAnsi="Times New Roman" w:cs="Times New Roman"/>
+          <w:b/>
+          <w:bCs/>
+          <w:sz w:val="28"/>
+          <w:szCs w:val="28"/>
+          <w:lang w:val="kk-KZ"/>
+        </w:rPr>
+        <w:t>)</w:t>
       </w:r>
     </w:p>
     <w:p>
@@ -22952,6 +24181,40 @@
           <w:bCs/>
           <w:sz w:val="28"/>
           <w:szCs w:val="28"/>
+          <w:lang w:val="en-US"/>
+        </w:rPr>
+        <w:t xml:space="preserve">6.1 </w:t>
+      </w:r>
+      <w:r>
+        <w:rPr>
+          <w:rFonts w:ascii="Times New Roman" w:hAnsi="Times New Roman" w:cs="Times New Roman"/>
+          <w:b/>
+          <w:bCs/>
+          <w:sz w:val="28"/>
+          <w:szCs w:val="28"/>
+          <w:lang w:val="kk-KZ"/>
+        </w:rPr>
+        <w:t xml:space="preserve">сурет </w:t>
+      </w:r>
+      <w:r>
+        <w:rPr>
+          <w:rFonts w:ascii="Times New Roman" w:hAnsi="Times New Roman" w:cs="Times New Roman"/>
+          <w:b/>
+          <w:bCs/>
+          <w:sz w:val="28"/>
+          <w:szCs w:val="28"/>
+          <w:lang w:val="en-US"/>
+        </w:rPr>
+        <w:t xml:space="preserve">- </w:t>
+      </w:r>
+      <w:proofErr w:type="gramStart"/>
+      <w:r>
+        <w:rPr>
+          <w:rFonts w:ascii="Times New Roman" w:hAnsi="Times New Roman" w:cs="Times New Roman"/>
+          <w:b/>
+          <w:bCs/>
+          <w:sz w:val="28"/>
+          <w:szCs w:val="28"/>
           <w:lang w:val="kk-KZ"/>
         </w:rPr>
         <w:t>Бұл</w:t>
@@ -22987,7 +24250,30 @@
           <w:szCs w:val="28"/>
           <w:lang w:val="en-US"/>
         </w:rPr>
-        <w:t>(PaaS)</w:t>
+        <w:t>(</w:t>
+      </w:r>
+      <w:proofErr w:type="gramEnd"/>
+      <w:r>
+        <w:rPr>
+          <w:rFonts w:ascii="Times New Roman" w:hAnsi="Times New Roman" w:cs="Times New Roman"/>
+          <w:b/>
+          <w:bCs/>
+          <w:sz w:val="28"/>
+          <w:szCs w:val="28"/>
+          <w:lang w:val="en-US"/>
+        </w:rPr>
+        <w:t>PaaS</w:t>
+      </w:r>
+      <w:r>
+        <w:rPr>
+          <w:rFonts w:ascii="Times New Roman" w:hAnsi="Times New Roman" w:cs="Times New Roman"/>
+          <w:b/>
+          <w:bCs/>
+          <w:sz w:val="28"/>
+          <w:szCs w:val="28"/>
+          <w:lang w:val="en-US"/>
+        </w:rPr>
+        <w:t>)</w:t>
       </w:r>
       <w:r>
         <w:rPr>
@@ -23000,37 +24286,1424 @@
         </w:rPr>
         <w:t xml:space="preserve"> жүктеу процессі</w:t>
       </w:r>
-    </w:p>
-    <w:p>
-      <w:pPr>
-        <w:rPr>
-          <w:rFonts w:ascii="Times New Roman" w:hAnsi="Times New Roman" w:cs="Times New Roman"/>
-          <w:b/>
-          <w:bCs/>
-          <w:sz w:val="28"/>
-          <w:szCs w:val="28"/>
-          <w:lang w:val="en-US"/>
-        </w:rPr>
-      </w:pPr>
+      <w:r>
+        <w:rPr>
+          <w:rFonts w:ascii="Times New Roman" w:hAnsi="Times New Roman" w:cs="Times New Roman"/>
+          <w:b/>
+          <w:bCs/>
+          <w:sz w:val="28"/>
+          <w:szCs w:val="28"/>
+          <w:lang w:val="en-US"/>
+        </w:rPr>
+        <w:t>/</w:t>
+      </w:r>
+      <w:proofErr w:type="spellStart"/>
+      <w:r>
+        <w:rPr>
+          <w:rFonts w:ascii="Times New Roman" w:hAnsi="Times New Roman" w:cs="Times New Roman"/>
+          <w:b/>
+          <w:bCs/>
+          <w:sz w:val="28"/>
+          <w:szCs w:val="28"/>
+          <w:lang w:val="kk-KZ"/>
+        </w:rPr>
+        <w:t>лог</w:t>
+      </w:r>
+      <w:proofErr w:type="spellEnd"/>
+    </w:p>
+    <w:p>
+      <w:pPr>
+        <w:rPr>
+          <w:rFonts w:ascii="Times New Roman" w:hAnsi="Times New Roman" w:cs="Times New Roman"/>
+          <w:b/>
+          <w:bCs/>
+          <w:sz w:val="28"/>
+          <w:szCs w:val="28"/>
+          <w:lang w:val="kk-KZ"/>
+        </w:rPr>
+      </w:pPr>
+      <w:r>
+        <w:rPr>
+          <w:rFonts w:ascii="Times New Roman" w:hAnsi="Times New Roman" w:cs="Times New Roman"/>
+          <w:b/>
+          <w:bCs/>
+          <w:sz w:val="28"/>
+          <w:szCs w:val="28"/>
+          <w:lang w:val="ru-RU"/>
+        </w:rPr>
+        <w:t xml:space="preserve">3.6 </w:t>
+      </w:r>
+      <w:r>
+        <w:rPr>
+          <w:rFonts w:ascii="Times New Roman" w:hAnsi="Times New Roman" w:cs="Times New Roman"/>
+          <w:b/>
+          <w:bCs/>
+          <w:sz w:val="28"/>
+          <w:szCs w:val="28"/>
+          <w:lang w:val="kk-KZ"/>
+        </w:rPr>
+        <w:t>Сервер модельдері</w:t>
+      </w:r>
+    </w:p>
+    <w:p>
+      <w:pPr>
+        <w:rPr>
+          <w:rFonts w:ascii="Times New Roman" w:hAnsi="Times New Roman" w:cs="Times New Roman"/>
+          <w:b/>
+          <w:bCs/>
+          <w:sz w:val="28"/>
+          <w:szCs w:val="28"/>
+          <w:lang w:val="kk-KZ"/>
+        </w:rPr>
+      </w:pPr>
+      <w:r>
+        <w:rPr>
+          <w:rFonts w:ascii="Times New Roman" w:hAnsi="Times New Roman" w:cs="Times New Roman"/>
+          <w:b/>
+          <w:bCs/>
+          <w:noProof/>
+          <w:sz w:val="28"/>
+          <w:szCs w:val="28"/>
+          <w:lang w:val="en-US"/>
+        </w:rPr>
+        <w:drawing>
+          <wp:inline distT="0" distB="0" distL="0" distR="0" wp14:anchorId="3C95092C" wp14:editId="0818BF9F">
+            <wp:extent cx="5305647" cy="3349537"/>
+            <wp:effectExtent l="0" t="0" r="3175" b="3810"/>
+            <wp:docPr id="210764564" name="Picture 30"/>
+            <wp:cNvGraphicFramePr>
+              <a:graphicFrameLocks xmlns:a="http://schemas.openxmlformats.org/drawingml/2006/main" noChangeAspect="1"/>
+            </wp:cNvGraphicFramePr>
+            <a:graphic xmlns:a="http://schemas.openxmlformats.org/drawingml/2006/main">
+              <a:graphicData uri="http://schemas.openxmlformats.org/drawingml/2006/picture">
+                <pic:pic xmlns:pic="http://schemas.openxmlformats.org/drawingml/2006/picture">
+                  <pic:nvPicPr>
+                    <pic:cNvPr id="210764564" name="Picture 210764564"/>
+                    <pic:cNvPicPr/>
+                  </pic:nvPicPr>
+                  <pic:blipFill>
+                    <a:blip r:embed="rId25" cstate="print">
+                      <a:extLst>
+                        <a:ext uri="{28A0092B-C50C-407E-A947-70E740481C1C}">
+                          <a14:useLocalDpi xmlns:a14="http://schemas.microsoft.com/office/drawing/2010/main" val="0"/>
+                        </a:ext>
+                      </a:extLst>
+                    </a:blip>
+                    <a:stretch>
+                      <a:fillRect/>
+                    </a:stretch>
+                  </pic:blipFill>
+                  <pic:spPr>
+                    <a:xfrm>
+                      <a:off x="0" y="0"/>
+                      <a:ext cx="5349921" cy="3377488"/>
+                    </a:xfrm>
+                    <a:prstGeom prst="rect">
+                      <a:avLst/>
+                    </a:prstGeom>
+                  </pic:spPr>
+                </pic:pic>
+              </a:graphicData>
+            </a:graphic>
+          </wp:inline>
+        </w:drawing>
+      </w:r>
     </w:p>
     <w:p>
       <w:pPr>
         <w:jc w:val="center"/>
         <w:rPr>
           <w:rFonts w:ascii="Times New Roman" w:hAnsi="Times New Roman" w:cs="Times New Roman"/>
-          <w:sz w:val="28"/>
-          <w:szCs w:val="28"/>
-          <w:lang w:val="kk-KZ"/>
-        </w:rPr>
-      </w:pPr>
-    </w:p>
-    <w:p>
-      <w:pPr>
-        <w:pStyle w:val="ListParagraph"/>
-        <w:numPr>
-          <w:ilvl w:val="1"/>
-          <w:numId w:val="5"/>
-        </w:numPr>
+          <w:b/>
+          <w:bCs/>
+          <w:sz w:val="28"/>
+          <w:szCs w:val="28"/>
+          <w:lang w:val="kk-KZ"/>
+        </w:rPr>
+      </w:pPr>
+      <w:r>
+        <w:rPr>
+          <w:rFonts w:ascii="Times New Roman" w:hAnsi="Times New Roman" w:cs="Times New Roman"/>
+          <w:b/>
+          <w:bCs/>
+          <w:sz w:val="28"/>
+          <w:szCs w:val="28"/>
+          <w:lang w:val="en-US"/>
+        </w:rPr>
+        <w:t xml:space="preserve">7.1 </w:t>
+      </w:r>
+      <w:r>
+        <w:rPr>
+          <w:rFonts w:ascii="Times New Roman" w:hAnsi="Times New Roman" w:cs="Times New Roman"/>
+          <w:b/>
+          <w:bCs/>
+          <w:sz w:val="28"/>
+          <w:szCs w:val="28"/>
+          <w:lang w:val="kk-KZ"/>
+        </w:rPr>
+        <w:t>сурет</w:t>
+      </w:r>
+      <w:r>
+        <w:rPr>
+          <w:rFonts w:ascii="Times New Roman" w:hAnsi="Times New Roman" w:cs="Times New Roman"/>
+          <w:b/>
+          <w:bCs/>
+          <w:sz w:val="28"/>
+          <w:szCs w:val="28"/>
+          <w:lang w:val="en-US"/>
+        </w:rPr>
+        <w:t xml:space="preserve"> – </w:t>
+      </w:r>
+      <w:r>
+        <w:rPr>
+          <w:rFonts w:ascii="Times New Roman" w:hAnsi="Times New Roman" w:cs="Times New Roman"/>
+          <w:b/>
+          <w:bCs/>
+          <w:sz w:val="28"/>
+          <w:szCs w:val="28"/>
+          <w:lang w:val="kk-KZ"/>
+        </w:rPr>
+        <w:t>Қолданушы моделі</w:t>
+      </w:r>
+    </w:p>
+    <w:p>
+      <w:pPr>
+        <w:rPr>
+          <w:rFonts w:ascii="Times New Roman" w:hAnsi="Times New Roman" w:cs="Times New Roman"/>
+          <w:b/>
+          <w:bCs/>
+          <w:sz w:val="28"/>
+          <w:szCs w:val="28"/>
+          <w:lang w:val="en-US"/>
+        </w:rPr>
+      </w:pPr>
+    </w:p>
+    <w:p>
+      <w:pPr>
+        <w:jc w:val="center"/>
+        <w:rPr>
+          <w:rFonts w:ascii="Times New Roman" w:hAnsi="Times New Roman" w:cs="Times New Roman"/>
+          <w:sz w:val="28"/>
+          <w:szCs w:val="28"/>
+          <w:lang w:val="kk-KZ"/>
+        </w:rPr>
+      </w:pPr>
+      <w:r>
+        <w:rPr>
+          <w:rFonts w:ascii="Times New Roman" w:hAnsi="Times New Roman" w:cs="Times New Roman"/>
+          <w:noProof/>
+          <w:sz w:val="28"/>
+          <w:szCs w:val="28"/>
+          <w:lang w:val="kk-KZ"/>
+        </w:rPr>
+        <w:drawing>
+          <wp:inline distT="0" distB="0" distL="0" distR="0" wp14:anchorId="37A39458" wp14:editId="78393393">
+            <wp:extent cx="4906645" cy="2743200"/>
+            <wp:effectExtent l="0" t="0" r="0" b="0"/>
+            <wp:docPr id="224860107" name="Picture 31"/>
+            <wp:cNvGraphicFramePr>
+              <a:graphicFrameLocks xmlns:a="http://schemas.openxmlformats.org/drawingml/2006/main" noChangeAspect="1"/>
+            </wp:cNvGraphicFramePr>
+            <a:graphic xmlns:a="http://schemas.openxmlformats.org/drawingml/2006/main">
+              <a:graphicData uri="http://schemas.openxmlformats.org/drawingml/2006/picture">
+                <pic:pic xmlns:pic="http://schemas.openxmlformats.org/drawingml/2006/picture">
+                  <pic:nvPicPr>
+                    <pic:cNvPr id="224860107" name="Picture 224860107"/>
+                    <pic:cNvPicPr/>
+                  </pic:nvPicPr>
+                  <pic:blipFill>
+                    <a:blip r:embed="rId26" cstate="print">
+                      <a:extLst>
+                        <a:ext uri="{28A0092B-C50C-407E-A947-70E740481C1C}">
+                          <a14:useLocalDpi xmlns:a14="http://schemas.microsoft.com/office/drawing/2010/main" val="0"/>
+                        </a:ext>
+                      </a:extLst>
+                    </a:blip>
+                    <a:stretch>
+                      <a:fillRect/>
+                    </a:stretch>
+                  </pic:blipFill>
+                  <pic:spPr>
+                    <a:xfrm>
+                      <a:off x="0" y="0"/>
+                      <a:ext cx="4964864" cy="2775749"/>
+                    </a:xfrm>
+                    <a:prstGeom prst="rect">
+                      <a:avLst/>
+                    </a:prstGeom>
+                  </pic:spPr>
+                </pic:pic>
+              </a:graphicData>
+            </a:graphic>
+          </wp:inline>
+        </w:drawing>
+      </w:r>
+    </w:p>
+    <w:p>
+      <w:pPr>
+        <w:jc w:val="center"/>
+        <w:rPr>
+          <w:rFonts w:ascii="Times New Roman" w:hAnsi="Times New Roman" w:cs="Times New Roman"/>
+          <w:b/>
+          <w:bCs/>
+          <w:sz w:val="28"/>
+          <w:szCs w:val="28"/>
+          <w:lang w:val="kk-KZ"/>
+        </w:rPr>
+      </w:pPr>
+      <w:r>
+        <w:rPr>
+          <w:rFonts w:ascii="Times New Roman" w:hAnsi="Times New Roman" w:cs="Times New Roman"/>
+          <w:b/>
+          <w:bCs/>
+          <w:sz w:val="28"/>
+          <w:szCs w:val="28"/>
+          <w:lang w:val="en-US"/>
+        </w:rPr>
+        <w:t>7.</w:t>
+      </w:r>
+      <w:r>
+        <w:rPr>
+          <w:rFonts w:ascii="Times New Roman" w:hAnsi="Times New Roman" w:cs="Times New Roman"/>
+          <w:b/>
+          <w:bCs/>
+          <w:sz w:val="28"/>
+          <w:szCs w:val="28"/>
+          <w:lang w:val="en-US"/>
+        </w:rPr>
+        <w:t>2</w:t>
+      </w:r>
+      <w:r>
+        <w:rPr>
+          <w:rFonts w:ascii="Times New Roman" w:hAnsi="Times New Roman" w:cs="Times New Roman"/>
+          <w:b/>
+          <w:bCs/>
+          <w:sz w:val="28"/>
+          <w:szCs w:val="28"/>
+          <w:lang w:val="en-US"/>
+        </w:rPr>
+        <w:t xml:space="preserve"> </w:t>
+      </w:r>
+      <w:r>
+        <w:rPr>
+          <w:rFonts w:ascii="Times New Roman" w:hAnsi="Times New Roman" w:cs="Times New Roman"/>
+          <w:b/>
+          <w:bCs/>
+          <w:sz w:val="28"/>
+          <w:szCs w:val="28"/>
+          <w:lang w:val="kk-KZ"/>
+        </w:rPr>
+        <w:t>сурет</w:t>
+      </w:r>
+      <w:r>
+        <w:rPr>
+          <w:rFonts w:ascii="Times New Roman" w:hAnsi="Times New Roman" w:cs="Times New Roman"/>
+          <w:b/>
+          <w:bCs/>
+          <w:sz w:val="28"/>
+          <w:szCs w:val="28"/>
+          <w:lang w:val="en-US"/>
+        </w:rPr>
+        <w:t xml:space="preserve"> </w:t>
+      </w:r>
+      <w:r>
+        <w:rPr>
+          <w:rFonts w:ascii="Times New Roman" w:hAnsi="Times New Roman" w:cs="Times New Roman"/>
+          <w:b/>
+          <w:bCs/>
+          <w:sz w:val="28"/>
+          <w:szCs w:val="28"/>
+          <w:lang w:val="en-US"/>
+        </w:rPr>
+        <w:t xml:space="preserve">– </w:t>
+      </w:r>
+      <w:r>
+        <w:rPr>
+          <w:rFonts w:ascii="Times New Roman" w:hAnsi="Times New Roman" w:cs="Times New Roman"/>
+          <w:b/>
+          <w:bCs/>
+          <w:sz w:val="28"/>
+          <w:szCs w:val="28"/>
+          <w:lang w:val="kk-KZ"/>
+        </w:rPr>
+        <w:t>Кітаптар моделі</w:t>
+      </w:r>
+    </w:p>
+    <w:p>
+      <w:pPr>
+        <w:jc w:val="center"/>
+        <w:rPr>
+          <w:rFonts w:ascii="Times New Roman" w:hAnsi="Times New Roman" w:cs="Times New Roman"/>
+          <w:sz w:val="28"/>
+          <w:szCs w:val="28"/>
+          <w:lang w:val="kk-KZ"/>
+        </w:rPr>
+      </w:pPr>
+      <w:r>
+        <w:rPr>
+          <w:rFonts w:ascii="Times New Roman" w:hAnsi="Times New Roman" w:cs="Times New Roman"/>
+          <w:noProof/>
+          <w:sz w:val="28"/>
+          <w:szCs w:val="28"/>
+          <w:lang w:val="kk-KZ"/>
+        </w:rPr>
+        <w:drawing>
+          <wp:inline distT="0" distB="0" distL="0" distR="0" wp14:anchorId="0E3DFCA5" wp14:editId="7EF381B1">
+            <wp:extent cx="4571247" cy="3732208"/>
+            <wp:effectExtent l="0" t="0" r="1270" b="1905"/>
+            <wp:docPr id="1885842638" name="Picture 34"/>
+            <wp:cNvGraphicFramePr>
+              <a:graphicFrameLocks xmlns:a="http://schemas.openxmlformats.org/drawingml/2006/main" noChangeAspect="1"/>
+            </wp:cNvGraphicFramePr>
+            <a:graphic xmlns:a="http://schemas.openxmlformats.org/drawingml/2006/main">
+              <a:graphicData uri="http://schemas.openxmlformats.org/drawingml/2006/picture">
+                <pic:pic xmlns:pic="http://schemas.openxmlformats.org/drawingml/2006/picture">
+                  <pic:nvPicPr>
+                    <pic:cNvPr id="1885842638" name="Picture 1885842638"/>
+                    <pic:cNvPicPr/>
+                  </pic:nvPicPr>
+                  <pic:blipFill>
+                    <a:blip r:embed="rId27" cstate="print">
+                      <a:extLst>
+                        <a:ext uri="{28A0092B-C50C-407E-A947-70E740481C1C}">
+                          <a14:useLocalDpi xmlns:a14="http://schemas.microsoft.com/office/drawing/2010/main" val="0"/>
+                        </a:ext>
+                      </a:extLst>
+                    </a:blip>
+                    <a:stretch>
+                      <a:fillRect/>
+                    </a:stretch>
+                  </pic:blipFill>
+                  <pic:spPr>
+                    <a:xfrm>
+                      <a:off x="0" y="0"/>
+                      <a:ext cx="4606089" cy="3760655"/>
+                    </a:xfrm>
+                    <a:prstGeom prst="rect">
+                      <a:avLst/>
+                    </a:prstGeom>
+                  </pic:spPr>
+                </pic:pic>
+              </a:graphicData>
+            </a:graphic>
+          </wp:inline>
+        </w:drawing>
+      </w:r>
+    </w:p>
+    <w:p>
+      <w:pPr>
+        <w:jc w:val="center"/>
+        <w:rPr>
+          <w:rFonts w:ascii="Times New Roman" w:hAnsi="Times New Roman" w:cs="Times New Roman"/>
+          <w:b/>
+          <w:bCs/>
+          <w:sz w:val="28"/>
+          <w:szCs w:val="28"/>
+          <w:lang w:val="kk-KZ"/>
+        </w:rPr>
+      </w:pPr>
+      <w:r>
+        <w:rPr>
+          <w:rFonts w:ascii="Times New Roman" w:hAnsi="Times New Roman" w:cs="Times New Roman"/>
+          <w:b/>
+          <w:bCs/>
+          <w:sz w:val="28"/>
+          <w:szCs w:val="28"/>
+          <w:lang w:val="en-US"/>
+        </w:rPr>
+        <w:t>7.</w:t>
+      </w:r>
+      <w:r>
+        <w:rPr>
+          <w:rFonts w:ascii="Times New Roman" w:hAnsi="Times New Roman" w:cs="Times New Roman"/>
+          <w:b/>
+          <w:bCs/>
+          <w:sz w:val="28"/>
+          <w:szCs w:val="28"/>
+          <w:lang w:val="en-US"/>
+        </w:rPr>
+        <w:t>3</w:t>
+      </w:r>
+      <w:r>
+        <w:rPr>
+          <w:rFonts w:ascii="Times New Roman" w:hAnsi="Times New Roman" w:cs="Times New Roman"/>
+          <w:b/>
+          <w:bCs/>
+          <w:sz w:val="28"/>
+          <w:szCs w:val="28"/>
+          <w:lang w:val="en-US"/>
+        </w:rPr>
+        <w:t xml:space="preserve"> </w:t>
+      </w:r>
+      <w:r>
+        <w:rPr>
+          <w:rFonts w:ascii="Times New Roman" w:hAnsi="Times New Roman" w:cs="Times New Roman"/>
+          <w:b/>
+          <w:bCs/>
+          <w:sz w:val="28"/>
+          <w:szCs w:val="28"/>
+          <w:lang w:val="kk-KZ"/>
+        </w:rPr>
+        <w:t>сурет</w:t>
+      </w:r>
+      <w:r>
+        <w:rPr>
+          <w:rFonts w:ascii="Times New Roman" w:hAnsi="Times New Roman" w:cs="Times New Roman"/>
+          <w:b/>
+          <w:bCs/>
+          <w:sz w:val="28"/>
+          <w:szCs w:val="28"/>
+          <w:lang w:val="en-US"/>
+        </w:rPr>
+        <w:t xml:space="preserve"> </w:t>
+      </w:r>
+      <w:r>
+        <w:rPr>
+          <w:rFonts w:ascii="Times New Roman" w:hAnsi="Times New Roman" w:cs="Times New Roman"/>
+          <w:b/>
+          <w:bCs/>
+          <w:sz w:val="28"/>
+          <w:szCs w:val="28"/>
+          <w:lang w:val="en-US"/>
+        </w:rPr>
+        <w:t xml:space="preserve">– </w:t>
+      </w:r>
+      <w:r>
+        <w:rPr>
+          <w:rFonts w:ascii="Times New Roman" w:hAnsi="Times New Roman" w:cs="Times New Roman"/>
+          <w:b/>
+          <w:bCs/>
+          <w:sz w:val="28"/>
+          <w:szCs w:val="28"/>
+          <w:lang w:val="kk-KZ"/>
+        </w:rPr>
+        <w:t>Авторизация логикасы</w:t>
+      </w:r>
+    </w:p>
+    <w:p>
+      <w:pPr>
+        <w:jc w:val="center"/>
+        <w:rPr>
+          <w:rFonts w:ascii="Times New Roman" w:hAnsi="Times New Roman" w:cs="Times New Roman"/>
+          <w:sz w:val="28"/>
+          <w:szCs w:val="28"/>
+          <w:lang w:val="kk-KZ"/>
+        </w:rPr>
+      </w:pPr>
+    </w:p>
+    <w:p>
+      <w:pPr>
+        <w:jc w:val="center"/>
+        <w:rPr>
+          <w:rFonts w:ascii="Times New Roman" w:hAnsi="Times New Roman" w:cs="Times New Roman"/>
+          <w:sz w:val="28"/>
+          <w:szCs w:val="28"/>
+          <w:lang w:val="en-US"/>
+        </w:rPr>
+      </w:pPr>
+    </w:p>
+    <w:p>
+      <w:pPr>
+        <w:jc w:val="center"/>
+        <w:rPr>
+          <w:rFonts w:ascii="Times New Roman" w:hAnsi="Times New Roman" w:cs="Times New Roman"/>
+          <w:b/>
+          <w:bCs/>
+          <w:sz w:val="28"/>
+          <w:szCs w:val="28"/>
+          <w:lang w:val="kk-KZ"/>
+        </w:rPr>
+      </w:pPr>
+      <w:r>
+        <w:rPr>
+          <w:noProof/>
+          <w:lang w:val="kk-KZ"/>
+        </w:rPr>
+        <w:drawing>
+          <wp:inline distT="0" distB="0" distL="0" distR="0" wp14:anchorId="2D178697" wp14:editId="0DB54A63">
+            <wp:extent cx="4031087" cy="3416949"/>
+            <wp:effectExtent l="0" t="0" r="0" b="0"/>
+            <wp:docPr id="409889869" name="Picture 32"/>
+            <wp:cNvGraphicFramePr>
+              <a:graphicFrameLocks xmlns:a="http://schemas.openxmlformats.org/drawingml/2006/main" noChangeAspect="1"/>
+            </wp:cNvGraphicFramePr>
+            <a:graphic xmlns:a="http://schemas.openxmlformats.org/drawingml/2006/main">
+              <a:graphicData uri="http://schemas.openxmlformats.org/drawingml/2006/picture">
+                <pic:pic xmlns:pic="http://schemas.openxmlformats.org/drawingml/2006/picture">
+                  <pic:nvPicPr>
+                    <pic:cNvPr id="409889869" name="Picture 409889869"/>
+                    <pic:cNvPicPr/>
+                  </pic:nvPicPr>
+                  <pic:blipFill>
+                    <a:blip r:embed="rId28" cstate="print">
+                      <a:extLst>
+                        <a:ext uri="{28A0092B-C50C-407E-A947-70E740481C1C}">
+                          <a14:useLocalDpi xmlns:a14="http://schemas.microsoft.com/office/drawing/2010/main" val="0"/>
+                        </a:ext>
+                      </a:extLst>
+                    </a:blip>
+                    <a:stretch>
+                      <a:fillRect/>
+                    </a:stretch>
+                  </pic:blipFill>
+                  <pic:spPr>
+                    <a:xfrm>
+                      <a:off x="0" y="0"/>
+                      <a:ext cx="4048328" cy="3431564"/>
+                    </a:xfrm>
+                    <a:prstGeom prst="rect">
+                      <a:avLst/>
+                    </a:prstGeom>
+                  </pic:spPr>
+                </pic:pic>
+              </a:graphicData>
+            </a:graphic>
+          </wp:inline>
+        </w:drawing>
+      </w:r>
+    </w:p>
+    <w:p>
+      <w:pPr>
+        <w:jc w:val="center"/>
+        <w:rPr>
+          <w:rFonts w:ascii="Times New Roman" w:hAnsi="Times New Roman" w:cs="Times New Roman"/>
+          <w:b/>
+          <w:bCs/>
+          <w:sz w:val="28"/>
+          <w:szCs w:val="28"/>
+          <w:lang w:val="kk-KZ"/>
+        </w:rPr>
+      </w:pPr>
+      <w:r>
+        <w:rPr>
+          <w:rFonts w:ascii="Times New Roman" w:hAnsi="Times New Roman" w:cs="Times New Roman"/>
+          <w:b/>
+          <w:bCs/>
+          <w:sz w:val="28"/>
+          <w:szCs w:val="28"/>
+          <w:lang w:val="ru-RU"/>
+        </w:rPr>
+        <w:t>7.</w:t>
+      </w:r>
+      <w:r>
+        <w:rPr>
+          <w:rFonts w:ascii="Times New Roman" w:hAnsi="Times New Roman" w:cs="Times New Roman"/>
+          <w:b/>
+          <w:bCs/>
+          <w:sz w:val="28"/>
+          <w:szCs w:val="28"/>
+          <w:lang w:val="ru-RU"/>
+        </w:rPr>
+        <w:t>4</w:t>
+      </w:r>
+      <w:r>
+        <w:rPr>
+          <w:rFonts w:ascii="Times New Roman" w:hAnsi="Times New Roman" w:cs="Times New Roman"/>
+          <w:b/>
+          <w:bCs/>
+          <w:sz w:val="28"/>
+          <w:szCs w:val="28"/>
+          <w:lang w:val="ru-RU"/>
+        </w:rPr>
+        <w:t xml:space="preserve"> </w:t>
+      </w:r>
+      <w:r>
+        <w:rPr>
+          <w:rFonts w:ascii="Times New Roman" w:hAnsi="Times New Roman" w:cs="Times New Roman"/>
+          <w:b/>
+          <w:bCs/>
+          <w:sz w:val="28"/>
+          <w:szCs w:val="28"/>
+          <w:lang w:val="kk-KZ"/>
+        </w:rPr>
+        <w:t>сурет</w:t>
+      </w:r>
+      <w:r>
+        <w:rPr>
+          <w:rFonts w:ascii="Times New Roman" w:hAnsi="Times New Roman" w:cs="Times New Roman"/>
+          <w:b/>
+          <w:bCs/>
+          <w:sz w:val="28"/>
+          <w:szCs w:val="28"/>
+          <w:lang w:val="ru-RU"/>
+        </w:rPr>
+        <w:t xml:space="preserve"> </w:t>
+      </w:r>
+      <w:r>
+        <w:rPr>
+          <w:rFonts w:ascii="Times New Roman" w:hAnsi="Times New Roman" w:cs="Times New Roman"/>
+          <w:b/>
+          <w:bCs/>
+          <w:sz w:val="28"/>
+          <w:szCs w:val="28"/>
+          <w:lang w:val="ru-RU"/>
+        </w:rPr>
+        <w:t>–</w:t>
+      </w:r>
+      <w:r>
+        <w:rPr>
+          <w:rFonts w:ascii="Times New Roman" w:hAnsi="Times New Roman" w:cs="Times New Roman"/>
+          <w:b/>
+          <w:bCs/>
+          <w:sz w:val="28"/>
+          <w:szCs w:val="28"/>
+          <w:lang w:val="kk-KZ"/>
+        </w:rPr>
+        <w:t xml:space="preserve"> </w:t>
+      </w:r>
+      <w:proofErr w:type="spellStart"/>
+      <w:r>
+        <w:rPr>
+          <w:rFonts w:ascii="Times New Roman" w:hAnsi="Times New Roman" w:cs="Times New Roman"/>
+          <w:b/>
+          <w:bCs/>
+          <w:sz w:val="28"/>
+          <w:szCs w:val="28"/>
+          <w:lang w:val="kk-KZ"/>
+        </w:rPr>
+        <w:t>Сериализатор</w:t>
+      </w:r>
+      <w:proofErr w:type="spellEnd"/>
+      <w:r>
+        <w:rPr>
+          <w:rFonts w:ascii="Times New Roman" w:hAnsi="Times New Roman" w:cs="Times New Roman"/>
+          <w:b/>
+          <w:bCs/>
+          <w:sz w:val="28"/>
+          <w:szCs w:val="28"/>
+          <w:lang w:val="kk-KZ"/>
+        </w:rPr>
+        <w:t xml:space="preserve"> </w:t>
+      </w:r>
+      <w:r>
+        <w:rPr>
+          <w:rFonts w:ascii="Times New Roman" w:hAnsi="Times New Roman" w:cs="Times New Roman"/>
+          <w:b/>
+          <w:bCs/>
+          <w:sz w:val="28"/>
+          <w:szCs w:val="28"/>
+          <w:lang w:val="kk-KZ"/>
+        </w:rPr>
+        <w:t>бөлімі</w:t>
+      </w:r>
+      <w:r>
+        <w:rPr>
+          <w:rFonts w:ascii="Times New Roman" w:hAnsi="Times New Roman" w:cs="Times New Roman"/>
+          <w:noProof/>
+          <w:sz w:val="28"/>
+          <w:szCs w:val="28"/>
+          <w:lang w:val="kk-KZ"/>
+        </w:rPr>
+        <w:drawing>
+          <wp:inline distT="0" distB="0" distL="0" distR="0" wp14:anchorId="755F6A9F" wp14:editId="3639E885">
+            <wp:extent cx="5943600" cy="3127375"/>
+            <wp:effectExtent l="0" t="0" r="0" b="0"/>
+            <wp:docPr id="270786885" name="Picture 33"/>
+            <wp:cNvGraphicFramePr>
+              <a:graphicFrameLocks xmlns:a="http://schemas.openxmlformats.org/drawingml/2006/main" noChangeAspect="1"/>
+            </wp:cNvGraphicFramePr>
+            <a:graphic xmlns:a="http://schemas.openxmlformats.org/drawingml/2006/main">
+              <a:graphicData uri="http://schemas.openxmlformats.org/drawingml/2006/picture">
+                <pic:pic xmlns:pic="http://schemas.openxmlformats.org/drawingml/2006/picture">
+                  <pic:nvPicPr>
+                    <pic:cNvPr id="270786885" name="Picture 270786885"/>
+                    <pic:cNvPicPr/>
+                  </pic:nvPicPr>
+                  <pic:blipFill>
+                    <a:blip r:embed="rId29">
+                      <a:extLst>
+                        <a:ext uri="{28A0092B-C50C-407E-A947-70E740481C1C}">
+                          <a14:useLocalDpi xmlns:a14="http://schemas.microsoft.com/office/drawing/2010/main" val="0"/>
+                        </a:ext>
+                      </a:extLst>
+                    </a:blip>
+                    <a:stretch>
+                      <a:fillRect/>
+                    </a:stretch>
+                  </pic:blipFill>
+                  <pic:spPr>
+                    <a:xfrm>
+                      <a:off x="0" y="0"/>
+                      <a:ext cx="5943600" cy="3127375"/>
+                    </a:xfrm>
+                    <a:prstGeom prst="rect">
+                      <a:avLst/>
+                    </a:prstGeom>
+                  </pic:spPr>
+                </pic:pic>
+              </a:graphicData>
+            </a:graphic>
+          </wp:inline>
+        </w:drawing>
+      </w:r>
+    </w:p>
+    <w:p>
+      <w:pPr>
+        <w:jc w:val="center"/>
+        <w:rPr>
+          <w:rFonts w:ascii="Times New Roman" w:hAnsi="Times New Roman" w:cs="Times New Roman"/>
+          <w:b/>
+          <w:bCs/>
+          <w:sz w:val="28"/>
+          <w:szCs w:val="28"/>
+          <w:lang w:val="kk-KZ"/>
+        </w:rPr>
+      </w:pPr>
+      <w:r>
+        <w:rPr>
+          <w:rFonts w:ascii="Times New Roman" w:hAnsi="Times New Roman" w:cs="Times New Roman"/>
+          <w:b/>
+          <w:bCs/>
+          <w:sz w:val="28"/>
+          <w:szCs w:val="28"/>
+          <w:lang w:val="kk-KZ"/>
+        </w:rPr>
+        <w:t>7.</w:t>
+      </w:r>
+      <w:r>
+        <w:rPr>
+          <w:rFonts w:ascii="Times New Roman" w:hAnsi="Times New Roman" w:cs="Times New Roman"/>
+          <w:b/>
+          <w:bCs/>
+          <w:sz w:val="28"/>
+          <w:szCs w:val="28"/>
+          <w:lang w:val="kk-KZ"/>
+        </w:rPr>
+        <w:t>5</w:t>
+      </w:r>
+      <w:r>
+        <w:rPr>
+          <w:rFonts w:ascii="Times New Roman" w:hAnsi="Times New Roman" w:cs="Times New Roman"/>
+          <w:b/>
+          <w:bCs/>
+          <w:sz w:val="28"/>
+          <w:szCs w:val="28"/>
+          <w:lang w:val="kk-KZ"/>
+        </w:rPr>
+        <w:t xml:space="preserve"> </w:t>
+      </w:r>
+      <w:r>
+        <w:rPr>
+          <w:rFonts w:ascii="Times New Roman" w:hAnsi="Times New Roman" w:cs="Times New Roman"/>
+          <w:b/>
+          <w:bCs/>
+          <w:sz w:val="28"/>
+          <w:szCs w:val="28"/>
+          <w:lang w:val="kk-KZ"/>
+        </w:rPr>
+        <w:t>сурет</w:t>
+      </w:r>
+      <w:r>
+        <w:rPr>
+          <w:rFonts w:ascii="Times New Roman" w:hAnsi="Times New Roman" w:cs="Times New Roman"/>
+          <w:b/>
+          <w:bCs/>
+          <w:sz w:val="28"/>
+          <w:szCs w:val="28"/>
+          <w:lang w:val="kk-KZ"/>
+        </w:rPr>
+        <w:t xml:space="preserve"> </w:t>
+      </w:r>
+      <w:r>
+        <w:rPr>
+          <w:rFonts w:ascii="Times New Roman" w:hAnsi="Times New Roman" w:cs="Times New Roman"/>
+          <w:b/>
+          <w:bCs/>
+          <w:sz w:val="28"/>
+          <w:szCs w:val="28"/>
+          <w:lang w:val="kk-KZ"/>
+        </w:rPr>
+        <w:t>–</w:t>
+      </w:r>
+      <w:r>
+        <w:rPr>
+          <w:rFonts w:ascii="Times New Roman" w:hAnsi="Times New Roman" w:cs="Times New Roman"/>
+          <w:b/>
+          <w:bCs/>
+          <w:sz w:val="28"/>
+          <w:szCs w:val="28"/>
+          <w:lang w:val="kk-KZ"/>
+        </w:rPr>
+        <w:t xml:space="preserve"> </w:t>
+      </w:r>
+      <w:proofErr w:type="spellStart"/>
+      <w:r>
+        <w:rPr>
+          <w:rFonts w:ascii="Times New Roman" w:hAnsi="Times New Roman" w:cs="Times New Roman"/>
+          <w:b/>
+          <w:bCs/>
+          <w:sz w:val="28"/>
+          <w:szCs w:val="28"/>
+          <w:lang w:val="kk-KZ"/>
+        </w:rPr>
+        <w:t>Django</w:t>
+      </w:r>
+      <w:proofErr w:type="spellEnd"/>
+      <w:r>
+        <w:rPr>
+          <w:rFonts w:ascii="Times New Roman" w:hAnsi="Times New Roman" w:cs="Times New Roman"/>
+          <w:b/>
+          <w:bCs/>
+          <w:sz w:val="28"/>
+          <w:szCs w:val="28"/>
+          <w:lang w:val="kk-KZ"/>
+        </w:rPr>
+        <w:t xml:space="preserve"> </w:t>
+      </w:r>
+      <w:proofErr w:type="spellStart"/>
+      <w:r>
+        <w:rPr>
+          <w:rFonts w:ascii="Times New Roman" w:hAnsi="Times New Roman" w:cs="Times New Roman"/>
+          <w:b/>
+          <w:bCs/>
+          <w:sz w:val="28"/>
+          <w:szCs w:val="28"/>
+          <w:lang w:val="kk-KZ"/>
+        </w:rPr>
+        <w:t>rest</w:t>
+      </w:r>
+      <w:proofErr w:type="spellEnd"/>
+      <w:r>
+        <w:rPr>
+          <w:rFonts w:ascii="Times New Roman" w:hAnsi="Times New Roman" w:cs="Times New Roman"/>
+          <w:b/>
+          <w:bCs/>
+          <w:sz w:val="28"/>
+          <w:szCs w:val="28"/>
+          <w:lang w:val="kk-KZ"/>
+        </w:rPr>
+        <w:t xml:space="preserve"> </w:t>
+      </w:r>
+      <w:proofErr w:type="spellStart"/>
+      <w:r>
+        <w:rPr>
+          <w:rFonts w:ascii="Times New Roman" w:hAnsi="Times New Roman" w:cs="Times New Roman"/>
+          <w:b/>
+          <w:bCs/>
+          <w:sz w:val="28"/>
+          <w:szCs w:val="28"/>
+          <w:lang w:val="kk-KZ"/>
+        </w:rPr>
+        <w:t>framework</w:t>
+      </w:r>
+      <w:proofErr w:type="spellEnd"/>
+      <w:r>
+        <w:rPr>
+          <w:rFonts w:ascii="Times New Roman" w:hAnsi="Times New Roman" w:cs="Times New Roman"/>
+          <w:b/>
+          <w:bCs/>
+          <w:sz w:val="28"/>
+          <w:szCs w:val="28"/>
+          <w:lang w:val="kk-KZ"/>
+        </w:rPr>
+        <w:t xml:space="preserve"> </w:t>
+      </w:r>
+      <w:r>
+        <w:rPr>
+          <w:rFonts w:ascii="Times New Roman" w:hAnsi="Times New Roman" w:cs="Times New Roman"/>
+          <w:b/>
+          <w:bCs/>
+          <w:sz w:val="28"/>
+          <w:szCs w:val="28"/>
+          <w:lang w:val="kk-KZ"/>
+        </w:rPr>
+        <w:t xml:space="preserve">моделдерге </w:t>
+      </w:r>
+      <w:r>
+        <w:rPr>
+          <w:rFonts w:ascii="Times New Roman" w:hAnsi="Times New Roman" w:cs="Times New Roman"/>
+          <w:b/>
+          <w:bCs/>
+          <w:sz w:val="28"/>
+          <w:szCs w:val="28"/>
+          <w:lang w:val="kk-KZ"/>
+        </w:rPr>
+        <w:t xml:space="preserve">CRUD </w:t>
+      </w:r>
+      <w:r>
+        <w:rPr>
+          <w:rFonts w:ascii="Times New Roman" w:hAnsi="Times New Roman" w:cs="Times New Roman"/>
+          <w:b/>
+          <w:bCs/>
+          <w:sz w:val="28"/>
+          <w:szCs w:val="28"/>
+          <w:lang w:val="kk-KZ"/>
+        </w:rPr>
+        <w:t>бөлімі</w:t>
+      </w:r>
+    </w:p>
+    <w:p>
+      <w:pPr>
+        <w:jc w:val="center"/>
+        <w:rPr>
+          <w:rFonts w:ascii="Times New Roman" w:hAnsi="Times New Roman" w:cs="Times New Roman"/>
+          <w:b/>
+          <w:bCs/>
+          <w:sz w:val="28"/>
+          <w:szCs w:val="28"/>
+          <w:lang w:val="kk-KZ"/>
+        </w:rPr>
+      </w:pPr>
+    </w:p>
+    <w:p>
+      <w:pPr>
+        <w:jc w:val="center"/>
+        <w:rPr>
+          <w:rFonts w:ascii="Times New Roman" w:hAnsi="Times New Roman" w:cs="Times New Roman"/>
+          <w:b/>
+          <w:bCs/>
+          <w:sz w:val="28"/>
+          <w:szCs w:val="28"/>
+          <w:lang w:val="kk-KZ"/>
+        </w:rPr>
+      </w:pPr>
+    </w:p>
+    <w:p>
+      <w:pPr>
+        <w:jc w:val="center"/>
+        <w:rPr>
+          <w:rFonts w:ascii="Times New Roman" w:hAnsi="Times New Roman" w:cs="Times New Roman"/>
+          <w:b/>
+          <w:bCs/>
+          <w:sz w:val="28"/>
+          <w:szCs w:val="28"/>
+          <w:lang w:val="kk-KZ"/>
+        </w:rPr>
+      </w:pPr>
+    </w:p>
+    <w:p>
+      <w:pPr>
+        <w:jc w:val="center"/>
+        <w:rPr>
+          <w:rFonts w:ascii="Times New Roman" w:hAnsi="Times New Roman" w:cs="Times New Roman"/>
+          <w:b/>
+          <w:bCs/>
+          <w:sz w:val="28"/>
+          <w:szCs w:val="28"/>
+          <w:lang w:val="kk-KZ"/>
+        </w:rPr>
+      </w:pPr>
+    </w:p>
+    <w:p>
+      <w:pPr>
+        <w:rPr>
+          <w:rFonts w:ascii="Times New Roman" w:hAnsi="Times New Roman" w:cs="Times New Roman"/>
+          <w:b/>
+          <w:bCs/>
+          <w:sz w:val="28"/>
+          <w:szCs w:val="28"/>
+          <w:lang w:val="kk-KZ"/>
+        </w:rPr>
+      </w:pPr>
+    </w:p>
+    <w:p>
+      <w:pPr>
+        <w:rPr>
+          <w:rFonts w:ascii="Times New Roman" w:hAnsi="Times New Roman" w:cs="Times New Roman"/>
+          <w:b/>
+          <w:bCs/>
+          <w:sz w:val="28"/>
+          <w:szCs w:val="28"/>
+          <w:lang w:val="kk-KZ"/>
+        </w:rPr>
+      </w:pPr>
+      <w:r>
+        <w:rPr>
+          <w:rFonts w:ascii="Times New Roman" w:hAnsi="Times New Roman" w:cs="Times New Roman"/>
+          <w:b/>
+          <w:bCs/>
+          <w:noProof/>
+          <w:sz w:val="28"/>
+          <w:szCs w:val="28"/>
+          <w:lang w:val="en-US"/>
+        </w:rPr>
+        <w:drawing>
+          <wp:inline distT="0" distB="0" distL="0" distR="0" wp14:anchorId="302E6388" wp14:editId="640ACF08">
+            <wp:extent cx="5943600" cy="3858260"/>
+            <wp:effectExtent l="0" t="0" r="0" b="2540"/>
+            <wp:docPr id="1495644510" name="Picture 35"/>
+            <wp:cNvGraphicFramePr>
+              <a:graphicFrameLocks xmlns:a="http://schemas.openxmlformats.org/drawingml/2006/main" noChangeAspect="1"/>
+            </wp:cNvGraphicFramePr>
+            <a:graphic xmlns:a="http://schemas.openxmlformats.org/drawingml/2006/main">
+              <a:graphicData uri="http://schemas.openxmlformats.org/drawingml/2006/picture">
+                <pic:pic xmlns:pic="http://schemas.openxmlformats.org/drawingml/2006/picture">
+                  <pic:nvPicPr>
+                    <pic:cNvPr id="1495644510" name="Picture 1495644510"/>
+                    <pic:cNvPicPr/>
+                  </pic:nvPicPr>
+                  <pic:blipFill>
+                    <a:blip r:embed="rId30" cstate="print">
+                      <a:extLst>
+                        <a:ext uri="{28A0092B-C50C-407E-A947-70E740481C1C}">
+                          <a14:useLocalDpi xmlns:a14="http://schemas.microsoft.com/office/drawing/2010/main" val="0"/>
+                        </a:ext>
+                      </a:extLst>
+                    </a:blip>
+                    <a:stretch>
+                      <a:fillRect/>
+                    </a:stretch>
+                  </pic:blipFill>
+                  <pic:spPr>
+                    <a:xfrm>
+                      <a:off x="0" y="0"/>
+                      <a:ext cx="5943600" cy="3858260"/>
+                    </a:xfrm>
+                    <a:prstGeom prst="rect">
+                      <a:avLst/>
+                    </a:prstGeom>
+                  </pic:spPr>
+                </pic:pic>
+              </a:graphicData>
+            </a:graphic>
+          </wp:inline>
+        </w:drawing>
+      </w:r>
+    </w:p>
+    <w:p>
+      <w:pPr>
+        <w:jc w:val="center"/>
+        <w:rPr>
+          <w:rFonts w:ascii="Times New Roman" w:hAnsi="Times New Roman" w:cs="Times New Roman"/>
+          <w:b/>
+          <w:bCs/>
+          <w:sz w:val="28"/>
+          <w:szCs w:val="28"/>
+          <w:lang w:val="kk-KZ"/>
+        </w:rPr>
+      </w:pPr>
+      <w:r>
+        <w:rPr>
+          <w:rFonts w:ascii="Times New Roman" w:hAnsi="Times New Roman" w:cs="Times New Roman"/>
+          <w:b/>
+          <w:bCs/>
+          <w:sz w:val="28"/>
+          <w:szCs w:val="28"/>
+          <w:lang w:val="kk-KZ"/>
+        </w:rPr>
+        <w:t>8</w:t>
+      </w:r>
+      <w:r>
+        <w:rPr>
+          <w:rFonts w:ascii="Times New Roman" w:hAnsi="Times New Roman" w:cs="Times New Roman"/>
+          <w:b/>
+          <w:bCs/>
+          <w:sz w:val="28"/>
+          <w:szCs w:val="28"/>
+          <w:lang w:val="kk-KZ"/>
+        </w:rPr>
+        <w:t xml:space="preserve">.1 </w:t>
+      </w:r>
+      <w:r>
+        <w:rPr>
+          <w:rFonts w:ascii="Times New Roman" w:hAnsi="Times New Roman" w:cs="Times New Roman"/>
+          <w:b/>
+          <w:bCs/>
+          <w:sz w:val="28"/>
+          <w:szCs w:val="28"/>
+          <w:lang w:val="kk-KZ"/>
+        </w:rPr>
+        <w:t>сурет</w:t>
+      </w:r>
+      <w:r>
+        <w:rPr>
+          <w:rFonts w:ascii="Times New Roman" w:hAnsi="Times New Roman" w:cs="Times New Roman"/>
+          <w:b/>
+          <w:bCs/>
+          <w:sz w:val="28"/>
+          <w:szCs w:val="28"/>
+          <w:lang w:val="kk-KZ"/>
+        </w:rPr>
+        <w:t xml:space="preserve"> </w:t>
+      </w:r>
+      <w:r>
+        <w:rPr>
+          <w:rFonts w:ascii="Times New Roman" w:hAnsi="Times New Roman" w:cs="Times New Roman"/>
+          <w:b/>
+          <w:bCs/>
+          <w:sz w:val="28"/>
+          <w:szCs w:val="28"/>
+          <w:lang w:val="kk-KZ"/>
+        </w:rPr>
+        <w:t>–</w:t>
+      </w:r>
+      <w:r>
+        <w:rPr>
+          <w:rFonts w:ascii="Times New Roman" w:hAnsi="Times New Roman" w:cs="Times New Roman"/>
+          <w:b/>
+          <w:bCs/>
+          <w:sz w:val="28"/>
+          <w:szCs w:val="28"/>
+          <w:lang w:val="kk-KZ"/>
+        </w:rPr>
+        <w:t xml:space="preserve"> </w:t>
+      </w:r>
+      <w:proofErr w:type="spellStart"/>
+      <w:r>
+        <w:rPr>
+          <w:rFonts w:ascii="Times New Roman" w:hAnsi="Times New Roman" w:cs="Times New Roman"/>
+          <w:b/>
+          <w:bCs/>
+          <w:sz w:val="28"/>
+          <w:szCs w:val="28"/>
+          <w:lang w:val="kk-KZ"/>
+        </w:rPr>
+        <w:t>Railway</w:t>
+      </w:r>
+      <w:proofErr w:type="spellEnd"/>
+      <w:r>
+        <w:rPr>
+          <w:rFonts w:ascii="Times New Roman" w:hAnsi="Times New Roman" w:cs="Times New Roman"/>
+          <w:b/>
+          <w:bCs/>
+          <w:sz w:val="28"/>
+          <w:szCs w:val="28"/>
+          <w:lang w:val="kk-KZ"/>
+        </w:rPr>
+        <w:t xml:space="preserve"> </w:t>
+      </w:r>
+      <w:r>
+        <w:rPr>
+          <w:rFonts w:ascii="Times New Roman" w:hAnsi="Times New Roman" w:cs="Times New Roman"/>
+          <w:b/>
+          <w:bCs/>
+          <w:sz w:val="28"/>
+          <w:szCs w:val="28"/>
+          <w:lang w:val="kk-KZ"/>
+        </w:rPr>
+        <w:t>МҚ сақтау процессі</w:t>
+      </w:r>
+      <w:r>
+        <w:rPr>
+          <w:rFonts w:ascii="Times New Roman" w:hAnsi="Times New Roman" w:cs="Times New Roman"/>
+          <w:b/>
+          <w:bCs/>
+          <w:sz w:val="28"/>
+          <w:szCs w:val="28"/>
+          <w:lang w:val="kk-KZ"/>
+        </w:rPr>
+        <w:t>(</w:t>
+      </w:r>
+      <w:r>
+        <w:rPr>
+          <w:rFonts w:ascii="Times New Roman" w:hAnsi="Times New Roman" w:cs="Times New Roman"/>
+          <w:b/>
+          <w:bCs/>
+          <w:sz w:val="28"/>
+          <w:szCs w:val="28"/>
+          <w:lang w:val="kk-KZ"/>
+        </w:rPr>
+        <w:t>кітаптар</w:t>
+      </w:r>
+      <w:r>
+        <w:rPr>
+          <w:rFonts w:ascii="Times New Roman" w:hAnsi="Times New Roman" w:cs="Times New Roman"/>
+          <w:b/>
+          <w:bCs/>
+          <w:sz w:val="28"/>
+          <w:szCs w:val="28"/>
+          <w:lang w:val="kk-KZ"/>
+        </w:rPr>
+        <w:t>-</w:t>
+      </w:r>
+      <w:proofErr w:type="spellStart"/>
+      <w:r>
+        <w:rPr>
+          <w:rFonts w:ascii="Times New Roman" w:hAnsi="Times New Roman" w:cs="Times New Roman"/>
+          <w:b/>
+          <w:bCs/>
+          <w:sz w:val="28"/>
+          <w:szCs w:val="28"/>
+          <w:lang w:val="kk-KZ"/>
+        </w:rPr>
+        <w:t>books</w:t>
+      </w:r>
+      <w:proofErr w:type="spellEnd"/>
+      <w:r>
+        <w:rPr>
+          <w:rFonts w:ascii="Times New Roman" w:hAnsi="Times New Roman" w:cs="Times New Roman"/>
+          <w:b/>
+          <w:bCs/>
+          <w:sz w:val="28"/>
+          <w:szCs w:val="28"/>
+          <w:lang w:val="kk-KZ"/>
+        </w:rPr>
+        <w:t>)</w:t>
+      </w:r>
+    </w:p>
+    <w:p>
+      <w:pPr>
+        <w:jc w:val="center"/>
+        <w:rPr>
+          <w:rFonts w:ascii="Times New Roman" w:hAnsi="Times New Roman" w:cs="Times New Roman"/>
+          <w:sz w:val="28"/>
+          <w:szCs w:val="28"/>
+          <w:lang w:val="en-US"/>
+        </w:rPr>
+      </w:pPr>
+      <w:r>
+        <w:rPr>
+          <w:noProof/>
+          <w:lang w:val="kk-KZ"/>
+        </w:rPr>
+        <w:lastRenderedPageBreak/>
+        <w:drawing>
+          <wp:inline distT="0" distB="0" distL="0" distR="0" wp14:anchorId="3E52844C" wp14:editId="74E72F34">
+            <wp:extent cx="5943600" cy="3361690"/>
+            <wp:effectExtent l="0" t="0" r="0" b="3810"/>
+            <wp:docPr id="284688698" name="Picture 36"/>
+            <wp:cNvGraphicFramePr>
+              <a:graphicFrameLocks xmlns:a="http://schemas.openxmlformats.org/drawingml/2006/main" noChangeAspect="1"/>
+            </wp:cNvGraphicFramePr>
+            <a:graphic xmlns:a="http://schemas.openxmlformats.org/drawingml/2006/main">
+              <a:graphicData uri="http://schemas.openxmlformats.org/drawingml/2006/picture">
+                <pic:pic xmlns:pic="http://schemas.openxmlformats.org/drawingml/2006/picture">
+                  <pic:nvPicPr>
+                    <pic:cNvPr id="284688698" name="Picture 284688698"/>
+                    <pic:cNvPicPr/>
+                  </pic:nvPicPr>
+                  <pic:blipFill>
+                    <a:blip r:embed="rId31" cstate="print">
+                      <a:extLst>
+                        <a:ext uri="{28A0092B-C50C-407E-A947-70E740481C1C}">
+                          <a14:useLocalDpi xmlns:a14="http://schemas.microsoft.com/office/drawing/2010/main" val="0"/>
+                        </a:ext>
+                      </a:extLst>
+                    </a:blip>
+                    <a:stretch>
+                      <a:fillRect/>
+                    </a:stretch>
+                  </pic:blipFill>
+                  <pic:spPr>
+                    <a:xfrm>
+                      <a:off x="0" y="0"/>
+                      <a:ext cx="5943600" cy="3361690"/>
+                    </a:xfrm>
+                    <a:prstGeom prst="rect">
+                      <a:avLst/>
+                    </a:prstGeom>
+                  </pic:spPr>
+                </pic:pic>
+              </a:graphicData>
+            </a:graphic>
+          </wp:inline>
+        </w:drawing>
+      </w:r>
+    </w:p>
+    <w:p>
+      <w:pPr>
+        <w:jc w:val="center"/>
+        <w:rPr>
+          <w:rFonts w:ascii="Times New Roman" w:hAnsi="Times New Roman" w:cs="Times New Roman"/>
+          <w:b/>
+          <w:bCs/>
+          <w:sz w:val="28"/>
+          <w:szCs w:val="28"/>
+          <w:lang w:val="en-US"/>
+        </w:rPr>
+      </w:pPr>
+      <w:r>
+        <w:rPr>
+          <w:rFonts w:ascii="Times New Roman" w:hAnsi="Times New Roman" w:cs="Times New Roman"/>
+          <w:b/>
+          <w:bCs/>
+          <w:sz w:val="28"/>
+          <w:szCs w:val="28"/>
+          <w:lang w:val="en-US"/>
+        </w:rPr>
+        <w:t>8</w:t>
+      </w:r>
+      <w:r>
+        <w:rPr>
+          <w:rFonts w:ascii="Times New Roman" w:hAnsi="Times New Roman" w:cs="Times New Roman"/>
+          <w:b/>
+          <w:bCs/>
+          <w:sz w:val="28"/>
+          <w:szCs w:val="28"/>
+          <w:lang w:val="en-US"/>
+        </w:rPr>
+        <w:t>.</w:t>
+      </w:r>
+      <w:r>
+        <w:rPr>
+          <w:rFonts w:ascii="Times New Roman" w:hAnsi="Times New Roman" w:cs="Times New Roman"/>
+          <w:b/>
+          <w:bCs/>
+          <w:sz w:val="28"/>
+          <w:szCs w:val="28"/>
+          <w:lang w:val="en-US"/>
+        </w:rPr>
+        <w:t>2</w:t>
+      </w:r>
+      <w:r>
+        <w:rPr>
+          <w:rFonts w:ascii="Times New Roman" w:hAnsi="Times New Roman" w:cs="Times New Roman"/>
+          <w:b/>
+          <w:bCs/>
+          <w:sz w:val="28"/>
+          <w:szCs w:val="28"/>
+          <w:lang w:val="en-US"/>
+        </w:rPr>
+        <w:t xml:space="preserve"> </w:t>
+      </w:r>
+      <w:r>
+        <w:rPr>
+          <w:rFonts w:ascii="Times New Roman" w:hAnsi="Times New Roman" w:cs="Times New Roman"/>
+          <w:b/>
+          <w:bCs/>
+          <w:sz w:val="28"/>
+          <w:szCs w:val="28"/>
+          <w:lang w:val="kk-KZ"/>
+        </w:rPr>
+        <w:t>сурет</w:t>
+      </w:r>
+      <w:r>
+        <w:rPr>
+          <w:rFonts w:ascii="Times New Roman" w:hAnsi="Times New Roman" w:cs="Times New Roman"/>
+          <w:b/>
+          <w:bCs/>
+          <w:sz w:val="28"/>
+          <w:szCs w:val="28"/>
+          <w:lang w:val="en-US"/>
+        </w:rPr>
+        <w:t xml:space="preserve"> </w:t>
+      </w:r>
+      <w:r>
+        <w:rPr>
+          <w:rFonts w:ascii="Times New Roman" w:hAnsi="Times New Roman" w:cs="Times New Roman"/>
+          <w:b/>
+          <w:bCs/>
+          <w:sz w:val="28"/>
+          <w:szCs w:val="28"/>
+          <w:lang w:val="en-US"/>
+        </w:rPr>
+        <w:t>– Users(</w:t>
+      </w:r>
+      <w:r>
+        <w:rPr>
+          <w:rFonts w:ascii="Times New Roman" w:hAnsi="Times New Roman" w:cs="Times New Roman"/>
+          <w:b/>
+          <w:bCs/>
+          <w:sz w:val="28"/>
+          <w:szCs w:val="28"/>
+          <w:lang w:val="kk-KZ"/>
+        </w:rPr>
+        <w:t>қолданушылар</w:t>
+      </w:r>
+      <w:r>
+        <w:rPr>
+          <w:rFonts w:ascii="Times New Roman" w:hAnsi="Times New Roman" w:cs="Times New Roman"/>
+          <w:b/>
+          <w:bCs/>
+          <w:sz w:val="28"/>
+          <w:szCs w:val="28"/>
+          <w:lang w:val="en-US"/>
+        </w:rPr>
+        <w:t>)</w:t>
+      </w:r>
+    </w:p>
+    <w:p>
+      <w:pPr>
         <w:jc w:val="center"/>
         <w:rPr>
           <w:rFonts w:ascii="Times New Roman" w:hAnsi="Times New Roman" w:cs="Times New Roman"/>
@@ -23086,7 +25759,7 @@
           <w:bCs/>
           <w:sz w:val="28"/>
           <w:szCs w:val="28"/>
-          <w:lang w:val="en-US"/>
+          <w:lang w:val="kk-KZ"/>
         </w:rPr>
       </w:pPr>
       <w:r>
@@ -23115,7 +25788,7 @@
                     <pic:cNvPicPr/>
                   </pic:nvPicPr>
                   <pic:blipFill>
-                    <a:blip r:embed="rId25" cstate="print">
+                    <a:blip r:embed="rId32" cstate="print">
                       <a:extLst>
                         <a:ext uri="{28A0092B-C50C-407E-A947-70E740481C1C}">
                           <a14:useLocalDpi xmlns:a14="http://schemas.microsoft.com/office/drawing/2010/main" val="0"/>
@@ -23146,6 +25819,67 @@
       <w:pPr>
         <w:pStyle w:val="ListParagraph"/>
         <w:ind w:left="1330"/>
+        <w:jc w:val="center"/>
+        <w:rPr>
+          <w:rFonts w:ascii="Times New Roman" w:hAnsi="Times New Roman" w:cs="Times New Roman"/>
+          <w:b/>
+          <w:bCs/>
+          <w:sz w:val="28"/>
+          <w:szCs w:val="28"/>
+          <w:lang w:val="en-US"/>
+        </w:rPr>
+      </w:pPr>
+      <w:r>
+        <w:rPr>
+          <w:rFonts w:ascii="Times New Roman" w:hAnsi="Times New Roman" w:cs="Times New Roman"/>
+          <w:b/>
+          <w:bCs/>
+          <w:sz w:val="28"/>
+          <w:szCs w:val="28"/>
+          <w:lang w:val="en-US"/>
+        </w:rPr>
+        <w:t xml:space="preserve">9.1 </w:t>
+      </w:r>
+      <w:r>
+        <w:rPr>
+          <w:rFonts w:ascii="Times New Roman" w:hAnsi="Times New Roman" w:cs="Times New Roman"/>
+          <w:b/>
+          <w:bCs/>
+          <w:sz w:val="28"/>
+          <w:szCs w:val="28"/>
+          <w:lang w:val="kk-KZ"/>
+        </w:rPr>
+        <w:t xml:space="preserve">сурет </w:t>
+      </w:r>
+      <w:r>
+        <w:rPr>
+          <w:rFonts w:ascii="Times New Roman" w:hAnsi="Times New Roman" w:cs="Times New Roman"/>
+          <w:b/>
+          <w:bCs/>
+          <w:sz w:val="28"/>
+          <w:szCs w:val="28"/>
+          <w:lang w:val="en-US"/>
+        </w:rPr>
+        <w:t xml:space="preserve">- </w:t>
+      </w:r>
+      <w:proofErr w:type="spellStart"/>
+      <w:r>
+        <w:rPr>
+          <w:rFonts w:ascii="Times New Roman" w:hAnsi="Times New Roman" w:cs="Times New Roman"/>
+          <w:b/>
+          <w:bCs/>
+          <w:sz w:val="28"/>
+          <w:szCs w:val="28"/>
+          <w:lang w:val="en-US"/>
+        </w:rPr>
+        <w:t>Unittest</w:t>
+      </w:r>
+      <w:proofErr w:type="spellEnd"/>
+    </w:p>
+    <w:p>
+      <w:pPr>
+        <w:pStyle w:val="ListParagraph"/>
+        <w:ind w:left="1330"/>
         <w:rPr>
           <w:rFonts w:ascii="Times New Roman" w:hAnsi="Times New Roman" w:cs="Times New Roman"/>
           <w:b/>
@@ -23195,7 +25929,7 @@
                     <pic:cNvPicPr/>
                   </pic:nvPicPr>
                   <pic:blipFill>
-                    <a:blip r:embed="rId26" cstate="print">
+                    <a:blip r:embed="rId33" cstate="print">
                       <a:extLst>
                         <a:ext uri="{28A0092B-C50C-407E-A947-70E740481C1C}">
                           <a14:useLocalDpi xmlns:a14="http://schemas.microsoft.com/office/drawing/2010/main" val="0"/>
@@ -23224,6 +25958,131 @@
     </w:p>
     <w:p>
       <w:pPr>
+        <w:jc w:val="center"/>
+        <w:rPr>
+          <w:rFonts w:ascii="Times New Roman" w:hAnsi="Times New Roman" w:cs="Times New Roman"/>
+          <w:b/>
+          <w:bCs/>
+          <w:sz w:val="28"/>
+          <w:szCs w:val="28"/>
+          <w:lang w:val="kk-KZ"/>
+        </w:rPr>
+      </w:pPr>
+      <w:r>
+        <w:rPr>
+          <w:rFonts w:ascii="Times New Roman" w:hAnsi="Times New Roman" w:cs="Times New Roman"/>
+          <w:b/>
+          <w:bCs/>
+          <w:sz w:val="28"/>
+          <w:szCs w:val="28"/>
+          <w:lang w:val="en-US"/>
+        </w:rPr>
+        <w:t>9</w:t>
+      </w:r>
+      <w:r>
+        <w:rPr>
+          <w:rFonts w:ascii="Times New Roman" w:hAnsi="Times New Roman" w:cs="Times New Roman"/>
+          <w:b/>
+          <w:bCs/>
+          <w:sz w:val="28"/>
+          <w:szCs w:val="28"/>
+          <w:lang w:val="en-US"/>
+        </w:rPr>
+        <w:t>.</w:t>
+      </w:r>
+      <w:r>
+        <w:rPr>
+          <w:rFonts w:ascii="Times New Roman" w:hAnsi="Times New Roman" w:cs="Times New Roman"/>
+          <w:b/>
+          <w:bCs/>
+          <w:sz w:val="28"/>
+          <w:szCs w:val="28"/>
+          <w:lang w:val="en-US"/>
+        </w:rPr>
+        <w:t>2</w:t>
+      </w:r>
+      <w:r>
+        <w:rPr>
+          <w:rFonts w:ascii="Times New Roman" w:hAnsi="Times New Roman" w:cs="Times New Roman"/>
+          <w:b/>
+          <w:bCs/>
+          <w:sz w:val="28"/>
+          <w:szCs w:val="28"/>
+          <w:lang w:val="en-US"/>
+        </w:rPr>
+        <w:t xml:space="preserve"> </w:t>
+      </w:r>
+      <w:r>
+        <w:rPr>
+          <w:rFonts w:ascii="Times New Roman" w:hAnsi="Times New Roman" w:cs="Times New Roman"/>
+          <w:b/>
+          <w:bCs/>
+          <w:sz w:val="28"/>
+          <w:szCs w:val="28"/>
+          <w:lang w:val="kk-KZ"/>
+        </w:rPr>
+        <w:t>сурет</w:t>
+      </w:r>
+      <w:r>
+        <w:rPr>
+          <w:rFonts w:ascii="Times New Roman" w:hAnsi="Times New Roman" w:cs="Times New Roman"/>
+          <w:b/>
+          <w:bCs/>
+          <w:sz w:val="28"/>
+          <w:szCs w:val="28"/>
+          <w:lang w:val="en-US"/>
+        </w:rPr>
+        <w:t xml:space="preserve"> </w:t>
+      </w:r>
+      <w:r>
+        <w:rPr>
+          <w:rFonts w:ascii="Times New Roman" w:hAnsi="Times New Roman" w:cs="Times New Roman"/>
+          <w:b/>
+          <w:bCs/>
+          <w:sz w:val="28"/>
+          <w:szCs w:val="28"/>
+          <w:lang w:val="en-US"/>
+        </w:rPr>
+        <w:t xml:space="preserve">– </w:t>
+      </w:r>
+      <w:proofErr w:type="spellStart"/>
+      <w:r>
+        <w:rPr>
+          <w:rFonts w:ascii="Times New Roman" w:hAnsi="Times New Roman" w:cs="Times New Roman"/>
+          <w:b/>
+          <w:bCs/>
+          <w:sz w:val="28"/>
+          <w:szCs w:val="28"/>
+          <w:lang w:val="en-US"/>
+        </w:rPr>
+        <w:t>Unittest</w:t>
+      </w:r>
+      <w:proofErr w:type="spellEnd"/>
+      <w:r>
+        <w:rPr>
+          <w:rFonts w:ascii="Times New Roman" w:hAnsi="Times New Roman" w:cs="Times New Roman"/>
+          <w:b/>
+          <w:bCs/>
+          <w:sz w:val="28"/>
+          <w:szCs w:val="28"/>
+          <w:lang w:val="en-US"/>
+        </w:rPr>
+        <w:t xml:space="preserve"> </w:t>
+      </w:r>
+      <w:r>
+        <w:rPr>
+          <w:rFonts w:ascii="Times New Roman" w:hAnsi="Times New Roman" w:cs="Times New Roman"/>
+          <w:b/>
+          <w:bCs/>
+          <w:sz w:val="28"/>
+          <w:szCs w:val="28"/>
+          <w:lang w:val="kk-KZ"/>
+        </w:rPr>
+        <w:t>жалғасы</w:t>
+      </w:r>
+    </w:p>
+    <w:p>
+      <w:pPr>
         <w:ind w:left="1049"/>
         <w:rPr>
           <w:rFonts w:ascii="Times New Roman" w:hAnsi="Times New Roman" w:cs="Times New Roman"/>
@@ -23247,19 +26106,6 @@
           <w:lang w:val="kk-KZ"/>
         </w:rPr>
       </w:pPr>
-    </w:p>
-    <w:p>
-      <w:pPr>
-        <w:ind w:left="1049"/>
-        <w:rPr>
-          <w:rFonts w:ascii="Times New Roman" w:hAnsi="Times New Roman" w:cs="Times New Roman"/>
-          <w:b/>
-          <w:bCs/>
-          <w:sz w:val="28"/>
-          <w:szCs w:val="28"/>
-          <w:lang w:val="kk-KZ"/>
-        </w:rPr>
-      </w:pPr>
       <w:r>
         <w:rPr>
           <w:rFonts w:ascii="Times New Roman" w:hAnsi="Times New Roman" w:cs="Times New Roman"/>
@@ -23271,9 +26117,9 @@
           <w:lang w:val="kk-KZ"/>
         </w:rPr>
         <w:drawing>
-          <wp:inline distT="0" distB="0" distL="0" distR="0" wp14:anchorId="6AFAAE95" wp14:editId="205E5991">
-            <wp:extent cx="5190837" cy="2674168"/>
-            <wp:effectExtent l="0" t="0" r="3810" b="5715"/>
+          <wp:inline distT="0" distB="0" distL="0" distR="0" wp14:anchorId="0949F6C3" wp14:editId="7966F6B4">
+            <wp:extent cx="4754880" cy="2449576"/>
+            <wp:effectExtent l="0" t="0" r="0" b="1905"/>
             <wp:docPr id="979776082" name="Picture 3"/>
             <wp:cNvGraphicFramePr>
               <a:graphicFrameLocks xmlns:a="http://schemas.openxmlformats.org/drawingml/2006/main" noChangeAspect="1"/>
@@ -23286,7 +26132,7 @@
                     <pic:cNvPicPr/>
                   </pic:nvPicPr>
                   <pic:blipFill>
-                    <a:blip r:embed="rId27" cstate="print">
+                    <a:blip r:embed="rId34" cstate="print">
                       <a:extLst>
                         <a:ext uri="{28A0092B-C50C-407E-A947-70E740481C1C}">
                           <a14:useLocalDpi xmlns:a14="http://schemas.microsoft.com/office/drawing/2010/main" val="0"/>
@@ -23300,7 +26146,7 @@
                   <pic:spPr>
                     <a:xfrm>
                       <a:off x="0" y="0"/>
-                      <a:ext cx="5195053" cy="2676340"/>
+                      <a:ext cx="4786216" cy="2465720"/>
                     </a:xfrm>
                     <a:prstGeom prst="rect">
                       <a:avLst/>
@@ -23315,25 +26161,503 @@
     </w:p>
     <w:p>
       <w:pPr>
-        <w:rPr>
-          <w:rFonts w:ascii="Times New Roman" w:hAnsi="Times New Roman" w:cs="Times New Roman"/>
-          <w:b/>
-          <w:bCs/>
-          <w:sz w:val="28"/>
-          <w:szCs w:val="28"/>
-          <w:lang w:val="kk-KZ"/>
-        </w:rPr>
-      </w:pPr>
-      <w:r>
-        <w:rPr>
-          <w:rFonts w:ascii="Times New Roman" w:hAnsi="Times New Roman" w:cs="Times New Roman"/>
-          <w:b/>
-          <w:bCs/>
+        <w:ind w:left="1049"/>
+        <w:jc w:val="center"/>
+        <w:rPr>
+          <w:rFonts w:ascii="Times New Roman" w:hAnsi="Times New Roman" w:cs="Times New Roman"/>
+          <w:b/>
+          <w:bCs/>
+          <w:sz w:val="28"/>
+          <w:szCs w:val="28"/>
+          <w:lang w:val="kk-KZ"/>
+        </w:rPr>
+      </w:pPr>
+      <w:r>
+        <w:rPr>
+          <w:rFonts w:ascii="Times New Roman" w:hAnsi="Times New Roman" w:cs="Times New Roman"/>
+          <w:b/>
+          <w:bCs/>
+          <w:sz w:val="28"/>
+          <w:szCs w:val="28"/>
+          <w:lang w:val="en-US"/>
+        </w:rPr>
+        <w:t xml:space="preserve">9.3 </w:t>
+      </w:r>
+      <w:r>
+        <w:rPr>
+          <w:rFonts w:ascii="Times New Roman" w:hAnsi="Times New Roman" w:cs="Times New Roman"/>
+          <w:b/>
+          <w:bCs/>
+          <w:sz w:val="28"/>
+          <w:szCs w:val="28"/>
+          <w:lang w:val="kk-KZ"/>
+        </w:rPr>
+        <w:t xml:space="preserve">сурет </w:t>
+      </w:r>
+      <w:proofErr w:type="gramStart"/>
+      <w:r>
+        <w:rPr>
+          <w:rFonts w:ascii="Times New Roman" w:hAnsi="Times New Roman" w:cs="Times New Roman"/>
+          <w:b/>
+          <w:bCs/>
+          <w:sz w:val="28"/>
+          <w:szCs w:val="28"/>
+          <w:lang w:val="en-US"/>
+        </w:rPr>
+        <w:t xml:space="preserve">-  </w:t>
+      </w:r>
+      <w:proofErr w:type="spellStart"/>
+      <w:r>
+        <w:rPr>
+          <w:rFonts w:ascii="Times New Roman" w:hAnsi="Times New Roman" w:cs="Times New Roman"/>
+          <w:b/>
+          <w:bCs/>
+          <w:sz w:val="28"/>
+          <w:szCs w:val="28"/>
+          <w:lang w:val="en-US"/>
+        </w:rPr>
+        <w:t>Unittest</w:t>
+      </w:r>
+      <w:proofErr w:type="spellEnd"/>
+      <w:proofErr w:type="gramEnd"/>
+      <w:r>
+        <w:rPr>
+          <w:rFonts w:ascii="Times New Roman" w:hAnsi="Times New Roman" w:cs="Times New Roman"/>
+          <w:b/>
+          <w:bCs/>
+          <w:sz w:val="28"/>
+          <w:szCs w:val="28"/>
+          <w:lang w:val="en-US"/>
+        </w:rPr>
+        <w:t xml:space="preserve"> </w:t>
+      </w:r>
+      <w:r>
+        <w:rPr>
+          <w:rFonts w:ascii="Times New Roman" w:hAnsi="Times New Roman" w:cs="Times New Roman"/>
+          <w:b/>
+          <w:bCs/>
+          <w:sz w:val="28"/>
+          <w:szCs w:val="28"/>
+          <w:lang w:val="kk-KZ"/>
+        </w:rPr>
+        <w:t>жалғасы</w:t>
+      </w:r>
+    </w:p>
+    <w:p>
+      <w:pPr>
+        <w:pStyle w:val="BodyText"/>
+        <w:rPr>
+          <w:sz w:val="28"/>
+          <w:szCs w:val="28"/>
+          <w:lang w:val="kk-KZ"/>
+        </w:rPr>
+      </w:pPr>
+      <w:proofErr w:type="spellStart"/>
+      <w:r>
+        <w:rPr>
           <w:sz w:val="28"/>
           <w:szCs w:val="28"/>
           <w:lang w:val="kk-KZ"/>
         </w:rPr>
         <w:lastRenderedPageBreak/>
+        <w:t>Swagger</w:t>
+      </w:r>
+      <w:proofErr w:type="spellEnd"/>
+      <w:r>
+        <w:rPr>
+          <w:sz w:val="28"/>
+          <w:szCs w:val="28"/>
+          <w:lang w:val="kk-KZ"/>
+        </w:rPr>
+        <w:t xml:space="preserve"> UI — бұл API (қолданбалы бағдарламалау интерфейсі) құжаттамасын автоматты түрде генерациялайтын және </w:t>
+      </w:r>
+      <w:proofErr w:type="spellStart"/>
+      <w:r>
+        <w:rPr>
+          <w:sz w:val="28"/>
+          <w:szCs w:val="28"/>
+          <w:lang w:val="kk-KZ"/>
+        </w:rPr>
+        <w:t>визуализациялайтын</w:t>
+      </w:r>
+      <w:proofErr w:type="spellEnd"/>
+      <w:r>
+        <w:rPr>
+          <w:sz w:val="28"/>
+          <w:szCs w:val="28"/>
+          <w:lang w:val="kk-KZ"/>
+        </w:rPr>
+        <w:t xml:space="preserve"> ашық бастапқы құрал. Ол әзірлеушілерге API-ды оңай зерттеуге, тестілеуге және өзара әрекеттесуге мүмкіндік береді. </w:t>
+      </w:r>
+      <w:proofErr w:type="spellStart"/>
+      <w:r>
+        <w:rPr>
+          <w:sz w:val="28"/>
+          <w:szCs w:val="28"/>
+          <w:lang w:val="kk-KZ"/>
+        </w:rPr>
+        <w:t>Swagger</w:t>
+      </w:r>
+      <w:proofErr w:type="spellEnd"/>
+      <w:r>
+        <w:rPr>
+          <w:sz w:val="28"/>
+          <w:szCs w:val="28"/>
+          <w:lang w:val="kk-KZ"/>
+        </w:rPr>
+        <w:t xml:space="preserve"> UI API интерфейстерін JSON немесе YAML форматындағы </w:t>
+      </w:r>
+      <w:proofErr w:type="spellStart"/>
+      <w:r>
+        <w:rPr>
+          <w:sz w:val="28"/>
+          <w:szCs w:val="28"/>
+          <w:lang w:val="kk-KZ"/>
+        </w:rPr>
+        <w:t>Swagger</w:t>
+      </w:r>
+      <w:proofErr w:type="spellEnd"/>
+      <w:r>
+        <w:rPr>
+          <w:sz w:val="28"/>
+          <w:szCs w:val="28"/>
+          <w:lang w:val="kk-KZ"/>
+        </w:rPr>
+        <w:t xml:space="preserve"> спецификациясы арқылы сипаттап, оларды интерактивті және қолдануға ыңғайлы веб-интерфейс ретінде көрсетеді. Бұл интерфейс API шақыруларын жасауға, параметрлерді өзгертуге және жауаптарды көруге мүмкіндік береді, осылайша API құжаттамасын оқу және оны қолдану процесін айтарлықтай жеңілдетеді.</w:t>
+      </w:r>
+    </w:p>
+    <w:p>
+      <w:pPr>
+        <w:pStyle w:val="BodyText"/>
+        <w:rPr>
+          <w:sz w:val="28"/>
+          <w:szCs w:val="28"/>
+          <w:lang w:val="kk-KZ"/>
+        </w:rPr>
+      </w:pPr>
+    </w:p>
+    <w:p>
+      <w:pPr>
+        <w:ind w:left="1049"/>
+        <w:rPr>
+          <w:rFonts w:ascii="Times New Roman" w:hAnsi="Times New Roman" w:cs="Times New Roman"/>
+          <w:b/>
+          <w:bCs/>
+          <w:sz w:val="28"/>
+          <w:szCs w:val="28"/>
+          <w:lang w:val="kk-KZ"/>
+        </w:rPr>
+      </w:pPr>
+      <w:r>
+        <w:rPr>
+          <w:rFonts w:ascii="Times New Roman" w:hAnsi="Times New Roman" w:cs="Times New Roman"/>
+          <w:b/>
+          <w:bCs/>
+          <w:noProof/>
+          <w:sz w:val="28"/>
+          <w:szCs w:val="28"/>
+          <w:lang w:val="en-US"/>
+        </w:rPr>
+        <w:drawing>
+          <wp:inline distT="0" distB="0" distL="0" distR="0" wp14:anchorId="3D82255E" wp14:editId="7DC485AD">
+            <wp:extent cx="4873451" cy="2388825"/>
+            <wp:effectExtent l="0" t="0" r="3810" b="0"/>
+            <wp:docPr id="1514755930" name="Picture 37"/>
+            <wp:cNvGraphicFramePr>
+              <a:graphicFrameLocks xmlns:a="http://schemas.openxmlformats.org/drawingml/2006/main" noChangeAspect="1"/>
+            </wp:cNvGraphicFramePr>
+            <a:graphic xmlns:a="http://schemas.openxmlformats.org/drawingml/2006/main">
+              <a:graphicData uri="http://schemas.openxmlformats.org/drawingml/2006/picture">
+                <pic:pic xmlns:pic="http://schemas.openxmlformats.org/drawingml/2006/picture">
+                  <pic:nvPicPr>
+                    <pic:cNvPr id="1514755930" name="Picture 1514755930"/>
+                    <pic:cNvPicPr/>
+                  </pic:nvPicPr>
+                  <pic:blipFill>
+                    <a:blip r:embed="rId35" cstate="print">
+                      <a:extLst>
+                        <a:ext uri="{28A0092B-C50C-407E-A947-70E740481C1C}">
+                          <a14:useLocalDpi xmlns:a14="http://schemas.microsoft.com/office/drawing/2010/main" val="0"/>
+                        </a:ext>
+                      </a:extLst>
+                    </a:blip>
+                    <a:stretch>
+                      <a:fillRect/>
+                    </a:stretch>
+                  </pic:blipFill>
+                  <pic:spPr>
+                    <a:xfrm>
+                      <a:off x="0" y="0"/>
+                      <a:ext cx="4890174" cy="2397022"/>
+                    </a:xfrm>
+                    <a:prstGeom prst="rect">
+                      <a:avLst/>
+                    </a:prstGeom>
+                  </pic:spPr>
+                </pic:pic>
+              </a:graphicData>
+            </a:graphic>
+          </wp:inline>
+        </w:drawing>
+      </w:r>
+    </w:p>
+    <w:p>
+      <w:pPr>
+        <w:jc w:val="center"/>
+        <w:rPr>
+          <w:rFonts w:ascii="Times New Roman" w:hAnsi="Times New Roman" w:cs="Times New Roman"/>
+          <w:b/>
+          <w:bCs/>
+          <w:sz w:val="28"/>
+          <w:szCs w:val="28"/>
+        </w:rPr>
+      </w:pPr>
+      <w:r>
+        <w:rPr>
+          <w:rFonts w:ascii="Times New Roman" w:hAnsi="Times New Roman" w:cs="Times New Roman"/>
+          <w:b/>
+          <w:bCs/>
+          <w:sz w:val="28"/>
+          <w:szCs w:val="28"/>
+          <w:lang w:val="en-US"/>
+        </w:rPr>
+        <w:t>10</w:t>
+      </w:r>
+      <w:r>
+        <w:rPr>
+          <w:rFonts w:ascii="Times New Roman" w:hAnsi="Times New Roman" w:cs="Times New Roman"/>
+          <w:b/>
+          <w:bCs/>
+          <w:sz w:val="28"/>
+          <w:szCs w:val="28"/>
+        </w:rPr>
+        <w:t>.1</w:t>
+      </w:r>
+      <w:r>
+        <w:rPr>
+          <w:rFonts w:ascii="Times New Roman" w:hAnsi="Times New Roman" w:cs="Times New Roman"/>
+          <w:b/>
+          <w:bCs/>
+          <w:sz w:val="28"/>
+          <w:szCs w:val="28"/>
+        </w:rPr>
+        <w:t xml:space="preserve"> </w:t>
+      </w:r>
+      <w:r>
+        <w:rPr>
+          <w:rFonts w:ascii="Times New Roman" w:hAnsi="Times New Roman" w:cs="Times New Roman"/>
+          <w:b/>
+          <w:bCs/>
+          <w:sz w:val="28"/>
+          <w:szCs w:val="28"/>
+          <w:lang w:val="kk-KZ"/>
+        </w:rPr>
+        <w:t>сурет</w:t>
+      </w:r>
+      <w:r>
+        <w:rPr>
+          <w:rFonts w:ascii="Times New Roman" w:hAnsi="Times New Roman" w:cs="Times New Roman"/>
+          <w:b/>
+          <w:bCs/>
+          <w:sz w:val="28"/>
+          <w:szCs w:val="28"/>
+        </w:rPr>
+        <w:t xml:space="preserve"> – Сервердің қашықтағы қоймасы</w:t>
+      </w:r>
+    </w:p>
+    <w:p>
+      <w:pPr>
+        <w:rPr>
+          <w:rFonts w:ascii="Times New Roman" w:hAnsi="Times New Roman" w:cs="Times New Roman"/>
+          <w:b/>
+          <w:bCs/>
+          <w:sz w:val="28"/>
+          <w:szCs w:val="28"/>
+          <w:lang w:val="kk-KZ"/>
+        </w:rPr>
+      </w:pPr>
+    </w:p>
+    <w:p>
+      <w:pPr>
+        <w:ind w:left="1049"/>
+        <w:rPr>
+          <w:rFonts w:ascii="Times New Roman" w:hAnsi="Times New Roman" w:cs="Times New Roman"/>
+          <w:b/>
+          <w:bCs/>
+          <w:sz w:val="28"/>
+          <w:szCs w:val="28"/>
+          <w:lang w:val="en-US"/>
+        </w:rPr>
+      </w:pPr>
+    </w:p>
+    <w:p>
+      <w:pPr>
+        <w:jc w:val="center"/>
+        <w:rPr>
+          <w:rFonts w:ascii="Times New Roman" w:hAnsi="Times New Roman" w:cs="Times New Roman"/>
+          <w:b/>
+          <w:bCs/>
+          <w:sz w:val="28"/>
+          <w:szCs w:val="28"/>
+          <w:lang w:val="kk-KZ"/>
+        </w:rPr>
+      </w:pPr>
+      <w:r>
+        <w:rPr>
+          <w:rFonts w:ascii="Times New Roman" w:hAnsi="Times New Roman" w:cs="Times New Roman"/>
+          <w:b/>
+          <w:bCs/>
+          <w:noProof/>
+          <w:sz w:val="28"/>
+          <w:szCs w:val="28"/>
+          <w:lang w:val="kk-KZ"/>
+        </w:rPr>
+        <w:lastRenderedPageBreak/>
+        <w:drawing>
+          <wp:inline distT="0" distB="0" distL="0" distR="0" wp14:anchorId="2248AC1A" wp14:editId="5F66973A">
+            <wp:extent cx="4953493" cy="3004457"/>
+            <wp:effectExtent l="0" t="0" r="0" b="5715"/>
+            <wp:docPr id="1499543816" name="Picture 38"/>
+            <wp:cNvGraphicFramePr>
+              <a:graphicFrameLocks xmlns:a="http://schemas.openxmlformats.org/drawingml/2006/main" noChangeAspect="1"/>
+            </wp:cNvGraphicFramePr>
+            <a:graphic xmlns:a="http://schemas.openxmlformats.org/drawingml/2006/main">
+              <a:graphicData uri="http://schemas.openxmlformats.org/drawingml/2006/picture">
+                <pic:pic xmlns:pic="http://schemas.openxmlformats.org/drawingml/2006/picture">
+                  <pic:nvPicPr>
+                    <pic:cNvPr id="1499543816" name="Picture 1499543816"/>
+                    <pic:cNvPicPr/>
+                  </pic:nvPicPr>
+                  <pic:blipFill>
+                    <a:blip r:embed="rId36" cstate="print">
+                      <a:extLst>
+                        <a:ext uri="{28A0092B-C50C-407E-A947-70E740481C1C}">
+                          <a14:useLocalDpi xmlns:a14="http://schemas.microsoft.com/office/drawing/2010/main" val="0"/>
+                        </a:ext>
+                      </a:extLst>
+                    </a:blip>
+                    <a:stretch>
+                      <a:fillRect/>
+                    </a:stretch>
+                  </pic:blipFill>
+                  <pic:spPr>
+                    <a:xfrm>
+                      <a:off x="0" y="0"/>
+                      <a:ext cx="4980679" cy="3020946"/>
+                    </a:xfrm>
+                    <a:prstGeom prst="rect">
+                      <a:avLst/>
+                    </a:prstGeom>
+                  </pic:spPr>
+                </pic:pic>
+              </a:graphicData>
+            </a:graphic>
+          </wp:inline>
+        </w:drawing>
+      </w:r>
+    </w:p>
+    <w:p>
+      <w:pPr>
+        <w:jc w:val="center"/>
+        <w:rPr>
+          <w:rFonts w:ascii="Times New Roman" w:hAnsi="Times New Roman" w:cs="Times New Roman"/>
+          <w:b/>
+          <w:bCs/>
+          <w:sz w:val="28"/>
+          <w:szCs w:val="28"/>
+          <w:lang w:val="kk-KZ"/>
+        </w:rPr>
+      </w:pPr>
+      <w:r>
+        <w:rPr>
+          <w:rFonts w:ascii="Times New Roman" w:hAnsi="Times New Roman" w:cs="Times New Roman"/>
+          <w:b/>
+          <w:bCs/>
+          <w:sz w:val="28"/>
+          <w:szCs w:val="28"/>
+          <w:lang w:val="kk-KZ"/>
+        </w:rPr>
+        <w:t xml:space="preserve">11.1 </w:t>
+      </w:r>
+      <w:r>
+        <w:rPr>
+          <w:rFonts w:ascii="Times New Roman" w:hAnsi="Times New Roman" w:cs="Times New Roman"/>
+          <w:b/>
+          <w:bCs/>
+          <w:sz w:val="28"/>
+          <w:szCs w:val="28"/>
+          <w:lang w:val="kk-KZ"/>
+        </w:rPr>
+        <w:t xml:space="preserve">сурет </w:t>
+      </w:r>
+      <w:r>
+        <w:rPr>
+          <w:rFonts w:ascii="Times New Roman" w:hAnsi="Times New Roman" w:cs="Times New Roman"/>
+          <w:b/>
+          <w:bCs/>
+          <w:sz w:val="28"/>
+          <w:szCs w:val="28"/>
+          <w:lang w:val="kk-KZ"/>
+        </w:rPr>
+        <w:t xml:space="preserve">– </w:t>
+      </w:r>
+      <w:proofErr w:type="spellStart"/>
+      <w:r>
+        <w:rPr>
+          <w:rFonts w:ascii="Times New Roman" w:hAnsi="Times New Roman" w:cs="Times New Roman"/>
+          <w:b/>
+          <w:bCs/>
+          <w:sz w:val="28"/>
+          <w:szCs w:val="28"/>
+          <w:lang w:val="kk-KZ"/>
+        </w:rPr>
+        <w:t>Postman</w:t>
+      </w:r>
+      <w:proofErr w:type="spellEnd"/>
+      <w:r>
+        <w:rPr>
+          <w:rFonts w:ascii="Times New Roman" w:hAnsi="Times New Roman" w:cs="Times New Roman"/>
+          <w:b/>
+          <w:bCs/>
+          <w:sz w:val="28"/>
+          <w:szCs w:val="28"/>
+          <w:lang w:val="kk-KZ"/>
+        </w:rPr>
+        <w:t xml:space="preserve"> API </w:t>
+      </w:r>
+      <w:r>
+        <w:rPr>
+          <w:rFonts w:ascii="Times New Roman" w:hAnsi="Times New Roman" w:cs="Times New Roman"/>
+          <w:b/>
+          <w:bCs/>
+          <w:sz w:val="28"/>
+          <w:szCs w:val="28"/>
+          <w:lang w:val="kk-KZ"/>
+        </w:rPr>
+        <w:t>кілтті тексеру</w:t>
+      </w:r>
+    </w:p>
+    <w:p>
+      <w:pPr>
+        <w:jc w:val="center"/>
+        <w:rPr>
+          <w:rFonts w:ascii="Times New Roman" w:hAnsi="Times New Roman" w:cs="Times New Roman"/>
+          <w:b/>
+          <w:bCs/>
+          <w:sz w:val="28"/>
+          <w:szCs w:val="28"/>
+          <w:lang w:val="kk-KZ"/>
+        </w:rPr>
+      </w:pPr>
+      <w:r>
+        <w:rPr>
+          <w:rFonts w:ascii="Times New Roman" w:hAnsi="Times New Roman" w:cs="Times New Roman"/>
+          <w:b/>
+          <w:bCs/>
+          <w:sz w:val="28"/>
+          <w:szCs w:val="28"/>
+          <w:lang w:val="kk-KZ"/>
+        </w:rPr>
         <w:br w:type="page"/>
       </w:r>
     </w:p>
@@ -23442,15 +26766,316 @@
     </w:p>
     <w:p>
       <w:pPr>
-        <w:rPr>
-          <w:rFonts w:ascii="Times New Roman" w:hAnsi="Times New Roman" w:cs="Times New Roman"/>
-          <w:b/>
-          <w:bCs/>
-          <w:sz w:val="28"/>
-          <w:szCs w:val="28"/>
-          <w:lang w:val="kk-KZ"/>
-        </w:rPr>
-      </w:pPr>
+        <w:ind w:firstLine="720"/>
+        <w:rPr>
+          <w:rFonts w:ascii="Times New Roman" w:hAnsi="Times New Roman" w:cs="Times New Roman"/>
+          <w:sz w:val="28"/>
+          <w:szCs w:val="28"/>
+          <w:lang w:val="kk-KZ"/>
+        </w:rPr>
+      </w:pPr>
+      <w:proofErr w:type="spellStart"/>
+      <w:r>
+        <w:rPr>
+          <w:rFonts w:ascii="Times New Roman" w:hAnsi="Times New Roman" w:cs="Times New Roman"/>
+          <w:sz w:val="28"/>
+          <w:szCs w:val="28"/>
+          <w:lang w:val="kk-KZ"/>
+        </w:rPr>
+        <w:t>BookSwapAI</w:t>
+      </w:r>
+      <w:proofErr w:type="spellEnd"/>
+      <w:r>
+        <w:rPr>
+          <w:rFonts w:ascii="Times New Roman" w:hAnsi="Times New Roman" w:cs="Times New Roman"/>
+          <w:sz w:val="28"/>
+          <w:szCs w:val="28"/>
+          <w:lang w:val="kk-KZ"/>
+        </w:rPr>
+        <w:t xml:space="preserve"> қосымшасын әзірлеу технология мен білімнің қиылысындағы өзекті және сұранысқа ие шешім болып табылады. Ресурстарды бөлісуге арналған цифрлық платформаларға сұраныстың артуы жағдайында, әсіресе кітап секторында, бұл қолданба ыңғайлы құрал ғана емес, сонымен қатар экологиялық таза және интеллектуалды тұтыну үлгісінің бір бөлігіне айнал</w:t>
+      </w:r>
+      <w:r>
+        <w:rPr>
+          <w:rFonts w:ascii="Times New Roman" w:hAnsi="Times New Roman" w:cs="Times New Roman"/>
+          <w:sz w:val="28"/>
+          <w:szCs w:val="28"/>
+          <w:lang w:val="kk-KZ"/>
+        </w:rPr>
+        <w:t>ады</w:t>
+      </w:r>
+      <w:r>
+        <w:rPr>
+          <w:rFonts w:ascii="Times New Roman" w:hAnsi="Times New Roman" w:cs="Times New Roman"/>
+          <w:sz w:val="28"/>
+          <w:szCs w:val="28"/>
+          <w:lang w:val="kk-KZ"/>
+        </w:rPr>
+        <w:t>.</w:t>
+      </w:r>
+    </w:p>
+    <w:p>
+      <w:pPr>
+        <w:ind w:firstLine="720"/>
+        <w:rPr>
+          <w:rFonts w:ascii="Times New Roman" w:hAnsi="Times New Roman" w:cs="Times New Roman"/>
+          <w:sz w:val="28"/>
+          <w:szCs w:val="28"/>
+          <w:lang w:val="kk-KZ"/>
+        </w:rPr>
+      </w:pPr>
+      <w:r>
+        <w:rPr>
+          <w:rFonts w:ascii="Times New Roman" w:hAnsi="Times New Roman" w:cs="Times New Roman"/>
+          <w:sz w:val="28"/>
+          <w:szCs w:val="28"/>
+          <w:lang w:val="kk-KZ"/>
+        </w:rPr>
+        <w:t xml:space="preserve">Жасанды интеллект интеграциясы </w:t>
+      </w:r>
+      <w:proofErr w:type="spellStart"/>
+      <w:r>
+        <w:rPr>
+          <w:rFonts w:ascii="Times New Roman" w:hAnsi="Times New Roman" w:cs="Times New Roman"/>
+          <w:sz w:val="28"/>
+          <w:szCs w:val="28"/>
+          <w:lang w:val="kk-KZ"/>
+        </w:rPr>
+        <w:t>жекелендірілген</w:t>
+      </w:r>
+      <w:proofErr w:type="spellEnd"/>
+      <w:r>
+        <w:rPr>
+          <w:rFonts w:ascii="Times New Roman" w:hAnsi="Times New Roman" w:cs="Times New Roman"/>
+          <w:sz w:val="28"/>
+          <w:szCs w:val="28"/>
+          <w:lang w:val="kk-KZ"/>
+        </w:rPr>
+        <w:t xml:space="preserve"> ұсыныстарды жүзеге асыруға мүмкіндік береді, бұл пайдаланушы үшін қызмет құнын айтарлықтай арттырады. AI алгоритмдері пайдаланушының қызығушылықтарын, мінез-құлқын және тарихын талдап, бөлісуге немесе оқуға ең қолайлы кітаптарды ұсынады. Бұл кәдімгі алмасуды саналы және мақсатты процеске айналдырады.</w:t>
+      </w:r>
+    </w:p>
+    <w:p>
+      <w:pPr>
+        <w:ind w:firstLine="720"/>
+        <w:rPr>
+          <w:rFonts w:ascii="Times New Roman" w:hAnsi="Times New Roman" w:cs="Times New Roman"/>
+          <w:sz w:val="28"/>
+          <w:szCs w:val="28"/>
+          <w:lang w:val="kk-KZ"/>
+        </w:rPr>
+      </w:pPr>
+      <w:proofErr w:type="spellStart"/>
+      <w:r>
+        <w:rPr>
+          <w:rFonts w:ascii="Times New Roman" w:hAnsi="Times New Roman" w:cs="Times New Roman"/>
+          <w:sz w:val="28"/>
+          <w:szCs w:val="28"/>
+          <w:lang w:val="kk-KZ"/>
+        </w:rPr>
+        <w:t>Flutter</w:t>
+      </w:r>
+      <w:proofErr w:type="spellEnd"/>
+      <w:r>
+        <w:rPr>
+          <w:rFonts w:ascii="Times New Roman" w:hAnsi="Times New Roman" w:cs="Times New Roman"/>
+          <w:sz w:val="28"/>
+          <w:szCs w:val="28"/>
+          <w:lang w:val="kk-KZ"/>
+        </w:rPr>
+        <w:t xml:space="preserve"> + </w:t>
+      </w:r>
+      <w:proofErr w:type="spellStart"/>
+      <w:r>
+        <w:rPr>
+          <w:rFonts w:ascii="Times New Roman" w:hAnsi="Times New Roman" w:cs="Times New Roman"/>
+          <w:sz w:val="28"/>
+          <w:szCs w:val="28"/>
+          <w:lang w:val="kk-KZ"/>
+        </w:rPr>
+        <w:t>Django</w:t>
+      </w:r>
+      <w:proofErr w:type="spellEnd"/>
+      <w:r>
+        <w:rPr>
+          <w:rFonts w:ascii="Times New Roman" w:hAnsi="Times New Roman" w:cs="Times New Roman"/>
+          <w:sz w:val="28"/>
+          <w:szCs w:val="28"/>
+          <w:lang w:val="kk-KZ"/>
+        </w:rPr>
+        <w:t xml:space="preserve"> + </w:t>
+      </w:r>
+      <w:proofErr w:type="spellStart"/>
+      <w:r>
+        <w:rPr>
+          <w:rFonts w:ascii="Times New Roman" w:hAnsi="Times New Roman" w:cs="Times New Roman"/>
+          <w:sz w:val="28"/>
+          <w:szCs w:val="28"/>
+          <w:lang w:val="kk-KZ"/>
+        </w:rPr>
+        <w:t>PostgreSQL</w:t>
+      </w:r>
+      <w:proofErr w:type="spellEnd"/>
+      <w:r>
+        <w:rPr>
+          <w:rFonts w:ascii="Times New Roman" w:hAnsi="Times New Roman" w:cs="Times New Roman"/>
+          <w:sz w:val="28"/>
+          <w:szCs w:val="28"/>
+          <w:lang w:val="kk-KZ"/>
+        </w:rPr>
+        <w:t xml:space="preserve"> технология</w:t>
+      </w:r>
+      <w:r>
+        <w:rPr>
+          <w:rFonts w:ascii="Times New Roman" w:hAnsi="Times New Roman" w:cs="Times New Roman"/>
+          <w:sz w:val="28"/>
+          <w:szCs w:val="28"/>
+          <w:lang w:val="kk-KZ"/>
+        </w:rPr>
+        <w:t>ларын</w:t>
+      </w:r>
+      <w:r>
+        <w:rPr>
+          <w:rFonts w:ascii="Times New Roman" w:hAnsi="Times New Roman" w:cs="Times New Roman"/>
+          <w:sz w:val="28"/>
+          <w:szCs w:val="28"/>
+          <w:lang w:val="kk-KZ"/>
+        </w:rPr>
+        <w:t xml:space="preserve"> пайдалану тұрақты, масштабталатын және икемді архитектураны қамтамасыз етеді. Бұл көптеген пайдаланушыларға қызмет көрсетуге, өзгерістерге тез жауап беруге және жаңа талаптарға бейімделуге мүмкіндік береді. Кросс-платформалық мобильді әзірлеуге қолдау көрсету және қуатты сервер логикасы клиент пен сервер арасындағы жоғары сапалы өзара әрекеттесу арқылы сенімді қызметті құруға мүмкіндік береді.</w:t>
+      </w:r>
+    </w:p>
+    <w:p>
+      <w:pPr>
+        <w:rPr>
+          <w:rFonts w:ascii="Times New Roman" w:hAnsi="Times New Roman" w:cs="Times New Roman"/>
+          <w:sz w:val="28"/>
+          <w:szCs w:val="28"/>
+          <w:lang w:val="kk-KZ"/>
+        </w:rPr>
+      </w:pPr>
+      <w:r>
+        <w:rPr>
+          <w:rFonts w:ascii="Times New Roman" w:hAnsi="Times New Roman" w:cs="Times New Roman"/>
+          <w:sz w:val="28"/>
+          <w:szCs w:val="28"/>
+          <w:lang w:val="kk-KZ"/>
+        </w:rPr>
+        <w:t xml:space="preserve">Нәтижесінде </w:t>
+      </w:r>
+      <w:proofErr w:type="spellStart"/>
+      <w:r>
+        <w:rPr>
+          <w:rFonts w:ascii="Times New Roman" w:hAnsi="Times New Roman" w:cs="Times New Roman"/>
+          <w:sz w:val="28"/>
+          <w:szCs w:val="28"/>
+          <w:lang w:val="kk-KZ"/>
+        </w:rPr>
+        <w:t>BookSwapAI</w:t>
+      </w:r>
+      <w:proofErr w:type="spellEnd"/>
+      <w:r>
+        <w:rPr>
+          <w:rFonts w:ascii="Times New Roman" w:hAnsi="Times New Roman" w:cs="Times New Roman"/>
+          <w:sz w:val="28"/>
+          <w:szCs w:val="28"/>
+          <w:lang w:val="kk-KZ"/>
+        </w:rPr>
+        <w:t xml:space="preserve"> бірден бірнеше мәселені шешеді:</w:t>
+      </w:r>
+    </w:p>
+    <w:p>
+      <w:pPr>
+        <w:rPr>
+          <w:rFonts w:ascii="Times New Roman" w:hAnsi="Times New Roman" w:cs="Times New Roman"/>
+          <w:sz w:val="28"/>
+          <w:szCs w:val="28"/>
+          <w:lang w:val="kk-KZ"/>
+        </w:rPr>
+      </w:pPr>
+      <w:r>
+        <w:rPr>
+          <w:rFonts w:ascii="Times New Roman" w:hAnsi="Times New Roman" w:cs="Times New Roman"/>
+          <w:sz w:val="28"/>
+          <w:szCs w:val="28"/>
+          <w:lang w:val="kk-KZ"/>
+        </w:rPr>
+        <w:t>– кітаптарға қол жеткізудегі кедергілерді азайтады;</w:t>
+      </w:r>
+    </w:p>
+    <w:p>
+      <w:pPr>
+        <w:rPr>
+          <w:rFonts w:ascii="Times New Roman" w:hAnsi="Times New Roman" w:cs="Times New Roman"/>
+          <w:sz w:val="28"/>
+          <w:szCs w:val="28"/>
+          <w:lang w:val="kk-KZ"/>
+        </w:rPr>
+      </w:pPr>
+      <w:r>
+        <w:rPr>
+          <w:rFonts w:ascii="Times New Roman" w:hAnsi="Times New Roman" w:cs="Times New Roman"/>
+          <w:sz w:val="28"/>
+          <w:szCs w:val="28"/>
+          <w:lang w:val="kk-KZ"/>
+        </w:rPr>
+        <w:t>– саналы тұтынуды және қайта өңдеуді ынталандырады;</w:t>
+      </w:r>
+    </w:p>
+    <w:p>
+      <w:pPr>
+        <w:rPr>
+          <w:rFonts w:ascii="Times New Roman" w:hAnsi="Times New Roman" w:cs="Times New Roman"/>
+          <w:sz w:val="28"/>
+          <w:szCs w:val="28"/>
+          <w:lang w:val="kk-KZ"/>
+        </w:rPr>
+      </w:pPr>
+      <w:r>
+        <w:rPr>
+          <w:rFonts w:ascii="Times New Roman" w:hAnsi="Times New Roman" w:cs="Times New Roman"/>
+          <w:sz w:val="28"/>
+          <w:szCs w:val="28"/>
+          <w:lang w:val="kk-KZ"/>
+        </w:rPr>
+        <w:t>– ортақ мүдделер негізінде пайдаланушыларды біріктіреді;</w:t>
+      </w:r>
+    </w:p>
+    <w:p>
+      <w:pPr>
+        <w:rPr>
+          <w:rFonts w:ascii="Times New Roman" w:hAnsi="Times New Roman" w:cs="Times New Roman"/>
+          <w:sz w:val="28"/>
+          <w:szCs w:val="28"/>
+          <w:lang w:val="kk-KZ"/>
+        </w:rPr>
+      </w:pPr>
+      <w:r>
+        <w:rPr>
+          <w:rFonts w:ascii="Times New Roman" w:hAnsi="Times New Roman" w:cs="Times New Roman"/>
+          <w:sz w:val="28"/>
+          <w:szCs w:val="28"/>
+          <w:lang w:val="kk-KZ"/>
+        </w:rPr>
+        <w:t xml:space="preserve">Осылайша, </w:t>
+      </w:r>
+      <w:proofErr w:type="spellStart"/>
+      <w:r>
+        <w:rPr>
+          <w:rFonts w:ascii="Times New Roman" w:hAnsi="Times New Roman" w:cs="Times New Roman"/>
+          <w:sz w:val="28"/>
+          <w:szCs w:val="28"/>
+          <w:lang w:val="kk-KZ"/>
+        </w:rPr>
+        <w:t>BookSwapAI</w:t>
+      </w:r>
+      <w:proofErr w:type="spellEnd"/>
+      <w:r>
+        <w:rPr>
+          <w:rFonts w:ascii="Times New Roman" w:hAnsi="Times New Roman" w:cs="Times New Roman"/>
+          <w:sz w:val="28"/>
+          <w:szCs w:val="28"/>
+          <w:lang w:val="kk-KZ"/>
+        </w:rPr>
+        <w:t xml:space="preserve"> - бұл жай қолданба емес, технология қоғам игілігі үшін жұмыс істейтін ақылды білім алмасу экожүйесіне жасалған қадам.</w:t>
+      </w:r>
     </w:p>
     <w:p>
       <w:pPr>
@@ -23496,7 +27121,7 @@
           <w:bCs/>
           <w:sz w:val="28"/>
           <w:szCs w:val="28"/>
-          <w:lang w:val="en-US"/>
+          <w:lang w:val="kk-KZ"/>
         </w:rPr>
       </w:pPr>
       <w:r>
@@ -23551,7 +27176,7 @@
         </w:rPr>
         <w:t xml:space="preserve"> ресми сайты -  </w:t>
       </w:r>
-      <w:hyperlink r:id="rId28" w:history="1">
+      <w:hyperlink r:id="rId37" w:history="1">
         <w:r>
           <w:rPr>
             <w:rStyle w:val="Hyperlink"/>
@@ -23604,7 +27229,7 @@
         </w:rPr>
         <w:t xml:space="preserve"> ресми сайты  - </w:t>
       </w:r>
-      <w:hyperlink r:id="rId29" w:history="1">
+      <w:hyperlink r:id="rId38" w:history="1">
         <w:r>
           <w:rPr>
             <w:rStyle w:val="Hyperlink"/>
@@ -23679,7 +27304,7 @@
         </w:rPr>
         <w:t xml:space="preserve"> сайты </w:t>
       </w:r>
-      <w:hyperlink r:id="rId30" w:history="1">
+      <w:hyperlink r:id="rId39" w:history="1">
         <w:r>
           <w:rPr>
             <w:rStyle w:val="Hyperlink"/>
@@ -23732,7 +27357,7 @@
         </w:rPr>
         <w:t xml:space="preserve"> ресми сайты  - </w:t>
       </w:r>
-      <w:hyperlink r:id="rId31" w:history="1">
+      <w:hyperlink r:id="rId40" w:history="1">
         <w:r>
           <w:rPr>
             <w:rStyle w:val="Hyperlink"/>
@@ -23755,7 +27380,7 @@
         </w:rPr>
         <w:t xml:space="preserve">, </w:t>
       </w:r>
-      <w:hyperlink r:id="rId32" w:history="1">
+      <w:hyperlink r:id="rId41" w:history="1">
         <w:r>
           <w:rPr>
             <w:rStyle w:val="Hyperlink"/>
@@ -23824,7 +27449,7 @@
         </w:rPr>
         <w:t xml:space="preserve">- </w:t>
       </w:r>
-      <w:hyperlink r:id="rId33" w:history="1">
+      <w:hyperlink r:id="rId42" w:history="1">
         <w:r>
           <w:rPr>
             <w:rStyle w:val="Hyperlink"/>
@@ -23894,7 +27519,7 @@
         </w:rPr>
         <w:t xml:space="preserve"> - </w:t>
       </w:r>
-      <w:hyperlink r:id="rId34" w:history="1">
+      <w:hyperlink r:id="rId43" w:history="1">
         <w:r>
           <w:rPr>
             <w:rStyle w:val="Hyperlink"/>
@@ -24005,7 +27630,7 @@
         </w:rPr>
         <w:t xml:space="preserve">- </w:t>
       </w:r>
-      <w:hyperlink r:id="rId35" w:history="1">
+      <w:hyperlink r:id="rId44" w:history="1">
         <w:r>
           <w:rPr>
             <w:rStyle w:val="Hyperlink"/>
@@ -24115,7 +27740,7 @@
         </w:rPr>
         <w:t xml:space="preserve"> -  </w:t>
       </w:r>
-      <w:hyperlink r:id="rId36" w:history="1">
+      <w:hyperlink r:id="rId45" w:history="1">
         <w:r>
           <w:rPr>
             <w:rStyle w:val="Hyperlink"/>
@@ -24564,15 +28189,189 @@
         </w:rPr>
         <w:t>Техникалық тапсырма</w:t>
       </w:r>
-      <w:r>
-        <w:rPr>
-          <w:rFonts w:ascii="Times New Roman" w:hAnsi="Times New Roman" w:cs="Times New Roman"/>
-          <w:sz w:val="28"/>
-          <w:szCs w:val="28"/>
-          <w:lang w:val="kk-KZ"/>
-        </w:rPr>
-        <w:br/>
-      </w:r>
+    </w:p>
+    <w:p>
+      <w:pPr>
+        <w:rPr>
+          <w:rFonts w:ascii="Times New Roman" w:hAnsi="Times New Roman" w:cs="Times New Roman"/>
+          <w:sz w:val="28"/>
+          <w:szCs w:val="28"/>
+          <w:lang w:val="kk-KZ"/>
+        </w:rPr>
+      </w:pPr>
+      <w:r>
+        <w:rPr>
+          <w:rFonts w:ascii="Times New Roman" w:hAnsi="Times New Roman" w:cs="Times New Roman"/>
+          <w:sz w:val="28"/>
+          <w:szCs w:val="28"/>
+          <w:lang w:val="en-US"/>
+        </w:rPr>
+        <w:t>A</w:t>
+      </w:r>
+      <w:r>
+        <w:rPr>
+          <w:rFonts w:ascii="Times New Roman" w:hAnsi="Times New Roman" w:cs="Times New Roman"/>
+          <w:sz w:val="28"/>
+          <w:szCs w:val="28"/>
+          <w:lang w:val="ru-RU"/>
+        </w:rPr>
+        <w:t xml:space="preserve">.1.1 </w:t>
+      </w:r>
+      <w:r>
+        <w:rPr>
+          <w:rFonts w:ascii="Times New Roman" w:hAnsi="Times New Roman" w:cs="Times New Roman"/>
+          <w:sz w:val="28"/>
+          <w:szCs w:val="28"/>
+          <w:lang w:val="kk-KZ"/>
+        </w:rPr>
+        <w:t>Техникалық</w:t>
+      </w:r>
+    </w:p>
+    <w:p>
+      <w:pPr>
+        <w:rPr>
+          <w:rFonts w:ascii="Times New Roman" w:hAnsi="Times New Roman" w:cs="Times New Roman"/>
+          <w:sz w:val="28"/>
+          <w:szCs w:val="28"/>
+          <w:lang w:val="kk-KZ"/>
+        </w:rPr>
+      </w:pPr>
+      <w:r>
+        <w:rPr>
+          <w:rFonts w:ascii="Times New Roman" w:hAnsi="Times New Roman" w:cs="Times New Roman"/>
+          <w:sz w:val="28"/>
+          <w:szCs w:val="28"/>
+          <w:lang w:val="kk-KZ"/>
+        </w:rPr>
+        <w:t>A.1.</w:t>
+      </w:r>
+      <w:r>
+        <w:rPr>
+          <w:rFonts w:ascii="Times New Roman" w:hAnsi="Times New Roman" w:cs="Times New Roman"/>
+          <w:sz w:val="28"/>
+          <w:szCs w:val="28"/>
+          <w:lang w:val="ru-RU"/>
+        </w:rPr>
+        <w:t>2</w:t>
+      </w:r>
+      <w:r>
+        <w:rPr>
+          <w:rFonts w:ascii="Times New Roman" w:hAnsi="Times New Roman" w:cs="Times New Roman"/>
+          <w:sz w:val="28"/>
+          <w:szCs w:val="28"/>
+          <w:lang w:val="kk-KZ"/>
+        </w:rPr>
+        <w:t xml:space="preserve"> Даму негіздері</w:t>
+      </w:r>
+    </w:p>
+    <w:p>
+      <w:pPr>
+        <w:rPr>
+          <w:sz w:val="28"/>
+          <w:szCs w:val="28"/>
+          <w:lang w:val="kk-KZ"/>
+        </w:rPr>
+      </w:pPr>
+      <w:r>
+        <w:rPr>
+          <w:sz w:val="28"/>
+          <w:szCs w:val="28"/>
+          <w:lang w:val="kk-KZ"/>
+        </w:rPr>
+        <w:t>A.1.</w:t>
+      </w:r>
+      <w:r>
+        <w:rPr>
+          <w:sz w:val="28"/>
+          <w:szCs w:val="28"/>
+          <w:lang w:val="ru-RU"/>
+        </w:rPr>
+        <w:t>3</w:t>
+      </w:r>
+      <w:r>
+        <w:rPr>
+          <w:sz w:val="28"/>
+          <w:szCs w:val="28"/>
+          <w:lang w:val="kk-KZ"/>
+        </w:rPr>
+        <w:t xml:space="preserve"> Мақсат</w:t>
+      </w:r>
+    </w:p>
+    <w:p>
+      <w:pPr>
+        <w:rPr>
+          <w:rFonts w:ascii="Times New Roman" w:hAnsi="Times New Roman" w:cs="Times New Roman"/>
+          <w:sz w:val="28"/>
+          <w:szCs w:val="28"/>
+          <w:lang w:val="en-US"/>
+        </w:rPr>
+      </w:pPr>
+      <w:r>
+        <w:rPr>
+          <w:rFonts w:ascii="Times New Roman" w:hAnsi="Times New Roman" w:cs="Times New Roman"/>
+          <w:sz w:val="28"/>
+          <w:szCs w:val="28"/>
+          <w:lang w:val="en-US"/>
+        </w:rPr>
+        <w:t xml:space="preserve">A.1.4 </w:t>
+      </w:r>
+      <w:r>
+        <w:rPr>
+          <w:rFonts w:ascii="Times New Roman" w:hAnsi="Times New Roman" w:cs="Times New Roman"/>
+          <w:sz w:val="28"/>
+          <w:szCs w:val="28"/>
+          <w:lang w:val="kk-KZ"/>
+        </w:rPr>
+        <w:t>Өнімділікке қойылатын талаптар</w:t>
+      </w:r>
+    </w:p>
+    <w:p>
+      <w:pPr>
+        <w:rPr>
+          <w:rFonts w:ascii="Times New Roman" w:hAnsi="Times New Roman" w:cs="Times New Roman"/>
+          <w:sz w:val="28"/>
+          <w:szCs w:val="28"/>
+          <w:lang w:val="en-US"/>
+        </w:rPr>
+      </w:pPr>
+      <w:r>
+        <w:rPr>
+          <w:rFonts w:ascii="Times New Roman" w:hAnsi="Times New Roman" w:cs="Times New Roman"/>
+          <w:sz w:val="28"/>
+          <w:szCs w:val="28"/>
+          <w:lang w:val="en-US"/>
+        </w:rPr>
+        <w:t xml:space="preserve">A.1.5 </w:t>
+      </w:r>
+      <w:r>
+        <w:rPr>
+          <w:rFonts w:ascii="Times New Roman" w:hAnsi="Times New Roman" w:cs="Times New Roman"/>
+          <w:sz w:val="28"/>
+          <w:szCs w:val="28"/>
+          <w:lang w:val="kk-KZ"/>
+        </w:rPr>
+        <w:t>Сенімділік талаптары</w:t>
+      </w:r>
+    </w:p>
+    <w:p>
+      <w:pPr>
+        <w:rPr>
+          <w:rFonts w:ascii="Times New Roman" w:hAnsi="Times New Roman" w:cs="Times New Roman"/>
+          <w:sz w:val="28"/>
+          <w:szCs w:val="28"/>
+          <w:lang w:val="kk-KZ"/>
+        </w:rPr>
+      </w:pPr>
+    </w:p>
+    <w:p>
+      <w:pPr>
+        <w:rPr>
+          <w:rFonts w:ascii="Times New Roman" w:hAnsi="Times New Roman" w:cs="Times New Roman"/>
+          <w:sz w:val="28"/>
+          <w:szCs w:val="28"/>
+          <w:lang w:val="kk-KZ"/>
+        </w:rPr>
+      </w:pPr>
     </w:p>
     <w:p>
       <w:pPr>
@@ -24725,67 +28524,6 @@
 
 <file path=word/footer2.xml><?xml version="1.0" encoding="utf-8"?>
 <w:ftr xmlns:wpc="http://schemas.microsoft.com/office/word/2010/wordprocessingCanvas" xmlns:cx="http://schemas.microsoft.com/office/drawing/2014/chartex" xmlns:cx1="http://schemas.microsoft.com/office/drawing/2015/9/8/chartex" xmlns:cx2="http://schemas.microsoft.com/office/drawing/2015/10/21/chartex" xmlns:cx3="http://schemas.microsoft.com/office/drawing/2016/5/9/chartex" xmlns:cx4="http://schemas.microsoft.com/office/drawing/2016/5/10/chartex" xmlns:cx5="http://schemas.microsoft.com/office/drawing/2016/5/11/chartex" xmlns:cx6="http://schemas.microsoft.com/office/drawing/2016/5/12/chartex" xmlns:cx7="http://schemas.microsoft.com/office/drawing/2016/5/13/chartex" xmlns:cx8="http://schemas.microsoft.com/office/drawing/2016/5/14/chartex" xmlns:mc="http://schemas.openxmlformats.org/markup-compatibility/2006" xmlns:aink="http://schemas.microsoft.com/office/drawing/2016/ink" xmlns:am3d="http://schemas.microsoft.com/office/drawing/2017/model3d" xmlns:o="urn:schemas-microsoft-com:office:office" xmlns:oel="http://schemas.microsoft.com/office/2019/extlst" xmlns:r="http://schemas.openxmlformats.org/officeDocument/2006/relationships" xmlns:m="http://schemas.openxmlformats.org/officeDocument/2006/math" xmlns:v="urn:schemas-microsoft-com:vml" xmlns:wp14="http://schemas.microsoft.com/office/word/2010/wordprocessingDrawing" xmlns:wp="http://schemas.openxmlformats.org/drawingml/2006/wordprocessingDrawing" xmlns:w10="urn:schemas-microsoft-com:office:word" xmlns:w="http://schemas.openxmlformats.org/wordprocessingml/2006/main" xmlns:w14="http://schemas.microsoft.com/office/word/2010/wordml" xmlns:w15="http://schemas.microsoft.com/office/word/2012/wordml" xmlns:w16cex="http://schemas.microsoft.com/office/word/2018/wordml/cex" xmlns:w16cid="http://schemas.microsoft.com/office/word/2016/wordml/cid" xmlns:w16="http://schemas.microsoft.com/office/word/2018/wordml" xmlns:w16du="http://schemas.microsoft.com/office/word/2023/wordml/word16du" xmlns:w16sdtdh="http://schemas.microsoft.com/office/word/2020/wordml/sdtdatahash" xmlns:w16sdtfl="http://schemas.microsoft.com/office/word/2024/wordml/sdtformatlock" xmlns:w16se="http://schemas.microsoft.com/office/word/2015/wordml/symex" xmlns:wpg="http://schemas.microsoft.com/office/word/2010/wordprocessingGroup" xmlns:wpi="http://schemas.microsoft.com/office/word/2010/wordprocessingInk" xmlns:wne="http://schemas.microsoft.com/office/word/2006/wordml" xmlns:wps="http://schemas.microsoft.com/office/word/2010/wordprocessingShape" mc:Ignorable="w14 w15 w16se w16cid w16 w16cex w16sdtdh w16sdtfl w16du wp14">
-  <w:sdt>
-    <w:sdtPr>
-      <w:rPr>
-        <w:rStyle w:val="PageNumber"/>
-      </w:rPr>
-      <w:id w:val="1678074365"/>
-      <w:docPartObj>
-        <w:docPartGallery w:val="Page Numbers (Bottom of Page)"/>
-        <w:docPartUnique/>
-      </w:docPartObj>
-    </w:sdtPr>
-    <w:sdtContent>
-      <w:p>
-        <w:pPr>
-          <w:pStyle w:val="Footer"/>
-          <w:framePr w:wrap="none" w:vAnchor="text" w:hAnchor="margin" w:xAlign="center" w:y="1"/>
-          <w:rPr>
-            <w:rStyle w:val="PageNumber"/>
-          </w:rPr>
-        </w:pPr>
-        <w:r>
-          <w:rPr>
-            <w:rStyle w:val="PageNumber"/>
-          </w:rPr>
-          <w:fldChar w:fldCharType="begin"/>
-        </w:r>
-        <w:r>
-          <w:rPr>
-            <w:rStyle w:val="PageNumber"/>
-          </w:rPr>
-          <w:instrText xml:space="preserve"> PAGE </w:instrText>
-        </w:r>
-        <w:r>
-          <w:rPr>
-            <w:rStyle w:val="PageNumber"/>
-          </w:rPr>
-          <w:fldChar w:fldCharType="separate"/>
-        </w:r>
-        <w:r>
-          <w:rPr>
-            <w:rStyle w:val="PageNumber"/>
-            <w:noProof/>
-          </w:rPr>
-          <w:t>1</w:t>
-        </w:r>
-        <w:r>
-          <w:rPr>
-            <w:rStyle w:val="PageNumber"/>
-            <w:noProof/>
-          </w:rPr>
-          <w:t>2</w:t>
-        </w:r>
-        <w:r>
-          <w:rPr>
-            <w:rStyle w:val="PageNumber"/>
-          </w:rPr>
-          <w:fldChar w:fldCharType="end"/>
-        </w:r>
-      </w:p>
-    </w:sdtContent>
-  </w:sdt>
   <w:p>
     <w:pPr>
       <w:pStyle w:val="Footer"/>
@@ -26292,7 +30030,7 @@
   <w:style w:type="paragraph" w:default="1" w:styleId="Normal">
     <w:name w:val="Normal"/>
     <w:qFormat/>
-    <w:rsid w:val="00FD2ED1"/>
+    <w:rsid w:val="00CF2DC0"/>
   </w:style>
   <w:style w:type="paragraph" w:styleId="Heading1">
     <w:name w:val="heading 1"/>
